--- a/Kamerabasierte Gestenerkennung zur Steuerung eines virtuellen Orchesters (Masterarbeit Wegener).docx
+++ b/Kamerabasierte Gestenerkennung zur Steuerung eines virtuellen Orchesters (Masterarbeit Wegener).docx
@@ -162,14 +162,12 @@
           <w:lang w:val="en-US"/>
         </w:rPr>
       </w:pPr>
-      <w:proofErr w:type="spellStart"/>
       <w:r>
         <w:rPr>
           <w:lang w:val="en-US"/>
         </w:rPr>
         <w:t>Studiengang</w:t>
       </w:r>
-      <w:proofErr w:type="spellEnd"/>
       <w:r>
         <w:rPr>
           <w:lang w:val="en-US"/>
@@ -525,23 +523,7 @@
           <w:i/>
           <w:color w:val="FF0000"/>
         </w:rPr>
-        <w:t xml:space="preserve">Hinweise zur </w:t>
-      </w:r>
-      <w:proofErr w:type="spellStart"/>
-      <w:r>
-        <w:rPr>
-          <w:i/>
-          <w:color w:val="FF0000"/>
-        </w:rPr>
-        <w:t>Verendung</w:t>
-      </w:r>
-      <w:proofErr w:type="spellEnd"/>
-      <w:r>
-        <w:rPr>
-          <w:i/>
-          <w:color w:val="FF0000"/>
-        </w:rPr>
-        <w:t xml:space="preserve"> von MS-Word </w:t>
+        <w:t xml:space="preserve">Hinweise zur Verendung von MS-Word </w:t>
       </w:r>
       <w:r>
         <w:rPr>
@@ -784,15 +766,7 @@
         <w:sym w:font="Wingdings" w:char="F0E0"/>
       </w:r>
       <w:r>
-        <w:t xml:space="preserve"> „d. h.“ (wird erreicht mit „</w:t>
-      </w:r>
-      <w:proofErr w:type="spellStart"/>
-      <w:r>
-        <w:t>Umschalt</w:t>
-      </w:r>
-      <w:proofErr w:type="spellEnd"/>
-      <w:r>
-        <w:t>“ + „Steuerung“ + „Leertaste“).</w:t>
+        <w:t xml:space="preserve"> „d. h.“ (wird erreicht mit „Umschalt“ + „Steuerung“ + „Leertaste“).</w:t>
       </w:r>
     </w:p>
     <w:p>
@@ -809,15 +783,7 @@
         <w:t>Zahlen</w:t>
       </w:r>
       <w:r>
-        <w:t xml:space="preserve"> bis „zwölf“ werden im Regelfall </w:t>
-      </w:r>
-      <w:proofErr w:type="gramStart"/>
-      <w:r>
-        <w:t>ausgeschrieben</w:t>
-      </w:r>
-      <w:proofErr w:type="gramEnd"/>
-      <w:r>
-        <w:t xml:space="preserve"> wenn die Zahlen im Fließtext genannt werden.</w:t>
+        <w:t xml:space="preserve"> bis „zwölf“ werden im Regelfall ausgeschrieben wenn die Zahlen im Fließtext genannt werden.</w:t>
       </w:r>
     </w:p>
     <w:p>
@@ -3838,31 +3804,13 @@
       <w:r>
         <w:tab/>
       </w:r>
-      <w:proofErr w:type="spellStart"/>
       <w:r>
         <w:rPr>
           <w:rStyle w:val="Grundzenglisch"/>
           <w:lang w:val="de-DE"/>
         </w:rPr>
-        <w:t>dots</w:t>
-      </w:r>
-      <w:proofErr w:type="spellEnd"/>
-      <w:r>
-        <w:rPr>
-          <w:rStyle w:val="Grundzenglisch"/>
-          <w:lang w:val="de-DE"/>
-        </w:rPr>
-        <w:t xml:space="preserve"> per </w:t>
-      </w:r>
-      <w:proofErr w:type="spellStart"/>
-      <w:r>
-        <w:rPr>
-          <w:rStyle w:val="Grundzenglisch"/>
-          <w:lang w:val="de-DE"/>
-        </w:rPr>
-        <w:t>inch</w:t>
-      </w:r>
-      <w:proofErr w:type="spellEnd"/>
+        <w:t>dots per inch</w:t>
+      </w:r>
     </w:p>
     <w:p>
       <w:pPr>
@@ -3880,7 +3828,6 @@
       <w:pPr>
         <w:pStyle w:val="GrundtextEinrckung"/>
       </w:pPr>
-      <w:proofErr w:type="gramStart"/>
       <w:r>
         <w:t>FV</w:t>
       </w:r>
@@ -3888,17 +3835,14 @@
         <w:tab/>
         <w:t>Formatvorlage</w:t>
       </w:r>
-      <w:proofErr w:type="gramEnd"/>
     </w:p>
     <w:p>
       <w:pPr>
         <w:pStyle w:val="GrundtextEinrckung"/>
       </w:pPr>
-      <w:proofErr w:type="spellStart"/>
       <w:r>
         <w:t>GoM</w:t>
       </w:r>
-      <w:proofErr w:type="spellEnd"/>
       <w:r>
         <w:tab/>
         <w:t>Grundsätze ordnungsmäßiger Modellierung</w:t>
@@ -3969,11 +3913,9 @@
       <w:pPr>
         <w:pStyle w:val="GrundtextEinrckung"/>
       </w:pPr>
-      <w:proofErr w:type="spellStart"/>
       <w:r>
         <w:t>pt</w:t>
       </w:r>
-      <w:proofErr w:type="spellEnd"/>
       <w:r>
         <w:tab/>
         <w:t>Point</w:t>
@@ -4109,7 +4051,6 @@
       <w:pPr>
         <w:pStyle w:val="GrundtextEinrckung"/>
       </w:pPr>
-      <w:proofErr w:type="spellStart"/>
       <w:r>
         <w:t>r</w:t>
       </w:r>
@@ -4119,7 +4060,6 @@
         </w:rPr>
         <w:t>s</w:t>
       </w:r>
-      <w:proofErr w:type="spellEnd"/>
       <w:r>
         <w:tab/>
         <w:t>Abstand der Stufe s in cm vom Seitenrand</w:t>
@@ -4291,15 +4231,7 @@
         <w:sym w:font="Symbol" w:char="F0AE"/>
       </w:r>
       <w:r>
-        <w:t xml:space="preserve"> Format/Absatz/</w:t>
-      </w:r>
-      <w:proofErr w:type="spellStart"/>
-      <w:r>
-        <w:t>Textfluß</w:t>
-      </w:r>
-      <w:proofErr w:type="spellEnd"/>
-      <w:r>
-        <w:t>] die Option [Seitenwechsel oberhalb] deaktiviert wird.</w:t>
+        <w:t xml:space="preserve"> Format/Absatz/Textfluß] die Option [Seitenwechsel oberhalb] deaktiviert wird.</w:t>
       </w:r>
     </w:p>
     <w:p>
@@ -4557,32 +4489,14 @@
       <w:r>
         <w:t>Eine Geste ist eine Bewegung, welche der zwischenmenschlichen Kommunikation dient [</w:t>
       </w:r>
-      <w:proofErr w:type="spellStart"/>
-      <w:r>
-        <w:fldChar w:fldCharType="begin"/>
-      </w:r>
-      <w:r>
-        <w:instrText>HYPERLINK \l "wiki_gestik"</w:instrText>
-      </w:r>
-      <w:r>
-        <w:fldChar w:fldCharType="separate"/>
-      </w:r>
-      <w:r>
-        <w:rPr>
-          <w:rStyle w:val="Hyperlink"/>
-        </w:rPr>
-        <w:t>wiki</w:t>
-      </w:r>
-      <w:proofErr w:type="spellEnd"/>
-      <w:r>
-        <w:rPr>
-          <w:rStyle w:val="Hyperlink"/>
-        </w:rPr>
-        <w:t>., Gestik</w:t>
-      </w:r>
-      <w:r>
-        <w:fldChar w:fldCharType="end"/>
-      </w:r>
+      <w:hyperlink w:anchor="wiki_gestik" w:history="1">
+        <w:r>
+          <w:rPr>
+            <w:rStyle w:val="Hyperlink"/>
+          </w:rPr>
+          <w:t>wiki., Gestik</w:t>
+        </w:r>
+      </w:hyperlink>
       <w:r>
         <w:t>]</w:t>
       </w:r>
@@ -4652,55 +4566,7 @@
           <w:i/>
           <w:iCs/>
         </w:rPr>
-        <w:t>Human Pose-</w:t>
-      </w:r>
-      <w:proofErr w:type="spellStart"/>
-      <w:r>
-        <w:rPr>
-          <w:i/>
-          <w:iCs/>
-        </w:rPr>
-        <w:t>based</w:t>
-      </w:r>
-      <w:proofErr w:type="spellEnd"/>
-      <w:r>
-        <w:rPr>
-          <w:i/>
-          <w:iCs/>
-        </w:rPr>
-        <w:t xml:space="preserve"> </w:t>
-      </w:r>
-      <w:proofErr w:type="spellStart"/>
-      <w:r>
-        <w:rPr>
-          <w:i/>
-          <w:iCs/>
-        </w:rPr>
-        <w:t>Estimation</w:t>
-      </w:r>
-      <w:proofErr w:type="spellEnd"/>
-      <w:r>
-        <w:rPr>
-          <w:i/>
-          <w:iCs/>
-        </w:rPr>
-        <w:t xml:space="preserve">, Tracking and Action Recognition </w:t>
-      </w:r>
-      <w:proofErr w:type="spellStart"/>
-      <w:r>
-        <w:rPr>
-          <w:i/>
-          <w:iCs/>
-        </w:rPr>
-        <w:t>with</w:t>
-      </w:r>
-      <w:proofErr w:type="spellEnd"/>
-      <w:r>
-        <w:rPr>
-          <w:i/>
-          <w:iCs/>
-        </w:rPr>
-        <w:t xml:space="preserve"> Deep Learning: A Survey</w:t>
+        <w:t>Human Pose-based Estimation, Tracking and Action Recognition with Deep Learning: A Survey</w:t>
       </w:r>
       <w:r>
         <w:rPr>
@@ -4732,67 +4598,21 @@
       <w:r>
         <w:t xml:space="preserve"> drei Verfahren unterteilt: „</w:t>
       </w:r>
-      <w:proofErr w:type="spellStart"/>
-      <w:r>
-        <w:t>pose</w:t>
-      </w:r>
-      <w:proofErr w:type="spellEnd"/>
-      <w:r>
-        <w:t xml:space="preserve"> </w:t>
-      </w:r>
-      <w:proofErr w:type="spellStart"/>
-      <w:r>
-        <w:t>estimation</w:t>
-      </w:r>
-      <w:proofErr w:type="spellEnd"/>
-      <w:r>
-        <w:t xml:space="preserve">, </w:t>
-      </w:r>
-      <w:proofErr w:type="spellStart"/>
-      <w:r>
-        <w:t>pose</w:t>
-      </w:r>
-      <w:proofErr w:type="spellEnd"/>
-      <w:r>
-        <w:t xml:space="preserve"> </w:t>
-      </w:r>
-      <w:proofErr w:type="spellStart"/>
-      <w:r>
-        <w:t>tracking</w:t>
-      </w:r>
-      <w:proofErr w:type="spellEnd"/>
-      <w:r>
-        <w:t xml:space="preserve">, and </w:t>
-      </w:r>
-      <w:proofErr w:type="spellStart"/>
-      <w:r>
-        <w:t>action</w:t>
-      </w:r>
-      <w:proofErr w:type="spellEnd"/>
-      <w:r>
-        <w:t xml:space="preserve"> </w:t>
-      </w:r>
-      <w:proofErr w:type="spellStart"/>
-      <w:r>
-        <w:t>recognition</w:t>
-      </w:r>
-      <w:proofErr w:type="spellEnd"/>
+      <w:r>
+        <w:t>pose estimation, pose tracking, and action recognition</w:t>
+      </w:r>
       <w:r>
         <w:t xml:space="preserve">“ übersetzt bedeutet das: </w:t>
       </w:r>
-      <w:proofErr w:type="spellStart"/>
       <w:r>
         <w:t>Posenschätzung</w:t>
       </w:r>
-      <w:proofErr w:type="spellEnd"/>
       <w:r>
         <w:t xml:space="preserve"> (Körperpose), </w:t>
       </w:r>
-      <w:proofErr w:type="spellStart"/>
       <w:r>
         <w:t>Posenverfolgung</w:t>
       </w:r>
-      <w:proofErr w:type="spellEnd"/>
       <w:r>
         <w:t xml:space="preserve"> und </w:t>
       </w:r>
@@ -4818,15 +4638,7 @@
         <w:jc w:val="both"/>
       </w:pPr>
       <w:r>
-        <w:t xml:space="preserve">Pose </w:t>
-      </w:r>
-      <w:proofErr w:type="spellStart"/>
-      <w:r>
-        <w:t>Estimation</w:t>
-      </w:r>
-      <w:proofErr w:type="spellEnd"/>
-      <w:r>
-        <w:t> bezieht sich auf die Bestimmung der Position menschlicher Gelenke in Bildern oder Bildsequenzen</w:t>
+        <w:t>Pose Estimation bezieht sich auf die Bestimmung der Position menschlicher Gelenke in Bildern oder Bildsequenzen</w:t>
       </w:r>
     </w:p>
     <w:p>
@@ -5017,13 +4829,8 @@
       <w:r>
         <w:t>, das nennt sich dann „</w:t>
       </w:r>
-      <w:proofErr w:type="spellStart"/>
-      <w:r>
-        <w:t>Supervised</w:t>
-      </w:r>
-      <w:proofErr w:type="spellEnd"/>
-      <w:r>
-        <w:t xml:space="preserve"> Learning</w:t>
+      <w:r>
+        <w:t>Supervised Learning</w:t>
       </w:r>
       <w:r>
         <w:t>“</w:t>
@@ -5031,26 +4838,14 @@
       <w:r>
         <w:t xml:space="preserve"> [</w:t>
       </w:r>
-      <w:proofErr w:type="spellStart"/>
-      <w:r>
-        <w:fldChar w:fldCharType="begin"/>
-      </w:r>
-      <w:r>
-        <w:instrText>HYPERLINK \l "wiki_SL"</w:instrText>
-      </w:r>
-      <w:r>
-        <w:fldChar w:fldCharType="separate"/>
-      </w:r>
-      <w:r>
-        <w:rPr>
-          <w:rStyle w:val="Hyperlink"/>
-        </w:rPr>
-        <w:t>wiki_SL</w:t>
-      </w:r>
-      <w:proofErr w:type="spellEnd"/>
-      <w:r>
-        <w:fldChar w:fldCharType="end"/>
-      </w:r>
+      <w:hyperlink w:anchor="wiki_SL" w:history="1">
+        <w:r>
+          <w:rPr>
+            <w:rStyle w:val="Hyperlink"/>
+          </w:rPr>
+          <w:t>wiki_SL</w:t>
+        </w:r>
+      </w:hyperlink>
       <w:r>
         <w:t>].</w:t>
       </w:r>
@@ -5084,15 +4879,7 @@
         </w:numPr>
       </w:pPr>
       <w:r>
-        <w:t>indirekte (</w:t>
-      </w:r>
-      <w:proofErr w:type="spellStart"/>
-      <w:r>
-        <w:t>pose-based</w:t>
-      </w:r>
-      <w:proofErr w:type="spellEnd"/>
-      <w:r>
-        <w:t xml:space="preserve"> / mehrstufige)</w:t>
+        <w:t>indirekte (pose-based / mehrstufige)</w:t>
       </w:r>
       <w:r>
         <w:t xml:space="preserve">: </w:t>
@@ -5201,13 +4988,8 @@
       </w:pPr>
       <w:r>
         <w:lastRenderedPageBreak/>
-        <w:t>verschiedene Ansätze der Bildverarbeitung/</w:t>
-      </w:r>
-      <w:proofErr w:type="spellStart"/>
-      <w:r>
-        <w:t>Gesternerkennung</w:t>
-      </w:r>
-      <w:proofErr w:type="spellEnd"/>
+        <w:t>verschiedene Ansätze der Bildverarbeitung/Gesternerkennung</w:t>
+      </w:r>
     </w:p>
     <w:p>
       <w:pPr>
@@ -5228,27 +5010,14 @@
       <w:r>
         <w:t xml:space="preserve">von </w:t>
       </w:r>
-      <w:proofErr w:type="spellStart"/>
-      <w:r>
-        <w:t>Oudah</w:t>
-      </w:r>
-      <w:proofErr w:type="spellEnd"/>
-      <w:r>
-        <w:t xml:space="preserve"> M., Al-Naji A.</w:t>
+      <w:r>
+        <w:t>Oudah M., Al-Naji A.</w:t>
       </w:r>
       <w:r>
         <w:t xml:space="preserve"> und</w:t>
       </w:r>
       <w:r>
-        <w:t xml:space="preserve"> </w:t>
-      </w:r>
-      <w:proofErr w:type="spellStart"/>
-      <w:r>
-        <w:t>Chahl</w:t>
-      </w:r>
-      <w:proofErr w:type="spellEnd"/>
-      <w:r>
-        <w:t xml:space="preserve"> J.</w:t>
+        <w:t xml:space="preserve"> Chahl J.</w:t>
       </w:r>
       <w:r>
         <w:t xml:space="preserve"> [</w:t>
@@ -5393,27 +5162,14 @@
       <w:r>
         <w:t xml:space="preserve">-Verfahren“ soll die vorherige Gruppierung aus dem technischen Review von </w:t>
       </w:r>
-      <w:proofErr w:type="spellStart"/>
-      <w:r>
-        <w:t>Oudah</w:t>
-      </w:r>
-      <w:proofErr w:type="spellEnd"/>
-      <w:r>
-        <w:t xml:space="preserve"> M., Al-Naji A.</w:t>
+      <w:r>
+        <w:t>Oudah M., Al-Naji A.</w:t>
       </w:r>
       <w:r>
         <w:t xml:space="preserve"> und</w:t>
       </w:r>
       <w:r>
-        <w:t xml:space="preserve"> </w:t>
-      </w:r>
-      <w:proofErr w:type="spellStart"/>
-      <w:r>
-        <w:t>Chahl</w:t>
-      </w:r>
-      <w:proofErr w:type="spellEnd"/>
-      <w:r>
-        <w:t xml:space="preserve"> J.</w:t>
+        <w:t xml:space="preserve"> Chahl J.</w:t>
       </w:r>
       <w:r>
         <w:t xml:space="preserve"> erweitert werden.</w:t>
@@ -5430,15 +5186,7 @@
         <w:t>Farbbasierte</w:t>
       </w:r>
       <w:r>
-        <w:t xml:space="preserve"> Verfahren nutzen Hautfarbe oder farbige Marker zur Segmentierung der Hand. Diese Ansätze </w:t>
-      </w:r>
-      <w:proofErr w:type="gramStart"/>
-      <w:r>
-        <w:t>sind vergleichsweise</w:t>
-      </w:r>
-      <w:proofErr w:type="gramEnd"/>
-      <w:r>
-        <w:t xml:space="preserve"> einfach umzusetzen und eignen sich gut für kontrollierte Umgebungen, reagieren jedoch empfindlich auf Beleuchtungsänderungen und auf Hintergründe mit ähnlichen Farbwerten</w:t>
+        <w:t xml:space="preserve"> Verfahren nutzen Hautfarbe oder farbige Marker zur Segmentierung der Hand. Diese Ansätze sind vergleichsweise einfach umzusetzen und eignen sich gut für kontrollierte Umgebungen, reagieren jedoch empfindlich auf Beleuchtungsänderungen und auf Hintergründe mit ähnlichen Farbwerten</w:t>
       </w:r>
       <w:r>
         <w:t>.</w:t>
@@ -5737,6 +5485,347 @@
       </w:pPr>
       <w:r>
         <w:lastRenderedPageBreak/>
+        <w:t>Hardware und Software</w:t>
+      </w:r>
+    </w:p>
+    <w:p>
+      <w:pPr>
+        <w:pStyle w:val="Grundtext"/>
+      </w:pPr>
+      <w:r>
+        <w:t xml:space="preserve">In diesem Abschnitt wird entschieden welche </w:t>
+      </w:r>
+      <w:r>
+        <w:t>Hardware</w:t>
+      </w:r>
+      <w:r>
+        <w:t>-</w:t>
+      </w:r>
+      <w:r>
+        <w:t xml:space="preserve"> und Software-Komponenten</w:t>
+      </w:r>
+      <w:r>
+        <w:t xml:space="preserve"> in diesem Projekt zum Einsatz kommen. Also welche Kamera, Recheneinheit und Programmumgebung genutzt wird genutzt, um die Gestenerkennung zu realisieren.</w:t>
+      </w:r>
+    </w:p>
+    <w:p>
+      <w:pPr>
+        <w:pStyle w:val="berschrift2"/>
+      </w:pPr>
+      <w:r>
+        <w:t>Anforderungen</w:t>
+      </w:r>
+    </w:p>
+    <w:p>
+      <w:pPr>
+        <w:pStyle w:val="Grundtext"/>
+      </w:pPr>
+      <w:r>
+        <w:t xml:space="preserve">Die Wahl der Komponenten unterliegt Kreterin. Diese stammen </w:t>
+      </w:r>
+      <w:r>
+        <w:t>vorrangig</w:t>
+      </w:r>
+      <w:r>
+        <w:t xml:space="preserve"> </w:t>
+      </w:r>
+      <w:r>
+        <w:t>aus dem Projekt</w:t>
+      </w:r>
+      <w:r>
+        <w:t xml:space="preserve"> und der Physische Projektumgebung, also dem 3D-Audio-Raum</w:t>
+      </w:r>
+      <w:r>
+        <w:t xml:space="preserve">. Weitere Kreterin ergeben sich mit der Wahl der Komponenten. </w:t>
+      </w:r>
+    </w:p>
+    <w:p>
+      <w:pPr>
+        <w:pStyle w:val="Grundtext"/>
+      </w:pPr>
+      <w:r>
+        <w:t xml:space="preserve">Soll zum Beispiel eine 3D-Kamera wie die </w:t>
+      </w:r>
+      <w:hyperlink r:id="rId13" w:history="1">
+        <w:r>
+          <w:rPr>
+            <w:rStyle w:val="Hyperlink"/>
+          </w:rPr>
+          <w:t>Micr</w:t>
+        </w:r>
+        <w:r>
+          <w:rPr>
+            <w:rStyle w:val="Hyperlink"/>
+          </w:rPr>
+          <w:t>o</w:t>
+        </w:r>
+        <w:r>
+          <w:rPr>
+            <w:rStyle w:val="Hyperlink"/>
+          </w:rPr>
+          <w:t>soft Kinect</w:t>
+        </w:r>
+      </w:hyperlink>
+      <w:r>
+        <w:t xml:space="preserve"> zum Einsatz kommen, dann muss die Programmumgebung in der Lage sein die notwendige Treiber Software zu integrieren. </w:t>
+      </w:r>
+    </w:p>
+    <w:p>
+      <w:pPr>
+        <w:pStyle w:val="Grundtext"/>
+      </w:pPr>
+      <w:r>
+        <w:t xml:space="preserve">Soll eine bestimmte Software eingesetzt werden, beispielsweise </w:t>
+      </w:r>
+      <w:hyperlink r:id="rId14" w:history="1">
+        <w:r>
+          <w:rPr>
+            <w:rStyle w:val="Hyperlink"/>
+          </w:rPr>
+          <w:t>MATLAB Simulink</w:t>
+        </w:r>
+      </w:hyperlink>
+      <w:r>
+        <w:t>, dann muss die Recheneinheit ein Betriebssystem handeln können, welches die Installation von MATLAB unterstützt. Weiterhin müsste deren Rechenleistung ausreichen, um eine Gestensteuerung via Simulink zu betreiben.</w:t>
+      </w:r>
+    </w:p>
+    <w:p>
+      <w:pPr>
+        <w:pStyle w:val="berschrift3"/>
+      </w:pPr>
+      <w:r>
+        <w:t>Projekta</w:t>
+      </w:r>
+      <w:r>
+        <w:t>nforderungen an die Kamera</w:t>
+      </w:r>
+    </w:p>
+    <w:p>
+      <w:pPr>
+        <w:pStyle w:val="Grundtext"/>
+      </w:pPr>
+      <w:r>
+        <w:t>Die Kamera muss mit dem Projektbudget finanzierbar sein.</w:t>
+      </w:r>
+    </w:p>
+    <w:p>
+      <w:pPr>
+        <w:pStyle w:val="Grundtext"/>
+      </w:pPr>
+      <w:r>
+        <w:t>Die Kamera muss im 3D-Audio-Raum installiert werden können, beispielsweise mittels Halterung am Metallgerüst, an welchem auch die Lautsprecher montiert sind.</w:t>
+      </w:r>
+    </w:p>
+    <w:p>
+      <w:pPr>
+        <w:pStyle w:val="Grundtext"/>
+      </w:pPr>
+      <w:r>
+        <w:t>Der Sichtbereich muss den Handlungsbereich abdecken, die Armbewegungen des Dirigenten sollten das Kamerabild nicht verlassen, damit die Gesten optimal interpretiert werden können.</w:t>
+      </w:r>
+    </w:p>
+    <w:p>
+      <w:pPr>
+        <w:pStyle w:val="Grundtext"/>
+      </w:pPr>
+      <w:r>
+        <w:t>Das Kamerabild muss ausreichend Bildinformationen liefern, um eine Gestenerkennung anwenden zu können. Dieser Informationsgehalt hängt jedoch nicht nur von der Kamera an sich ab, sondern auch von ihrer Positionierung im Raum und den Lichtverhältnissen. Bei der Wahl der Kamera ist hierbei auf ein Minimum der Auflösung, der Lichtempfindlichkeit und der Bildwiederholungsrate (Framerate) zu achten, also auf ein Minimum an Bildqualität. Zu dem ist zu entscheiden um es eine 2D oder 3D-Kamera seien soll. Eine 3D-Kamera gibt neben den Farbwerten des 2D Pixelfeldes auch Tiefeninformation bestimmter Bildbereiche.</w:t>
+      </w:r>
+    </w:p>
+    <w:p>
+      <w:pPr>
+        <w:pStyle w:val="Grundtext"/>
+      </w:pPr>
+      <w:r>
+        <w:lastRenderedPageBreak/>
+        <w:t xml:space="preserve">Bezüglich: Preis, Bildqualität und Installierbarkeit sind die Anforderungen wahrscheinlich unkritische, da </w:t>
+      </w:r>
+      <w:r>
+        <w:t xml:space="preserve">aktuelle </w:t>
+      </w:r>
+      <w:r>
+        <w:t>bereits mausgroße USB-Webcams für ca. 30€, Full HD (1920x1080 Pixel) in 30 FPS liefern.</w:t>
+      </w:r>
+    </w:p>
+    <w:p>
+      <w:pPr>
+        <w:pStyle w:val="Grundtext"/>
+      </w:pPr>
+      <w:r>
+        <w:t>Weiterhin ist davon auszugehen, dass das Projekt in diesem Stadium noch ausreichend flexibel ist</w:t>
+      </w:r>
+      <w:r>
+        <w:t>, um Eine Gestenerkennung</w:t>
+      </w:r>
+      <w:r>
+        <w:t xml:space="preserve"> </w:t>
+      </w:r>
+      <w:r>
+        <w:t>sowohl mit einer 2D- als auch mit einer 3D-Kammera implementiert werden kann</w:t>
+      </w:r>
+      <w:r>
+        <w:t>.</w:t>
+      </w:r>
+    </w:p>
+    <w:p>
+      <w:pPr>
+        <w:pStyle w:val="Grundtext"/>
+      </w:pPr>
+      <w:r>
+        <w:t>An dieser Stelle ist</w:t>
+      </w:r>
+      <w:r>
+        <w:t xml:space="preserve"> also</w:t>
+      </w:r>
+      <w:r>
+        <w:t xml:space="preserve"> vorrangig festzulegen welchen Öffnungswinkel der Kamerasensor haben soll</w:t>
+      </w:r>
+      <w:r>
+        <w:t>.</w:t>
+      </w:r>
+    </w:p>
+    <w:p>
+      <w:pPr>
+        <w:pStyle w:val="Grundtext"/>
+      </w:pPr>
+      <w:r>
+        <w:t xml:space="preserve">Der Öffnungswinkel einer Kamera kann in zwei Dimensionen gemessen werden horizontal und vertikal. </w:t>
+      </w:r>
+      <w:r>
+        <w:t>In Englisch “</w:t>
+      </w:r>
+      <w:r>
+        <w:t>horizontal field of view</w:t>
+      </w:r>
+      <w:r>
+        <w:t>” und “</w:t>
+      </w:r>
+      <w:r>
+        <w:t>vertical field of view</w:t>
+      </w:r>
+      <w:r>
+        <w:t>” genannt, oder kurz “</w:t>
+      </w:r>
+      <w:r>
+        <w:t>hFOV</w:t>
+      </w:r>
+      <w:r>
+        <w:t>” und “</w:t>
+      </w:r>
+      <w:r>
+        <w:t>vFOV</w:t>
+      </w:r>
+      <w:r>
+        <w:t>”.</w:t>
+      </w:r>
+      <w:r>
+        <w:t xml:space="preserve"> Welcher hFOV und vFOV nötig ist hänkt von folgenden Faktoren ab:</w:t>
+      </w:r>
+    </w:p>
+    <w:p>
+      <w:pPr>
+        <w:pStyle w:val="Grundtext"/>
+        <w:numPr>
+          <w:ilvl w:val="0"/>
+          <w:numId w:val="31"/>
+        </w:numPr>
+      </w:pPr>
+      <w:r>
+        <w:t>Standzone: Bereich, am Boden, auf dem der Dirigent stehen können soll, um erkannt zu werden.</w:t>
+      </w:r>
+    </w:p>
+    <w:p>
+      <w:pPr>
+        <w:pStyle w:val="Grundtext"/>
+        <w:numPr>
+          <w:ilvl w:val="0"/>
+          <w:numId w:val="31"/>
+        </w:numPr>
+      </w:pPr>
+      <w:r>
+        <w:t>Armradius: Bereich, welchen die Arme des Dirigenten in Anspruch nehmen wenn er „dirigiert“ – mit Gesten steuert.</w:t>
+      </w:r>
+    </w:p>
+    <w:p>
+      <w:pPr>
+        <w:pStyle w:val="Grundtext"/>
+        <w:numPr>
+          <w:ilvl w:val="0"/>
+          <w:numId w:val="31"/>
+        </w:numPr>
+      </w:pPr>
+      <w:r>
+        <w:t>Entfernung der Kamera zum Dirigenten bzw. zur Standzone.</w:t>
+      </w:r>
+    </w:p>
+    <w:p>
+      <w:pPr>
+        <w:pStyle w:val="Grundtext"/>
+        <w:numPr>
+          <w:ilvl w:val="0"/>
+          <w:numId w:val="31"/>
+        </w:numPr>
+      </w:pPr>
+      <w:r>
+        <w:t>Neigungswinkel: aus welcher höhe ist die Kamera auf den Dirigenten gerichtet.</w:t>
+      </w:r>
+    </w:p>
+    <w:p>
+      <w:pPr>
+        <w:pStyle w:val="Grundtext"/>
+        <w:numPr>
+          <w:ilvl w:val="0"/>
+          <w:numId w:val="31"/>
+        </w:numPr>
+      </w:pPr>
+      <w:r>
+        <w:t xml:space="preserve">Größe des Dirigenten: menschliche Körpergröße und der damit zuhängende hängende Armradius. </w:t>
+      </w:r>
+    </w:p>
+    <w:p>
+      <w:pPr>
+        <w:pStyle w:val="Grundtext"/>
+      </w:pPr>
+      <w:r>
+        <w:t>Da die Position der Kamera noch nicht …</w:t>
+      </w:r>
+    </w:p>
+    <w:p>
+      <w:pPr>
+        <w:pStyle w:val="berschrift3"/>
+      </w:pPr>
+      <w:r>
+        <w:t xml:space="preserve">Projektanforderungen </w:t>
+      </w:r>
+      <w:r>
+        <w:t>an die Recheneinheit</w:t>
+      </w:r>
+    </w:p>
+    <w:p>
+      <w:pPr>
+        <w:pStyle w:val="berschrift3"/>
+      </w:pPr>
+      <w:r>
+        <w:t xml:space="preserve">Projektanforderungen </w:t>
+      </w:r>
+      <w:r>
+        <w:t xml:space="preserve">an die Programmumgebung </w:t>
+      </w:r>
+    </w:p>
+    <w:p>
+      <w:pPr>
+        <w:pStyle w:val="berschrift2"/>
+      </w:pPr>
+      <w:r>
+        <w:t>Wahl der Hardware und Software</w:t>
+      </w:r>
+    </w:p>
+    <w:p>
+      <w:pPr>
+        <w:pStyle w:val="berschrift1"/>
+      </w:pPr>
+      <w:r>
+        <w:lastRenderedPageBreak/>
         <w:t>Armwinkel schätzen</w:t>
       </w:r>
     </w:p>
@@ -5771,69 +5860,7 @@
         <w:pStyle w:val="Grundtext"/>
       </w:pPr>
       <w:r>
-        <w:t>Im Werk “</w:t>
-      </w:r>
-      <w:r>
-        <w:t xml:space="preserve">Visual </w:t>
-      </w:r>
-      <w:proofErr w:type="spellStart"/>
-      <w:r>
-        <w:t>recognition</w:t>
-      </w:r>
-      <w:proofErr w:type="spellEnd"/>
-      <w:r>
-        <w:t xml:space="preserve"> </w:t>
-      </w:r>
-      <w:proofErr w:type="spellStart"/>
-      <w:r>
-        <w:t>of</w:t>
-      </w:r>
-      <w:proofErr w:type="spellEnd"/>
-      <w:r>
-        <w:t xml:space="preserve"> </w:t>
-      </w:r>
-      <w:proofErr w:type="spellStart"/>
-      <w:r>
-        <w:t>pointing</w:t>
-      </w:r>
-      <w:proofErr w:type="spellEnd"/>
-      <w:r>
-        <w:t xml:space="preserve"> </w:t>
-      </w:r>
-      <w:proofErr w:type="spellStart"/>
-      <w:r>
-        <w:t>gestures</w:t>
-      </w:r>
-      <w:proofErr w:type="spellEnd"/>
-      <w:r>
-        <w:t xml:space="preserve"> </w:t>
-      </w:r>
-      <w:proofErr w:type="spellStart"/>
-      <w:r>
-        <w:t>for</w:t>
-      </w:r>
-      <w:proofErr w:type="spellEnd"/>
-      <w:r>
-        <w:t xml:space="preserve"> human–</w:t>
-      </w:r>
-      <w:proofErr w:type="spellStart"/>
-      <w:r>
-        <w:t>robot</w:t>
-      </w:r>
-      <w:proofErr w:type="spellEnd"/>
-      <w:r>
-        <w:t xml:space="preserve"> </w:t>
-      </w:r>
-      <w:proofErr w:type="spellStart"/>
-      <w:r>
-        <w:t>interaction</w:t>
-      </w:r>
-      <w:proofErr w:type="spellEnd"/>
-      <w:r>
-        <w:t xml:space="preserve">” von </w:t>
-      </w:r>
-      <w:r>
-        <w:t xml:space="preserve">Kai Nickel </w:t>
+        <w:t xml:space="preserve">Im Werk “Visual recognition of pointing gestures for human–robot interaction” von Kai Nickel </w:t>
       </w:r>
       <w:r>
         <w:t>und</w:t>
@@ -6006,16 +6033,11 @@
         <w:t>Der</w:t>
       </w:r>
       <w:r>
-        <w:t xml:space="preserve">/ </w:t>
-      </w:r>
-      <w:proofErr w:type="gramStart"/>
-      <w:r>
-        <w:t>die</w:t>
+        <w:t>/ die</w:t>
       </w:r>
       <w:r>
         <w:t xml:space="preserve"> Student</w:t>
       </w:r>
-      <w:proofErr w:type="gramEnd"/>
       <w:r>
         <w:t>/ in</w:t>
       </w:r>
@@ -6140,15 +6162,7 @@
         <w:t>Inhalt</w:t>
       </w:r>
       <w:r>
-        <w:t xml:space="preserve"> (was ist die „Erkenntnis</w:t>
-      </w:r>
-      <w:proofErr w:type="gramStart"/>
-      <w:r>
-        <w:t>“?,</w:t>
-      </w:r>
-      <w:proofErr w:type="gramEnd"/>
-      <w:r>
-        <w:t xml:space="preserve"> wie gut wird die Thematik herausgearbeitet?), </w:t>
+        <w:t xml:space="preserve"> (was ist die „Erkenntnis“?, wie gut wird die Thematik herausgearbeitet?), </w:t>
       </w:r>
       <w:r>
         <w:rPr>
@@ -6166,23 +6180,7 @@
         <w:t>Arbeitsweise</w:t>
       </w:r>
       <w:r>
-        <w:t xml:space="preserve"> (wie wird die vorhandene Literatur </w:t>
-      </w:r>
-      <w:proofErr w:type="gramStart"/>
-      <w:r>
-        <w:t>verwertet?,</w:t>
-      </w:r>
-      <w:proofErr w:type="gramEnd"/>
-      <w:r>
-        <w:t xml:space="preserve"> wie ist der </w:t>
-      </w:r>
-      <w:proofErr w:type="gramStart"/>
-      <w:r>
-        <w:t>Schreibstil?,</w:t>
-      </w:r>
-      <w:proofErr w:type="gramEnd"/>
-      <w:r>
-        <w:t xml:space="preserve">) und </w:t>
+        <w:t xml:space="preserve"> (wie wird die vorhandene Literatur verwertet?, wie ist der Schreibstil?,) und </w:t>
       </w:r>
       <w:r>
         <w:rPr>
@@ -6194,16 +6192,11 @@
         <w:t xml:space="preserve"> (wie ist der „Aufbau“?) der Arbeit haben. Es ist daher von hoher Bedeutung, dass sich </w:t>
       </w:r>
       <w:r>
-        <w:t>der/</w:t>
-      </w:r>
-      <w:proofErr w:type="gramStart"/>
-      <w:r>
-        <w:t xml:space="preserve">die </w:t>
+        <w:t xml:space="preserve">der/die </w:t>
       </w:r>
       <w:r>
         <w:t>Student</w:t>
       </w:r>
-      <w:proofErr w:type="gramEnd"/>
       <w:r>
         <w:t>*in</w:t>
       </w:r>
@@ -6217,15 +6210,7 @@
         <w:t xml:space="preserve">Betreuer im Laufe der Arbeitserstellung immer wieder abstimmen. Die Betreuungsintensität ist im Regelfall zu Beginn der Arbeit hoch und wird dann geringer. </w:t>
       </w:r>
       <w:r>
-        <w:t xml:space="preserve">Die </w:t>
-      </w:r>
-      <w:proofErr w:type="spellStart"/>
-      <w:r>
-        <w:t>Pflichtermine</w:t>
-      </w:r>
-      <w:proofErr w:type="spellEnd"/>
-      <w:r>
-        <w:t xml:space="preserve"> gem. Betreuungsplan sind vom Studierenden mindesten</w:t>
+        <w:t>Die Pflichtermine gem. Betreuungsplan sind vom Studierenden mindesten</w:t>
       </w:r>
       <w:r>
         <w:t>s in der geforderten Form gem. B</w:t>
@@ -6475,13 +6460,8 @@
       <w:r>
         <w:t xml:space="preserve">(1999), </w:t>
       </w:r>
-      <w:proofErr w:type="spellStart"/>
-      <w:r>
-        <w:t>Disterer</w:t>
-      </w:r>
-      <w:proofErr w:type="spellEnd"/>
-      <w:r>
-        <w:t xml:space="preserve"> </w:t>
+      <w:r>
+        <w:t xml:space="preserve">Disterer </w:t>
       </w:r>
       <w:r>
         <w:t>(</w:t>
@@ -6496,23 +6476,7 @@
         <w:t>aktuellen Ausgaben.</w:t>
       </w:r>
       <w:r>
-        <w:t xml:space="preserve"> Z.T. sind diese Quellen als </w:t>
-      </w:r>
-      <w:proofErr w:type="spellStart"/>
-      <w:r>
-        <w:t>pdf</w:t>
-      </w:r>
-      <w:proofErr w:type="spellEnd"/>
-      <w:r>
-        <w:t xml:space="preserve">-Datei oder als </w:t>
-      </w:r>
-      <w:proofErr w:type="spellStart"/>
-      <w:r>
-        <w:t>e-book</w:t>
-      </w:r>
-      <w:proofErr w:type="spellEnd"/>
-      <w:r>
-        <w:t xml:space="preserve"> verfügbar.</w:t>
+        <w:t xml:space="preserve"> Z.T. sind diese Quellen als pdf-Datei oder als e-book verfügbar.</w:t>
       </w:r>
     </w:p>
     <w:p>
@@ -6557,51 +6521,41 @@
         <w:pStyle w:val="Grundtext"/>
       </w:pPr>
       <w:r>
-        <w:t xml:space="preserve">Wissenschaftliche Arbeiten bestehen aus der Titelteil, dem Textteil und dem </w:t>
-      </w:r>
-      <w:proofErr w:type="spellStart"/>
+        <w:t>Wissenschaftliche Arbeiten bestehen aus der Titelteil, dem Textteil und dem Anhangteil. Zu</w:t>
+      </w:r>
+      <w:r>
+        <w:t>m</w:t>
+      </w:r>
+      <w:r>
+        <w:t xml:space="preserve"> Titel</w:t>
+      </w:r>
+      <w:r>
+        <w:t>t</w:t>
+      </w:r>
+      <w:r>
+        <w:t>ei</w:t>
+      </w:r>
+      <w:r>
+        <w:t>l</w:t>
+      </w:r>
+      <w:r>
+        <w:t xml:space="preserve"> gehören Haupttitel, Inhalts-, Abkürzungs-, Symbol-, Abbildungs- und Tabel</w:t>
+      </w:r>
+      <w:r>
+        <w:softHyphen/>
+        <w:t>lenverzeichnis. Der Textteil besteht aus einem einleitenden Abschnitt, dem Haupttext und einem abschließenden Abschnitt. Schließlich bilden der Anhang und das Litera</w:t>
+      </w:r>
+      <w:r>
+        <w:softHyphen/>
+        <w:t>tur</w:t>
+      </w:r>
+      <w:r>
+        <w:softHyphen/>
+        <w:t xml:space="preserve">verzeichnis den </w:t>
+      </w:r>
       <w:r>
         <w:t>Anhangteil</w:t>
       </w:r>
-      <w:proofErr w:type="spellEnd"/>
-      <w:r>
-        <w:t>. Zu</w:t>
-      </w:r>
-      <w:r>
-        <w:t>m</w:t>
-      </w:r>
-      <w:r>
-        <w:t xml:space="preserve"> Titel</w:t>
-      </w:r>
-      <w:r>
-        <w:t>t</w:t>
-      </w:r>
-      <w:r>
-        <w:t>ei</w:t>
-      </w:r>
-      <w:r>
-        <w:t>l</w:t>
-      </w:r>
-      <w:r>
-        <w:t xml:space="preserve"> gehören Haupttitel, Inhalts-, Abkürzungs-, Symbol-, Abbildungs- und Tabel</w:t>
-      </w:r>
-      <w:r>
-        <w:softHyphen/>
-        <w:t>lenverzeichnis. Der Textteil besteht aus einem einleitenden Abschnitt, dem Haupttext und einem abschließenden Abschnitt. Schließlich bilden der Anhang und das Litera</w:t>
-      </w:r>
-      <w:r>
-        <w:softHyphen/>
-        <w:t>tur</w:t>
-      </w:r>
-      <w:r>
-        <w:softHyphen/>
-        <w:t xml:space="preserve">verzeichnis den </w:t>
-      </w:r>
-      <w:proofErr w:type="spellStart"/>
-      <w:r>
-        <w:t>Anhangteil</w:t>
-      </w:r>
-      <w:proofErr w:type="spellEnd"/>
       <w:r>
         <w:t>.</w:t>
       </w:r>
@@ -6609,15 +6563,7 @@
         <w:t xml:space="preserve"> Lose Anlagen, wie z. B. Pläne können die wissenschaftliche Arbeit ergänzen.</w:t>
       </w:r>
       <w:r>
-        <w:t xml:space="preserve"> Der </w:t>
-      </w:r>
-      <w:proofErr w:type="spellStart"/>
-      <w:r>
-        <w:t>Bedraf</w:t>
-      </w:r>
-      <w:proofErr w:type="spellEnd"/>
-      <w:r>
-        <w:t xml:space="preserve"> eines Abkürzungs-, Symbol-, Abbildungs- oder Tabel</w:t>
+        <w:t xml:space="preserve"> Der Bedraf eines Abkürzungs-, Symbol-, Abbildungs- oder Tabel</w:t>
       </w:r>
       <w:r>
         <w:softHyphen/>
@@ -6758,15 +6704,7 @@
         <w:t>einem</w:t>
       </w:r>
       <w:r>
-        <w:t xml:space="preserve"> Gliederungspunkt). Eine Gliederung muss konsistent sein. Keine Artikel, keine Sätze. Kurze und knappe Überschriften. Eine gute Gliederung zu </w:t>
-      </w:r>
-      <w:proofErr w:type="gramStart"/>
-      <w:r>
-        <w:t>erarbeiten</w:t>
-      </w:r>
-      <w:proofErr w:type="gramEnd"/>
-      <w:r>
-        <w:t xml:space="preserve"> kostet Zeit. Die Gliederung ist die „Visitenkarte“ der Arbeit. Nehmen Sie sich Zeit. Auf jeder eröffneten Glie</w:t>
+        <w:t xml:space="preserve"> Gliederungspunkt). Eine Gliederung muss konsistent sein. Keine Artikel, keine Sätze. Kurze und knappe Überschriften. Eine gute Gliederung zu erarbeiten kostet Zeit. Die Gliederung ist die „Visitenkarte“ der Arbeit. Nehmen Sie sich Zeit. Auf jeder eröffneten Glie</w:t>
       </w:r>
       <w:r>
         <w:softHyphen/>
@@ -7104,15 +7042,7 @@
         <w:footnoteReference w:id="3"/>
       </w:r>
       <w:r>
-        <w:t xml:space="preserve"> An Satzanfängen und in Überschriften </w:t>
-      </w:r>
-      <w:proofErr w:type="gramStart"/>
-      <w:r>
-        <w:t>ist</w:t>
-      </w:r>
-      <w:proofErr w:type="gramEnd"/>
-      <w:r>
-        <w:t xml:space="preserve"> statt der Abkürzungen der ausgeschrie</w:t>
+        <w:t xml:space="preserve"> An Satzanfängen und in Überschriften ist statt der Abkürzungen der ausgeschrie</w:t>
       </w:r>
       <w:r>
         <w:softHyphen/>
@@ -7162,15 +7092,7 @@
         <w:pStyle w:val="GrundtextAufzhlung"/>
       </w:pPr>
       <w:r>
-        <w:t xml:space="preserve">Auf die Einführung von Symbolen ist zu verzichten, wenn ein Objekt in einem bestimmten Text nur </w:t>
-      </w:r>
-      <w:proofErr w:type="spellStart"/>
-      <w:r>
-        <w:t>ein Mal</w:t>
-      </w:r>
-      <w:proofErr w:type="spellEnd"/>
-      <w:r>
-        <w:t xml:space="preserve"> erscheint und auch nur kurz danach auf dieses Objekt zurückgegriffen wird.</w:t>
+        <w:t>Auf die Einführung von Symbolen ist zu verzichten, wenn ein Objekt in einem bestimmten Text nur ein Mal erscheint und auch nur kurz danach auf dieses Objekt zurückgegriffen wird.</w:t>
       </w:r>
     </w:p>
     <w:p>
@@ -7277,15 +7199,7 @@
       </w:r>
       <w:r>
         <w:softHyphen/>
-        <w:t>schieben‘ –</w:t>
-      </w:r>
-      <w:proofErr w:type="gramStart"/>
-      <w:r>
-        <w:t>insbesondere</w:t>
-      </w:r>
-      <w:proofErr w:type="gramEnd"/>
-      <w:r>
-        <w:t xml:space="preserve"> wenn der Definition eine umfangreiche Bedeutungs</w:t>
+        <w:t>schieben‘ –insbesondere wenn der Definition eine umfangreiche Bedeutungs</w:t>
       </w:r>
       <w:r>
         <w:softHyphen/>
@@ -7386,15 +7300,7 @@
         <w:t>ss</w:t>
       </w:r>
       <w:r>
-        <w:t xml:space="preserve">. Alle Aussagen sind zu erläutern, zu begründen oder zu belegen. Beispielsweise ist es nicht „erlaubt“ Behauptungen </w:t>
-      </w:r>
-      <w:proofErr w:type="gramStart"/>
-      <w:r>
-        <w:t>aufzustellen</w:t>
-      </w:r>
-      <w:proofErr w:type="gramEnd"/>
-      <w:r>
-        <w:t xml:space="preserve"> die der Autor nicht selbst belegen kann. Beispiel: „Eine zunehmende </w:t>
+        <w:t xml:space="preserve">. Alle Aussagen sind zu erläutern, zu begründen oder zu belegen. Beispielsweise ist es nicht „erlaubt“ Behauptungen aufzustellen die der Autor nicht selbst belegen kann. Beispiel: „Eine zunehmende </w:t>
       </w:r>
       <w:r>
         <w:t>Urbani</w:t>
@@ -7424,23 +7330,7 @@
         <w:t xml:space="preserve">oder dem Internet </w:t>
       </w:r>
       <w:r>
-        <w:t xml:space="preserve">reicht jedenfalls nicht aus! Weiteres Beispiel: „Die </w:t>
-      </w:r>
-      <w:proofErr w:type="spellStart"/>
-      <w:r>
-        <w:t>Balanced</w:t>
-      </w:r>
-      <w:proofErr w:type="spellEnd"/>
-      <w:r>
-        <w:t xml:space="preserve"> </w:t>
-      </w:r>
-      <w:proofErr w:type="spellStart"/>
-      <w:r>
-        <w:t>Scorecard</w:t>
-      </w:r>
-      <w:proofErr w:type="spellEnd"/>
-      <w:r>
-        <w:t xml:space="preserve"> enthält die vier Dimensionen: Prozesse, Mitarbeiter, Kunden und Finanzen […]“. Da sich der Autor das nicht gerade ausgedacht hat, muss bei dieser Behauptung ebenfalls zwingend auf die entsprechende Literatur verwiesen werden. Handelt es sich wie in diesem Beispiel um ein eindeutig zuordenbares Instrument muss der „Erschaffer“ benannt werden (in diesem Fall die Herren Norton und Kaplan). Grundsätzlich ist immer die „Quelle“ zu finden (und nicht irgendein „Zwischenhändler“).</w:t>
+        <w:t>reicht jedenfalls nicht aus! Weiteres Beispiel: „Die Balanced Scorecard enthält die vier Dimensionen: Prozesse, Mitarbeiter, Kunden und Finanzen […]“. Da sich der Autor das nicht gerade ausgedacht hat, muss bei dieser Behauptung ebenfalls zwingend auf die entsprechende Literatur verwiesen werden. Handelt es sich wie in diesem Beispiel um ein eindeutig zuordenbares Instrument muss der „Erschaffer“ benannt werden (in diesem Fall die Herren Norton und Kaplan). Grundsätzlich ist immer die „Quelle“ zu finden (und nicht irgendein „Zwischenhändler“).</w:t>
       </w:r>
     </w:p>
     <w:p>
@@ -7869,15 +7759,7 @@
         <w:pStyle w:val="GrundtextAufzhlung"/>
       </w:pPr>
       <w:r>
-        <w:t xml:space="preserve">Ein Fachbegriff darf in einer Arbeit nur </w:t>
-      </w:r>
-      <w:proofErr w:type="spellStart"/>
-      <w:r>
-        <w:t>ein Mal</w:t>
-      </w:r>
-      <w:proofErr w:type="spellEnd"/>
-      <w:r>
-        <w:t xml:space="preserve"> definiert werden.</w:t>
+        <w:t>Ein Fachbegriff darf in einer Arbeit nur ein Mal definiert werden.</w:t>
       </w:r>
     </w:p>
     <w:p>
@@ -8029,15 +7911,7 @@
       </w:pPr>
       <w:r>
         <w:lastRenderedPageBreak/>
-        <w:t xml:space="preserve">Generell gilt, dass einerseits jeweils die </w:t>
-      </w:r>
-      <w:proofErr w:type="gramStart"/>
-      <w:r>
-        <w:t>aktuellste</w:t>
-      </w:r>
-      <w:proofErr w:type="gramEnd"/>
-      <w:r>
-        <w:t xml:space="preserve"> Information zu verwenden ist, also z. B. die neueste Auflage eines Buches. Andererseits sind stets die Originalquellen zu zitieren. Wird z. B. in einem Buch zu Datenmodellen das Entity-Relationship-Modell erläutert und auf einen Aufsatz von </w:t>
+        <w:t xml:space="preserve">Generell gilt, dass einerseits jeweils die aktuellste Information zu verwenden ist, also z. B. die neueste Auflage eines Buches. Andererseits sind stets die Originalquellen zu zitieren. Wird z. B. in einem Buch zu Datenmodellen das Entity-Relationship-Modell erläutert und auf einen Aufsatz von </w:t>
       </w:r>
       <w:r>
         <w:rPr>
@@ -8058,15 +7932,7 @@
       </w:r>
       <w:r>
         <w:softHyphen/>
-        <w:t xml:space="preserve">dene Quellen herangezogen und gegeneinander abgegrenzt werden. Aussagen aus der Literatur dürfen nicht unreflektiert übernommen werden, sondern sind jeweils auf ihre Stichhaltigkeit zu prüfen. In der Literatur auftretende Widersprüche, </w:t>
-      </w:r>
-      <w:proofErr w:type="spellStart"/>
-      <w:r>
-        <w:t>Vagheiten</w:t>
-      </w:r>
-      <w:proofErr w:type="spellEnd"/>
-      <w:r>
-        <w:t xml:space="preserve"> o. ä. sind als solche kenntlich zu machen.</w:t>
+        <w:t>dene Quellen herangezogen und gegeneinander abgegrenzt werden. Aussagen aus der Literatur dürfen nicht unreflektiert übernommen werden, sondern sind jeweils auf ihre Stichhaltigkeit zu prüfen. In der Literatur auftretende Widersprüche, Vagheiten o. ä. sind als solche kenntlich zu machen.</w:t>
       </w:r>
     </w:p>
     <w:p>
@@ -8116,23 +7982,7 @@
         <w:t>eigene</w:t>
       </w:r>
       <w:r>
-        <w:t xml:space="preserve"> Leistung. Wenn die eigene Leistung in „</w:t>
-      </w:r>
-      <w:proofErr w:type="spellStart"/>
-      <w:r>
-        <w:t>copy</w:t>
-      </w:r>
-      <w:proofErr w:type="spellEnd"/>
-      <w:r>
-        <w:t xml:space="preserve"> and </w:t>
-      </w:r>
-      <w:proofErr w:type="spellStart"/>
-      <w:r>
-        <w:t>paste</w:t>
-      </w:r>
-      <w:proofErr w:type="spellEnd"/>
-      <w:r>
-        <w:t>“ und Expertensuche im Internet besteht, reicht das für eine ausreichende Leistung nicht aus.</w:t>
+        <w:t xml:space="preserve"> Leistung. Wenn die eigene Leistung in „copy and paste“ und Expertensuche im Internet besteht, reicht das für eine ausreichende Leistung nicht aus.</w:t>
       </w:r>
     </w:p>
     <w:p>
@@ -8158,15 +8008,7 @@
         <w:footnoteReference w:id="7"/>
       </w:r>
       <w:r>
-        <w:t xml:space="preserve"> aus der Quelle in die eigene Arbeit übernommen wird. Direkte Zitate sind durch dop-</w:t>
-      </w:r>
-      <w:proofErr w:type="spellStart"/>
-      <w:r>
-        <w:t>pelte</w:t>
-      </w:r>
-      <w:proofErr w:type="spellEnd"/>
-      <w:r>
-        <w:t xml:space="preserve"> Anführungszeichen gekennzeichnet, die Autoren werden ohne vorangehendes ‚vgl.‘ aufgeführt, z. B.: „Als </w:t>
+        <w:t xml:space="preserve"> aus der Quelle in die eigene Arbeit übernommen wird. Direkte Zitate sind durch dop-pelte Anführungszeichen gekennzeichnet, die Autoren werden ohne vorangehendes ‚vgl.‘ aufgeführt, z. B.: „Als </w:t>
       </w:r>
       <w:r>
         <w:rPr>
@@ -8175,15 +8017,7 @@
         <w:t>wörtliches (direktes) Zitat</w:t>
       </w:r>
       <w:r>
-        <w:t xml:space="preserve"> wird die unmittelbare und genaue Übernahme einer fremden Aussage bezeichnet.“, (</w:t>
-      </w:r>
-      <w:proofErr w:type="spellStart"/>
-      <w:r>
-        <w:t>Disterer</w:t>
-      </w:r>
-      <w:proofErr w:type="spellEnd"/>
-      <w:r>
-        <w:t xml:space="preserve"> (1998), S. 112; Her</w:t>
+        <w:t xml:space="preserve"> wird die unmittelbare und genaue Übernahme einer fremden Aussage bezeichnet.“, (Disterer (1998), S. 112; Her</w:t>
       </w:r>
       <w:r>
         <w:softHyphen/>
@@ -8387,35 +8221,11 @@
       </w:r>
       <w:r>
         <w:softHyphen/>
-        <w:t xml:space="preserve">fassers </w:t>
-      </w:r>
-      <w:proofErr w:type="gramStart"/>
-      <w:r>
-        <w:t>[....</w:t>
-      </w:r>
-      <w:proofErr w:type="gramEnd"/>
-      <w:r>
-        <w:t>]“ sind folglich sparsam einzusetzen. Lassen sich ausdrückliche Stellung</w:t>
-      </w:r>
-      <w:r>
-        <w:softHyphen/>
-        <w:t xml:space="preserve">nahmen in Einzelfällen nicht vermeiden, ist statt der ‚Ich‘- oder ‚Wir‘-Form („[...] Ich bin der Meinung </w:t>
-      </w:r>
-      <w:proofErr w:type="gramStart"/>
-      <w:r>
-        <w:t>[....</w:t>
-      </w:r>
-      <w:proofErr w:type="gramEnd"/>
-      <w:r>
-        <w:t xml:space="preserve">]“, „[...] Wir widersprechen der Auffassung </w:t>
-      </w:r>
-      <w:proofErr w:type="gramStart"/>
-      <w:r>
-        <w:t>[....</w:t>
-      </w:r>
-      <w:proofErr w:type="gramEnd"/>
-      <w:r>
-        <w:t>]“ o. ä.) eine Passiv-Konstruktion für die Formulierung zu verwenden, z. B. „[...] Es ist festzuhalten/zu berück</w:t>
+        <w:t>fassers [....]“ sind folglich sparsam einzusetzen. Lassen sich ausdrückliche Stellung</w:t>
+      </w:r>
+      <w:r>
+        <w:softHyphen/>
+        <w:t>nahmen in Einzelfällen nicht vermeiden, ist statt der ‚Ich‘- oder ‚Wir‘-Form („[...] Ich bin der Meinung [....]“, „[...] Wir widersprechen der Auffassung [....]“ o. ä.) eine Passiv-Konstruktion für die Formulierung zu verwenden, z. B. „[...] Es ist festzuhalten/zu berück</w:t>
       </w:r>
       <w:r>
         <w:softHyphen/>
@@ -8435,23 +8245,7 @@
       </w:r>
       <w:r>
         <w:softHyphen/>
-        <w:t xml:space="preserve">fügen </w:t>
-      </w:r>
-      <w:proofErr w:type="gramStart"/>
-      <w:r>
-        <w:t>[....</w:t>
-      </w:r>
-      <w:proofErr w:type="gramEnd"/>
-      <w:r>
-        <w:t xml:space="preserve">]“, „[...] Dieser Auffassung ist entgegenzuhalten </w:t>
-      </w:r>
-      <w:proofErr w:type="gramStart"/>
-      <w:r>
-        <w:t>[....</w:t>
-      </w:r>
-      <w:proofErr w:type="gramEnd"/>
-      <w:r>
-        <w:t>]“.</w:t>
+        <w:t>fügen [....]“, „[...] Dieser Auffassung ist entgegenzuhalten [....]“.</w:t>
       </w:r>
       <w:r>
         <w:rPr>
@@ -8646,15 +8440,7 @@
       </w:r>
       <w:r>
         <w:softHyphen/>
-        <w:t>chen (</w:t>
-      </w:r>
-      <w:proofErr w:type="spellStart"/>
-      <w:r>
-        <w:t>Grundz</w:t>
-      </w:r>
-      <w:proofErr w:type="spellEnd"/>
-      <w:r>
-        <w:t>.), zurück</w:t>
+        <w:t>chen (Grundz.), zurück</w:t>
       </w:r>
       <w:r>
         <w:softHyphen/>
@@ -8717,27 +8503,11 @@
         <w:pStyle w:val="Grundtext"/>
       </w:pPr>
       <w:r>
-        <w:t>Mit ‚</w:t>
-      </w:r>
-      <w:proofErr w:type="spellStart"/>
-      <w:r>
-        <w:t>Grundz</w:t>
-      </w:r>
-      <w:proofErr w:type="spellEnd"/>
-      <w:r>
-        <w:t>. (Sprache)‘ wird ein fremdsprachlicher Text gekennzeichnet. Sollte eine Überprüfung eines Abschnitts nicht erwünscht sein, so kann über die FV ‚</w:t>
-      </w:r>
-      <w:proofErr w:type="spellStart"/>
-      <w:r>
-        <w:t>Grund</w:t>
-      </w:r>
-      <w:r>
-        <w:softHyphen/>
-        <w:t>z</w:t>
-      </w:r>
-      <w:proofErr w:type="spellEnd"/>
-      <w:r>
-        <w:t>. (keine Überprüfung)‘ die Rechtschreibung ausgeschaltet werden.</w:t>
+        <w:t>Mit ‚Grundz. (Sprache)‘ wird ein fremdsprachlicher Text gekennzeichnet. Sollte eine Überprüfung eines Abschnitts nicht erwünscht sein, so kann über die FV ‚Grund</w:t>
+      </w:r>
+      <w:r>
+        <w:softHyphen/>
+        <w:t>z. (keine Überprüfung)‘ die Rechtschreibung ausgeschaltet werden.</w:t>
       </w:r>
     </w:p>
     <w:p>
@@ -8748,15 +8518,7 @@
         </w:rPr>
       </w:pPr>
       <w:r>
-        <w:t>Mit der FV ‚</w:t>
-      </w:r>
-      <w:proofErr w:type="spellStart"/>
-      <w:r>
-        <w:t>Grundz</w:t>
-      </w:r>
-      <w:proofErr w:type="spellEnd"/>
-      <w:r>
-        <w:t xml:space="preserve">. (Kapitälchen)‘ können die Namen von </w:t>
+        <w:t xml:space="preserve">Mit der FV ‚Grundz. (Kapitälchen)‘ können die Namen von </w:t>
       </w:r>
       <w:r>
         <w:rPr>
@@ -8765,15 +8527,7 @@
         <w:t>Autoren</w:t>
       </w:r>
       <w:r>
-        <w:t xml:space="preserve"> im Fließtext hervorgehoben werden; über ‚</w:t>
-      </w:r>
-      <w:proofErr w:type="spellStart"/>
-      <w:r>
-        <w:t>Grundz</w:t>
-      </w:r>
-      <w:proofErr w:type="spellEnd"/>
-      <w:r>
-        <w:t xml:space="preserve">. (Courrier)‘ kann </w:t>
+        <w:t xml:space="preserve"> im Fließtext hervorgehoben werden; über ‚Grundz. (Courrier)‘ kann </w:t>
       </w:r>
       <w:r>
         <w:rPr>
@@ -8812,44 +8566,19 @@
       </w:r>
       <w:r>
         <w:tab/>
-      </w:r>
-      <w:proofErr w:type="spellStart"/>
-      <w:r>
-        <w:t>Kunde.KdName</w:t>
-      </w:r>
-      <w:proofErr w:type="spellEnd"/>
-      <w:r>
-        <w:t xml:space="preserve">, </w:t>
-      </w:r>
-      <w:proofErr w:type="spellStart"/>
-      <w:r>
-        <w:t>Bestellung.BestNr</w:t>
-      </w:r>
-      <w:proofErr w:type="spellEnd"/>
-      <w:r>
-        <w:t xml:space="preserve">, </w:t>
-      </w:r>
-      <w:proofErr w:type="spellStart"/>
-      <w:r>
-        <w:t>Lieferant.LfNr</w:t>
-      </w:r>
-      <w:proofErr w:type="spellEnd"/>
+        <w:t>Kunde.KdName, Bestellung.BestNr, Lieferant.LfNr</w:t>
+      </w:r>
     </w:p>
     <w:p>
       <w:pPr>
         <w:pStyle w:val="GrundtextSQL"/>
       </w:pPr>
-      <w:proofErr w:type="gramStart"/>
       <w:r>
         <w:t>FROM</w:t>
       </w:r>
       <w:r>
         <w:tab/>
-        <w:t>Kunde</w:t>
-      </w:r>
-      <w:proofErr w:type="gramEnd"/>
-      <w:r>
-        <w:t>, Bestellung, Lieferant</w:t>
+        <w:t>Kunde, Bestellung, Lieferant</w:t>
       </w:r>
     </w:p>
     <w:p>
@@ -8862,46 +8591,7 @@
       </w:r>
       <w:r>
         <w:tab/>
-      </w:r>
-      <w:proofErr w:type="spellStart"/>
-      <w:r>
-        <w:t>Bestellung.KdNr</w:t>
-      </w:r>
-      <w:proofErr w:type="spellEnd"/>
-      <w:r>
-        <w:t xml:space="preserve"> = </w:t>
-      </w:r>
-      <w:proofErr w:type="spellStart"/>
-      <w:r>
-        <w:t>Kunde.KdNr</w:t>
-      </w:r>
-      <w:proofErr w:type="spellEnd"/>
-      <w:r>
-        <w:t xml:space="preserve"> AND </w:t>
-      </w:r>
-      <w:proofErr w:type="spellStart"/>
-      <w:r>
-        <w:t>Bestellung.LfNr</w:t>
-      </w:r>
-      <w:proofErr w:type="spellEnd"/>
-      <w:r>
-        <w:t xml:space="preserve"> = </w:t>
-      </w:r>
-      <w:proofErr w:type="spellStart"/>
-      <w:r>
-        <w:t>Lieferant.LfNr</w:t>
-      </w:r>
-      <w:proofErr w:type="spellEnd"/>
-      <w:r>
-        <w:t xml:space="preserve"> AND </w:t>
-      </w:r>
-      <w:proofErr w:type="spellStart"/>
-      <w:r>
-        <w:t>Bestellung.Status</w:t>
-      </w:r>
-      <w:proofErr w:type="spellEnd"/>
-      <w:r>
-        <w:t xml:space="preserve"> = ‘OPEN’;</w:t>
+        <w:t>Bestellung.KdNr = Kunde.KdNr AND Bestellung.LfNr = Lieferant.LfNr AND Bestellung.Status = ‘OPEN’;</w:t>
       </w:r>
     </w:p>
     <w:p>
@@ -8965,23 +8655,7 @@
       </w:r>
       <w:r>
         <w:softHyphen/>
-        <w:t xml:space="preserve">stand zwischen ihnen auf </w:t>
-      </w:r>
-      <w:proofErr w:type="spellStart"/>
-      <w:r>
-        <w:t>Null</w:t>
-      </w:r>
-      <w:proofErr w:type="spellEnd"/>
-      <w:r>
-        <w:t xml:space="preserve"> zu setzen. Bildet eine Überschrift den Seitenbeginn, ist auf die gleiche Weise der Abstand vor der Überschrift auf </w:t>
-      </w:r>
-      <w:proofErr w:type="spellStart"/>
-      <w:r>
-        <w:t>Null</w:t>
-      </w:r>
-      <w:proofErr w:type="spellEnd"/>
-      <w:r>
-        <w:t xml:space="preserve"> einzustellen.</w:t>
+        <w:t>stand zwischen ihnen auf Null zu setzen. Bildet eine Überschrift den Seitenbeginn, ist auf die gleiche Weise der Abstand vor der Überschrift auf Null einzustellen.</w:t>
       </w:r>
     </w:p>
     <w:p>
@@ -8989,15 +8663,7 @@
         <w:pStyle w:val="Grundtext"/>
       </w:pPr>
       <w:r>
-        <w:t xml:space="preserve">Überschriften sollten in eine Zeile passen, damit Silbentrennungen vermieden werden können. Sollten Silbentrennungen in Ausnahmefällen erforderlich sein, ist sinngemäß zu trennen, also z. B. nicht </w:t>
-      </w:r>
-      <w:proofErr w:type="spellStart"/>
-      <w:r>
-        <w:t>Umweltin-formatik</w:t>
-      </w:r>
-      <w:proofErr w:type="spellEnd"/>
-      <w:r>
-        <w:t>, sondern Umwelt-informatik.</w:t>
+        <w:t>Überschriften sollten in eine Zeile passen, damit Silbentrennungen vermieden werden können. Sollten Silbentrennungen in Ausnahmefällen erforderlich sein, ist sinngemäß zu trennen, also z. B. nicht Umweltin-formatik, sondern Umwelt-informatik.</w:t>
       </w:r>
     </w:p>
     <w:p>
@@ -9152,31 +8818,7 @@
               <w:pStyle w:val="Anmerkungenklein"/>
             </w:pPr>
             <w:r>
-              <w:t xml:space="preserve">Schriftart Times New Roman, 10 </w:t>
-            </w:r>
-            <w:proofErr w:type="spellStart"/>
-            <w:r>
-              <w:t>pt</w:t>
-            </w:r>
-            <w:proofErr w:type="spellEnd"/>
-            <w:r>
-              <w:t xml:space="preserve">, Deutsch (Deutschland), zentriert, Zeilenabstand einfach, Abstand vor 6 </w:t>
-            </w:r>
-            <w:proofErr w:type="spellStart"/>
-            <w:r>
-              <w:t>pt</w:t>
-            </w:r>
-            <w:proofErr w:type="spellEnd"/>
-            <w:r>
-              <w:t xml:space="preserve">, Abstand nach 12 </w:t>
-            </w:r>
-            <w:proofErr w:type="spellStart"/>
-            <w:r>
-              <w:t>pt</w:t>
-            </w:r>
-            <w:proofErr w:type="spellEnd"/>
-            <w:r>
-              <w:t>, Absatzkontrolle</w:t>
+              <w:t>Schriftart Times New Roman, 10 pt, Deutsch (Deutschland), zentriert, Zeilenabstand einfach, Abstand vor 6 pt, Abstand nach 12 pt, Absatzkontrolle</w:t>
             </w:r>
           </w:p>
         </w:tc>
@@ -9204,27 +8846,11 @@
               <w:pStyle w:val="Anmerkungenklein"/>
             </w:pPr>
             <w:r>
-              <w:t xml:space="preserve">Schriftart Times New Roman, 10 </w:t>
-            </w:r>
-            <w:proofErr w:type="spellStart"/>
-            <w:r>
-              <w:t>pt</w:t>
-            </w:r>
-            <w:proofErr w:type="spellEnd"/>
-            <w:r>
-              <w:t>, Deutsch (Deutschland), Einzug hän</w:t>
+              <w:t>Schriftart Times New Roman, 10 pt, Deutsch (Deutschland), Einzug hän</w:t>
             </w:r>
             <w:r>
               <w:softHyphen/>
-              <w:t xml:space="preserve">gend 0,5 cm, Block, Zeilenabstand einfach, Absatzkontrolle, </w:t>
-            </w:r>
-            <w:proofErr w:type="spellStart"/>
-            <w:r>
-              <w:t>Tabstop</w:t>
-            </w:r>
-            <w:proofErr w:type="spellEnd"/>
-            <w:r>
-              <w:t xml:space="preserve"> 0,5 cm</w:t>
+              <w:t>gend 0,5 cm, Block, Zeilenabstand einfach, Absatzkontrolle, Tabstop 0,5 cm</w:t>
             </w:r>
           </w:p>
         </w:tc>
@@ -9266,11 +8892,9 @@
             <w:pPr>
               <w:pStyle w:val="Anmerkungenklein"/>
             </w:pPr>
-            <w:proofErr w:type="spellStart"/>
             <w:r>
               <w:t>GrafikQuelle</w:t>
             </w:r>
-            <w:proofErr w:type="spellEnd"/>
           </w:p>
         </w:tc>
         <w:tc>
@@ -9282,23 +8906,7 @@
               <w:pStyle w:val="Anmerkungenklein"/>
             </w:pPr>
             <w:r>
-              <w:t xml:space="preserve">Grundtext + Schriftgröße 10 </w:t>
-            </w:r>
-            <w:proofErr w:type="spellStart"/>
-            <w:r>
-              <w:t>pt</w:t>
-            </w:r>
-            <w:proofErr w:type="spellEnd"/>
-            <w:r>
-              <w:t>, zentriert, Zeilenabstand einfach, Abstand vor 6 </w:t>
-            </w:r>
-            <w:proofErr w:type="spellStart"/>
-            <w:r>
-              <w:t>pt</w:t>
-            </w:r>
-            <w:proofErr w:type="spellEnd"/>
-            <w:r>
-              <w:t>, Absätze nicht trennen</w:t>
+              <w:t>Grundtext + Schriftgröße 10 pt, zentriert, Zeilenabstand einfach, Abstand vor 6 pt, Absätze nicht trennen</w:t>
             </w:r>
           </w:p>
         </w:tc>
@@ -9326,31 +8934,7 @@
               <w:pStyle w:val="Anmerkungenklein"/>
             </w:pPr>
             <w:r>
-              <w:t xml:space="preserve">Schriftart Times New Roman, 12 </w:t>
-            </w:r>
-            <w:proofErr w:type="spellStart"/>
-            <w:r>
-              <w:t>pt</w:t>
-            </w:r>
-            <w:proofErr w:type="spellEnd"/>
-            <w:r>
-              <w:t xml:space="preserve">, Deutsch (Deutschland), Block, Zeilenabstand mind. 18 </w:t>
-            </w:r>
-            <w:proofErr w:type="spellStart"/>
-            <w:r>
-              <w:t>pt</w:t>
-            </w:r>
-            <w:proofErr w:type="spellEnd"/>
-            <w:r>
-              <w:t xml:space="preserve">, Abstand nach 12 </w:t>
-            </w:r>
-            <w:proofErr w:type="spellStart"/>
-            <w:r>
-              <w:t>pt</w:t>
-            </w:r>
-            <w:proofErr w:type="spellEnd"/>
-            <w:r>
-              <w:t>, Absatzkontrolle</w:t>
+              <w:t>Schriftart Times New Roman, 12 pt, Deutsch (Deutschland), Block, Zeilenabstand mind. 18 pt, Abstand nach 12 pt, Absatzkontrolle</w:t>
             </w:r>
           </w:p>
         </w:tc>
@@ -9378,15 +8962,7 @@
               <w:pStyle w:val="Anmerkungenklein"/>
             </w:pPr>
             <w:r>
-              <w:t xml:space="preserve">Grundtext + Einzug hängend 0,5 cm, Aufzählungszeichen, </w:t>
-            </w:r>
-            <w:proofErr w:type="spellStart"/>
-            <w:r>
-              <w:t>Tabstop</w:t>
-            </w:r>
-            <w:proofErr w:type="spellEnd"/>
-            <w:r>
-              <w:t xml:space="preserve"> 0,5 cm</w:t>
+              <w:t>Grundtext + Einzug hängend 0,5 cm, Aufzählungszeichen, Tabstop 0,5 cm</w:t>
             </w:r>
           </w:p>
         </w:tc>
@@ -9414,13 +8990,8 @@
               <w:pStyle w:val="Anmerkungenklein"/>
             </w:pPr>
             <w:r>
-              <w:t>Grundtext + Einzug hängend 3 cm, linksbündig, Zeilenabstand einfach, Abstand nach 0 </w:t>
-            </w:r>
-            <w:proofErr w:type="spellStart"/>
-            <w:r>
-              <w:t>pt</w:t>
-            </w:r>
-            <w:proofErr w:type="spellEnd"/>
+              <w:t>Grundtext + Einzug hängend 3 cm, linksbündig, Zeilenabstand einfach, Abstand nach 0 pt</w:t>
+            </w:r>
           </w:p>
         </w:tc>
       </w:tr>
@@ -9447,13 +9018,8 @@
               <w:pStyle w:val="Anmerkungenklein"/>
             </w:pPr>
             <w:r>
-              <w:t xml:space="preserve">Grundtext + Abstand vor 12 </w:t>
-            </w:r>
-            <w:proofErr w:type="spellStart"/>
-            <w:r>
-              <w:t>pt</w:t>
-            </w:r>
-            <w:proofErr w:type="spellEnd"/>
+              <w:t>Grundtext + Abstand vor 12 pt</w:t>
+            </w:r>
           </w:p>
         </w:tc>
       </w:tr>
@@ -9467,15 +9033,7 @@
               <w:pStyle w:val="Anmerkungenklein"/>
             </w:pPr>
             <w:r>
-              <w:t>Grundtext (</w:t>
-            </w:r>
-            <w:proofErr w:type="spellStart"/>
-            <w:r>
-              <w:t>Numerierung</w:t>
-            </w:r>
-            <w:proofErr w:type="spellEnd"/>
-            <w:r>
-              <w:t>)</w:t>
+              <w:t>Grundtext (Numerierung)</w:t>
             </w:r>
           </w:p>
         </w:tc>
@@ -9488,13 +9046,8 @@
               <w:pStyle w:val="Anmerkungenklein"/>
             </w:pPr>
             <w:r>
-              <w:t xml:space="preserve">Grundtext (Aufzählung) + </w:t>
-            </w:r>
-            <w:proofErr w:type="spellStart"/>
-            <w:r>
-              <w:t>Autonumerierung</w:t>
-            </w:r>
-            <w:proofErr w:type="spellEnd"/>
+              <w:t>Grundtext (Aufzählung) + Autonumerierung</w:t>
+            </w:r>
           </w:p>
         </w:tc>
       </w:tr>
@@ -9521,31 +9074,7 @@
               <w:pStyle w:val="Anmerkungenklein"/>
             </w:pPr>
             <w:r>
-              <w:t xml:space="preserve">Grundtext + Schriftart Courier New, 12 </w:t>
-            </w:r>
-            <w:proofErr w:type="spellStart"/>
-            <w:r>
-              <w:t>pt</w:t>
-            </w:r>
-            <w:proofErr w:type="spellEnd"/>
-            <w:r>
-              <w:t>, Einzug hängend 2 cm, Abstand nach 0 </w:t>
-            </w:r>
-            <w:proofErr w:type="spellStart"/>
-            <w:r>
-              <w:t>pt</w:t>
-            </w:r>
-            <w:proofErr w:type="spellEnd"/>
-            <w:r>
-              <w:t xml:space="preserve">, linksbündig, </w:t>
-            </w:r>
-            <w:proofErr w:type="spellStart"/>
-            <w:r>
-              <w:t>Tabstop</w:t>
-            </w:r>
-            <w:proofErr w:type="spellEnd"/>
-            <w:r>
-              <w:t xml:space="preserve"> bei 2 cm</w:t>
+              <w:t>Grundtext + Schriftart Courier New, 12 pt, Einzug hängend 2 cm, Abstand nach 0 pt, linksbündig, Tabstop bei 2 cm</w:t>
             </w:r>
           </w:p>
         </w:tc>
@@ -9573,13 +9102,8 @@
               <w:pStyle w:val="Anmerkungenklein"/>
             </w:pPr>
             <w:r>
-              <w:t xml:space="preserve">Grundtext (SQL) + Abstand nach 12 </w:t>
-            </w:r>
-            <w:proofErr w:type="spellStart"/>
-            <w:r>
-              <w:t>pt</w:t>
-            </w:r>
-            <w:proofErr w:type="spellEnd"/>
+              <w:t>Grundtext (SQL) + Abstand nach 12 pt</w:t>
+            </w:r>
           </w:p>
         </w:tc>
       </w:tr>
@@ -9606,23 +9130,7 @@
               <w:pStyle w:val="Anmerkungenklein"/>
             </w:pPr>
             <w:r>
-              <w:t xml:space="preserve">Schriftart Times New Roman, 12 </w:t>
-            </w:r>
-            <w:proofErr w:type="spellStart"/>
-            <w:r>
-              <w:t>pt</w:t>
-            </w:r>
-            <w:proofErr w:type="spellEnd"/>
-            <w:r>
-              <w:t xml:space="preserve">, Deutsch (Deutschland), Einzug hängend 1,5 cm, linksbündig, Zeilenabstand mind. 16 </w:t>
-            </w:r>
-            <w:proofErr w:type="spellStart"/>
-            <w:r>
-              <w:t>pt</w:t>
-            </w:r>
-            <w:proofErr w:type="spellEnd"/>
-            <w:r>
-              <w:t>, Absatzkontrolle</w:t>
+              <w:t>Schriftart Times New Roman, 12 pt, Deutsch (Deutschland), Einzug hängend 1,5 cm, linksbündig, Zeilenabstand mind. 16 pt, Absatzkontrolle</w:t>
             </w:r>
           </w:p>
         </w:tc>
@@ -9650,23 +9158,7 @@
               <w:pStyle w:val="Anmerkungenklein"/>
             </w:pPr>
             <w:r>
-              <w:t xml:space="preserve">Schriftart Times New Roman, 10 </w:t>
-            </w:r>
-            <w:proofErr w:type="spellStart"/>
-            <w:r>
-              <w:t>pt</w:t>
-            </w:r>
-            <w:proofErr w:type="spellEnd"/>
-            <w:r>
-              <w:t xml:space="preserve">, Deutsch (Deutschland), zentriert, Zeilenabstand einfach, Abstand nach 6 </w:t>
-            </w:r>
-            <w:proofErr w:type="spellStart"/>
-            <w:r>
-              <w:t>pt</w:t>
-            </w:r>
-            <w:proofErr w:type="spellEnd"/>
-            <w:r>
-              <w:t>, Absatzkontrolle</w:t>
+              <w:t>Schriftart Times New Roman, 10 pt, Deutsch (Deutschland), zentriert, Zeilenabstand einfach, Abstand nach 6 pt, Absatzkontrolle</w:t>
             </w:r>
           </w:p>
         </w:tc>
@@ -9694,31 +9186,7 @@
               <w:pStyle w:val="Anmerkungenklein"/>
             </w:pPr>
             <w:r>
-              <w:t xml:space="preserve">Schriftart Times New Roman, 10 </w:t>
-            </w:r>
-            <w:proofErr w:type="spellStart"/>
-            <w:r>
-              <w:t>pt</w:t>
-            </w:r>
-            <w:proofErr w:type="spellEnd"/>
-            <w:r>
-              <w:t xml:space="preserve">, Deutsch (Deutschland), linksbündig, Zeilenabstand einfach, Abstand vor 2 </w:t>
-            </w:r>
-            <w:proofErr w:type="spellStart"/>
-            <w:r>
-              <w:t>pt</w:t>
-            </w:r>
-            <w:proofErr w:type="spellEnd"/>
-            <w:r>
-              <w:t xml:space="preserve">, Abstand nach 2 </w:t>
-            </w:r>
-            <w:proofErr w:type="spellStart"/>
-            <w:r>
-              <w:t>pt</w:t>
-            </w:r>
-            <w:proofErr w:type="spellEnd"/>
-            <w:r>
-              <w:t>, Absatzkontrolle</w:t>
+              <w:t>Schriftart Times New Roman, 10 pt, Deutsch (Deutschland), linksbündig, Zeilenabstand einfach, Abstand vor 2 pt, Abstand nach 2 pt, Absatzkontrolle</w:t>
             </w:r>
           </w:p>
         </w:tc>
@@ -9746,53 +9214,13 @@
               <w:pStyle w:val="Anmerkungenklein"/>
             </w:pPr>
             <w:r>
-              <w:t xml:space="preserve">Schriftart Times New Roman, 14 </w:t>
-            </w:r>
-            <w:proofErr w:type="spellStart"/>
-            <w:r>
-              <w:t>pt</w:t>
-            </w:r>
-            <w:proofErr w:type="spellEnd"/>
-            <w:r>
-              <w:t xml:space="preserve">, Deutsch (Deutschland), Einzug hängend 1,5 cm, linksbündig, Unterschneidung ab 14 </w:t>
-            </w:r>
-            <w:proofErr w:type="spellStart"/>
-            <w:r>
-              <w:t>pt</w:t>
-            </w:r>
-            <w:proofErr w:type="spellEnd"/>
-            <w:r>
-              <w:t>, fett, Zeilenabstand genau 18 </w:t>
-            </w:r>
-            <w:proofErr w:type="spellStart"/>
-            <w:r>
-              <w:t>pt</w:t>
-            </w:r>
-            <w:proofErr w:type="spellEnd"/>
-            <w:r>
-              <w:t>, Abstand nach 8 </w:t>
-            </w:r>
-            <w:proofErr w:type="spellStart"/>
-            <w:r>
-              <w:t>pt</w:t>
-            </w:r>
-            <w:proofErr w:type="spellEnd"/>
-            <w:r>
-              <w:t>, Absatzkontrolle, Seitenwechsel oberhalb, Absätze nicht trennen, keine Silbentrennung, Autonu</w:t>
+              <w:t>Schriftart Times New Roman, 14 pt, Deutsch (Deutschland), Einzug hängend 1,5 cm, linksbündig, Unterschneidung ab 14 pt, fett, Zeilenabstand genau 18 pt, Abstand nach 8 pt, Absatzkontrolle, Seitenwechsel oberhalb, Absätze nicht trennen, keine Silbentrennung, Autonu</w:t>
             </w:r>
             <w:r>
               <w:t>m</w:t>
             </w:r>
             <w:r>
-              <w:t>merierung Gliederung Ebene 1 (</w:t>
-            </w:r>
-            <w:proofErr w:type="spellStart"/>
-            <w:r>
-              <w:t>Tabstop</w:t>
-            </w:r>
-            <w:proofErr w:type="spellEnd"/>
-            <w:r>
-              <w:t xml:space="preserve"> 1,5 cm)</w:t>
+              <w:t>merierung Gliederung Ebene 1 (Tabstop 1,5 cm)</w:t>
             </w:r>
           </w:p>
         </w:tc>
@@ -9820,23 +9248,7 @@
               <w:pStyle w:val="Anmerkungenklein"/>
             </w:pPr>
             <w:r>
-              <w:t xml:space="preserve">Überschrift 1 + Schriftart 12 </w:t>
-            </w:r>
-            <w:proofErr w:type="spellStart"/>
-            <w:r>
-              <w:t>pt</w:t>
-            </w:r>
-            <w:proofErr w:type="spellEnd"/>
-            <w:r>
-              <w:t xml:space="preserve">, Abstand vor 30 </w:t>
-            </w:r>
-            <w:proofErr w:type="spellStart"/>
-            <w:r>
-              <w:t>pt</w:t>
-            </w:r>
-            <w:proofErr w:type="spellEnd"/>
-            <w:r>
-              <w:t>, nicht Seitenwechsel oberhalb, Autonum</w:t>
+              <w:t>Überschrift 1 + Schriftart 12 pt, Abstand vor 30 pt, nicht Seitenwechsel oberhalb, Autonum</w:t>
             </w:r>
             <w:r>
               <w:t>m</w:t>
@@ -9972,15 +9384,7 @@
               <w:pStyle w:val="Anmerkungenklein"/>
             </w:pPr>
             <w:r>
-              <w:t>Überschrift 1 + Abstand nach 18 </w:t>
-            </w:r>
-            <w:proofErr w:type="spellStart"/>
-            <w:r>
-              <w:t>pt</w:t>
-            </w:r>
-            <w:proofErr w:type="spellEnd"/>
-            <w:r>
-              <w:t>, keine Nu</w:t>
+              <w:t>Überschrift 1 + Abstand nach 18 pt, keine Nu</w:t>
             </w:r>
             <w:r>
               <w:t>m</w:t>
@@ -10014,31 +9418,7 @@
               <w:pStyle w:val="Anmerkungenklein"/>
             </w:pPr>
             <w:r>
-              <w:t xml:space="preserve">Schriftart Times New Roman, 12 </w:t>
-            </w:r>
-            <w:proofErr w:type="spellStart"/>
-            <w:r>
-              <w:t>pt</w:t>
-            </w:r>
-            <w:proofErr w:type="spellEnd"/>
-            <w:r>
-              <w:t xml:space="preserve">, Deutsch (Deutschland), linksbündig, Einzug hängend 0,5 cm, Zeilenabstand einfach, Abstand vor 6 </w:t>
-            </w:r>
-            <w:proofErr w:type="spellStart"/>
-            <w:r>
-              <w:t>pt</w:t>
-            </w:r>
-            <w:proofErr w:type="spellEnd"/>
-            <w:r>
-              <w:t xml:space="preserve">, Absatzkontrolle, Absätze nicht trennen, </w:t>
-            </w:r>
-            <w:proofErr w:type="spellStart"/>
-            <w:r>
-              <w:t>Tabstop</w:t>
-            </w:r>
-            <w:proofErr w:type="spellEnd"/>
-            <w:r>
-              <w:t xml:space="preserve"> 15 cm rechtsbündig</w:t>
+              <w:t>Schriftart Times New Roman, 12 pt, Deutsch (Deutschland), linksbündig, Einzug hängend 0,5 cm, Zeilenabstand einfach, Abstand vor 6 pt, Absatzkontrolle, Absätze nicht trennen, Tabstop 15 cm rechtsbündig</w:t>
             </w:r>
           </w:p>
         </w:tc>
@@ -10066,31 +9446,7 @@
               <w:pStyle w:val="Anmerkungenklein"/>
             </w:pPr>
             <w:r>
-              <w:t>Verzeichnis 1 + Einzug links 0,5 cm, Einzug hängend 1 cm, Abstand vor 3 </w:t>
-            </w:r>
-            <w:proofErr w:type="spellStart"/>
-            <w:r>
-              <w:t>pt</w:t>
-            </w:r>
-            <w:proofErr w:type="spellEnd"/>
-            <w:r>
-              <w:t xml:space="preserve">, </w:t>
-            </w:r>
-            <w:proofErr w:type="spellStart"/>
-            <w:r>
-              <w:t>Tabstop</w:t>
-            </w:r>
-            <w:proofErr w:type="spellEnd"/>
-            <w:r>
-              <w:t xml:space="preserve"> 1,69 cm, </w:t>
-            </w:r>
-            <w:proofErr w:type="spellStart"/>
-            <w:r>
-              <w:t>Tabstop</w:t>
-            </w:r>
-            <w:proofErr w:type="spellEnd"/>
-            <w:r>
-              <w:t xml:space="preserve"> 15 cm rechtsbündig</w:t>
+              <w:t>Verzeichnis 1 + Einzug links 0,5 cm, Einzug hängend 1 cm, Abstand vor 3 pt, Tabstop 1,69 cm, Tabstop 15 cm rechtsbündig</w:t>
             </w:r>
           </w:p>
         </w:tc>
@@ -10121,31 +9477,7 @@
               <w:pStyle w:val="Anmerkungenklein"/>
             </w:pPr>
             <w:r>
-              <w:t>Verzeichnis 1 + Einzug links 1,5 cm, Einzug hängend 1,3 cm, Abstand vor 3 </w:t>
-            </w:r>
-            <w:proofErr w:type="spellStart"/>
-            <w:r>
-              <w:t>pt</w:t>
-            </w:r>
-            <w:proofErr w:type="spellEnd"/>
-            <w:r>
-              <w:t xml:space="preserve">, </w:t>
-            </w:r>
-            <w:proofErr w:type="spellStart"/>
-            <w:r>
-              <w:t>Tabstop</w:t>
-            </w:r>
-            <w:proofErr w:type="spellEnd"/>
-            <w:r>
-              <w:t xml:space="preserve"> 1,3 cm rechtsbündig, </w:t>
-            </w:r>
-            <w:proofErr w:type="spellStart"/>
-            <w:r>
-              <w:t>Tabstop</w:t>
-            </w:r>
-            <w:proofErr w:type="spellEnd"/>
-            <w:r>
-              <w:t xml:space="preserve"> 15 cm rechtsbündig</w:t>
+              <w:t>Verzeichnis 1 + Einzug links 1,5 cm, Einzug hängend 1,3 cm, Abstand vor 3 pt, Tabstop 1,3 cm rechtsbündig, Tabstop 15 cm rechtsbündig</w:t>
             </w:r>
           </w:p>
         </w:tc>
@@ -10173,31 +9505,7 @@
               <w:pStyle w:val="Anmerkungenklein"/>
             </w:pPr>
             <w:r>
-              <w:t>Verzeichnis 1 + Einzug links 2,8 cm, Einzug hängend 1,5 cm, Abstand vor 3 </w:t>
-            </w:r>
-            <w:proofErr w:type="spellStart"/>
-            <w:r>
-              <w:t>pt</w:t>
-            </w:r>
-            <w:proofErr w:type="spellEnd"/>
-            <w:r>
-              <w:t xml:space="preserve">, </w:t>
-            </w:r>
-            <w:proofErr w:type="spellStart"/>
-            <w:r>
-              <w:t>Tabstop</w:t>
-            </w:r>
-            <w:proofErr w:type="spellEnd"/>
-            <w:r>
-              <w:t xml:space="preserve"> 1,5 cm rechtsbündig, </w:t>
-            </w:r>
-            <w:proofErr w:type="spellStart"/>
-            <w:r>
-              <w:t>Tabstop</w:t>
-            </w:r>
-            <w:proofErr w:type="spellEnd"/>
-            <w:r>
-              <w:t xml:space="preserve"> 15 cm rechtsbündig</w:t>
+              <w:t>Verzeichnis 1 + Einzug links 2,8 cm, Einzug hängend 1,5 cm, Abstand vor 3 pt, Tabstop 1,5 cm rechtsbündig, Tabstop 15 cm rechtsbündig</w:t>
             </w:r>
           </w:p>
         </w:tc>
@@ -10225,15 +9533,7 @@
               <w:pStyle w:val="Anmerkungenklein"/>
             </w:pPr>
             <w:r>
-              <w:t xml:space="preserve">Verzeichnis 1 + </w:t>
-            </w:r>
-            <w:proofErr w:type="spellStart"/>
-            <w:r>
-              <w:t>Tabstop</w:t>
-            </w:r>
-            <w:proofErr w:type="spellEnd"/>
-            <w:r>
-              <w:t xml:space="preserve"> 0,5 cm </w:t>
+              <w:t xml:space="preserve">Verzeichnis 1 + Tabstop 0,5 cm </w:t>
             </w:r>
           </w:p>
         </w:tc>
@@ -10261,31 +9561,7 @@
               <w:pStyle w:val="Anmerkungenklein"/>
             </w:pPr>
             <w:r>
-              <w:t xml:space="preserve">Schriftart Times New Roman, 12 </w:t>
-            </w:r>
-            <w:proofErr w:type="spellStart"/>
-            <w:r>
-              <w:t>pt</w:t>
-            </w:r>
-            <w:proofErr w:type="spellEnd"/>
-            <w:r>
-              <w:t xml:space="preserve">, kursiv, Deutsch (Deutschland), linksbündig, Zeilenabstand 1,5 Zeilen, Abstand vor 30 </w:t>
-            </w:r>
-            <w:proofErr w:type="spellStart"/>
-            <w:r>
-              <w:t>pt</w:t>
-            </w:r>
-            <w:proofErr w:type="spellEnd"/>
-            <w:r>
-              <w:t>, Abstand nach 3 </w:t>
-            </w:r>
-            <w:proofErr w:type="spellStart"/>
-            <w:r>
-              <w:t>pt</w:t>
-            </w:r>
-            <w:proofErr w:type="spellEnd"/>
-            <w:r>
-              <w:t>, Absatzkontrolle</w:t>
+              <w:t>Schriftart Times New Roman, 12 pt, kursiv, Deutsch (Deutschland), linksbündig, Zeilenabstand 1,5 Zeilen, Abstand vor 30 pt, Abstand nach 3 pt, Absatzkontrolle</w:t>
             </w:r>
           </w:p>
         </w:tc>
@@ -10337,23 +9613,7 @@
         <w:pStyle w:val="GrundtextAufzhlung"/>
       </w:pPr>
       <w:r>
-        <w:t xml:space="preserve">Die Schriftgröße ist 2 </w:t>
-      </w:r>
-      <w:proofErr w:type="spellStart"/>
-      <w:r>
-        <w:t>pt</w:t>
-      </w:r>
-      <w:proofErr w:type="spellEnd"/>
-      <w:r>
-        <w:t xml:space="preserve"> kleiner zu wählen als der Grundtext, hier also 10 </w:t>
-      </w:r>
-      <w:proofErr w:type="spellStart"/>
-      <w:r>
-        <w:t>pt</w:t>
-      </w:r>
-      <w:proofErr w:type="spellEnd"/>
-      <w:r>
-        <w:t>.</w:t>
+        <w:t>Die Schriftgröße ist 2 pt kleiner zu wählen als der Grundtext, hier also 10 pt.</w:t>
       </w:r>
     </w:p>
     <w:p>
@@ -10387,23 +9647,7 @@
       </w:r>
       <w:r>
         <w:softHyphen/>
-        <w:t>ansicht zu prüfen ist. Wird z. B. die Schriftart Times New Roman, 10 </w:t>
-      </w:r>
-      <w:proofErr w:type="spellStart"/>
-      <w:r>
-        <w:t>pt</w:t>
-      </w:r>
-      <w:proofErr w:type="spellEnd"/>
-      <w:r>
-        <w:t>, nicht fett eingesetzt, entspricht dies einer Linienstärke von 0,5 </w:t>
-      </w:r>
-      <w:proofErr w:type="spellStart"/>
-      <w:r>
-        <w:t>pt</w:t>
-      </w:r>
-      <w:proofErr w:type="spellEnd"/>
-      <w:r>
-        <w:t>.</w:t>
+        <w:t>ansicht zu prüfen ist. Wird z. B. die Schriftart Times New Roman, 10 pt, nicht fett eingesetzt, entspricht dies einer Linienstärke von 0,5 pt.</w:t>
       </w:r>
     </w:p>
     <w:p>
@@ -10553,15 +9797,7 @@
       </w:r>
       <w:r>
         <w:lastRenderedPageBreak/>
-        <w:t>Nummern von Abbildungen und Tabellen über die Formatvorlage ‚</w:t>
-      </w:r>
-      <w:proofErr w:type="spellStart"/>
-      <w:r>
-        <w:t>Grundz</w:t>
-      </w:r>
-      <w:proofErr w:type="spellEnd"/>
-      <w:r>
-        <w:t>. (fett)‘ fett zu setzen.</w:t>
+        <w:t>Nummern von Abbildungen und Tabellen über die Formatvorlage ‚Grundz. (fett)‘ fett zu setzen.</w:t>
       </w:r>
       <w:r>
         <w:rPr>
@@ -10620,7 +9856,7 @@
                     </pic:cNvPicPr>
                   </pic:nvPicPr>
                   <pic:blipFill>
-                    <a:blip r:embed="rId13" cstate="print"/>
+                    <a:blip r:embed="rId15" cstate="print"/>
                     <a:srcRect/>
                     <a:stretch>
                       <a:fillRect/>
@@ -10764,15 +10000,7 @@
       </w:r>
       <w:r>
         <w:softHyphen/>
-        <w:t>ren Darstellungen orientieren, ist die Quelle anzugeben (FV ‚</w:t>
-      </w:r>
-      <w:proofErr w:type="spellStart"/>
-      <w:r>
-        <w:t>GrafikQuelle</w:t>
-      </w:r>
-      <w:proofErr w:type="spellEnd"/>
-      <w:r>
-        <w:t>‘). Die Quel</w:t>
+        <w:t>ren Darstellungen orientieren, ist die Quelle anzugeben (FV ‚GrafikQuelle‘). Die Quel</w:t>
       </w:r>
       <w:r>
         <w:softHyphen/>
@@ -11850,7 +11078,6 @@
         <w:softHyphen/>
         <w:t xml:space="preserve">merierung werden Großbuchstaben (u. U. </w:t>
       </w:r>
-      <w:proofErr w:type="spellStart"/>
       <w:r>
         <w:rPr>
           <w:i/>
@@ -11878,7 +11105,6 @@
         </w:rPr>
         <w:t>Ziffer</w:t>
       </w:r>
-      <w:proofErr w:type="spellEnd"/>
       <w:r>
         <w:t>) verwendet.</w:t>
       </w:r>
@@ -11909,7 +11135,7 @@
                     </pic:cNvPicPr>
                   </pic:nvPicPr>
                   <pic:blipFill>
-                    <a:blip r:embed="rId14" cstate="print"/>
+                    <a:blip r:embed="rId16" cstate="print"/>
                     <a:srcRect/>
                     <a:stretch>
                       <a:fillRect/>
@@ -12048,36 +11274,20 @@
           <w:rStyle w:val="Grundzfett"/>
           <w:b w:val="0"/>
         </w:rPr>
-        <w:t xml:space="preserve">Tabellen und Abbildungen des Anhangs </w:t>
-      </w:r>
-      <w:proofErr w:type="gramStart"/>
+        <w:t>Tabellen und Abbildungen des Anhangs werden wie im Haupttext nu</w:t>
+      </w:r>
       <w:r>
         <w:rPr>
           <w:rStyle w:val="Grundzfett"/>
           <w:b w:val="0"/>
         </w:rPr>
-        <w:t>werden</w:t>
-      </w:r>
-      <w:proofErr w:type="gramEnd"/>
+        <w:t>m</w:t>
+      </w:r>
       <w:r>
         <w:rPr>
           <w:rStyle w:val="Grundzfett"/>
           <w:b w:val="0"/>
         </w:rPr>
-        <w:t xml:space="preserve"> wie im Haupttext nu</w:t>
-      </w:r>
-      <w:r>
-        <w:rPr>
-          <w:rStyle w:val="Grundzfett"/>
-          <w:b w:val="0"/>
-        </w:rPr>
-        <w:t>m</w:t>
-      </w:r>
-      <w:r>
-        <w:rPr>
-          <w:rStyle w:val="Grundzfett"/>
-          <w:b w:val="0"/>
-        </w:rPr>
         <w:t xml:space="preserve">meriert, jedoch ist unter </w:t>
       </w:r>
       <w:r>
@@ -12095,15 +11305,7 @@
       </w:r>
       <w:r>
         <w:softHyphen/>
-        <w:t xml:space="preserve">staben in der </w:t>
-      </w:r>
-      <w:proofErr w:type="spellStart"/>
-      <w:r>
-        <w:t>Numerierung</w:t>
-      </w:r>
-      <w:proofErr w:type="spellEnd"/>
-      <w:r>
-        <w:t xml:space="preserve"> verwendet (unter [</w:t>
+        <w:t>staben in der Numerierung verwendet (unter [</w:t>
       </w:r>
       <w:r>
         <w:sym w:font="Symbol" w:char="F0AE"/>
@@ -12168,15 +11370,7 @@
       </w:r>
       <w:r>
         <w:softHyphen/>
-        <w:t xml:space="preserve">deckt. Konjunktionen wie </w:t>
-      </w:r>
-      <w:proofErr w:type="gramStart"/>
-      <w:r>
-        <w:t>‚</w:t>
-      </w:r>
-      <w:proofErr w:type="gramEnd"/>
-      <w:r>
-        <w:t>weil‘, ‚deshal</w:t>
+        <w:t>deckt. Konjunktionen wie ‚weil‘, ‚deshal</w:t>
       </w:r>
       <w:r>
         <w:t>b‘, ‚dadurch‘ verdeutlichen, dass</w:t>
@@ -12247,14 +11441,7 @@
       </w:r>
       <w:r>
         <w:br/>
-      </w:r>
-      <w:proofErr w:type="gramStart"/>
-      <w:r>
-        <w:t>Mindestens</w:t>
-      </w:r>
-      <w:proofErr w:type="gramEnd"/>
-      <w:r>
-        <w:t xml:space="preserve"> zwei Gegenstände oder Vorgänge werden gegenübergestellt, um Ge</w:t>
+        <w:t>Mindestens zwei Gegenstände oder Vorgänge werden gegenübergestellt, um Ge</w:t>
       </w:r>
       <w:r>
         <w:softHyphen/>
@@ -12364,15 +11551,7 @@
         <w:pStyle w:val="Grundtext"/>
       </w:pPr>
       <w:r>
-        <w:t xml:space="preserve">Das Literaturverzeichnis ist alphabetisch nach den Autorennamen sortiert. Hat ein Autor mehrere </w:t>
-      </w:r>
-      <w:proofErr w:type="gramStart"/>
-      <w:r>
-        <w:t>Monographien</w:t>
-      </w:r>
-      <w:proofErr w:type="gramEnd"/>
-      <w:r>
-        <w:t>, Zeitschriften oder Sammelbeiträge in einem Jahr publiziert, so werden die Quellen mit dem Jahr und einem Buchstaben ge</w:t>
+        <w:t>Das Literaturverzeichnis ist alphabetisch nach den Autorennamen sortiert. Hat ein Autor mehrere Monographien, Zeitschriften oder Sammelbeiträge in einem Jahr publiziert, so werden die Quellen mit dem Jahr und einem Buchstaben ge</w:t>
       </w:r>
       <w:r>
         <w:softHyphen/>
@@ -12420,28 +11599,15 @@
       <w:bookmarkStart w:id="169" w:name="Zwischenueberschrift"/>
       <w:bookmarkEnd w:id="169"/>
       <w:r>
-        <w:t xml:space="preserve">Zitieren einer </w:t>
-      </w:r>
-      <w:proofErr w:type="gramStart"/>
-      <w:r>
-        <w:t>Monographie</w:t>
-      </w:r>
-      <w:proofErr w:type="gramEnd"/>
+        <w:t>Zitieren einer Monographie</w:t>
+      </w:r>
     </w:p>
     <w:p>
       <w:pPr>
         <w:pStyle w:val="Grundtext"/>
       </w:pPr>
       <w:r>
-        <w:t xml:space="preserve">Der Titel einer </w:t>
-      </w:r>
-      <w:proofErr w:type="gramStart"/>
-      <w:r>
-        <w:t>Monographie</w:t>
-      </w:r>
-      <w:proofErr w:type="gramEnd"/>
-      <w:r>
-        <w:t xml:space="preserve"> ist jeweils vollständig, mit Untertitel, aufzuführen.</w:t>
+        <w:t>Der Titel einer Monographie ist jeweils vollständig, mit Untertitel, aufzuführen.</w:t>
       </w:r>
     </w:p>
     <w:p>
@@ -12593,34 +11759,19 @@
         <w:rPr>
           <w:highlight w:val="yellow"/>
         </w:rPr>
-        <w:t>{Verlag</w:t>
-      </w:r>
-      <w:proofErr w:type="gramStart"/>
-      <w:r>
-        <w:rPr>
-          <w:highlight w:val="yellow"/>
-        </w:rPr>
-        <w:t>,}</w:t>
+        <w:t>{Verlag,}</w:t>
       </w:r>
       <w:r>
         <w:rPr>
           <w:rStyle w:val="Grundzkursiv"/>
           <w:highlight w:val="yellow"/>
         </w:rPr>
-        <w:t>Erscheinungsort</w:t>
-      </w:r>
-      <w:proofErr w:type="gramEnd"/>
-      <w:r>
-        <w:rPr>
-          <w:rStyle w:val="Grundzkursiv"/>
+        <w:t>Erscheinungsort(e)</w:t>
+      </w:r>
+      <w:r>
+        <w:rPr>
           <w:highlight w:val="yellow"/>
         </w:rPr>
-        <w:t>(e)</w:t>
-      </w:r>
-      <w:r>
-        <w:rPr>
-          <w:highlight w:val="yellow"/>
-        </w:rPr>
         <w:t>.</w:t>
       </w:r>
     </w:p>
@@ -12643,15 +11794,7 @@
         <w:pStyle w:val="Literatureintrag"/>
       </w:pPr>
       <w:r>
-        <w:t xml:space="preserve">Becker, J.; Rosemann, M. (1993): Logistik und CIM: Die effiziente Material- und </w:t>
-      </w:r>
-      <w:proofErr w:type="spellStart"/>
-      <w:r>
-        <w:t>Informationsflußgestaltung</w:t>
-      </w:r>
-      <w:proofErr w:type="spellEnd"/>
-      <w:r>
-        <w:t xml:space="preserve"> im Industrieunternehmen.</w:t>
+        <w:t>Becker, J.; Rosemann, M. (1993): Logistik und CIM: Die effiziente Material- und Informationsflußgestaltung im Industrieunternehmen.</w:t>
       </w:r>
       <w:r>
         <w:t> – </w:t>
@@ -12679,15 +11822,7 @@
         <w:pStyle w:val="Literatureintrag"/>
       </w:pPr>
       <w:r>
-        <w:t>Beutelspacher, A. (1999): Das ist o. B. d. A. trivial! – </w:t>
-      </w:r>
-      <w:proofErr w:type="spellStart"/>
-      <w:r>
-        <w:t>Tips</w:t>
-      </w:r>
-      <w:proofErr w:type="spellEnd"/>
-      <w:r>
-        <w:t xml:space="preserve"> und Tricks zur Formulierung mathematischer Gedanken.</w:t>
+        <w:t>Beutelspacher, A. (1999): Das ist o. B. d. A. trivial! – Tips und Tricks zur Formulierung mathematischer Gedanken.</w:t>
       </w:r>
       <w:r>
         <w:t> </w:t>
@@ -12703,13 +11838,8 @@
       <w:pPr>
         <w:pStyle w:val="Literatureintrag"/>
       </w:pPr>
-      <w:proofErr w:type="spellStart"/>
-      <w:r>
-        <w:t>Disterer</w:t>
-      </w:r>
-      <w:proofErr w:type="spellEnd"/>
-      <w:r>
-        <w:t>, G. (1998): Studienarbeiten schreiben: Diplom-, Seminar- und Hausarbeiten in</w:t>
+      <w:r>
+        <w:t>Disterer, G. (1998): Studienarbeiten schreiben: Diplom-, Seminar- und Hausarbeiten in</w:t>
       </w:r>
       <w:r>
         <w:t xml:space="preserve"> den Wirtschaftswissenschaften.</w:t>
@@ -12770,7 +11900,7 @@
         </w:rPr>
         <w:t xml:space="preserve">(aktuelle Fassung liegt i.d.R. auf </w:t>
       </w:r>
-      <w:hyperlink r:id="rId15" w:history="1">
+      <w:hyperlink r:id="rId17" w:history="1">
         <w:r>
           <w:rPr>
             <w:rStyle w:val="Hyperlink"/>
@@ -12816,13 +11946,8 @@
       <w:r>
         <w:t> – </w:t>
       </w:r>
-      <w:proofErr w:type="spellStart"/>
-      <w:r>
-        <w:t>Vieweg+Teubner</w:t>
-      </w:r>
-      <w:proofErr w:type="spellEnd"/>
-      <w:r>
-        <w:t>, Auflage 6, Wiesbaden.</w:t>
+      <w:r>
+        <w:t>Vieweg+Teubner, Auflage 6, Wiesbaden.</w:t>
       </w:r>
     </w:p>
     <w:p>
@@ -12848,21 +11973,7 @@
         <w:rPr>
           <w:lang w:val="en-US"/>
         </w:rPr>
-        <w:t xml:space="preserve">7. </w:t>
-      </w:r>
-      <w:proofErr w:type="spellStart"/>
-      <w:r>
-        <w:rPr>
-          <w:lang w:val="en-US"/>
-        </w:rPr>
-        <w:t>Aufl</w:t>
-      </w:r>
-      <w:proofErr w:type="spellEnd"/>
-      <w:r>
-        <w:rPr>
-          <w:lang w:val="en-US"/>
-        </w:rPr>
-        <w:t>., München – Wien.</w:t>
+        <w:t>7. Aufl., München – Wien.</w:t>
       </w:r>
     </w:p>
     <w:p>
@@ -13113,15 +12224,7 @@
         <w:pStyle w:val="Literatureintrag"/>
       </w:pPr>
       <w:r>
-        <w:t>Becker, J.; Rosemann, M.; Schütte, R. (1995): Grundsätze ordnungsmäßiger Modellierung (</w:t>
-      </w:r>
-      <w:proofErr w:type="spellStart"/>
-      <w:r>
-        <w:t>GoM</w:t>
-      </w:r>
-      <w:proofErr w:type="spellEnd"/>
-      <w:r>
-        <w:t xml:space="preserve">). </w:t>
+        <w:t xml:space="preserve">Becker, J.; Rosemann, M.; Schütte, R. (1995): Grundsätze ordnungsmäßiger Modellierung (GoM). </w:t>
       </w:r>
       <w:r>
         <w:t xml:space="preserve"> – In: </w:t>
@@ -13402,27 +12505,11 @@
         <w:pStyle w:val="Literatureintrag"/>
       </w:pPr>
       <w:r>
-        <w:t xml:space="preserve">Rosemann, M. (1995): Erstellung und Integration von </w:t>
-      </w:r>
-      <w:proofErr w:type="spellStart"/>
-      <w:r>
-        <w:t>Prozeßmodellen</w:t>
-      </w:r>
-      <w:proofErr w:type="spellEnd"/>
-      <w:r>
-        <w:t> </w:t>
-      </w:r>
-      <w:proofErr w:type="gramStart"/>
-      <w:r>
-        <w:t>–  Methoden</w:t>
-      </w:r>
-      <w:r>
-        <w:softHyphen/>
-        <w:t>spezifische</w:t>
-      </w:r>
-      <w:proofErr w:type="gramEnd"/>
-      <w:r>
-        <w:t xml:space="preserve"> Gestaltungsempfehlungen für die Informationsmodellierung. Dissertation, Westfälische-Wilhelms-Universität</w:t>
+        <w:t>Rosemann, M. (1995): Erstellung und Integration von Prozeßmodellen –  Methoden</w:t>
+      </w:r>
+      <w:r>
+        <w:softHyphen/>
+        <w:t>spezifische Gestaltungsempfehlungen für die Informationsmodellierung. Dissertation, Westfälische-Wilhelms-Universität</w:t>
       </w:r>
       <w:r>
         <w:t>,</w:t>
@@ -13662,21 +12749,7 @@
         <w:rPr>
           <w:lang w:val="en-US"/>
         </w:rPr>
-        <w:t xml:space="preserve">Kargermann, H. (1996): Accounting as </w:t>
-      </w:r>
-      <w:proofErr w:type="gramStart"/>
-      <w:r>
-        <w:rPr>
-          <w:lang w:val="en-US"/>
-        </w:rPr>
-        <w:t>an</w:t>
-      </w:r>
-      <w:proofErr w:type="gramEnd"/>
-      <w:r>
-        <w:rPr>
-          <w:lang w:val="en-US"/>
-        </w:rPr>
-        <w:t xml:space="preserve"> Management Tool.</w:t>
+        <w:t>Kargermann, H. (1996): Accounting as an Management Tool.</w:t>
       </w:r>
       <w:r>
         <w:rPr>
@@ -14010,8 +13083,6 @@
         </w:rPr>
         <w:t xml:space="preserve"> vom </w:t>
       </w:r>
-      <w:proofErr w:type="spellStart"/>
-      <w:proofErr w:type="gramStart"/>
       <w:r>
         <w:rPr>
           <w:rStyle w:val="Grundzkursiv"/>
@@ -14045,8 +13116,6 @@
         </w:rPr>
         <w:t>Jahr</w:t>
       </w:r>
-      <w:proofErr w:type="spellEnd"/>
-      <w:proofErr w:type="gramEnd"/>
       <w:r>
         <w:rPr>
           <w:highlight w:val="yellow"/>
@@ -14083,6 +13152,9 @@
     <w:p>
       <w:pPr>
         <w:pStyle w:val="Literatureintrag"/>
+        <w:rPr>
+          <w:lang w:val="en-US"/>
+        </w:rPr>
       </w:pPr>
       <w:r>
         <w:t>Gewirtz, C. (1972): Eurobonds</w:t>
@@ -14091,24 +13163,26 @@
         <w:t>. – </w:t>
       </w:r>
       <w:r>
-        <w:t xml:space="preserve">In: Herald </w:t>
-      </w:r>
-      <w:proofErr w:type="spellStart"/>
-      <w:r>
-        <w:t>Tribune</w:t>
-      </w:r>
-      <w:proofErr w:type="spellEnd"/>
-      <w:r>
-        <w:t>. Nr. 27-880 vom 4. September 1972, S. 9.</w:t>
+        <w:t>In: Herald Tribune. Nr. 27-880 vom 4. </w:t>
+      </w:r>
+      <w:r>
+        <w:rPr>
+          <w:lang w:val="en-US"/>
+        </w:rPr>
+        <w:t>September 1972, S. 9.</w:t>
       </w:r>
     </w:p>
     <w:p>
       <w:pPr>
         <w:rPr>
           <w:szCs w:val="20"/>
-        </w:rPr>
-      </w:pPr>
-      <w:r>
+          <w:lang w:val="en-US"/>
+        </w:rPr>
+      </w:pPr>
+      <w:r>
+        <w:rPr>
+          <w:lang w:val="en-US"/>
+        </w:rPr>
         <w:br w:type="page"/>
       </w:r>
     </w:p>
@@ -14125,34 +13199,12 @@
         </w:rPr>
       </w:pPr>
       <w:bookmarkStart w:id="170" w:name="_Toc226907275"/>
-      <w:proofErr w:type="spellStart"/>
       <w:r>
         <w:rPr>
           <w:lang w:val="en-US"/>
         </w:rPr>
         <w:lastRenderedPageBreak/>
-        <w:t>Literaturverzeichnis</w:t>
-      </w:r>
-      <w:proofErr w:type="spellEnd"/>
-      <w:r>
-        <w:rPr>
-          <w:lang w:val="en-US"/>
-        </w:rPr>
-        <w:t xml:space="preserve"> (</w:t>
-      </w:r>
-      <w:proofErr w:type="spellStart"/>
-      <w:r>
-        <w:rPr>
-          <w:lang w:val="en-US"/>
-        </w:rPr>
-        <w:t>Quellen</w:t>
-      </w:r>
-      <w:proofErr w:type="spellEnd"/>
-      <w:r>
-        <w:rPr>
-          <w:lang w:val="en-US"/>
-        </w:rPr>
-        <w:t>)</w:t>
+        <w:t>Literaturverzeichnis (Quellen)</w:t>
       </w:r>
       <w:bookmarkEnd w:id="170"/>
     </w:p>
@@ -14217,16 +13269,8 @@
         <w:rPr>
           <w:lang w:val="en-US"/>
         </w:rPr>
-        <w:t xml:space="preserve">, </w:t>
-      </w:r>
-      <w:proofErr w:type="spellStart"/>
-      <w:r>
-        <w:rPr>
-          <w:lang w:val="en-US"/>
-        </w:rPr>
-        <w:t>Gaol</w:t>
-      </w:r>
-      <w:proofErr w:type="spellEnd"/>
+        <w:t>, Gaol</w:t>
+      </w:r>
       <w:r>
         <w:rPr>
           <w:lang w:val="en-US"/>
@@ -14282,23 +13326,9 @@
         <w:rPr>
           <w:lang w:val="en-US"/>
         </w:rPr>
-        <w:t xml:space="preserve">– Online </w:t>
-      </w:r>
-      <w:proofErr w:type="spellStart"/>
-      <w:r>
-        <w:rPr>
-          <w:lang w:val="en-US"/>
-        </w:rPr>
-        <w:t>im</w:t>
-      </w:r>
-      <w:proofErr w:type="spellEnd"/>
-      <w:r>
-        <w:rPr>
-          <w:lang w:val="en-US"/>
-        </w:rPr>
-        <w:t xml:space="preserve"> Internet: </w:t>
-      </w:r>
-      <w:hyperlink r:id="rId16" w:history="1">
+        <w:t xml:space="preserve">– Online im Internet: </w:t>
+      </w:r>
+      <w:hyperlink r:id="rId18" w:history="1">
         <w:r>
           <w:rPr>
             <w:rStyle w:val="Hyperlink"/>
@@ -14348,7 +13378,7 @@
       <w:r>
         <w:t xml:space="preserve">nline im Internet: </w:t>
       </w:r>
-      <w:hyperlink r:id="rId17" w:history="1">
+      <w:hyperlink r:id="rId19" w:history="1">
         <w:r>
           <w:rPr>
             <w:rStyle w:val="Hyperlink"/>
@@ -14398,29 +13428,15 @@
         <w:rPr>
           <w:lang w:val="en-US"/>
         </w:rPr>
-        <w:t xml:space="preserve"> – Online </w:t>
-      </w:r>
-      <w:proofErr w:type="spellStart"/>
+        <w:t xml:space="preserve"> – Online i</w:t>
+      </w:r>
       <w:r>
         <w:rPr>
           <w:lang w:val="en-US"/>
         </w:rPr>
-        <w:t>i</w:t>
-      </w:r>
-      <w:r>
-        <w:rPr>
-          <w:lang w:val="en-US"/>
-        </w:rPr>
-        <w:t>m</w:t>
-      </w:r>
-      <w:proofErr w:type="spellEnd"/>
-      <w:r>
-        <w:rPr>
-          <w:lang w:val="en-US"/>
-        </w:rPr>
-        <w:t xml:space="preserve"> Internet: </w:t>
-      </w:r>
-      <w:hyperlink r:id="rId18" w:history="1">
+        <w:t xml:space="preserve">m Internet: </w:t>
+      </w:r>
+      <w:hyperlink r:id="rId20" w:history="1">
         <w:r>
           <w:rPr>
             <w:rStyle w:val="Hyperlink"/>
@@ -14454,79 +13470,49 @@
         </w:rPr>
       </w:pPr>
       <w:bookmarkStart w:id="174" w:name="Oudah_2020"/>
-      <w:proofErr w:type="spellStart"/>
       <w:r>
         <w:rPr>
           <w:lang w:val="en-US"/>
         </w:rPr>
-        <w:t>Oudah</w:t>
-      </w:r>
-      <w:proofErr w:type="spellEnd"/>
+        <w:t>Oudah M., Al-Naji A.</w:t>
+      </w:r>
       <w:r>
         <w:rPr>
           <w:lang w:val="en-US"/>
         </w:rPr>
-        <w:t xml:space="preserve"> M., Al-Naji A.</w:t>
+        <w:t xml:space="preserve">, </w:t>
       </w:r>
       <w:r>
         <w:rPr>
           <w:lang w:val="en-US"/>
         </w:rPr>
-        <w:t xml:space="preserve">, </w:t>
-      </w:r>
-      <w:proofErr w:type="spellStart"/>
+        <w:t>Chahl J. (2020)</w:t>
+      </w:r>
       <w:r>
         <w:rPr>
           <w:lang w:val="en-US"/>
         </w:rPr>
-        <w:t>Chahl</w:t>
-      </w:r>
-      <w:proofErr w:type="spellEnd"/>
+        <w:t>:</w:t>
+      </w:r>
       <w:r>
         <w:rPr>
           <w:lang w:val="en-US"/>
         </w:rPr>
-        <w:t xml:space="preserve"> J. (2020)</w:t>
+        <w:t xml:space="preserve"> Hand Gesture Recognition Based on Computer Vision: A Review of Techniques</w:t>
       </w:r>
       <w:r>
         <w:rPr>
           <w:lang w:val="en-US"/>
         </w:rPr>
-        <w:t>:</w:t>
+        <w:t xml:space="preserve"> – Online im Internet</w:t>
       </w:r>
       <w:r>
         <w:rPr>
           <w:lang w:val="en-US"/>
         </w:rPr>
-        <w:t xml:space="preserve"> Hand Gesture Recognition Based on Computer Vision: A Review of Techniques</w:t>
-      </w:r>
-      <w:r>
-        <w:rPr>
-          <w:lang w:val="en-US"/>
-        </w:rPr>
-        <w:t xml:space="preserve"> – Online </w:t>
-      </w:r>
-      <w:proofErr w:type="spellStart"/>
-      <w:r>
-        <w:rPr>
-          <w:lang w:val="en-US"/>
-        </w:rPr>
-        <w:t>im</w:t>
-      </w:r>
-      <w:proofErr w:type="spellEnd"/>
-      <w:r>
-        <w:rPr>
-          <w:lang w:val="en-US"/>
-        </w:rPr>
-        <w:t xml:space="preserve"> Internet</w:t>
-      </w:r>
-      <w:r>
-        <w:rPr>
-          <w:lang w:val="en-US"/>
-        </w:rPr>
         <w:t xml:space="preserve">: </w:t>
       </w:r>
-      <w:hyperlink r:id="rId19" w:history="1">
+      <w:hyperlink r:id="rId21" w:history="1">
         <w:r>
           <w:rPr>
             <w:rStyle w:val="Hyperlink"/>
@@ -14559,61 +13545,15 @@
         <w:rPr>
           <w:lang w:val="en-US"/>
         </w:rPr>
-        <w:t xml:space="preserve">Nickel </w:t>
+        <w:t>Nickel K., Stiefelhagen R. (2007): Visual recognition of pointing gestures for human–robot interaction</w:t>
       </w:r>
       <w:r>
         <w:rPr>
           <w:lang w:val="en-US"/>
         </w:rPr>
-        <w:t>K.</w:t>
-      </w:r>
-      <w:r>
-        <w:rPr>
-          <w:lang w:val="en-US"/>
-        </w:rPr>
-        <w:t xml:space="preserve">, </w:t>
-      </w:r>
-      <w:proofErr w:type="spellStart"/>
-      <w:r>
-        <w:rPr>
-          <w:lang w:val="en-US"/>
-        </w:rPr>
-        <w:t>Stiefelhagen</w:t>
-      </w:r>
-      <w:proofErr w:type="spellEnd"/>
-      <w:r>
-        <w:rPr>
-          <w:lang w:val="en-US"/>
-        </w:rPr>
-        <w:t xml:space="preserve"> R. (2007): </w:t>
-      </w:r>
-      <w:r>
-        <w:rPr>
-          <w:lang w:val="en-US"/>
-        </w:rPr>
-        <w:t>Visual recognition of pointing gestures for human–robot interaction</w:t>
-      </w:r>
-      <w:r>
-        <w:rPr>
-          <w:lang w:val="en-US"/>
-        </w:rPr>
-        <w:t xml:space="preserve"> - Online </w:t>
-      </w:r>
-      <w:proofErr w:type="spellStart"/>
-      <w:r>
-        <w:rPr>
-          <w:lang w:val="en-US"/>
-        </w:rPr>
-        <w:t>im</w:t>
-      </w:r>
-      <w:proofErr w:type="spellEnd"/>
-      <w:r>
-        <w:rPr>
-          <w:lang w:val="en-US"/>
-        </w:rPr>
-        <w:t xml:space="preserve"> Internet: </w:t>
-      </w:r>
-      <w:hyperlink r:id="rId20" w:history="1">
+        <w:t xml:space="preserve"> - Online im Internet: </w:t>
+      </w:r>
+      <w:hyperlink r:id="rId22" w:history="1">
         <w:r>
           <w:rPr>
             <w:rStyle w:val="Hyperlink"/>
@@ -14702,8 +13642,8 @@
       </w:r>
     </w:p>
     <w:sectPr>
-      <w:headerReference w:type="default" r:id="rId21"/>
-      <w:headerReference w:type="first" r:id="rId22"/>
+      <w:headerReference w:type="default" r:id="rId23"/>
+      <w:headerReference w:type="first" r:id="rId24"/>
       <w:pgSz w:w="11906" w:h="16838" w:code="9"/>
       <w:pgMar w:top="1701" w:right="1701" w:bottom="1134" w:left="1701" w:header="720" w:footer="720" w:gutter="0"/>
       <w:pgNumType w:start="1"/>
@@ -14949,15 +13889,7 @@
       </w:r>
       <w:r>
         <w:tab/>
-        <w:t xml:space="preserve">Der Abkürzungspunkt ersetzt den </w:t>
-      </w:r>
-      <w:proofErr w:type="spellStart"/>
-      <w:r>
-        <w:t>Schlußpunkt</w:t>
-      </w:r>
-      <w:proofErr w:type="spellEnd"/>
-      <w:r>
-        <w:t>.</w:t>
+        <w:t>Der Abkürzungspunkt ersetzt den Schlußpunkt.</w:t>
       </w:r>
     </w:p>
   </w:footnote>
@@ -14973,15 +13905,7 @@
         <w:footnoteRef/>
       </w:r>
       <w:r>
-        <w:t xml:space="preserve"> Wobei es </w:t>
-      </w:r>
-      <w:proofErr w:type="gramStart"/>
-      <w:r>
-        <w:t>natürlich beim</w:t>
-      </w:r>
-      <w:proofErr w:type="gramEnd"/>
-      <w:r>
-        <w:t xml:space="preserve"> Professor </w:t>
+        <w:t xml:space="preserve"> Wobei es natürlich beim Professor </w:t>
       </w:r>
       <w:r>
         <w:rPr>
@@ -15102,15 +14026,7 @@
       </w:r>
       <w:r>
         <w:tab/>
-        <w:t>Bei einer Verkürzung der Schreibweise (‚Schriftart und -größe‘ statt ‚Schriftart und Schriftgröße‘) ist ein geschützter Trennstrich ([Shift]+[Strg]</w:t>
-      </w:r>
-      <w:proofErr w:type="gramStart"/>
-      <w:r>
-        <w:t>+[</w:t>
-      </w:r>
-      <w:proofErr w:type="gramEnd"/>
-      <w:r>
-        <w:t>-]) zu verwenden. So erfolgt auch bei einem anderen Zeilenumbruch eine korrekte Trennung und der Bindestrich steht nicht vereinzelt am rechten Rand.</w:t>
+        <w:t>Bei einer Verkürzung der Schreibweise (‚Schriftart und -größe‘ statt ‚Schriftart und Schriftgröße‘) ist ein geschützter Trennstrich ([Shift]+[Strg]+[-]) zu verwenden. So erfolgt auch bei einem anderen Zeilenumbruch eine korrekte Trennung und der Bindestrich steht nicht vereinzelt am rechten Rand.</w:t>
       </w:r>
     </w:p>
   </w:footnote>
@@ -15368,7 +14284,7 @@
           <w:color w:val="000000" w:themeColor="text1"/>
           <w:u w:val="none"/>
         </w:rPr>
-        <w:t>7</w:t>
+        <w:t>8</w:t>
       </w:r>
       <w:r>
         <w:rPr>
@@ -17873,6 +16789,7 @@
   <w:style w:type="character" w:default="1" w:styleId="Absatz-Standardschriftart">
     <w:name w:val="Default Paragraph Font"/>
     <w:uiPriority w:val="1"/>
+    <w:semiHidden/>
     <w:unhideWhenUsed/>
   </w:style>
   <w:style w:type="table" w:default="1" w:styleId="NormaleTabelle">

--- a/Kamerabasierte Gestenerkennung zur Steuerung eines virtuellen Orchesters (Masterarbeit Wegener).docx
+++ b/Kamerabasierte Gestenerkennung zur Steuerung eines virtuellen Orchesters (Masterarbeit Wegener).docx
@@ -940,7 +940,7 @@
           <w:r>
             <w:fldChar w:fldCharType="separate"/>
           </w:r>
-          <w:hyperlink w:anchor="_Toc227171856" w:history="1">
+          <w:hyperlink w:anchor="_Toc228557164" w:history="1">
             <w:r>
               <w:rPr>
                 <w:rStyle w:val="Hyperlink"/>
@@ -963,7 +963,7 @@
               <w:rPr>
                 <w:webHidden/>
               </w:rPr>
-              <w:instrText xml:space="preserve"> PAGEREF _Toc227171856 \h </w:instrText>
+              <w:instrText xml:space="preserve"> PAGEREF _Toc228557164 \h </w:instrText>
             </w:r>
             <w:r>
               <w:rPr>
@@ -1000,7 +1000,7 @@
               <w14:ligatures w14:val="standardContextual"/>
             </w:rPr>
           </w:pPr>
-          <w:hyperlink w:anchor="_Toc227171857" w:history="1">
+          <w:hyperlink w:anchor="_Toc228557165" w:history="1">
             <w:r>
               <w:rPr>
                 <w:rStyle w:val="Hyperlink"/>
@@ -1023,7 +1023,7 @@
               <w:rPr>
                 <w:webHidden/>
               </w:rPr>
-              <w:instrText xml:space="preserve"> PAGEREF _Toc227171857 \h </w:instrText>
+              <w:instrText xml:space="preserve"> PAGEREF _Toc228557165 \h </w:instrText>
             </w:r>
             <w:r>
               <w:rPr>
@@ -1060,7 +1060,7 @@
               <w14:ligatures w14:val="standardContextual"/>
             </w:rPr>
           </w:pPr>
-          <w:hyperlink w:anchor="_Toc227171858" w:history="1">
+          <w:hyperlink w:anchor="_Toc228557166" w:history="1">
             <w:r>
               <w:rPr>
                 <w:rStyle w:val="Hyperlink"/>
@@ -1083,7 +1083,7 @@
               <w:rPr>
                 <w:webHidden/>
               </w:rPr>
-              <w:instrText xml:space="preserve"> PAGEREF _Toc227171858 \h </w:instrText>
+              <w:instrText xml:space="preserve"> PAGEREF _Toc228557166 \h </w:instrText>
             </w:r>
             <w:r>
               <w:rPr>
@@ -1120,7 +1120,7 @@
               <w14:ligatures w14:val="standardContextual"/>
             </w:rPr>
           </w:pPr>
-          <w:hyperlink w:anchor="_Toc227171859" w:history="1">
+          <w:hyperlink w:anchor="_Toc228557167" w:history="1">
             <w:r>
               <w:rPr>
                 <w:rStyle w:val="Hyperlink"/>
@@ -1143,7 +1143,7 @@
               <w:rPr>
                 <w:webHidden/>
               </w:rPr>
-              <w:instrText xml:space="preserve"> PAGEREF _Toc227171859 \h </w:instrText>
+              <w:instrText xml:space="preserve"> PAGEREF _Toc228557167 \h </w:instrText>
             </w:r>
             <w:r>
               <w:rPr>
@@ -1180,7 +1180,7 @@
               <w14:ligatures w14:val="standardContextual"/>
             </w:rPr>
           </w:pPr>
-          <w:hyperlink w:anchor="_Toc227171860" w:history="1">
+          <w:hyperlink w:anchor="_Toc228557168" w:history="1">
             <w:r>
               <w:rPr>
                 <w:rStyle w:val="Hyperlink"/>
@@ -1218,7 +1218,7 @@
               <w:rPr>
                 <w:webHidden/>
               </w:rPr>
-              <w:instrText xml:space="preserve"> PAGEREF _Toc227171860 \h </w:instrText>
+              <w:instrText xml:space="preserve"> PAGEREF _Toc228557168 \h </w:instrText>
             </w:r>
             <w:r>
               <w:rPr>
@@ -1255,7 +1255,7 @@
               <w14:ligatures w14:val="standardContextual"/>
             </w:rPr>
           </w:pPr>
-          <w:hyperlink w:anchor="_Toc227171861" w:history="1">
+          <w:hyperlink w:anchor="_Toc228557169" w:history="1">
             <w:r>
               <w:rPr>
                 <w:rStyle w:val="Hyperlink"/>
@@ -1293,7 +1293,7 @@
               <w:rPr>
                 <w:webHidden/>
               </w:rPr>
-              <w:instrText xml:space="preserve"> PAGEREF _Toc227171861 \h </w:instrText>
+              <w:instrText xml:space="preserve"> PAGEREF _Toc228557169 \h </w:instrText>
             </w:r>
             <w:r>
               <w:rPr>
@@ -1330,7 +1330,7 @@
               <w14:ligatures w14:val="standardContextual"/>
             </w:rPr>
           </w:pPr>
-          <w:hyperlink w:anchor="_Toc227171862" w:history="1">
+          <w:hyperlink w:anchor="_Toc228557170" w:history="1">
             <w:r>
               <w:rPr>
                 <w:rStyle w:val="Hyperlink"/>
@@ -1350,7 +1350,7 @@
               <w:rPr>
                 <w:rStyle w:val="Hyperlink"/>
               </w:rPr>
-              <w:t>Anfertigung der Arbeit</w:t>
+              <w:t>verschiedene Ansätze der Bildverarbeitung/Gesternerkennung</w:t>
             </w:r>
             <w:r>
               <w:rPr>
@@ -1368,7 +1368,7 @@
               <w:rPr>
                 <w:webHidden/>
               </w:rPr>
-              <w:instrText xml:space="preserve"> PAGEREF _Toc227171862 \h </w:instrText>
+              <w:instrText xml:space="preserve"> PAGEREF _Toc228557170 \h </w:instrText>
             </w:r>
             <w:r>
               <w:rPr>
@@ -1405,7 +1405,7 @@
               <w14:ligatures w14:val="standardContextual"/>
             </w:rPr>
           </w:pPr>
-          <w:hyperlink w:anchor="_Toc227171863" w:history="1">
+          <w:hyperlink w:anchor="_Toc228557171" w:history="1">
             <w:r>
               <w:rPr>
                 <w:rStyle w:val="Hyperlink"/>
@@ -1425,7 +1425,7 @@
               <w:rPr>
                 <w:rStyle w:val="Hyperlink"/>
               </w:rPr>
-              <w:t>Anforderungen an wissenschaftliche Arbeiten</w:t>
+              <w:t>Wahl der Gestenerkennungsverfahren</w:t>
             </w:r>
             <w:r>
               <w:rPr>
@@ -1443,7 +1443,7 @@
               <w:rPr>
                 <w:webHidden/>
               </w:rPr>
-              <w:instrText xml:space="preserve"> PAGEREF _Toc227171863 \h </w:instrText>
+              <w:instrText xml:space="preserve"> PAGEREF _Toc228557171 \h </w:instrText>
             </w:r>
             <w:r>
               <w:rPr>
@@ -1461,6 +1461,81 @@
                 <w:webHidden/>
               </w:rPr>
               <w:t>5</w:t>
+            </w:r>
+            <w:r>
+              <w:rPr>
+                <w:webHidden/>
+              </w:rPr>
+              <w:fldChar w:fldCharType="end"/>
+            </w:r>
+          </w:hyperlink>
+        </w:p>
+        <w:p>
+          <w:pPr>
+            <w:pStyle w:val="Verzeichnis1"/>
+            <w:rPr>
+              <w:rFonts w:asciiTheme="minorHAnsi" w:eastAsiaTheme="minorEastAsia" w:hAnsiTheme="minorHAnsi" w:cstheme="minorBidi"/>
+              <w:kern w:val="2"/>
+              <w:szCs w:val="24"/>
+              <w14:ligatures w14:val="standardContextual"/>
+            </w:rPr>
+          </w:pPr>
+          <w:hyperlink w:anchor="_Toc228557172" w:history="1">
+            <w:r>
+              <w:rPr>
+                <w:rStyle w:val="Hyperlink"/>
+              </w:rPr>
+              <w:t>5</w:t>
+            </w:r>
+            <w:r>
+              <w:rPr>
+                <w:rFonts w:asciiTheme="minorHAnsi" w:eastAsiaTheme="minorEastAsia" w:hAnsiTheme="minorHAnsi" w:cstheme="minorBidi"/>
+                <w:kern w:val="2"/>
+                <w:szCs w:val="24"/>
+                <w14:ligatures w14:val="standardContextual"/>
+              </w:rPr>
+              <w:tab/>
+            </w:r>
+            <w:r>
+              <w:rPr>
+                <w:rStyle w:val="Hyperlink"/>
+              </w:rPr>
+              <w:t>Hardware und Software</w:t>
+            </w:r>
+            <w:r>
+              <w:rPr>
+                <w:webHidden/>
+              </w:rPr>
+              <w:tab/>
+            </w:r>
+            <w:r>
+              <w:rPr>
+                <w:webHidden/>
+              </w:rPr>
+              <w:fldChar w:fldCharType="begin"/>
+            </w:r>
+            <w:r>
+              <w:rPr>
+                <w:webHidden/>
+              </w:rPr>
+              <w:instrText xml:space="preserve"> PAGEREF _Toc228557172 \h </w:instrText>
+            </w:r>
+            <w:r>
+              <w:rPr>
+                <w:webHidden/>
+              </w:rPr>
+            </w:r>
+            <w:r>
+              <w:rPr>
+                <w:webHidden/>
+              </w:rPr>
+              <w:fldChar w:fldCharType="separate"/>
+            </w:r>
+            <w:r>
+              <w:rPr>
+                <w:webHidden/>
+              </w:rPr>
+              <w:t>6</w:t>
             </w:r>
             <w:r>
               <w:rPr>
@@ -1480,12 +1555,12 @@
               <w14:ligatures w14:val="standardContextual"/>
             </w:rPr>
           </w:pPr>
-          <w:hyperlink w:anchor="_Toc227171864" w:history="1">
+          <w:hyperlink w:anchor="_Toc228557173" w:history="1">
             <w:r>
               <w:rPr>
                 <w:rStyle w:val="Hyperlink"/>
               </w:rPr>
-              <w:t>4.1</w:t>
+              <w:t>5.1</w:t>
             </w:r>
             <w:r>
               <w:rPr>
@@ -1500,7 +1575,7 @@
               <w:rPr>
                 <w:rStyle w:val="Hyperlink"/>
               </w:rPr>
-              <w:t>Aufbau wissenschaftlicher Arbeiten</w:t>
+              <w:t>Anforderungen</w:t>
             </w:r>
             <w:r>
               <w:rPr>
@@ -1518,7 +1593,7 @@
               <w:rPr>
                 <w:webHidden/>
               </w:rPr>
-              <w:instrText xml:space="preserve"> PAGEREF _Toc227171864 \h </w:instrText>
+              <w:instrText xml:space="preserve"> PAGEREF _Toc228557173 \h </w:instrText>
             </w:r>
             <w:r>
               <w:rPr>
@@ -1535,457 +1610,7 @@
               <w:rPr>
                 <w:webHidden/>
               </w:rPr>
-              <w:t>5</w:t>
-            </w:r>
-            <w:r>
-              <w:rPr>
-                <w:webHidden/>
-              </w:rPr>
-              <w:fldChar w:fldCharType="end"/>
-            </w:r>
-          </w:hyperlink>
-        </w:p>
-        <w:p>
-          <w:pPr>
-            <w:pStyle w:val="Verzeichnis2"/>
-            <w:rPr>
-              <w:rFonts w:asciiTheme="minorHAnsi" w:eastAsiaTheme="minorEastAsia" w:hAnsiTheme="minorHAnsi" w:cstheme="minorBidi"/>
-              <w:kern w:val="2"/>
-              <w:szCs w:val="24"/>
-              <w14:ligatures w14:val="standardContextual"/>
-            </w:rPr>
-          </w:pPr>
-          <w:hyperlink w:anchor="_Toc227171865" w:history="1">
-            <w:r>
-              <w:rPr>
-                <w:rStyle w:val="Hyperlink"/>
-              </w:rPr>
-              <w:t>4.2</w:t>
-            </w:r>
-            <w:r>
-              <w:rPr>
-                <w:rFonts w:asciiTheme="minorHAnsi" w:eastAsiaTheme="minorEastAsia" w:hAnsiTheme="minorHAnsi" w:cstheme="minorBidi"/>
-                <w:kern w:val="2"/>
-                <w:szCs w:val="24"/>
-                <w14:ligatures w14:val="standardContextual"/>
-              </w:rPr>
-              <w:tab/>
-            </w:r>
-            <w:r>
-              <w:rPr>
-                <w:rStyle w:val="Hyperlink"/>
-              </w:rPr>
-              <w:t>Begriffsverwendung</w:t>
-            </w:r>
-            <w:r>
-              <w:rPr>
-                <w:webHidden/>
-              </w:rPr>
-              <w:tab/>
-            </w:r>
-            <w:r>
-              <w:rPr>
-                <w:webHidden/>
-              </w:rPr>
-              <w:fldChar w:fldCharType="begin"/>
-            </w:r>
-            <w:r>
-              <w:rPr>
-                <w:webHidden/>
-              </w:rPr>
-              <w:instrText xml:space="preserve"> PAGEREF _Toc227171865 \h </w:instrText>
-            </w:r>
-            <w:r>
-              <w:rPr>
-                <w:webHidden/>
-              </w:rPr>
-            </w:r>
-            <w:r>
-              <w:rPr>
-                <w:webHidden/>
-              </w:rPr>
-              <w:fldChar w:fldCharType="separate"/>
-            </w:r>
-            <w:r>
-              <w:rPr>
-                <w:webHidden/>
-              </w:rPr>
-              <w:t>8</w:t>
-            </w:r>
-            <w:r>
-              <w:rPr>
-                <w:webHidden/>
-              </w:rPr>
-              <w:fldChar w:fldCharType="end"/>
-            </w:r>
-          </w:hyperlink>
-        </w:p>
-        <w:p>
-          <w:pPr>
-            <w:pStyle w:val="Verzeichnis2"/>
-            <w:rPr>
-              <w:rFonts w:asciiTheme="minorHAnsi" w:eastAsiaTheme="minorEastAsia" w:hAnsiTheme="minorHAnsi" w:cstheme="minorBidi"/>
-              <w:kern w:val="2"/>
-              <w:szCs w:val="24"/>
-              <w14:ligatures w14:val="standardContextual"/>
-            </w:rPr>
-          </w:pPr>
-          <w:hyperlink w:anchor="_Toc227171866" w:history="1">
-            <w:r>
-              <w:rPr>
-                <w:rStyle w:val="Hyperlink"/>
-              </w:rPr>
-              <w:t>4.3</w:t>
-            </w:r>
-            <w:r>
-              <w:rPr>
-                <w:rFonts w:asciiTheme="minorHAnsi" w:eastAsiaTheme="minorEastAsia" w:hAnsiTheme="minorHAnsi" w:cstheme="minorBidi"/>
-                <w:kern w:val="2"/>
-                <w:szCs w:val="24"/>
-                <w14:ligatures w14:val="standardContextual"/>
-              </w:rPr>
-              <w:tab/>
-            </w:r>
-            <w:r>
-              <w:rPr>
-                <w:rStyle w:val="Hyperlink"/>
-              </w:rPr>
-              <w:t>Literaturverwendung</w:t>
-            </w:r>
-            <w:r>
-              <w:rPr>
-                <w:webHidden/>
-              </w:rPr>
-              <w:tab/>
-            </w:r>
-            <w:r>
-              <w:rPr>
-                <w:webHidden/>
-              </w:rPr>
-              <w:fldChar w:fldCharType="begin"/>
-            </w:r>
-            <w:r>
-              <w:rPr>
-                <w:webHidden/>
-              </w:rPr>
-              <w:instrText xml:space="preserve"> PAGEREF _Toc227171866 \h </w:instrText>
-            </w:r>
-            <w:r>
-              <w:rPr>
-                <w:webHidden/>
-              </w:rPr>
-            </w:r>
-            <w:r>
-              <w:rPr>
-                <w:webHidden/>
-              </w:rPr>
-              <w:fldChar w:fldCharType="separate"/>
-            </w:r>
-            <w:r>
-              <w:rPr>
-                <w:webHidden/>
-              </w:rPr>
-              <w:t>9</w:t>
-            </w:r>
-            <w:r>
-              <w:rPr>
-                <w:webHidden/>
-              </w:rPr>
-              <w:fldChar w:fldCharType="end"/>
-            </w:r>
-          </w:hyperlink>
-        </w:p>
-        <w:p>
-          <w:pPr>
-            <w:pStyle w:val="Verzeichnis2"/>
-            <w:rPr>
-              <w:rFonts w:asciiTheme="minorHAnsi" w:eastAsiaTheme="minorEastAsia" w:hAnsiTheme="minorHAnsi" w:cstheme="minorBidi"/>
-              <w:kern w:val="2"/>
-              <w:szCs w:val="24"/>
-              <w14:ligatures w14:val="standardContextual"/>
-            </w:rPr>
-          </w:pPr>
-          <w:hyperlink w:anchor="_Toc227171867" w:history="1">
-            <w:r>
-              <w:rPr>
-                <w:rStyle w:val="Hyperlink"/>
-              </w:rPr>
-              <w:t>4.4</w:t>
-            </w:r>
-            <w:r>
-              <w:rPr>
-                <w:rFonts w:asciiTheme="minorHAnsi" w:eastAsiaTheme="minorEastAsia" w:hAnsiTheme="minorHAnsi" w:cstheme="minorBidi"/>
-                <w:kern w:val="2"/>
-                <w:szCs w:val="24"/>
-                <w14:ligatures w14:val="standardContextual"/>
-              </w:rPr>
-              <w:tab/>
-            </w:r>
-            <w:r>
-              <w:rPr>
-                <w:rStyle w:val="Hyperlink"/>
-              </w:rPr>
-              <w:t>Stil</w:t>
-            </w:r>
-            <w:r>
-              <w:rPr>
-                <w:webHidden/>
-              </w:rPr>
-              <w:tab/>
-            </w:r>
-            <w:r>
-              <w:rPr>
-                <w:webHidden/>
-              </w:rPr>
-              <w:fldChar w:fldCharType="begin"/>
-            </w:r>
-            <w:r>
-              <w:rPr>
-                <w:webHidden/>
-              </w:rPr>
-              <w:instrText xml:space="preserve"> PAGEREF _Toc227171867 \h </w:instrText>
-            </w:r>
-            <w:r>
-              <w:rPr>
-                <w:webHidden/>
-              </w:rPr>
-            </w:r>
-            <w:r>
-              <w:rPr>
-                <w:webHidden/>
-              </w:rPr>
-              <w:fldChar w:fldCharType="separate"/>
-            </w:r>
-            <w:r>
-              <w:rPr>
-                <w:webHidden/>
-              </w:rPr>
-              <w:t>11</w:t>
-            </w:r>
-            <w:r>
-              <w:rPr>
-                <w:webHidden/>
-              </w:rPr>
-              <w:fldChar w:fldCharType="end"/>
-            </w:r>
-          </w:hyperlink>
-        </w:p>
-        <w:p>
-          <w:pPr>
-            <w:pStyle w:val="Verzeichnis1"/>
-            <w:rPr>
-              <w:rFonts w:asciiTheme="minorHAnsi" w:eastAsiaTheme="minorEastAsia" w:hAnsiTheme="minorHAnsi" w:cstheme="minorBidi"/>
-              <w:kern w:val="2"/>
-              <w:szCs w:val="24"/>
-              <w14:ligatures w14:val="standardContextual"/>
-            </w:rPr>
-          </w:pPr>
-          <w:hyperlink w:anchor="_Toc227171868" w:history="1">
-            <w:r>
-              <w:rPr>
-                <w:rStyle w:val="Hyperlink"/>
-              </w:rPr>
-              <w:t>5</w:t>
-            </w:r>
-            <w:r>
-              <w:rPr>
-                <w:rFonts w:asciiTheme="minorHAnsi" w:eastAsiaTheme="minorEastAsia" w:hAnsiTheme="minorHAnsi" w:cstheme="minorBidi"/>
-                <w:kern w:val="2"/>
-                <w:szCs w:val="24"/>
-                <w14:ligatures w14:val="standardContextual"/>
-              </w:rPr>
-              <w:tab/>
-            </w:r>
-            <w:r>
-              <w:rPr>
-                <w:rStyle w:val="Hyperlink"/>
-              </w:rPr>
-              <w:t>Formatierung wissenschaftlicher Arbeiten</w:t>
-            </w:r>
-            <w:r>
-              <w:rPr>
-                <w:webHidden/>
-              </w:rPr>
-              <w:tab/>
-            </w:r>
-            <w:r>
-              <w:rPr>
-                <w:webHidden/>
-              </w:rPr>
-              <w:fldChar w:fldCharType="begin"/>
-            </w:r>
-            <w:r>
-              <w:rPr>
-                <w:webHidden/>
-              </w:rPr>
-              <w:instrText xml:space="preserve"> PAGEREF _Toc227171868 \h </w:instrText>
-            </w:r>
-            <w:r>
-              <w:rPr>
-                <w:webHidden/>
-              </w:rPr>
-            </w:r>
-            <w:r>
-              <w:rPr>
-                <w:webHidden/>
-              </w:rPr>
-              <w:fldChar w:fldCharType="separate"/>
-            </w:r>
-            <w:r>
-              <w:rPr>
-                <w:webHidden/>
-              </w:rPr>
-              <w:t>12</w:t>
-            </w:r>
-            <w:r>
-              <w:rPr>
-                <w:webHidden/>
-              </w:rPr>
-              <w:fldChar w:fldCharType="end"/>
-            </w:r>
-          </w:hyperlink>
-        </w:p>
-        <w:p>
-          <w:pPr>
-            <w:pStyle w:val="Verzeichnis2"/>
-            <w:rPr>
-              <w:rFonts w:asciiTheme="minorHAnsi" w:eastAsiaTheme="minorEastAsia" w:hAnsiTheme="minorHAnsi" w:cstheme="minorBidi"/>
-              <w:kern w:val="2"/>
-              <w:szCs w:val="24"/>
-              <w14:ligatures w14:val="standardContextual"/>
-            </w:rPr>
-          </w:pPr>
-          <w:hyperlink w:anchor="_Toc227171869" w:history="1">
-            <w:r>
-              <w:rPr>
-                <w:rStyle w:val="Hyperlink"/>
-              </w:rPr>
-              <w:t>5.1</w:t>
-            </w:r>
-            <w:r>
-              <w:rPr>
-                <w:rFonts w:asciiTheme="minorHAnsi" w:eastAsiaTheme="minorEastAsia" w:hAnsiTheme="minorHAnsi" w:cstheme="minorBidi"/>
-                <w:kern w:val="2"/>
-                <w:szCs w:val="24"/>
-                <w14:ligatures w14:val="standardContextual"/>
-              </w:rPr>
-              <w:tab/>
-            </w:r>
-            <w:r>
-              <w:rPr>
-                <w:rStyle w:val="Hyperlink"/>
-              </w:rPr>
-              <w:t>Allgemeine Hinweise zur Formatierung</w:t>
-            </w:r>
-            <w:r>
-              <w:rPr>
-                <w:webHidden/>
-              </w:rPr>
-              <w:tab/>
-            </w:r>
-            <w:r>
-              <w:rPr>
-                <w:webHidden/>
-              </w:rPr>
-              <w:fldChar w:fldCharType="begin"/>
-            </w:r>
-            <w:r>
-              <w:rPr>
-                <w:webHidden/>
-              </w:rPr>
-              <w:instrText xml:space="preserve"> PAGEREF _Toc227171869 \h </w:instrText>
-            </w:r>
-            <w:r>
-              <w:rPr>
-                <w:webHidden/>
-              </w:rPr>
-            </w:r>
-            <w:r>
-              <w:rPr>
-                <w:webHidden/>
-              </w:rPr>
-              <w:fldChar w:fldCharType="separate"/>
-            </w:r>
-            <w:r>
-              <w:rPr>
-                <w:webHidden/>
-              </w:rPr>
-              <w:t>12</w:t>
-            </w:r>
-            <w:r>
-              <w:rPr>
-                <w:webHidden/>
-              </w:rPr>
-              <w:fldChar w:fldCharType="end"/>
-            </w:r>
-          </w:hyperlink>
-        </w:p>
-        <w:p>
-          <w:pPr>
-            <w:pStyle w:val="Verzeichnis2"/>
-            <w:rPr>
-              <w:rFonts w:asciiTheme="minorHAnsi" w:eastAsiaTheme="minorEastAsia" w:hAnsiTheme="minorHAnsi" w:cstheme="minorBidi"/>
-              <w:kern w:val="2"/>
-              <w:szCs w:val="24"/>
-              <w14:ligatures w14:val="standardContextual"/>
-            </w:rPr>
-          </w:pPr>
-          <w:hyperlink w:anchor="_Toc227171870" w:history="1">
-            <w:r>
-              <w:rPr>
-                <w:rStyle w:val="Hyperlink"/>
-              </w:rPr>
-              <w:t>5.2</w:t>
-            </w:r>
-            <w:r>
-              <w:rPr>
-                <w:rFonts w:asciiTheme="minorHAnsi" w:eastAsiaTheme="minorEastAsia" w:hAnsiTheme="minorHAnsi" w:cstheme="minorBidi"/>
-                <w:kern w:val="2"/>
-                <w:szCs w:val="24"/>
-                <w14:ligatures w14:val="standardContextual"/>
-              </w:rPr>
-              <w:tab/>
-            </w:r>
-            <w:r>
-              <w:rPr>
-                <w:rStyle w:val="Hyperlink"/>
-              </w:rPr>
-              <w:t>Übersicht der Formatvorlagen</w:t>
-            </w:r>
-            <w:r>
-              <w:rPr>
-                <w:webHidden/>
-              </w:rPr>
-              <w:tab/>
-            </w:r>
-            <w:r>
-              <w:rPr>
-                <w:webHidden/>
-              </w:rPr>
-              <w:fldChar w:fldCharType="begin"/>
-            </w:r>
-            <w:r>
-              <w:rPr>
-                <w:webHidden/>
-              </w:rPr>
-              <w:instrText xml:space="preserve"> PAGEREF _Toc227171870 \h </w:instrText>
-            </w:r>
-            <w:r>
-              <w:rPr>
-                <w:webHidden/>
-              </w:rPr>
-            </w:r>
-            <w:r>
-              <w:rPr>
-                <w:webHidden/>
-              </w:rPr>
-              <w:fldChar w:fldCharType="separate"/>
-            </w:r>
-            <w:r>
-              <w:rPr>
-                <w:webHidden/>
-              </w:rPr>
-              <w:t>12</w:t>
+              <w:t>6</w:t>
             </w:r>
             <w:r>
               <w:rPr>
@@ -2007,12 +1632,12 @@
               <w14:ligatures w14:val="standardContextual"/>
             </w:rPr>
           </w:pPr>
-          <w:hyperlink w:anchor="_Toc227171871" w:history="1">
+          <w:hyperlink w:anchor="_Toc228557174" w:history="1">
             <w:r>
               <w:rPr>
                 <w:rStyle w:val="Hyperlink"/>
               </w:rPr>
-              <w:t>5.2.1</w:t>
+              <w:t>5.1.1</w:t>
             </w:r>
             <w:r>
               <w:rPr>
@@ -2026,7 +1651,7 @@
               <w:rPr>
                 <w:rStyle w:val="Hyperlink"/>
               </w:rPr>
-              <w:t>Grundtext und Grundzeichen</w:t>
+              <w:t>Projektanforderungen an die Kamera</w:t>
             </w:r>
             <w:r>
               <w:rPr>
@@ -2044,7 +1669,7 @@
               <w:rPr>
                 <w:webHidden/>
               </w:rPr>
-              <w:instrText xml:space="preserve"> PAGEREF _Toc227171871 \h </w:instrText>
+              <w:instrText xml:space="preserve"> PAGEREF _Toc228557174 \h </w:instrText>
             </w:r>
             <w:r>
               <w:rPr>
@@ -2061,7 +1686,7 @@
               <w:rPr>
                 <w:webHidden/>
               </w:rPr>
-              <w:t>12</w:t>
+              <w:t>6</w:t>
             </w:r>
             <w:r>
               <w:rPr>
@@ -2083,12 +1708,12 @@
               <w14:ligatures w14:val="standardContextual"/>
             </w:rPr>
           </w:pPr>
-          <w:hyperlink w:anchor="_Toc227171872" w:history="1">
+          <w:hyperlink w:anchor="_Toc228557175" w:history="1">
             <w:r>
               <w:rPr>
                 <w:rStyle w:val="Hyperlink"/>
               </w:rPr>
-              <w:t>5.2.2</w:t>
+              <w:t>5.1.2</w:t>
             </w:r>
             <w:r>
               <w:rPr>
@@ -2102,7 +1727,7 @@
               <w:rPr>
                 <w:rStyle w:val="Hyperlink"/>
               </w:rPr>
-              <w:t>Überschriften</w:t>
+              <w:t>Projektanforderungen an die Recheneinheit</w:t>
             </w:r>
             <w:r>
               <w:rPr>
@@ -2120,7 +1745,7 @@
               <w:rPr>
                 <w:webHidden/>
               </w:rPr>
-              <w:instrText xml:space="preserve"> PAGEREF _Toc227171872 \h </w:instrText>
+              <w:instrText xml:space="preserve"> PAGEREF _Toc228557175 \h </w:instrText>
             </w:r>
             <w:r>
               <w:rPr>
@@ -2137,7 +1762,7 @@
               <w:rPr>
                 <w:webHidden/>
               </w:rPr>
-              <w:t>13</w:t>
+              <w:t>7</w:t>
             </w:r>
             <w:r>
               <w:rPr>
@@ -2159,12 +1784,12 @@
               <w14:ligatures w14:val="standardContextual"/>
             </w:rPr>
           </w:pPr>
-          <w:hyperlink w:anchor="_Toc227171873" w:history="1">
+          <w:hyperlink w:anchor="_Toc228557176" w:history="1">
             <w:r>
               <w:rPr>
                 <w:rStyle w:val="Hyperlink"/>
               </w:rPr>
-              <w:t>5.2.3</w:t>
+              <w:t>5.1.3</w:t>
             </w:r>
             <w:r>
               <w:rPr>
@@ -2178,7 +1803,19 @@
               <w:rPr>
                 <w:rStyle w:val="Hyperlink"/>
               </w:rPr>
-              <w:t>Auflistung aller Formatvorlagen</w:t>
+              <w:t>Projektanforderunge</w:t>
+            </w:r>
+            <w:r>
+              <w:rPr>
+                <w:rStyle w:val="Hyperlink"/>
+              </w:rPr>
+              <w:t>n</w:t>
+            </w:r>
+            <w:r>
+              <w:rPr>
+                <w:rStyle w:val="Hyperlink"/>
+              </w:rPr>
+              <w:t xml:space="preserve"> an die Programmumgebung</w:t>
             </w:r>
             <w:r>
               <w:rPr>
@@ -2196,7 +1833,7 @@
               <w:rPr>
                 <w:webHidden/>
               </w:rPr>
-              <w:instrText xml:space="preserve"> PAGEREF _Toc227171873 \h </w:instrText>
+              <w:instrText xml:space="preserve"> PAGEREF _Toc228557176 \h </w:instrText>
             </w:r>
             <w:r>
               <w:rPr>
@@ -2213,7 +1850,7 @@
               <w:rPr>
                 <w:webHidden/>
               </w:rPr>
-              <w:t>14</w:t>
+              <w:t>7</w:t>
             </w:r>
             <w:r>
               <w:rPr>
@@ -2233,12 +1870,12 @@
               <w14:ligatures w14:val="standardContextual"/>
             </w:rPr>
           </w:pPr>
-          <w:hyperlink w:anchor="_Toc227171874" w:history="1">
+          <w:hyperlink w:anchor="_Toc228557177" w:history="1">
             <w:r>
               <w:rPr>
                 <w:rStyle w:val="Hyperlink"/>
               </w:rPr>
-              <w:t>5.3</w:t>
+              <w:t>5.2</w:t>
             </w:r>
             <w:r>
               <w:rPr>
@@ -2253,7 +1890,7 @@
               <w:rPr>
                 <w:rStyle w:val="Hyperlink"/>
               </w:rPr>
-              <w:t>Abbildungen und Tabellen</w:t>
+              <w:t>Wahl der Hardware und Software</w:t>
             </w:r>
             <w:r>
               <w:rPr>
@@ -2271,7 +1908,7 @@
               <w:rPr>
                 <w:webHidden/>
               </w:rPr>
-              <w:instrText xml:space="preserve"> PAGEREF _Toc227171874 \h </w:instrText>
+              <w:instrText xml:space="preserve"> PAGEREF _Toc228557177 \h </w:instrText>
             </w:r>
             <w:r>
               <w:rPr>
@@ -2288,7 +1925,232 @@
               <w:rPr>
                 <w:webHidden/>
               </w:rPr>
-              <w:t>15</w:t>
+              <w:t>7</w:t>
+            </w:r>
+            <w:r>
+              <w:rPr>
+                <w:webHidden/>
+              </w:rPr>
+              <w:fldChar w:fldCharType="end"/>
+            </w:r>
+          </w:hyperlink>
+        </w:p>
+        <w:p>
+          <w:pPr>
+            <w:pStyle w:val="Verzeichnis1"/>
+            <w:rPr>
+              <w:rFonts w:asciiTheme="minorHAnsi" w:eastAsiaTheme="minorEastAsia" w:hAnsiTheme="minorHAnsi" w:cstheme="minorBidi"/>
+              <w:kern w:val="2"/>
+              <w:szCs w:val="24"/>
+              <w14:ligatures w14:val="standardContextual"/>
+            </w:rPr>
+          </w:pPr>
+          <w:hyperlink w:anchor="_Toc228557178" w:history="1">
+            <w:r>
+              <w:rPr>
+                <w:rStyle w:val="Hyperlink"/>
+              </w:rPr>
+              <w:t>6</w:t>
+            </w:r>
+            <w:r>
+              <w:rPr>
+                <w:rFonts w:asciiTheme="minorHAnsi" w:eastAsiaTheme="minorEastAsia" w:hAnsiTheme="minorHAnsi" w:cstheme="minorBidi"/>
+                <w:kern w:val="2"/>
+                <w:szCs w:val="24"/>
+                <w14:ligatures w14:val="standardContextual"/>
+              </w:rPr>
+              <w:tab/>
+            </w:r>
+            <w:r>
+              <w:rPr>
+                <w:rStyle w:val="Hyperlink"/>
+              </w:rPr>
+              <w:t>Armwinkel schätzen</w:t>
+            </w:r>
+            <w:r>
+              <w:rPr>
+                <w:webHidden/>
+              </w:rPr>
+              <w:tab/>
+            </w:r>
+            <w:r>
+              <w:rPr>
+                <w:webHidden/>
+              </w:rPr>
+              <w:fldChar w:fldCharType="begin"/>
+            </w:r>
+            <w:r>
+              <w:rPr>
+                <w:webHidden/>
+              </w:rPr>
+              <w:instrText xml:space="preserve"> PAGEREF _Toc228557178 \h </w:instrText>
+            </w:r>
+            <w:r>
+              <w:rPr>
+                <w:webHidden/>
+              </w:rPr>
+            </w:r>
+            <w:r>
+              <w:rPr>
+                <w:webHidden/>
+              </w:rPr>
+              <w:fldChar w:fldCharType="separate"/>
+            </w:r>
+            <w:r>
+              <w:rPr>
+                <w:webHidden/>
+              </w:rPr>
+              <w:t>8</w:t>
+            </w:r>
+            <w:r>
+              <w:rPr>
+                <w:webHidden/>
+              </w:rPr>
+              <w:fldChar w:fldCharType="end"/>
+            </w:r>
+          </w:hyperlink>
+        </w:p>
+        <w:p>
+          <w:pPr>
+            <w:pStyle w:val="Verzeichnis1"/>
+            <w:rPr>
+              <w:rFonts w:asciiTheme="minorHAnsi" w:eastAsiaTheme="minorEastAsia" w:hAnsiTheme="minorHAnsi" w:cstheme="minorBidi"/>
+              <w:kern w:val="2"/>
+              <w:szCs w:val="24"/>
+              <w14:ligatures w14:val="standardContextual"/>
+            </w:rPr>
+          </w:pPr>
+          <w:hyperlink w:anchor="_Toc228557179" w:history="1">
+            <w:r>
+              <w:rPr>
+                <w:rStyle w:val="Hyperlink"/>
+              </w:rPr>
+              <w:t>7</w:t>
+            </w:r>
+            <w:r>
+              <w:rPr>
+                <w:rFonts w:asciiTheme="minorHAnsi" w:eastAsiaTheme="minorEastAsia" w:hAnsiTheme="minorHAnsi" w:cstheme="minorBidi"/>
+                <w:kern w:val="2"/>
+                <w:szCs w:val="24"/>
+                <w14:ligatures w14:val="standardContextual"/>
+              </w:rPr>
+              <w:tab/>
+            </w:r>
+            <w:r>
+              <w:rPr>
+                <w:rStyle w:val="Hyperlink"/>
+              </w:rPr>
+              <w:t>Anfertigung der Arbeit</w:t>
+            </w:r>
+            <w:r>
+              <w:rPr>
+                <w:webHidden/>
+              </w:rPr>
+              <w:tab/>
+            </w:r>
+            <w:r>
+              <w:rPr>
+                <w:webHidden/>
+              </w:rPr>
+              <w:fldChar w:fldCharType="begin"/>
+            </w:r>
+            <w:r>
+              <w:rPr>
+                <w:webHidden/>
+              </w:rPr>
+              <w:instrText xml:space="preserve"> PAGEREF _Toc228557179 \h </w:instrText>
+            </w:r>
+            <w:r>
+              <w:rPr>
+                <w:webHidden/>
+              </w:rPr>
+            </w:r>
+            <w:r>
+              <w:rPr>
+                <w:webHidden/>
+              </w:rPr>
+              <w:fldChar w:fldCharType="separate"/>
+            </w:r>
+            <w:r>
+              <w:rPr>
+                <w:webHidden/>
+              </w:rPr>
+              <w:t>9</w:t>
+            </w:r>
+            <w:r>
+              <w:rPr>
+                <w:webHidden/>
+              </w:rPr>
+              <w:fldChar w:fldCharType="end"/>
+            </w:r>
+          </w:hyperlink>
+        </w:p>
+        <w:p>
+          <w:pPr>
+            <w:pStyle w:val="Verzeichnis1"/>
+            <w:rPr>
+              <w:rFonts w:asciiTheme="minorHAnsi" w:eastAsiaTheme="minorEastAsia" w:hAnsiTheme="minorHAnsi" w:cstheme="minorBidi"/>
+              <w:kern w:val="2"/>
+              <w:szCs w:val="24"/>
+              <w14:ligatures w14:val="standardContextual"/>
+            </w:rPr>
+          </w:pPr>
+          <w:hyperlink w:anchor="_Toc228557180" w:history="1">
+            <w:r>
+              <w:rPr>
+                <w:rStyle w:val="Hyperlink"/>
+              </w:rPr>
+              <w:t>8</w:t>
+            </w:r>
+            <w:r>
+              <w:rPr>
+                <w:rFonts w:asciiTheme="minorHAnsi" w:eastAsiaTheme="minorEastAsia" w:hAnsiTheme="minorHAnsi" w:cstheme="minorBidi"/>
+                <w:kern w:val="2"/>
+                <w:szCs w:val="24"/>
+                <w14:ligatures w14:val="standardContextual"/>
+              </w:rPr>
+              <w:tab/>
+            </w:r>
+            <w:r>
+              <w:rPr>
+                <w:rStyle w:val="Hyperlink"/>
+              </w:rPr>
+              <w:t>Anforderungen an wissenschaftliche Arbeiten</w:t>
+            </w:r>
+            <w:r>
+              <w:rPr>
+                <w:webHidden/>
+              </w:rPr>
+              <w:tab/>
+            </w:r>
+            <w:r>
+              <w:rPr>
+                <w:webHidden/>
+              </w:rPr>
+              <w:fldChar w:fldCharType="begin"/>
+            </w:r>
+            <w:r>
+              <w:rPr>
+                <w:webHidden/>
+              </w:rPr>
+              <w:instrText xml:space="preserve"> PAGEREF _Toc228557180 \h </w:instrText>
+            </w:r>
+            <w:r>
+              <w:rPr>
+                <w:webHidden/>
+              </w:rPr>
+            </w:r>
+            <w:r>
+              <w:rPr>
+                <w:webHidden/>
+              </w:rPr>
+              <w:fldChar w:fldCharType="separate"/>
+            </w:r>
+            <w:r>
+              <w:rPr>
+                <w:webHidden/>
+              </w:rPr>
+              <w:t>11</w:t>
             </w:r>
             <w:r>
               <w:rPr>
@@ -2308,12 +2170,12 @@
               <w14:ligatures w14:val="standardContextual"/>
             </w:rPr>
           </w:pPr>
-          <w:hyperlink w:anchor="_Toc227171875" w:history="1">
+          <w:hyperlink w:anchor="_Toc228557181" w:history="1">
             <w:r>
               <w:rPr>
                 <w:rStyle w:val="Hyperlink"/>
               </w:rPr>
-              <w:t>5.4</w:t>
+              <w:t>8.1</w:t>
             </w:r>
             <w:r>
               <w:rPr>
@@ -2328,7 +2190,7 @@
               <w:rPr>
                 <w:rStyle w:val="Hyperlink"/>
               </w:rPr>
-              <w:t>Fußnoten und Zitate</w:t>
+              <w:t>Aufbau wissenschaftlicher Arbeiten</w:t>
             </w:r>
             <w:r>
               <w:rPr>
@@ -2346,7 +2208,7 @@
               <w:rPr>
                 <w:webHidden/>
               </w:rPr>
-              <w:instrText xml:space="preserve"> PAGEREF _Toc227171875 \h </w:instrText>
+              <w:instrText xml:space="preserve"> PAGEREF _Toc228557181 \h </w:instrText>
             </w:r>
             <w:r>
               <w:rPr>
@@ -2363,7 +2225,7 @@
               <w:rPr>
                 <w:webHidden/>
               </w:rPr>
-              <w:t>16</w:t>
+              <w:t>11</w:t>
             </w:r>
             <w:r>
               <w:rPr>
@@ -2383,12 +2245,12 @@
               <w14:ligatures w14:val="standardContextual"/>
             </w:rPr>
           </w:pPr>
-          <w:hyperlink w:anchor="_Toc227171876" w:history="1">
+          <w:hyperlink w:anchor="_Toc228557182" w:history="1">
             <w:r>
               <w:rPr>
                 <w:rStyle w:val="Hyperlink"/>
               </w:rPr>
-              <w:t>5.5</w:t>
+              <w:t>8.2</w:t>
             </w:r>
             <w:r>
               <w:rPr>
@@ -2403,7 +2265,7 @@
               <w:rPr>
                 <w:rStyle w:val="Hyperlink"/>
               </w:rPr>
-              <w:t>Allgemeine Hinweise zur Benutzung von MS-Word</w:t>
+              <w:t>Begriffsverwendung</w:t>
             </w:r>
             <w:r>
               <w:rPr>
@@ -2421,7 +2283,7 @@
               <w:rPr>
                 <w:webHidden/>
               </w:rPr>
-              <w:instrText xml:space="preserve"> PAGEREF _Toc227171876 \h </w:instrText>
+              <w:instrText xml:space="preserve"> PAGEREF _Toc228557182 \h </w:instrText>
             </w:r>
             <w:r>
               <w:rPr>
@@ -2438,7 +2300,382 @@
               <w:rPr>
                 <w:webHidden/>
               </w:rPr>
+              <w:t>14</w:t>
+            </w:r>
+            <w:r>
+              <w:rPr>
+                <w:webHidden/>
+              </w:rPr>
+              <w:fldChar w:fldCharType="end"/>
+            </w:r>
+          </w:hyperlink>
+        </w:p>
+        <w:p>
+          <w:pPr>
+            <w:pStyle w:val="Verzeichnis2"/>
+            <w:rPr>
+              <w:rFonts w:asciiTheme="minorHAnsi" w:eastAsiaTheme="minorEastAsia" w:hAnsiTheme="minorHAnsi" w:cstheme="minorBidi"/>
+              <w:kern w:val="2"/>
+              <w:szCs w:val="24"/>
+              <w14:ligatures w14:val="standardContextual"/>
+            </w:rPr>
+          </w:pPr>
+          <w:hyperlink w:anchor="_Toc228557183" w:history="1">
+            <w:r>
+              <w:rPr>
+                <w:rStyle w:val="Hyperlink"/>
+              </w:rPr>
+              <w:t>8.3</w:t>
+            </w:r>
+            <w:r>
+              <w:rPr>
+                <w:rFonts w:asciiTheme="minorHAnsi" w:eastAsiaTheme="minorEastAsia" w:hAnsiTheme="minorHAnsi" w:cstheme="minorBidi"/>
+                <w:kern w:val="2"/>
+                <w:szCs w:val="24"/>
+                <w14:ligatures w14:val="standardContextual"/>
+              </w:rPr>
+              <w:tab/>
+            </w:r>
+            <w:r>
+              <w:rPr>
+                <w:rStyle w:val="Hyperlink"/>
+              </w:rPr>
+              <w:t>Literaturverwendung</w:t>
+            </w:r>
+            <w:r>
+              <w:rPr>
+                <w:webHidden/>
+              </w:rPr>
+              <w:tab/>
+            </w:r>
+            <w:r>
+              <w:rPr>
+                <w:webHidden/>
+              </w:rPr>
+              <w:fldChar w:fldCharType="begin"/>
+            </w:r>
+            <w:r>
+              <w:rPr>
+                <w:webHidden/>
+              </w:rPr>
+              <w:instrText xml:space="preserve"> PAGEREF _Toc228557183 \h </w:instrText>
+            </w:r>
+            <w:r>
+              <w:rPr>
+                <w:webHidden/>
+              </w:rPr>
+            </w:r>
+            <w:r>
+              <w:rPr>
+                <w:webHidden/>
+              </w:rPr>
+              <w:fldChar w:fldCharType="separate"/>
+            </w:r>
+            <w:r>
+              <w:rPr>
+                <w:webHidden/>
+              </w:rPr>
+              <w:t>15</w:t>
+            </w:r>
+            <w:r>
+              <w:rPr>
+                <w:webHidden/>
+              </w:rPr>
+              <w:fldChar w:fldCharType="end"/>
+            </w:r>
+          </w:hyperlink>
+        </w:p>
+        <w:p>
+          <w:pPr>
+            <w:pStyle w:val="Verzeichnis2"/>
+            <w:rPr>
+              <w:rFonts w:asciiTheme="minorHAnsi" w:eastAsiaTheme="minorEastAsia" w:hAnsiTheme="minorHAnsi" w:cstheme="minorBidi"/>
+              <w:kern w:val="2"/>
+              <w:szCs w:val="24"/>
+              <w14:ligatures w14:val="standardContextual"/>
+            </w:rPr>
+          </w:pPr>
+          <w:hyperlink w:anchor="_Toc228557184" w:history="1">
+            <w:r>
+              <w:rPr>
+                <w:rStyle w:val="Hyperlink"/>
+              </w:rPr>
+              <w:t>8.4</w:t>
+            </w:r>
+            <w:r>
+              <w:rPr>
+                <w:rFonts w:asciiTheme="minorHAnsi" w:eastAsiaTheme="minorEastAsia" w:hAnsiTheme="minorHAnsi" w:cstheme="minorBidi"/>
+                <w:kern w:val="2"/>
+                <w:szCs w:val="24"/>
+                <w14:ligatures w14:val="standardContextual"/>
+              </w:rPr>
+              <w:tab/>
+            </w:r>
+            <w:r>
+              <w:rPr>
+                <w:rStyle w:val="Hyperlink"/>
+              </w:rPr>
+              <w:t>Stil</w:t>
+            </w:r>
+            <w:r>
+              <w:rPr>
+                <w:webHidden/>
+              </w:rPr>
+              <w:tab/>
+            </w:r>
+            <w:r>
+              <w:rPr>
+                <w:webHidden/>
+              </w:rPr>
+              <w:fldChar w:fldCharType="begin"/>
+            </w:r>
+            <w:r>
+              <w:rPr>
+                <w:webHidden/>
+              </w:rPr>
+              <w:instrText xml:space="preserve"> PAGEREF _Toc228557184 \h </w:instrText>
+            </w:r>
+            <w:r>
+              <w:rPr>
+                <w:webHidden/>
+              </w:rPr>
+            </w:r>
+            <w:r>
+              <w:rPr>
+                <w:webHidden/>
+              </w:rPr>
+              <w:fldChar w:fldCharType="separate"/>
+            </w:r>
+            <w:r>
+              <w:rPr>
+                <w:webHidden/>
+              </w:rPr>
               <w:t>17</w:t>
+            </w:r>
+            <w:r>
+              <w:rPr>
+                <w:webHidden/>
+              </w:rPr>
+              <w:fldChar w:fldCharType="end"/>
+            </w:r>
+          </w:hyperlink>
+        </w:p>
+        <w:p>
+          <w:pPr>
+            <w:pStyle w:val="Verzeichnis1"/>
+            <w:rPr>
+              <w:rFonts w:asciiTheme="minorHAnsi" w:eastAsiaTheme="minorEastAsia" w:hAnsiTheme="minorHAnsi" w:cstheme="minorBidi"/>
+              <w:kern w:val="2"/>
+              <w:szCs w:val="24"/>
+              <w14:ligatures w14:val="standardContextual"/>
+            </w:rPr>
+          </w:pPr>
+          <w:hyperlink w:anchor="_Toc228557185" w:history="1">
+            <w:r>
+              <w:rPr>
+                <w:rStyle w:val="Hyperlink"/>
+              </w:rPr>
+              <w:t>9</w:t>
+            </w:r>
+            <w:r>
+              <w:rPr>
+                <w:rFonts w:asciiTheme="minorHAnsi" w:eastAsiaTheme="minorEastAsia" w:hAnsiTheme="minorHAnsi" w:cstheme="minorBidi"/>
+                <w:kern w:val="2"/>
+                <w:szCs w:val="24"/>
+                <w14:ligatures w14:val="standardContextual"/>
+              </w:rPr>
+              <w:tab/>
+            </w:r>
+            <w:r>
+              <w:rPr>
+                <w:rStyle w:val="Hyperlink"/>
+              </w:rPr>
+              <w:t>Formatierung wissenschaftlicher Arbeiten</w:t>
+            </w:r>
+            <w:r>
+              <w:rPr>
+                <w:webHidden/>
+              </w:rPr>
+              <w:tab/>
+            </w:r>
+            <w:r>
+              <w:rPr>
+                <w:webHidden/>
+              </w:rPr>
+              <w:fldChar w:fldCharType="begin"/>
+            </w:r>
+            <w:r>
+              <w:rPr>
+                <w:webHidden/>
+              </w:rPr>
+              <w:instrText xml:space="preserve"> PAGEREF _Toc228557185 \h </w:instrText>
+            </w:r>
+            <w:r>
+              <w:rPr>
+                <w:webHidden/>
+              </w:rPr>
+            </w:r>
+            <w:r>
+              <w:rPr>
+                <w:webHidden/>
+              </w:rPr>
+              <w:fldChar w:fldCharType="separate"/>
+            </w:r>
+            <w:r>
+              <w:rPr>
+                <w:webHidden/>
+              </w:rPr>
+              <w:t>18</w:t>
+            </w:r>
+            <w:r>
+              <w:rPr>
+                <w:webHidden/>
+              </w:rPr>
+              <w:fldChar w:fldCharType="end"/>
+            </w:r>
+          </w:hyperlink>
+        </w:p>
+        <w:p>
+          <w:pPr>
+            <w:pStyle w:val="Verzeichnis2"/>
+            <w:rPr>
+              <w:rFonts w:asciiTheme="minorHAnsi" w:eastAsiaTheme="minorEastAsia" w:hAnsiTheme="minorHAnsi" w:cstheme="minorBidi"/>
+              <w:kern w:val="2"/>
+              <w:szCs w:val="24"/>
+              <w14:ligatures w14:val="standardContextual"/>
+            </w:rPr>
+          </w:pPr>
+          <w:hyperlink w:anchor="_Toc228557186" w:history="1">
+            <w:r>
+              <w:rPr>
+                <w:rStyle w:val="Hyperlink"/>
+              </w:rPr>
+              <w:t>9.1</w:t>
+            </w:r>
+            <w:r>
+              <w:rPr>
+                <w:rFonts w:asciiTheme="minorHAnsi" w:eastAsiaTheme="minorEastAsia" w:hAnsiTheme="minorHAnsi" w:cstheme="minorBidi"/>
+                <w:kern w:val="2"/>
+                <w:szCs w:val="24"/>
+                <w14:ligatures w14:val="standardContextual"/>
+              </w:rPr>
+              <w:tab/>
+            </w:r>
+            <w:r>
+              <w:rPr>
+                <w:rStyle w:val="Hyperlink"/>
+              </w:rPr>
+              <w:t>Allgemeine Hinweise zur Formatierung</w:t>
+            </w:r>
+            <w:r>
+              <w:rPr>
+                <w:webHidden/>
+              </w:rPr>
+              <w:tab/>
+            </w:r>
+            <w:r>
+              <w:rPr>
+                <w:webHidden/>
+              </w:rPr>
+              <w:fldChar w:fldCharType="begin"/>
+            </w:r>
+            <w:r>
+              <w:rPr>
+                <w:webHidden/>
+              </w:rPr>
+              <w:instrText xml:space="preserve"> PAGEREF _Toc228557186 \h </w:instrText>
+            </w:r>
+            <w:r>
+              <w:rPr>
+                <w:webHidden/>
+              </w:rPr>
+            </w:r>
+            <w:r>
+              <w:rPr>
+                <w:webHidden/>
+              </w:rPr>
+              <w:fldChar w:fldCharType="separate"/>
+            </w:r>
+            <w:r>
+              <w:rPr>
+                <w:webHidden/>
+              </w:rPr>
+              <w:t>18</w:t>
+            </w:r>
+            <w:r>
+              <w:rPr>
+                <w:webHidden/>
+              </w:rPr>
+              <w:fldChar w:fldCharType="end"/>
+            </w:r>
+          </w:hyperlink>
+        </w:p>
+        <w:p>
+          <w:pPr>
+            <w:pStyle w:val="Verzeichnis2"/>
+            <w:rPr>
+              <w:rFonts w:asciiTheme="minorHAnsi" w:eastAsiaTheme="minorEastAsia" w:hAnsiTheme="minorHAnsi" w:cstheme="minorBidi"/>
+              <w:kern w:val="2"/>
+              <w:szCs w:val="24"/>
+              <w14:ligatures w14:val="standardContextual"/>
+            </w:rPr>
+          </w:pPr>
+          <w:hyperlink w:anchor="_Toc228557187" w:history="1">
+            <w:r>
+              <w:rPr>
+                <w:rStyle w:val="Hyperlink"/>
+              </w:rPr>
+              <w:t>9.2</w:t>
+            </w:r>
+            <w:r>
+              <w:rPr>
+                <w:rFonts w:asciiTheme="minorHAnsi" w:eastAsiaTheme="minorEastAsia" w:hAnsiTheme="minorHAnsi" w:cstheme="minorBidi"/>
+                <w:kern w:val="2"/>
+                <w:szCs w:val="24"/>
+                <w14:ligatures w14:val="standardContextual"/>
+              </w:rPr>
+              <w:tab/>
+            </w:r>
+            <w:r>
+              <w:rPr>
+                <w:rStyle w:val="Hyperlink"/>
+              </w:rPr>
+              <w:t>Übersicht der Formatvorlagen</w:t>
+            </w:r>
+            <w:r>
+              <w:rPr>
+                <w:webHidden/>
+              </w:rPr>
+              <w:tab/>
+            </w:r>
+            <w:r>
+              <w:rPr>
+                <w:webHidden/>
+              </w:rPr>
+              <w:fldChar w:fldCharType="begin"/>
+            </w:r>
+            <w:r>
+              <w:rPr>
+                <w:webHidden/>
+              </w:rPr>
+              <w:instrText xml:space="preserve"> PAGEREF _Toc228557187 \h </w:instrText>
+            </w:r>
+            <w:r>
+              <w:rPr>
+                <w:webHidden/>
+              </w:rPr>
+            </w:r>
+            <w:r>
+              <w:rPr>
+                <w:webHidden/>
+              </w:rPr>
+              <w:fldChar w:fldCharType="separate"/>
+            </w:r>
+            <w:r>
+              <w:rPr>
+                <w:webHidden/>
+              </w:rPr>
+              <w:t>18</w:t>
             </w:r>
             <w:r>
               <w:rPr>
@@ -2460,12 +2697,12 @@
               <w14:ligatures w14:val="standardContextual"/>
             </w:rPr>
           </w:pPr>
-          <w:hyperlink w:anchor="_Toc227171877" w:history="1">
+          <w:hyperlink w:anchor="_Toc228557188" w:history="1">
             <w:r>
               <w:rPr>
                 <w:rStyle w:val="Hyperlink"/>
               </w:rPr>
-              <w:t>5.5.1</w:t>
+              <w:t>9.2.1</w:t>
             </w:r>
             <w:r>
               <w:rPr>
@@ -2479,7 +2716,7 @@
               <w:rPr>
                 <w:rStyle w:val="Hyperlink"/>
               </w:rPr>
-              <w:t>Querverweise</w:t>
+              <w:t>Grundtext und Grundzeichen</w:t>
             </w:r>
             <w:r>
               <w:rPr>
@@ -2497,7 +2734,7 @@
               <w:rPr>
                 <w:webHidden/>
               </w:rPr>
-              <w:instrText xml:space="preserve"> PAGEREF _Toc227171877 \h </w:instrText>
+              <w:instrText xml:space="preserve"> PAGEREF _Toc228557188 \h </w:instrText>
             </w:r>
             <w:r>
               <w:rPr>
@@ -2514,7 +2751,7 @@
               <w:rPr>
                 <w:webHidden/>
               </w:rPr>
-              <w:t>17</w:t>
+              <w:t>18</w:t>
             </w:r>
             <w:r>
               <w:rPr>
@@ -2536,12 +2773,12 @@
               <w14:ligatures w14:val="standardContextual"/>
             </w:rPr>
           </w:pPr>
-          <w:hyperlink w:anchor="_Toc227171878" w:history="1">
+          <w:hyperlink w:anchor="_Toc228557189" w:history="1">
             <w:r>
               <w:rPr>
                 <w:rStyle w:val="Hyperlink"/>
               </w:rPr>
-              <w:t>5.5.2</w:t>
+              <w:t>9.2.2</w:t>
             </w:r>
             <w:r>
               <w:rPr>
@@ -2555,6 +2792,459 @@
               <w:rPr>
                 <w:rStyle w:val="Hyperlink"/>
               </w:rPr>
+              <w:t>Überschriften</w:t>
+            </w:r>
+            <w:r>
+              <w:rPr>
+                <w:webHidden/>
+              </w:rPr>
+              <w:tab/>
+            </w:r>
+            <w:r>
+              <w:rPr>
+                <w:webHidden/>
+              </w:rPr>
+              <w:fldChar w:fldCharType="begin"/>
+            </w:r>
+            <w:r>
+              <w:rPr>
+                <w:webHidden/>
+              </w:rPr>
+              <w:instrText xml:space="preserve"> PAGEREF _Toc228557189 \h </w:instrText>
+            </w:r>
+            <w:r>
+              <w:rPr>
+                <w:webHidden/>
+              </w:rPr>
+            </w:r>
+            <w:r>
+              <w:rPr>
+                <w:webHidden/>
+              </w:rPr>
+              <w:fldChar w:fldCharType="separate"/>
+            </w:r>
+            <w:r>
+              <w:rPr>
+                <w:webHidden/>
+              </w:rPr>
+              <w:t>19</w:t>
+            </w:r>
+            <w:r>
+              <w:rPr>
+                <w:webHidden/>
+              </w:rPr>
+              <w:fldChar w:fldCharType="end"/>
+            </w:r>
+          </w:hyperlink>
+        </w:p>
+        <w:p>
+          <w:pPr>
+            <w:pStyle w:val="Verzeichnis3"/>
+            <w:tabs>
+              <w:tab w:val="left" w:pos="1588"/>
+            </w:tabs>
+            <w:rPr>
+              <w:rFonts w:asciiTheme="minorHAnsi" w:eastAsiaTheme="minorEastAsia" w:hAnsiTheme="minorHAnsi" w:cstheme="minorBidi"/>
+              <w:kern w:val="2"/>
+              <w14:ligatures w14:val="standardContextual"/>
+            </w:rPr>
+          </w:pPr>
+          <w:hyperlink w:anchor="_Toc228557190" w:history="1">
+            <w:r>
+              <w:rPr>
+                <w:rStyle w:val="Hyperlink"/>
+              </w:rPr>
+              <w:t>9.2.3</w:t>
+            </w:r>
+            <w:r>
+              <w:rPr>
+                <w:rFonts w:asciiTheme="minorHAnsi" w:eastAsiaTheme="minorEastAsia" w:hAnsiTheme="minorHAnsi" w:cstheme="minorBidi"/>
+                <w:kern w:val="2"/>
+                <w14:ligatures w14:val="standardContextual"/>
+              </w:rPr>
+              <w:tab/>
+            </w:r>
+            <w:r>
+              <w:rPr>
+                <w:rStyle w:val="Hyperlink"/>
+              </w:rPr>
+              <w:t>Auflistung aller Formatvorlagen</w:t>
+            </w:r>
+            <w:r>
+              <w:rPr>
+                <w:webHidden/>
+              </w:rPr>
+              <w:tab/>
+            </w:r>
+            <w:r>
+              <w:rPr>
+                <w:webHidden/>
+              </w:rPr>
+              <w:fldChar w:fldCharType="begin"/>
+            </w:r>
+            <w:r>
+              <w:rPr>
+                <w:webHidden/>
+              </w:rPr>
+              <w:instrText xml:space="preserve"> PAGEREF _Toc228557190 \h </w:instrText>
+            </w:r>
+            <w:r>
+              <w:rPr>
+                <w:webHidden/>
+              </w:rPr>
+            </w:r>
+            <w:r>
+              <w:rPr>
+                <w:webHidden/>
+              </w:rPr>
+              <w:fldChar w:fldCharType="separate"/>
+            </w:r>
+            <w:r>
+              <w:rPr>
+                <w:webHidden/>
+              </w:rPr>
+              <w:t>20</w:t>
+            </w:r>
+            <w:r>
+              <w:rPr>
+                <w:webHidden/>
+              </w:rPr>
+              <w:fldChar w:fldCharType="end"/>
+            </w:r>
+          </w:hyperlink>
+        </w:p>
+        <w:p>
+          <w:pPr>
+            <w:pStyle w:val="Verzeichnis2"/>
+            <w:rPr>
+              <w:rFonts w:asciiTheme="minorHAnsi" w:eastAsiaTheme="minorEastAsia" w:hAnsiTheme="minorHAnsi" w:cstheme="minorBidi"/>
+              <w:kern w:val="2"/>
+              <w:szCs w:val="24"/>
+              <w14:ligatures w14:val="standardContextual"/>
+            </w:rPr>
+          </w:pPr>
+          <w:hyperlink w:anchor="_Toc228557191" w:history="1">
+            <w:r>
+              <w:rPr>
+                <w:rStyle w:val="Hyperlink"/>
+              </w:rPr>
+              <w:t>9.3</w:t>
+            </w:r>
+            <w:r>
+              <w:rPr>
+                <w:rFonts w:asciiTheme="minorHAnsi" w:eastAsiaTheme="minorEastAsia" w:hAnsiTheme="minorHAnsi" w:cstheme="minorBidi"/>
+                <w:kern w:val="2"/>
+                <w:szCs w:val="24"/>
+                <w14:ligatures w14:val="standardContextual"/>
+              </w:rPr>
+              <w:tab/>
+            </w:r>
+            <w:r>
+              <w:rPr>
+                <w:rStyle w:val="Hyperlink"/>
+              </w:rPr>
+              <w:t>Abbildungen und Tabellen</w:t>
+            </w:r>
+            <w:r>
+              <w:rPr>
+                <w:webHidden/>
+              </w:rPr>
+              <w:tab/>
+            </w:r>
+            <w:r>
+              <w:rPr>
+                <w:webHidden/>
+              </w:rPr>
+              <w:fldChar w:fldCharType="begin"/>
+            </w:r>
+            <w:r>
+              <w:rPr>
+                <w:webHidden/>
+              </w:rPr>
+              <w:instrText xml:space="preserve"> PAGEREF _Toc228557191 \h </w:instrText>
+            </w:r>
+            <w:r>
+              <w:rPr>
+                <w:webHidden/>
+              </w:rPr>
+            </w:r>
+            <w:r>
+              <w:rPr>
+                <w:webHidden/>
+              </w:rPr>
+              <w:fldChar w:fldCharType="separate"/>
+            </w:r>
+            <w:r>
+              <w:rPr>
+                <w:webHidden/>
+              </w:rPr>
+              <w:t>21</w:t>
+            </w:r>
+            <w:r>
+              <w:rPr>
+                <w:webHidden/>
+              </w:rPr>
+              <w:fldChar w:fldCharType="end"/>
+            </w:r>
+          </w:hyperlink>
+        </w:p>
+        <w:p>
+          <w:pPr>
+            <w:pStyle w:val="Verzeichnis2"/>
+            <w:rPr>
+              <w:rFonts w:asciiTheme="minorHAnsi" w:eastAsiaTheme="minorEastAsia" w:hAnsiTheme="minorHAnsi" w:cstheme="minorBidi"/>
+              <w:kern w:val="2"/>
+              <w:szCs w:val="24"/>
+              <w14:ligatures w14:val="standardContextual"/>
+            </w:rPr>
+          </w:pPr>
+          <w:hyperlink w:anchor="_Toc228557192" w:history="1">
+            <w:r>
+              <w:rPr>
+                <w:rStyle w:val="Hyperlink"/>
+              </w:rPr>
+              <w:t>9.4</w:t>
+            </w:r>
+            <w:r>
+              <w:rPr>
+                <w:rFonts w:asciiTheme="minorHAnsi" w:eastAsiaTheme="minorEastAsia" w:hAnsiTheme="minorHAnsi" w:cstheme="minorBidi"/>
+                <w:kern w:val="2"/>
+                <w:szCs w:val="24"/>
+                <w14:ligatures w14:val="standardContextual"/>
+              </w:rPr>
+              <w:tab/>
+            </w:r>
+            <w:r>
+              <w:rPr>
+                <w:rStyle w:val="Hyperlink"/>
+              </w:rPr>
+              <w:t>Fußnoten und Zitate</w:t>
+            </w:r>
+            <w:r>
+              <w:rPr>
+                <w:webHidden/>
+              </w:rPr>
+              <w:tab/>
+            </w:r>
+            <w:r>
+              <w:rPr>
+                <w:webHidden/>
+              </w:rPr>
+              <w:fldChar w:fldCharType="begin"/>
+            </w:r>
+            <w:r>
+              <w:rPr>
+                <w:webHidden/>
+              </w:rPr>
+              <w:instrText xml:space="preserve"> PAGEREF _Toc228557192 \h </w:instrText>
+            </w:r>
+            <w:r>
+              <w:rPr>
+                <w:webHidden/>
+              </w:rPr>
+            </w:r>
+            <w:r>
+              <w:rPr>
+                <w:webHidden/>
+              </w:rPr>
+              <w:fldChar w:fldCharType="separate"/>
+            </w:r>
+            <w:r>
+              <w:rPr>
+                <w:webHidden/>
+              </w:rPr>
+              <w:t>22</w:t>
+            </w:r>
+            <w:r>
+              <w:rPr>
+                <w:webHidden/>
+              </w:rPr>
+              <w:fldChar w:fldCharType="end"/>
+            </w:r>
+          </w:hyperlink>
+        </w:p>
+        <w:p>
+          <w:pPr>
+            <w:pStyle w:val="Verzeichnis2"/>
+            <w:rPr>
+              <w:rFonts w:asciiTheme="minorHAnsi" w:eastAsiaTheme="minorEastAsia" w:hAnsiTheme="minorHAnsi" w:cstheme="minorBidi"/>
+              <w:kern w:val="2"/>
+              <w:szCs w:val="24"/>
+              <w14:ligatures w14:val="standardContextual"/>
+            </w:rPr>
+          </w:pPr>
+          <w:hyperlink w:anchor="_Toc228557193" w:history="1">
+            <w:r>
+              <w:rPr>
+                <w:rStyle w:val="Hyperlink"/>
+              </w:rPr>
+              <w:t>9.5</w:t>
+            </w:r>
+            <w:r>
+              <w:rPr>
+                <w:rFonts w:asciiTheme="minorHAnsi" w:eastAsiaTheme="minorEastAsia" w:hAnsiTheme="minorHAnsi" w:cstheme="minorBidi"/>
+                <w:kern w:val="2"/>
+                <w:szCs w:val="24"/>
+                <w14:ligatures w14:val="standardContextual"/>
+              </w:rPr>
+              <w:tab/>
+            </w:r>
+            <w:r>
+              <w:rPr>
+                <w:rStyle w:val="Hyperlink"/>
+              </w:rPr>
+              <w:t>Allgemeine Hinweise zur Benutzung von MS-Word</w:t>
+            </w:r>
+            <w:r>
+              <w:rPr>
+                <w:webHidden/>
+              </w:rPr>
+              <w:tab/>
+            </w:r>
+            <w:r>
+              <w:rPr>
+                <w:webHidden/>
+              </w:rPr>
+              <w:fldChar w:fldCharType="begin"/>
+            </w:r>
+            <w:r>
+              <w:rPr>
+                <w:webHidden/>
+              </w:rPr>
+              <w:instrText xml:space="preserve"> PAGEREF _Toc228557193 \h </w:instrText>
+            </w:r>
+            <w:r>
+              <w:rPr>
+                <w:webHidden/>
+              </w:rPr>
+            </w:r>
+            <w:r>
+              <w:rPr>
+                <w:webHidden/>
+              </w:rPr>
+              <w:fldChar w:fldCharType="separate"/>
+            </w:r>
+            <w:r>
+              <w:rPr>
+                <w:webHidden/>
+              </w:rPr>
+              <w:t>23</w:t>
+            </w:r>
+            <w:r>
+              <w:rPr>
+                <w:webHidden/>
+              </w:rPr>
+              <w:fldChar w:fldCharType="end"/>
+            </w:r>
+          </w:hyperlink>
+        </w:p>
+        <w:p>
+          <w:pPr>
+            <w:pStyle w:val="Verzeichnis3"/>
+            <w:tabs>
+              <w:tab w:val="left" w:pos="1588"/>
+            </w:tabs>
+            <w:rPr>
+              <w:rFonts w:asciiTheme="minorHAnsi" w:eastAsiaTheme="minorEastAsia" w:hAnsiTheme="minorHAnsi" w:cstheme="minorBidi"/>
+              <w:kern w:val="2"/>
+              <w14:ligatures w14:val="standardContextual"/>
+            </w:rPr>
+          </w:pPr>
+          <w:hyperlink w:anchor="_Toc228557194" w:history="1">
+            <w:r>
+              <w:rPr>
+                <w:rStyle w:val="Hyperlink"/>
+              </w:rPr>
+              <w:t>9.5.1</w:t>
+            </w:r>
+            <w:r>
+              <w:rPr>
+                <w:rFonts w:asciiTheme="minorHAnsi" w:eastAsiaTheme="minorEastAsia" w:hAnsiTheme="minorHAnsi" w:cstheme="minorBidi"/>
+                <w:kern w:val="2"/>
+                <w14:ligatures w14:val="standardContextual"/>
+              </w:rPr>
+              <w:tab/>
+            </w:r>
+            <w:r>
+              <w:rPr>
+                <w:rStyle w:val="Hyperlink"/>
+              </w:rPr>
+              <w:t>Querverweise</w:t>
+            </w:r>
+            <w:r>
+              <w:rPr>
+                <w:webHidden/>
+              </w:rPr>
+              <w:tab/>
+            </w:r>
+            <w:r>
+              <w:rPr>
+                <w:webHidden/>
+              </w:rPr>
+              <w:fldChar w:fldCharType="begin"/>
+            </w:r>
+            <w:r>
+              <w:rPr>
+                <w:webHidden/>
+              </w:rPr>
+              <w:instrText xml:space="preserve"> PAGEREF _Toc228557194 \h </w:instrText>
+            </w:r>
+            <w:r>
+              <w:rPr>
+                <w:webHidden/>
+              </w:rPr>
+            </w:r>
+            <w:r>
+              <w:rPr>
+                <w:webHidden/>
+              </w:rPr>
+              <w:fldChar w:fldCharType="separate"/>
+            </w:r>
+            <w:r>
+              <w:rPr>
+                <w:webHidden/>
+              </w:rPr>
+              <w:t>23</w:t>
+            </w:r>
+            <w:r>
+              <w:rPr>
+                <w:webHidden/>
+              </w:rPr>
+              <w:fldChar w:fldCharType="end"/>
+            </w:r>
+          </w:hyperlink>
+        </w:p>
+        <w:p>
+          <w:pPr>
+            <w:pStyle w:val="Verzeichnis3"/>
+            <w:tabs>
+              <w:tab w:val="left" w:pos="1588"/>
+            </w:tabs>
+            <w:rPr>
+              <w:rFonts w:asciiTheme="minorHAnsi" w:eastAsiaTheme="minorEastAsia" w:hAnsiTheme="minorHAnsi" w:cstheme="minorBidi"/>
+              <w:kern w:val="2"/>
+              <w14:ligatures w14:val="standardContextual"/>
+            </w:rPr>
+          </w:pPr>
+          <w:hyperlink w:anchor="_Toc228557195" w:history="1">
+            <w:r>
+              <w:rPr>
+                <w:rStyle w:val="Hyperlink"/>
+              </w:rPr>
+              <w:t>9.5.2</w:t>
+            </w:r>
+            <w:r>
+              <w:rPr>
+                <w:rFonts w:asciiTheme="minorHAnsi" w:eastAsiaTheme="minorEastAsia" w:hAnsiTheme="minorHAnsi" w:cstheme="minorBidi"/>
+                <w:kern w:val="2"/>
+                <w14:ligatures w14:val="standardContextual"/>
+              </w:rPr>
+              <w:tab/>
+            </w:r>
+            <w:r>
+              <w:rPr>
+                <w:rStyle w:val="Hyperlink"/>
+              </w:rPr>
               <w:t>Ausdrucke</w:t>
             </w:r>
             <w:r>
@@ -2573,7 +3263,7 @@
               <w:rPr>
                 <w:webHidden/>
               </w:rPr>
-              <w:instrText xml:space="preserve"> PAGEREF _Toc227171878 \h </w:instrText>
+              <w:instrText xml:space="preserve"> PAGEREF _Toc228557195 \h </w:instrText>
             </w:r>
             <w:r>
               <w:rPr>
@@ -2590,7 +3280,7 @@
               <w:rPr>
                 <w:webHidden/>
               </w:rPr>
-              <w:t>17</w:t>
+              <w:t>23</w:t>
             </w:r>
             <w:r>
               <w:rPr>
@@ -3755,7 +4445,7 @@
       <w:bookmarkStart w:id="3" w:name="_Toc532290619"/>
       <w:bookmarkStart w:id="4" w:name="_Toc532295852"/>
       <w:bookmarkStart w:id="5" w:name="_Toc226907251"/>
-      <w:bookmarkStart w:id="6" w:name="_Toc227171856"/>
+      <w:bookmarkStart w:id="6" w:name="_Toc228557164"/>
       <w:r>
         <w:lastRenderedPageBreak/>
         <w:t>Verzeichnis der Abkürzung</w:t>
@@ -3981,7 +4671,7 @@
       <w:bookmarkStart w:id="9" w:name="_Toc532290620"/>
       <w:bookmarkStart w:id="10" w:name="_Toc532295853"/>
       <w:bookmarkStart w:id="11" w:name="_Toc226907252"/>
-      <w:bookmarkStart w:id="12" w:name="_Toc227171857"/>
+      <w:bookmarkStart w:id="12" w:name="_Toc228557165"/>
       <w:bookmarkEnd w:id="7"/>
       <w:r>
         <w:lastRenderedPageBreak/>
@@ -4102,7 +4792,7 @@
       <w:bookmarkStart w:id="14" w:name="_Toc532290621"/>
       <w:bookmarkStart w:id="15" w:name="_Toc532295854"/>
       <w:bookmarkStart w:id="16" w:name="_Toc226907253"/>
-      <w:bookmarkStart w:id="17" w:name="_Toc227171858"/>
+      <w:bookmarkStart w:id="17" w:name="_Toc228557166"/>
       <w:r>
         <w:lastRenderedPageBreak/>
         <w:t>Abbildungsverzeichnis</w:t>
@@ -4260,7 +4950,7 @@
       <w:bookmarkStart w:id="19" w:name="_Toc532290622"/>
       <w:bookmarkStart w:id="20" w:name="_Toc532295855"/>
       <w:bookmarkStart w:id="21" w:name="_Toc226907254"/>
-      <w:bookmarkStart w:id="22" w:name="_Toc227171859"/>
+      <w:bookmarkStart w:id="22" w:name="_Toc228557167"/>
       <w:r>
         <w:lastRenderedPageBreak/>
         <w:t>Tabellenverzeichnis</w:t>
@@ -4453,8 +5143,8 @@
       <w:pPr>
         <w:pStyle w:val="berschrift1"/>
       </w:pPr>
-      <w:bookmarkStart w:id="23" w:name="_Toc227171860"/>
-      <w:bookmarkStart w:id="24" w:name="_Toc226907255"/>
+      <w:bookmarkStart w:id="23" w:name="_Toc226907255"/>
+      <w:bookmarkStart w:id="24" w:name="_Toc228557168"/>
       <w:r>
         <w:lastRenderedPageBreak/>
         <w:t>Einsortierung zu Themenbereichen</w:t>
@@ -4462,7 +5152,7 @@
       <w:r>
         <w:t xml:space="preserve"> und Begriffsklärung</w:t>
       </w:r>
-      <w:bookmarkEnd w:id="23"/>
+      <w:bookmarkEnd w:id="24"/>
     </w:p>
     <w:p>
       <w:pPr>
@@ -4739,7 +5429,7 @@
         <w:pStyle w:val="berschrift1"/>
       </w:pPr>
       <w:bookmarkStart w:id="25" w:name="_KI_gestützte_Gestenerkennung"/>
-      <w:bookmarkStart w:id="26" w:name="_Toc227171861"/>
+      <w:bookmarkStart w:id="26" w:name="_Toc228557169"/>
       <w:bookmarkEnd w:id="25"/>
       <w:r>
         <w:lastRenderedPageBreak/>
@@ -4986,10 +5676,12 @@
       <w:pPr>
         <w:pStyle w:val="berschrift1"/>
       </w:pPr>
+      <w:bookmarkStart w:id="27" w:name="_Toc228557170"/>
       <w:r>
         <w:lastRenderedPageBreak/>
         <w:t>verschiedene Ansätze der Bildverarbeitung/Gesternerkennung</w:t>
       </w:r>
+      <w:bookmarkEnd w:id="27"/>
     </w:p>
     <w:p>
       <w:pPr>
@@ -5454,11 +6146,16 @@
       <w:pPr>
         <w:pStyle w:val="berschrift1"/>
       </w:pPr>
-      <w:bookmarkStart w:id="27" w:name="_Wahl_der_Gestenerkennungsverfahren"/>
-      <w:bookmarkEnd w:id="27"/>
+      <w:bookmarkStart w:id="28" w:name="_Wahl_der_Gestenerkennungsverfahren"/>
+      <w:bookmarkStart w:id="29" w:name="_Toc228557171"/>
+      <w:bookmarkEnd w:id="28"/>
       <w:r>
         <w:lastRenderedPageBreak/>
-        <w:t xml:space="preserve">Wahl der Gestenerkennungsverfahren </w:t>
+        <w:t>Wahl der Gestenerkennungsverfahren</w:t>
+      </w:r>
+      <w:bookmarkEnd w:id="29"/>
+      <w:r>
+        <w:t xml:space="preserve"> </w:t>
       </w:r>
     </w:p>
     <w:p>
@@ -5483,38 +6180,30 @@
       <w:pPr>
         <w:pStyle w:val="berschrift1"/>
       </w:pPr>
+      <w:bookmarkStart w:id="30" w:name="_Toc228557172"/>
       <w:r>
         <w:lastRenderedPageBreak/>
         <w:t>Hardware und Software</w:t>
       </w:r>
+      <w:bookmarkEnd w:id="30"/>
     </w:p>
     <w:p>
       <w:pPr>
         <w:pStyle w:val="Grundtext"/>
       </w:pPr>
       <w:r>
-        <w:t xml:space="preserve">In diesem Abschnitt wird entschieden welche </w:t>
-      </w:r>
-      <w:r>
-        <w:t>Hardware</w:t>
-      </w:r>
-      <w:r>
-        <w:t>-</w:t>
-      </w:r>
-      <w:r>
-        <w:t xml:space="preserve"> und Software-Komponenten</w:t>
-      </w:r>
-      <w:r>
-        <w:t xml:space="preserve"> in diesem Projekt zum Einsatz kommen. Also welche Kamera, Recheneinheit und Programmumgebung genutzt wird genutzt, um die Gestenerkennung zu realisieren.</w:t>
+        <w:t>In diesem Abschnitt wird entschieden welche Hardware- und Software-Komponenten in diesem Projekt zum Einsatz kommen. Also welche Kamera, Recheneinheit und Programmumgebung genutzt wird genutzt, um die Gestenerkennung zu realisieren.</w:t>
       </w:r>
     </w:p>
     <w:p>
       <w:pPr>
         <w:pStyle w:val="berschrift2"/>
       </w:pPr>
+      <w:bookmarkStart w:id="31" w:name="_Toc228557173"/>
       <w:r>
         <w:t>Anforderungen</w:t>
       </w:r>
+      <w:bookmarkEnd w:id="31"/>
     </w:p>
     <w:p>
       <w:pPr>
@@ -5551,19 +6240,7 @@
           <w:rPr>
             <w:rStyle w:val="Hyperlink"/>
           </w:rPr>
-          <w:t>Micr</w:t>
-        </w:r>
-        <w:r>
-          <w:rPr>
-            <w:rStyle w:val="Hyperlink"/>
-          </w:rPr>
-          <w:t>o</w:t>
-        </w:r>
-        <w:r>
-          <w:rPr>
-            <w:rStyle w:val="Hyperlink"/>
-          </w:rPr>
-          <w:t>soft Kinect</w:t>
+          <w:t>Microsoft Kinect</w:t>
         </w:r>
       </w:hyperlink>
       <w:r>
@@ -5593,12 +6270,14 @@
       <w:pPr>
         <w:pStyle w:val="berschrift3"/>
       </w:pPr>
+      <w:bookmarkStart w:id="32" w:name="_Toc228557174"/>
       <w:r>
         <w:t>Projekta</w:t>
       </w:r>
       <w:r>
         <w:t>nforderungen an die Kamera</w:t>
       </w:r>
+      <w:bookmarkEnd w:id="32"/>
     </w:p>
     <w:p>
       <w:pPr>
@@ -5638,13 +6317,19 @@
       </w:pPr>
       <w:r>
         <w:lastRenderedPageBreak/>
-        <w:t xml:space="preserve">Bezüglich: Preis, Bildqualität und Installierbarkeit sind die Anforderungen wahrscheinlich unkritische, da </w:t>
-      </w:r>
-      <w:r>
-        <w:t xml:space="preserve">aktuelle </w:t>
-      </w:r>
-      <w:r>
-        <w:t>bereits mausgroße USB-Webcams für ca. 30€, Full HD (1920x1080 Pixel) in 30 FPS liefern.</w:t>
+        <w:t>Bezüglich: Preis, Bildqualität und Installierbarkeit sind die Anforderungen wahrscheinlich unkritische, da aktuelle bereits mausgroße USB-Webcams für ca. 30€, Full HD (1920</w:t>
+      </w:r>
+      <w:r>
+        <w:t xml:space="preserve"> </w:t>
+      </w:r>
+      <w:r>
+        <w:t>x</w:t>
+      </w:r>
+      <w:r>
+        <w:t xml:space="preserve"> </w:t>
+      </w:r>
+      <w:r>
+        <w:t>1080 Pixel) in 30 FPS liefern.</w:t>
       </w:r>
     </w:p>
     <w:p>
@@ -5692,31 +6377,7 @@
         <w:t xml:space="preserve">Der Öffnungswinkel einer Kamera kann in zwei Dimensionen gemessen werden horizontal und vertikal. </w:t>
       </w:r>
       <w:r>
-        <w:t>In Englisch “</w:t>
-      </w:r>
-      <w:r>
-        <w:t>horizontal field of view</w:t>
-      </w:r>
-      <w:r>
-        <w:t>” und “</w:t>
-      </w:r>
-      <w:r>
-        <w:t>vertical field of view</w:t>
-      </w:r>
-      <w:r>
-        <w:t>” genannt, oder kurz “</w:t>
-      </w:r>
-      <w:r>
-        <w:t>hFOV</w:t>
-      </w:r>
-      <w:r>
-        <w:t>” und “</w:t>
-      </w:r>
-      <w:r>
-        <w:t>vFOV</w:t>
-      </w:r>
-      <w:r>
-        <w:t>”.</w:t>
+        <w:t>In Englisch “horizontal field of view” und “vertical field of view” genannt, oder kurz “hFOV” und “vFOV”.</w:t>
       </w:r>
       <w:r>
         <w:t xml:space="preserve"> Welcher hFOV und vFOV nötig ist hänkt von folgenden Faktoren ab:</w:t>
@@ -5767,7 +6428,13 @@
         </w:numPr>
       </w:pPr>
       <w:r>
-        <w:t>Neigungswinkel: aus welcher höhe ist die Kamera auf den Dirigenten gerichtet.</w:t>
+        <w:t xml:space="preserve">Neigungswinkel: aus welcher </w:t>
+      </w:r>
+      <w:r>
+        <w:t>Höhe</w:t>
+      </w:r>
+      <w:r>
+        <w:t xml:space="preserve"> ist die Kamera auf den Dirigenten gerichtet.</w:t>
       </w:r>
     </w:p>
     <w:p>
@@ -5787,47 +6454,762 @@
         <w:pStyle w:val="Grundtext"/>
       </w:pPr>
       <w:r>
-        <w:t>Da die Position der Kamera noch nicht …</w:t>
+        <w:t>Da die Position der Kamera noch nicht</w:t>
+      </w:r>
+      <w:r>
+        <w:t xml:space="preserve"> feststeht ist der genaue Abstand zwischen Kamera und Standzone noch unbekannt. Ein </w:t>
+      </w:r>
+      <w:r>
+        <w:fldChar w:fldCharType="begin"/>
+      </w:r>
+      <w:r>
+        <w:instrText>HYPERLINK "https://cad.onshape.com/documents/00b008a3f533eca98fac5bba/w/b6eb2c8f02007af9c686e203/e/60674b425d3e898ddf7b70c7"</w:instrText>
+      </w:r>
+      <w:r>
+        <w:fldChar w:fldCharType="separate"/>
+      </w:r>
+      <w:r>
+        <w:rPr>
+          <w:rStyle w:val="Hyperlink"/>
+        </w:rPr>
+        <w:t>3D-M</w:t>
+      </w:r>
+      <w:r>
+        <w:rPr>
+          <w:rStyle w:val="Hyperlink"/>
+        </w:rPr>
+        <w:t>o</w:t>
+      </w:r>
+      <w:r>
+        <w:rPr>
+          <w:rStyle w:val="Hyperlink"/>
+        </w:rPr>
+        <w:t>del</w:t>
+      </w:r>
+      <w:r>
+        <w:fldChar w:fldCharType="end"/>
+      </w:r>
+      <w:r>
+        <w:t xml:space="preserve"> </w:t>
+      </w:r>
+      <w:r>
+        <w:t xml:space="preserve">des 3D-Audio-Raums soll helfen die Auswirkungen der genannten Faktoren zu sehen. Das </w:t>
+      </w:r>
+      <w:r>
+        <w:t>M</w:t>
+      </w:r>
+      <w:r>
+        <w:t xml:space="preserve">odel wurde mit der </w:t>
+      </w:r>
+      <w:r>
+        <w:t>k</w:t>
+      </w:r>
+      <w:r>
+        <w:t>ostenfreien Version</w:t>
+      </w:r>
+      <w:r>
+        <w:t xml:space="preserve"> von </w:t>
+      </w:r>
+      <w:hyperlink r:id="rId15" w:history="1">
+        <w:r>
+          <w:rPr>
+            <w:rStyle w:val="Hyperlink"/>
+          </w:rPr>
+          <w:t>onsha</w:t>
+        </w:r>
+        <w:r>
+          <w:rPr>
+            <w:rStyle w:val="Hyperlink"/>
+          </w:rPr>
+          <w:t>p</w:t>
+        </w:r>
+        <w:r>
+          <w:rPr>
+            <w:rStyle w:val="Hyperlink"/>
+          </w:rPr>
+          <w:t>e</w:t>
+        </w:r>
+      </w:hyperlink>
+      <w:r>
+        <w:t xml:space="preserve"> erstellt, das ist eine </w:t>
+      </w:r>
+      <w:r>
+        <w:t>3D-M</w:t>
+      </w:r>
+      <w:r>
+        <w:t>o</w:t>
+      </w:r>
+      <w:r>
+        <w:t>ddeling</w:t>
+      </w:r>
+      <w:r>
+        <w:t xml:space="preserve"> Browser Applikation.</w:t>
+      </w:r>
+    </w:p>
+    <w:p>
+      <w:pPr>
+        <w:pStyle w:val="Grundtext"/>
+      </w:pPr>
+      <w:r>
+        <w:t>Die Simulation zeigt nicht den gesamten Raum, sondern nur den Gerüstaufbau mit dem Lautsprechersystem dieser hat in der Realität die Maße 4</w:t>
+      </w:r>
+      <w:r>
+        <w:t xml:space="preserve"> </w:t>
+      </w:r>
+      <w:r>
+        <w:t>x</w:t>
+      </w:r>
+      <w:r>
+        <w:t xml:space="preserve"> </w:t>
+      </w:r>
+      <w:r>
+        <w:t>4</w:t>
+      </w:r>
+      <w:r>
+        <w:t xml:space="preserve"> </w:t>
+      </w:r>
+      <w:r>
+        <w:t>x</w:t>
+      </w:r>
+      <w:r>
+        <w:t xml:space="preserve"> </w:t>
+      </w:r>
+      <w:r>
+        <w:t xml:space="preserve">3 Metern mit Abweichungen innerhalb von +/- 2,5cm. Diese Toleranzen gelten auch für die Unterschiede zwischen Realität und dem Simulierte Modell. Dieses ist durch die Nutzung von Spiegelfunktionen teilweise perfekt symmetrisch, in der Realität gibt es besagte Abweichungen. Zudem sind kleine räumliche und strukturelle Merkmale des Models ebenfalls anders als in der Realität. Grund dafür ist, dass Strukturen vereinfacht wurden, welche für die Simulationszwecke unrelevant sind. Beispielsweise entspricht die innere </w:t>
+      </w:r>
+      <w:r>
+        <w:lastRenderedPageBreak/>
+        <w:t xml:space="preserve">Stangenstruktur der Gerüstsäulen und Balken nicht der Realität, auch die genaue Ausrichtung der Lautsprecher am Boden ist Falsch, Kleinteile wie Lautsprecher Halterungen und elektrische Leitungen wurde weggelassen. Der Raum um das Lautsprechersystem herum ist nur schemenhaft </w:t>
+      </w:r>
+      <w:r>
+        <w:t>dargestellt</w:t>
+      </w:r>
+      <w:r>
+        <w:t xml:space="preserve">. </w:t>
+      </w:r>
+      <w:r>
+        <w:t>Es existieren Boden und Fensterfront</w:t>
+      </w:r>
+      <w:r>
+        <w:t>, u</w:t>
+      </w:r>
+      <w:r>
+        <w:t xml:space="preserve">m die Ausrichtung des Systems im Raum deutlich zu </w:t>
+      </w:r>
+      <w:r>
+        <w:t>machen</w:t>
+      </w:r>
+      <w:r>
+        <w:t>.</w:t>
+      </w:r>
+    </w:p>
+    <w:p>
+      <w:pPr>
+        <w:pStyle w:val="Grundtext"/>
+        <w:keepNext/>
+      </w:pPr>
+      <w:r>
+        <w:rPr>
+          <w:noProof/>
+        </w:rPr>
+        <w:drawing>
+          <wp:inline distT="0" distB="0" distL="0" distR="0" wp14:anchorId="3F5D9131" wp14:editId="0E9B4A96">
+            <wp:extent cx="2619375" cy="1851150"/>
+            <wp:effectExtent l="0" t="0" r="0" b="0"/>
+            <wp:docPr id="1791997099" name="Grafik 3"/>
+            <wp:cNvGraphicFramePr>
+              <a:graphicFrameLocks xmlns:a="http://schemas.openxmlformats.org/drawingml/2006/main" noChangeAspect="1"/>
+            </wp:cNvGraphicFramePr>
+            <a:graphic xmlns:a="http://schemas.openxmlformats.org/drawingml/2006/main">
+              <a:graphicData uri="http://schemas.openxmlformats.org/drawingml/2006/picture">
+                <pic:pic xmlns:pic="http://schemas.openxmlformats.org/drawingml/2006/picture">
+                  <pic:nvPicPr>
+                    <pic:cNvPr id="0" name="Picture 4"/>
+                    <pic:cNvPicPr>
+                      <a:picLocks noChangeAspect="1" noChangeArrowheads="1"/>
+                    </pic:cNvPicPr>
+                  </pic:nvPicPr>
+                  <pic:blipFill>
+                    <a:blip r:embed="rId16" cstate="print">
+                      <a:extLst>
+                        <a:ext uri="{28A0092B-C50C-407E-A947-70E740481C1C}">
+                          <a14:useLocalDpi xmlns:a14="http://schemas.microsoft.com/office/drawing/2010/main" val="0"/>
+                        </a:ext>
+                      </a:extLst>
+                    </a:blip>
+                    <a:srcRect/>
+                    <a:stretch>
+                      <a:fillRect/>
+                    </a:stretch>
+                  </pic:blipFill>
+                  <pic:spPr bwMode="auto">
+                    <a:xfrm>
+                      <a:off x="0" y="0"/>
+                      <a:ext cx="2661890" cy="1881196"/>
+                    </a:xfrm>
+                    <a:prstGeom prst="rect">
+                      <a:avLst/>
+                    </a:prstGeom>
+                    <a:noFill/>
+                    <a:ln>
+                      <a:noFill/>
+                    </a:ln>
+                  </pic:spPr>
+                </pic:pic>
+              </a:graphicData>
+            </a:graphic>
+          </wp:inline>
+        </w:drawing>
+      </w:r>
+      <w:r>
+        <w:rPr>
+          <w:noProof/>
+        </w:rPr>
+        <w:drawing>
+          <wp:inline distT="0" distB="0" distL="0" distR="0" wp14:anchorId="61B58FDA" wp14:editId="4966FA40">
+            <wp:extent cx="2655142" cy="1876425"/>
+            <wp:effectExtent l="0" t="0" r="0" b="0"/>
+            <wp:docPr id="1592485838" name="Grafik 4"/>
+            <wp:cNvGraphicFramePr>
+              <a:graphicFrameLocks xmlns:a="http://schemas.openxmlformats.org/drawingml/2006/main" noChangeAspect="1"/>
+            </wp:cNvGraphicFramePr>
+            <a:graphic xmlns:a="http://schemas.openxmlformats.org/drawingml/2006/main">
+              <a:graphicData uri="http://schemas.openxmlformats.org/drawingml/2006/picture">
+                <pic:pic xmlns:pic="http://schemas.openxmlformats.org/drawingml/2006/picture">
+                  <pic:nvPicPr>
+                    <pic:cNvPr id="0" name="Picture 5"/>
+                    <pic:cNvPicPr>
+                      <a:picLocks noChangeAspect="1" noChangeArrowheads="1"/>
+                    </pic:cNvPicPr>
+                  </pic:nvPicPr>
+                  <pic:blipFill>
+                    <a:blip r:embed="rId17" cstate="print">
+                      <a:extLst>
+                        <a:ext uri="{28A0092B-C50C-407E-A947-70E740481C1C}">
+                          <a14:useLocalDpi xmlns:a14="http://schemas.microsoft.com/office/drawing/2010/main" val="0"/>
+                        </a:ext>
+                      </a:extLst>
+                    </a:blip>
+                    <a:srcRect/>
+                    <a:stretch>
+                      <a:fillRect/>
+                    </a:stretch>
+                  </pic:blipFill>
+                  <pic:spPr bwMode="auto">
+                    <a:xfrm>
+                      <a:off x="0" y="0"/>
+                      <a:ext cx="2665882" cy="1884015"/>
+                    </a:xfrm>
+                    <a:prstGeom prst="rect">
+                      <a:avLst/>
+                    </a:prstGeom>
+                    <a:noFill/>
+                    <a:ln>
+                      <a:noFill/>
+                    </a:ln>
+                  </pic:spPr>
+                </pic:pic>
+              </a:graphicData>
+            </a:graphic>
+          </wp:inline>
+        </w:drawing>
+      </w:r>
+    </w:p>
+    <w:p>
+      <w:pPr>
+        <w:pStyle w:val="Beschriftung"/>
+        <w:jc w:val="both"/>
+        <w:rPr>
+          <w:noProof/>
+        </w:rPr>
+      </w:pPr>
+      <w:r>
+        <w:t xml:space="preserve">Figure </w:t>
+      </w:r>
+      <w:fldSimple w:instr=" SEQ Figure \* ARABIC ">
+        <w:r>
+          <w:rPr>
+            <w:noProof/>
+          </w:rPr>
+          <w:t>1</w:t>
+        </w:r>
+      </w:fldSimple>
+      <w:r>
+        <w:t xml:space="preserve"> – Modell Audiosystem leer und mir 1.80m Mensch</w:t>
+      </w:r>
+      <w:r>
+        <w:rPr>
+          <w:noProof/>
+        </w:rPr>
+        <w:t xml:space="preserve"> und Standzone</w:t>
+      </w:r>
+    </w:p>
+    <w:p/>
+    <w:p>
+      <w:pPr>
+        <w:pStyle w:val="Grundtext"/>
+        <w:keepNext/>
+      </w:pPr>
+      <w:r>
+        <w:rPr>
+          <w:noProof/>
+        </w:rPr>
+        <w:drawing>
+          <wp:inline distT="0" distB="0" distL="0" distR="0" wp14:anchorId="2BBB854C" wp14:editId="79421047">
+            <wp:extent cx="2505075" cy="2063782"/>
+            <wp:effectExtent l="0" t="0" r="0" b="0"/>
+            <wp:docPr id="195788028" name="Grafik 5"/>
+            <wp:cNvGraphicFramePr>
+              <a:graphicFrameLocks xmlns:a="http://schemas.openxmlformats.org/drawingml/2006/main" noChangeAspect="1"/>
+            </wp:cNvGraphicFramePr>
+            <a:graphic xmlns:a="http://schemas.openxmlformats.org/drawingml/2006/main">
+              <a:graphicData uri="http://schemas.openxmlformats.org/drawingml/2006/picture">
+                <pic:pic xmlns:pic="http://schemas.openxmlformats.org/drawingml/2006/picture">
+                  <pic:nvPicPr>
+                    <pic:cNvPr id="0" name="Picture 6"/>
+                    <pic:cNvPicPr>
+                      <a:picLocks noChangeAspect="1" noChangeArrowheads="1"/>
+                    </pic:cNvPicPr>
+                  </pic:nvPicPr>
+                  <pic:blipFill rotWithShape="1">
+                    <a:blip r:embed="rId18" cstate="print">
+                      <a:extLst>
+                        <a:ext uri="{28A0092B-C50C-407E-A947-70E740481C1C}">
+                          <a14:useLocalDpi xmlns:a14="http://schemas.microsoft.com/office/drawing/2010/main" val="0"/>
+                        </a:ext>
+                      </a:extLst>
+                    </a:blip>
+                    <a:srcRect l="3626" r="10592"/>
+                    <a:stretch>
+                      <a:fillRect/>
+                    </a:stretch>
+                  </pic:blipFill>
+                  <pic:spPr bwMode="auto">
+                    <a:xfrm>
+                      <a:off x="0" y="0"/>
+                      <a:ext cx="2532723" cy="2086559"/>
+                    </a:xfrm>
+                    <a:prstGeom prst="rect">
+                      <a:avLst/>
+                    </a:prstGeom>
+                    <a:noFill/>
+                    <a:ln>
+                      <a:noFill/>
+                    </a:ln>
+                    <a:extLst>
+                      <a:ext uri="{53640926-AAD7-44D8-BBD7-CCE9431645EC}">
+                        <a14:shadowObscured xmlns:a14="http://schemas.microsoft.com/office/drawing/2010/main"/>
+                      </a:ext>
+                    </a:extLst>
+                  </pic:spPr>
+                </pic:pic>
+              </a:graphicData>
+            </a:graphic>
+          </wp:inline>
+        </w:drawing>
+      </w:r>
+      <w:r>
+        <w:rPr>
+          <w:noProof/>
+        </w:rPr>
+        <w:drawing>
+          <wp:inline distT="0" distB="0" distL="0" distR="0" wp14:anchorId="100ADA00" wp14:editId="6AEF4BF6">
+            <wp:extent cx="2886075" cy="2039629"/>
+            <wp:effectExtent l="0" t="0" r="0" b="0"/>
+            <wp:docPr id="1491389785" name="Grafik 6"/>
+            <wp:cNvGraphicFramePr>
+              <a:graphicFrameLocks xmlns:a="http://schemas.openxmlformats.org/drawingml/2006/main" noChangeAspect="1"/>
+            </wp:cNvGraphicFramePr>
+            <a:graphic xmlns:a="http://schemas.openxmlformats.org/drawingml/2006/main">
+              <a:graphicData uri="http://schemas.openxmlformats.org/drawingml/2006/picture">
+                <pic:pic xmlns:pic="http://schemas.openxmlformats.org/drawingml/2006/picture">
+                  <pic:nvPicPr>
+                    <pic:cNvPr id="0" name="Picture 7"/>
+                    <pic:cNvPicPr>
+                      <a:picLocks noChangeAspect="1" noChangeArrowheads="1"/>
+                    </pic:cNvPicPr>
+                  </pic:nvPicPr>
+                  <pic:blipFill>
+                    <a:blip r:embed="rId19" cstate="print">
+                      <a:extLst>
+                        <a:ext uri="{28A0092B-C50C-407E-A947-70E740481C1C}">
+                          <a14:useLocalDpi xmlns:a14="http://schemas.microsoft.com/office/drawing/2010/main" val="0"/>
+                        </a:ext>
+                      </a:extLst>
+                    </a:blip>
+                    <a:srcRect/>
+                    <a:stretch>
+                      <a:fillRect/>
+                    </a:stretch>
+                  </pic:blipFill>
+                  <pic:spPr bwMode="auto">
+                    <a:xfrm>
+                      <a:off x="0" y="0"/>
+                      <a:ext cx="2931685" cy="2071862"/>
+                    </a:xfrm>
+                    <a:prstGeom prst="rect">
+                      <a:avLst/>
+                    </a:prstGeom>
+                    <a:noFill/>
+                    <a:ln>
+                      <a:noFill/>
+                    </a:ln>
+                  </pic:spPr>
+                </pic:pic>
+              </a:graphicData>
+            </a:graphic>
+          </wp:inline>
+        </w:drawing>
+      </w:r>
+    </w:p>
+    <w:p>
+      <w:pPr>
+        <w:pStyle w:val="Beschriftung"/>
+        <w:jc w:val="both"/>
+      </w:pPr>
+      <w:bookmarkStart w:id="33" w:name="_Ref228563113"/>
+      <w:r>
+        <w:t xml:space="preserve">Figure </w:t>
+      </w:r>
+      <w:fldSimple w:instr=" SEQ Figure \* ARABIC ">
+        <w:r>
+          <w:rPr>
+            <w:noProof/>
+          </w:rPr>
+          <w:t>2</w:t>
+        </w:r>
+      </w:fldSimple>
+      <w:r>
+        <w:t xml:space="preserve"> </w:t>
+      </w:r>
+      <w:bookmarkStart w:id="34" w:name="_Ref228563199"/>
+      <w:r>
+        <w:t>- Modell Audiosystem mit Aktionsbereich</w:t>
+      </w:r>
+      <w:bookmarkEnd w:id="33"/>
+      <w:bookmarkEnd w:id="34"/>
+    </w:p>
+    <w:p>
+      <w:pPr>
+        <w:pStyle w:val="Grundtext"/>
+      </w:pPr>
+      <w:r>
+        <w:t xml:space="preserve">Die Bilder in </w:t>
+      </w:r>
+      <w:r>
+        <w:fldChar w:fldCharType="begin"/>
+      </w:r>
+      <w:r>
+        <w:instrText xml:space="preserve"> REF _Ref228563113 \h </w:instrText>
+      </w:r>
+      <w:r>
+        <w:fldChar w:fldCharType="separate"/>
+      </w:r>
+      <w:r>
+        <w:t xml:space="preserve">Figure </w:t>
+      </w:r>
+      <w:r>
+        <w:rPr>
+          <w:noProof/>
+        </w:rPr>
+        <w:t>2</w:t>
+      </w:r>
+      <w:r>
+        <w:t xml:space="preserve"> - Modell Audiosystem mit Aktionsbereich</w:t>
+      </w:r>
+      <w:r>
+        <w:fldChar w:fldCharType="end"/>
+      </w:r>
+      <w:r>
+        <w:t xml:space="preserve"> Zeigen den Bereich im Raum in den Gesten erkannt werden sollen. Das Linke Bild zeigt einen Ansatz in dem Basierend auf der Standzone, dem Armradius und der Kopfhöhe Zwei rundliche Bereiche modelliert wurden, diese umschließen mögliche Positionen für Arm und Kopf. Der Ansatz im Bild rechts erweitert den Armbereich um die Möglichkeit den Arm um 90° zu heben und 45° zu senken. Dieser Neue Armbereich umschließt alle möglichen Kopfpositionen und macht einen Kopfbereich redundant. Die Simulation geht hier von einem 2 Meter großen Menschen aus mit einer Armspanne von 215 cm</w:t>
+      </w:r>
+      <w:r>
+        <w:t>, einer Hals-Kopf-Partie von 33 cm und einer Schulterhöhe von 167 cm</w:t>
+      </w:r>
+      <w:r>
+        <w:t>. Diese Maße</w:t>
+      </w:r>
+      <w:r>
+        <w:t xml:space="preserve"> sind aus den Abmessungen eines 190 cm großen</w:t>
+      </w:r>
+      <w:r>
+        <w:t xml:space="preserve"> </w:t>
+      </w:r>
+      <w:r>
+        <w:t xml:space="preserve">Menschen hergeleitet uns sollen in ihrer Gebäulichkeit </w:t>
+      </w:r>
+      <w:r>
+        <w:t>reichen,</w:t>
+      </w:r>
+      <w:r>
+        <w:t xml:space="preserve"> um die</w:t>
+      </w:r>
+      <w:r>
+        <w:t xml:space="preserve"> </w:t>
+      </w:r>
+      <w:r>
+        <w:t>m</w:t>
+      </w:r>
+      <w:r>
+        <w:t>aximal</w:t>
+      </w:r>
+      <w:r>
+        <w:t>e</w:t>
+      </w:r>
+      <w:r>
+        <w:t xml:space="preserve"> menschlicher Größe </w:t>
+      </w:r>
+      <w:r>
+        <w:t xml:space="preserve">zu repräsentieren, welche </w:t>
+      </w:r>
+      <w:r>
+        <w:lastRenderedPageBreak/>
+        <w:t xml:space="preserve">die Simulation berücksichtigt. </w:t>
+      </w:r>
+      <w:r>
+        <w:t>Diese Maße erlauben ca. 6 cm Freiraum zwischen einem locker noch oben gestreckten Arm und dem Gerüstbalken. Die untere Körpergrenze soll ein 150 cm großer Mensch repräsentieren, entsprechende Körpermaße werden linear abgeleitet, dass soll in seiner Gebäulichkeit für diese Simulation genügen.</w:t>
+      </w:r>
+      <w:r>
+        <w:t xml:space="preserve"> Aus dem simuliertem Armbereich einer maximal großen Person ergibt sich eine Standzone von 180 x 100 cm, hier bei sind die 180 cm so gewählt, dass ein Freiraum von ca. 5 cm zwischen Arm und den mittleren Seiten-Lautsprechern gewährleistet ist. Die 100 cm vo</w:t>
+      </w:r>
+      <w:r>
+        <w:t>m Mittelpunkt</w:t>
+      </w:r>
+      <w:r>
+        <w:t xml:space="preserve"> aus nach hinten </w:t>
+      </w:r>
+      <w:r>
+        <w:t>sind mehr</w:t>
+      </w:r>
+      <w:r>
+        <w:t xml:space="preserve"> ein Richtwert als eine feste Grenze. Die Armbewegung nach hinten soll kein </w:t>
+      </w:r>
+      <w:r>
+        <w:t>Teil</w:t>
+      </w:r>
+      <w:r>
+        <w:t xml:space="preserve"> </w:t>
+      </w:r>
+      <w:r>
+        <w:t>der</w:t>
+      </w:r>
+      <w:r>
+        <w:t xml:space="preserve"> Gestenerkennung </w:t>
+      </w:r>
+      <w:r>
+        <w:t>werden</w:t>
+      </w:r>
+      <w:r>
+        <w:t>. Sie ist dennoch in der Simulation enthalten da sie nicht stört</w:t>
+      </w:r>
+      <w:r>
+        <w:t xml:space="preserve"> und den Kamera Öffnungswinkel nicht beeinflusst. Die folgende Figure zeigt den Armbereich einer …</w:t>
+      </w:r>
+    </w:p>
+    <w:p>
+      <w:pPr>
+        <w:pStyle w:val="Grundtext"/>
+        <w:keepNext/>
+      </w:pPr>
+      <w:r>
+        <w:rPr>
+          <w:noProof/>
+        </w:rPr>
+        <w:drawing>
+          <wp:inline distT="0" distB="0" distL="0" distR="0" wp14:anchorId="0B071EEE" wp14:editId="00345138">
+            <wp:extent cx="2886075" cy="2197586"/>
+            <wp:effectExtent l="0" t="0" r="0" b="0"/>
+            <wp:docPr id="495587162" name="Grafik 8"/>
+            <wp:cNvGraphicFramePr>
+              <a:graphicFrameLocks xmlns:a="http://schemas.openxmlformats.org/drawingml/2006/main" noChangeAspect="1"/>
+            </wp:cNvGraphicFramePr>
+            <a:graphic xmlns:a="http://schemas.openxmlformats.org/drawingml/2006/main">
+              <a:graphicData uri="http://schemas.openxmlformats.org/drawingml/2006/picture">
+                <pic:pic xmlns:pic="http://schemas.openxmlformats.org/drawingml/2006/picture">
+                  <pic:nvPicPr>
+                    <pic:cNvPr id="0" name="Picture 9"/>
+                    <pic:cNvPicPr>
+                      <a:picLocks noChangeAspect="1" noChangeArrowheads="1"/>
+                    </pic:cNvPicPr>
+                  </pic:nvPicPr>
+                  <pic:blipFill rotWithShape="1">
+                    <a:blip r:embed="rId20" cstate="print">
+                      <a:extLst>
+                        <a:ext uri="{28A0092B-C50C-407E-A947-70E740481C1C}">
+                          <a14:useLocalDpi xmlns:a14="http://schemas.microsoft.com/office/drawing/2010/main" val="0"/>
+                        </a:ext>
+                      </a:extLst>
+                    </a:blip>
+                    <a:srcRect l="3570" r="3618"/>
+                    <a:stretch>
+                      <a:fillRect/>
+                    </a:stretch>
+                  </pic:blipFill>
+                  <pic:spPr bwMode="auto">
+                    <a:xfrm>
+                      <a:off x="0" y="0"/>
+                      <a:ext cx="2911830" cy="2217197"/>
+                    </a:xfrm>
+                    <a:prstGeom prst="rect">
+                      <a:avLst/>
+                    </a:prstGeom>
+                    <a:noFill/>
+                    <a:ln>
+                      <a:noFill/>
+                    </a:ln>
+                    <a:extLst>
+                      <a:ext uri="{53640926-AAD7-44D8-BBD7-CCE9431645EC}">
+                        <a14:shadowObscured xmlns:a14="http://schemas.microsoft.com/office/drawing/2010/main"/>
+                      </a:ext>
+                    </a:extLst>
+                  </pic:spPr>
+                </pic:pic>
+              </a:graphicData>
+            </a:graphic>
+          </wp:inline>
+        </w:drawing>
+      </w:r>
+      <w:r>
+        <w:rPr>
+          <w:noProof/>
+        </w:rPr>
+        <w:drawing>
+          <wp:inline distT="0" distB="0" distL="0" distR="0" wp14:anchorId="43C498C1" wp14:editId="4385D474">
+            <wp:extent cx="2495550" cy="2094385"/>
+            <wp:effectExtent l="0" t="0" r="0" b="1270"/>
+            <wp:docPr id="1034017643" name="Grafik 7"/>
+            <wp:cNvGraphicFramePr>
+              <a:graphicFrameLocks xmlns:a="http://schemas.openxmlformats.org/drawingml/2006/main" noChangeAspect="1"/>
+            </wp:cNvGraphicFramePr>
+            <a:graphic xmlns:a="http://schemas.openxmlformats.org/drawingml/2006/main">
+              <a:graphicData uri="http://schemas.openxmlformats.org/drawingml/2006/picture">
+                <pic:pic xmlns:pic="http://schemas.openxmlformats.org/drawingml/2006/picture">
+                  <pic:nvPicPr>
+                    <pic:cNvPr id="0" name="Picture 8"/>
+                    <pic:cNvPicPr>
+                      <a:picLocks noChangeAspect="1" noChangeArrowheads="1"/>
+                    </pic:cNvPicPr>
+                  </pic:nvPicPr>
+                  <pic:blipFill rotWithShape="1">
+                    <a:blip r:embed="rId21" cstate="print">
+                      <a:extLst>
+                        <a:ext uri="{28A0092B-C50C-407E-A947-70E740481C1C}">
+                          <a14:useLocalDpi xmlns:a14="http://schemas.microsoft.com/office/drawing/2010/main" val="0"/>
+                        </a:ext>
+                      </a:extLst>
+                    </a:blip>
+                    <a:srcRect l="9025" r="6767"/>
+                    <a:stretch>
+                      <a:fillRect/>
+                    </a:stretch>
+                  </pic:blipFill>
+                  <pic:spPr bwMode="auto">
+                    <a:xfrm>
+                      <a:off x="0" y="0"/>
+                      <a:ext cx="2506573" cy="2103636"/>
+                    </a:xfrm>
+                    <a:prstGeom prst="rect">
+                      <a:avLst/>
+                    </a:prstGeom>
+                    <a:noFill/>
+                    <a:ln>
+                      <a:noFill/>
+                    </a:ln>
+                    <a:extLst>
+                      <a:ext uri="{53640926-AAD7-44D8-BBD7-CCE9431645EC}">
+                        <a14:shadowObscured xmlns:a14="http://schemas.microsoft.com/office/drawing/2010/main"/>
+                      </a:ext>
+                    </a:extLst>
+                  </pic:spPr>
+                </pic:pic>
+              </a:graphicData>
+            </a:graphic>
+          </wp:inline>
+        </w:drawing>
+      </w:r>
+    </w:p>
+    <w:p>
+      <w:pPr>
+        <w:pStyle w:val="Beschriftung"/>
+        <w:jc w:val="both"/>
+      </w:pPr>
+      <w:r>
+        <w:t xml:space="preserve">Figure </w:t>
+      </w:r>
+      <w:fldSimple w:instr=" SEQ Figure \* ARABIC ">
+        <w:r>
+          <w:rPr>
+            <w:noProof/>
+          </w:rPr>
+          <w:t>3</w:t>
+        </w:r>
+      </w:fldSimple>
+      <w:r>
+        <w:t xml:space="preserve"> - Modell Audiosystem Armbereich 1,5m Mensch im Sichtkegel 60° x 40°</w:t>
+      </w:r>
+    </w:p>
+    <w:p>
+      <w:pPr>
+        <w:pStyle w:val="Grundtext"/>
+      </w:pPr>
+    </w:p>
+    <w:p>
+      <w:pPr>
+        <w:pStyle w:val="Grundtext"/>
+      </w:pPr>
+      <w:r>
+        <w:t>Die Bilder in Fikure</w:t>
       </w:r>
     </w:p>
     <w:p>
       <w:pPr>
         <w:pStyle w:val="berschrift3"/>
       </w:pPr>
+      <w:bookmarkStart w:id="35" w:name="_Toc228557175"/>
       <w:r>
         <w:t xml:space="preserve">Projektanforderungen </w:t>
       </w:r>
       <w:r>
         <w:t>an die Recheneinheit</w:t>
       </w:r>
+      <w:bookmarkEnd w:id="35"/>
     </w:p>
     <w:p>
       <w:pPr>
         <w:pStyle w:val="berschrift3"/>
       </w:pPr>
+      <w:bookmarkStart w:id="36" w:name="_Toc228557176"/>
       <w:r>
         <w:t xml:space="preserve">Projektanforderungen </w:t>
       </w:r>
       <w:r>
-        <w:t xml:space="preserve">an die Programmumgebung </w:t>
+        <w:t>an die Programmumgebung</w:t>
+      </w:r>
+      <w:bookmarkEnd w:id="36"/>
+      <w:r>
+        <w:t xml:space="preserve"> </w:t>
       </w:r>
     </w:p>
     <w:p>
       <w:pPr>
         <w:pStyle w:val="berschrift2"/>
       </w:pPr>
+      <w:bookmarkStart w:id="37" w:name="_Toc228557177"/>
       <w:r>
         <w:t>Wahl der Hardware und Software</w:t>
       </w:r>
+      <w:bookmarkEnd w:id="37"/>
     </w:p>
     <w:p>
       <w:pPr>
         <w:pStyle w:val="berschrift1"/>
       </w:pPr>
+      <w:bookmarkStart w:id="38" w:name="_Toc228557178"/>
       <w:r>
         <w:lastRenderedPageBreak/>
         <w:t>Armwinkel schätzen</w:t>
       </w:r>
+      <w:bookmarkEnd w:id="38"/>
     </w:p>
     <w:p>
       <w:pPr>
@@ -5932,7 +7314,7 @@
       <w:pPr>
         <w:pStyle w:val="berschrift1"/>
       </w:pPr>
-      <w:bookmarkStart w:id="28" w:name="_Toc227171862"/>
+      <w:bookmarkStart w:id="39" w:name="_Toc228557179"/>
       <w:r>
         <w:lastRenderedPageBreak/>
         <w:t>Anfertigung</w:t>
@@ -5940,8 +7322,8 @@
       <w:r>
         <w:t xml:space="preserve"> der Arbeit</w:t>
       </w:r>
-      <w:bookmarkEnd w:id="24"/>
-      <w:bookmarkEnd w:id="28"/>
+      <w:bookmarkEnd w:id="23"/>
+      <w:bookmarkEnd w:id="39"/>
     </w:p>
     <w:p>
       <w:pPr>
@@ -6484,1362 +7866,32 @@
         <w:pStyle w:val="berschrift1"/>
         <w:spacing w:after="0"/>
       </w:pPr>
-      <w:bookmarkStart w:id="29" w:name="_Ref532289901"/>
-      <w:bookmarkStart w:id="30" w:name="_Toc532290624"/>
-      <w:bookmarkStart w:id="31" w:name="_Toc532295857"/>
-      <w:bookmarkStart w:id="32" w:name="_Toc226907256"/>
-      <w:bookmarkStart w:id="33" w:name="_Toc227171863"/>
+      <w:bookmarkStart w:id="40" w:name="_Ref532289901"/>
+      <w:bookmarkStart w:id="41" w:name="_Toc532290624"/>
+      <w:bookmarkStart w:id="42" w:name="_Toc532295857"/>
+      <w:bookmarkStart w:id="43" w:name="_Toc226907256"/>
+      <w:bookmarkStart w:id="44" w:name="_Toc228557180"/>
       <w:r>
         <w:lastRenderedPageBreak/>
         <w:t>Anforderungen an wissenschaftliche Arbeiten</w:t>
       </w:r>
-      <w:bookmarkEnd w:id="29"/>
-      <w:bookmarkEnd w:id="30"/>
-      <w:bookmarkEnd w:id="31"/>
-      <w:bookmarkEnd w:id="32"/>
-      <w:bookmarkEnd w:id="33"/>
-    </w:p>
-    <w:p>
-      <w:pPr>
-        <w:pStyle w:val="berschrift2"/>
-        <w:spacing w:before="0"/>
-      </w:pPr>
-      <w:bookmarkStart w:id="34" w:name="_Toc532290625"/>
-      <w:bookmarkStart w:id="35" w:name="_Toc532295858"/>
-      <w:bookmarkStart w:id="36" w:name="_Toc226907257"/>
-      <w:bookmarkStart w:id="37" w:name="_Toc227171864"/>
-      <w:r>
-        <w:t>Aufbau wissenschaftlicher Arbeiten</w:t>
-      </w:r>
-      <w:bookmarkEnd w:id="34"/>
-      <w:bookmarkEnd w:id="35"/>
-      <w:bookmarkEnd w:id="36"/>
-      <w:bookmarkEnd w:id="37"/>
-    </w:p>
-    <w:p>
-      <w:pPr>
-        <w:pStyle w:val="Grundtext"/>
-      </w:pPr>
-      <w:r>
-        <w:t>Wissenschaftliche Arbeiten bestehen aus der Titelteil, dem Textteil und dem Anhangteil. Zu</w:t>
-      </w:r>
-      <w:r>
-        <w:t>m</w:t>
-      </w:r>
-      <w:r>
-        <w:t xml:space="preserve"> Titel</w:t>
-      </w:r>
-      <w:r>
-        <w:t>t</w:t>
-      </w:r>
-      <w:r>
-        <w:t>ei</w:t>
-      </w:r>
-      <w:r>
-        <w:t>l</w:t>
-      </w:r>
-      <w:r>
-        <w:t xml:space="preserve"> gehören Haupttitel, Inhalts-, Abkürzungs-, Symbol-, Abbildungs- und Tabel</w:t>
-      </w:r>
-      <w:r>
-        <w:softHyphen/>
-        <w:t>lenverzeichnis. Der Textteil besteht aus einem einleitenden Abschnitt, dem Haupttext und einem abschließenden Abschnitt. Schließlich bilden der Anhang und das Litera</w:t>
-      </w:r>
-      <w:r>
-        <w:softHyphen/>
-        <w:t>tur</w:t>
-      </w:r>
-      <w:r>
-        <w:softHyphen/>
-        <w:t xml:space="preserve">verzeichnis den </w:t>
-      </w:r>
-      <w:r>
-        <w:t>Anhangteil</w:t>
-      </w:r>
-      <w:r>
-        <w:t>.</w:t>
-      </w:r>
-      <w:r>
-        <w:t xml:space="preserve"> Lose Anlagen, wie z. B. Pläne können die wissenschaftliche Arbeit ergänzen.</w:t>
-      </w:r>
-      <w:r>
-        <w:t xml:space="preserve"> Der Bedraf eines Abkürzungs-, Symbol-, Abbildungs- oder Tabel</w:t>
-      </w:r>
-      <w:r>
-        <w:softHyphen/>
-        <w:t>lenverzeichnisses ist von der Art und dem Umfang der Arbeit abhängig.</w:t>
-      </w:r>
-    </w:p>
-    <w:p>
-      <w:pPr>
-        <w:pStyle w:val="Grundtext"/>
-      </w:pPr>
-      <w:r>
-        <w:t xml:space="preserve">Das </w:t>
-      </w:r>
-      <w:r>
-        <w:rPr>
-          <w:rStyle w:val="Grundzkursiv"/>
-        </w:rPr>
-        <w:t>Inhaltsverzeichnis</w:t>
-      </w:r>
-      <w:r>
-        <w:t xml:space="preserve"> </w:t>
-      </w:r>
-      <w:r>
-        <w:t xml:space="preserve">(Überschrift: „Inhalt“) </w:t>
-      </w:r>
-      <w:r>
-        <w:t xml:space="preserve">gibt die </w:t>
-      </w:r>
-      <w:r>
-        <w:rPr>
-          <w:rStyle w:val="Grundzkursiv"/>
-        </w:rPr>
-        <w:t>Gliederung</w:t>
-      </w:r>
-      <w:r>
-        <w:t xml:space="preserve"> der Arbeit wieder. Es enthält die Glie</w:t>
-      </w:r>
-      <w:r>
-        <w:softHyphen/>
-        <w:t>de</w:t>
-      </w:r>
-      <w:r>
-        <w:softHyphen/>
-        <w:t>rungs</w:t>
-      </w:r>
-      <w:r>
-        <w:softHyphen/>
-        <w:t>punkte und Titel der Abschnitte sowie die Seitenzahlen. Die Gliederung ist Aus</w:t>
-      </w:r>
-      <w:r>
-        <w:softHyphen/>
-        <w:t>druck der Gedankenführung in der Arbeit, sie soll also den logischen Argu</w:t>
-      </w:r>
-      <w:r>
-        <w:softHyphen/>
-        <w:t>men</w:t>
-      </w:r>
-      <w:r>
-        <w:softHyphen/>
-        <w:t>tations</w:t>
-      </w:r>
-      <w:r>
-        <w:softHyphen/>
-        <w:t>flu</w:t>
-      </w:r>
-      <w:r>
-        <w:t>ss</w:t>
-      </w:r>
-      <w:r>
-        <w:t xml:space="preserve"> verdeutlichen. Die Gliederungspunkte sind deshalb präzise und so tref</w:t>
-      </w:r>
-      <w:r>
-        <w:softHyphen/>
-        <w:t>fend zu for</w:t>
-      </w:r>
-      <w:r>
-        <w:softHyphen/>
-        <w:t>mu</w:t>
-      </w:r>
-      <w:r>
-        <w:softHyphen/>
-        <w:t>lieren, da</w:t>
-      </w:r>
-      <w:r>
-        <w:t>ss</w:t>
-      </w:r>
-      <w:r>
-        <w:t xml:space="preserve"> sie den behandelten Inhalt genau beschreiben. Bezogen auf ein Thema, mu</w:t>
-      </w:r>
-      <w:r>
-        <w:t>ss</w:t>
-      </w:r>
-      <w:r>
-        <w:t xml:space="preserve"> eine Gliede</w:t>
-      </w:r>
-      <w:r>
-        <w:softHyphen/>
-        <w:t>rung umfassend sein (d. h.</w:t>
-      </w:r>
-      <w:r>
-        <w:rPr>
-          <w:rStyle w:val="Funotenzeichen"/>
-        </w:rPr>
-        <w:footnoteReference w:id="1"/>
-      </w:r>
-      <w:r>
-        <w:t xml:space="preserve">, es gibt keine Aussagen, die </w:t>
-      </w:r>
-      <w:r>
-        <w:rPr>
-          <w:rStyle w:val="Grundzkursiv"/>
-        </w:rPr>
-        <w:t>keinem</w:t>
-      </w:r>
-      <w:r>
-        <w:t xml:space="preserve"> Glie</w:t>
-      </w:r>
-      <w:r>
-        <w:softHyphen/>
-        <w:t>de</w:t>
-      </w:r>
-      <w:r>
-        <w:softHyphen/>
-        <w:t>rungs</w:t>
-      </w:r>
-      <w:r>
-        <w:softHyphen/>
-        <w:t>punkt zugeordnet sind) und überschneidungsfrei (d. h., eine Aussage er</w:t>
-      </w:r>
-      <w:r>
-        <w:softHyphen/>
-        <w:t xml:space="preserve">scheint nur unter </w:t>
-      </w:r>
-      <w:r>
-        <w:rPr>
-          <w:rStyle w:val="Grundzkursiv"/>
-        </w:rPr>
-        <w:t>einem</w:t>
-      </w:r>
-      <w:r>
-        <w:t xml:space="preserve"> Gliederungspunkt). Eine Gliederung muss konsistent sein. Keine Artikel, keine Sätze. Kurze und knappe Überschriften. Eine gute Gliederung zu erarbeiten kostet Zeit. Die Gliederung ist die „Visitenkarte“ der Arbeit. Nehmen Sie sich Zeit. Auf jeder eröffneten Glie</w:t>
-      </w:r>
-      <w:r>
-        <w:softHyphen/>
-        <w:t>de</w:t>
-      </w:r>
-      <w:r>
-        <w:softHyphen/>
-        <w:t>rungs</w:t>
-      </w:r>
-      <w:r>
-        <w:softHyphen/>
-        <w:t>ebene müs</w:t>
-      </w:r>
-      <w:r>
-        <w:softHyphen/>
-        <w:t>sen mindestens zwei Gliederungspunkte existieren</w:t>
-      </w:r>
-      <w:r>
-        <w:t>;</w:t>
-      </w:r>
-      <w:r>
-        <w:t xml:space="preserve"> also </w:t>
-      </w:r>
-      <w:r>
-        <w:rPr>
-          <w:rStyle w:val="Grundzkursiv"/>
-          <w:color w:val="FF0000"/>
-        </w:rPr>
-        <w:t>nicht</w:t>
-      </w:r>
-      <w:r>
-        <w:t>:</w:t>
-      </w:r>
-    </w:p>
-    <w:p>
-      <w:pPr>
-        <w:pStyle w:val="Verzeichnis1"/>
-        <w:rPr>
-          <w:noProof w:val="0"/>
-          <w:color w:val="FF0000"/>
-        </w:rPr>
-      </w:pPr>
-      <w:r>
-        <w:rPr>
-          <w:noProof w:val="0"/>
-        </w:rPr>
-        <w:t>2</w:t>
-      </w:r>
-      <w:r>
-        <w:rPr>
-          <w:noProof w:val="0"/>
-        </w:rPr>
-        <w:tab/>
-      </w:r>
-      <w:r>
-        <w:rPr>
-          <w:noProof w:val="0"/>
-          <w:color w:val="FF0000"/>
-        </w:rPr>
-        <w:t>Ist-Zustand</w:t>
-      </w:r>
-    </w:p>
-    <w:p>
-      <w:pPr>
-        <w:pStyle w:val="Verzeichnis2"/>
-        <w:rPr>
-          <w:noProof w:val="0"/>
-        </w:rPr>
-      </w:pPr>
-      <w:r>
-        <w:rPr>
-          <w:noProof w:val="0"/>
-          <w:color w:val="FF0000"/>
-        </w:rPr>
-        <w:t>2.1</w:t>
-      </w:r>
-      <w:r>
-        <w:rPr>
-          <w:noProof w:val="0"/>
-          <w:color w:val="FF0000"/>
-        </w:rPr>
-        <w:tab/>
-        <w:t>I</w:t>
-      </w:r>
-      <w:r>
-        <w:rPr>
-          <w:noProof w:val="0"/>
-          <w:color w:val="FF0000"/>
-        </w:rPr>
-        <w:t>m</w:t>
-      </w:r>
-      <w:r>
-        <w:rPr>
-          <w:noProof w:val="0"/>
-          <w:color w:val="FF0000"/>
-        </w:rPr>
-        <w:t xml:space="preserve"> Unternehmen XYZ</w:t>
-      </w:r>
-    </w:p>
-    <w:p>
-      <w:pPr>
-        <w:pStyle w:val="Verzeichnis1"/>
-        <w:rPr>
-          <w:noProof w:val="0"/>
-        </w:rPr>
-      </w:pPr>
-      <w:r>
-        <w:rPr>
-          <w:noProof w:val="0"/>
-        </w:rPr>
-        <w:t>3</w:t>
-      </w:r>
-      <w:r>
-        <w:rPr>
-          <w:noProof w:val="0"/>
-        </w:rPr>
-        <w:tab/>
-        <w:t>Soll-Konzept</w:t>
-      </w:r>
-    </w:p>
-    <w:p>
-      <w:pPr>
-        <w:pStyle w:val="Grundtext"/>
-      </w:pPr>
-      <w:r>
-        <w:t>...</w:t>
-      </w:r>
-    </w:p>
-    <w:p>
-      <w:pPr>
-        <w:pStyle w:val="Grundtext"/>
-      </w:pPr>
-      <w:r>
-        <w:t xml:space="preserve">Inhalte einer Gliederungsebene </w:t>
-      </w:r>
-      <w:r>
-        <w:t>„</w:t>
-      </w:r>
-      <w:r>
-        <w:t>vererben</w:t>
-      </w:r>
-      <w:r>
-        <w:t>“</w:t>
-      </w:r>
-      <w:r>
-        <w:t xml:space="preserve"> sich nach unten/ in die folgenden, höheren Gliederungsebenen. D</w:t>
-      </w:r>
-      <w:r>
-        <w:t>as heißt</w:t>
-      </w:r>
-      <w:r>
-        <w:t>, sie müssen dort nicht noch einmal genannt werden; also nicht:</w:t>
-      </w:r>
-    </w:p>
-    <w:p>
-      <w:pPr>
-        <w:pStyle w:val="Verzeichnis1"/>
-        <w:rPr>
-          <w:noProof w:val="0"/>
-        </w:rPr>
-      </w:pPr>
-      <w:r>
-        <w:rPr>
-          <w:noProof w:val="0"/>
-        </w:rPr>
-        <w:t>2</w:t>
-      </w:r>
-      <w:r>
-        <w:rPr>
-          <w:noProof w:val="0"/>
-        </w:rPr>
-        <w:tab/>
-      </w:r>
-      <w:r>
-        <w:rPr>
-          <w:noProof w:val="0"/>
-          <w:color w:val="FF0000"/>
-        </w:rPr>
-        <w:t>Ergebnisse</w:t>
-      </w:r>
-      <w:r>
-        <w:rPr>
-          <w:noProof w:val="0"/>
-        </w:rPr>
-        <w:t xml:space="preserve"> Berechnungen</w:t>
-      </w:r>
-    </w:p>
-    <w:p>
-      <w:pPr>
-        <w:pStyle w:val="Verzeichnis2"/>
-        <w:rPr>
-          <w:noProof w:val="0"/>
-        </w:rPr>
-      </w:pPr>
-      <w:r>
-        <w:rPr>
-          <w:noProof w:val="0"/>
-        </w:rPr>
-        <w:t>2.1</w:t>
-      </w:r>
-      <w:r>
-        <w:rPr>
-          <w:noProof w:val="0"/>
-        </w:rPr>
-        <w:tab/>
-      </w:r>
-      <w:r>
-        <w:rPr>
-          <w:noProof w:val="0"/>
-          <w:color w:val="FF0000"/>
-        </w:rPr>
-        <w:t>Ergebnisse</w:t>
-      </w:r>
-      <w:r>
-        <w:rPr>
-          <w:noProof w:val="0"/>
-        </w:rPr>
-        <w:t xml:space="preserve"> Kanalnetzberechnung</w:t>
-      </w:r>
-    </w:p>
-    <w:p>
-      <w:pPr>
-        <w:pStyle w:val="Grundtext"/>
-      </w:pPr>
-      <w:r>
-        <w:t>...</w:t>
-      </w:r>
-    </w:p>
-    <w:p>
-      <w:pPr>
-        <w:pStyle w:val="Grundtext"/>
-      </w:pPr>
-      <w:r>
-        <w:lastRenderedPageBreak/>
-        <w:t>Sondern:</w:t>
-      </w:r>
-    </w:p>
-    <w:p>
-      <w:pPr>
-        <w:pStyle w:val="Verzeichnis1"/>
-        <w:rPr>
-          <w:noProof w:val="0"/>
-        </w:rPr>
-      </w:pPr>
-      <w:r>
-        <w:rPr>
-          <w:noProof w:val="0"/>
-        </w:rPr>
-        <w:t>2</w:t>
-      </w:r>
-      <w:r>
-        <w:rPr>
-          <w:noProof w:val="0"/>
-        </w:rPr>
-        <w:tab/>
-        <w:t>Ergebnisse Berechnungen</w:t>
-      </w:r>
-    </w:p>
-    <w:p>
-      <w:pPr>
-        <w:pStyle w:val="Verzeichnis2"/>
-        <w:rPr>
-          <w:noProof w:val="0"/>
-        </w:rPr>
-      </w:pPr>
-      <w:r>
-        <w:rPr>
-          <w:noProof w:val="0"/>
-        </w:rPr>
-        <w:t>2.1</w:t>
-      </w:r>
-      <w:r>
-        <w:rPr>
-          <w:noProof w:val="0"/>
-        </w:rPr>
-        <w:tab/>
-        <w:t>Kanalnetzberechnung</w:t>
-      </w:r>
-    </w:p>
-    <w:p>
-      <w:pPr>
-        <w:pStyle w:val="Grundtext"/>
-      </w:pPr>
-      <w:r>
-        <w:t>...</w:t>
-      </w:r>
-    </w:p>
-    <w:p>
-      <w:pPr>
-        <w:pStyle w:val="Grundtext"/>
-      </w:pPr>
-      <w:r>
-        <w:t xml:space="preserve">In das </w:t>
-      </w:r>
-      <w:r>
-        <w:rPr>
-          <w:rStyle w:val="Grundzkursiv"/>
-        </w:rPr>
-        <w:t>Abkürzungsverzeichnis</w:t>
-      </w:r>
-      <w:r>
-        <w:t xml:space="preserve"> werden alle Abkürzungen und Akronyme aufgenommen, die in der Arbeit (einschließlich Anhang und Literaturverzeichnis) verwendet wurden und nicht im Duden stehen. Die Abkürzungen ‚etc.‘</w:t>
-      </w:r>
-      <w:r>
-        <w:rPr>
-          <w:rStyle w:val="Funotenzeichen"/>
-        </w:rPr>
-        <w:footnoteReference w:id="2"/>
-      </w:r>
-      <w:r>
-        <w:t xml:space="preserve"> ,z. B.‘, ‚et al.‘ und ‚z. Z.‘ gehören damit nicht in das Verzeichnis. Alle Abkürzungen müs</w:t>
-      </w:r>
-      <w:r>
-        <w:softHyphen/>
-        <w:t xml:space="preserve">sen im Text vor Gebrauch </w:t>
-      </w:r>
-      <w:r>
-        <w:t xml:space="preserve">einmal </w:t>
-      </w:r>
-      <w:r>
-        <w:t>ausgeschrieben werden, z. B. „Die Euro</w:t>
-      </w:r>
-      <w:r>
-        <w:softHyphen/>
-        <w:t>pä</w:t>
-      </w:r>
-      <w:r>
-        <w:softHyphen/>
-        <w:t>ische Union (EU) ist [...]“.</w:t>
-      </w:r>
-      <w:r>
-        <w:rPr>
-          <w:rStyle w:val="Funotenzeichen"/>
-        </w:rPr>
-        <w:footnoteReference w:id="3"/>
-      </w:r>
-      <w:r>
-        <w:t xml:space="preserve"> An Satzanfängen und in Überschriften ist statt der Abkürzungen der ausgeschrie</w:t>
-      </w:r>
-      <w:r>
-        <w:softHyphen/>
-        <w:t>bene Text zu verwenden, also nicht „U. a. finden sich Angaben... “, sondern „Unter an</w:t>
-      </w:r>
-      <w:r>
-        <w:softHyphen/>
-        <w:t>de</w:t>
-      </w:r>
-      <w:r>
-        <w:softHyphen/>
-        <w:t>rem finden sich Angaben... “.</w:t>
-      </w:r>
-    </w:p>
-    <w:p>
-      <w:pPr>
-        <w:pStyle w:val="Grundtext"/>
-      </w:pPr>
-      <w:r>
-        <w:t xml:space="preserve">Jedes in der Arbeit verwendete Symbol erscheint im </w:t>
-      </w:r>
-      <w:r>
-        <w:rPr>
-          <w:rStyle w:val="Grundzkursiv"/>
-        </w:rPr>
-        <w:t>Symbolverzeichnis</w:t>
-      </w:r>
-      <w:r>
-        <w:t>. Bei der Ver</w:t>
-      </w:r>
-      <w:r>
-        <w:softHyphen/>
-        <w:t>wen</w:t>
-      </w:r>
-      <w:r>
-        <w:softHyphen/>
-        <w:t>dung von Symbolen im Text ist folgendes zu beachten (</w:t>
-      </w:r>
-      <w:bookmarkStart w:id="38" w:name="Indirektes_Zitat2"/>
-      <w:bookmarkEnd w:id="38"/>
-      <w:r>
-        <w:t>vgl. Beutelspacher (1999), S. 21 ff.):</w:t>
-      </w:r>
-    </w:p>
-    <w:p>
-      <w:pPr>
-        <w:pStyle w:val="GrundtextAufzhlung"/>
-      </w:pPr>
-      <w:r>
-        <w:t>Auf die Einführung von Symbolen ist zu verzichten, wenn ein Objekt in einem bestimmten Text nur ein Mal erscheint und auch nur kurz danach auf dieses Objekt zurückgegriffen wird.</w:t>
-      </w:r>
-    </w:p>
-    <w:p>
-      <w:pPr>
-        <w:pStyle w:val="GrundtextAufzhlung"/>
-      </w:pPr>
-      <w:r>
-        <w:t>Ein Satz darf nicht mit einem Symbol beginnen.</w:t>
-      </w:r>
-    </w:p>
-    <w:p>
-      <w:pPr>
-        <w:pStyle w:val="GrundtextAufzhlung"/>
-      </w:pPr>
-      <w:r>
-        <w:t>Zwei Symbole müssen durch mindestens ein Wort getrennt sein.</w:t>
-      </w:r>
-    </w:p>
-    <w:p>
-      <w:pPr>
-        <w:pStyle w:val="GrundtextAufzhlung"/>
-      </w:pPr>
-      <w:r>
-        <w:t>Der Typ von Variablen ist im Text mit anzugeben, also nicht „P liegt auf g“, sondern „[...] der Punkt P liegt auf der Geraden g [...]“.</w:t>
-      </w:r>
-    </w:p>
-    <w:p>
-      <w:pPr>
-        <w:pStyle w:val="Grundtext"/>
-      </w:pPr>
-      <w:r>
-        <w:t>Alle Abbildungen und Tabellen aus der gesamten Arbeit (einschließlich Anhang) wer</w:t>
-      </w:r>
-      <w:r>
-        <w:softHyphen/>
-        <w:t xml:space="preserve">den mit ihrer Nummer, ihrem Titel und der Seitenzahl im </w:t>
-      </w:r>
-      <w:r>
-        <w:rPr>
-          <w:rStyle w:val="Grundzkursiv"/>
-        </w:rPr>
-        <w:t>Abbildungs-</w:t>
-      </w:r>
-      <w:r>
-        <w:t xml:space="preserve"> bzw. </w:t>
-      </w:r>
-      <w:r>
-        <w:rPr>
-          <w:rStyle w:val="Grundzkursiv"/>
-        </w:rPr>
-        <w:t>Ta</w:t>
-      </w:r>
-      <w:r>
-        <w:rPr>
-          <w:rStyle w:val="Grundzkursiv"/>
-        </w:rPr>
-        <w:softHyphen/>
-        <w:t>bel</w:t>
-      </w:r>
-      <w:r>
-        <w:rPr>
-          <w:rStyle w:val="Grundzkursiv"/>
-        </w:rPr>
-        <w:softHyphen/>
-        <w:t>len</w:t>
-      </w:r>
-      <w:r>
-        <w:rPr>
-          <w:rStyle w:val="Grundzkursiv"/>
-        </w:rPr>
-        <w:softHyphen/>
-        <w:t>ver</w:t>
-      </w:r>
-      <w:r>
-        <w:rPr>
-          <w:rStyle w:val="Grundzkursiv"/>
-        </w:rPr>
-        <w:softHyphen/>
-        <w:t>zeichnis</w:t>
-      </w:r>
-      <w:r>
-        <w:t xml:space="preserve"> aufgeführt.</w:t>
-      </w:r>
-    </w:p>
-    <w:p>
-      <w:pPr>
-        <w:pStyle w:val="Grundtext"/>
-      </w:pPr>
-      <w:r>
-        <w:t xml:space="preserve">Der </w:t>
-      </w:r>
-      <w:r>
-        <w:rPr>
-          <w:rStyle w:val="Grundzkursiv"/>
-        </w:rPr>
-        <w:t>einleitende Abschnitt</w:t>
-      </w:r>
-      <w:r>
-        <w:t xml:space="preserve"> des Textteils kann entweder ‚Einleitung‘ heißen oder einen Titel mit Bezug zur Arbeit tragen. Die Einleitung ist so knapp wie möglich zu halten. Hier kann z. B. die Motivation für die Arbeit dargestellt werden, das Ziel der Arbeit und die Untersuchungsmethodik. Bei Bedarf ist die Arbeit in einen größeren Zusammenhang einzuordnen und gegen andere Themen abzugrenzen. Werden bereits in der Einleitung </w:t>
-      </w:r>
-      <w:r>
-        <w:lastRenderedPageBreak/>
-        <w:t>wichtige Begriffe der Arbeit definiert, so ist darauf zu achten, dass diese Begriffe später nicht erneut (und u. U. sogar anders) definiert werden. Es ist aber auch zulässig, Begriffsdefinitionen in den Haupttext der Arbeit zu ‚ver</w:t>
-      </w:r>
-      <w:r>
-        <w:softHyphen/>
-        <w:t>schieben‘ –insbesondere wenn der Definition eine umfangreiche Bedeutungs</w:t>
-      </w:r>
-      <w:r>
-        <w:softHyphen/>
-        <w:t xml:space="preserve">analyse des Begriffes vorangeht. </w:t>
-      </w:r>
-      <w:r>
-        <w:t>In der Einleitung kann bei umfangreichen Arbeiten auch ein kurzer Überblick zu den Hauptgliederungspunkten der Arbeit gegeben werden.</w:t>
-      </w:r>
-    </w:p>
-    <w:p>
-      <w:pPr>
-        <w:pStyle w:val="Grundtext"/>
-      </w:pPr>
-      <w:r>
-        <w:t xml:space="preserve">Der (ebenfalls knappe) </w:t>
-      </w:r>
-      <w:r>
-        <w:rPr>
-          <w:i/>
-        </w:rPr>
-        <w:t>zusammenfassende und</w:t>
-      </w:r>
-      <w:r>
-        <w:t xml:space="preserve"> </w:t>
-      </w:r>
-      <w:r>
-        <w:rPr>
-          <w:rStyle w:val="Grundzkursiv"/>
-        </w:rPr>
-        <w:t>abschließende Abschnitt</w:t>
-      </w:r>
-      <w:r>
-        <w:t xml:space="preserve"> einer Arbeit</w:t>
-      </w:r>
-      <w:r>
-        <w:t>, die Zusammenfassung,</w:t>
-      </w:r>
-      <w:r>
-        <w:t xml:space="preserve"> kann z. B. eine thesen</w:t>
-      </w:r>
-      <w:r>
-        <w:softHyphen/>
-        <w:t xml:space="preserve">artige Zusammenfassung der Untersuchungsergebnisse enthalten. </w:t>
-      </w:r>
-      <w:r>
-        <w:t xml:space="preserve">Die Zusammenfassung (Kurzfassung) stellt die Inhalte und wesentlichen Ergebnisse einer Arbeit kurz zusammen. </w:t>
-      </w:r>
-      <w:r>
-        <w:t xml:space="preserve">Möglich ist </w:t>
-      </w:r>
-      <w:r>
-        <w:t xml:space="preserve">hier </w:t>
-      </w:r>
-      <w:r>
-        <w:t>auch eine kurze Beschreibung noch ungelöster Fragestellungen in Verbindung mit dem The</w:t>
-      </w:r>
-      <w:r>
-        <w:softHyphen/>
-        <w:t xml:space="preserve">ma als Ausblick. </w:t>
-      </w:r>
-      <w:r>
-        <w:t>Das Fazit als zusammenfassend festgestelltes Ergebnis/ Schlussfolgerung/ Resümee kann von der Zusammenfassung auch als getrennter Abschnitt gegeben werden. Häufig wird das Fazit mit dem Ausblick kombiniert.</w:t>
-      </w:r>
-    </w:p>
-    <w:p>
-      <w:pPr>
-        <w:pStyle w:val="Grundtext"/>
-      </w:pPr>
-      <w:r>
-        <w:t xml:space="preserve">Der </w:t>
-      </w:r>
-      <w:r>
-        <w:rPr>
-          <w:rStyle w:val="Grundzkursiv"/>
-        </w:rPr>
-        <w:t>Haupttext</w:t>
-      </w:r>
-      <w:r>
-        <w:t xml:space="preserve"> enthält die wissenschaftlichen Aussagen der Arbeit. Er ist gekenn</w:t>
-      </w:r>
-      <w:r>
-        <w:softHyphen/>
-        <w:t>zeichnet durch einen straffen, präzisen, logischen, widerspruchs- und redundanzfreien Argu</w:t>
-      </w:r>
-      <w:r>
-        <w:softHyphen/>
-        <w:t>men</w:t>
-      </w:r>
-      <w:r>
-        <w:softHyphen/>
-        <w:t>tations</w:t>
-      </w:r>
-      <w:r>
-        <w:softHyphen/>
-        <w:t>flu</w:t>
-      </w:r>
-      <w:r>
-        <w:t>ss</w:t>
-      </w:r>
-      <w:r>
-        <w:t xml:space="preserve">. Alle Aussagen sind zu erläutern, zu begründen oder zu belegen. Beispielsweise ist es nicht „erlaubt“ Behauptungen aufzustellen die der Autor nicht selbst belegen kann. Beispiel: „Eine zunehmende </w:t>
-      </w:r>
-      <w:r>
-        <w:t>Urbani</w:t>
-      </w:r>
-      <w:r>
-        <w:t xml:space="preserve">sierung ist in den letzten Jahren festzustellen […]“. Ein solcher Satz muss zwingend mit einem Literaturverweis versehen werden, der glaubwürdig ist. In diesem Fall könnte etwa die </w:t>
-      </w:r>
-      <w:r>
-        <w:t>WHO</w:t>
-      </w:r>
-      <w:r>
-        <w:t xml:space="preserve"> oder UN zitiert werden – oder ein global agierendes </w:t>
-      </w:r>
-      <w:r>
-        <w:t>Forschungs</w:t>
-      </w:r>
-      <w:r>
-        <w:t>institut. Ein Beleg aus der B</w:t>
-      </w:r>
-      <w:r>
-        <w:t>erliner</w:t>
-      </w:r>
-      <w:r>
-        <w:t xml:space="preserve"> Zeitung </w:t>
-      </w:r>
-      <w:r>
-        <w:t xml:space="preserve">oder dem Internet </w:t>
-      </w:r>
-      <w:r>
-        <w:t>reicht jedenfalls nicht aus! Weiteres Beispiel: „Die Balanced Scorecard enthält die vier Dimensionen: Prozesse, Mitarbeiter, Kunden und Finanzen […]“. Da sich der Autor das nicht gerade ausgedacht hat, muss bei dieser Behauptung ebenfalls zwingend auf die entsprechende Literatur verwiesen werden. Handelt es sich wie in diesem Beispiel um ein eindeutig zuordenbares Instrument muss der „Erschaffer“ benannt werden (in diesem Fall die Herren Norton und Kaplan). Grundsätzlich ist immer die „Quelle“ zu finden (und nicht irgendein „Zwischenhändler“).</w:t>
-      </w:r>
-    </w:p>
-    <w:p>
-      <w:pPr>
-        <w:pStyle w:val="Grundtext"/>
-      </w:pPr>
-      <w:r>
-        <w:t>Die Ab</w:t>
-      </w:r>
-      <w:r>
-        <w:softHyphen/>
-        <w:t>schnit</w:t>
-      </w:r>
-      <w:r>
-        <w:softHyphen/>
-        <w:t xml:space="preserve">te </w:t>
-      </w:r>
-      <w:r>
-        <w:fldChar w:fldCharType="begin"/>
-      </w:r>
-      <w:r>
-        <w:instrText xml:space="preserve"> REF _Ref532194113 \r \h </w:instrText>
-      </w:r>
-      <w:r>
-        <w:fldChar w:fldCharType="separate"/>
-      </w:r>
-      <w:r>
-        <w:t>2.2</w:t>
-      </w:r>
-      <w:r>
-        <w:fldChar w:fldCharType="end"/>
-      </w:r>
-      <w:r>
-        <w:t xml:space="preserve"> und </w:t>
-      </w:r>
-      <w:r>
-        <w:fldChar w:fldCharType="begin"/>
-      </w:r>
-      <w:r>
-        <w:instrText xml:space="preserve"> REF _Ref532289788 \r \h </w:instrText>
-      </w:r>
-      <w:r>
-        <w:fldChar w:fldCharType="separate"/>
-      </w:r>
-      <w:r>
-        <w:t>2.4</w:t>
-      </w:r>
-      <w:r>
-        <w:fldChar w:fldCharType="end"/>
-      </w:r>
-      <w:r>
-        <w:t xml:space="preserve"> dieses Dokumentes enthalten weitere Hinweise für den Haupt</w:t>
-      </w:r>
-      <w:r>
-        <w:softHyphen/>
-        <w:t>text.</w:t>
-      </w:r>
-    </w:p>
-    <w:p>
-      <w:pPr>
-        <w:pStyle w:val="Grundtext"/>
-        <w:rPr>
-          <w:b/>
-        </w:rPr>
-      </w:pPr>
-      <w:r>
-        <w:t>Zitate, Fußnoten, Abbil</w:t>
-      </w:r>
-      <w:r>
-        <w:softHyphen/>
-        <w:t>dun</w:t>
-      </w:r>
-      <w:r>
-        <w:softHyphen/>
-        <w:t>gen, Tabellen oder Anhang illustrieren den Haupt</w:t>
-      </w:r>
-      <w:r>
-        <w:softHyphen/>
-        <w:t>text. Der Haupttext mu</w:t>
-      </w:r>
-      <w:r>
-        <w:t>ss</w:t>
-      </w:r>
-      <w:r>
-        <w:t xml:space="preserve"> jedoch auch ohne dieses ‚Beiwerk‘ verständlich sein. </w:t>
-      </w:r>
-      <w:r>
-        <w:rPr>
-          <w:rStyle w:val="Grundzkursiv"/>
-        </w:rPr>
-        <w:t>Fußnoten</w:t>
-      </w:r>
-      <w:r>
-        <w:t xml:space="preserve"> sind Anmer</w:t>
-      </w:r>
-      <w:r>
-        <w:softHyphen/>
-        <w:t>kun</w:t>
-      </w:r>
-      <w:r>
-        <w:softHyphen/>
-        <w:t>gen des Autors vorbehalten, die nicht zwingend zum Verstän</w:t>
-      </w:r>
-      <w:r>
-        <w:softHyphen/>
-        <w:t>dnis des Haupt</w:t>
-      </w:r>
-      <w:r>
-        <w:softHyphen/>
-        <w:t>textes erforderlich sind, jedoch für den Leser weitere Hinweise enthalten. In An</w:t>
-      </w:r>
-      <w:r>
-        <w:softHyphen/>
-        <w:t>merkungen finden sich Zusatzinformationen (z. B. Spezifika zitierter Literatur, Über</w:t>
-      </w:r>
-      <w:r>
-        <w:softHyphen/>
-        <w:t>set</w:t>
-      </w:r>
-      <w:r>
-        <w:softHyphen/>
-      </w:r>
-      <w:r>
-        <w:lastRenderedPageBreak/>
-        <w:t>zungen), Erklärungen (z. B. weitere Formel</w:t>
-      </w:r>
-      <w:r>
-        <w:softHyphen/>
-        <w:t>interpretationen, die jedoch vom Haupt</w:t>
-      </w:r>
-      <w:r>
-        <w:softHyphen/>
-        <w:t>ge</w:t>
-      </w:r>
-      <w:r>
-        <w:softHyphen/>
-        <w:t>dan</w:t>
-      </w:r>
-      <w:r>
-        <w:softHyphen/>
-        <w:t>kengang ablenken würden), Querverweise (Abschnittsverweise in der vor</w:t>
-      </w:r>
-      <w:r>
-        <w:softHyphen/>
-        <w:t>lie</w:t>
-      </w:r>
-      <w:r>
-        <w:softHyphen/>
-        <w:t>genden Arbeit oder Verweise auf Zusatzliteratur) o. ä.</w:t>
-      </w:r>
-      <w:r>
-        <w:rPr>
-          <w:rStyle w:val="Funotenzeichen"/>
-        </w:rPr>
-        <w:footnoteReference w:id="4"/>
-      </w:r>
-    </w:p>
-    <w:p>
-      <w:pPr>
-        <w:pStyle w:val="Grundtext"/>
-      </w:pPr>
-      <w:r>
-        <w:t>Auf</w:t>
-      </w:r>
-      <w:r>
-        <w:t xml:space="preserve"> jede</w:t>
-      </w:r>
-      <w:r>
-        <w:t xml:space="preserve"> </w:t>
-      </w:r>
-      <w:r>
-        <w:rPr>
-          <w:rStyle w:val="Grundzkursiv"/>
-        </w:rPr>
-        <w:t>Abbildung</w:t>
-      </w:r>
-      <w:r>
-        <w:t xml:space="preserve"> und </w:t>
-      </w:r>
-      <w:r>
-        <w:rPr>
-          <w:rStyle w:val="Grundzkursiv"/>
-        </w:rPr>
-        <w:t>Tabelle</w:t>
-      </w:r>
-      <w:r>
-        <w:t xml:space="preserve"> ist im Haupt</w:t>
-      </w:r>
-      <w:r>
-        <w:softHyphen/>
-        <w:t>text Bezug zu nehmen. Dazu gehört, da</w:t>
-      </w:r>
-      <w:r>
-        <w:t>ss</w:t>
-      </w:r>
-      <w:r>
-        <w:t xml:space="preserve"> minde</w:t>
-      </w:r>
-      <w:r>
-        <w:softHyphen/>
-        <w:t>stens die Nummer der Abbildung oder Tabelle und ihr Zweck genannt werden. Weiterhin müssen alle Begriffe aus der Abbildung oder Tabelle im Haupt</w:t>
-      </w:r>
-      <w:r>
-        <w:softHyphen/>
-        <w:t>text er</w:t>
-      </w:r>
-      <w:r>
-        <w:softHyphen/>
-        <w:t>schei</w:t>
-      </w:r>
-      <w:r>
-        <w:softHyphen/>
-        <w:t xml:space="preserve">nen und dort bei Bedarf erläutert werden. </w:t>
-      </w:r>
-    </w:p>
-    <w:p>
-      <w:pPr>
-        <w:pStyle w:val="Grundtext"/>
-      </w:pPr>
-      <w:r>
-        <w:t xml:space="preserve">Der </w:t>
-      </w:r>
-      <w:r>
-        <w:rPr>
-          <w:rStyle w:val="Grundzkursiv"/>
-        </w:rPr>
-        <w:t>Anhang</w:t>
-      </w:r>
-      <w:r>
-        <w:t xml:space="preserve"> enthält z. B. Listings, mathematische Beweise, </w:t>
-      </w:r>
-      <w:r>
-        <w:t>umfangreiche Berechnungen, Daten</w:t>
-      </w:r>
-      <w:r>
-        <w:t xml:space="preserve">, </w:t>
-      </w:r>
-      <w:r>
-        <w:t>Dokumente aus Unterneh</w:t>
-      </w:r>
-      <w:r>
-        <w:softHyphen/>
-        <w:t>men</w:t>
-      </w:r>
-      <w:r>
-        <w:t xml:space="preserve"> oder der Literatur</w:t>
-      </w:r>
-      <w:r>
-        <w:t>, die zum Verständnis des Haupttextes nicht erforderlich sind, aber dem Leser wei</w:t>
-      </w:r>
-      <w:r>
-        <w:softHyphen/>
-        <w:t>ter</w:t>
-      </w:r>
-      <w:r>
-        <w:softHyphen/>
-        <w:t>führende, u. U. schwer beschaffbare Informationen liefern.</w:t>
-      </w:r>
-    </w:p>
-    <w:p>
-      <w:pPr>
-        <w:pStyle w:val="Grundtext"/>
-      </w:pPr>
-      <w:r>
-        <w:t xml:space="preserve">Im </w:t>
-      </w:r>
-      <w:r>
-        <w:rPr>
-          <w:rStyle w:val="Grundzkursiv"/>
-        </w:rPr>
-        <w:t>Literaturverzeichnis</w:t>
-      </w:r>
-      <w:r>
-        <w:t xml:space="preserve"> werden alle im Haupttext und im Anhang zitierten Quellen auf</w:t>
-      </w:r>
-      <w:r>
-        <w:softHyphen/>
-        <w:t>ge</w:t>
-      </w:r>
-      <w:r>
-        <w:softHyphen/>
-        <w:t>führt. Gelesene, aber nicht zitierte Literatur erscheint hingegen nicht im Literatur</w:t>
-      </w:r>
-      <w:r>
-        <w:softHyphen/>
-        <w:t>ver</w:t>
-      </w:r>
-      <w:r>
-        <w:softHyphen/>
-        <w:t>zeichnis.</w:t>
-      </w:r>
-    </w:p>
-    <w:p>
-      <w:pPr>
-        <w:pStyle w:val="berschrift2"/>
-      </w:pPr>
-      <w:bookmarkStart w:id="39" w:name="_Ref532194113"/>
-      <w:bookmarkStart w:id="40" w:name="_Toc532290626"/>
-      <w:bookmarkStart w:id="41" w:name="_Toc532295859"/>
-      <w:bookmarkStart w:id="42" w:name="_Toc226907258"/>
-      <w:bookmarkStart w:id="43" w:name="_Toc227171865"/>
-      <w:r>
-        <w:t>Begriffsverwendung</w:t>
-      </w:r>
-      <w:bookmarkEnd w:id="39"/>
       <w:bookmarkEnd w:id="40"/>
       <w:bookmarkEnd w:id="41"/>
       <w:bookmarkEnd w:id="42"/>
       <w:bookmarkEnd w:id="43"/>
-    </w:p>
-    <w:p>
-      <w:pPr>
-        <w:pStyle w:val="Grundtext"/>
-      </w:pPr>
-      <w:r>
-        <w:t xml:space="preserve">Jeder Fachbegriff ist zu definieren. Eine </w:t>
-      </w:r>
-      <w:r>
-        <w:rPr>
-          <w:rStyle w:val="Grundzkursiv"/>
-        </w:rPr>
-        <w:t xml:space="preserve">Definition </w:t>
-      </w:r>
-      <w:r>
-        <w:t>legt die Bedeu</w:t>
-      </w:r>
-      <w:r>
-        <w:softHyphen/>
-        <w:t>tung eines Ausdrucks (hier: eines Fachbegriffes) fest. Folgende Regeln sind für Definitionen zu berück</w:t>
-      </w:r>
-      <w:r>
-        <w:softHyphen/>
-        <w:t>sich</w:t>
-      </w:r>
-      <w:r>
-        <w:softHyphen/>
-        <w:t xml:space="preserve">tigen </w:t>
-      </w:r>
-      <w:bookmarkStart w:id="44" w:name="Indirektes_Zitat"/>
       <w:bookmarkEnd w:id="44"/>
-      <w:r>
-        <w:t>(vgl. Zschocke (1995), S. 145 ff.):</w:t>
-      </w:r>
-    </w:p>
-    <w:p>
-      <w:pPr>
-        <w:pStyle w:val="GrundtextAufzhlung"/>
-      </w:pPr>
-      <w:r>
-        <w:t>Der zu definierende Fachbegriff darf nicht zur Beschreibung der ihm zugewiesenen Be</w:t>
-      </w:r>
-      <w:r>
-        <w:softHyphen/>
-        <w:t>deu</w:t>
-      </w:r>
-      <w:r>
-        <w:softHyphen/>
-        <w:t xml:space="preserve">tung verwendet werden (Zirkelverbot), also nicht: „Ein </w:t>
-      </w:r>
-      <w:r>
-        <w:rPr>
-          <w:rStyle w:val="Grundzkursiv"/>
-        </w:rPr>
-        <w:t>Büroinformations</w:t>
-      </w:r>
-      <w:r>
-        <w:rPr>
-          <w:rStyle w:val="Grundzkursiv"/>
-        </w:rPr>
-        <w:softHyphen/>
-        <w:t>sy</w:t>
-      </w:r>
-      <w:r>
-        <w:rPr>
-          <w:rStyle w:val="Grundzkursiv"/>
-        </w:rPr>
-        <w:softHyphen/>
-        <w:t>stem</w:t>
-      </w:r>
-      <w:r>
-        <w:t xml:space="preserve"> ist ein Infor</w:t>
-      </w:r>
-      <w:r>
-        <w:softHyphen/>
-        <w:t>ma</w:t>
-      </w:r>
-      <w:r>
-        <w:softHyphen/>
-        <w:t>tions</w:t>
-      </w:r>
-      <w:r>
-        <w:softHyphen/>
-        <w:t>system zur Unterstützung von Tätigkeiten im Büro.“</w:t>
-      </w:r>
-    </w:p>
-    <w:p>
-      <w:pPr>
-        <w:pStyle w:val="GrundtextAufzhlung"/>
-      </w:pPr>
-      <w:r>
-        <w:t>Die zur Beschreibung der Bedeutung verwendeten Begriffe müssen präzise und be</w:t>
-      </w:r>
-      <w:r>
-        <w:softHyphen/>
-        <w:t>kannt sein.</w:t>
-      </w:r>
-    </w:p>
-    <w:p>
-      <w:pPr>
-        <w:pStyle w:val="GrundtextAufzhlung"/>
-      </w:pPr>
-      <w:r>
-        <w:t>Die Merkmale, welche die Bedeutung eines Fachbegriffes bilden, müssen vonein</w:t>
-      </w:r>
-      <w:r>
-        <w:softHyphen/>
-        <w:t>an</w:t>
-      </w:r>
-      <w:r>
-        <w:softHyphen/>
-        <w:t>der unabhängig und widerspruchsfrei sein.</w:t>
-      </w:r>
-    </w:p>
-    <w:p>
-      <w:pPr>
-        <w:pStyle w:val="GrundtextAufzhlung"/>
-      </w:pPr>
-      <w:r>
-        <w:t>Ein Fachbegriff darf in einer Arbeit nur ein Mal definiert werden.</w:t>
-      </w:r>
-    </w:p>
-    <w:p>
-      <w:pPr>
-        <w:pStyle w:val="GrundtextAufzhlung"/>
-      </w:pPr>
-      <w:r>
-        <w:t xml:space="preserve">Bei bereits früher (von anderen Autoren) definierten Fachbegriffen ist es üblich auf eine vorhandene Definition zurückzugreifen (natürlich unter Nennung der </w:t>
-      </w:r>
-      <w:r>
-        <w:lastRenderedPageBreak/>
-        <w:t xml:space="preserve">Literaturquelle). Wenn der Autor einen in der Literatur bereits definierten Begriff neu/ anders definieren möchte, kann er dies tun, muss es aber gut begründen. </w:t>
-      </w:r>
-    </w:p>
-    <w:p>
-      <w:pPr>
-        <w:pStyle w:val="Grundtext"/>
-      </w:pPr>
-      <w:r>
-        <w:t>Auf eine konsistente Verwendung von Fachbegriffen ist zu achten: Wird an einer Stelle der Arbeit der Fachbegriff ‚Unternehmen‘ benutzt, an anderer Stelle der Fach</w:t>
-      </w:r>
-      <w:r>
-        <w:softHyphen/>
-        <w:t>be</w:t>
-      </w:r>
-      <w:r>
-        <w:softHyphen/>
-        <w:t>griff ‚Betrieb‘, so sind dies zwei verschiedene (jeweils zu definierende) Fachbegriffe mit unterschiedlichen Bedeutungen. Wird hingegen dieselbe Bedeutung unterstellt, so ist dafür auch derselbe Fachbegriff zu verwenden. Manchmal glaubt ein Autor, dass er den Textfluss auflockern muss, und wählt mehrere Bezeichnungen für das Gleiche (z. B. Unternehmen, Unternehmung, Firma, Company). Dies verwirrt den Leser und ist zu vermeiden.</w:t>
-      </w:r>
-    </w:p>
-    <w:p>
-      <w:pPr>
-        <w:pStyle w:val="Grundtext"/>
-      </w:pPr>
-      <w:r>
-        <w:t>Manchmal lässt sich die Verwendung verschiedener Fachbegriffe mit identischer Be</w:t>
-      </w:r>
-      <w:r>
-        <w:softHyphen/>
-        <w:t>deutung nicht umgehen (z. B. wird allgemein der Fachbegriff ‚Ferti</w:t>
-      </w:r>
-      <w:r>
-        <w:softHyphen/>
-        <w:t>gungs</w:t>
-      </w:r>
-      <w:r>
-        <w:softHyphen/>
-        <w:t>auftrag‘ ver</w:t>
-      </w:r>
-      <w:r>
-        <w:softHyphen/>
-        <w:t>wendet, in bestimmten Kontexten wird jedoch auch von ‚Produktionsauftrag‘ ge</w:t>
-      </w:r>
-      <w:r>
-        <w:softHyphen/>
-        <w:t>spro</w:t>
-      </w:r>
-      <w:r>
-        <w:softHyphen/>
-        <w:t>chen). In einem solchen Fall sind beide Fachbegriffe in einer Fußnote als synonym zu er</w:t>
-      </w:r>
-      <w:r>
-        <w:softHyphen/>
-        <w:t>klären. Allgemein gilt: Weniger synonyme Fachbegriffe erleichtern das Verständ</w:t>
-      </w:r>
-      <w:r>
-        <w:softHyphen/>
-        <w:t>nis der Arbeit.</w:t>
-      </w:r>
     </w:p>
     <w:p>
       <w:pPr>
         <w:pStyle w:val="berschrift2"/>
-      </w:pPr>
-      <w:bookmarkStart w:id="45" w:name="_Toc532290627"/>
-      <w:bookmarkStart w:id="46" w:name="_Toc532295860"/>
-      <w:bookmarkStart w:id="47" w:name="_Toc226907259"/>
-      <w:bookmarkStart w:id="48" w:name="_Toc227171866"/>
-      <w:r>
-        <w:t>Literaturverwendung</w:t>
+        <w:spacing w:before="0"/>
+      </w:pPr>
+      <w:bookmarkStart w:id="45" w:name="_Toc532290625"/>
+      <w:bookmarkStart w:id="46" w:name="_Toc532295858"/>
+      <w:bookmarkStart w:id="47" w:name="_Toc226907257"/>
+      <w:bookmarkStart w:id="48" w:name="_Toc228557181"/>
+      <w:r>
+        <w:t>Aufbau wissenschaftlicher Arbeiten</w:t>
       </w:r>
       <w:bookmarkEnd w:id="45"/>
       <w:bookmarkEnd w:id="46"/>
@@ -7851,31 +7903,53 @@
         <w:pStyle w:val="Grundtext"/>
       </w:pPr>
       <w:r>
-        <w:t>Informationsquellen für Arbeiten sind vor allem Bücher (Mono</w:t>
-      </w:r>
-      <w:r>
-        <w:softHyphen/>
-        <w:t>gra</w:t>
-      </w:r>
-      <w:r>
-        <w:softHyphen/>
-        <w:t>phien oder Sammelbände) und Fachzeitschriften in gedruckter oder elektronischer Form. Lexika sollten nicht zitiert werden, da sie nicht zitiernotwendiges Allgemeingut enthalten. Eine Ausnahme bilden Handwörterbücher der Fachdisziplinen, deren Stich</w:t>
-      </w:r>
-      <w:r>
-        <w:softHyphen/>
-        <w:t>wort</w:t>
-      </w:r>
-      <w:r>
-        <w:softHyphen/>
-        <w:t>informationen wie Aufsätze aus Sammelwerken zitiert werden. Das Zitieren von Zei</w:t>
-      </w:r>
-      <w:r>
-        <w:softHyphen/>
-        <w:t>tun</w:t>
-      </w:r>
-      <w:r>
-        <w:softHyphen/>
-        <w:t xml:space="preserve">gen kann nur in absoluten Ausnahmefällen für aktuelle Anlässe zulässig sein. </w:t>
+        <w:t>Wissenschaftliche Arbeiten bestehen aus der Titelteil, dem Textteil und dem Anhangteil. Zu</w:t>
+      </w:r>
+      <w:r>
+        <w:t>m</w:t>
+      </w:r>
+      <w:r>
+        <w:t xml:space="preserve"> Titel</w:t>
+      </w:r>
+      <w:r>
+        <w:t>t</w:t>
+      </w:r>
+      <w:r>
+        <w:t>ei</w:t>
+      </w:r>
+      <w:r>
+        <w:t>l</w:t>
+      </w:r>
+      <w:r>
+        <w:t xml:space="preserve"> gehören Haupttitel, Inhalts-, Abkürzungs-, Symbol-, Abbildungs- und Tabel</w:t>
+      </w:r>
+      <w:r>
+        <w:softHyphen/>
+        <w:t>lenverzeichnis. Der Textteil besteht aus einem einleitenden Abschnitt, dem Haupttext und einem abschließenden Abschnitt. Schließlich bilden der Anhang und das Litera</w:t>
+      </w:r>
+      <w:r>
+        <w:softHyphen/>
+        <w:t>tur</w:t>
+      </w:r>
+      <w:r>
+        <w:softHyphen/>
+        <w:t xml:space="preserve">verzeichnis den </w:t>
+      </w:r>
+      <w:r>
+        <w:t>Anhangteil</w:t>
+      </w:r>
+      <w:r>
+        <w:t>.</w:t>
+      </w:r>
+      <w:r>
+        <w:t xml:space="preserve"> Lose Anlagen, wie z. B. Pläne können die wissenschaftliche Arbeit ergänzen.</w:t>
+      </w:r>
+      <w:r>
+        <w:t xml:space="preserve"> Der Bedraf eines Abkürzungs-, Symbol-, Abbildungs- oder Tabel</w:t>
+      </w:r>
+      <w:r>
+        <w:softHyphen/>
+        <w:t>lenverzeichnisses ist von der Art und dem Umfang der Arbeit abhängig.</w:t>
       </w:r>
     </w:p>
     <w:p>
@@ -7883,26 +7957,254 @@
         <w:pStyle w:val="Grundtext"/>
       </w:pPr>
       <w:r>
-        <w:t>Vorsicht ist gebo</w:t>
-      </w:r>
-      <w:r>
-        <w:softHyphen/>
-        <w:t xml:space="preserve">ten beim Zitieren von Quellen aus dem Internet, sofern es sich nicht um elektronische Zeitschriften handelt. Derartige Quellen enthalten nicht begutachtete Informationen, deren Qualität sehr gering sein kann. Quellen im Internet dienen eher als ergänzende Information. Insbesondere ist das Internet nicht als Quelle für besonders wichtige Belege geeignet (z. B. „Eine zunehmende </w:t>
-      </w:r>
-      <w:r>
-        <w:t>Urbanis</w:t>
-      </w:r>
-      <w:r>
-        <w:t>ierung ist in den letzten Jahren festzustellen […]“). Generell gilt: Nur weil einer mal irgendwann irgendwas in ein Buch oder ins Internet geschrieben hat, muss das noch lange nicht stimmen. Es muss auch nicht stimmen, nur weil es ein Professor</w:t>
+        <w:t xml:space="preserve">Das </w:t>
+      </w:r>
+      <w:r>
+        <w:rPr>
+          <w:rStyle w:val="Grundzkursiv"/>
+        </w:rPr>
+        <w:t>Inhaltsverzeichnis</w:t>
+      </w:r>
+      <w:r>
+        <w:t xml:space="preserve"> </w:t>
+      </w:r>
+      <w:r>
+        <w:t xml:space="preserve">(Überschrift: „Inhalt“) </w:t>
+      </w:r>
+      <w:r>
+        <w:t xml:space="preserve">gibt die </w:t>
+      </w:r>
+      <w:r>
+        <w:rPr>
+          <w:rStyle w:val="Grundzkursiv"/>
+        </w:rPr>
+        <w:t>Gliederung</w:t>
+      </w:r>
+      <w:r>
+        <w:t xml:space="preserve"> der Arbeit wieder. Es enthält die Glie</w:t>
+      </w:r>
+      <w:r>
+        <w:softHyphen/>
+        <w:t>de</w:t>
+      </w:r>
+      <w:r>
+        <w:softHyphen/>
+        <w:t>rungs</w:t>
+      </w:r>
+      <w:r>
+        <w:softHyphen/>
+        <w:t>punkte und Titel der Abschnitte sowie die Seitenzahlen. Die Gliederung ist Aus</w:t>
+      </w:r>
+      <w:r>
+        <w:softHyphen/>
+        <w:t>druck der Gedankenführung in der Arbeit, sie soll also den logischen Argu</w:t>
+      </w:r>
+      <w:r>
+        <w:softHyphen/>
+        <w:t>men</w:t>
+      </w:r>
+      <w:r>
+        <w:softHyphen/>
+        <w:t>tations</w:t>
+      </w:r>
+      <w:r>
+        <w:softHyphen/>
+        <w:t>flu</w:t>
+      </w:r>
+      <w:r>
+        <w:t>ss</w:t>
+      </w:r>
+      <w:r>
+        <w:t xml:space="preserve"> verdeutlichen. Die Gliederungspunkte sind deshalb präzise und so tref</w:t>
+      </w:r>
+      <w:r>
+        <w:softHyphen/>
+        <w:t>fend zu for</w:t>
+      </w:r>
+      <w:r>
+        <w:softHyphen/>
+        <w:t>mu</w:t>
+      </w:r>
+      <w:r>
+        <w:softHyphen/>
+        <w:t>lieren, da</w:t>
+      </w:r>
+      <w:r>
+        <w:t>ss</w:t>
+      </w:r>
+      <w:r>
+        <w:t xml:space="preserve"> sie den behandelten Inhalt genau beschreiben. Bezogen auf ein Thema, mu</w:t>
+      </w:r>
+      <w:r>
+        <w:t>ss</w:t>
+      </w:r>
+      <w:r>
+        <w:t xml:space="preserve"> eine Gliede</w:t>
+      </w:r>
+      <w:r>
+        <w:softHyphen/>
+        <w:t>rung umfassend sein (d. h.</w:t>
       </w:r>
       <w:r>
         <w:rPr>
           <w:rStyle w:val="Funotenzeichen"/>
         </w:rPr>
-        <w:footnoteReference w:id="5"/>
-      </w:r>
-      <w:r>
-        <w:t xml:space="preserve"> oder ein Doktor gesagt hat!</w:t>
+        <w:footnoteReference w:id="1"/>
+      </w:r>
+      <w:r>
+        <w:t xml:space="preserve">, es gibt keine Aussagen, die </w:t>
+      </w:r>
+      <w:r>
+        <w:rPr>
+          <w:rStyle w:val="Grundzkursiv"/>
+        </w:rPr>
+        <w:t>keinem</w:t>
+      </w:r>
+      <w:r>
+        <w:t xml:space="preserve"> Glie</w:t>
+      </w:r>
+      <w:r>
+        <w:softHyphen/>
+        <w:t>de</w:t>
+      </w:r>
+      <w:r>
+        <w:softHyphen/>
+        <w:t>rungs</w:t>
+      </w:r>
+      <w:r>
+        <w:softHyphen/>
+        <w:t>punkt zugeordnet sind) und überschneidungsfrei (d. h., eine Aussage er</w:t>
+      </w:r>
+      <w:r>
+        <w:softHyphen/>
+        <w:t xml:space="preserve">scheint nur unter </w:t>
+      </w:r>
+      <w:r>
+        <w:rPr>
+          <w:rStyle w:val="Grundzkursiv"/>
+        </w:rPr>
+        <w:t>einem</w:t>
+      </w:r>
+      <w:r>
+        <w:t xml:space="preserve"> Gliederungspunkt). Eine Gliederung muss konsistent sein. Keine Artikel, keine Sätze. Kurze und knappe Überschriften. Eine gute Gliederung zu erarbeiten kostet Zeit. Die Gliederung ist die „Visitenkarte“ der Arbeit. Nehmen Sie sich Zeit. Auf jeder eröffneten Glie</w:t>
+      </w:r>
+      <w:r>
+        <w:softHyphen/>
+        <w:t>de</w:t>
+      </w:r>
+      <w:r>
+        <w:softHyphen/>
+        <w:t>rungs</w:t>
+      </w:r>
+      <w:r>
+        <w:softHyphen/>
+        <w:t>ebene müs</w:t>
+      </w:r>
+      <w:r>
+        <w:softHyphen/>
+        <w:t>sen mindestens zwei Gliederungspunkte existieren</w:t>
+      </w:r>
+      <w:r>
+        <w:t>;</w:t>
+      </w:r>
+      <w:r>
+        <w:t xml:space="preserve"> also </w:t>
+      </w:r>
+      <w:r>
+        <w:rPr>
+          <w:rStyle w:val="Grundzkursiv"/>
+          <w:color w:val="FF0000"/>
+        </w:rPr>
+        <w:t>nicht</w:t>
+      </w:r>
+      <w:r>
+        <w:t>:</w:t>
+      </w:r>
+    </w:p>
+    <w:p>
+      <w:pPr>
+        <w:pStyle w:val="Verzeichnis1"/>
+        <w:rPr>
+          <w:noProof w:val="0"/>
+          <w:color w:val="FF0000"/>
+        </w:rPr>
+      </w:pPr>
+      <w:r>
+        <w:rPr>
+          <w:noProof w:val="0"/>
+        </w:rPr>
+        <w:t>2</w:t>
+      </w:r>
+      <w:r>
+        <w:rPr>
+          <w:noProof w:val="0"/>
+        </w:rPr>
+        <w:tab/>
+      </w:r>
+      <w:r>
+        <w:rPr>
+          <w:noProof w:val="0"/>
+          <w:color w:val="FF0000"/>
+        </w:rPr>
+        <w:t>Ist-Zustand</w:t>
+      </w:r>
+    </w:p>
+    <w:p>
+      <w:pPr>
+        <w:pStyle w:val="Verzeichnis2"/>
+        <w:rPr>
+          <w:noProof w:val="0"/>
+        </w:rPr>
+      </w:pPr>
+      <w:r>
+        <w:rPr>
+          <w:noProof w:val="0"/>
+          <w:color w:val="FF0000"/>
+        </w:rPr>
+        <w:t>2.1</w:t>
+      </w:r>
+      <w:r>
+        <w:rPr>
+          <w:noProof w:val="0"/>
+          <w:color w:val="FF0000"/>
+        </w:rPr>
+        <w:tab/>
+        <w:t>I</w:t>
+      </w:r>
+      <w:r>
+        <w:rPr>
+          <w:noProof w:val="0"/>
+          <w:color w:val="FF0000"/>
+        </w:rPr>
+        <w:t>m</w:t>
+      </w:r>
+      <w:r>
+        <w:rPr>
+          <w:noProof w:val="0"/>
+          <w:color w:val="FF0000"/>
+        </w:rPr>
+        <w:t xml:space="preserve"> Unternehmen XYZ</w:t>
+      </w:r>
+    </w:p>
+    <w:p>
+      <w:pPr>
+        <w:pStyle w:val="Verzeichnis1"/>
+        <w:rPr>
+          <w:noProof w:val="0"/>
+        </w:rPr>
+      </w:pPr>
+      <w:r>
+        <w:rPr>
+          <w:noProof w:val="0"/>
+        </w:rPr>
+        <w:t>3</w:t>
+      </w:r>
+      <w:r>
+        <w:rPr>
+          <w:noProof w:val="0"/>
+        </w:rPr>
+        <w:tab/>
+        <w:t>Soll-Konzept</w:t>
       </w:r>
     </w:p>
     <w:p>
@@ -7910,17 +8212,158 @@
         <w:pStyle w:val="Grundtext"/>
       </w:pPr>
       <w:r>
+        <w:t>...</w:t>
+      </w:r>
+    </w:p>
+    <w:p>
+      <w:pPr>
+        <w:pStyle w:val="Grundtext"/>
+      </w:pPr>
+      <w:r>
+        <w:t xml:space="preserve">Inhalte einer Gliederungsebene </w:t>
+      </w:r>
+      <w:r>
+        <w:t>„</w:t>
+      </w:r>
+      <w:r>
+        <w:t>vererben</w:t>
+      </w:r>
+      <w:r>
+        <w:t>“</w:t>
+      </w:r>
+      <w:r>
+        <w:t xml:space="preserve"> sich nach unten/ in die folgenden, höheren Gliederungsebenen. D</w:t>
+      </w:r>
+      <w:r>
+        <w:t>as heißt</w:t>
+      </w:r>
+      <w:r>
+        <w:t>, sie müssen dort nicht noch einmal genannt werden; also nicht:</w:t>
+      </w:r>
+    </w:p>
+    <w:p>
+      <w:pPr>
+        <w:pStyle w:val="Verzeichnis1"/>
+        <w:rPr>
+          <w:noProof w:val="0"/>
+        </w:rPr>
+      </w:pPr>
+      <w:r>
+        <w:rPr>
+          <w:noProof w:val="0"/>
+        </w:rPr>
+        <w:t>2</w:t>
+      </w:r>
+      <w:r>
+        <w:rPr>
+          <w:noProof w:val="0"/>
+        </w:rPr>
+        <w:tab/>
+      </w:r>
+      <w:r>
+        <w:rPr>
+          <w:noProof w:val="0"/>
+          <w:color w:val="FF0000"/>
+        </w:rPr>
+        <w:t>Ergebnisse</w:t>
+      </w:r>
+      <w:r>
+        <w:rPr>
+          <w:noProof w:val="0"/>
+        </w:rPr>
+        <w:t xml:space="preserve"> Berechnungen</w:t>
+      </w:r>
+    </w:p>
+    <w:p>
+      <w:pPr>
+        <w:pStyle w:val="Verzeichnis2"/>
+        <w:rPr>
+          <w:noProof w:val="0"/>
+        </w:rPr>
+      </w:pPr>
+      <w:r>
+        <w:rPr>
+          <w:noProof w:val="0"/>
+        </w:rPr>
+        <w:t>2.1</w:t>
+      </w:r>
+      <w:r>
+        <w:rPr>
+          <w:noProof w:val="0"/>
+        </w:rPr>
+        <w:tab/>
+      </w:r>
+      <w:r>
+        <w:rPr>
+          <w:noProof w:val="0"/>
+          <w:color w:val="FF0000"/>
+        </w:rPr>
+        <w:t>Ergebnisse</w:t>
+      </w:r>
+      <w:r>
+        <w:rPr>
+          <w:noProof w:val="0"/>
+        </w:rPr>
+        <w:t xml:space="preserve"> Kanalnetzberechnung</w:t>
+      </w:r>
+    </w:p>
+    <w:p>
+      <w:pPr>
+        <w:pStyle w:val="Grundtext"/>
+      </w:pPr>
+      <w:r>
+        <w:t>...</w:t>
+      </w:r>
+    </w:p>
+    <w:p>
+      <w:pPr>
+        <w:pStyle w:val="Grundtext"/>
+      </w:pPr>
+      <w:r>
         <w:lastRenderedPageBreak/>
-        <w:t xml:space="preserve">Generell gilt, dass einerseits jeweils die aktuellste Information zu verwenden ist, also z. B. die neueste Auflage eines Buches. Andererseits sind stets die Originalquellen zu zitieren. Wird z. B. in einem Buch zu Datenmodellen das Entity-Relationship-Modell erläutert und auf einen Aufsatz von </w:t>
-      </w:r>
-      <w:r>
-        <w:rPr>
-          <w:rStyle w:val="GrundzKapitlchen"/>
-        </w:rPr>
-        <w:t>Chen</w:t>
-      </w:r>
-      <w:r>
-        <w:t xml:space="preserve"> verwiesen, so sollte für eine Arbeit über Datenmodelle dieser Aufsatz beschafft und verwendet werden. </w:t>
+        <w:t>Sondern:</w:t>
+      </w:r>
+    </w:p>
+    <w:p>
+      <w:pPr>
+        <w:pStyle w:val="Verzeichnis1"/>
+        <w:rPr>
+          <w:noProof w:val="0"/>
+        </w:rPr>
+      </w:pPr>
+      <w:r>
+        <w:rPr>
+          <w:noProof w:val="0"/>
+        </w:rPr>
+        <w:t>2</w:t>
+      </w:r>
+      <w:r>
+        <w:rPr>
+          <w:noProof w:val="0"/>
+        </w:rPr>
+        <w:tab/>
+        <w:t>Ergebnisse Berechnungen</w:t>
+      </w:r>
+    </w:p>
+    <w:p>
+      <w:pPr>
+        <w:pStyle w:val="Verzeichnis2"/>
+        <w:rPr>
+          <w:noProof w:val="0"/>
+        </w:rPr>
+      </w:pPr>
+      <w:r>
+        <w:rPr>
+          <w:noProof w:val="0"/>
+        </w:rPr>
+        <w:t>2.1</w:t>
+      </w:r>
+      <w:r>
+        <w:rPr>
+          <w:noProof w:val="0"/>
+        </w:rPr>
+        <w:tab/>
+        <w:t>Kanalnetzberechnung</w:t>
       </w:r>
     </w:p>
     <w:p>
@@ -7928,11 +8371,7 @@
         <w:pStyle w:val="Grundtext"/>
       </w:pPr>
       <w:r>
-        <w:t>In der Regel sind Aussagen in wissenschaftlichen Arbeiten mit mindestens einer Quelle zu belegen. Da häufig keine einstimmige Auffassung über einen Tatbestand existiert, sollten dazu jeweils verschie</w:t>
-      </w:r>
-      <w:r>
-        <w:softHyphen/>
-        <w:t>dene Quellen herangezogen und gegeneinander abgegrenzt werden. Aussagen aus der Literatur dürfen nicht unreflektiert übernommen werden, sondern sind jeweils auf ihre Stichhaltigkeit zu prüfen. In der Literatur auftretende Widersprüche, Vagheiten o. ä. sind als solche kenntlich zu machen.</w:t>
+        <w:t>...</w:t>
       </w:r>
     </w:p>
     <w:p>
@@ -7940,7 +8379,81 @@
         <w:pStyle w:val="Grundtext"/>
       </w:pPr>
       <w:r>
-        <w:t>Jeder direkt oder indirekt aus einer anderen Quelle übernommene Gedanke ist in einer wissenschaftlichen Arbeit zu zitieren und im Literaturverzeichnis aufzuführen. Die Ver</w:t>
+        <w:t xml:space="preserve">In das </w:t>
+      </w:r>
+      <w:r>
+        <w:rPr>
+          <w:rStyle w:val="Grundzkursiv"/>
+        </w:rPr>
+        <w:t>Abkürzungsverzeichnis</w:t>
+      </w:r>
+      <w:r>
+        <w:t xml:space="preserve"> werden alle Abkürzungen und Akronyme aufgenommen, die in der Arbeit (einschließlich Anhang und Literaturverzeichnis) verwendet wurden und nicht im Duden stehen. Die Abkürzungen ‚etc.‘</w:t>
+      </w:r>
+      <w:r>
+        <w:rPr>
+          <w:rStyle w:val="Funotenzeichen"/>
+        </w:rPr>
+        <w:footnoteReference w:id="2"/>
+      </w:r>
+      <w:r>
+        <w:t xml:space="preserve"> ,z. B.‘, ‚et al.‘ und ‚z. Z.‘ gehören damit nicht in das Verzeichnis. Alle Abkürzungen müs</w:t>
+      </w:r>
+      <w:r>
+        <w:softHyphen/>
+        <w:t xml:space="preserve">sen im Text vor Gebrauch </w:t>
+      </w:r>
+      <w:r>
+        <w:t xml:space="preserve">einmal </w:t>
+      </w:r>
+      <w:r>
+        <w:t>ausgeschrieben werden, z. B. „Die Euro</w:t>
+      </w:r>
+      <w:r>
+        <w:softHyphen/>
+        <w:t>pä</w:t>
+      </w:r>
+      <w:r>
+        <w:softHyphen/>
+        <w:t>ische Union (EU) ist [...]“.</w:t>
+      </w:r>
+      <w:r>
+        <w:rPr>
+          <w:rStyle w:val="Funotenzeichen"/>
+        </w:rPr>
+        <w:footnoteReference w:id="3"/>
+      </w:r>
+      <w:r>
+        <w:t xml:space="preserve"> An Satzanfängen und in Überschriften ist statt der Abkürzungen der ausgeschrie</w:t>
+      </w:r>
+      <w:r>
+        <w:softHyphen/>
+        <w:t>bene Text zu verwenden, also nicht „U. a. finden sich Angaben... “, sondern „Unter an</w:t>
+      </w:r>
+      <w:r>
+        <w:softHyphen/>
+        <w:t>de</w:t>
+      </w:r>
+      <w:r>
+        <w:softHyphen/>
+        <w:t>rem finden sich Angaben... “.</w:t>
+      </w:r>
+    </w:p>
+    <w:p>
+      <w:pPr>
+        <w:pStyle w:val="Grundtext"/>
+      </w:pPr>
+      <w:r>
+        <w:t xml:space="preserve">Jedes in der Arbeit verwendete Symbol erscheint im </w:t>
+      </w:r>
+      <w:r>
+        <w:rPr>
+          <w:rStyle w:val="Grundzkursiv"/>
+        </w:rPr>
+        <w:t>Symbolverzeichnis</w:t>
+      </w:r>
+      <w:r>
+        <w:t>. Bei der Ver</w:t>
       </w:r>
       <w:r>
         <w:softHyphen/>
@@ -7948,41 +8461,413 @@
       </w:r>
       <w:r>
         <w:softHyphen/>
-        <w:t>dung von Zitaten oder Ideen aus anderen Quellen ohne deutlichen Hinweis auf de</w:t>
-      </w:r>
-      <w:r>
-        <w:softHyphen/>
-        <w:t>ren Ursprung stellt ein akademisches Vergehen dar. Eine wissen</w:t>
-      </w:r>
-      <w:r>
-        <w:softHyphen/>
-        <w:t>schaft</w:t>
-      </w:r>
-      <w:r>
-        <w:softHyphen/>
-        <w:t>liche Arbeit, in der dieser Fehler wiederholt gemacht wird, wird als Plagiat be</w:t>
-      </w:r>
-      <w:r>
-        <w:softHyphen/>
-        <w:t>zeichnet und führt zur entsprechenden Benotung</w:t>
+        <w:t>dung von Symbolen im Text ist folgendes zu beachten (</w:t>
+      </w:r>
+      <w:bookmarkStart w:id="49" w:name="Indirektes_Zitat2"/>
+      <w:bookmarkEnd w:id="49"/>
+      <w:r>
+        <w:t>vgl. Beutelspacher (1999), S. 21 ff.):</w:t>
+      </w:r>
+    </w:p>
+    <w:p>
+      <w:pPr>
+        <w:pStyle w:val="GrundtextAufzhlung"/>
+      </w:pPr>
+      <w:r>
+        <w:t>Auf die Einführung von Symbolen ist zu verzichten, wenn ein Objekt in einem bestimmten Text nur ein Mal erscheint und auch nur kurz danach auf dieses Objekt zurückgegriffen wird.</w:t>
+      </w:r>
+    </w:p>
+    <w:p>
+      <w:pPr>
+        <w:pStyle w:val="GrundtextAufzhlung"/>
+      </w:pPr>
+      <w:r>
+        <w:t>Ein Satz darf nicht mit einem Symbol beginnen.</w:t>
+      </w:r>
+    </w:p>
+    <w:p>
+      <w:pPr>
+        <w:pStyle w:val="GrundtextAufzhlung"/>
+      </w:pPr>
+      <w:r>
+        <w:t>Zwei Symbole müssen durch mindestens ein Wort getrennt sein.</w:t>
+      </w:r>
+    </w:p>
+    <w:p>
+      <w:pPr>
+        <w:pStyle w:val="GrundtextAufzhlung"/>
+      </w:pPr>
+      <w:r>
+        <w:t>Der Typ von Variablen ist im Text mit anzugeben, also nicht „P liegt auf g“, sondern „[...] der Punkt P liegt auf der Geraden g [...]“.</w:t>
+      </w:r>
+    </w:p>
+    <w:p>
+      <w:pPr>
+        <w:pStyle w:val="Grundtext"/>
+      </w:pPr>
+      <w:r>
+        <w:t>Alle Abbildungen und Tabellen aus der gesamten Arbeit (einschließlich Anhang) wer</w:t>
+      </w:r>
+      <w:r>
+        <w:softHyphen/>
+        <w:t xml:space="preserve">den mit ihrer Nummer, ihrem Titel und der Seitenzahl im </w:t>
+      </w:r>
+      <w:r>
+        <w:rPr>
+          <w:rStyle w:val="Grundzkursiv"/>
+        </w:rPr>
+        <w:t>Abbildungs-</w:t>
+      </w:r>
+      <w:r>
+        <w:t xml:space="preserve"> bzw. </w:t>
+      </w:r>
+      <w:r>
+        <w:rPr>
+          <w:rStyle w:val="Grundzkursiv"/>
+        </w:rPr>
+        <w:t>Ta</w:t>
+      </w:r>
+      <w:r>
+        <w:rPr>
+          <w:rStyle w:val="Grundzkursiv"/>
+        </w:rPr>
+        <w:softHyphen/>
+        <w:t>bel</w:t>
+      </w:r>
+      <w:r>
+        <w:rPr>
+          <w:rStyle w:val="Grundzkursiv"/>
+        </w:rPr>
+        <w:softHyphen/>
+        <w:t>len</w:t>
+      </w:r>
+      <w:r>
+        <w:rPr>
+          <w:rStyle w:val="Grundzkursiv"/>
+        </w:rPr>
+        <w:softHyphen/>
+        <w:t>ver</w:t>
+      </w:r>
+      <w:r>
+        <w:rPr>
+          <w:rStyle w:val="Grundzkursiv"/>
+        </w:rPr>
+        <w:softHyphen/>
+        <w:t>zeichnis</w:t>
+      </w:r>
+      <w:r>
+        <w:t xml:space="preserve"> aufgeführt.</w:t>
+      </w:r>
+    </w:p>
+    <w:p>
+      <w:pPr>
+        <w:pStyle w:val="Grundtext"/>
+      </w:pPr>
+      <w:r>
+        <w:t xml:space="preserve">Der </w:t>
+      </w:r>
+      <w:r>
+        <w:rPr>
+          <w:rStyle w:val="Grundzkursiv"/>
+        </w:rPr>
+        <w:t>einleitende Abschnitt</w:t>
+      </w:r>
+      <w:r>
+        <w:t xml:space="preserve"> des Textteils kann entweder ‚Einleitung‘ heißen oder einen Titel mit Bezug zur Arbeit tragen. Die Einleitung ist so knapp wie möglich zu halten. Hier kann z. B. die Motivation für die Arbeit dargestellt werden, das Ziel der Arbeit und die Untersuchungsmethodik. Bei Bedarf ist die Arbeit in einen größeren Zusammenhang einzuordnen und gegen andere Themen abzugrenzen. Werden bereits in der Einleitung </w:t>
+      </w:r>
+      <w:r>
+        <w:lastRenderedPageBreak/>
+        <w:t>wichtige Begriffe der Arbeit definiert, so ist darauf zu achten, dass diese Begriffe später nicht erneut (und u. U. sogar anders) definiert werden. Es ist aber auch zulässig, Begriffsdefinitionen in den Haupttext der Arbeit zu ‚ver</w:t>
+      </w:r>
+      <w:r>
+        <w:softHyphen/>
+        <w:t>schieben‘ –insbesondere wenn der Definition eine umfangreiche Bedeutungs</w:t>
+      </w:r>
+      <w:r>
+        <w:softHyphen/>
+        <w:t xml:space="preserve">analyse des Begriffes vorangeht. </w:t>
+      </w:r>
+      <w:r>
+        <w:t>In der Einleitung kann bei umfangreichen Arbeiten auch ein kurzer Überblick zu den Hauptgliederungspunkten der Arbeit gegeben werden.</w:t>
+      </w:r>
+    </w:p>
+    <w:p>
+      <w:pPr>
+        <w:pStyle w:val="Grundtext"/>
+      </w:pPr>
+      <w:r>
+        <w:t xml:space="preserve">Der (ebenfalls knappe) </w:t>
+      </w:r>
+      <w:r>
+        <w:rPr>
+          <w:i/>
+        </w:rPr>
+        <w:t>zusammenfassende und</w:t>
+      </w:r>
+      <w:r>
+        <w:t xml:space="preserve"> </w:t>
+      </w:r>
+      <w:r>
+        <w:rPr>
+          <w:rStyle w:val="Grundzkursiv"/>
+        </w:rPr>
+        <w:t>abschließende Abschnitt</w:t>
+      </w:r>
+      <w:r>
+        <w:t xml:space="preserve"> einer Arbeit</w:t>
+      </w:r>
+      <w:r>
+        <w:t>, die Zusammenfassung,</w:t>
+      </w:r>
+      <w:r>
+        <w:t xml:space="preserve"> kann z. B. eine thesen</w:t>
+      </w:r>
+      <w:r>
+        <w:softHyphen/>
+        <w:t xml:space="preserve">artige Zusammenfassung der Untersuchungsergebnisse enthalten. </w:t>
+      </w:r>
+      <w:r>
+        <w:t xml:space="preserve">Die Zusammenfassung (Kurzfassung) stellt die Inhalte und wesentlichen Ergebnisse einer Arbeit kurz zusammen. </w:t>
+      </w:r>
+      <w:r>
+        <w:t xml:space="preserve">Möglich ist </w:t>
+      </w:r>
+      <w:r>
+        <w:t xml:space="preserve">hier </w:t>
+      </w:r>
+      <w:r>
+        <w:t>auch eine kurze Beschreibung noch ungelöster Fragestellungen in Verbindung mit dem The</w:t>
+      </w:r>
+      <w:r>
+        <w:softHyphen/>
+        <w:t xml:space="preserve">ma als Ausblick. </w:t>
+      </w:r>
+      <w:r>
+        <w:t>Das Fazit als zusammenfassend festgestelltes Ergebnis/ Schlussfolgerung/ Resümee kann von der Zusammenfassung auch als getrennter Abschnitt gegeben werden. Häufig wird das Fazit mit dem Ausblick kombiniert.</w:t>
+      </w:r>
+    </w:p>
+    <w:p>
+      <w:pPr>
+        <w:pStyle w:val="Grundtext"/>
+      </w:pPr>
+      <w:r>
+        <w:t xml:space="preserve">Der </w:t>
+      </w:r>
+      <w:r>
+        <w:rPr>
+          <w:rStyle w:val="Grundzkursiv"/>
+        </w:rPr>
+        <w:t>Haupttext</w:t>
+      </w:r>
+      <w:r>
+        <w:t xml:space="preserve"> enthält die wissenschaftlichen Aussagen der Arbeit. Er ist gekenn</w:t>
+      </w:r>
+      <w:r>
+        <w:softHyphen/>
+        <w:t>zeichnet durch einen straffen, präzisen, logischen, widerspruchs- und redundanzfreien Argu</w:t>
+      </w:r>
+      <w:r>
+        <w:softHyphen/>
+        <w:t>men</w:t>
+      </w:r>
+      <w:r>
+        <w:softHyphen/>
+        <w:t>tations</w:t>
+      </w:r>
+      <w:r>
+        <w:softHyphen/>
+        <w:t>flu</w:t>
+      </w:r>
+      <w:r>
+        <w:t>ss</w:t>
+      </w:r>
+      <w:r>
+        <w:t xml:space="preserve">. Alle Aussagen sind zu erläutern, zu begründen oder zu belegen. Beispielsweise ist es nicht „erlaubt“ Behauptungen aufzustellen die der Autor nicht selbst belegen kann. Beispiel: „Eine zunehmende </w:t>
+      </w:r>
+      <w:r>
+        <w:t>Urbani</w:t>
+      </w:r>
+      <w:r>
+        <w:t xml:space="preserve">sierung ist in den letzten Jahren festzustellen […]“. Ein solcher Satz muss zwingend mit einem Literaturverweis versehen werden, der glaubwürdig ist. In diesem Fall könnte etwa die </w:t>
+      </w:r>
+      <w:r>
+        <w:t>WHO</w:t>
+      </w:r>
+      <w:r>
+        <w:t xml:space="preserve"> oder UN zitiert werden – oder ein global agierendes </w:t>
+      </w:r>
+      <w:r>
+        <w:t>Forschungs</w:t>
+      </w:r>
+      <w:r>
+        <w:t>institut. Ein Beleg aus der B</w:t>
+      </w:r>
+      <w:r>
+        <w:t>erliner</w:t>
+      </w:r>
+      <w:r>
+        <w:t xml:space="preserve"> Zeitung </w:t>
+      </w:r>
+      <w:r>
+        <w:t xml:space="preserve">oder dem Internet </w:t>
+      </w:r>
+      <w:r>
+        <w:t>reicht jedenfalls nicht aus! Weiteres Beispiel: „Die Balanced Scorecard enthält die vier Dimensionen: Prozesse, Mitarbeiter, Kunden und Finanzen […]“. Da sich der Autor das nicht gerade ausgedacht hat, muss bei dieser Behauptung ebenfalls zwingend auf die entsprechende Literatur verwiesen werden. Handelt es sich wie in diesem Beispiel um ein eindeutig zuordenbares Instrument muss der „Erschaffer“ benannt werden (in diesem Fall die Herren Norton und Kaplan). Grundsätzlich ist immer die „Quelle“ zu finden (und nicht irgendein „Zwischenhändler“).</w:t>
+      </w:r>
+    </w:p>
+    <w:p>
+      <w:pPr>
+        <w:pStyle w:val="Grundtext"/>
+      </w:pPr>
+      <w:r>
+        <w:t>Die Ab</w:t>
+      </w:r>
+      <w:r>
+        <w:softHyphen/>
+        <w:t>schnit</w:t>
+      </w:r>
+      <w:r>
+        <w:softHyphen/>
+        <w:t xml:space="preserve">te </w:t>
+      </w:r>
+      <w:r>
+        <w:fldChar w:fldCharType="begin"/>
+      </w:r>
+      <w:r>
+        <w:instrText xml:space="preserve"> REF _Ref532194113 \r \h </w:instrText>
+      </w:r>
+      <w:r>
+        <w:fldChar w:fldCharType="separate"/>
+      </w:r>
+      <w:r>
+        <w:t>2.2</w:t>
+      </w:r>
+      <w:r>
+        <w:fldChar w:fldCharType="end"/>
+      </w:r>
+      <w:r>
+        <w:t xml:space="preserve"> und </w:t>
+      </w:r>
+      <w:r>
+        <w:fldChar w:fldCharType="begin"/>
+      </w:r>
+      <w:r>
+        <w:instrText xml:space="preserve"> REF _Ref532289788 \r \h </w:instrText>
+      </w:r>
+      <w:r>
+        <w:fldChar w:fldCharType="separate"/>
+      </w:r>
+      <w:r>
+        <w:t>2.4</w:t>
+      </w:r>
+      <w:r>
+        <w:fldChar w:fldCharType="end"/>
+      </w:r>
+      <w:r>
+        <w:t xml:space="preserve"> dieses Dokumentes enthalten weitere Hinweise für den Haupt</w:t>
+      </w:r>
+      <w:r>
+        <w:softHyphen/>
+        <w:t>text.</w:t>
+      </w:r>
+    </w:p>
+    <w:p>
+      <w:pPr>
+        <w:pStyle w:val="Grundtext"/>
+        <w:rPr>
+          <w:b/>
+        </w:rPr>
+      </w:pPr>
+      <w:r>
+        <w:t>Zitate, Fußnoten, Abbil</w:t>
+      </w:r>
+      <w:r>
+        <w:softHyphen/>
+        <w:t>dun</w:t>
+      </w:r>
+      <w:r>
+        <w:softHyphen/>
+        <w:t>gen, Tabellen oder Anhang illustrieren den Haupt</w:t>
+      </w:r>
+      <w:r>
+        <w:softHyphen/>
+        <w:t>text. Der Haupttext mu</w:t>
+      </w:r>
+      <w:r>
+        <w:t>ss</w:t>
+      </w:r>
+      <w:r>
+        <w:t xml:space="preserve"> jedoch auch ohne dieses ‚Beiwerk‘ verständlich sein. </w:t>
+      </w:r>
+      <w:r>
+        <w:rPr>
+          <w:rStyle w:val="Grundzkursiv"/>
+        </w:rPr>
+        <w:t>Fußnoten</w:t>
+      </w:r>
+      <w:r>
+        <w:t xml:space="preserve"> sind Anmer</w:t>
+      </w:r>
+      <w:r>
+        <w:softHyphen/>
+        <w:t>kun</w:t>
+      </w:r>
+      <w:r>
+        <w:softHyphen/>
+        <w:t>gen des Autors vorbehalten, die nicht zwingend zum Verstän</w:t>
+      </w:r>
+      <w:r>
+        <w:softHyphen/>
+        <w:t>dnis des Haupt</w:t>
+      </w:r>
+      <w:r>
+        <w:softHyphen/>
+        <w:t>textes erforderlich sind, jedoch für den Leser weitere Hinweise enthalten. In An</w:t>
+      </w:r>
+      <w:r>
+        <w:softHyphen/>
+        <w:t>merkungen finden sich Zusatzinformationen (z. B. Spezifika zitierter Literatur, Über</w:t>
+      </w:r>
+      <w:r>
+        <w:softHyphen/>
+        <w:t>set</w:t>
+      </w:r>
+      <w:r>
+        <w:softHyphen/>
+      </w:r>
+      <w:r>
+        <w:lastRenderedPageBreak/>
+        <w:t>zungen), Erklärungen (z. B. weitere Formel</w:t>
+      </w:r>
+      <w:r>
+        <w:softHyphen/>
+        <w:t>interpretationen, die jedoch vom Haupt</w:t>
+      </w:r>
+      <w:r>
+        <w:softHyphen/>
+        <w:t>ge</w:t>
+      </w:r>
+      <w:r>
+        <w:softHyphen/>
+        <w:t>dan</w:t>
+      </w:r>
+      <w:r>
+        <w:softHyphen/>
+        <w:t>kengang ablenken würden), Querverweise (Abschnittsverweise in der vor</w:t>
+      </w:r>
+      <w:r>
+        <w:softHyphen/>
+        <w:t>lie</w:t>
+      </w:r>
+      <w:r>
+        <w:softHyphen/>
+        <w:t>genden Arbeit oder Verweise auf Zusatzliteratur) o. ä.</w:t>
       </w:r>
       <w:r>
         <w:rPr>
           <w:rStyle w:val="Funotenzeichen"/>
         </w:rPr>
-        <w:footnoteReference w:id="6"/>
-      </w:r>
-      <w:r>
-        <w:t xml:space="preserve">. Benotet wird die </w:t>
-      </w:r>
-      <w:r>
-        <w:rPr>
-          <w:i/>
-        </w:rPr>
-        <w:t>eigene</w:t>
-      </w:r>
-      <w:r>
-        <w:t xml:space="preserve"> Leistung. Wenn die eigene Leistung in „copy and paste“ und Expertensuche im Internet besteht, reicht das für eine ausreichende Leistung nicht aus.</w:t>
+        <w:footnoteReference w:id="4"/>
       </w:r>
     </w:p>
     <w:p>
@@ -7990,42 +8875,57 @@
         <w:pStyle w:val="Grundtext"/>
       </w:pPr>
       <w:r>
-        <w:t xml:space="preserve">Es werden direkte und indirekte Zitate unterschieden. Ein </w:t>
+        <w:t>Auf</w:t>
+      </w:r>
+      <w:r>
+        <w:t xml:space="preserve"> jede</w:t>
+      </w:r>
+      <w:r>
+        <w:t xml:space="preserve"> </w:t>
       </w:r>
       <w:r>
         <w:rPr>
           <w:rStyle w:val="Grundzkursiv"/>
         </w:rPr>
-        <w:t>direktes Zitat</w:t>
-      </w:r>
-      <w:r>
-        <w:t xml:space="preserve"> liegt vor, wenn Text identisch, d. h. wörtlich, mit den Hervorhebungen und den Rechtschreibfehlern</w:t>
-      </w:r>
-      <w:r>
-        <w:rPr>
-          <w:rStyle w:val="Funotenzeichen"/>
-        </w:rPr>
-        <w:footnoteReference w:id="7"/>
-      </w:r>
-      <w:r>
-        <w:t xml:space="preserve"> aus der Quelle in die eigene Arbeit übernommen wird. Direkte Zitate sind durch dop-pelte Anführungszeichen gekennzeichnet, die Autoren werden ohne vorangehendes ‚vgl.‘ aufgeführt, z. B.: „Als </w:t>
-      </w:r>
-      <w:r>
-        <w:rPr>
-          <w:rStyle w:val="Grundzfett"/>
-        </w:rPr>
-        <w:t>wörtliches (direktes) Zitat</w:t>
-      </w:r>
-      <w:r>
-        <w:t xml:space="preserve"> wird die unmittelbare und genaue Übernahme einer fremden Aussage bezeichnet.“, (Disterer (1998), S. 112; Her</w:t>
-      </w:r>
-      <w:r>
-        <w:softHyphen/>
-        <w:t>vor</w:t>
-      </w:r>
-      <w:r>
-        <w:softHyphen/>
-        <w:t>hebung im Original).</w:t>
+        <w:t>Abbildung</w:t>
+      </w:r>
+      <w:r>
+        <w:t xml:space="preserve"> und </w:t>
+      </w:r>
+      <w:r>
+        <w:rPr>
+          <w:rStyle w:val="Grundzkursiv"/>
+        </w:rPr>
+        <w:t>Tabelle</w:t>
+      </w:r>
+      <w:r>
+        <w:t xml:space="preserve"> ist im Haupt</w:t>
+      </w:r>
+      <w:r>
+        <w:softHyphen/>
+        <w:t>text Bezug zu nehmen. Dazu gehört, da</w:t>
+      </w:r>
+      <w:r>
+        <w:t>ss</w:t>
+      </w:r>
+      <w:r>
+        <w:t xml:space="preserve"> minde</w:t>
+      </w:r>
+      <w:r>
+        <w:softHyphen/>
+        <w:t>stens die Nummer der Abbildung oder Tabelle und ihr Zweck genannt werden. Weiterhin müssen alle Begriffe aus der Abbildung oder Tabelle im Haupt</w:t>
+      </w:r>
+      <w:r>
+        <w:softHyphen/>
+        <w:t>text er</w:t>
+      </w:r>
+      <w:r>
+        <w:softHyphen/>
+        <w:t>schei</w:t>
+      </w:r>
+      <w:r>
+        <w:softHyphen/>
+        <w:t xml:space="preserve">nen und dort bei Bedarf erläutert werden. </w:t>
       </w:r>
     </w:p>
     <w:p>
@@ -8033,133 +8933,227 @@
         <w:pStyle w:val="Grundtext"/>
       </w:pPr>
       <w:r>
-        <w:t xml:space="preserve">Ein </w:t>
+        <w:t xml:space="preserve">Der </w:t>
       </w:r>
       <w:r>
         <w:rPr>
           <w:rStyle w:val="Grundzkursiv"/>
         </w:rPr>
-        <w:t>indirektes Zitat</w:t>
-      </w:r>
-      <w:r>
-        <w:t xml:space="preserve"> ist hingegen die sinngemäße Übernahme von Gedanken aus der Quelle. Indirekte Zitate erfordern keine Anführungszeichen. Die Autoren wer</w:t>
-      </w:r>
-      <w:r>
-        <w:softHyphen/>
-        <w:t>den bei indirekten Zitaten nach ‚vgl.‘ aufgeführt. Beispiele für indirekte Zitate fin</w:t>
-      </w:r>
-      <w:r>
-        <w:softHyphen/>
-        <w:t xml:space="preserve">den sich auf den Seiten </w:t>
-      </w:r>
-      <w:r>
-        <w:fldChar w:fldCharType="begin"/>
-      </w:r>
-      <w:r>
-        <w:instrText xml:space="preserve"> PAGEREF Indirektes_Zitat2 \h </w:instrText>
-      </w:r>
-      <w:r>
-        <w:fldChar w:fldCharType="separate"/>
-      </w:r>
-      <w:r>
-        <w:t>4</w:t>
-      </w:r>
-      <w:r>
-        <w:fldChar w:fldCharType="end"/>
-      </w:r>
-      <w:r>
-        <w:t xml:space="preserve"> und </w:t>
-      </w:r>
-      <w:r>
-        <w:fldChar w:fldCharType="begin"/>
-      </w:r>
-      <w:r>
-        <w:instrText xml:space="preserve"> PAGEREF Indirektes_Zitat \h </w:instrText>
-      </w:r>
-      <w:r>
-        <w:fldChar w:fldCharType="separate"/>
-      </w:r>
-      <w:r>
-        <w:t>6</w:t>
-      </w:r>
-      <w:r>
-        <w:fldChar w:fldCharType="end"/>
-      </w:r>
-      <w:r>
-        <w:t xml:space="preserve">. Die Formatierung von Quellenangaben ist in Abschnitt </w:t>
-      </w:r>
-      <w:r>
-        <w:fldChar w:fldCharType="begin"/>
-      </w:r>
-      <w:r>
-        <w:instrText xml:space="preserve"> REF _Ref532279093 \r \h </w:instrText>
-      </w:r>
-      <w:r>
-        <w:fldChar w:fldCharType="separate"/>
-      </w:r>
-      <w:r>
-        <w:t>3.4</w:t>
-      </w:r>
-      <w:r>
-        <w:fldChar w:fldCharType="end"/>
-      </w:r>
-      <w:r>
-        <w:t xml:space="preserve"> beschrie</w:t>
-      </w:r>
-      <w:r>
-        <w:softHyphen/>
-        <w:t>ben.</w:t>
+        <w:t>Anhang</w:t>
+      </w:r>
+      <w:r>
+        <w:t xml:space="preserve"> enthält z. B. Listings, mathematische Beweise, </w:t>
+      </w:r>
+      <w:r>
+        <w:t>umfangreiche Berechnungen, Daten</w:t>
+      </w:r>
+      <w:r>
+        <w:t xml:space="preserve">, </w:t>
+      </w:r>
+      <w:r>
+        <w:t>Dokumente aus Unterneh</w:t>
+      </w:r>
+      <w:r>
+        <w:softHyphen/>
+        <w:t>men</w:t>
+      </w:r>
+      <w:r>
+        <w:t xml:space="preserve"> oder der Literatur</w:t>
+      </w:r>
+      <w:r>
+        <w:t>, die zum Verständnis des Haupttextes nicht erforderlich sind, aber dem Leser wei</w:t>
+      </w:r>
+      <w:r>
+        <w:softHyphen/>
+        <w:t>ter</w:t>
+      </w:r>
+      <w:r>
+        <w:softHyphen/>
+        <w:t>führende, u. U. schwer beschaffbare Informationen liefern.</w:t>
+      </w:r>
+    </w:p>
+    <w:p>
+      <w:pPr>
+        <w:pStyle w:val="Grundtext"/>
+      </w:pPr>
+      <w:r>
+        <w:t xml:space="preserve">Im </w:t>
+      </w:r>
+      <w:r>
+        <w:rPr>
+          <w:rStyle w:val="Grundzkursiv"/>
+        </w:rPr>
+        <w:t>Literaturverzeichnis</w:t>
+      </w:r>
+      <w:r>
+        <w:t xml:space="preserve"> werden alle im Haupttext und im Anhang zitierten Quellen auf</w:t>
+      </w:r>
+      <w:r>
+        <w:softHyphen/>
+        <w:t>ge</w:t>
+      </w:r>
+      <w:r>
+        <w:softHyphen/>
+        <w:t>führt. Gelesene, aber nicht zitierte Literatur erscheint hingegen nicht im Literatur</w:t>
+      </w:r>
+      <w:r>
+        <w:softHyphen/>
+        <w:t>ver</w:t>
+      </w:r>
+      <w:r>
+        <w:softHyphen/>
+        <w:t>zeichnis.</w:t>
       </w:r>
     </w:p>
     <w:p>
       <w:pPr>
         <w:pStyle w:val="berschrift2"/>
       </w:pPr>
-      <w:bookmarkStart w:id="49" w:name="_Ref532289788"/>
-      <w:bookmarkStart w:id="50" w:name="_Toc532290628"/>
-      <w:bookmarkStart w:id="51" w:name="_Toc532295861"/>
-      <w:bookmarkStart w:id="52" w:name="_Toc226907260"/>
-      <w:bookmarkStart w:id="53" w:name="_Toc227171867"/>
-      <w:r>
-        <w:lastRenderedPageBreak/>
-        <w:t>Stil</w:t>
-      </w:r>
-      <w:bookmarkEnd w:id="49"/>
+      <w:bookmarkStart w:id="50" w:name="_Ref532194113"/>
+      <w:bookmarkStart w:id="51" w:name="_Toc532290626"/>
+      <w:bookmarkStart w:id="52" w:name="_Toc532295859"/>
+      <w:bookmarkStart w:id="53" w:name="_Toc226907258"/>
+      <w:bookmarkStart w:id="54" w:name="_Toc228557182"/>
+      <w:r>
+        <w:t>Begriffsverwendung</w:t>
+      </w:r>
       <w:bookmarkEnd w:id="50"/>
       <w:bookmarkEnd w:id="51"/>
       <w:bookmarkEnd w:id="52"/>
       <w:bookmarkEnd w:id="53"/>
+      <w:bookmarkEnd w:id="54"/>
     </w:p>
     <w:p>
       <w:pPr>
         <w:pStyle w:val="Grundtext"/>
       </w:pPr>
       <w:r>
-        <w:t>Zwar ist der Sprachstil ein Ausdruck der Persönlichkeit des Autors und deshalb sehr individuell, bestimmte Regeln sind jedoch in wissenschaftlichen Arbeiten zu berück</w:t>
-      </w:r>
-      <w:r>
-        <w:softHyphen/>
-        <w:t>sichtigen. Generell gilt: Eine einfache, präzise Sprache mit überschaubaren Sätzen er</w:t>
-      </w:r>
-      <w:r>
-        <w:softHyphen/>
-        <w:t>leich</w:t>
-      </w:r>
-      <w:r>
-        <w:softHyphen/>
-        <w:t>tert dem Leser das Verständnis der dargestellten Inhalte. Dazu gehört es, Fachaus</w:t>
-      </w:r>
-      <w:r>
-        <w:softHyphen/>
-        <w:t>drücke, Fremdwörter und Abkürzungen sparsam zu verwenden und bei ihrer Einführung zu erläutern. Schlagwörter, umgangssprachliche Wendungen und Phrasen (z. B. ‚natür</w:t>
-      </w:r>
-      <w:r>
-        <w:softHyphen/>
-        <w:t>lich‘, ‚selbstverständlich‘, ‚übrigens‘, ‚nun‘, ‚fast‘, ‚gewissermaßen‘, ‚mehr denn je‘) sind zu ver</w:t>
-      </w:r>
-      <w:r>
-        <w:softHyphen/>
-        <w:t>meiden.</w:t>
+        <w:t xml:space="preserve">Jeder Fachbegriff ist zu definieren. Eine </w:t>
+      </w:r>
+      <w:r>
+        <w:rPr>
+          <w:rStyle w:val="Grundzkursiv"/>
+        </w:rPr>
+        <w:t xml:space="preserve">Definition </w:t>
+      </w:r>
+      <w:r>
+        <w:t>legt die Bedeu</w:t>
+      </w:r>
+      <w:r>
+        <w:softHyphen/>
+        <w:t>tung eines Ausdrucks (hier: eines Fachbegriffes) fest. Folgende Regeln sind für Definitionen zu berück</w:t>
+      </w:r>
+      <w:r>
+        <w:softHyphen/>
+        <w:t>sich</w:t>
+      </w:r>
+      <w:r>
+        <w:softHyphen/>
+        <w:t xml:space="preserve">tigen </w:t>
+      </w:r>
+      <w:bookmarkStart w:id="55" w:name="Indirektes_Zitat"/>
+      <w:bookmarkEnd w:id="55"/>
+      <w:r>
+        <w:t>(vgl. Zschocke (1995), S. 145 ff.):</w:t>
+      </w:r>
+    </w:p>
+    <w:p>
+      <w:pPr>
+        <w:pStyle w:val="GrundtextAufzhlung"/>
+      </w:pPr>
+      <w:r>
+        <w:t>Der zu definierende Fachbegriff darf nicht zur Beschreibung der ihm zugewiesenen Be</w:t>
+      </w:r>
+      <w:r>
+        <w:softHyphen/>
+        <w:t>deu</w:t>
+      </w:r>
+      <w:r>
+        <w:softHyphen/>
+        <w:t xml:space="preserve">tung verwendet werden (Zirkelverbot), also nicht: „Ein </w:t>
+      </w:r>
+      <w:r>
+        <w:rPr>
+          <w:rStyle w:val="Grundzkursiv"/>
+        </w:rPr>
+        <w:t>Büroinformations</w:t>
+      </w:r>
+      <w:r>
+        <w:rPr>
+          <w:rStyle w:val="Grundzkursiv"/>
+        </w:rPr>
+        <w:softHyphen/>
+        <w:t>sy</w:t>
+      </w:r>
+      <w:r>
+        <w:rPr>
+          <w:rStyle w:val="Grundzkursiv"/>
+        </w:rPr>
+        <w:softHyphen/>
+        <w:t>stem</w:t>
+      </w:r>
+      <w:r>
+        <w:t xml:space="preserve"> ist ein Infor</w:t>
+      </w:r>
+      <w:r>
+        <w:softHyphen/>
+        <w:t>ma</w:t>
+      </w:r>
+      <w:r>
+        <w:softHyphen/>
+        <w:t>tions</w:t>
+      </w:r>
+      <w:r>
+        <w:softHyphen/>
+        <w:t>system zur Unterstützung von Tätigkeiten im Büro.“</w:t>
+      </w:r>
+    </w:p>
+    <w:p>
+      <w:pPr>
+        <w:pStyle w:val="GrundtextAufzhlung"/>
+      </w:pPr>
+      <w:r>
+        <w:t>Die zur Beschreibung der Bedeutung verwendeten Begriffe müssen präzise und be</w:t>
+      </w:r>
+      <w:r>
+        <w:softHyphen/>
+        <w:t>kannt sein.</w:t>
+      </w:r>
+    </w:p>
+    <w:p>
+      <w:pPr>
+        <w:pStyle w:val="GrundtextAufzhlung"/>
+      </w:pPr>
+      <w:r>
+        <w:t>Die Merkmale, welche die Bedeutung eines Fachbegriffes bilden, müssen vonein</w:t>
+      </w:r>
+      <w:r>
+        <w:softHyphen/>
+        <w:t>an</w:t>
+      </w:r>
+      <w:r>
+        <w:softHyphen/>
+        <w:t>der unabhängig und widerspruchsfrei sein.</w:t>
+      </w:r>
+    </w:p>
+    <w:p>
+      <w:pPr>
+        <w:pStyle w:val="GrundtextAufzhlung"/>
+      </w:pPr>
+      <w:r>
+        <w:t>Ein Fachbegriff darf in einer Arbeit nur ein Mal definiert werden.</w:t>
+      </w:r>
+    </w:p>
+    <w:p>
+      <w:pPr>
+        <w:pStyle w:val="GrundtextAufzhlung"/>
+      </w:pPr>
+      <w:r>
+        <w:t xml:space="preserve">Bei bereits früher (von anderen Autoren) definierten Fachbegriffen ist es üblich auf eine vorhandene Definition zurückzugreifen (natürlich unter Nennung der </w:t>
+      </w:r>
+      <w:r>
+        <w:lastRenderedPageBreak/>
+        <w:t xml:space="preserve">Literaturquelle). Wenn der Autor einen in der Literatur bereits definierten Begriff neu/ anders definieren möchte, kann er dies tun, muss es aber gut begründen. </w:t>
       </w:r>
     </w:p>
     <w:p>
@@ -8167,21 +9161,15 @@
         <w:pStyle w:val="Grundtext"/>
       </w:pPr>
       <w:r>
-        <w:t>Wertende Adjektive, wie ‚hoch‘, ‚niedrig‘, ‚stark‘, ‚angemessen‘, ‚sinnvoll‘, ‚geeignet‘, erfordern die Offen</w:t>
-      </w:r>
-      <w:r>
-        <w:softHyphen/>
-        <w:t>le</w:t>
-      </w:r>
-      <w:r>
-        <w:softHyphen/>
-        <w:t xml:space="preserve">gung des Wertmaßstabes, der angibt, bei Vorliegen welcher Bedingungen das Adjektiv verwendet wird, z. B. ab wann eine </w:t>
-      </w:r>
-      <w:r>
-        <w:t>Niederschlagshöhe oder ein Wasserstand</w:t>
-      </w:r>
-      <w:r>
-        <w:t xml:space="preserve"> als ‚hoch‘ bezeichnet wird. In vielen Fällen ändert sich die Aussage eines Satzes nicht, wenn auf solche Adjektive, sofern sie ausschließlich verstärkende Funktion haben, verzichtet wird.</w:t>
+        <w:t>Auf eine konsistente Verwendung von Fachbegriffen ist zu achten: Wird an einer Stelle der Arbeit der Fachbegriff ‚Unternehmen‘ benutzt, an anderer Stelle der Fach</w:t>
+      </w:r>
+      <w:r>
+        <w:softHyphen/>
+        <w:t>be</w:t>
+      </w:r>
+      <w:r>
+        <w:softHyphen/>
+        <w:t>griff ‚Betrieb‘, so sind dies zwei verschiedene (jeweils zu definierende) Fachbegriffe mit unterschiedlichen Bedeutungen. Wird hingegen dieselbe Bedeutung unterstellt, so ist dafür auch derselbe Fachbegriff zu verwenden. Manchmal glaubt ein Autor, dass er den Textfluss auflockern muss, und wählt mehrere Bezeichnungen für das Gleiche (z. B. Unternehmen, Unternehmung, Firma, Company). Dies verwirrt den Leser und ist zu vermeiden.</w:t>
       </w:r>
     </w:p>
     <w:p>
@@ -8189,200 +9177,515 @@
         <w:pStyle w:val="Grundtext"/>
       </w:pPr>
       <w:r>
-        <w:t>Normative Aussagen, z. B. „die Methode XYZ sollte eingesetzt werden“, sind zu be</w:t>
-      </w:r>
-      <w:r>
-        <w:softHyphen/>
-        <w:t>grün</w:t>
-      </w:r>
-      <w:r>
-        <w:softHyphen/>
-        <w:t>den. Erwartet werden mindestens Plausibilitätsargumente oder Belege.</w:t>
-      </w:r>
-    </w:p>
-    <w:p>
-      <w:pPr>
-        <w:pStyle w:val="Grundtext"/>
-      </w:pPr>
-      <w:r>
-        <w:t>In einer wissenschaftlichen Arbeit ist davon auszugehen, dass jede Aussage die Meinung des Verfassers dieser Arbeit ausdrückt, es sei denn, die Aussage ist durch eine Quel</w:t>
-      </w:r>
-      <w:r>
-        <w:softHyphen/>
-        <w:t>len</w:t>
-      </w:r>
-      <w:r>
-        <w:softHyphen/>
-        <w:t>angabe als Zitat gekennzeichnet. Insofern kann eine explizite Einbeziehung des Ver</w:t>
-      </w:r>
-      <w:r>
-        <w:softHyphen/>
-        <w:t>fassers in den meisten Fällen entfallen; Formulierungen wie „[...] nach Ansicht des Ver</w:t>
-      </w:r>
-      <w:r>
-        <w:softHyphen/>
-        <w:t>fassers [....]“ sind folglich sparsam einzusetzen. Lassen sich ausdrückliche Stellung</w:t>
-      </w:r>
-      <w:r>
-        <w:softHyphen/>
-        <w:t>nahmen in Einzelfällen nicht vermeiden, ist statt der ‚Ich‘- oder ‚Wir‘-Form („[...] Ich bin der Meinung [....]“, „[...] Wir widersprechen der Auffassung [....]“ o. ä.) eine Passiv-Konstruktion für die Formulierung zu verwenden, z. B. „[...] Es ist festzuhalten/zu berück</w:t>
-      </w:r>
-      <w:r>
-        <w:softHyphen/>
-        <w:t>sichti</w:t>
-      </w:r>
-      <w:r>
-        <w:softHyphen/>
-        <w:t>gen/hin</w:t>
-      </w:r>
-      <w:r>
-        <w:softHyphen/>
-        <w:t>zu</w:t>
-      </w:r>
-      <w:r>
-        <w:softHyphen/>
-        <w:t>zu</w:t>
-      </w:r>
-      <w:r>
-        <w:softHyphen/>
-        <w:t>fügen [....]“, „[...] Dieser Auffassung ist entgegenzuhalten [....]“.</w:t>
-      </w:r>
-      <w:r>
-        <w:rPr>
-          <w:rStyle w:val="Funotenzeichen"/>
-        </w:rPr>
-        <w:footnoteReference w:id="8"/>
-      </w:r>
-      <w:r>
-        <w:t xml:space="preserve"> </w:t>
-      </w:r>
-      <w:r>
-        <w:t>Als stilistisch unschön gilt auch die Verwendung von ‚man‘.</w:t>
-      </w:r>
-      <w:r>
-        <w:t xml:space="preserve"> Umgangssprachliche Formulierungen sind </w:t>
-      </w:r>
-      <w:r>
-        <w:t xml:space="preserve">unbedingt </w:t>
-      </w:r>
-      <w:r>
-        <w:t>zu vermeiden.</w:t>
-      </w:r>
-    </w:p>
-    <w:p>
-      <w:pPr>
-        <w:pStyle w:val="berschrift1"/>
-        <w:spacing w:after="0"/>
-      </w:pPr>
-      <w:bookmarkStart w:id="54" w:name="_Toc532295862"/>
-      <w:bookmarkStart w:id="55" w:name="_Ref532463255"/>
-      <w:bookmarkStart w:id="56" w:name="_Toc226907261"/>
-      <w:bookmarkStart w:id="57" w:name="_Toc227171868"/>
-      <w:r>
-        <w:lastRenderedPageBreak/>
-        <w:t>Formatierung wissenschaftlicher Arbeiten</w:t>
-      </w:r>
-      <w:bookmarkEnd w:id="54"/>
-      <w:bookmarkEnd w:id="55"/>
+        <w:t>Manchmal lässt sich die Verwendung verschiedener Fachbegriffe mit identischer Be</w:t>
+      </w:r>
+      <w:r>
+        <w:softHyphen/>
+        <w:t>deutung nicht umgehen (z. B. wird allgemein der Fachbegriff ‚Ferti</w:t>
+      </w:r>
+      <w:r>
+        <w:softHyphen/>
+        <w:t>gungs</w:t>
+      </w:r>
+      <w:r>
+        <w:softHyphen/>
+        <w:t>auftrag‘ ver</w:t>
+      </w:r>
+      <w:r>
+        <w:softHyphen/>
+        <w:t>wendet, in bestimmten Kontexten wird jedoch auch von ‚Produktionsauftrag‘ ge</w:t>
+      </w:r>
+      <w:r>
+        <w:softHyphen/>
+        <w:t>spro</w:t>
+      </w:r>
+      <w:r>
+        <w:softHyphen/>
+        <w:t>chen). In einem solchen Fall sind beide Fachbegriffe in einer Fußnote als synonym zu er</w:t>
+      </w:r>
+      <w:r>
+        <w:softHyphen/>
+        <w:t>klären. Allgemein gilt: Weniger synonyme Fachbegriffe erleichtern das Verständ</w:t>
+      </w:r>
+      <w:r>
+        <w:softHyphen/>
+        <w:t>nis der Arbeit.</w:t>
+      </w:r>
+    </w:p>
+    <w:p>
+      <w:pPr>
+        <w:pStyle w:val="berschrift2"/>
+      </w:pPr>
+      <w:bookmarkStart w:id="56" w:name="_Toc532290627"/>
+      <w:bookmarkStart w:id="57" w:name="_Toc532295860"/>
+      <w:bookmarkStart w:id="58" w:name="_Toc226907259"/>
+      <w:bookmarkStart w:id="59" w:name="_Toc228557183"/>
+      <w:r>
+        <w:t>Literaturverwendung</w:t>
+      </w:r>
       <w:bookmarkEnd w:id="56"/>
       <w:bookmarkEnd w:id="57"/>
-    </w:p>
-    <w:p>
-      <w:pPr>
-        <w:pStyle w:val="berschrift2"/>
-        <w:spacing w:before="0"/>
-      </w:pPr>
-      <w:bookmarkStart w:id="58" w:name="_Toc395354963"/>
-      <w:bookmarkStart w:id="59" w:name="_Toc531875764"/>
-      <w:bookmarkStart w:id="60" w:name="_Toc531875845"/>
-      <w:bookmarkStart w:id="61" w:name="_Toc531876896"/>
-      <w:bookmarkStart w:id="62" w:name="_Toc531878875"/>
-      <w:bookmarkStart w:id="63" w:name="_Toc532290630"/>
-      <w:bookmarkStart w:id="64" w:name="_Toc532295863"/>
-      <w:bookmarkStart w:id="65" w:name="_Toc226907262"/>
-      <w:bookmarkStart w:id="66" w:name="_Toc227171869"/>
-      <w:r>
-        <w:t>Allgemeine Hinweise zur Formatierung</w:t>
-      </w:r>
       <w:bookmarkEnd w:id="58"/>
       <w:bookmarkEnd w:id="59"/>
+    </w:p>
+    <w:p>
+      <w:pPr>
+        <w:pStyle w:val="Grundtext"/>
+      </w:pPr>
+      <w:r>
+        <w:t>Informationsquellen für Arbeiten sind vor allem Bücher (Mono</w:t>
+      </w:r>
+      <w:r>
+        <w:softHyphen/>
+        <w:t>gra</w:t>
+      </w:r>
+      <w:r>
+        <w:softHyphen/>
+        <w:t>phien oder Sammelbände) und Fachzeitschriften in gedruckter oder elektronischer Form. Lexika sollten nicht zitiert werden, da sie nicht zitiernotwendiges Allgemeingut enthalten. Eine Ausnahme bilden Handwörterbücher der Fachdisziplinen, deren Stich</w:t>
+      </w:r>
+      <w:r>
+        <w:softHyphen/>
+        <w:t>wort</w:t>
+      </w:r>
+      <w:r>
+        <w:softHyphen/>
+        <w:t>informationen wie Aufsätze aus Sammelwerken zitiert werden. Das Zitieren von Zei</w:t>
+      </w:r>
+      <w:r>
+        <w:softHyphen/>
+        <w:t>tun</w:t>
+      </w:r>
+      <w:r>
+        <w:softHyphen/>
+        <w:t xml:space="preserve">gen kann nur in absoluten Ausnahmefällen für aktuelle Anlässe zulässig sein. </w:t>
+      </w:r>
+    </w:p>
+    <w:p>
+      <w:pPr>
+        <w:pStyle w:val="Grundtext"/>
+      </w:pPr>
+      <w:r>
+        <w:t>Vorsicht ist gebo</w:t>
+      </w:r>
+      <w:r>
+        <w:softHyphen/>
+        <w:t xml:space="preserve">ten beim Zitieren von Quellen aus dem Internet, sofern es sich nicht um elektronische Zeitschriften handelt. Derartige Quellen enthalten nicht begutachtete Informationen, deren Qualität sehr gering sein kann. Quellen im Internet dienen eher als ergänzende Information. Insbesondere ist das Internet nicht als Quelle für besonders wichtige Belege geeignet (z. B. „Eine zunehmende </w:t>
+      </w:r>
+      <w:r>
+        <w:t>Urbanis</w:t>
+      </w:r>
+      <w:r>
+        <w:t>ierung ist in den letzten Jahren festzustellen […]“). Generell gilt: Nur weil einer mal irgendwann irgendwas in ein Buch oder ins Internet geschrieben hat, muss das noch lange nicht stimmen. Es muss auch nicht stimmen, nur weil es ein Professor</w:t>
+      </w:r>
+      <w:r>
+        <w:rPr>
+          <w:rStyle w:val="Funotenzeichen"/>
+        </w:rPr>
+        <w:footnoteReference w:id="5"/>
+      </w:r>
+      <w:r>
+        <w:t xml:space="preserve"> oder ein Doktor gesagt hat!</w:t>
+      </w:r>
+    </w:p>
+    <w:p>
+      <w:pPr>
+        <w:pStyle w:val="Grundtext"/>
+      </w:pPr>
+      <w:r>
+        <w:lastRenderedPageBreak/>
+        <w:t xml:space="preserve">Generell gilt, dass einerseits jeweils die aktuellste Information zu verwenden ist, also z. B. die neueste Auflage eines Buches. Andererseits sind stets die Originalquellen zu zitieren. Wird z. B. in einem Buch zu Datenmodellen das Entity-Relationship-Modell erläutert und auf einen Aufsatz von </w:t>
+      </w:r>
+      <w:r>
+        <w:rPr>
+          <w:rStyle w:val="GrundzKapitlchen"/>
+        </w:rPr>
+        <w:t>Chen</w:t>
+      </w:r>
+      <w:r>
+        <w:t xml:space="preserve"> verwiesen, so sollte für eine Arbeit über Datenmodelle dieser Aufsatz beschafft und verwendet werden. </w:t>
+      </w:r>
+    </w:p>
+    <w:p>
+      <w:pPr>
+        <w:pStyle w:val="Grundtext"/>
+      </w:pPr>
+      <w:r>
+        <w:t>In der Regel sind Aussagen in wissenschaftlichen Arbeiten mit mindestens einer Quelle zu belegen. Da häufig keine einstimmige Auffassung über einen Tatbestand existiert, sollten dazu jeweils verschie</w:t>
+      </w:r>
+      <w:r>
+        <w:softHyphen/>
+        <w:t>dene Quellen herangezogen und gegeneinander abgegrenzt werden. Aussagen aus der Literatur dürfen nicht unreflektiert übernommen werden, sondern sind jeweils auf ihre Stichhaltigkeit zu prüfen. In der Literatur auftretende Widersprüche, Vagheiten o. ä. sind als solche kenntlich zu machen.</w:t>
+      </w:r>
+    </w:p>
+    <w:p>
+      <w:pPr>
+        <w:pStyle w:val="Grundtext"/>
+      </w:pPr>
+      <w:r>
+        <w:t>Jeder direkt oder indirekt aus einer anderen Quelle übernommene Gedanke ist in einer wissenschaftlichen Arbeit zu zitieren und im Literaturverzeichnis aufzuführen. Die Ver</w:t>
+      </w:r>
+      <w:r>
+        <w:softHyphen/>
+        <w:t>wen</w:t>
+      </w:r>
+      <w:r>
+        <w:softHyphen/>
+        <w:t>dung von Zitaten oder Ideen aus anderen Quellen ohne deutlichen Hinweis auf de</w:t>
+      </w:r>
+      <w:r>
+        <w:softHyphen/>
+        <w:t>ren Ursprung stellt ein akademisches Vergehen dar. Eine wissen</w:t>
+      </w:r>
+      <w:r>
+        <w:softHyphen/>
+        <w:t>schaft</w:t>
+      </w:r>
+      <w:r>
+        <w:softHyphen/>
+        <w:t>liche Arbeit, in der dieser Fehler wiederholt gemacht wird, wird als Plagiat be</w:t>
+      </w:r>
+      <w:r>
+        <w:softHyphen/>
+        <w:t>zeichnet und führt zur entsprechenden Benotung</w:t>
+      </w:r>
+      <w:r>
+        <w:rPr>
+          <w:rStyle w:val="Funotenzeichen"/>
+        </w:rPr>
+        <w:footnoteReference w:id="6"/>
+      </w:r>
+      <w:r>
+        <w:t xml:space="preserve">. Benotet wird die </w:t>
+      </w:r>
+      <w:r>
+        <w:rPr>
+          <w:i/>
+        </w:rPr>
+        <w:t>eigene</w:t>
+      </w:r>
+      <w:r>
+        <w:t xml:space="preserve"> Leistung. Wenn die eigene Leistung in „copy and paste“ und Expertensuche im Internet besteht, reicht das für eine ausreichende Leistung nicht aus.</w:t>
+      </w:r>
+    </w:p>
+    <w:p>
+      <w:pPr>
+        <w:pStyle w:val="Grundtext"/>
+      </w:pPr>
+      <w:r>
+        <w:t xml:space="preserve">Es werden direkte und indirekte Zitate unterschieden. Ein </w:t>
+      </w:r>
+      <w:r>
+        <w:rPr>
+          <w:rStyle w:val="Grundzkursiv"/>
+        </w:rPr>
+        <w:t>direktes Zitat</w:t>
+      </w:r>
+      <w:r>
+        <w:t xml:space="preserve"> liegt vor, wenn Text identisch, d. h. wörtlich, mit den Hervorhebungen und den Rechtschreibfehlern</w:t>
+      </w:r>
+      <w:r>
+        <w:rPr>
+          <w:rStyle w:val="Funotenzeichen"/>
+        </w:rPr>
+        <w:footnoteReference w:id="7"/>
+      </w:r>
+      <w:r>
+        <w:t xml:space="preserve"> aus der Quelle in die eigene Arbeit übernommen wird. Direkte Zitate sind durch dop-pelte Anführungszeichen gekennzeichnet, die Autoren werden ohne vorangehendes ‚vgl.‘ aufgeführt, z. B.: „Als </w:t>
+      </w:r>
+      <w:r>
+        <w:rPr>
+          <w:rStyle w:val="Grundzfett"/>
+        </w:rPr>
+        <w:t>wörtliches (direktes) Zitat</w:t>
+      </w:r>
+      <w:r>
+        <w:t xml:space="preserve"> wird die unmittelbare und genaue Übernahme einer fremden Aussage bezeichnet.“, (Disterer (1998), S. 112; Her</w:t>
+      </w:r>
+      <w:r>
+        <w:softHyphen/>
+        <w:t>vor</w:t>
+      </w:r>
+      <w:r>
+        <w:softHyphen/>
+        <w:t>hebung im Original).</w:t>
+      </w:r>
+    </w:p>
+    <w:p>
+      <w:pPr>
+        <w:pStyle w:val="Grundtext"/>
+      </w:pPr>
+      <w:r>
+        <w:t xml:space="preserve">Ein </w:t>
+      </w:r>
+      <w:r>
+        <w:rPr>
+          <w:rStyle w:val="Grundzkursiv"/>
+        </w:rPr>
+        <w:t>indirektes Zitat</w:t>
+      </w:r>
+      <w:r>
+        <w:t xml:space="preserve"> ist hingegen die sinngemäße Übernahme von Gedanken aus der Quelle. Indirekte Zitate erfordern keine Anführungszeichen. Die Autoren wer</w:t>
+      </w:r>
+      <w:r>
+        <w:softHyphen/>
+        <w:t>den bei indirekten Zitaten nach ‚vgl.‘ aufgeführt. Beispiele für indirekte Zitate fin</w:t>
+      </w:r>
+      <w:r>
+        <w:softHyphen/>
+        <w:t xml:space="preserve">den sich auf den Seiten </w:t>
+      </w:r>
+      <w:r>
+        <w:fldChar w:fldCharType="begin"/>
+      </w:r>
+      <w:r>
+        <w:instrText xml:space="preserve"> PAGEREF Indirektes_Zitat2 \h </w:instrText>
+      </w:r>
+      <w:r>
+        <w:fldChar w:fldCharType="separate"/>
+      </w:r>
+      <w:r>
+        <w:t>4</w:t>
+      </w:r>
+      <w:r>
+        <w:fldChar w:fldCharType="end"/>
+      </w:r>
+      <w:r>
+        <w:t xml:space="preserve"> und </w:t>
+      </w:r>
+      <w:r>
+        <w:fldChar w:fldCharType="begin"/>
+      </w:r>
+      <w:r>
+        <w:instrText xml:space="preserve"> PAGEREF Indirektes_Zitat \h </w:instrText>
+      </w:r>
+      <w:r>
+        <w:fldChar w:fldCharType="separate"/>
+      </w:r>
+      <w:r>
+        <w:t>6</w:t>
+      </w:r>
+      <w:r>
+        <w:fldChar w:fldCharType="end"/>
+      </w:r>
+      <w:r>
+        <w:t xml:space="preserve">. Die Formatierung von Quellenangaben ist in Abschnitt </w:t>
+      </w:r>
+      <w:r>
+        <w:fldChar w:fldCharType="begin"/>
+      </w:r>
+      <w:r>
+        <w:instrText xml:space="preserve"> REF _Ref532279093 \r \h </w:instrText>
+      </w:r>
+      <w:r>
+        <w:fldChar w:fldCharType="separate"/>
+      </w:r>
+      <w:r>
+        <w:t>3.4</w:t>
+      </w:r>
+      <w:r>
+        <w:fldChar w:fldCharType="end"/>
+      </w:r>
+      <w:r>
+        <w:t xml:space="preserve"> beschrie</w:t>
+      </w:r>
+      <w:r>
+        <w:softHyphen/>
+        <w:t>ben.</w:t>
+      </w:r>
+    </w:p>
+    <w:p>
+      <w:pPr>
+        <w:pStyle w:val="berschrift2"/>
+      </w:pPr>
+      <w:bookmarkStart w:id="60" w:name="_Ref532289788"/>
+      <w:bookmarkStart w:id="61" w:name="_Toc532290628"/>
+      <w:bookmarkStart w:id="62" w:name="_Toc532295861"/>
+      <w:bookmarkStart w:id="63" w:name="_Toc226907260"/>
+      <w:bookmarkStart w:id="64" w:name="_Toc228557184"/>
+      <w:r>
+        <w:lastRenderedPageBreak/>
+        <w:t>Stil</w:t>
+      </w:r>
       <w:bookmarkEnd w:id="60"/>
       <w:bookmarkEnd w:id="61"/>
       <w:bookmarkEnd w:id="62"/>
       <w:bookmarkEnd w:id="63"/>
       <w:bookmarkEnd w:id="64"/>
+    </w:p>
+    <w:p>
+      <w:pPr>
+        <w:pStyle w:val="Grundtext"/>
+      </w:pPr>
+      <w:r>
+        <w:t>Zwar ist der Sprachstil ein Ausdruck der Persönlichkeit des Autors und deshalb sehr individuell, bestimmte Regeln sind jedoch in wissenschaftlichen Arbeiten zu berück</w:t>
+      </w:r>
+      <w:r>
+        <w:softHyphen/>
+        <w:t>sichtigen. Generell gilt: Eine einfache, präzise Sprache mit überschaubaren Sätzen er</w:t>
+      </w:r>
+      <w:r>
+        <w:softHyphen/>
+        <w:t>leich</w:t>
+      </w:r>
+      <w:r>
+        <w:softHyphen/>
+        <w:t>tert dem Leser das Verständnis der dargestellten Inhalte. Dazu gehört es, Fachaus</w:t>
+      </w:r>
+      <w:r>
+        <w:softHyphen/>
+        <w:t>drücke, Fremdwörter und Abkürzungen sparsam zu verwenden und bei ihrer Einführung zu erläutern. Schlagwörter, umgangssprachliche Wendungen und Phrasen (z. B. ‚natür</w:t>
+      </w:r>
+      <w:r>
+        <w:softHyphen/>
+        <w:t>lich‘, ‚selbstverständlich‘, ‚übrigens‘, ‚nun‘, ‚fast‘, ‚gewissermaßen‘, ‚mehr denn je‘) sind zu ver</w:t>
+      </w:r>
+      <w:r>
+        <w:softHyphen/>
+        <w:t>meiden.</w:t>
+      </w:r>
+    </w:p>
+    <w:p>
+      <w:pPr>
+        <w:pStyle w:val="Grundtext"/>
+      </w:pPr>
+      <w:r>
+        <w:t>Wertende Adjektive, wie ‚hoch‘, ‚niedrig‘, ‚stark‘, ‚angemessen‘, ‚sinnvoll‘, ‚geeignet‘, erfordern die Offen</w:t>
+      </w:r>
+      <w:r>
+        <w:softHyphen/>
+        <w:t>le</w:t>
+      </w:r>
+      <w:r>
+        <w:softHyphen/>
+        <w:t xml:space="preserve">gung des Wertmaßstabes, der angibt, bei Vorliegen welcher Bedingungen das Adjektiv verwendet wird, z. B. ab wann eine </w:t>
+      </w:r>
+      <w:r>
+        <w:t>Niederschlagshöhe oder ein Wasserstand</w:t>
+      </w:r>
+      <w:r>
+        <w:t xml:space="preserve"> als ‚hoch‘ bezeichnet wird. In vielen Fällen ändert sich die Aussage eines Satzes nicht, wenn auf solche Adjektive, sofern sie ausschließlich verstärkende Funktion haben, verzichtet wird.</w:t>
+      </w:r>
+    </w:p>
+    <w:p>
+      <w:pPr>
+        <w:pStyle w:val="Grundtext"/>
+      </w:pPr>
+      <w:r>
+        <w:t>Normative Aussagen, z. B. „die Methode XYZ sollte eingesetzt werden“, sind zu be</w:t>
+      </w:r>
+      <w:r>
+        <w:softHyphen/>
+        <w:t>grün</w:t>
+      </w:r>
+      <w:r>
+        <w:softHyphen/>
+        <w:t>den. Erwartet werden mindestens Plausibilitätsargumente oder Belege.</w:t>
+      </w:r>
+    </w:p>
+    <w:p>
+      <w:pPr>
+        <w:pStyle w:val="Grundtext"/>
+      </w:pPr>
+      <w:r>
+        <w:t>In einer wissenschaftlichen Arbeit ist davon auszugehen, dass jede Aussage die Meinung des Verfassers dieser Arbeit ausdrückt, es sei denn, die Aussage ist durch eine Quel</w:t>
+      </w:r>
+      <w:r>
+        <w:softHyphen/>
+        <w:t>len</w:t>
+      </w:r>
+      <w:r>
+        <w:softHyphen/>
+        <w:t>angabe als Zitat gekennzeichnet. Insofern kann eine explizite Einbeziehung des Ver</w:t>
+      </w:r>
+      <w:r>
+        <w:softHyphen/>
+        <w:t>fassers in den meisten Fällen entfallen; Formulierungen wie „[...] nach Ansicht des Ver</w:t>
+      </w:r>
+      <w:r>
+        <w:softHyphen/>
+        <w:t>fassers [....]“ sind folglich sparsam einzusetzen. Lassen sich ausdrückliche Stellung</w:t>
+      </w:r>
+      <w:r>
+        <w:softHyphen/>
+        <w:t>nahmen in Einzelfällen nicht vermeiden, ist statt der ‚Ich‘- oder ‚Wir‘-Form („[...] Ich bin der Meinung [....]“, „[...] Wir widersprechen der Auffassung [....]“ o. ä.) eine Passiv-Konstruktion für die Formulierung zu verwenden, z. B. „[...] Es ist festzuhalten/zu berück</w:t>
+      </w:r>
+      <w:r>
+        <w:softHyphen/>
+        <w:t>sichti</w:t>
+      </w:r>
+      <w:r>
+        <w:softHyphen/>
+        <w:t>gen/hin</w:t>
+      </w:r>
+      <w:r>
+        <w:softHyphen/>
+        <w:t>zu</w:t>
+      </w:r>
+      <w:r>
+        <w:softHyphen/>
+        <w:t>zu</w:t>
+      </w:r>
+      <w:r>
+        <w:softHyphen/>
+        <w:t>fügen [....]“, „[...] Dieser Auffassung ist entgegenzuhalten [....]“.</w:t>
+      </w:r>
+      <w:r>
+        <w:rPr>
+          <w:rStyle w:val="Funotenzeichen"/>
+        </w:rPr>
+        <w:footnoteReference w:id="8"/>
+      </w:r>
+      <w:r>
+        <w:t xml:space="preserve"> </w:t>
+      </w:r>
+      <w:r>
+        <w:t>Als stilistisch unschön gilt auch die Verwendung von ‚man‘.</w:t>
+      </w:r>
+      <w:r>
+        <w:t xml:space="preserve"> Umgangssprachliche Formulierungen sind </w:t>
+      </w:r>
+      <w:r>
+        <w:t xml:space="preserve">unbedingt </w:t>
+      </w:r>
+      <w:r>
+        <w:t>zu vermeiden.</w:t>
+      </w:r>
+    </w:p>
+    <w:p>
+      <w:pPr>
+        <w:pStyle w:val="berschrift1"/>
+        <w:spacing w:after="0"/>
+      </w:pPr>
+      <w:bookmarkStart w:id="65" w:name="_Toc532295862"/>
+      <w:bookmarkStart w:id="66" w:name="_Ref532463255"/>
+      <w:bookmarkStart w:id="67" w:name="_Toc226907261"/>
+      <w:bookmarkStart w:id="68" w:name="_Toc228557185"/>
+      <w:r>
+        <w:lastRenderedPageBreak/>
+        <w:t>Formatierung wissenschaftlicher Arbeiten</w:t>
+      </w:r>
       <w:bookmarkEnd w:id="65"/>
       <w:bookmarkEnd w:id="66"/>
-      <w:r>
-        <w:t xml:space="preserve"> </w:t>
-      </w:r>
-    </w:p>
-    <w:p>
-      <w:pPr>
-        <w:pStyle w:val="Grundtext"/>
-      </w:pPr>
-      <w:r>
-        <w:t xml:space="preserve">Die Seitenränder für </w:t>
-      </w:r>
-      <w:r>
-        <w:t>Master-, Bachelor</w:t>
-      </w:r>
-      <w:r>
-        <w:t>- und Praktikumsarbeiten betragen links, rechts und oben je 3 cm, unten 2 cm. Kopf- und Fußzeile haben jeweils 1,27 cm Abstand vom Seitenrand. Es wird ein einseitiges Layout verwendet, um den Betreuern Platz für Anmerkungen zu lassen. Die Arbeiten sind folglich auch einseitig ausgedruckt abzugeben.</w:t>
-      </w:r>
-    </w:p>
-    <w:p>
-      <w:pPr>
-        <w:pStyle w:val="Grundtext"/>
-      </w:pPr>
-      <w:r>
-        <w:t>Alle Passagen im Text sollten mit einer eigenen Formatvorlage (FV) formatiert sein. Die verwen</w:t>
-      </w:r>
-      <w:r>
-        <w:softHyphen/>
-        <w:t xml:space="preserve">deten Formatvorlagen basieren </w:t>
-      </w:r>
-      <w:r>
-        <w:rPr>
-          <w:rStyle w:val="Grundzkursiv"/>
-        </w:rPr>
-        <w:t>nicht</w:t>
-      </w:r>
-      <w:r>
-        <w:t xml:space="preserve"> auf der Formatvorlage ‚Standard‘. So wird ausgeschlossen, da</w:t>
-      </w:r>
-      <w:r>
-        <w:t>ss</w:t>
-      </w:r>
-      <w:r>
-        <w:t xml:space="preserve"> sich bei Änderungen an der Vorlage ‚Normal.</w:t>
-      </w:r>
-      <w:r>
-        <w:t>d</w:t>
-      </w:r>
-      <w:r>
-        <w:t>ot‘ auch die Passagen im Text ändern.</w:t>
-      </w:r>
-    </w:p>
-    <w:p>
-      <w:pPr>
-        <w:pStyle w:val="berschrift2"/>
-        <w:spacing w:after="0"/>
-      </w:pPr>
-      <w:bookmarkStart w:id="67" w:name="_Toc395354964"/>
-      <w:bookmarkStart w:id="68" w:name="_Toc531875765"/>
-      <w:bookmarkStart w:id="69" w:name="_Toc531875846"/>
-      <w:bookmarkStart w:id="70" w:name="_Toc531876897"/>
-      <w:bookmarkStart w:id="71" w:name="_Toc531878876"/>
-      <w:bookmarkStart w:id="72" w:name="_Toc532290631"/>
-      <w:bookmarkStart w:id="73" w:name="_Toc532295864"/>
-      <w:bookmarkStart w:id="74" w:name="_Toc226907263"/>
-      <w:bookmarkStart w:id="75" w:name="_Toc227171870"/>
-      <w:r>
-        <w:t>Übersicht der Formatvorlagen</w:t>
-      </w:r>
       <w:bookmarkEnd w:id="67"/>
       <w:bookmarkEnd w:id="68"/>
+    </w:p>
+    <w:p>
+      <w:pPr>
+        <w:pStyle w:val="berschrift2"/>
+        <w:spacing w:before="0"/>
+      </w:pPr>
+      <w:bookmarkStart w:id="69" w:name="_Toc395354963"/>
+      <w:bookmarkStart w:id="70" w:name="_Toc531875764"/>
+      <w:bookmarkStart w:id="71" w:name="_Toc531875845"/>
+      <w:bookmarkStart w:id="72" w:name="_Toc531876896"/>
+      <w:bookmarkStart w:id="73" w:name="_Toc531878875"/>
+      <w:bookmarkStart w:id="74" w:name="_Toc532290630"/>
+      <w:bookmarkStart w:id="75" w:name="_Toc532295863"/>
+      <w:bookmarkStart w:id="76" w:name="_Toc226907262"/>
+      <w:bookmarkStart w:id="77" w:name="_Toc228557186"/>
+      <w:r>
+        <w:t>Allgemeine Hinweise zur Formatierung</w:t>
+      </w:r>
       <w:bookmarkEnd w:id="69"/>
       <w:bookmarkEnd w:id="70"/>
       <w:bookmarkEnd w:id="71"/>
@@ -8390,373 +9693,305 @@
       <w:bookmarkEnd w:id="73"/>
       <w:bookmarkEnd w:id="74"/>
       <w:bookmarkEnd w:id="75"/>
-      <w:r>
-        <w:t xml:space="preserve"> </w:t>
-      </w:r>
-    </w:p>
-    <w:p>
-      <w:pPr>
-        <w:pStyle w:val="berschrift3"/>
-        <w:spacing w:before="0"/>
-      </w:pPr>
-      <w:bookmarkStart w:id="76" w:name="_Toc395354965"/>
-      <w:bookmarkStart w:id="77" w:name="_Toc531875766"/>
-      <w:bookmarkStart w:id="78" w:name="_Toc531875847"/>
-      <w:bookmarkStart w:id="79" w:name="_Toc531876898"/>
-      <w:bookmarkStart w:id="80" w:name="_Toc531878877"/>
-      <w:bookmarkStart w:id="81" w:name="_Toc532290632"/>
-      <w:bookmarkStart w:id="82" w:name="_Toc532295865"/>
-      <w:bookmarkStart w:id="83" w:name="_Toc226907264"/>
-      <w:bookmarkStart w:id="84" w:name="_Toc227171871"/>
-      <w:r>
-        <w:t xml:space="preserve">Grundtext und </w:t>
-      </w:r>
       <w:bookmarkEnd w:id="76"/>
       <w:bookmarkEnd w:id="77"/>
+      <w:r>
+        <w:t xml:space="preserve"> </w:t>
+      </w:r>
+    </w:p>
+    <w:p>
+      <w:pPr>
+        <w:pStyle w:val="Grundtext"/>
+      </w:pPr>
+      <w:r>
+        <w:t xml:space="preserve">Die Seitenränder für </w:t>
+      </w:r>
+      <w:r>
+        <w:t>Master-, Bachelor</w:t>
+      </w:r>
+      <w:r>
+        <w:t>- und Praktikumsarbeiten betragen links, rechts und oben je 3 cm, unten 2 cm. Kopf- und Fußzeile haben jeweils 1,27 cm Abstand vom Seitenrand. Es wird ein einseitiges Layout verwendet, um den Betreuern Platz für Anmerkungen zu lassen. Die Arbeiten sind folglich auch einseitig ausgedruckt abzugeben.</w:t>
+      </w:r>
+    </w:p>
+    <w:p>
+      <w:pPr>
+        <w:pStyle w:val="Grundtext"/>
+      </w:pPr>
+      <w:r>
+        <w:t>Alle Passagen im Text sollten mit einer eigenen Formatvorlage (FV) formatiert sein. Die verwen</w:t>
+      </w:r>
+      <w:r>
+        <w:softHyphen/>
+        <w:t xml:space="preserve">deten Formatvorlagen basieren </w:t>
+      </w:r>
+      <w:r>
+        <w:rPr>
+          <w:rStyle w:val="Grundzkursiv"/>
+        </w:rPr>
+        <w:t>nicht</w:t>
+      </w:r>
+      <w:r>
+        <w:t xml:space="preserve"> auf der Formatvorlage ‚Standard‘. So wird ausgeschlossen, da</w:t>
+      </w:r>
+      <w:r>
+        <w:t>ss</w:t>
+      </w:r>
+      <w:r>
+        <w:t xml:space="preserve"> sich bei Änderungen an der Vorlage ‚Normal.</w:t>
+      </w:r>
+      <w:r>
+        <w:t>d</w:t>
+      </w:r>
+      <w:r>
+        <w:t>ot‘ auch die Passagen im Text ändern.</w:t>
+      </w:r>
+    </w:p>
+    <w:p>
+      <w:pPr>
+        <w:pStyle w:val="berschrift2"/>
+        <w:spacing w:after="0"/>
+      </w:pPr>
+      <w:bookmarkStart w:id="78" w:name="_Toc395354964"/>
+      <w:bookmarkStart w:id="79" w:name="_Toc531875765"/>
+      <w:bookmarkStart w:id="80" w:name="_Toc531875846"/>
+      <w:bookmarkStart w:id="81" w:name="_Toc531876897"/>
+      <w:bookmarkStart w:id="82" w:name="_Toc531878876"/>
+      <w:bookmarkStart w:id="83" w:name="_Toc532290631"/>
+      <w:bookmarkStart w:id="84" w:name="_Toc532295864"/>
+      <w:bookmarkStart w:id="85" w:name="_Toc226907263"/>
+      <w:bookmarkStart w:id="86" w:name="_Toc228557187"/>
+      <w:r>
+        <w:t>Übersicht der Formatvorlagen</w:t>
+      </w:r>
       <w:bookmarkEnd w:id="78"/>
       <w:bookmarkEnd w:id="79"/>
       <w:bookmarkEnd w:id="80"/>
       <w:bookmarkEnd w:id="81"/>
-      <w:r>
-        <w:t>Grundzeichen</w:t>
-      </w:r>
       <w:bookmarkEnd w:id="82"/>
       <w:bookmarkEnd w:id="83"/>
       <w:bookmarkEnd w:id="84"/>
-      <w:r>
-        <w:t xml:space="preserve"> </w:t>
-      </w:r>
-    </w:p>
-    <w:p>
-      <w:pPr>
-        <w:pStyle w:val="Grundtext"/>
-      </w:pPr>
-      <w:r>
-        <w:t>Der Text der Arbeit wird mit der Formatvorlage ‚Grundtext‘ definiert. Dabei wird ggf. für besondere Formatierungen auf eine der abgeleiteten Formatvorlagen, die Grund</w:t>
-      </w:r>
-      <w:r>
-        <w:softHyphen/>
-        <w:t>zei</w:t>
-      </w:r>
-      <w:r>
-        <w:softHyphen/>
-        <w:t>chen (Grundz.), zurück</w:t>
-      </w:r>
-      <w:r>
-        <w:softHyphen/>
-        <w:t>ge</w:t>
-      </w:r>
-      <w:r>
-        <w:softHyphen/>
-        <w:t>grif</w:t>
-      </w:r>
-      <w:r>
-        <w:softHyphen/>
-        <w:t>fen.</w:t>
-      </w:r>
-    </w:p>
-    <w:p>
-      <w:pPr>
-        <w:pStyle w:val="Grundtext"/>
-      </w:pPr>
-      <w:r>
-        <w:t xml:space="preserve">Sollen einzelne Wörter im Text hervorgehoben werden, so ist eine </w:t>
-      </w:r>
-      <w:r>
-        <w:rPr>
-          <w:rStyle w:val="Grundzkursiv"/>
-        </w:rPr>
-        <w:t>kursive</w:t>
-      </w:r>
-      <w:r>
-        <w:t xml:space="preserve"> Hervor</w:t>
-      </w:r>
-      <w:r>
-        <w:softHyphen/>
-        <w:t>he</w:t>
-      </w:r>
-      <w:r>
-        <w:softHyphen/>
-        <w:t xml:space="preserve">bung dem Druck in </w:t>
-      </w:r>
-      <w:r>
-        <w:rPr>
-          <w:rStyle w:val="Grundzfett"/>
-        </w:rPr>
-        <w:t>fetter</w:t>
-      </w:r>
-      <w:r>
-        <w:t xml:space="preserve"> Schrift vorzuziehen. </w:t>
-      </w:r>
-      <w:r>
-        <w:rPr>
-          <w:rStyle w:val="Grundzunterstr"/>
-        </w:rPr>
-        <w:t>Unterstreichungen</w:t>
-      </w:r>
-      <w:r>
-        <w:t xml:space="preserve"> sind zu vermeiden.</w:t>
-      </w:r>
-    </w:p>
-    <w:p>
-      <w:pPr>
-        <w:pStyle w:val="Grundtext"/>
-      </w:pPr>
-      <w:r>
-        <w:t>Mit ‚Grundz. (Sprache)‘ wird ein fremdsprachlicher Text gekennzeichnet. Sollte eine Überprüfung eines Abschnitts nicht erwünscht sein, so kann über die FV ‚Grund</w:t>
-      </w:r>
-      <w:r>
-        <w:softHyphen/>
-        <w:t>z. (keine Überprüfung)‘ die Rechtschreibung ausgeschaltet werden.</w:t>
-      </w:r>
-    </w:p>
-    <w:p>
-      <w:pPr>
-        <w:pStyle w:val="Grundtext"/>
-        <w:rPr>
-          <w:rStyle w:val="Grundzfett"/>
-        </w:rPr>
-      </w:pPr>
-      <w:r>
-        <w:t xml:space="preserve">Mit der FV ‚Grundz. (Kapitälchen)‘ können die Namen von </w:t>
-      </w:r>
-      <w:r>
-        <w:rPr>
-          <w:rStyle w:val="GrundzKapitlchen"/>
-        </w:rPr>
-        <w:t>Autoren</w:t>
-      </w:r>
-      <w:r>
-        <w:t xml:space="preserve"> im Fließtext hervorgehoben werden; über ‚Grundz. (Courrier)‘ kann </w:t>
-      </w:r>
-      <w:r>
-        <w:rPr>
-          <w:rStyle w:val="GrundzCourier"/>
-        </w:rPr>
-        <w:t>Programmcode</w:t>
-      </w:r>
-      <w:r>
-        <w:t xml:space="preserve"> o. ä. vom Fließtext unterschieden werden. Sollen jedoch ganze Abschnitte von Programmcode, z. B. SQL-Statements, in die Arbeit aufgenommen werden, so ist die FV ‚Grundtext (SQL)‘ zu verwenden; die Schrittweite der Tabulatoren kann dann den eigenen Bedürf</w:t>
-      </w:r>
-      <w:r>
-        <w:softHyphen/>
-        <w:t>nissen angepa</w:t>
-      </w:r>
-      <w:r>
-        <w:t>ss</w:t>
-      </w:r>
-      <w:r>
-        <w:t>t werden. Die FV ‚Grundtext (SQL): letzte Zeile‘ sichert den korrekten Abstand zum folgenden Absatz.</w:t>
-      </w:r>
-    </w:p>
-    <w:p>
-      <w:pPr>
-        <w:pStyle w:val="Zwberschr1"/>
-      </w:pPr>
-      <w:r>
-        <w:t>SQL-Beispiel</w:t>
-      </w:r>
-    </w:p>
-    <w:p>
-      <w:pPr>
-        <w:pStyle w:val="GrundtextSQL"/>
-      </w:pPr>
-      <w:r>
-        <w:t>SELECT</w:t>
-      </w:r>
-      <w:r>
-        <w:tab/>
-        <w:t>Kunde.KdName, Bestellung.BestNr, Lieferant.LfNr</w:t>
-      </w:r>
-    </w:p>
-    <w:p>
-      <w:pPr>
-        <w:pStyle w:val="GrundtextSQL"/>
-      </w:pPr>
-      <w:r>
-        <w:t>FROM</w:t>
-      </w:r>
-      <w:r>
-        <w:tab/>
-        <w:t>Kunde, Bestellung, Lieferant</w:t>
-      </w:r>
-    </w:p>
-    <w:p>
-      <w:pPr>
-        <w:pStyle w:val="GrundtextSQLletzteZeile"/>
-      </w:pPr>
-      <w:r>
-        <w:lastRenderedPageBreak/>
-        <w:t>WHERE</w:t>
-      </w:r>
-      <w:r>
-        <w:tab/>
-        <w:t>Bestellung.KdNr = Kunde.KdNr AND Bestellung.LfNr = Lieferant.LfNr AND Bestellung.Status = ‘OPEN’;</w:t>
-      </w:r>
-    </w:p>
-    <w:p>
-      <w:pPr>
-        <w:pStyle w:val="berschrift3"/>
-      </w:pPr>
-      <w:bookmarkStart w:id="85" w:name="_Toc395354967"/>
-      <w:bookmarkStart w:id="86" w:name="_Toc531875768"/>
-      <w:bookmarkStart w:id="87" w:name="_Toc531875849"/>
-      <w:bookmarkStart w:id="88" w:name="_Toc531876900"/>
-      <w:bookmarkStart w:id="89" w:name="_Toc531878879"/>
-      <w:bookmarkStart w:id="90" w:name="_Toc532290634"/>
-      <w:bookmarkStart w:id="91" w:name="_Toc532295866"/>
-      <w:bookmarkStart w:id="92" w:name="_Toc226907265"/>
-      <w:bookmarkStart w:id="93" w:name="_Toc227171872"/>
-      <w:r>
-        <w:t>Überschriften</w:t>
-      </w:r>
       <w:bookmarkEnd w:id="85"/>
       <w:bookmarkEnd w:id="86"/>
+      <w:r>
+        <w:t xml:space="preserve"> </w:t>
+      </w:r>
+    </w:p>
+    <w:p>
+      <w:pPr>
+        <w:pStyle w:val="berschrift3"/>
+        <w:spacing w:before="0"/>
+      </w:pPr>
+      <w:bookmarkStart w:id="87" w:name="_Toc395354965"/>
+      <w:bookmarkStart w:id="88" w:name="_Toc531875766"/>
+      <w:bookmarkStart w:id="89" w:name="_Toc531875847"/>
+      <w:bookmarkStart w:id="90" w:name="_Toc531876898"/>
+      <w:bookmarkStart w:id="91" w:name="_Toc531878877"/>
+      <w:bookmarkStart w:id="92" w:name="_Toc532290632"/>
+      <w:bookmarkStart w:id="93" w:name="_Toc532295865"/>
+      <w:bookmarkStart w:id="94" w:name="_Toc226907264"/>
+      <w:bookmarkStart w:id="95" w:name="_Toc228557188"/>
+      <w:r>
+        <w:t xml:space="preserve">Grundtext und </w:t>
+      </w:r>
       <w:bookmarkEnd w:id="87"/>
       <w:bookmarkEnd w:id="88"/>
       <w:bookmarkEnd w:id="89"/>
       <w:bookmarkEnd w:id="90"/>
       <w:bookmarkEnd w:id="91"/>
       <w:bookmarkEnd w:id="92"/>
+      <w:r>
+        <w:t>Grundzeichen</w:t>
+      </w:r>
       <w:bookmarkEnd w:id="93"/>
-    </w:p>
-    <w:p>
-      <w:pPr>
-        <w:pStyle w:val="Grundtext"/>
-      </w:pPr>
-      <w:r>
-        <w:t>Jeder Überschrift (FV ‚Überschrift 1‘ bis ‚Überschrift 4‘) sollte auf der tiefsten Gliede</w:t>
-      </w:r>
-      <w:r>
-        <w:softHyphen/>
-        <w:t>rungs</w:t>
-      </w:r>
-      <w:r>
-        <w:softHyphen/>
-        <w:t>ebene mindestens eine halbe Seite Text folgen, davon mindestens zwei Zeilen auf derselben Seite. Stehen Überschriften der FV ‚Überschrift 1‘ bis ‚Überschrift 4‘ un</w:t>
-      </w:r>
-      <w:r>
-        <w:softHyphen/>
-        <w:t>mit</w:t>
-      </w:r>
-      <w:r>
-        <w:softHyphen/>
-        <w:t>tel</w:t>
-      </w:r>
-      <w:r>
-        <w:softHyphen/>
-        <w:t>bar untereinander, ist manuell über [</w:t>
-      </w:r>
-      <w:r>
-        <w:sym w:font="Symbol" w:char="F0AE"/>
-      </w:r>
-      <w:r>
-        <w:t> Format/Absatz/Abstand vor/nach] der Ab</w:t>
-      </w:r>
-      <w:r>
-        <w:softHyphen/>
-        <w:t>stand zwischen ihnen auf Null zu setzen. Bildet eine Überschrift den Seitenbeginn, ist auf die gleiche Weise der Abstand vor der Überschrift auf Null einzustellen.</w:t>
-      </w:r>
-    </w:p>
-    <w:p>
-      <w:pPr>
-        <w:pStyle w:val="Grundtext"/>
-      </w:pPr>
-      <w:r>
-        <w:t>Überschriften sollten in eine Zeile passen, damit Silbentrennungen vermieden werden können. Sollten Silbentrennungen in Ausnahmefällen erforderlich sein, ist sinngemäß zu trennen, also z. B. nicht Umweltin-formatik, sondern Umwelt-informatik.</w:t>
-      </w:r>
-    </w:p>
-    <w:p>
-      <w:pPr>
-        <w:pStyle w:val="Grundtext"/>
-      </w:pPr>
-      <w:r>
-        <w:t>Die Überschriften des Haupttextes werden mit arabischen Ziffern nu</w:t>
-      </w:r>
-      <w:r>
-        <w:t>m</w:t>
-      </w:r>
-      <w:r>
-        <w:t>meriert, die des An</w:t>
-      </w:r>
-      <w:r>
-        <w:softHyphen/>
-        <w:t xml:space="preserve">hangs mit Großbuchstaben und arabischen Ziffern. </w:t>
-      </w:r>
-      <w:r>
-        <w:rPr>
-          <w:i/>
-        </w:rPr>
-        <w:t>Es sind nicht mehr als vier Gliede</w:t>
-      </w:r>
-      <w:r>
-        <w:rPr>
-          <w:i/>
-        </w:rPr>
-        <w:softHyphen/>
-        <w:t>rungs</w:t>
-      </w:r>
-      <w:r>
-        <w:rPr>
-          <w:i/>
-        </w:rPr>
-        <w:softHyphen/>
-        <w:t>ebenen zu verwenden.</w:t>
-      </w:r>
-      <w:r>
-        <w:t xml:space="preserve"> </w:t>
-      </w:r>
-    </w:p>
-    <w:p>
-      <w:pPr>
-        <w:pStyle w:val="Grundtext"/>
-      </w:pPr>
-      <w:r>
-        <w:t>Überschriften aus den FV</w:t>
-      </w:r>
-      <w:r>
-        <w:rPr>
-          <w:rStyle w:val="Funotenzeichen"/>
-        </w:rPr>
-        <w:footnoteReference w:id="9"/>
-      </w:r>
-      <w:r>
-        <w:t xml:space="preserve"> ‚Überschrift 1‘ bis ‚Überschrift 4‘ und ‚Überschrift Ver</w:t>
-      </w:r>
-      <w:r>
-        <w:softHyphen/>
-        <w:t>zeich</w:t>
-      </w:r>
-      <w:r>
-        <w:softHyphen/>
-        <w:t>nis‘ erscheinen im Inhaltsverzeichnis, Überschriften der FV ‚ZwÜberschr1‘ hinge</w:t>
-      </w:r>
-      <w:r>
-        <w:softHyphen/>
-        <w:t xml:space="preserve">gen nicht. </w:t>
-      </w:r>
-    </w:p>
-    <w:p>
-      <w:pPr>
-        <w:pStyle w:val="berschrift3"/>
-        <w:pageBreakBefore/>
-        <w:spacing w:before="0"/>
-      </w:pPr>
-      <w:bookmarkStart w:id="94" w:name="_Toc395354968"/>
-      <w:bookmarkStart w:id="95" w:name="_Toc531875769"/>
-      <w:bookmarkStart w:id="96" w:name="_Toc531875850"/>
-      <w:bookmarkStart w:id="97" w:name="_Toc531876902"/>
-      <w:bookmarkStart w:id="98" w:name="_Toc531878880"/>
-      <w:bookmarkStart w:id="99" w:name="_Toc532290635"/>
-      <w:bookmarkStart w:id="100" w:name="_Toc532295867"/>
-      <w:bookmarkStart w:id="101" w:name="_Toc226907266"/>
-      <w:bookmarkStart w:id="102" w:name="_Toc227171873"/>
-      <w:r>
-        <w:lastRenderedPageBreak/>
-        <w:t>Auflistung aller Formatvorlagen</w:t>
-      </w:r>
       <w:bookmarkEnd w:id="94"/>
       <w:bookmarkEnd w:id="95"/>
+      <w:r>
+        <w:t xml:space="preserve"> </w:t>
+      </w:r>
+    </w:p>
+    <w:p>
+      <w:pPr>
+        <w:pStyle w:val="Grundtext"/>
+      </w:pPr>
+      <w:r>
+        <w:t>Der Text der Arbeit wird mit der Formatvorlage ‚Grundtext‘ definiert. Dabei wird ggf. für besondere Formatierungen auf eine der abgeleiteten Formatvorlagen, die Grund</w:t>
+      </w:r>
+      <w:r>
+        <w:softHyphen/>
+        <w:t>zei</w:t>
+      </w:r>
+      <w:r>
+        <w:softHyphen/>
+        <w:t>chen (Grundz.), zurück</w:t>
+      </w:r>
+      <w:r>
+        <w:softHyphen/>
+        <w:t>ge</w:t>
+      </w:r>
+      <w:r>
+        <w:softHyphen/>
+        <w:t>grif</w:t>
+      </w:r>
+      <w:r>
+        <w:softHyphen/>
+        <w:t>fen.</w:t>
+      </w:r>
+    </w:p>
+    <w:p>
+      <w:pPr>
+        <w:pStyle w:val="Grundtext"/>
+      </w:pPr>
+      <w:r>
+        <w:t xml:space="preserve">Sollen einzelne Wörter im Text hervorgehoben werden, so ist eine </w:t>
+      </w:r>
+      <w:r>
+        <w:rPr>
+          <w:rStyle w:val="Grundzkursiv"/>
+        </w:rPr>
+        <w:t>kursive</w:t>
+      </w:r>
+      <w:r>
+        <w:t xml:space="preserve"> Hervor</w:t>
+      </w:r>
+      <w:r>
+        <w:softHyphen/>
+        <w:t>he</w:t>
+      </w:r>
+      <w:r>
+        <w:softHyphen/>
+        <w:t xml:space="preserve">bung dem Druck in </w:t>
+      </w:r>
+      <w:r>
+        <w:rPr>
+          <w:rStyle w:val="Grundzfett"/>
+        </w:rPr>
+        <w:t>fetter</w:t>
+      </w:r>
+      <w:r>
+        <w:t xml:space="preserve"> Schrift vorzuziehen. </w:t>
+      </w:r>
+      <w:r>
+        <w:rPr>
+          <w:rStyle w:val="Grundzunterstr"/>
+        </w:rPr>
+        <w:t>Unterstreichungen</w:t>
+      </w:r>
+      <w:r>
+        <w:t xml:space="preserve"> sind zu vermeiden.</w:t>
+      </w:r>
+    </w:p>
+    <w:p>
+      <w:pPr>
+        <w:pStyle w:val="Grundtext"/>
+      </w:pPr>
+      <w:r>
+        <w:t>Mit ‚Grundz. (Sprache)‘ wird ein fremdsprachlicher Text gekennzeichnet. Sollte eine Überprüfung eines Abschnitts nicht erwünscht sein, so kann über die FV ‚Grund</w:t>
+      </w:r>
+      <w:r>
+        <w:softHyphen/>
+        <w:t>z. (keine Überprüfung)‘ die Rechtschreibung ausgeschaltet werden.</w:t>
+      </w:r>
+    </w:p>
+    <w:p>
+      <w:pPr>
+        <w:pStyle w:val="Grundtext"/>
+        <w:rPr>
+          <w:rStyle w:val="Grundzfett"/>
+        </w:rPr>
+      </w:pPr>
+      <w:r>
+        <w:t xml:space="preserve">Mit der FV ‚Grundz. (Kapitälchen)‘ können die Namen von </w:t>
+      </w:r>
+      <w:r>
+        <w:rPr>
+          <w:rStyle w:val="GrundzKapitlchen"/>
+        </w:rPr>
+        <w:t>Autoren</w:t>
+      </w:r>
+      <w:r>
+        <w:t xml:space="preserve"> im Fließtext hervorgehoben werden; über ‚Grundz. (Courrier)‘ kann </w:t>
+      </w:r>
+      <w:r>
+        <w:rPr>
+          <w:rStyle w:val="GrundzCourier"/>
+        </w:rPr>
+        <w:t>Programmcode</w:t>
+      </w:r>
+      <w:r>
+        <w:t xml:space="preserve"> o. ä. vom Fließtext unterschieden werden. Sollen jedoch ganze Abschnitte von Programmcode, z. B. SQL-Statements, in die Arbeit aufgenommen werden, so ist die FV ‚Grundtext (SQL)‘ zu verwenden; die Schrittweite der Tabulatoren kann dann den eigenen Bedürf</w:t>
+      </w:r>
+      <w:r>
+        <w:softHyphen/>
+        <w:t>nissen angepa</w:t>
+      </w:r>
+      <w:r>
+        <w:t>ss</w:t>
+      </w:r>
+      <w:r>
+        <w:t>t werden. Die FV ‚Grundtext (SQL): letzte Zeile‘ sichert den korrekten Abstand zum folgenden Absatz.</w:t>
+      </w:r>
+    </w:p>
+    <w:p>
+      <w:pPr>
+        <w:pStyle w:val="Zwberschr1"/>
+      </w:pPr>
+      <w:r>
+        <w:t>SQL-Beispiel</w:t>
+      </w:r>
+    </w:p>
+    <w:p>
+      <w:pPr>
+        <w:pStyle w:val="GrundtextSQL"/>
+      </w:pPr>
+      <w:r>
+        <w:t>SELECT</w:t>
+      </w:r>
+      <w:r>
+        <w:tab/>
+        <w:t>Kunde.KdName, Bestellung.BestNr, Lieferant.LfNr</w:t>
+      </w:r>
+    </w:p>
+    <w:p>
+      <w:pPr>
+        <w:pStyle w:val="GrundtextSQL"/>
+      </w:pPr>
+      <w:r>
+        <w:t>FROM</w:t>
+      </w:r>
+      <w:r>
+        <w:tab/>
+        <w:t>Kunde, Bestellung, Lieferant</w:t>
+      </w:r>
+    </w:p>
+    <w:p>
+      <w:pPr>
+        <w:pStyle w:val="GrundtextSQLletzteZeile"/>
+      </w:pPr>
+      <w:r>
+        <w:lastRenderedPageBreak/>
+        <w:t>WHERE</w:t>
+      </w:r>
+      <w:r>
+        <w:tab/>
+        <w:t>Bestellung.KdNr = Kunde.KdNr AND Bestellung.LfNr = Lieferant.LfNr AND Bestellung.Status = ‘OPEN’;</w:t>
+      </w:r>
+    </w:p>
+    <w:p>
+      <w:pPr>
+        <w:pStyle w:val="berschrift3"/>
+      </w:pPr>
+      <w:bookmarkStart w:id="96" w:name="_Toc395354967"/>
+      <w:bookmarkStart w:id="97" w:name="_Toc531875768"/>
+      <w:bookmarkStart w:id="98" w:name="_Toc531875849"/>
+      <w:bookmarkStart w:id="99" w:name="_Toc531876900"/>
+      <w:bookmarkStart w:id="100" w:name="_Toc531878879"/>
+      <w:bookmarkStart w:id="101" w:name="_Toc532290634"/>
+      <w:bookmarkStart w:id="102" w:name="_Toc532295866"/>
+      <w:bookmarkStart w:id="103" w:name="_Toc226907265"/>
+      <w:bookmarkStart w:id="104" w:name="_Toc228557189"/>
+      <w:r>
+        <w:t>Überschriften</w:t>
+      </w:r>
       <w:bookmarkEnd w:id="96"/>
       <w:bookmarkEnd w:id="97"/>
       <w:bookmarkEnd w:id="98"/>
@@ -8764,6 +9999,153 @@
       <w:bookmarkEnd w:id="100"/>
       <w:bookmarkEnd w:id="101"/>
       <w:bookmarkEnd w:id="102"/>
+      <w:bookmarkEnd w:id="103"/>
+      <w:bookmarkEnd w:id="104"/>
+    </w:p>
+    <w:p>
+      <w:pPr>
+        <w:pStyle w:val="Grundtext"/>
+      </w:pPr>
+      <w:r>
+        <w:t>Jeder Überschrift (FV ‚Überschrift 1‘ bis ‚Überschrift 4‘) sollte auf der tiefsten Gliede</w:t>
+      </w:r>
+      <w:r>
+        <w:softHyphen/>
+        <w:t>rungs</w:t>
+      </w:r>
+      <w:r>
+        <w:softHyphen/>
+        <w:t>ebene mindestens eine halbe Seite Text folgen, davon mindestens zwei Zeilen auf derselben Seite. Stehen Überschriften der FV ‚Überschrift 1‘ bis ‚Überschrift 4‘ un</w:t>
+      </w:r>
+      <w:r>
+        <w:softHyphen/>
+        <w:t>mit</w:t>
+      </w:r>
+      <w:r>
+        <w:softHyphen/>
+        <w:t>tel</w:t>
+      </w:r>
+      <w:r>
+        <w:softHyphen/>
+        <w:t>bar untereinander, ist manuell über [</w:t>
+      </w:r>
+      <w:r>
+        <w:sym w:font="Symbol" w:char="F0AE"/>
+      </w:r>
+      <w:r>
+        <w:t> Format/Absatz/Abstand vor/nach] der Ab</w:t>
+      </w:r>
+      <w:r>
+        <w:softHyphen/>
+        <w:t>stand zwischen ihnen auf Null zu setzen. Bildet eine Überschrift den Seitenbeginn, ist auf die gleiche Weise der Abstand vor der Überschrift auf Null einzustellen.</w:t>
+      </w:r>
+    </w:p>
+    <w:p>
+      <w:pPr>
+        <w:pStyle w:val="Grundtext"/>
+      </w:pPr>
+      <w:r>
+        <w:t>Überschriften sollten in eine Zeile passen, damit Silbentrennungen vermieden werden können. Sollten Silbentrennungen in Ausnahmefällen erforderlich sein, ist sinngemäß zu trennen, also z. B. nicht Umweltin-formatik, sondern Umwelt-informatik.</w:t>
+      </w:r>
+    </w:p>
+    <w:p>
+      <w:pPr>
+        <w:pStyle w:val="Grundtext"/>
+      </w:pPr>
+      <w:r>
+        <w:t>Die Überschriften des Haupttextes werden mit arabischen Ziffern nu</w:t>
+      </w:r>
+      <w:r>
+        <w:t>m</w:t>
+      </w:r>
+      <w:r>
+        <w:t>meriert, die des An</w:t>
+      </w:r>
+      <w:r>
+        <w:softHyphen/>
+        <w:t xml:space="preserve">hangs mit Großbuchstaben und arabischen Ziffern. </w:t>
+      </w:r>
+      <w:r>
+        <w:rPr>
+          <w:i/>
+        </w:rPr>
+        <w:t>Es sind nicht mehr als vier Gliede</w:t>
+      </w:r>
+      <w:r>
+        <w:rPr>
+          <w:i/>
+        </w:rPr>
+        <w:softHyphen/>
+        <w:t>rungs</w:t>
+      </w:r>
+      <w:r>
+        <w:rPr>
+          <w:i/>
+        </w:rPr>
+        <w:softHyphen/>
+        <w:t>ebenen zu verwenden.</w:t>
+      </w:r>
+      <w:r>
+        <w:t xml:space="preserve"> </w:t>
+      </w:r>
+    </w:p>
+    <w:p>
+      <w:pPr>
+        <w:pStyle w:val="Grundtext"/>
+      </w:pPr>
+      <w:r>
+        <w:t>Überschriften aus den FV</w:t>
+      </w:r>
+      <w:r>
+        <w:rPr>
+          <w:rStyle w:val="Funotenzeichen"/>
+        </w:rPr>
+        <w:footnoteReference w:id="9"/>
+      </w:r>
+      <w:r>
+        <w:t xml:space="preserve"> ‚Überschrift 1‘ bis ‚Überschrift 4‘ und ‚Überschrift Ver</w:t>
+      </w:r>
+      <w:r>
+        <w:softHyphen/>
+        <w:t>zeich</w:t>
+      </w:r>
+      <w:r>
+        <w:softHyphen/>
+        <w:t>nis‘ erscheinen im Inhaltsverzeichnis, Überschriften der FV ‚ZwÜberschr1‘ hinge</w:t>
+      </w:r>
+      <w:r>
+        <w:softHyphen/>
+        <w:t xml:space="preserve">gen nicht. </w:t>
+      </w:r>
+    </w:p>
+    <w:p>
+      <w:pPr>
+        <w:pStyle w:val="berschrift3"/>
+        <w:pageBreakBefore/>
+        <w:spacing w:before="0"/>
+      </w:pPr>
+      <w:bookmarkStart w:id="105" w:name="_Toc395354968"/>
+      <w:bookmarkStart w:id="106" w:name="_Toc531875769"/>
+      <w:bookmarkStart w:id="107" w:name="_Toc531875850"/>
+      <w:bookmarkStart w:id="108" w:name="_Toc531876902"/>
+      <w:bookmarkStart w:id="109" w:name="_Toc531878880"/>
+      <w:bookmarkStart w:id="110" w:name="_Toc532290635"/>
+      <w:bookmarkStart w:id="111" w:name="_Toc532295867"/>
+      <w:bookmarkStart w:id="112" w:name="_Toc226907266"/>
+      <w:bookmarkStart w:id="113" w:name="_Toc228557190"/>
+      <w:r>
+        <w:lastRenderedPageBreak/>
+        <w:t>Auflistung aller Formatvorlagen</w:t>
+      </w:r>
+      <w:bookmarkEnd w:id="105"/>
+      <w:bookmarkEnd w:id="106"/>
+      <w:bookmarkEnd w:id="107"/>
+      <w:bookmarkEnd w:id="108"/>
+      <w:bookmarkEnd w:id="109"/>
+      <w:bookmarkEnd w:id="110"/>
+      <w:bookmarkEnd w:id="111"/>
+      <w:bookmarkEnd w:id="112"/>
+      <w:bookmarkEnd w:id="113"/>
     </w:p>
     <w:p>
       <w:pPr>
@@ -9571,26 +10953,26 @@
       <w:pPr>
         <w:pStyle w:val="berschrift2"/>
       </w:pPr>
-      <w:bookmarkStart w:id="103" w:name="_Toc531875770"/>
-      <w:bookmarkStart w:id="104" w:name="_Toc531875851"/>
-      <w:bookmarkStart w:id="105" w:name="_Toc531876903"/>
-      <w:bookmarkStart w:id="106" w:name="_Toc531878881"/>
-      <w:bookmarkStart w:id="107" w:name="_Toc532290636"/>
-      <w:bookmarkStart w:id="108" w:name="_Toc532295868"/>
-      <w:bookmarkStart w:id="109" w:name="_Toc226907267"/>
-      <w:bookmarkStart w:id="110" w:name="_Toc227171874"/>
+      <w:bookmarkStart w:id="114" w:name="_Toc531875770"/>
+      <w:bookmarkStart w:id="115" w:name="_Toc531875851"/>
+      <w:bookmarkStart w:id="116" w:name="_Toc531876903"/>
+      <w:bookmarkStart w:id="117" w:name="_Toc531878881"/>
+      <w:bookmarkStart w:id="118" w:name="_Toc532290636"/>
+      <w:bookmarkStart w:id="119" w:name="_Toc532295868"/>
+      <w:bookmarkStart w:id="120" w:name="_Toc226907267"/>
+      <w:bookmarkStart w:id="121" w:name="_Toc228557191"/>
       <w:r>
         <w:lastRenderedPageBreak/>
         <w:t>Abbildungen und Tabellen</w:t>
       </w:r>
-      <w:bookmarkEnd w:id="103"/>
-      <w:bookmarkEnd w:id="104"/>
-      <w:bookmarkEnd w:id="105"/>
-      <w:bookmarkEnd w:id="106"/>
-      <w:bookmarkEnd w:id="107"/>
-      <w:bookmarkEnd w:id="108"/>
-      <w:bookmarkEnd w:id="109"/>
-      <w:bookmarkEnd w:id="110"/>
+      <w:bookmarkEnd w:id="114"/>
+      <w:bookmarkEnd w:id="115"/>
+      <w:bookmarkEnd w:id="116"/>
+      <w:bookmarkEnd w:id="117"/>
+      <w:bookmarkEnd w:id="118"/>
+      <w:bookmarkEnd w:id="119"/>
+      <w:bookmarkEnd w:id="120"/>
+      <w:bookmarkEnd w:id="121"/>
     </w:p>
     <w:p>
       <w:pPr>
@@ -9856,7 +11238,7 @@
                     </pic:cNvPicPr>
                   </pic:nvPicPr>
                   <pic:blipFill>
-                    <a:blip r:embed="rId15" cstate="print"/>
+                    <a:blip r:embed="rId22" cstate="print"/>
                     <a:srcRect/>
                     <a:stretch>
                       <a:fillRect/>
@@ -9897,10 +11279,10 @@
       <w:pPr>
         <w:pStyle w:val="Abbildungstitel"/>
       </w:pPr>
-      <w:bookmarkStart w:id="111" w:name="_Ref531870166"/>
-      <w:bookmarkStart w:id="112" w:name="_Toc531879347"/>
-      <w:bookmarkStart w:id="113" w:name="_Toc532290735"/>
-      <w:bookmarkStart w:id="114" w:name="_Toc532813468"/>
+      <w:bookmarkStart w:id="122" w:name="_Ref531870166"/>
+      <w:bookmarkStart w:id="123" w:name="_Toc531879347"/>
+      <w:bookmarkStart w:id="124" w:name="_Toc532290735"/>
+      <w:bookmarkStart w:id="125" w:name="_Toc532813468"/>
       <w:r>
         <w:rPr>
           <w:b/>
@@ -9973,7 +11355,7 @@
         </w:rPr>
         <w:fldChar w:fldCharType="end"/>
       </w:r>
-      <w:bookmarkEnd w:id="111"/>
+      <w:bookmarkEnd w:id="122"/>
       <w:r>
         <w:rPr>
           <w:rStyle w:val="Grundzfett"/>
@@ -9983,9 +11365,9 @@
       <w:r>
         <w:t xml:space="preserve"> Ein Beispiel für eine Abbildung mit fiktiver Quelle</w:t>
       </w:r>
-      <w:bookmarkEnd w:id="112"/>
-      <w:bookmarkEnd w:id="113"/>
-      <w:bookmarkEnd w:id="114"/>
+      <w:bookmarkEnd w:id="123"/>
+      <w:bookmarkEnd w:id="124"/>
+      <w:bookmarkEnd w:id="125"/>
     </w:p>
     <w:p>
       <w:pPr>
@@ -10077,10 +11459,10 @@
       <w:pPr>
         <w:pStyle w:val="Tabellentitel"/>
       </w:pPr>
-      <w:bookmarkStart w:id="115" w:name="_Ref531869008"/>
-      <w:bookmarkStart w:id="116" w:name="_Toc531879864"/>
-      <w:bookmarkStart w:id="117" w:name="_Toc532290802"/>
-      <w:bookmarkStart w:id="118" w:name="_Toc532813481"/>
+      <w:bookmarkStart w:id="126" w:name="_Ref531869008"/>
+      <w:bookmarkStart w:id="127" w:name="_Toc531879864"/>
+      <w:bookmarkStart w:id="128" w:name="_Toc532290802"/>
+      <w:bookmarkStart w:id="129" w:name="_Toc532813481"/>
       <w:r>
         <w:rPr>
           <w:rStyle w:val="Grundzfett"/>
@@ -10153,7 +11535,7 @@
         </w:rPr>
         <w:fldChar w:fldCharType="end"/>
       </w:r>
-      <w:bookmarkEnd w:id="115"/>
+      <w:bookmarkEnd w:id="126"/>
       <w:r>
         <w:rPr>
           <w:rStyle w:val="Grundzfett"/>
@@ -10163,9 +11545,9 @@
       <w:r>
         <w:t xml:space="preserve"> Quellenangaben bei Abbildungen</w:t>
       </w:r>
-      <w:bookmarkEnd w:id="116"/>
-      <w:bookmarkEnd w:id="117"/>
-      <w:bookmarkEnd w:id="118"/>
+      <w:bookmarkEnd w:id="127"/>
+      <w:bookmarkEnd w:id="128"/>
+      <w:bookmarkEnd w:id="129"/>
     </w:p>
     <w:tbl>
       <w:tblPr>
@@ -10363,237 +11745,237 @@
       <w:pPr>
         <w:pStyle w:val="berschrift2"/>
       </w:pPr>
-      <w:bookmarkStart w:id="119" w:name="_Toc531875771"/>
-      <w:bookmarkStart w:id="120" w:name="_Toc531875852"/>
-      <w:bookmarkStart w:id="121" w:name="_Toc531876904"/>
-      <w:bookmarkStart w:id="122" w:name="_Toc531878882"/>
-      <w:bookmarkStart w:id="123" w:name="_Ref532266772"/>
-      <w:bookmarkStart w:id="124" w:name="_Ref532279093"/>
-      <w:bookmarkStart w:id="125" w:name="_Toc532290637"/>
-      <w:bookmarkStart w:id="126" w:name="_Toc532295869"/>
-      <w:bookmarkStart w:id="127" w:name="_Toc226907268"/>
-      <w:bookmarkStart w:id="128" w:name="_Toc227171875"/>
+      <w:bookmarkStart w:id="130" w:name="_Toc531875771"/>
+      <w:bookmarkStart w:id="131" w:name="_Toc531875852"/>
+      <w:bookmarkStart w:id="132" w:name="_Toc531876904"/>
+      <w:bookmarkStart w:id="133" w:name="_Toc531878882"/>
+      <w:bookmarkStart w:id="134" w:name="_Ref532266772"/>
+      <w:bookmarkStart w:id="135" w:name="_Ref532279093"/>
+      <w:bookmarkStart w:id="136" w:name="_Toc532290637"/>
+      <w:bookmarkStart w:id="137" w:name="_Toc532295869"/>
+      <w:bookmarkStart w:id="138" w:name="_Toc226907268"/>
+      <w:bookmarkStart w:id="139" w:name="_Toc228557192"/>
       <w:r>
         <w:t>Fußnoten und Zitate</w:t>
-      </w:r>
-      <w:bookmarkEnd w:id="119"/>
-      <w:bookmarkEnd w:id="120"/>
-      <w:bookmarkEnd w:id="121"/>
-      <w:bookmarkEnd w:id="122"/>
-      <w:bookmarkEnd w:id="123"/>
-      <w:bookmarkEnd w:id="124"/>
-      <w:bookmarkEnd w:id="125"/>
-      <w:bookmarkEnd w:id="126"/>
-      <w:bookmarkEnd w:id="127"/>
-      <w:bookmarkEnd w:id="128"/>
-    </w:p>
-    <w:p>
-      <w:pPr>
-        <w:pStyle w:val="Grundtext"/>
-      </w:pPr>
-      <w:r>
-        <w:t>Fußnoten (FV ‚Fußnotentext‘) werden in Word über [</w:t>
-      </w:r>
-      <w:r>
-        <w:sym w:font="Symbol" w:char="F0AE"/>
-      </w:r>
-      <w:r>
-        <w:t> Einfügen/Fußnote] erstellt und im gesamten Dokument vorlaufend arabisch num</w:t>
-      </w:r>
-      <w:r>
-        <w:t>m</w:t>
-      </w:r>
-      <w:r>
-        <w:t>eriert. Statt des Leerzeichens ist nach dem Fußnotenzeichen ein Tabulator einzugeben. Fußnoten beginnen mit einem Groß</w:t>
-      </w:r>
-      <w:r>
-        <w:softHyphen/>
-        <w:t>buch</w:t>
-      </w:r>
-      <w:r>
-        <w:softHyphen/>
-        <w:t>staben und enden mit einem Punkt. Eine Fußnote erscheint immer auf der Seite, auf die sie sich bezieht.</w:t>
-      </w:r>
-    </w:p>
-    <w:p>
-      <w:pPr>
-        <w:pStyle w:val="GrundtextnachTabelle"/>
-      </w:pPr>
-      <w:r>
-        <w:t>Das Zitieren verwendeter Literatur erfolgt nicht in den Fußnoten, sondern im Haupttext unter Verwendung von Klammern. Die für direkte und indirekte Zitate unter</w:t>
-      </w:r>
-      <w:r>
-        <w:softHyphen/>
-        <w:t>schied</w:t>
-      </w:r>
-      <w:r>
-        <w:softHyphen/>
-        <w:t xml:space="preserve">lichen Arten der Quellenangabe sind in </w:t>
-      </w:r>
-      <w:r>
-        <w:fldChar w:fldCharType="begin"/>
-      </w:r>
-      <w:r>
-        <w:instrText xml:space="preserve"> REF _Ref532269192 \h  \* MERGEFORMAT </w:instrText>
-      </w:r>
-      <w:r>
-        <w:fldChar w:fldCharType="separate"/>
-      </w:r>
-      <w:r>
-        <w:t>Tab. 3.2</w:t>
-      </w:r>
-      <w:r>
-        <w:fldChar w:fldCharType="end"/>
-      </w:r>
-      <w:r>
-        <w:t xml:space="preserve"> zusammengefa</w:t>
-      </w:r>
-      <w:r>
-        <w:t>ss</w:t>
-      </w:r>
-      <w:r>
-        <w:t>t. Bis zu zwei Auto</w:t>
-      </w:r>
-      <w:r>
-        <w:softHyphen/>
-        <w:t xml:space="preserve">ren werden </w:t>
-      </w:r>
-      <w:r>
-        <w:lastRenderedPageBreak/>
-        <w:t>im Haupttext (durch Schrägstrich getrennt) aufgeführt; bei mehr als zwei Auto</w:t>
-      </w:r>
-      <w:r>
-        <w:softHyphen/>
-        <w:t xml:space="preserve">ren wird nur der erste Autor zusammen mit der Abkürzung ‚et al.‘ vermerkt (im Literaturverzeichnis werden hingegen </w:t>
-      </w:r>
-      <w:r>
-        <w:rPr>
-          <w:i/>
-        </w:rPr>
-        <w:t>alle</w:t>
-      </w:r>
-      <w:r>
-        <w:t xml:space="preserve"> Autoren genannt). Werden meh</w:t>
-      </w:r>
-      <w:r>
-        <w:softHyphen/>
-        <w:t>rere Werke eines Autors, die im selben Jahr erschienen sind, zitiert, so sind zusätz</w:t>
-      </w:r>
-      <w:r>
-        <w:softHyphen/>
-        <w:t>lich zur Jahres</w:t>
-      </w:r>
-      <w:r>
-        <w:softHyphen/>
-        <w:t xml:space="preserve">zahl kennzeichnende Kleinbuchstaben in alphabetischer Reihenfolge anzugeben. Bei Zitaten mit einer Länge von zwei Seiten wird die erste Seite und ‚f.‘ angegeben, bei mehr als zwei Seiten wird ‚ff.‘ verwendet. </w:t>
-      </w:r>
-    </w:p>
-    <w:p>
-      <w:pPr>
-        <w:pStyle w:val="Tabellentitel"/>
-        <w:rPr>
-          <w:b/>
-        </w:rPr>
-      </w:pPr>
-      <w:bookmarkStart w:id="129" w:name="_Ref532269192"/>
-      <w:bookmarkStart w:id="130" w:name="_Toc531879865"/>
-      <w:bookmarkStart w:id="131" w:name="_Toc532290803"/>
-      <w:bookmarkStart w:id="132" w:name="_Toc532813482"/>
-      <w:r>
-        <w:rPr>
-          <w:b/>
-        </w:rPr>
-        <w:t xml:space="preserve">Tab. </w:t>
-      </w:r>
-      <w:r>
-        <w:rPr>
-          <w:b/>
-        </w:rPr>
-        <w:fldChar w:fldCharType="begin"/>
-      </w:r>
-      <w:r>
-        <w:rPr>
-          <w:b/>
-        </w:rPr>
-        <w:instrText xml:space="preserve"> STYLEREF 1 \s </w:instrText>
-      </w:r>
-      <w:r>
-        <w:rPr>
-          <w:b/>
-        </w:rPr>
-        <w:fldChar w:fldCharType="separate"/>
-      </w:r>
-      <w:r>
-        <w:rPr>
-          <w:b/>
-        </w:rPr>
-        <w:t>3</w:t>
-      </w:r>
-      <w:r>
-        <w:rPr>
-          <w:b/>
-        </w:rPr>
-        <w:fldChar w:fldCharType="end"/>
-      </w:r>
-      <w:r>
-        <w:rPr>
-          <w:b/>
-        </w:rPr>
-        <w:t>.</w:t>
-      </w:r>
-      <w:r>
-        <w:rPr>
-          <w:b/>
-        </w:rPr>
-        <w:fldChar w:fldCharType="begin"/>
-      </w:r>
-      <w:r>
-        <w:rPr>
-          <w:b/>
-        </w:rPr>
-        <w:instrText xml:space="preserve"> SEQ Tab. \* ARABIC \s 1 </w:instrText>
-      </w:r>
-      <w:r>
-        <w:rPr>
-          <w:b/>
-        </w:rPr>
-        <w:fldChar w:fldCharType="separate"/>
-      </w:r>
-      <w:r>
-        <w:rPr>
-          <w:b/>
-        </w:rPr>
-        <w:t>2</w:t>
-      </w:r>
-      <w:r>
-        <w:rPr>
-          <w:b/>
-        </w:rPr>
-        <w:fldChar w:fldCharType="end"/>
-      </w:r>
-      <w:bookmarkEnd w:id="129"/>
-      <w:r>
-        <w:rPr>
-          <w:rStyle w:val="Grundzfett"/>
-        </w:rPr>
-        <w:t>:</w:t>
-      </w:r>
-      <w:r>
-        <w:rPr>
-          <w:b/>
-        </w:rPr>
-        <w:t xml:space="preserve"> </w:t>
-      </w:r>
-      <w:r>
-        <w:rPr>
-          <w:rStyle w:val="Grundzfett"/>
-          <w:b w:val="0"/>
-        </w:rPr>
-        <w:t>Beispiele für Zitate im Haupttext</w:t>
       </w:r>
       <w:bookmarkEnd w:id="130"/>
       <w:bookmarkEnd w:id="131"/>
       <w:bookmarkEnd w:id="132"/>
+      <w:bookmarkEnd w:id="133"/>
+      <w:bookmarkEnd w:id="134"/>
+      <w:bookmarkEnd w:id="135"/>
+      <w:bookmarkEnd w:id="136"/>
+      <w:bookmarkEnd w:id="137"/>
+      <w:bookmarkEnd w:id="138"/>
+      <w:bookmarkEnd w:id="139"/>
+    </w:p>
+    <w:p>
+      <w:pPr>
+        <w:pStyle w:val="Grundtext"/>
+      </w:pPr>
+      <w:r>
+        <w:t>Fußnoten (FV ‚Fußnotentext‘) werden in Word über [</w:t>
+      </w:r>
+      <w:r>
+        <w:sym w:font="Symbol" w:char="F0AE"/>
+      </w:r>
+      <w:r>
+        <w:t> Einfügen/Fußnote] erstellt und im gesamten Dokument vorlaufend arabisch num</w:t>
+      </w:r>
+      <w:r>
+        <w:t>m</w:t>
+      </w:r>
+      <w:r>
+        <w:t>eriert. Statt des Leerzeichens ist nach dem Fußnotenzeichen ein Tabulator einzugeben. Fußnoten beginnen mit einem Groß</w:t>
+      </w:r>
+      <w:r>
+        <w:softHyphen/>
+        <w:t>buch</w:t>
+      </w:r>
+      <w:r>
+        <w:softHyphen/>
+        <w:t>staben und enden mit einem Punkt. Eine Fußnote erscheint immer auf der Seite, auf die sie sich bezieht.</w:t>
+      </w:r>
+    </w:p>
+    <w:p>
+      <w:pPr>
+        <w:pStyle w:val="GrundtextnachTabelle"/>
+      </w:pPr>
+      <w:r>
+        <w:t>Das Zitieren verwendeter Literatur erfolgt nicht in den Fußnoten, sondern im Haupttext unter Verwendung von Klammern. Die für direkte und indirekte Zitate unter</w:t>
+      </w:r>
+      <w:r>
+        <w:softHyphen/>
+        <w:t>schied</w:t>
+      </w:r>
+      <w:r>
+        <w:softHyphen/>
+        <w:t xml:space="preserve">lichen Arten der Quellenangabe sind in </w:t>
+      </w:r>
+      <w:r>
+        <w:fldChar w:fldCharType="begin"/>
+      </w:r>
+      <w:r>
+        <w:instrText xml:space="preserve"> REF _Ref532269192 \h  \* MERGEFORMAT </w:instrText>
+      </w:r>
+      <w:r>
+        <w:fldChar w:fldCharType="separate"/>
+      </w:r>
+      <w:r>
+        <w:t>Tab. 3.2</w:t>
+      </w:r>
+      <w:r>
+        <w:fldChar w:fldCharType="end"/>
+      </w:r>
+      <w:r>
+        <w:t xml:space="preserve"> zusammengefa</w:t>
+      </w:r>
+      <w:r>
+        <w:t>ss</w:t>
+      </w:r>
+      <w:r>
+        <w:t>t. Bis zu zwei Auto</w:t>
+      </w:r>
+      <w:r>
+        <w:softHyphen/>
+        <w:t xml:space="preserve">ren werden </w:t>
+      </w:r>
+      <w:r>
+        <w:lastRenderedPageBreak/>
+        <w:t>im Haupttext (durch Schrägstrich getrennt) aufgeführt; bei mehr als zwei Auto</w:t>
+      </w:r>
+      <w:r>
+        <w:softHyphen/>
+        <w:t xml:space="preserve">ren wird nur der erste Autor zusammen mit der Abkürzung ‚et al.‘ vermerkt (im Literaturverzeichnis werden hingegen </w:t>
+      </w:r>
+      <w:r>
+        <w:rPr>
+          <w:i/>
+        </w:rPr>
+        <w:t>alle</w:t>
+      </w:r>
+      <w:r>
+        <w:t xml:space="preserve"> Autoren genannt). Werden meh</w:t>
+      </w:r>
+      <w:r>
+        <w:softHyphen/>
+        <w:t>rere Werke eines Autors, die im selben Jahr erschienen sind, zitiert, so sind zusätz</w:t>
+      </w:r>
+      <w:r>
+        <w:softHyphen/>
+        <w:t>lich zur Jahres</w:t>
+      </w:r>
+      <w:r>
+        <w:softHyphen/>
+        <w:t xml:space="preserve">zahl kennzeichnende Kleinbuchstaben in alphabetischer Reihenfolge anzugeben. Bei Zitaten mit einer Länge von zwei Seiten wird die erste Seite und ‚f.‘ angegeben, bei mehr als zwei Seiten wird ‚ff.‘ verwendet. </w:t>
+      </w:r>
+    </w:p>
+    <w:p>
+      <w:pPr>
+        <w:pStyle w:val="Tabellentitel"/>
+        <w:rPr>
+          <w:b/>
+        </w:rPr>
+      </w:pPr>
+      <w:bookmarkStart w:id="140" w:name="_Ref532269192"/>
+      <w:bookmarkStart w:id="141" w:name="_Toc531879865"/>
+      <w:bookmarkStart w:id="142" w:name="_Toc532290803"/>
+      <w:bookmarkStart w:id="143" w:name="_Toc532813482"/>
+      <w:r>
+        <w:rPr>
+          <w:b/>
+        </w:rPr>
+        <w:t xml:space="preserve">Tab. </w:t>
+      </w:r>
+      <w:r>
+        <w:rPr>
+          <w:b/>
+        </w:rPr>
+        <w:fldChar w:fldCharType="begin"/>
+      </w:r>
+      <w:r>
+        <w:rPr>
+          <w:b/>
+        </w:rPr>
+        <w:instrText xml:space="preserve"> STYLEREF 1 \s </w:instrText>
+      </w:r>
+      <w:r>
+        <w:rPr>
+          <w:b/>
+        </w:rPr>
+        <w:fldChar w:fldCharType="separate"/>
+      </w:r>
+      <w:r>
+        <w:rPr>
+          <w:b/>
+        </w:rPr>
+        <w:t>3</w:t>
+      </w:r>
+      <w:r>
+        <w:rPr>
+          <w:b/>
+        </w:rPr>
+        <w:fldChar w:fldCharType="end"/>
+      </w:r>
+      <w:r>
+        <w:rPr>
+          <w:b/>
+        </w:rPr>
+        <w:t>.</w:t>
+      </w:r>
+      <w:r>
+        <w:rPr>
+          <w:b/>
+        </w:rPr>
+        <w:fldChar w:fldCharType="begin"/>
+      </w:r>
+      <w:r>
+        <w:rPr>
+          <w:b/>
+        </w:rPr>
+        <w:instrText xml:space="preserve"> SEQ Tab. \* ARABIC \s 1 </w:instrText>
+      </w:r>
+      <w:r>
+        <w:rPr>
+          <w:b/>
+        </w:rPr>
+        <w:fldChar w:fldCharType="separate"/>
+      </w:r>
+      <w:r>
+        <w:rPr>
+          <w:b/>
+        </w:rPr>
+        <w:t>2</w:t>
+      </w:r>
+      <w:r>
+        <w:rPr>
+          <w:b/>
+        </w:rPr>
+        <w:fldChar w:fldCharType="end"/>
+      </w:r>
+      <w:bookmarkEnd w:id="140"/>
+      <w:r>
+        <w:rPr>
+          <w:rStyle w:val="Grundzfett"/>
+        </w:rPr>
+        <w:t>:</w:t>
+      </w:r>
+      <w:r>
+        <w:rPr>
+          <w:b/>
+        </w:rPr>
+        <w:t xml:space="preserve"> </w:t>
+      </w:r>
+      <w:r>
+        <w:rPr>
+          <w:rStyle w:val="Grundzfett"/>
+          <w:b w:val="0"/>
+        </w:rPr>
+        <w:t>Beispiele für Zitate im Haupttext</w:t>
+      </w:r>
+      <w:bookmarkEnd w:id="141"/>
+      <w:bookmarkEnd w:id="142"/>
+      <w:bookmarkEnd w:id="143"/>
     </w:p>
     <w:tbl>
       <w:tblPr>
@@ -10840,50 +12222,21 @@
         <w:pStyle w:val="berschrift2"/>
         <w:spacing w:after="0"/>
       </w:pPr>
-      <w:bookmarkStart w:id="133" w:name="_Toc395354974"/>
-      <w:bookmarkStart w:id="134" w:name="_Toc531875772"/>
-      <w:bookmarkStart w:id="135" w:name="_Toc531875853"/>
-      <w:bookmarkStart w:id="136" w:name="_Toc531876905"/>
-      <w:bookmarkStart w:id="137" w:name="_Toc531878883"/>
-      <w:bookmarkStart w:id="138" w:name="_Toc532290638"/>
-      <w:bookmarkStart w:id="139" w:name="_Toc532295870"/>
-      <w:bookmarkStart w:id="140" w:name="_Toc226907269"/>
-      <w:bookmarkStart w:id="141" w:name="_Toc227171876"/>
+      <w:bookmarkStart w:id="144" w:name="_Toc395354974"/>
+      <w:bookmarkStart w:id="145" w:name="_Toc531875772"/>
+      <w:bookmarkStart w:id="146" w:name="_Toc531875853"/>
+      <w:bookmarkStart w:id="147" w:name="_Toc531876905"/>
+      <w:bookmarkStart w:id="148" w:name="_Toc531878883"/>
+      <w:bookmarkStart w:id="149" w:name="_Toc532290638"/>
+      <w:bookmarkStart w:id="150" w:name="_Toc532295870"/>
+      <w:bookmarkStart w:id="151" w:name="_Toc226907269"/>
+      <w:bookmarkStart w:id="152" w:name="_Toc228557193"/>
       <w:r>
         <w:t xml:space="preserve">Allgemeine Hinweise zur Benutzung von </w:t>
       </w:r>
       <w:r>
         <w:t>MS-Word</w:t>
       </w:r>
-      <w:bookmarkEnd w:id="133"/>
-      <w:bookmarkEnd w:id="134"/>
-      <w:bookmarkEnd w:id="135"/>
-      <w:bookmarkEnd w:id="136"/>
-      <w:bookmarkEnd w:id="137"/>
-      <w:bookmarkEnd w:id="138"/>
-      <w:bookmarkEnd w:id="139"/>
-      <w:bookmarkEnd w:id="140"/>
-      <w:bookmarkEnd w:id="141"/>
-    </w:p>
-    <w:p>
-      <w:pPr>
-        <w:pStyle w:val="berschrift3"/>
-        <w:spacing w:before="0"/>
-      </w:pPr>
-      <w:bookmarkStart w:id="142" w:name="_Toc395354976"/>
-      <w:bookmarkStart w:id="143" w:name="_Toc531875773"/>
-      <w:bookmarkStart w:id="144" w:name="_Toc531875854"/>
-      <w:bookmarkStart w:id="145" w:name="_Toc531876906"/>
-      <w:bookmarkStart w:id="146" w:name="_Toc531878884"/>
-      <w:bookmarkStart w:id="147" w:name="_Toc532290639"/>
-      <w:bookmarkStart w:id="148" w:name="_Toc532295871"/>
-      <w:bookmarkStart w:id="149" w:name="_Toc226907270"/>
-      <w:bookmarkStart w:id="150" w:name="_Toc227171877"/>
-      <w:r>
-        <w:t>Querverweise</w:t>
-      </w:r>
-      <w:bookmarkEnd w:id="142"/>
-      <w:bookmarkEnd w:id="143"/>
       <w:bookmarkEnd w:id="144"/>
       <w:bookmarkEnd w:id="145"/>
       <w:bookmarkEnd w:id="146"/>
@@ -10891,103 +12244,26 @@
       <w:bookmarkEnd w:id="148"/>
       <w:bookmarkEnd w:id="149"/>
       <w:bookmarkEnd w:id="150"/>
-    </w:p>
-    <w:p>
-      <w:pPr>
-        <w:pStyle w:val="Grundtext"/>
-      </w:pPr>
-      <w:r>
-        <w:t xml:space="preserve">Wird in der wissenschaftlichen Arbeit auf andere Stellen verwiesen, so ist </w:t>
-      </w:r>
-      <w:r>
-        <w:rPr>
-          <w:rStyle w:val="Grundzkursiv"/>
-        </w:rPr>
-        <w:t xml:space="preserve">jeder </w:t>
-      </w:r>
-      <w:r>
-        <w:t>Ver</w:t>
-      </w:r>
-      <w:r>
-        <w:softHyphen/>
-        <w:t xml:space="preserve">weis </w:t>
-      </w:r>
-      <w:r>
-        <w:rPr>
-          <w:rStyle w:val="Grundzkursiv"/>
-        </w:rPr>
-        <w:t>immer</w:t>
-      </w:r>
-      <w:r>
-        <w:t xml:space="preserve"> über Quer</w:t>
-      </w:r>
-      <w:r>
-        <w:softHyphen/>
-        <w:t>verweise zu realisieren. Bei neuen Seitenwechseln werden durch die automatische Ak</w:t>
-      </w:r>
-      <w:r>
-        <w:softHyphen/>
-        <w:t>tua</w:t>
-      </w:r>
-      <w:r>
-        <w:softHyphen/>
-        <w:t>lisierung sämtliche Verweise auf den neuesten Stand gebracht. Über [</w:t>
-      </w:r>
-      <w:r>
-        <w:sym w:font="Symbol" w:char="F0AE"/>
-      </w:r>
-      <w:r>
-        <w:t> Einfü</w:t>
-      </w:r>
-      <w:r>
-        <w:softHyphen/>
-        <w:t>gen/Quer</w:t>
-      </w:r>
-      <w:r>
-        <w:softHyphen/>
-        <w:t>verweis] können einige vordefinierte Querverweise benutzt werden. Befindet sich der gewünschte Querverweis jedoch nicht in der Liste, so kann mit [</w:t>
-      </w:r>
-      <w:r>
-        <w:sym w:font="Symbol" w:char="F0AE"/>
-      </w:r>
-      <w:r>
-        <w:t> Bearbei</w:t>
-      </w:r>
-      <w:r>
-        <w:softHyphen/>
-        <w:t>ten/Text</w:t>
-      </w:r>
-      <w:r>
-        <w:softHyphen/>
-        <w:t>marke] an der ursprünglichen Stelle eine Textmarke definiert werden, auf deren Inhalt dann mit einem Textmarken-Querverweis zugegriffen werden kann.</w:t>
-      </w:r>
-    </w:p>
-    <w:p>
-      <w:pPr>
-        <w:pStyle w:val="Grundtext"/>
-      </w:pPr>
-      <w:r>
-        <w:t xml:space="preserve">Querverweise sollten (in der Regel) immer nur „nach hinten“ gegeben werden. </w:t>
-      </w:r>
-    </w:p>
-    <w:p>
-      <w:pPr>
-        <w:pStyle w:val="berschrift3"/>
-      </w:pPr>
-      <w:bookmarkStart w:id="151" w:name="_Toc395354977"/>
-      <w:bookmarkStart w:id="152" w:name="_Toc531875774"/>
-      <w:bookmarkStart w:id="153" w:name="_Toc531875855"/>
-      <w:bookmarkStart w:id="154" w:name="_Toc531876907"/>
-      <w:bookmarkStart w:id="155" w:name="_Toc531878885"/>
-      <w:bookmarkStart w:id="156" w:name="_Toc532290640"/>
-      <w:bookmarkStart w:id="157" w:name="_Toc532295872"/>
-      <w:bookmarkStart w:id="158" w:name="_Toc226907271"/>
-      <w:bookmarkStart w:id="159" w:name="_Toc227171878"/>
-      <w:r>
-        <w:t>Ausdrucke</w:t>
-      </w:r>
       <w:bookmarkEnd w:id="151"/>
       <w:bookmarkEnd w:id="152"/>
+    </w:p>
+    <w:p>
+      <w:pPr>
+        <w:pStyle w:val="berschrift3"/>
+        <w:spacing w:before="0"/>
+      </w:pPr>
+      <w:bookmarkStart w:id="153" w:name="_Toc395354976"/>
+      <w:bookmarkStart w:id="154" w:name="_Toc531875773"/>
+      <w:bookmarkStart w:id="155" w:name="_Toc531875854"/>
+      <w:bookmarkStart w:id="156" w:name="_Toc531876906"/>
+      <w:bookmarkStart w:id="157" w:name="_Toc531878884"/>
+      <w:bookmarkStart w:id="158" w:name="_Toc532290639"/>
+      <w:bookmarkStart w:id="159" w:name="_Toc532295871"/>
+      <w:bookmarkStart w:id="160" w:name="_Toc226907270"/>
+      <w:bookmarkStart w:id="161" w:name="_Toc228557194"/>
+      <w:r>
+        <w:t>Querverweise</w:t>
+      </w:r>
       <w:bookmarkEnd w:id="153"/>
       <w:bookmarkEnd w:id="154"/>
       <w:bookmarkEnd w:id="155"/>
@@ -10995,6 +12271,112 @@
       <w:bookmarkEnd w:id="157"/>
       <w:bookmarkEnd w:id="158"/>
       <w:bookmarkEnd w:id="159"/>
+      <w:bookmarkEnd w:id="160"/>
+      <w:bookmarkEnd w:id="161"/>
+    </w:p>
+    <w:p>
+      <w:pPr>
+        <w:pStyle w:val="Grundtext"/>
+      </w:pPr>
+      <w:r>
+        <w:t xml:space="preserve">Wird in der wissenschaftlichen Arbeit auf andere Stellen verwiesen, so ist </w:t>
+      </w:r>
+      <w:r>
+        <w:rPr>
+          <w:rStyle w:val="Grundzkursiv"/>
+        </w:rPr>
+        <w:t xml:space="preserve">jeder </w:t>
+      </w:r>
+      <w:r>
+        <w:t>Ver</w:t>
+      </w:r>
+      <w:r>
+        <w:softHyphen/>
+        <w:t xml:space="preserve">weis </w:t>
+      </w:r>
+      <w:r>
+        <w:rPr>
+          <w:rStyle w:val="Grundzkursiv"/>
+        </w:rPr>
+        <w:t>immer</w:t>
+      </w:r>
+      <w:r>
+        <w:t xml:space="preserve"> über Quer</w:t>
+      </w:r>
+      <w:r>
+        <w:softHyphen/>
+        <w:t>verweise zu realisieren. Bei neuen Seitenwechseln werden durch die automatische Ak</w:t>
+      </w:r>
+      <w:r>
+        <w:softHyphen/>
+        <w:t>tua</w:t>
+      </w:r>
+      <w:r>
+        <w:softHyphen/>
+        <w:t>lisierung sämtliche Verweise auf den neuesten Stand gebracht. Über [</w:t>
+      </w:r>
+      <w:r>
+        <w:sym w:font="Symbol" w:char="F0AE"/>
+      </w:r>
+      <w:r>
+        <w:t> Einfü</w:t>
+      </w:r>
+      <w:r>
+        <w:softHyphen/>
+        <w:t>gen/Quer</w:t>
+      </w:r>
+      <w:r>
+        <w:softHyphen/>
+        <w:t>verweis] können einige vordefinierte Querverweise benutzt werden. Befindet sich der gewünschte Querverweis jedoch nicht in der Liste, so kann mit [</w:t>
+      </w:r>
+      <w:r>
+        <w:sym w:font="Symbol" w:char="F0AE"/>
+      </w:r>
+      <w:r>
+        <w:t> Bearbei</w:t>
+      </w:r>
+      <w:r>
+        <w:softHyphen/>
+        <w:t>ten/Text</w:t>
+      </w:r>
+      <w:r>
+        <w:softHyphen/>
+        <w:t>marke] an der ursprünglichen Stelle eine Textmarke definiert werden, auf deren Inhalt dann mit einem Textmarken-Querverweis zugegriffen werden kann.</w:t>
+      </w:r>
+    </w:p>
+    <w:p>
+      <w:pPr>
+        <w:pStyle w:val="Grundtext"/>
+      </w:pPr>
+      <w:r>
+        <w:t xml:space="preserve">Querverweise sollten (in der Regel) immer nur „nach hinten“ gegeben werden. </w:t>
+      </w:r>
+    </w:p>
+    <w:p>
+      <w:pPr>
+        <w:pStyle w:val="berschrift3"/>
+      </w:pPr>
+      <w:bookmarkStart w:id="162" w:name="_Toc395354977"/>
+      <w:bookmarkStart w:id="163" w:name="_Toc531875774"/>
+      <w:bookmarkStart w:id="164" w:name="_Toc531875855"/>
+      <w:bookmarkStart w:id="165" w:name="_Toc531876907"/>
+      <w:bookmarkStart w:id="166" w:name="_Toc531878885"/>
+      <w:bookmarkStart w:id="167" w:name="_Toc532290640"/>
+      <w:bookmarkStart w:id="168" w:name="_Toc532295872"/>
+      <w:bookmarkStart w:id="169" w:name="_Toc226907271"/>
+      <w:bookmarkStart w:id="170" w:name="_Toc228557195"/>
+      <w:r>
+        <w:t>Ausdrucke</w:t>
+      </w:r>
+      <w:bookmarkEnd w:id="162"/>
+      <w:bookmarkEnd w:id="163"/>
+      <w:bookmarkEnd w:id="164"/>
+      <w:bookmarkEnd w:id="165"/>
+      <w:bookmarkEnd w:id="166"/>
+      <w:bookmarkEnd w:id="167"/>
+      <w:bookmarkEnd w:id="168"/>
+      <w:bookmarkEnd w:id="169"/>
+      <w:bookmarkEnd w:id="170"/>
     </w:p>
     <w:p>
       <w:pPr>
@@ -11038,19 +12420,19 @@
         </w:numPr>
         <w:ind w:left="851" w:hanging="851"/>
       </w:pPr>
-      <w:bookmarkStart w:id="160" w:name="_Toc395354982"/>
+      <w:bookmarkStart w:id="171" w:name="_Toc395354982"/>
       <w:r>
         <w:lastRenderedPageBreak/>
         <w:t>Anhang</w:t>
       </w:r>
-      <w:bookmarkEnd w:id="160"/>
+      <w:bookmarkEnd w:id="171"/>
     </w:p>
     <w:p>
       <w:pPr>
         <w:pStyle w:val="berschrift8"/>
         <w:spacing w:before="0"/>
       </w:pPr>
-      <w:bookmarkStart w:id="161" w:name="_Toc226907272"/>
+      <w:bookmarkStart w:id="172" w:name="_Toc226907272"/>
       <w:r>
         <w:rPr>
           <w:rStyle w:val="Grundzenglisch"/>
@@ -11058,7 +12440,7 @@
         </w:rPr>
         <w:t>Formatierung des Anhangs</w:t>
       </w:r>
-      <w:bookmarkEnd w:id="161"/>
+      <w:bookmarkEnd w:id="172"/>
     </w:p>
     <w:p>
       <w:pPr>
@@ -11135,7 +12517,7 @@
                     </pic:cNvPicPr>
                   </pic:nvPicPr>
                   <pic:blipFill>
-                    <a:blip r:embed="rId16" cstate="print"/>
+                    <a:blip r:embed="rId23" cstate="print"/>
                     <a:srcRect/>
                     <a:stretch>
                       <a:fillRect/>
@@ -11168,8 +12550,8 @@
       <w:pPr>
         <w:pStyle w:val="Abbildungstitel"/>
       </w:pPr>
-      <w:bookmarkStart w:id="162" w:name="_Toc532290736"/>
-      <w:bookmarkStart w:id="163" w:name="_Toc532813469"/>
+      <w:bookmarkStart w:id="173" w:name="_Toc532290736"/>
+      <w:bookmarkStart w:id="174" w:name="_Toc532813469"/>
       <w:r>
         <w:rPr>
           <w:rStyle w:val="Grundzfett"/>
@@ -11255,7 +12637,7 @@
         </w:rPr>
         <w:t>Atom-</w:t>
       </w:r>
-      <w:bookmarkEnd w:id="162"/>
+      <w:bookmarkEnd w:id="173"/>
       <w:r>
         <w:rPr>
           <w:rStyle w:val="Grundzfett"/>
@@ -11263,7 +12645,7 @@
         </w:rPr>
         <w:t>Modell</w:t>
       </w:r>
-      <w:bookmarkEnd w:id="163"/>
+      <w:bookmarkEnd w:id="174"/>
     </w:p>
     <w:p>
       <w:pPr>
@@ -11333,11 +12715,11 @@
       <w:pPr>
         <w:pStyle w:val="berschrift8"/>
       </w:pPr>
-      <w:bookmarkStart w:id="164" w:name="_Toc226907273"/>
+      <w:bookmarkStart w:id="175" w:name="_Toc226907273"/>
       <w:r>
         <w:t>Kategorien von Äußerungen in wissenschaftlichen Arbeiten</w:t>
       </w:r>
-      <w:bookmarkEnd w:id="164"/>
+      <w:bookmarkEnd w:id="175"/>
     </w:p>
     <w:p>
       <w:pPr>
@@ -11461,16 +12843,16 @@
         </w:numPr>
         <w:ind w:left="851" w:hanging="851"/>
       </w:pPr>
-      <w:bookmarkStart w:id="165" w:name="Literaturverzeichnis"/>
-      <w:bookmarkStart w:id="166" w:name="_Toc395354983"/>
-      <w:bookmarkStart w:id="167" w:name="_Toc226907274"/>
+      <w:bookmarkStart w:id="176" w:name="Literaturverzeichnis"/>
+      <w:bookmarkStart w:id="177" w:name="_Toc395354983"/>
+      <w:bookmarkStart w:id="178" w:name="_Toc226907274"/>
       <w:r>
         <w:lastRenderedPageBreak/>
         <w:t>Literaturverzeichnis</w:t>
       </w:r>
-      <w:bookmarkEnd w:id="165"/>
-      <w:bookmarkEnd w:id="166"/>
-      <w:bookmarkEnd w:id="167"/>
+      <w:bookmarkEnd w:id="176"/>
+      <w:bookmarkEnd w:id="177"/>
+      <w:bookmarkEnd w:id="178"/>
     </w:p>
     <w:p>
       <w:pPr>
@@ -11531,8 +12913,8 @@
       <w:r>
         <w:t xml:space="preserve"> und die Schlüsselwörter normal gedruckt. Angaben in geschweiften Klammern können entfallen.</w:t>
       </w:r>
-      <w:bookmarkStart w:id="168" w:name="AllgemeineFormLiteraturverz"/>
-      <w:bookmarkEnd w:id="168"/>
+      <w:bookmarkStart w:id="179" w:name="AllgemeineFormLiteraturverz"/>
+      <w:bookmarkEnd w:id="179"/>
     </w:p>
     <w:p>
       <w:pPr>
@@ -11596,8 +12978,8 @@
       <w:pPr>
         <w:pStyle w:val="Zwberschr1"/>
       </w:pPr>
-      <w:bookmarkStart w:id="169" w:name="Zwischenueberschrift"/>
-      <w:bookmarkEnd w:id="169"/>
+      <w:bookmarkStart w:id="180" w:name="Zwischenueberschrift"/>
+      <w:bookmarkEnd w:id="180"/>
       <w:r>
         <w:t>Zitieren einer Monographie</w:t>
       </w:r>
@@ -11900,7 +13282,7 @@
         </w:rPr>
         <w:t xml:space="preserve">(aktuelle Fassung liegt i.d.R. auf </w:t>
       </w:r>
-      <w:hyperlink r:id="rId17" w:history="1">
+      <w:hyperlink r:id="rId24" w:history="1">
         <w:r>
           <w:rPr>
             <w:rStyle w:val="Hyperlink"/>
@@ -13198,7 +14580,7 @@
           <w:lang w:val="en-US"/>
         </w:rPr>
       </w:pPr>
-      <w:bookmarkStart w:id="170" w:name="_Toc226907275"/>
+      <w:bookmarkStart w:id="181" w:name="_Toc226907275"/>
       <w:r>
         <w:rPr>
           <w:lang w:val="en-US"/>
@@ -13206,7 +14588,7 @@
         <w:lastRenderedPageBreak/>
         <w:t>Literaturverzeichnis (Quellen)</w:t>
       </w:r>
-      <w:bookmarkEnd w:id="170"/>
+      <w:bookmarkEnd w:id="181"/>
     </w:p>
     <w:p>
       <w:pPr>
@@ -13216,7 +14598,7 @@
           <w:lang w:val="en-US"/>
         </w:rPr>
       </w:pPr>
-      <w:bookmarkStart w:id="171" w:name="Zhou_2023"/>
+      <w:bookmarkStart w:id="182" w:name="Zhou_2023"/>
       <w:r>
         <w:rPr>
           <w:lang w:val="en-US"/>
@@ -13328,7 +14710,7 @@
         </w:rPr>
         <w:t xml:space="preserve">– Online im Internet: </w:t>
       </w:r>
-      <w:hyperlink r:id="rId18" w:history="1">
+      <w:hyperlink r:id="rId25" w:history="1">
         <w:r>
           <w:rPr>
             <w:rStyle w:val="Hyperlink"/>
@@ -13344,7 +14726,7 @@
         <w:t xml:space="preserve"> (Stand: 12.06.2026)</w:t>
       </w:r>
     </w:p>
-    <w:bookmarkEnd w:id="171"/>
+    <w:bookmarkEnd w:id="182"/>
     <w:p>
       <w:pPr>
         <w:pStyle w:val="Literatureintrag"/>
@@ -13359,7 +14741,7 @@
         <w:pStyle w:val="Literatureintrag"/>
         <w:jc w:val="both"/>
       </w:pPr>
-      <w:bookmarkStart w:id="172" w:name="wiki_gestik"/>
+      <w:bookmarkStart w:id="183" w:name="wiki_gestik"/>
       <w:r>
         <w:t>Wikipedia</w:t>
       </w:r>
@@ -13378,7 +14760,7 @@
       <w:r>
         <w:t xml:space="preserve">nline im Internet: </w:t>
       </w:r>
-      <w:hyperlink r:id="rId19" w:history="1">
+      <w:hyperlink r:id="rId26" w:history="1">
         <w:r>
           <w:rPr>
             <w:rStyle w:val="Hyperlink"/>
@@ -13395,7 +14777,7 @@
       <w:r>
         <w:t>12.06.2026)</w:t>
       </w:r>
-      <w:bookmarkEnd w:id="172"/>
+      <w:bookmarkEnd w:id="183"/>
     </w:p>
     <w:p>
       <w:pPr>
@@ -13411,7 +14793,7 @@
           <w:lang w:val="en-US"/>
         </w:rPr>
       </w:pPr>
-      <w:bookmarkStart w:id="173" w:name="wiki_SL"/>
+      <w:bookmarkStart w:id="184" w:name="wiki_SL"/>
       <w:r>
         <w:rPr>
           <w:lang w:val="en-US"/>
@@ -13436,7 +14818,7 @@
         </w:rPr>
         <w:t xml:space="preserve">m Internet: </w:t>
       </w:r>
-      <w:hyperlink r:id="rId20" w:history="1">
+      <w:hyperlink r:id="rId27" w:history="1">
         <w:r>
           <w:rPr>
             <w:rStyle w:val="Hyperlink"/>
@@ -13469,7 +14851,7 @@
           <w:lang w:val="en-US"/>
         </w:rPr>
       </w:pPr>
-      <w:bookmarkStart w:id="174" w:name="Oudah_2020"/>
+      <w:bookmarkStart w:id="185" w:name="Oudah_2020"/>
       <w:r>
         <w:rPr>
           <w:lang w:val="en-US"/>
@@ -13512,7 +14894,7 @@
         </w:rPr>
         <w:t xml:space="preserve">: </w:t>
       </w:r>
-      <w:hyperlink r:id="rId21" w:history="1">
+      <w:hyperlink r:id="rId28" w:history="1">
         <w:r>
           <w:rPr>
             <w:rStyle w:val="Hyperlink"/>
@@ -13521,7 +14903,7 @@
           <w:t>https://www.mdpi.com/2313-433X/6/8/73</w:t>
         </w:r>
       </w:hyperlink>
-      <w:bookmarkEnd w:id="174"/>
+      <w:bookmarkEnd w:id="185"/>
     </w:p>
     <w:p>
       <w:pPr>
@@ -13540,7 +14922,7 @@
           <w:lang w:val="en-US"/>
         </w:rPr>
       </w:pPr>
-      <w:bookmarkStart w:id="175" w:name="Nickel_2007"/>
+      <w:bookmarkStart w:id="186" w:name="Nickel_2007"/>
       <w:r>
         <w:rPr>
           <w:lang w:val="en-US"/>
@@ -13553,7 +14935,7 @@
         </w:rPr>
         <w:t xml:space="preserve"> - Online im Internet: </w:t>
       </w:r>
-      <w:hyperlink r:id="rId22" w:history="1">
+      <w:hyperlink r:id="rId29" w:history="1">
         <w:r>
           <w:rPr>
             <w:rStyle w:val="Hyperlink"/>
@@ -13569,8 +14951,8 @@
         <w:t xml:space="preserve"> (Stand: 20.06.26)</w:t>
       </w:r>
     </w:p>
-    <w:bookmarkEnd w:id="173"/>
-    <w:bookmarkEnd w:id="175"/>
+    <w:bookmarkEnd w:id="184"/>
+    <w:bookmarkEnd w:id="186"/>
     <w:p>
       <w:pPr>
         <w:pStyle w:val="Grundtextwieberschr1"/>
@@ -13642,8 +15024,8 @@
       </w:r>
     </w:p>
     <w:sectPr>
-      <w:headerReference w:type="default" r:id="rId23"/>
-      <w:headerReference w:type="first" r:id="rId24"/>
+      <w:headerReference w:type="default" r:id="rId30"/>
+      <w:headerReference w:type="first" r:id="rId31"/>
       <w:pgSz w:w="11906" w:h="16838" w:code="9"/>
       <w:pgMar w:top="1701" w:right="1701" w:bottom="1134" w:left="1701" w:header="720" w:footer="720" w:gutter="0"/>
       <w:pgNumType w:start="1"/>
@@ -14284,7 +15666,7 @@
           <w:color w:val="000000" w:themeColor="text1"/>
           <w:u w:val="none"/>
         </w:rPr>
-        <w:t>8</w:t>
+        <w:t>10</w:t>
       </w:r>
       <w:r>
         <w:rPr>

--- a/Kamerabasierte Gestenerkennung zur Steuerung eines virtuellen Orchesters (Masterarbeit Wegener).docx
+++ b/Kamerabasierte Gestenerkennung zur Steuerung eines virtuellen Orchesters (Masterarbeit Wegener).docx
@@ -1803,19 +1803,7 @@
               <w:rPr>
                 <w:rStyle w:val="Hyperlink"/>
               </w:rPr>
-              <w:t>Projektanforderunge</w:t>
-            </w:r>
-            <w:r>
-              <w:rPr>
-                <w:rStyle w:val="Hyperlink"/>
-              </w:rPr>
-              <w:t>n</w:t>
-            </w:r>
-            <w:r>
-              <w:rPr>
-                <w:rStyle w:val="Hyperlink"/>
-              </w:rPr>
-              <w:t xml:space="preserve"> an die Programmumgebung</w:t>
+              <w:t>Projektanforderungen an die Programmumgebung</w:t>
             </w:r>
             <w:r>
               <w:rPr>
@@ -5143,8 +5131,8 @@
       <w:pPr>
         <w:pStyle w:val="berschrift1"/>
       </w:pPr>
-      <w:bookmarkStart w:id="23" w:name="_Toc226907255"/>
-      <w:bookmarkStart w:id="24" w:name="_Toc228557168"/>
+      <w:bookmarkStart w:id="23" w:name="_Toc228557168"/>
+      <w:bookmarkStart w:id="24" w:name="_Toc226907255"/>
       <w:r>
         <w:lastRenderedPageBreak/>
         <w:t>Einsortierung zu Themenbereichen</w:t>
@@ -5152,7 +5140,7 @@
       <w:r>
         <w:t xml:space="preserve"> und Begriffsklärung</w:t>
       </w:r>
-      <w:bookmarkEnd w:id="24"/>
+      <w:bookmarkEnd w:id="23"/>
     </w:p>
     <w:p>
       <w:pPr>
@@ -6459,41 +6447,16 @@
       <w:r>
         <w:t xml:space="preserve"> feststeht ist der genaue Abstand zwischen Kamera und Standzone noch unbekannt. Ein </w:t>
       </w:r>
-      <w:r>
-        <w:fldChar w:fldCharType="begin"/>
-      </w:r>
-      <w:r>
-        <w:instrText>HYPERLINK "https://cad.onshape.com/documents/00b008a3f533eca98fac5bba/w/b6eb2c8f02007af9c686e203/e/60674b425d3e898ddf7b70c7"</w:instrText>
-      </w:r>
-      <w:r>
-        <w:fldChar w:fldCharType="separate"/>
-      </w:r>
-      <w:r>
-        <w:rPr>
-          <w:rStyle w:val="Hyperlink"/>
-        </w:rPr>
-        <w:t>3D-M</w:t>
-      </w:r>
-      <w:r>
-        <w:rPr>
-          <w:rStyle w:val="Hyperlink"/>
-        </w:rPr>
-        <w:t>o</w:t>
-      </w:r>
-      <w:r>
-        <w:rPr>
-          <w:rStyle w:val="Hyperlink"/>
-        </w:rPr>
-        <w:t>del</w:t>
-      </w:r>
-      <w:r>
-        <w:fldChar w:fldCharType="end"/>
-      </w:r>
-      <w:r>
-        <w:t xml:space="preserve"> </w:t>
-      </w:r>
-      <w:r>
-        <w:t xml:space="preserve">des 3D-Audio-Raums soll helfen die Auswirkungen der genannten Faktoren zu sehen. Das </w:t>
+      <w:hyperlink r:id="rId15" w:history="1">
+        <w:r>
+          <w:rPr>
+            <w:rStyle w:val="Hyperlink"/>
+          </w:rPr>
+          <w:t>3D-Model</w:t>
+        </w:r>
+      </w:hyperlink>
+      <w:r>
+        <w:t xml:space="preserve"> des 3D-Audio-Raums soll helfen die Auswirkungen der genannten Faktoren zu sehen. Das </w:t>
       </w:r>
       <w:r>
         <w:t>M</w:t>
@@ -6510,7 +6473,7 @@
       <w:r>
         <w:t xml:space="preserve"> von </w:t>
       </w:r>
-      <w:hyperlink r:id="rId15" w:history="1">
+      <w:hyperlink r:id="rId16" w:history="1">
         <w:r>
           <w:rPr>
             <w:rStyle w:val="Hyperlink"/>
@@ -6531,19 +6494,7 @@
         </w:r>
       </w:hyperlink>
       <w:r>
-        <w:t xml:space="preserve"> erstellt, das ist eine </w:t>
-      </w:r>
-      <w:r>
-        <w:t>3D-M</w:t>
-      </w:r>
-      <w:r>
-        <w:t>o</w:t>
-      </w:r>
-      <w:r>
-        <w:t>ddeling</w:t>
-      </w:r>
-      <w:r>
-        <w:t xml:space="preserve"> Browser Applikation.</w:t>
+        <w:t xml:space="preserve"> erstellt, das ist eine 3D-Moddeling Browser Applikation.</w:t>
       </w:r>
     </w:p>
     <w:p>
@@ -6579,19 +6530,10 @@
       </w:r>
       <w:r>
         <w:lastRenderedPageBreak/>
-        <w:t xml:space="preserve">Stangenstruktur der Gerüstsäulen und Balken nicht der Realität, auch die genaue Ausrichtung der Lautsprecher am Boden ist Falsch, Kleinteile wie Lautsprecher Halterungen und elektrische Leitungen wurde weggelassen. Der Raum um das Lautsprechersystem herum ist nur schemenhaft </w:t>
-      </w:r>
-      <w:r>
-        <w:t>dargestellt</w:t>
-      </w:r>
-      <w:r>
-        <w:t xml:space="preserve">. </w:t>
-      </w:r>
-      <w:r>
-        <w:t>Es existieren Boden und Fensterfront</w:t>
-      </w:r>
-      <w:r>
-        <w:t>, u</w:t>
+        <w:t xml:space="preserve">Stangenstruktur der Gerüstsäulen und Balken nicht der Realität, auch die genaue Ausrichtung der Lautsprecher am Boden ist Falsch, Kleinteile wie Lautsprecher Halterungen und elektrische Leitungen wurde weggelassen. Der Raum um das Lautsprechersystem herum ist nur schemenhaft dargestellt. </w:t>
+      </w:r>
+      <w:r>
+        <w:t>Es existieren Boden und Fensterfront, u</w:t>
       </w:r>
       <w:r>
         <w:t xml:space="preserve">m die Ausrichtung des Systems im Raum deutlich zu </w:t>
@@ -6630,7 +6572,7 @@
                     </pic:cNvPicPr>
                   </pic:nvPicPr>
                   <pic:blipFill>
-                    <a:blip r:embed="rId16" cstate="print">
+                    <a:blip r:embed="rId17" cstate="print">
                       <a:extLst>
                         <a:ext uri="{28A0092B-C50C-407E-A947-70E740481C1C}">
                           <a14:useLocalDpi xmlns:a14="http://schemas.microsoft.com/office/drawing/2010/main" val="0"/>
@@ -6683,7 +6625,7 @@
                     </pic:cNvPicPr>
                   </pic:nvPicPr>
                   <pic:blipFill>
-                    <a:blip r:embed="rId17" cstate="print">
+                    <a:blip r:embed="rId18" cstate="print">
                       <a:extLst>
                         <a:ext uri="{28A0092B-C50C-407E-A947-70E740481C1C}">
                           <a14:useLocalDpi xmlns:a14="http://schemas.microsoft.com/office/drawing/2010/main" val="0"/>
@@ -6772,7 +6714,7 @@
                     </pic:cNvPicPr>
                   </pic:nvPicPr>
                   <pic:blipFill rotWithShape="1">
-                    <a:blip r:embed="rId18" cstate="print">
+                    <a:blip r:embed="rId19" cstate="print">
                       <a:extLst>
                         <a:ext uri="{28A0092B-C50C-407E-A947-70E740481C1C}">
                           <a14:useLocalDpi xmlns:a14="http://schemas.microsoft.com/office/drawing/2010/main" val="0"/>
@@ -6830,7 +6772,7 @@
                     </pic:cNvPicPr>
                   </pic:nvPicPr>
                   <pic:blipFill>
-                    <a:blip r:embed="rId19" cstate="print">
+                    <a:blip r:embed="rId20" cstate="print">
                       <a:extLst>
                         <a:ext uri="{28A0092B-C50C-407E-A947-70E740481C1C}">
                           <a14:useLocalDpi xmlns:a14="http://schemas.microsoft.com/office/drawing/2010/main" val="0"/>
@@ -6921,10 +6863,46 @@
         <w:fldChar w:fldCharType="end"/>
       </w:r>
       <w:r>
-        <w:t xml:space="preserve"> Zeigen den Bereich im Raum in den Gesten erkannt werden sollen. Das Linke Bild zeigt einen Ansatz in dem Basierend auf der Standzone, dem Armradius und der Kopfhöhe Zwei rundliche Bereiche modelliert wurden, diese umschließen mögliche Positionen für Arm und Kopf. Der Ansatz im Bild rechts erweitert den Armbereich um die Möglichkeit den Arm um 90° zu heben und 45° zu senken. Dieser Neue Armbereich umschließt alle möglichen Kopfpositionen und macht einen Kopfbereich redundant. Die Simulation geht hier von einem 2 Meter großen Menschen aus mit einer Armspanne von 215 cm</w:t>
-      </w:r>
-      <w:r>
-        <w:t>, einer Hals-Kopf-Partie von 33 cm und einer Schulterhöhe von 167 cm</w:t>
+        <w:t xml:space="preserve"> Zeigen den Bereich im Raum in den Gesten erkannt werden sollen. Das Linke Bild zeigt einen Ansatz in dem Basierend auf der Standzone, dem Armradius und der Kopfhöhe Zwei rundliche Bereiche modelliert wurden, diese umschließen mögliche Positionen für Arm und Kopf. Der Ansatz im Bild rechts erweitert den Armbereich um die Möglichkeit den Arm um 90° zu heben und 45° zu senken. Dieser Neue Armbereich umschließt alle möglichen Kopfpositionen und macht einen Kopfbereich redundant. Die Simulation geht hier von einem 2</w:t>
+      </w:r>
+      <w:r>
+        <w:t>,07</w:t>
+      </w:r>
+      <w:r>
+        <w:t xml:space="preserve"> Meter großen Menschen aus mit einer Armspanne von </w:t>
+      </w:r>
+      <w:r>
+        <w:t>rund 223</w:t>
+      </w:r>
+      <w:r>
+        <w:t xml:space="preserve"> cm</w:t>
+      </w:r>
+      <w:r>
+        <w:t xml:space="preserve">, </w:t>
+      </w:r>
+      <w:r>
+        <w:t xml:space="preserve">einer Streckhöhe von 261 cm, beim entspannten nach oben zeigen, </w:t>
+      </w:r>
+      <w:r>
+        <w:t>einer Hals-Kopf-Partie von 3</w:t>
+      </w:r>
+      <w:r>
+        <w:t>4</w:t>
+      </w:r>
+      <w:r>
+        <w:t xml:space="preserve"> cm</w:t>
+      </w:r>
+      <w:r>
+        <w:t xml:space="preserve"> Höhe</w:t>
+      </w:r>
+      <w:r>
+        <w:t xml:space="preserve"> und einer Schulterhöhe von </w:t>
+      </w:r>
+      <w:r>
+        <w:t>173</w:t>
+      </w:r>
+      <w:r>
+        <w:t xml:space="preserve"> cm</w:t>
       </w:r>
       <w:r>
         <w:t>. Diese Maße</w:t>
@@ -6936,13 +6914,29 @@
         <w:t xml:space="preserve"> </w:t>
       </w:r>
       <w:r>
-        <w:t xml:space="preserve">Menschen hergeleitet uns sollen in ihrer Gebäulichkeit </w:t>
+        <w:t>Menschen hergeleitet uns sollen in ihrer Ge</w:t>
+      </w:r>
+      <w:r>
+        <w:t>nau</w:t>
+      </w:r>
+      <w:r>
+        <w:t>i</w:t>
+      </w:r>
+      <w:r>
+        <w:t>g</w:t>
+      </w:r>
+      <w:r>
+        <w:t xml:space="preserve">keit </w:t>
       </w:r>
       <w:r>
         <w:t>reichen,</w:t>
       </w:r>
       <w:r>
-        <w:t xml:space="preserve"> um die</w:t>
+        <w:t xml:space="preserve"> um </w:t>
+      </w:r>
+      <w:r>
+        <w:lastRenderedPageBreak/>
+        <w:t>die</w:t>
       </w:r>
       <w:r>
         <w:t xml:space="preserve"> </w:t>
@@ -6960,50 +6954,356 @@
         <w:t xml:space="preserve"> menschlicher Größe </w:t>
       </w:r>
       <w:r>
-        <w:t xml:space="preserve">zu repräsentieren, welche </w:t>
-      </w:r>
-      <w:r>
-        <w:lastRenderedPageBreak/>
-        <w:t xml:space="preserve">die Simulation berücksichtigt. </w:t>
-      </w:r>
-      <w:r>
-        <w:t>Diese Maße erlauben ca. 6 cm Freiraum zwischen einem locker noch oben gestreckten Arm und dem Gerüstbalken. Die untere Körpergrenze soll ein 150 cm großer Mensch repräsentieren, entsprechende Körpermaße werden linear abgeleitet, dass soll in seiner Gebäulichkeit für diese Simulation genügen.</w:t>
-      </w:r>
-      <w:r>
-        <w:t xml:space="preserve"> Aus dem simuliertem Armbereich einer maximal großen Person ergibt sich eine Standzone von 180 x 100 cm, hier bei sind die 180 cm so gewählt, dass ein Freiraum von ca. 5 cm zwischen Arm und den mittleren Seiten-Lautsprechern gewährleistet ist. Die 100 cm vo</w:t>
-      </w:r>
-      <w:r>
-        <w:t>m Mittelpunkt</w:t>
-      </w:r>
-      <w:r>
-        <w:t xml:space="preserve"> aus nach hinten </w:t>
-      </w:r>
-      <w:r>
-        <w:t>sind mehr</w:t>
-      </w:r>
-      <w:r>
-        <w:t xml:space="preserve"> ein Richtwert als eine feste Grenze. Die Armbewegung nach hinten soll kein </w:t>
-      </w:r>
-      <w:r>
-        <w:t>Teil</w:t>
+        <w:t xml:space="preserve">zu repräsentieren, welche die Simulation berücksichtig. </w:t>
+      </w:r>
+      <w:r>
+        <w:t>Diese Maße</w:t>
+      </w:r>
+      <w:r>
+        <w:t xml:space="preserve"> einer 2,07 Meter Person</w:t>
+      </w:r>
+      <w:r>
+        <w:t xml:space="preserve"> erlauben ca. </w:t>
+      </w:r>
+      <w:r>
+        <w:t>10</w:t>
+      </w:r>
+      <w:r>
+        <w:t xml:space="preserve"> cm Freiraum zwischen </w:t>
+      </w:r>
+      <w:r>
+        <w:t>seiner gestreckten Haltung</w:t>
+      </w:r>
+      <w:r>
+        <w:t xml:space="preserve"> und dem </w:t>
+      </w:r>
+      <w:r>
+        <w:t>Gerüstbalken oben in der Mitte</w:t>
+      </w:r>
+      <w:r>
+        <w:t xml:space="preserve">. </w:t>
+      </w:r>
+    </w:p>
+    <w:p>
+      <w:pPr>
+        <w:pStyle w:val="Grundtext"/>
+      </w:pPr>
+      <w:r>
+        <w:t>Die untere Körpergrenze soll ein 140 cm großer Mensch repräsentieren</w:t>
+      </w:r>
+      <w:r>
+        <w:t>. Es wird willkürlich davon ausgegangen das noch kleinere Personen nicht mit diesem System interagieren werden.</w:t>
       </w:r>
       <w:r>
         <w:t xml:space="preserve"> </w:t>
       </w:r>
       <w:r>
-        <w:t>der</w:t>
-      </w:r>
-      <w:r>
-        <w:t xml:space="preserve"> Gestenerkennung </w:t>
-      </w:r>
-      <w:r>
-        <w:t>werden</w:t>
-      </w:r>
-      <w:r>
-        <w:t>. Sie ist dennoch in der Simulation enthalten da sie nicht stört</w:t>
-      </w:r>
-      <w:r>
-        <w:t xml:space="preserve"> und den Kamera Öffnungswinkel nicht beeinflusst. Die folgende Figure zeigt den Armbereich einer …</w:t>
+        <w:t xml:space="preserve">Die </w:t>
+      </w:r>
+      <w:r>
+        <w:t>entsprechende</w:t>
+      </w:r>
+      <w:r>
+        <w:t>n</w:t>
+      </w:r>
+      <w:r>
+        <w:t xml:space="preserve"> Körpermaße werden linear abgeleitet, dass soll in seiner Genauigkeit für </w:t>
+      </w:r>
+      <w:r>
+        <w:t>das Modell mit seiner</w:t>
+      </w:r>
+      <w:r>
+        <w:t xml:space="preserve"> Simulation genügen.</w:t>
+      </w:r>
+    </w:p>
+    <w:p>
+      <w:pPr>
+        <w:pStyle w:val="Grundtext"/>
+        <w:rPr>
+          <w:color w:val="000000" w:themeColor="text1"/>
+        </w:rPr>
+      </w:pPr>
+      <w:r>
+        <w:rPr>
+          <w:color w:val="000000" w:themeColor="text1"/>
+        </w:rPr>
+        <w:t xml:space="preserve">Die folgende Figure zeigt </w:t>
+      </w:r>
+      <w:r>
+        <w:rPr>
+          <w:color w:val="000000" w:themeColor="text1"/>
+        </w:rPr>
+        <w:t>zwei</w:t>
+      </w:r>
+      <w:r>
+        <w:rPr>
+          <w:color w:val="000000" w:themeColor="text1"/>
+        </w:rPr>
+        <w:t xml:space="preserve"> </w:t>
+      </w:r>
+      <w:r>
+        <w:rPr>
+          <w:color w:val="000000" w:themeColor="text1"/>
+        </w:rPr>
+        <w:t xml:space="preserve">sich überschneidende </w:t>
+      </w:r>
+      <w:r>
+        <w:rPr>
+          <w:color w:val="000000" w:themeColor="text1"/>
+        </w:rPr>
+        <w:t>Armbereich</w:t>
+      </w:r>
+      <w:r>
+        <w:rPr>
+          <w:color w:val="000000" w:themeColor="text1"/>
+        </w:rPr>
+        <w:t>e</w:t>
+      </w:r>
+      <w:r>
+        <w:rPr>
+          <w:color w:val="000000" w:themeColor="text1"/>
+        </w:rPr>
+        <w:t xml:space="preserve"> im </w:t>
+      </w:r>
+      <w:r>
+        <w:rPr>
+          <w:color w:val="000000" w:themeColor="text1"/>
+        </w:rPr>
+        <w:t>Sichtfeld der Kamera</w:t>
+      </w:r>
+      <w:r>
+        <w:rPr>
+          <w:color w:val="000000" w:themeColor="text1"/>
+        </w:rPr>
+        <w:t>.</w:t>
+      </w:r>
+      <w:r>
+        <w:rPr>
+          <w:color w:val="000000" w:themeColor="text1"/>
+        </w:rPr>
+        <w:t xml:space="preserve"> </w:t>
+      </w:r>
+      <w:r>
+        <w:rPr>
+          <w:color w:val="000000" w:themeColor="text1"/>
+        </w:rPr>
+        <w:t>I</w:t>
+      </w:r>
+      <w:r>
+        <w:rPr>
+          <w:color w:val="000000" w:themeColor="text1"/>
+        </w:rPr>
+        <w:t xml:space="preserve">n Orange, </w:t>
+      </w:r>
+      <w:r>
+        <w:rPr>
+          <w:color w:val="000000" w:themeColor="text1"/>
+        </w:rPr>
+        <w:t>der Armbereich</w:t>
+      </w:r>
+      <w:r>
+        <w:rPr>
+          <w:color w:val="000000" w:themeColor="text1"/>
+        </w:rPr>
+        <w:t xml:space="preserve"> einer 207 cm</w:t>
+      </w:r>
+      <w:r>
+        <w:rPr>
+          <w:color w:val="000000" w:themeColor="text1"/>
+        </w:rPr>
+        <w:t xml:space="preserve"> großen Person</w:t>
+      </w:r>
+      <w:r>
+        <w:rPr>
+          <w:color w:val="000000" w:themeColor="text1"/>
+        </w:rPr>
+        <w:t xml:space="preserve"> und in Gelb, den einer</w:t>
+      </w:r>
+      <w:r>
+        <w:rPr>
+          <w:color w:val="000000" w:themeColor="text1"/>
+        </w:rPr>
+        <w:t xml:space="preserve"> </w:t>
+      </w:r>
+      <w:r>
+        <w:rPr>
+          <w:color w:val="000000" w:themeColor="text1"/>
+        </w:rPr>
+        <w:t>1</w:t>
+      </w:r>
+      <w:r>
+        <w:rPr>
+          <w:color w:val="000000" w:themeColor="text1"/>
+        </w:rPr>
+        <w:t>4</w:t>
+      </w:r>
+      <w:r>
+        <w:rPr>
+          <w:color w:val="000000" w:themeColor="text1"/>
+        </w:rPr>
+        <w:t>0 cm großen Person</w:t>
+      </w:r>
+      <w:r>
+        <w:rPr>
+          <w:color w:val="000000" w:themeColor="text1"/>
+        </w:rPr>
+        <w:t>.</w:t>
+      </w:r>
+      <w:r>
+        <w:rPr>
+          <w:color w:val="000000" w:themeColor="text1"/>
+        </w:rPr>
+        <w:t xml:space="preserve"> </w:t>
+      </w:r>
+      <w:r>
+        <w:rPr>
+          <w:color w:val="000000" w:themeColor="text1"/>
+        </w:rPr>
+        <w:t>D</w:t>
+      </w:r>
+      <w:r>
+        <w:rPr>
+          <w:color w:val="000000" w:themeColor="text1"/>
+        </w:rPr>
+        <w:t>as Sichtfeld ist i</w:t>
+      </w:r>
+      <w:r>
+        <w:rPr>
+          <w:color w:val="000000" w:themeColor="text1"/>
+        </w:rPr>
+        <w:t xml:space="preserve">m </w:t>
+      </w:r>
+      <w:r>
+        <w:rPr>
+          <w:color w:val="000000" w:themeColor="text1"/>
+        </w:rPr>
+        <w:t>Simulation</w:t>
+      </w:r>
+      <w:r>
+        <w:rPr>
+          <w:color w:val="000000" w:themeColor="text1"/>
+        </w:rPr>
+        <w:t>sm</w:t>
+      </w:r>
+      <w:r>
+        <w:rPr>
+          <w:color w:val="000000" w:themeColor="text1"/>
+        </w:rPr>
+        <w:t>odell durch eine hell</w:t>
+      </w:r>
+      <w:r>
+        <w:rPr>
+          <w:color w:val="000000" w:themeColor="text1"/>
+        </w:rPr>
+        <w:t>blaue</w:t>
+      </w:r>
+      <w:r>
+        <w:rPr>
+          <w:color w:val="000000" w:themeColor="text1"/>
+        </w:rPr>
+        <w:t xml:space="preserve"> Pyramide dargestellt, deren spitze die Position der Kameralinse repräsentiert. Es lässt sich erkennen, dass </w:t>
+      </w:r>
+      <w:r>
+        <w:rPr>
+          <w:color w:val="000000" w:themeColor="text1"/>
+        </w:rPr>
+        <w:t>das blaue</w:t>
+      </w:r>
+      <w:r>
+        <w:rPr>
+          <w:color w:val="000000" w:themeColor="text1"/>
+        </w:rPr>
+        <w:t xml:space="preserve"> Sichtfeld den orangenen</w:t>
+      </w:r>
+      <w:r>
+        <w:rPr>
+          <w:color w:val="000000" w:themeColor="text1"/>
+        </w:rPr>
+        <w:t xml:space="preserve"> und gelben</w:t>
+      </w:r>
+      <w:r>
+        <w:rPr>
+          <w:color w:val="000000" w:themeColor="text1"/>
+        </w:rPr>
+        <w:t xml:space="preserve"> Armbereich nicht</w:t>
+      </w:r>
+      <w:r>
+        <w:rPr>
+          <w:color w:val="000000" w:themeColor="text1"/>
+        </w:rPr>
+        <w:t xml:space="preserve"> vollständig </w:t>
+      </w:r>
+      <w:r>
+        <w:rPr>
+          <w:color w:val="000000" w:themeColor="text1"/>
+        </w:rPr>
+        <w:t xml:space="preserve">einfängt. Das </w:t>
+      </w:r>
+      <w:r>
+        <w:rPr>
+          <w:color w:val="000000" w:themeColor="text1"/>
+        </w:rPr>
+        <w:t>r</w:t>
+      </w:r>
+      <w:r>
+        <w:rPr>
+          <w:color w:val="000000" w:themeColor="text1"/>
+        </w:rPr>
+        <w:t xml:space="preserve">echte Bild zeigt das Szenario </w:t>
+      </w:r>
+      <w:r>
+        <w:rPr>
+          <w:color w:val="000000" w:themeColor="text1"/>
+        </w:rPr>
+        <w:t>aus</w:t>
+      </w:r>
+      <w:r>
+        <w:rPr>
+          <w:color w:val="000000" w:themeColor="text1"/>
+        </w:rPr>
+        <w:t xml:space="preserve"> der Blickrichtung der Kamera, das blaue Sichtfeld ist hierbei </w:t>
+      </w:r>
+      <w:r>
+        <w:rPr>
+          <w:color w:val="000000" w:themeColor="text1"/>
+        </w:rPr>
+        <w:t>undurchsichtig,</w:t>
+      </w:r>
+      <w:r>
+        <w:rPr>
+          <w:color w:val="000000" w:themeColor="text1"/>
+        </w:rPr>
+        <w:t xml:space="preserve"> </w:t>
+      </w:r>
+      <w:r>
+        <w:rPr>
+          <w:color w:val="000000" w:themeColor="text1"/>
+        </w:rPr>
+        <w:t>um</w:t>
+      </w:r>
+      <w:r>
+        <w:rPr>
+          <w:color w:val="000000" w:themeColor="text1"/>
+        </w:rPr>
+        <w:t xml:space="preserve"> Bereichsaustritte</w:t>
+      </w:r>
+      <w:r>
+        <w:rPr>
+          <w:color w:val="000000" w:themeColor="text1"/>
+        </w:rPr>
+        <w:t xml:space="preserve"> </w:t>
+      </w:r>
+      <w:r>
+        <w:rPr>
+          <w:color w:val="000000" w:themeColor="text1"/>
+        </w:rPr>
+        <w:t>besser sichtbar</w:t>
+      </w:r>
+      <w:r>
+        <w:rPr>
+          <w:color w:val="000000" w:themeColor="text1"/>
+        </w:rPr>
+        <w:t xml:space="preserve"> zu machen.</w:t>
       </w:r>
     </w:p>
     <w:p>
@@ -7016,68 +7316,10 @@
           <w:noProof/>
         </w:rPr>
         <w:drawing>
-          <wp:inline distT="0" distB="0" distL="0" distR="0" wp14:anchorId="0B071EEE" wp14:editId="00345138">
-            <wp:extent cx="2886075" cy="2197586"/>
+          <wp:inline distT="0" distB="0" distL="0" distR="0" wp14:anchorId="3EDA7DF5" wp14:editId="30A05262">
+            <wp:extent cx="2584122" cy="1850746"/>
             <wp:effectExtent l="0" t="0" r="0" b="0"/>
-            <wp:docPr id="495587162" name="Grafik 8"/>
-            <wp:cNvGraphicFramePr>
-              <a:graphicFrameLocks xmlns:a="http://schemas.openxmlformats.org/drawingml/2006/main" noChangeAspect="1"/>
-            </wp:cNvGraphicFramePr>
-            <a:graphic xmlns:a="http://schemas.openxmlformats.org/drawingml/2006/main">
-              <a:graphicData uri="http://schemas.openxmlformats.org/drawingml/2006/picture">
-                <pic:pic xmlns:pic="http://schemas.openxmlformats.org/drawingml/2006/picture">
-                  <pic:nvPicPr>
-                    <pic:cNvPr id="0" name="Picture 9"/>
-                    <pic:cNvPicPr>
-                      <a:picLocks noChangeAspect="1" noChangeArrowheads="1"/>
-                    </pic:cNvPicPr>
-                  </pic:nvPicPr>
-                  <pic:blipFill rotWithShape="1">
-                    <a:blip r:embed="rId20" cstate="print">
-                      <a:extLst>
-                        <a:ext uri="{28A0092B-C50C-407E-A947-70E740481C1C}">
-                          <a14:useLocalDpi xmlns:a14="http://schemas.microsoft.com/office/drawing/2010/main" val="0"/>
-                        </a:ext>
-                      </a:extLst>
-                    </a:blip>
-                    <a:srcRect l="3570" r="3618"/>
-                    <a:stretch>
-                      <a:fillRect/>
-                    </a:stretch>
-                  </pic:blipFill>
-                  <pic:spPr bwMode="auto">
-                    <a:xfrm>
-                      <a:off x="0" y="0"/>
-                      <a:ext cx="2911830" cy="2217197"/>
-                    </a:xfrm>
-                    <a:prstGeom prst="rect">
-                      <a:avLst/>
-                    </a:prstGeom>
-                    <a:noFill/>
-                    <a:ln>
-                      <a:noFill/>
-                    </a:ln>
-                    <a:extLst>
-                      <a:ext uri="{53640926-AAD7-44D8-BBD7-CCE9431645EC}">
-                        <a14:shadowObscured xmlns:a14="http://schemas.microsoft.com/office/drawing/2010/main"/>
-                      </a:ext>
-                    </a:extLst>
-                  </pic:spPr>
-                </pic:pic>
-              </a:graphicData>
-            </a:graphic>
-          </wp:inline>
-        </w:drawing>
-      </w:r>
-      <w:r>
-        <w:rPr>
-          <w:noProof/>
-        </w:rPr>
-        <w:drawing>
-          <wp:inline distT="0" distB="0" distL="0" distR="0" wp14:anchorId="43C498C1" wp14:editId="4385D474">
-            <wp:extent cx="2495550" cy="2094385"/>
-            <wp:effectExtent l="0" t="0" r="0" b="1270"/>
-            <wp:docPr id="1034017643" name="Grafik 7"/>
+            <wp:docPr id="826073359" name="Grafik 8"/>
             <wp:cNvGraphicFramePr>
               <a:graphicFrameLocks xmlns:a="http://schemas.openxmlformats.org/drawingml/2006/main" noChangeAspect="1"/>
             </wp:cNvGraphicFramePr>
@@ -7098,7 +7340,7 @@
                         </a:ext>
                       </a:extLst>
                     </a:blip>
-                    <a:srcRect l="9025" r="6767"/>
+                    <a:srcRect t="7486" r="8681"/>
                     <a:stretch>
                       <a:fillRect/>
                     </a:stretch>
@@ -7106,7 +7348,7 @@
                   <pic:spPr bwMode="auto">
                     <a:xfrm>
                       <a:off x="0" y="0"/>
-                      <a:ext cx="2506573" cy="2103636"/>
+                      <a:ext cx="2600129" cy="1862210"/>
                     </a:xfrm>
                     <a:prstGeom prst="rect">
                       <a:avLst/>
@@ -7127,6 +7369,64 @@
           </wp:inline>
         </w:drawing>
       </w:r>
+      <w:r>
+        <w:rPr>
+          <w:noProof/>
+        </w:rPr>
+        <w:drawing>
+          <wp:inline distT="0" distB="0" distL="0" distR="0" wp14:anchorId="6CFA3C00" wp14:editId="1A43A868">
+            <wp:extent cx="2411882" cy="1757493"/>
+            <wp:effectExtent l="0" t="0" r="7620" b="0"/>
+            <wp:docPr id="1577672868" name="Grafik 9"/>
+            <wp:cNvGraphicFramePr>
+              <a:graphicFrameLocks xmlns:a="http://schemas.openxmlformats.org/drawingml/2006/main" noChangeAspect="1"/>
+            </wp:cNvGraphicFramePr>
+            <a:graphic xmlns:a="http://schemas.openxmlformats.org/drawingml/2006/main">
+              <a:graphicData uri="http://schemas.openxmlformats.org/drawingml/2006/picture">
+                <pic:pic xmlns:pic="http://schemas.openxmlformats.org/drawingml/2006/picture">
+                  <pic:nvPicPr>
+                    <pic:cNvPr id="0" name="Picture 9"/>
+                    <pic:cNvPicPr>
+                      <a:picLocks noChangeAspect="1" noChangeArrowheads="1"/>
+                    </pic:cNvPicPr>
+                  </pic:nvPicPr>
+                  <pic:blipFill rotWithShape="1">
+                    <a:blip r:embed="rId22" cstate="print">
+                      <a:extLst>
+                        <a:ext uri="{28A0092B-C50C-407E-A947-70E740481C1C}">
+                          <a14:useLocalDpi xmlns:a14="http://schemas.microsoft.com/office/drawing/2010/main" val="0"/>
+                        </a:ext>
+                      </a:extLst>
+                    </a:blip>
+                    <a:srcRect r="2982"/>
+                    <a:stretch>
+                      <a:fillRect/>
+                    </a:stretch>
+                  </pic:blipFill>
+                  <pic:spPr bwMode="auto">
+                    <a:xfrm>
+                      <a:off x="0" y="0"/>
+                      <a:ext cx="2432320" cy="1772386"/>
+                    </a:xfrm>
+                    <a:prstGeom prst="rect">
+                      <a:avLst/>
+                    </a:prstGeom>
+                    <a:noFill/>
+                    <a:ln>
+                      <a:noFill/>
+                    </a:ln>
+                    <a:extLst>
+                      <a:ext uri="{53640926-AAD7-44D8-BBD7-CCE9431645EC}">
+                        <a14:shadowObscured xmlns:a14="http://schemas.microsoft.com/office/drawing/2010/main"/>
+                      </a:ext>
+                    </a:extLst>
+                  </pic:spPr>
+                </pic:pic>
+              </a:graphicData>
+            </a:graphic>
+          </wp:inline>
+        </w:drawing>
+      </w:r>
     </w:p>
     <w:p>
       <w:pPr>
@@ -7145,20 +7445,1633 @@
         </w:r>
       </w:fldSimple>
       <w:r>
-        <w:t xml:space="preserve"> - Modell Audiosystem Armbereich 1,5m Mensch im Sichtkegel 60° x 40°</w:t>
+        <w:t xml:space="preserve"> - Modell Audiosystem Armbereich</w:t>
+      </w:r>
+      <w:r>
+        <w:t xml:space="preserve">e 207 cm und 140 cm </w:t>
+      </w:r>
+      <w:r>
+        <w:t>im Sicht</w:t>
+      </w:r>
+      <w:r>
+        <w:t>feld</w:t>
+      </w:r>
+      <w:r>
+        <w:t xml:space="preserve"> </w:t>
+      </w:r>
+      <w:r>
+        <w:t>8</w:t>
+      </w:r>
+      <w:r>
+        <w:t xml:space="preserve">0° x </w:t>
+      </w:r>
+      <w:r>
+        <w:t>5</w:t>
+      </w:r>
+      <w:r>
+        <w:t>0°</w:t>
       </w:r>
     </w:p>
     <w:p>
       <w:pPr>
         <w:pStyle w:val="Grundtext"/>
-      </w:pPr>
+        <w:keepNext/>
+      </w:pPr>
+      <w:r>
+        <w:t>Auf diese Art wird im Folgenden festgestellt</w:t>
+      </w:r>
+      <w:r>
+        <w:t>,</w:t>
+      </w:r>
+      <w:r>
+        <w:t xml:space="preserve"> welche Parameter notwendig sind, um Armgesten bildlich voll einzufangen. Es werden Personen zwischen 1</w:t>
+      </w:r>
+      <w:r>
+        <w:t>4</w:t>
+      </w:r>
+      <w:r>
+        <w:t>0 und 20</w:t>
+      </w:r>
+      <w:r>
+        <w:t>7</w:t>
+      </w:r>
+      <w:r>
+        <w:t xml:space="preserve"> cm Körperhöhe berücksichtigt.</w:t>
+      </w:r>
+      <w:r>
+        <w:t xml:space="preserve"> Der Armbereich deckt hierbei einen </w:t>
+      </w:r>
+      <w:r>
+        <w:t>Bewegungsradius von</w:t>
+      </w:r>
+      <w:r>
+        <w:t xml:space="preserve"> </w:t>
+      </w:r>
+      <w:r>
+        <w:t>180° ab, senkrecht nach oben bis senkrecht</w:t>
+      </w:r>
+      <w:r>
+        <w:t xml:space="preserve"> nach oben. </w:t>
+      </w:r>
+      <w:r>
+        <w:t>Zudem</w:t>
+      </w:r>
+      <w:r>
+        <w:t xml:space="preserve"> werden zwei Kamera </w:t>
+      </w:r>
+      <w:r>
+        <w:t>Ausrichtungen</w:t>
+      </w:r>
+      <w:r>
+        <w:t xml:space="preserve"> getestet, hier 45°</w:t>
+      </w:r>
+      <w:r>
+        <w:t xml:space="preserve"> </w:t>
+      </w:r>
+      <w:r>
+        <w:t>Ausrichtung und 90°</w:t>
+      </w:r>
+      <w:r>
+        <w:t xml:space="preserve"> </w:t>
+      </w:r>
+      <w:r>
+        <w:t xml:space="preserve">Ausrichtung genannt. Der Winkel </w:t>
+      </w:r>
+      <w:r>
+        <w:t>beschreibt,</w:t>
+      </w:r>
+      <w:r>
+        <w:t xml:space="preserve"> </w:t>
+      </w:r>
+      <w:r>
+        <w:t>wie d</w:t>
+      </w:r>
+      <w:r>
+        <w:t>ie Kamerablickrichtung zum Lichteinfall</w:t>
+      </w:r>
+      <w:r>
+        <w:t xml:space="preserve"> </w:t>
+      </w:r>
+      <w:r>
+        <w:t xml:space="preserve">steht, wenn das </w:t>
+      </w:r>
+      <w:r>
+        <w:t>Licht</w:t>
+      </w:r>
+      <w:r>
+        <w:t xml:space="preserve"> gerade </w:t>
+      </w:r>
+      <w:r>
+        <w:lastRenderedPageBreak/>
+        <w:t>durch die Fensterfront kommen würde.</w:t>
+      </w:r>
+      <w:r>
+        <w:t xml:space="preserve"> </w:t>
+      </w:r>
+      <w:r>
+        <w:t>Die folgenden Bilder</w:t>
+      </w:r>
+      <w:r>
+        <w:t xml:space="preserve"> zeigen Armbereich und Kamera Sichtfeld in </w:t>
+      </w:r>
+      <w:r>
+        <w:t xml:space="preserve">diesen </w:t>
+      </w:r>
+      <w:r>
+        <w:t>beiden Ausrichtungen, linkes Bild 45°, rechtes Bild 90°.</w:t>
+      </w:r>
     </w:p>
     <w:p>
       <w:pPr>
         <w:pStyle w:val="Grundtext"/>
-      </w:pPr>
-      <w:r>
-        <w:t>Die Bilder in Fikure</w:t>
+        <w:keepNext/>
+      </w:pPr>
+      <w:r>
+        <w:rPr>
+          <w:noProof/>
+        </w:rPr>
+        <w:drawing>
+          <wp:inline distT="0" distB="0" distL="0" distR="0" wp14:anchorId="070A0041" wp14:editId="5A140F65">
+            <wp:extent cx="2640787" cy="2625704"/>
+            <wp:effectExtent l="0" t="0" r="0" b="3810"/>
+            <wp:docPr id="873171569" name="Grafik 13"/>
+            <wp:cNvGraphicFramePr>
+              <a:graphicFrameLocks xmlns:a="http://schemas.openxmlformats.org/drawingml/2006/main" noChangeAspect="1"/>
+            </wp:cNvGraphicFramePr>
+            <a:graphic xmlns:a="http://schemas.openxmlformats.org/drawingml/2006/main">
+              <a:graphicData uri="http://schemas.openxmlformats.org/drawingml/2006/picture">
+                <pic:pic xmlns:pic="http://schemas.openxmlformats.org/drawingml/2006/picture">
+                  <pic:nvPicPr>
+                    <pic:cNvPr id="0" name="Picture 13"/>
+                    <pic:cNvPicPr>
+                      <a:picLocks noChangeAspect="1" noChangeArrowheads="1"/>
+                    </pic:cNvPicPr>
+                  </pic:nvPicPr>
+                  <pic:blipFill rotWithShape="1">
+                    <a:blip r:embed="rId23" cstate="print">
+                      <a:extLst>
+                        <a:ext uri="{28A0092B-C50C-407E-A947-70E740481C1C}">
+                          <a14:useLocalDpi xmlns:a14="http://schemas.microsoft.com/office/drawing/2010/main" val="0"/>
+                        </a:ext>
+                      </a:extLst>
+                    </a:blip>
+                    <a:srcRect r="28899"/>
+                    <a:stretch>
+                      <a:fillRect/>
+                    </a:stretch>
+                  </pic:blipFill>
+                  <pic:spPr bwMode="auto">
+                    <a:xfrm>
+                      <a:off x="0" y="0"/>
+                      <a:ext cx="2655318" cy="2640152"/>
+                    </a:xfrm>
+                    <a:prstGeom prst="rect">
+                      <a:avLst/>
+                    </a:prstGeom>
+                    <a:noFill/>
+                    <a:ln>
+                      <a:noFill/>
+                    </a:ln>
+                    <a:extLst>
+                      <a:ext uri="{53640926-AAD7-44D8-BBD7-CCE9431645EC}">
+                        <a14:shadowObscured xmlns:a14="http://schemas.microsoft.com/office/drawing/2010/main"/>
+                      </a:ext>
+                    </a:extLst>
+                  </pic:spPr>
+                </pic:pic>
+              </a:graphicData>
+            </a:graphic>
+          </wp:inline>
+        </w:drawing>
+      </w:r>
+      <w:r>
+        <w:rPr>
+          <w:noProof/>
+        </w:rPr>
+        <w:drawing>
+          <wp:inline distT="0" distB="0" distL="0" distR="0" wp14:anchorId="2FA0B37C" wp14:editId="5C5C401A">
+            <wp:extent cx="2605958" cy="2626156"/>
+            <wp:effectExtent l="0" t="0" r="0" b="3175"/>
+            <wp:docPr id="2108340329" name="Grafik 15"/>
+            <wp:cNvGraphicFramePr>
+              <a:graphicFrameLocks xmlns:a="http://schemas.openxmlformats.org/drawingml/2006/main" noChangeAspect="1"/>
+            </wp:cNvGraphicFramePr>
+            <a:graphic xmlns:a="http://schemas.openxmlformats.org/drawingml/2006/main">
+              <a:graphicData uri="http://schemas.openxmlformats.org/drawingml/2006/picture">
+                <pic:pic xmlns:pic="http://schemas.openxmlformats.org/drawingml/2006/picture">
+                  <pic:nvPicPr>
+                    <pic:cNvPr id="0" name="Picture 15"/>
+                    <pic:cNvPicPr>
+                      <a:picLocks noChangeAspect="1" noChangeArrowheads="1"/>
+                    </pic:cNvPicPr>
+                  </pic:nvPicPr>
+                  <pic:blipFill rotWithShape="1">
+                    <a:blip r:embed="rId24" cstate="print">
+                      <a:extLst>
+                        <a:ext uri="{28A0092B-C50C-407E-A947-70E740481C1C}">
+                          <a14:useLocalDpi xmlns:a14="http://schemas.microsoft.com/office/drawing/2010/main" val="0"/>
+                        </a:ext>
+                      </a:extLst>
+                    </a:blip>
+                    <a:srcRect r="29849"/>
+                    <a:stretch>
+                      <a:fillRect/>
+                    </a:stretch>
+                  </pic:blipFill>
+                  <pic:spPr bwMode="auto">
+                    <a:xfrm>
+                      <a:off x="0" y="0"/>
+                      <a:ext cx="2631025" cy="2651418"/>
+                    </a:xfrm>
+                    <a:prstGeom prst="rect">
+                      <a:avLst/>
+                    </a:prstGeom>
+                    <a:noFill/>
+                    <a:ln>
+                      <a:noFill/>
+                    </a:ln>
+                    <a:extLst>
+                      <a:ext uri="{53640926-AAD7-44D8-BBD7-CCE9431645EC}">
+                        <a14:shadowObscured xmlns:a14="http://schemas.microsoft.com/office/drawing/2010/main"/>
+                      </a:ext>
+                    </a:extLst>
+                  </pic:spPr>
+                </pic:pic>
+              </a:graphicData>
+            </a:graphic>
+          </wp:inline>
+        </w:drawing>
+      </w:r>
+    </w:p>
+    <w:p>
+      <w:pPr>
+        <w:pStyle w:val="Beschriftung"/>
+        <w:jc w:val="both"/>
+      </w:pPr>
+      <w:r>
+        <w:t xml:space="preserve">Figure </w:t>
+      </w:r>
+      <w:r>
+        <w:fldChar w:fldCharType="begin"/>
+      </w:r>
+      <w:r>
+        <w:instrText xml:space="preserve"> SEQ Figure \* ARABIC </w:instrText>
+      </w:r>
+      <w:r>
+        <w:fldChar w:fldCharType="separate"/>
+      </w:r>
+      <w:r>
+        <w:rPr>
+          <w:noProof/>
+        </w:rPr>
+        <w:t>4</w:t>
+      </w:r>
+      <w:r>
+        <w:fldChar w:fldCharType="end"/>
+      </w:r>
+      <w:r>
+        <w:t xml:space="preserve"> -Modell Audiosystem 45° und 90° Ausrichtung</w:t>
+      </w:r>
+    </w:p>
+    <w:p>
+      <w:r>
+        <w:t>Die Wahl der Standzone fiel auf 160 x 100 cm. Der Armbereich eines 207 cm Großen Menschen passt mit diesen gut in beide Ausrichtungen</w:t>
+      </w:r>
+      <w:r>
+        <w:t xml:space="preserve">. Die folgenden Bilder zeigen die grüne Standzone teilweise verdeckt vom orangenen Armbereich, in beiden Ausrichtungen von oben. Die rot umrahmten Bereiche sind Stellen, mit denen eine Kollision möglich wäre, diese begrenzen den Armbereich und folglich die Standzone. </w:t>
+      </w:r>
+      <w:r>
+        <w:t>D</w:t>
+      </w:r>
+      <w:r>
+        <w:t xml:space="preserve">ie Standzone im in der 45° Ausrichtung (links) </w:t>
+      </w:r>
+      <w:r>
+        <w:t>könnte um 45</w:t>
+      </w:r>
+      <w:r>
+        <w:t xml:space="preserve"> cm zu den Seiten erweitert werden</w:t>
+      </w:r>
+      <w:r>
+        <w:t>, ohne das Kollisionsgefahr besteht</w:t>
+      </w:r>
+      <w:r>
+        <w:t>, eine Zone von 2</w:t>
+      </w:r>
+      <w:r>
+        <w:t>5</w:t>
+      </w:r>
+      <w:r>
+        <w:t xml:space="preserve">0 x 100 cm wäre räumlich möglich. In der 90° Ausrichtung </w:t>
+      </w:r>
+      <w:r>
+        <w:t xml:space="preserve">gäbe es noch 50 cm nach hinten, hier wären 160 x 150 cm </w:t>
+      </w:r>
+      <w:r>
+        <w:t xml:space="preserve">räumlich </w:t>
+      </w:r>
+      <w:r>
+        <w:t>möglich.</w:t>
+      </w:r>
+    </w:p>
+    <w:p/>
+    <w:p>
+      <w:pPr>
+        <w:keepNext/>
+      </w:pPr>
+      <w:r>
+        <w:rPr>
+          <w:noProof/>
+        </w:rPr>
+        <w:drawing>
+          <wp:inline distT="0" distB="0" distL="0" distR="0" wp14:anchorId="659B3824" wp14:editId="4B8EA87B">
+            <wp:extent cx="2653792" cy="2598119"/>
+            <wp:effectExtent l="0" t="0" r="0" b="0"/>
+            <wp:docPr id="1882156791" name="Grafik 20"/>
+            <wp:cNvGraphicFramePr>
+              <a:graphicFrameLocks xmlns:a="http://schemas.openxmlformats.org/drawingml/2006/main" noChangeAspect="1"/>
+            </wp:cNvGraphicFramePr>
+            <a:graphic xmlns:a="http://schemas.openxmlformats.org/drawingml/2006/main">
+              <a:graphicData uri="http://schemas.openxmlformats.org/drawingml/2006/picture">
+                <pic:pic xmlns:pic="http://schemas.openxmlformats.org/drawingml/2006/picture">
+                  <pic:nvPicPr>
+                    <pic:cNvPr id="0" name="Picture 20"/>
+                    <pic:cNvPicPr>
+                      <a:picLocks noChangeAspect="1" noChangeArrowheads="1"/>
+                    </pic:cNvPicPr>
+                  </pic:nvPicPr>
+                  <pic:blipFill rotWithShape="1">
+                    <a:blip r:embed="rId25" cstate="print">
+                      <a:extLst>
+                        <a:ext uri="{28A0092B-C50C-407E-A947-70E740481C1C}">
+                          <a14:useLocalDpi xmlns:a14="http://schemas.microsoft.com/office/drawing/2010/main" val="0"/>
+                        </a:ext>
+                      </a:extLst>
+                    </a:blip>
+                    <a:srcRect l="17913" t="4415" r="17500" b="6143"/>
+                    <a:stretch>
+                      <a:fillRect/>
+                    </a:stretch>
+                  </pic:blipFill>
+                  <pic:spPr bwMode="auto">
+                    <a:xfrm>
+                      <a:off x="0" y="0"/>
+                      <a:ext cx="2671957" cy="2615903"/>
+                    </a:xfrm>
+                    <a:prstGeom prst="rect">
+                      <a:avLst/>
+                    </a:prstGeom>
+                    <a:noFill/>
+                    <a:ln>
+                      <a:noFill/>
+                    </a:ln>
+                    <a:extLst>
+                      <a:ext uri="{53640926-AAD7-44D8-BBD7-CCE9431645EC}">
+                        <a14:shadowObscured xmlns:a14="http://schemas.microsoft.com/office/drawing/2010/main"/>
+                      </a:ext>
+                    </a:extLst>
+                  </pic:spPr>
+                </pic:pic>
+              </a:graphicData>
+            </a:graphic>
+          </wp:inline>
+        </w:drawing>
+      </w:r>
+      <w:r>
+        <w:rPr>
+          <w:noProof/>
+        </w:rPr>
+        <w:drawing>
+          <wp:inline distT="0" distB="0" distL="0" distR="0" wp14:anchorId="352F2F9A" wp14:editId="35EFCCC0">
+            <wp:extent cx="2659865" cy="2598367"/>
+            <wp:effectExtent l="0" t="0" r="7620" b="0"/>
+            <wp:docPr id="987195403" name="Grafik 19"/>
+            <wp:cNvGraphicFramePr>
+              <a:graphicFrameLocks xmlns:a="http://schemas.openxmlformats.org/drawingml/2006/main" noChangeAspect="1"/>
+            </wp:cNvGraphicFramePr>
+            <a:graphic xmlns:a="http://schemas.openxmlformats.org/drawingml/2006/main">
+              <a:graphicData uri="http://schemas.openxmlformats.org/drawingml/2006/picture">
+                <pic:pic xmlns:pic="http://schemas.openxmlformats.org/drawingml/2006/picture">
+                  <pic:nvPicPr>
+                    <pic:cNvPr id="0" name="Picture 19"/>
+                    <pic:cNvPicPr>
+                      <a:picLocks noChangeAspect="1" noChangeArrowheads="1"/>
+                    </pic:cNvPicPr>
+                  </pic:nvPicPr>
+                  <pic:blipFill rotWithShape="1">
+                    <a:blip r:embed="rId26" cstate="print">
+                      <a:extLst>
+                        <a:ext uri="{28A0092B-C50C-407E-A947-70E740481C1C}">
+                          <a14:useLocalDpi xmlns:a14="http://schemas.microsoft.com/office/drawing/2010/main" val="0"/>
+                        </a:ext>
+                      </a:extLst>
+                    </a:blip>
+                    <a:srcRect l="18184" t="5015" r="17474" b="6073"/>
+                    <a:stretch>
+                      <a:fillRect/>
+                    </a:stretch>
+                  </pic:blipFill>
+                  <pic:spPr bwMode="auto">
+                    <a:xfrm>
+                      <a:off x="0" y="0"/>
+                      <a:ext cx="2691805" cy="2629569"/>
+                    </a:xfrm>
+                    <a:prstGeom prst="rect">
+                      <a:avLst/>
+                    </a:prstGeom>
+                    <a:noFill/>
+                    <a:ln>
+                      <a:noFill/>
+                    </a:ln>
+                    <a:extLst>
+                      <a:ext uri="{53640926-AAD7-44D8-BBD7-CCE9431645EC}">
+                        <a14:shadowObscured xmlns:a14="http://schemas.microsoft.com/office/drawing/2010/main"/>
+                      </a:ext>
+                    </a:extLst>
+                  </pic:spPr>
+                </pic:pic>
+              </a:graphicData>
+            </a:graphic>
+          </wp:inline>
+        </w:drawing>
+      </w:r>
+    </w:p>
+    <w:p>
+      <w:pPr>
+        <w:pStyle w:val="Beschriftung"/>
+      </w:pPr>
+      <w:r>
+        <w:t xml:space="preserve">Figure </w:t>
+      </w:r>
+      <w:fldSimple w:instr=" SEQ Figure \* ARABIC ">
+        <w:r>
+          <w:rPr>
+            <w:noProof/>
+          </w:rPr>
+          <w:t>5</w:t>
+        </w:r>
+      </w:fldSimple>
+      <w:r>
+        <w:t xml:space="preserve"> - </w:t>
+      </w:r>
+      <w:r>
+        <w:t>Modell Audiosystem</w:t>
+      </w:r>
+      <w:r>
+        <w:t xml:space="preserve"> Kollisionsbereiche der Ausrichtungen</w:t>
+      </w:r>
+    </w:p>
+    <w:p>
+      <w:pPr>
+        <w:pStyle w:val="Grundtext"/>
+      </w:pPr>
+      <w:r>
+        <w:t>Innerhalb der zwei Ausrichtungen werden je fünf verschiedene Kamerapositionen simulativ getestet.</w:t>
+      </w:r>
+      <w:r>
+        <w:t xml:space="preserve"> Bezugspunkt der Positionierung ist die </w:t>
+      </w:r>
+      <w:r>
+        <w:t>jeweil</w:t>
+      </w:r>
+      <w:r>
+        <w:t xml:space="preserve">ige Gerüstecke oben </w:t>
+      </w:r>
+      <w:r>
+        <w:lastRenderedPageBreak/>
+        <w:t xml:space="preserve">außen. Von da aus werden 50 cm Schritte nach unten und nach innen gemacht. </w:t>
+      </w:r>
+      <w:r>
+        <w:t xml:space="preserve">Bei der Positionswahl ist zu beachten, dass höhere Kamerapositionen mit steileren Kameraneigungswinkeln mehr Informationen über räumliche Tiefe liefern können und Positionen mir mehr horizontalen Winkeln, geben mehr Höheninformationen. Bei Verwendung einer 2D Kamera. Auch ist die Distanz zwischen Kamera und Mensch relevant, für das Sichtfeld welchen mindestens benötigt wird. Sehr steile Perspektiven von oben oder Perspektiven von unten nach oben, werden hier ausgeschlossen und als generell ungeeignet abgetan. </w:t>
+      </w:r>
+      <w:r>
+        <w:t xml:space="preserve">Die folgenden </w:t>
+      </w:r>
+      <w:r>
+        <w:t xml:space="preserve">zwei </w:t>
+      </w:r>
+      <w:r>
+        <w:t xml:space="preserve">Bilder zeigen </w:t>
+      </w:r>
+      <w:r>
+        <w:t>die getesteten</w:t>
+      </w:r>
+      <w:r>
+        <w:t xml:space="preserve"> Positionierungen</w:t>
+      </w:r>
+      <w:r>
+        <w:t>.</w:t>
+      </w:r>
+    </w:p>
+    <w:p>
+      <w:pPr>
+        <w:pStyle w:val="Grundtext"/>
+        <w:keepNext/>
+      </w:pPr>
+      <w:r>
+        <w:rPr>
+          <w:noProof/>
+        </w:rPr>
+        <w:drawing>
+          <wp:inline distT="0" distB="0" distL="0" distR="0" wp14:anchorId="79EC4D87" wp14:editId="43C24133">
+            <wp:extent cx="5391150" cy="3811270"/>
+            <wp:effectExtent l="0" t="0" r="0" b="0"/>
+            <wp:docPr id="2097543109" name="Grafik 16"/>
+            <wp:cNvGraphicFramePr>
+              <a:graphicFrameLocks xmlns:a="http://schemas.openxmlformats.org/drawingml/2006/main" noChangeAspect="1"/>
+            </wp:cNvGraphicFramePr>
+            <a:graphic xmlns:a="http://schemas.openxmlformats.org/drawingml/2006/main">
+              <a:graphicData uri="http://schemas.openxmlformats.org/drawingml/2006/picture">
+                <pic:pic xmlns:pic="http://schemas.openxmlformats.org/drawingml/2006/picture">
+                  <pic:nvPicPr>
+                    <pic:cNvPr id="0" name="Picture 16"/>
+                    <pic:cNvPicPr>
+                      <a:picLocks noChangeAspect="1" noChangeArrowheads="1"/>
+                    </pic:cNvPicPr>
+                  </pic:nvPicPr>
+                  <pic:blipFill>
+                    <a:blip r:embed="rId27" cstate="print">
+                      <a:extLst>
+                        <a:ext uri="{28A0092B-C50C-407E-A947-70E740481C1C}">
+                          <a14:useLocalDpi xmlns:a14="http://schemas.microsoft.com/office/drawing/2010/main" val="0"/>
+                        </a:ext>
+                      </a:extLst>
+                    </a:blip>
+                    <a:srcRect/>
+                    <a:stretch>
+                      <a:fillRect/>
+                    </a:stretch>
+                  </pic:blipFill>
+                  <pic:spPr bwMode="auto">
+                    <a:xfrm>
+                      <a:off x="0" y="0"/>
+                      <a:ext cx="5391150" cy="3811270"/>
+                    </a:xfrm>
+                    <a:prstGeom prst="rect">
+                      <a:avLst/>
+                    </a:prstGeom>
+                    <a:noFill/>
+                    <a:ln>
+                      <a:noFill/>
+                    </a:ln>
+                  </pic:spPr>
+                </pic:pic>
+              </a:graphicData>
+            </a:graphic>
+          </wp:inline>
+        </w:drawing>
+      </w:r>
+    </w:p>
+    <w:p>
+      <w:pPr>
+        <w:pStyle w:val="Beschriftung"/>
+        <w:jc w:val="both"/>
+      </w:pPr>
+      <w:r>
+        <w:t xml:space="preserve">Figure </w:t>
+      </w:r>
+      <w:fldSimple w:instr=" SEQ Figure \* ARABIC ">
+        <w:r>
+          <w:rPr>
+            <w:noProof/>
+          </w:rPr>
+          <w:t>6</w:t>
+        </w:r>
+      </w:fldSimple>
+      <w:r>
+        <w:t xml:space="preserve"> - Modell Audiosystem Schnittansicht der Kamera Positionen Ausrichtung </w:t>
+      </w:r>
+      <w:r>
+        <w:t>45</w:t>
+      </w:r>
+      <w:r>
+        <w:t>°</w:t>
+      </w:r>
+    </w:p>
+    <w:p>
+      <w:pPr>
+        <w:pStyle w:val="Beschriftung"/>
+        <w:jc w:val="both"/>
+      </w:pPr>
+      <w:r>
+        <w:rPr>
+          <w:noProof/>
+        </w:rPr>
+        <w:lastRenderedPageBreak/>
+        <w:drawing>
+          <wp:inline distT="0" distB="0" distL="0" distR="0" wp14:anchorId="5E4F744A" wp14:editId="739CB741">
+            <wp:extent cx="5391150" cy="3811270"/>
+            <wp:effectExtent l="0" t="0" r="0" b="0"/>
+            <wp:docPr id="1938599147" name="Grafik 12"/>
+            <wp:cNvGraphicFramePr>
+              <a:graphicFrameLocks xmlns:a="http://schemas.openxmlformats.org/drawingml/2006/main" noChangeAspect="1"/>
+            </wp:cNvGraphicFramePr>
+            <a:graphic xmlns:a="http://schemas.openxmlformats.org/drawingml/2006/main">
+              <a:graphicData uri="http://schemas.openxmlformats.org/drawingml/2006/picture">
+                <pic:pic xmlns:pic="http://schemas.openxmlformats.org/drawingml/2006/picture">
+                  <pic:nvPicPr>
+                    <pic:cNvPr id="0" name="Picture 12"/>
+                    <pic:cNvPicPr>
+                      <a:picLocks noChangeAspect="1" noChangeArrowheads="1"/>
+                    </pic:cNvPicPr>
+                  </pic:nvPicPr>
+                  <pic:blipFill>
+                    <a:blip r:embed="rId28" cstate="print">
+                      <a:extLst>
+                        <a:ext uri="{28A0092B-C50C-407E-A947-70E740481C1C}">
+                          <a14:useLocalDpi xmlns:a14="http://schemas.microsoft.com/office/drawing/2010/main" val="0"/>
+                        </a:ext>
+                      </a:extLst>
+                    </a:blip>
+                    <a:srcRect/>
+                    <a:stretch>
+                      <a:fillRect/>
+                    </a:stretch>
+                  </pic:blipFill>
+                  <pic:spPr bwMode="auto">
+                    <a:xfrm>
+                      <a:off x="0" y="0"/>
+                      <a:ext cx="5391150" cy="3811270"/>
+                    </a:xfrm>
+                    <a:prstGeom prst="rect">
+                      <a:avLst/>
+                    </a:prstGeom>
+                    <a:noFill/>
+                    <a:ln>
+                      <a:noFill/>
+                    </a:ln>
+                  </pic:spPr>
+                </pic:pic>
+              </a:graphicData>
+            </a:graphic>
+          </wp:inline>
+        </w:drawing>
+      </w:r>
+    </w:p>
+    <w:p>
+      <w:pPr>
+        <w:pStyle w:val="Beschriftung"/>
+        <w:jc w:val="both"/>
+      </w:pPr>
+      <w:r>
+        <w:t xml:space="preserve">Figure </w:t>
+      </w:r>
+      <w:fldSimple w:instr=" SEQ Figure \* ARABIC ">
+        <w:r>
+          <w:rPr>
+            <w:noProof/>
+          </w:rPr>
+          <w:t>7</w:t>
+        </w:r>
+      </w:fldSimple>
+      <w:r>
+        <w:t xml:space="preserve"> - Modell Audiosystem Schnittansicht der Kamera Positionen</w:t>
+      </w:r>
+      <w:r>
+        <w:t xml:space="preserve"> Ausrichtung 90°</w:t>
+      </w:r>
+    </w:p>
+    <w:p>
+      <w:r>
+        <w:t>Für die simulativen Tests wurden die folgenden fünf Parameter variiert:</w:t>
+      </w:r>
+    </w:p>
+    <w:p/>
+    <w:p>
+      <w:pPr>
+        <w:ind w:left="705" w:hanging="705"/>
+      </w:pPr>
+      <w:r>
+        <w:t>h, t</w:t>
+      </w:r>
+      <w:r>
+        <w:t xml:space="preserve">: </w:t>
+      </w:r>
+      <w:r>
+        <w:tab/>
+        <w:t>Kameraposition</w:t>
+      </w:r>
+      <w:r>
+        <w:t xml:space="preserve"> Tiefe</w:t>
+      </w:r>
+      <w:r>
+        <w:t xml:space="preserve"> und </w:t>
+      </w:r>
+      <w:r>
+        <w:t>Höhe</w:t>
+      </w:r>
+      <w:r>
+        <w:t xml:space="preserve"> in cm gemessen von der System Mitte am                                                                                                           Boden</w:t>
+      </w:r>
+    </w:p>
+    <w:p>
+      <w:pPr>
+        <w:ind w:left="705" w:hanging="705"/>
+      </w:pPr>
+      <w:r>
+        <w:t xml:space="preserve">n: </w:t>
+      </w:r>
+      <w:r>
+        <w:tab/>
+        <w:t>Neigungswinkel der Kamera, positiv von der Horizontalen zum Boden (0 - 90°)</w:t>
+      </w:r>
+    </w:p>
+    <w:p>
+      <w:pPr>
+        <w:pStyle w:val="Grundtext"/>
+        <w:jc w:val="left"/>
+      </w:pPr>
+      <w:r>
+        <w:t>h:</w:t>
+      </w:r>
+      <w:r>
+        <w:tab/>
+        <w:t xml:space="preserve">horizontaler Kamera Öffnungswinkel – hFOV </w:t>
+      </w:r>
+      <w:r>
+        <w:br/>
+        <w:t>v:</w:t>
+      </w:r>
+      <w:r>
+        <w:tab/>
+        <w:t xml:space="preserve">vertikaler Kamera Öffnungswinkel – vFOV </w:t>
+      </w:r>
+    </w:p>
+    <w:p>
+      <w:pPr>
+        <w:pStyle w:val="Grundtext"/>
+        <w:jc w:val="left"/>
+      </w:pPr>
+      <w:r>
+        <w:t>Die Folgenden Tabellen zeigen die Resultate:</w:t>
+      </w:r>
+    </w:p>
+    <w:p>
+      <w:r>
+        <w:t>45°</w:t>
+      </w:r>
+      <w:r>
+        <w:t xml:space="preserve"> Ausrichtung, Standzone 160 x 100 cm</w:t>
+      </w:r>
+    </w:p>
+    <w:tbl>
+      <w:tblPr>
+        <w:tblStyle w:val="Tabellenraster"/>
+        <w:tblW w:w="0" w:type="auto"/>
+        <w:tblLook w:val="04A0" w:firstRow="1" w:lastRow="0" w:firstColumn="1" w:lastColumn="0" w:noHBand="0" w:noVBand="1"/>
+      </w:tblPr>
+      <w:tblGrid>
+        <w:gridCol w:w="1698"/>
+        <w:gridCol w:w="1699"/>
+        <w:gridCol w:w="1699"/>
+        <w:gridCol w:w="1699"/>
+        <w:gridCol w:w="1699"/>
+      </w:tblGrid>
+      <w:tr>
+        <w:tc>
+          <w:tcPr>
+            <w:tcW w:w="1698" w:type="dxa"/>
+          </w:tcPr>
+          <w:p>
+            <w:r>
+              <w:t xml:space="preserve"> h [cm]</w:t>
+            </w:r>
+          </w:p>
+        </w:tc>
+        <w:tc>
+          <w:tcPr>
+            <w:tcW w:w="1699" w:type="dxa"/>
+          </w:tcPr>
+          <w:p>
+            <w:r>
+              <w:t>t [cm]</w:t>
+            </w:r>
+          </w:p>
+        </w:tc>
+        <w:tc>
+          <w:tcPr>
+            <w:tcW w:w="1699" w:type="dxa"/>
+          </w:tcPr>
+          <w:p>
+            <w:r>
+              <w:t>n [deg]</w:t>
+            </w:r>
+          </w:p>
+        </w:tc>
+        <w:tc>
+          <w:tcPr>
+            <w:tcW w:w="1699" w:type="dxa"/>
+          </w:tcPr>
+          <w:p>
+            <w:r>
+              <w:t>h [deg]</w:t>
+            </w:r>
+          </w:p>
+        </w:tc>
+        <w:tc>
+          <w:tcPr>
+            <w:tcW w:w="1699" w:type="dxa"/>
+          </w:tcPr>
+          <w:p>
+            <w:r>
+              <w:t>v [deg]</w:t>
+            </w:r>
+          </w:p>
+        </w:tc>
+      </w:tr>
+      <w:tr>
+        <w:tc>
+          <w:tcPr>
+            <w:tcW w:w="1698" w:type="dxa"/>
+          </w:tcPr>
+          <w:p>
+            <w:r>
+              <w:t>170</w:t>
+            </w:r>
+          </w:p>
+        </w:tc>
+        <w:tc>
+          <w:tcPr>
+            <w:tcW w:w="1699" w:type="dxa"/>
+          </w:tcPr>
+          <w:p>
+            <w:r>
+              <w:t>235</w:t>
+            </w:r>
+          </w:p>
+        </w:tc>
+        <w:tc>
+          <w:tcPr>
+            <w:tcW w:w="1699" w:type="dxa"/>
+          </w:tcPr>
+          <w:p>
+            <w:r>
+              <w:t>2</w:t>
+            </w:r>
+          </w:p>
+        </w:tc>
+        <w:tc>
+          <w:tcPr>
+            <w:tcW w:w="1699" w:type="dxa"/>
+          </w:tcPr>
+          <w:p>
+            <w:r>
+              <w:t>75</w:t>
+            </w:r>
+          </w:p>
+        </w:tc>
+        <w:tc>
+          <w:tcPr>
+            <w:tcW w:w="1699" w:type="dxa"/>
+          </w:tcPr>
+          <w:p>
+            <w:r>
+              <w:t>51</w:t>
+            </w:r>
+          </w:p>
+        </w:tc>
+      </w:tr>
+      <w:tr>
+        <w:tc>
+          <w:tcPr>
+            <w:tcW w:w="1698" w:type="dxa"/>
+          </w:tcPr>
+          <w:p>
+            <w:r>
+              <w:t>220</w:t>
+            </w:r>
+          </w:p>
+        </w:tc>
+        <w:tc>
+          <w:tcPr>
+            <w:tcW w:w="1699" w:type="dxa"/>
+          </w:tcPr>
+          <w:p>
+            <w:r>
+              <w:t>235</w:t>
+            </w:r>
+          </w:p>
+        </w:tc>
+        <w:tc>
+          <w:tcPr>
+            <w:tcW w:w="1699" w:type="dxa"/>
+          </w:tcPr>
+          <w:p>
+            <w:r>
+              <w:t>13</w:t>
+            </w:r>
+          </w:p>
+        </w:tc>
+        <w:tc>
+          <w:tcPr>
+            <w:tcW w:w="1699" w:type="dxa"/>
+          </w:tcPr>
+          <w:p>
+            <w:r>
+              <w:t>74</w:t>
+            </w:r>
+          </w:p>
+        </w:tc>
+        <w:tc>
+          <w:tcPr>
+            <w:tcW w:w="1699" w:type="dxa"/>
+          </w:tcPr>
+          <w:p>
+            <w:r>
+              <w:t>49</w:t>
+            </w:r>
+          </w:p>
+        </w:tc>
+      </w:tr>
+      <w:tr>
+        <w:tc>
+          <w:tcPr>
+            <w:tcW w:w="1698" w:type="dxa"/>
+          </w:tcPr>
+          <w:p>
+            <w:r>
+              <w:t>270</w:t>
+            </w:r>
+          </w:p>
+        </w:tc>
+        <w:tc>
+          <w:tcPr>
+            <w:tcW w:w="1699" w:type="dxa"/>
+          </w:tcPr>
+          <w:p>
+            <w:r>
+              <w:t>235</w:t>
+            </w:r>
+          </w:p>
+        </w:tc>
+        <w:tc>
+          <w:tcPr>
+            <w:tcW w:w="1699" w:type="dxa"/>
+          </w:tcPr>
+          <w:p>
+            <w:r>
+              <w:t>23</w:t>
+            </w:r>
+          </w:p>
+        </w:tc>
+        <w:tc>
+          <w:tcPr>
+            <w:tcW w:w="1699" w:type="dxa"/>
+          </w:tcPr>
+          <w:p>
+            <w:r>
+              <w:t>70</w:t>
+            </w:r>
+          </w:p>
+        </w:tc>
+        <w:tc>
+          <w:tcPr>
+            <w:tcW w:w="1699" w:type="dxa"/>
+          </w:tcPr>
+          <w:p>
+            <w:r>
+              <w:t>45</w:t>
+            </w:r>
+          </w:p>
+        </w:tc>
+      </w:tr>
+      <w:tr>
+        <w:tc>
+          <w:tcPr>
+            <w:tcW w:w="1698" w:type="dxa"/>
+          </w:tcPr>
+          <w:p>
+            <w:r>
+              <w:t>270</w:t>
+            </w:r>
+          </w:p>
+        </w:tc>
+        <w:tc>
+          <w:tcPr>
+            <w:tcW w:w="1699" w:type="dxa"/>
+          </w:tcPr>
+          <w:p>
+            <w:r>
+              <w:t>185</w:t>
+            </w:r>
+          </w:p>
+        </w:tc>
+        <w:tc>
+          <w:tcPr>
+            <w:tcW w:w="1699" w:type="dxa"/>
+          </w:tcPr>
+          <w:p>
+            <w:r>
+              <w:t>28</w:t>
+            </w:r>
+          </w:p>
+        </w:tc>
+        <w:tc>
+          <w:tcPr>
+            <w:tcW w:w="1699" w:type="dxa"/>
+          </w:tcPr>
+          <w:p>
+            <w:r>
+              <w:t>84</w:t>
+            </w:r>
+          </w:p>
+        </w:tc>
+        <w:tc>
+          <w:tcPr>
+            <w:tcW w:w="1699" w:type="dxa"/>
+          </w:tcPr>
+          <w:p>
+            <w:r>
+              <w:t>53</w:t>
+            </w:r>
+          </w:p>
+        </w:tc>
+      </w:tr>
+      <w:tr>
+        <w:tc>
+          <w:tcPr>
+            <w:tcW w:w="1698" w:type="dxa"/>
+          </w:tcPr>
+          <w:p>
+            <w:r>
+              <w:t>270</w:t>
+            </w:r>
+          </w:p>
+        </w:tc>
+        <w:tc>
+          <w:tcPr>
+            <w:tcW w:w="1699" w:type="dxa"/>
+          </w:tcPr>
+          <w:p>
+            <w:r>
+              <w:t>135</w:t>
+            </w:r>
+          </w:p>
+        </w:tc>
+        <w:tc>
+          <w:tcPr>
+            <w:tcW w:w="1699" w:type="dxa"/>
+          </w:tcPr>
+          <w:p>
+            <w:r>
+              <w:t>35</w:t>
+            </w:r>
+          </w:p>
+        </w:tc>
+        <w:tc>
+          <w:tcPr>
+            <w:tcW w:w="1699" w:type="dxa"/>
+          </w:tcPr>
+          <w:p>
+            <w:r>
+              <w:t>103</w:t>
+            </w:r>
+          </w:p>
+        </w:tc>
+        <w:tc>
+          <w:tcPr>
+            <w:tcW w:w="1699" w:type="dxa"/>
+          </w:tcPr>
+          <w:p>
+            <w:r>
+              <w:t>67</w:t>
+            </w:r>
+          </w:p>
+        </w:tc>
+      </w:tr>
+    </w:tbl>
+    <w:p/>
+    <w:p>
+      <w:r>
+        <w:t>90° Ausrichtung, Standzone 160 x 100 cm</w:t>
+      </w:r>
+    </w:p>
+    <w:tbl>
+      <w:tblPr>
+        <w:tblStyle w:val="Tabellenraster"/>
+        <w:tblW w:w="0" w:type="auto"/>
+        <w:tblLook w:val="04A0" w:firstRow="1" w:lastRow="0" w:firstColumn="1" w:lastColumn="0" w:noHBand="0" w:noVBand="1"/>
+      </w:tblPr>
+      <w:tblGrid>
+        <w:gridCol w:w="1698"/>
+        <w:gridCol w:w="1699"/>
+        <w:gridCol w:w="1699"/>
+        <w:gridCol w:w="1699"/>
+        <w:gridCol w:w="1699"/>
+      </w:tblGrid>
+      <w:tr>
+        <w:tc>
+          <w:tcPr>
+            <w:tcW w:w="1698" w:type="dxa"/>
+          </w:tcPr>
+          <w:p>
+            <w:r>
+              <w:t xml:space="preserve"> h [cm]</w:t>
+            </w:r>
+          </w:p>
+        </w:tc>
+        <w:tc>
+          <w:tcPr>
+            <w:tcW w:w="1699" w:type="dxa"/>
+          </w:tcPr>
+          <w:p>
+            <w:r>
+              <w:t>t [cm]</w:t>
+            </w:r>
+          </w:p>
+        </w:tc>
+        <w:tc>
+          <w:tcPr>
+            <w:tcW w:w="1699" w:type="dxa"/>
+          </w:tcPr>
+          <w:p>
+            <w:r>
+              <w:t>n [deg]</w:t>
+            </w:r>
+          </w:p>
+        </w:tc>
+        <w:tc>
+          <w:tcPr>
+            <w:tcW w:w="1699" w:type="dxa"/>
+          </w:tcPr>
+          <w:p>
+            <w:r>
+              <w:t>h [deg]</w:t>
+            </w:r>
+          </w:p>
+        </w:tc>
+        <w:tc>
+          <w:tcPr>
+            <w:tcW w:w="1699" w:type="dxa"/>
+          </w:tcPr>
+          <w:p>
+            <w:r>
+              <w:t>v [deg]</w:t>
+            </w:r>
+          </w:p>
+        </w:tc>
+      </w:tr>
+      <w:tr>
+        <w:tc>
+          <w:tcPr>
+            <w:tcW w:w="1698" w:type="dxa"/>
+          </w:tcPr>
+          <w:p>
+            <w:r>
+              <w:t>170</w:t>
+            </w:r>
+          </w:p>
+        </w:tc>
+        <w:tc>
+          <w:tcPr>
+            <w:tcW w:w="1699" w:type="dxa"/>
+          </w:tcPr>
+          <w:p>
+            <w:r>
+              <w:t>2</w:t>
+            </w:r>
+            <w:r>
+              <w:t>00</w:t>
+            </w:r>
+          </w:p>
+        </w:tc>
+        <w:tc>
+          <w:tcPr>
+            <w:tcW w:w="1699" w:type="dxa"/>
+          </w:tcPr>
+          <w:p>
+            <w:r>
+              <w:t>2</w:t>
+            </w:r>
+          </w:p>
+        </w:tc>
+        <w:tc>
+          <w:tcPr>
+            <w:tcW w:w="1699" w:type="dxa"/>
+          </w:tcPr>
+          <w:p>
+            <w:r>
+              <w:t>92</w:t>
+            </w:r>
+          </w:p>
+        </w:tc>
+        <w:tc>
+          <w:tcPr>
+            <w:tcW w:w="1699" w:type="dxa"/>
+          </w:tcPr>
+          <w:p>
+            <w:r>
+              <w:t>60</w:t>
+            </w:r>
+          </w:p>
+        </w:tc>
+      </w:tr>
+      <w:tr>
+        <w:tc>
+          <w:tcPr>
+            <w:tcW w:w="1698" w:type="dxa"/>
+          </w:tcPr>
+          <w:p>
+            <w:r>
+              <w:t>220</w:t>
+            </w:r>
+          </w:p>
+        </w:tc>
+        <w:tc>
+          <w:tcPr>
+            <w:tcW w:w="1699" w:type="dxa"/>
+          </w:tcPr>
+          <w:p>
+            <w:r>
+              <w:t>2</w:t>
+            </w:r>
+            <w:r>
+              <w:t>00</w:t>
+            </w:r>
+          </w:p>
+        </w:tc>
+        <w:tc>
+          <w:tcPr>
+            <w:tcW w:w="1699" w:type="dxa"/>
+          </w:tcPr>
+          <w:p>
+            <w:r>
+              <w:t>15</w:t>
+            </w:r>
+          </w:p>
+        </w:tc>
+        <w:tc>
+          <w:tcPr>
+            <w:tcW w:w="1699" w:type="dxa"/>
+          </w:tcPr>
+          <w:p>
+            <w:r>
+              <w:t>90</w:t>
+            </w:r>
+          </w:p>
+        </w:tc>
+        <w:tc>
+          <w:tcPr>
+            <w:tcW w:w="1699" w:type="dxa"/>
+          </w:tcPr>
+          <w:p>
+            <w:r>
+              <w:t>56</w:t>
+            </w:r>
+          </w:p>
+        </w:tc>
+      </w:tr>
+      <w:tr>
+        <w:tc>
+          <w:tcPr>
+            <w:tcW w:w="1698" w:type="dxa"/>
+          </w:tcPr>
+          <w:p>
+            <w:r>
+              <w:t>270</w:t>
+            </w:r>
+          </w:p>
+        </w:tc>
+        <w:tc>
+          <w:tcPr>
+            <w:tcW w:w="1699" w:type="dxa"/>
+          </w:tcPr>
+          <w:p>
+            <w:r>
+              <w:t>2</w:t>
+            </w:r>
+            <w:r>
+              <w:t>00</w:t>
+            </w:r>
+          </w:p>
+        </w:tc>
+        <w:tc>
+          <w:tcPr>
+            <w:tcW w:w="1699" w:type="dxa"/>
+          </w:tcPr>
+          <w:p>
+            <w:r>
+              <w:t>2</w:t>
+            </w:r>
+            <w:r>
+              <w:t>7</w:t>
+            </w:r>
+          </w:p>
+        </w:tc>
+        <w:tc>
+          <w:tcPr>
+            <w:tcW w:w="1699" w:type="dxa"/>
+          </w:tcPr>
+          <w:p>
+            <w:r>
+              <w:t>84</w:t>
+            </w:r>
+          </w:p>
+        </w:tc>
+        <w:tc>
+          <w:tcPr>
+            <w:tcW w:w="1699" w:type="dxa"/>
+          </w:tcPr>
+          <w:p>
+            <w:r>
+              <w:t>51</w:t>
+            </w:r>
+          </w:p>
+        </w:tc>
+      </w:tr>
+      <w:tr>
+        <w:tc>
+          <w:tcPr>
+            <w:tcW w:w="1698" w:type="dxa"/>
+          </w:tcPr>
+          <w:p>
+            <w:r>
+              <w:t>270</w:t>
+            </w:r>
+          </w:p>
+        </w:tc>
+        <w:tc>
+          <w:tcPr>
+            <w:tcW w:w="1699" w:type="dxa"/>
+          </w:tcPr>
+          <w:p>
+            <w:r>
+              <w:t>150</w:t>
+            </w:r>
+          </w:p>
+        </w:tc>
+        <w:tc>
+          <w:tcPr>
+            <w:tcW w:w="1699" w:type="dxa"/>
+          </w:tcPr>
+          <w:p>
+            <w:r>
+              <w:t>32</w:t>
+            </w:r>
+          </w:p>
+        </w:tc>
+        <w:tc>
+          <w:tcPr>
+            <w:tcW w:w="1699" w:type="dxa"/>
+          </w:tcPr>
+          <w:p>
+            <w:r>
+              <w:t>102</w:t>
+            </w:r>
+          </w:p>
+        </w:tc>
+        <w:tc>
+          <w:tcPr>
+            <w:tcW w:w="1699" w:type="dxa"/>
+          </w:tcPr>
+          <w:p>
+            <w:r>
+              <w:t>61</w:t>
+            </w:r>
+          </w:p>
+        </w:tc>
+      </w:tr>
+      <w:tr>
+        <w:tc>
+          <w:tcPr>
+            <w:tcW w:w="1698" w:type="dxa"/>
+          </w:tcPr>
+          <w:p>
+            <w:r>
+              <w:t>270</w:t>
+            </w:r>
+          </w:p>
+        </w:tc>
+        <w:tc>
+          <w:tcPr>
+            <w:tcW w:w="1699" w:type="dxa"/>
+          </w:tcPr>
+          <w:p>
+            <w:r>
+              <w:t>1</w:t>
+            </w:r>
+            <w:r>
+              <w:t>00</w:t>
+            </w:r>
+          </w:p>
+        </w:tc>
+        <w:tc>
+          <w:tcPr>
+            <w:tcW w:w="1699" w:type="dxa"/>
+          </w:tcPr>
+          <w:p>
+            <w:r>
+              <w:t>45</w:t>
+            </w:r>
+          </w:p>
+        </w:tc>
+        <w:tc>
+          <w:tcPr>
+            <w:tcW w:w="1699" w:type="dxa"/>
+          </w:tcPr>
+          <w:p>
+            <w:r>
+              <w:t>1</w:t>
+            </w:r>
+            <w:r>
+              <w:t>27</w:t>
+            </w:r>
+          </w:p>
+        </w:tc>
+        <w:tc>
+          <w:tcPr>
+            <w:tcW w:w="1699" w:type="dxa"/>
+          </w:tcPr>
+          <w:p>
+            <w:r>
+              <w:t>82</w:t>
+            </w:r>
+          </w:p>
+        </w:tc>
+      </w:tr>
+    </w:tbl>
+    <w:p/>
+    <w:p>
+      <w:r>
+        <w:lastRenderedPageBreak/>
+        <w:t xml:space="preserve">45° Ausrichtung, Standzone </w:t>
+      </w:r>
+      <w:r>
+        <w:t>25</w:t>
+      </w:r>
+      <w:r>
+        <w:t>0 x 100 cm</w:t>
+      </w:r>
+    </w:p>
+    <w:tbl>
+      <w:tblPr>
+        <w:tblStyle w:val="Tabellenraster"/>
+        <w:tblW w:w="0" w:type="auto"/>
+        <w:tblLook w:val="04A0" w:firstRow="1" w:lastRow="0" w:firstColumn="1" w:lastColumn="0" w:noHBand="0" w:noVBand="1"/>
+      </w:tblPr>
+      <w:tblGrid>
+        <w:gridCol w:w="1698"/>
+        <w:gridCol w:w="1699"/>
+        <w:gridCol w:w="1699"/>
+        <w:gridCol w:w="1699"/>
+        <w:gridCol w:w="1699"/>
+      </w:tblGrid>
+      <w:tr>
+        <w:tc>
+          <w:tcPr>
+            <w:tcW w:w="1698" w:type="dxa"/>
+          </w:tcPr>
+          <w:p>
+            <w:r>
+              <w:t xml:space="preserve"> h [cm]</w:t>
+            </w:r>
+          </w:p>
+        </w:tc>
+        <w:tc>
+          <w:tcPr>
+            <w:tcW w:w="1699" w:type="dxa"/>
+          </w:tcPr>
+          <w:p>
+            <w:r>
+              <w:t>t [cm]</w:t>
+            </w:r>
+          </w:p>
+        </w:tc>
+        <w:tc>
+          <w:tcPr>
+            <w:tcW w:w="1699" w:type="dxa"/>
+          </w:tcPr>
+          <w:p>
+            <w:r>
+              <w:t>n [deg]</w:t>
+            </w:r>
+          </w:p>
+        </w:tc>
+        <w:tc>
+          <w:tcPr>
+            <w:tcW w:w="1699" w:type="dxa"/>
+          </w:tcPr>
+          <w:p>
+            <w:r>
+              <w:t>h [deg]</w:t>
+            </w:r>
+          </w:p>
+        </w:tc>
+        <w:tc>
+          <w:tcPr>
+            <w:tcW w:w="1699" w:type="dxa"/>
+          </w:tcPr>
+          <w:p>
+            <w:r>
+              <w:t>v [deg]</w:t>
+            </w:r>
+          </w:p>
+        </w:tc>
+      </w:tr>
+      <w:tr>
+        <w:tc>
+          <w:tcPr>
+            <w:tcW w:w="1698" w:type="dxa"/>
+          </w:tcPr>
+          <w:p>
+            <w:r>
+              <w:t>2</w:t>
+            </w:r>
+            <w:r>
+              <w:t>70</w:t>
+            </w:r>
+          </w:p>
+        </w:tc>
+        <w:tc>
+          <w:tcPr>
+            <w:tcW w:w="1699" w:type="dxa"/>
+          </w:tcPr>
+          <w:p>
+            <w:r>
+              <w:t>235</w:t>
+            </w:r>
+          </w:p>
+        </w:tc>
+        <w:tc>
+          <w:tcPr>
+            <w:tcW w:w="1699" w:type="dxa"/>
+          </w:tcPr>
+          <w:p>
+            <w:r>
+              <w:t>2</w:t>
+            </w:r>
+            <w:r>
+              <w:t>3</w:t>
+            </w:r>
+          </w:p>
+        </w:tc>
+        <w:tc>
+          <w:tcPr>
+            <w:tcW w:w="1699" w:type="dxa"/>
+          </w:tcPr>
+          <w:p>
+            <w:r>
+              <w:t>85</w:t>
+            </w:r>
+          </w:p>
+        </w:tc>
+        <w:tc>
+          <w:tcPr>
+            <w:tcW w:w="1699" w:type="dxa"/>
+          </w:tcPr>
+          <w:p>
+            <w:r>
+              <w:t>45</w:t>
+            </w:r>
+          </w:p>
+        </w:tc>
+      </w:tr>
+    </w:tbl>
+    <w:p>
+      <w:pPr>
+        <w:pStyle w:val="Grundtext"/>
+        <w:jc w:val="left"/>
+      </w:pPr>
+    </w:p>
+    <w:p>
+      <w:pPr>
+        <w:pStyle w:val="Grundtext"/>
+      </w:pPr>
+      <w:r>
+        <w:t xml:space="preserve">Das </w:t>
+      </w:r>
+      <w:r>
+        <w:t>Mit der 45° Ausrichtung ist mindestens ein Sichtfeld von 70</w:t>
+      </w:r>
+      <w:r>
+        <w:t>°</w:t>
+      </w:r>
+      <w:r>
+        <w:t xml:space="preserve"> x 45° notwendig</w:t>
+      </w:r>
+      <w:r>
+        <w:t>, wenn es Die Eckposition werden soll. Bei der 90° Ausrichtung wären es 84° x 51°. Für eine Von-Vorne-Sicht mit der Höhe 170 cm, wären es 75° x 51° bzw. 92° x 60°.</w:t>
+      </w:r>
+      <w:r>
+        <w:t xml:space="preserve"> Zusammengefasst lässt sich sagen das für die meisten und die relevanten Positionen ein Sichtfeld von rund 95° x 60° ausreicht. Bei </w:t>
+      </w:r>
+      <w:r>
+        <w:t xml:space="preserve">der Wahl einer </w:t>
+      </w:r>
+      <w:r>
+        <w:t xml:space="preserve">Kamera mit </w:t>
+      </w:r>
+      <w:r>
+        <w:t>kleineren</w:t>
+      </w:r>
+      <w:r>
+        <w:t xml:space="preserve"> Sichtfeld, sollten die wegfallenden Positionierungsmöglichkeiten </w:t>
+      </w:r>
+      <w:r>
+        <w:t>berücksichtigt</w:t>
+      </w:r>
+      <w:r>
+        <w:t xml:space="preserve"> werden.</w:t>
       </w:r>
     </w:p>
     <w:p>
@@ -7322,7 +9235,7 @@
       <w:r>
         <w:t xml:space="preserve"> der Arbeit</w:t>
       </w:r>
-      <w:bookmarkEnd w:id="23"/>
+      <w:bookmarkEnd w:id="24"/>
       <w:bookmarkEnd w:id="39"/>
     </w:p>
     <w:p>
@@ -11238,7 +13151,7 @@
                     </pic:cNvPicPr>
                   </pic:nvPicPr>
                   <pic:blipFill>
-                    <a:blip r:embed="rId22" cstate="print"/>
+                    <a:blip r:embed="rId29" cstate="print"/>
                     <a:srcRect/>
                     <a:stretch>
                       <a:fillRect/>
@@ -12517,7 +14430,7 @@
                     </pic:cNvPicPr>
                   </pic:nvPicPr>
                   <pic:blipFill>
-                    <a:blip r:embed="rId23" cstate="print"/>
+                    <a:blip r:embed="rId30" cstate="print"/>
                     <a:srcRect/>
                     <a:stretch>
                       <a:fillRect/>
@@ -13282,7 +15195,7 @@
         </w:rPr>
         <w:t xml:space="preserve">(aktuelle Fassung liegt i.d.R. auf </w:t>
       </w:r>
-      <w:hyperlink r:id="rId24" w:history="1">
+      <w:hyperlink r:id="rId31" w:history="1">
         <w:r>
           <w:rPr>
             <w:rStyle w:val="Hyperlink"/>
@@ -14710,7 +16623,7 @@
         </w:rPr>
         <w:t xml:space="preserve">– Online im Internet: </w:t>
       </w:r>
-      <w:hyperlink r:id="rId25" w:history="1">
+      <w:hyperlink r:id="rId32" w:history="1">
         <w:r>
           <w:rPr>
             <w:rStyle w:val="Hyperlink"/>
@@ -14760,7 +16673,7 @@
       <w:r>
         <w:t xml:space="preserve">nline im Internet: </w:t>
       </w:r>
-      <w:hyperlink r:id="rId26" w:history="1">
+      <w:hyperlink r:id="rId33" w:history="1">
         <w:r>
           <w:rPr>
             <w:rStyle w:val="Hyperlink"/>
@@ -14818,7 +16731,7 @@
         </w:rPr>
         <w:t xml:space="preserve">m Internet: </w:t>
       </w:r>
-      <w:hyperlink r:id="rId27" w:history="1">
+      <w:hyperlink r:id="rId34" w:history="1">
         <w:r>
           <w:rPr>
             <w:rStyle w:val="Hyperlink"/>
@@ -14894,7 +16807,7 @@
         </w:rPr>
         <w:t xml:space="preserve">: </w:t>
       </w:r>
-      <w:hyperlink r:id="rId28" w:history="1">
+      <w:hyperlink r:id="rId35" w:history="1">
         <w:r>
           <w:rPr>
             <w:rStyle w:val="Hyperlink"/>
@@ -14935,7 +16848,7 @@
         </w:rPr>
         <w:t xml:space="preserve"> - Online im Internet: </w:t>
       </w:r>
-      <w:hyperlink r:id="rId29" w:history="1">
+      <w:hyperlink r:id="rId36" w:history="1">
         <w:r>
           <w:rPr>
             <w:rStyle w:val="Hyperlink"/>
@@ -15024,8 +16937,8 @@
       </w:r>
     </w:p>
     <w:sectPr>
-      <w:headerReference w:type="default" r:id="rId30"/>
-      <w:headerReference w:type="first" r:id="rId31"/>
+      <w:headerReference w:type="default" r:id="rId37"/>
+      <w:headerReference w:type="first" r:id="rId38"/>
       <w:pgSz w:w="11906" w:h="16838" w:code="9"/>
       <w:pgMar w:top="1701" w:right="1701" w:bottom="1134" w:left="1701" w:header="720" w:footer="720" w:gutter="0"/>
       <w:pgNumType w:start="1"/>
@@ -15666,7 +17579,7 @@
           <w:color w:val="000000" w:themeColor="text1"/>
           <w:u w:val="none"/>
         </w:rPr>
-        <w:t>10</w:t>
+        <w:t>13</w:t>
       </w:r>
       <w:r>
         <w:rPr>
@@ -15859,7 +17772,7 @@
         <w:rFonts w:ascii="Times New Roman" w:eastAsia="Times New Roman" w:hAnsi="Times New Roman" w:cs="Times New Roman" w:hint="default"/>
       </w:rPr>
     </w:lvl>
-    <w:lvl w:ilvl="1" w:tplc="04070003" w:tentative="1">
+    <w:lvl w:ilvl="1" w:tplc="04070003">
       <w:start w:val="1"/>
       <w:numFmt w:val="bullet"/>
       <w:lvlText w:val="o"/>
@@ -18006,7 +19919,7 @@
   <w:style w:type="paragraph" w:default="1" w:styleId="Standard">
     <w:name w:val="Normal"/>
     <w:qFormat/>
-    <w:rsid w:val="009C10E7"/>
+    <w:rsid w:val="00D16BF9"/>
     <w:rPr>
       <w:sz w:val="24"/>
       <w:szCs w:val="24"/>
@@ -18806,6 +20719,21 @@
       <w:contextualSpacing/>
     </w:pPr>
   </w:style>
+  <w:style w:type="table" w:styleId="Tabellenraster">
+    <w:name w:val="Table Grid"/>
+    <w:basedOn w:val="NormaleTabelle"/>
+    <w:rsid w:val="00FB6A72"/>
+    <w:tblPr>
+      <w:tblBorders>
+        <w:top w:val="single" w:sz="4" w:space="0" w:color="auto"/>
+        <w:left w:val="single" w:sz="4" w:space="0" w:color="auto"/>
+        <w:bottom w:val="single" w:sz="4" w:space="0" w:color="auto"/>
+        <w:right w:val="single" w:sz="4" w:space="0" w:color="auto"/>
+        <w:insideH w:val="single" w:sz="4" w:space="0" w:color="auto"/>
+        <w:insideV w:val="single" w:sz="4" w:space="0" w:color="auto"/>
+      </w:tblBorders>
+    </w:tblPr>
+  </w:style>
 </w:styles>
 </file>
 

--- a/Kamerabasierte Gestenerkennung zur Steuerung eines virtuellen Orchesters (Masterarbeit Wegener).docx
+++ b/Kamerabasierte Gestenerkennung zur Steuerung eines virtuellen Orchesters (Masterarbeit Wegener).docx
@@ -6296,7 +6296,13 @@
         <w:pStyle w:val="Grundtext"/>
       </w:pPr>
       <w:r>
-        <w:t>Das Kamerabild muss ausreichend Bildinformationen liefern, um eine Gestenerkennung anwenden zu können. Dieser Informationsgehalt hängt jedoch nicht nur von der Kamera an sich ab, sondern auch von ihrer Positionierung im Raum und den Lichtverhältnissen. Bei der Wahl der Kamera ist hierbei auf ein Minimum der Auflösung, der Lichtempfindlichkeit und der Bildwiederholungsrate (Framerate) zu achten, also auf ein Minimum an Bildqualität. Zu dem ist zu entscheiden um es eine 2D oder 3D-Kamera seien soll. Eine 3D-Kamera gibt neben den Farbwerten des 2D Pixelfeldes auch Tiefeninformation bestimmter Bildbereiche.</w:t>
+        <w:t xml:space="preserve">Das Kamerabild muss ausreichend Bildinformationen liefern, um eine Gestenerkennung anwenden zu können. Dieser Informationsgehalt hängt jedoch nicht nur von der Kamera an sich ab, sondern auch von ihrer Positionierung im Raum und den Lichtverhältnissen. Bei der Wahl der Kamera ist hierbei auf ein Minimum der Auflösung, der Lichtempfindlichkeit und der Bildwiederholungsrate (Framerate) zu achten, also auf ein Minimum an Bildqualität. </w:t>
+      </w:r>
+      <w:r>
+        <w:t>Zudem</w:t>
+      </w:r>
+      <w:r>
+        <w:t xml:space="preserve"> ist zu entscheiden um es eine 2D oder 3D-Kamera seien soll. Eine 3D-Kamera gibt neben den Farbwerten des 2D Pixelfeldes auch Tiefeninformation bestimmter Bildbereiche.</w:t>
       </w:r>
     </w:p>
     <w:p>
@@ -6380,7 +6386,13 @@
         </w:numPr>
       </w:pPr>
       <w:r>
-        <w:t>Standzone: Bereich, am Boden, auf dem der Dirigent stehen können soll, um erkannt zu werden.</w:t>
+        <w:t xml:space="preserve">Standzone: Bereich, am Boden, auf dem der Dirigent stehen </w:t>
+      </w:r>
+      <w:r>
+        <w:t>darf</w:t>
+      </w:r>
+      <w:r>
+        <w:t>, um erkannt zu werden.</w:t>
       </w:r>
     </w:p>
     <w:p>
@@ -6392,7 +6404,13 @@
         </w:numPr>
       </w:pPr>
       <w:r>
-        <w:t>Armradius: Bereich, welchen die Arme des Dirigenten in Anspruch nehmen wenn er „dirigiert“ – mit Gesten steuert.</w:t>
+        <w:t xml:space="preserve">Armradius: Bereich, welchen die Arme des Dirigenten in Anspruch </w:t>
+      </w:r>
+      <w:r>
+        <w:t>nehmen,</w:t>
+      </w:r>
+      <w:r>
+        <w:t xml:space="preserve"> wenn er „dirigiert“ – mit Gesten steuert.</w:t>
       </w:r>
     </w:p>
     <w:p>
@@ -6668,14 +6686,27 @@
       <w:r>
         <w:t xml:space="preserve">Figure </w:t>
       </w:r>
-      <w:fldSimple w:instr=" SEQ Figure \* ARABIC ">
-        <w:r>
-          <w:rPr>
-            <w:noProof/>
-          </w:rPr>
-          <w:t>1</w:t>
-        </w:r>
-      </w:fldSimple>
+      <w:r>
+        <w:fldChar w:fldCharType="begin"/>
+      </w:r>
+      <w:r>
+        <w:instrText xml:space="preserve"> SEQ Figure \* ARABIC </w:instrText>
+      </w:r>
+      <w:r>
+        <w:fldChar w:fldCharType="separate"/>
+      </w:r>
+      <w:r>
+        <w:rPr>
+          <w:noProof/>
+        </w:rPr>
+        <w:t>1</w:t>
+      </w:r>
+      <w:r>
+        <w:rPr>
+          <w:noProof/>
+        </w:rPr>
+        <w:fldChar w:fldCharType="end"/>
+      </w:r>
       <w:r>
         <w:t xml:space="preserve"> – Modell Audiosystem leer und mir 1.80m Mensch</w:t>
       </w:r>
@@ -6813,14 +6844,27 @@
       <w:r>
         <w:t xml:space="preserve">Figure </w:t>
       </w:r>
-      <w:fldSimple w:instr=" SEQ Figure \* ARABIC ">
-        <w:r>
-          <w:rPr>
-            <w:noProof/>
-          </w:rPr>
-          <w:t>2</w:t>
-        </w:r>
-      </w:fldSimple>
+      <w:r>
+        <w:fldChar w:fldCharType="begin"/>
+      </w:r>
+      <w:r>
+        <w:instrText xml:space="preserve"> SEQ Figure \* ARABIC </w:instrText>
+      </w:r>
+      <w:r>
+        <w:fldChar w:fldCharType="separate"/>
+      </w:r>
+      <w:r>
+        <w:rPr>
+          <w:noProof/>
+        </w:rPr>
+        <w:t>2</w:t>
+      </w:r>
+      <w:r>
+        <w:rPr>
+          <w:noProof/>
+        </w:rPr>
+        <w:fldChar w:fldCharType="end"/>
+      </w:r>
       <w:r>
         <w:t xml:space="preserve"> </w:t>
       </w:r>
@@ -6989,31 +7033,7 @@
         <w:pStyle w:val="Grundtext"/>
       </w:pPr>
       <w:r>
-        <w:t>Die untere Körpergrenze soll ein 140 cm großer Mensch repräsentieren</w:t>
-      </w:r>
-      <w:r>
-        <w:t>. Es wird willkürlich davon ausgegangen das noch kleinere Personen nicht mit diesem System interagieren werden.</w:t>
-      </w:r>
-      <w:r>
-        <w:t xml:space="preserve"> </w:t>
-      </w:r>
-      <w:r>
-        <w:t xml:space="preserve">Die </w:t>
-      </w:r>
-      <w:r>
-        <w:t>entsprechende</w:t>
-      </w:r>
-      <w:r>
-        <w:t>n</w:t>
-      </w:r>
-      <w:r>
-        <w:t xml:space="preserve"> Körpermaße werden linear abgeleitet, dass soll in seiner Genauigkeit für </w:t>
-      </w:r>
-      <w:r>
-        <w:t>das Modell mit seiner</w:t>
-      </w:r>
-      <w:r>
-        <w:t xml:space="preserve"> Simulation genügen.</w:t>
+        <w:t>Die untere Körpergrenze soll ein 140 cm großer Mensch repräsentieren. Es wird willkürlich davon ausgegangen das noch kleinere Personen nicht mit diesem System interagieren werden. Die entsprechenden Körpermaße werden linear abgeleitet, dass soll in seiner Genauigkeit für das Modell mit seiner Simulation genügen.</w:t>
       </w:r>
     </w:p>
     <w:p>
@@ -7436,14 +7456,27 @@
       <w:r>
         <w:t xml:space="preserve">Figure </w:t>
       </w:r>
-      <w:fldSimple w:instr=" SEQ Figure \* ARABIC ">
-        <w:r>
-          <w:rPr>
-            <w:noProof/>
-          </w:rPr>
-          <w:t>3</w:t>
-        </w:r>
-      </w:fldSimple>
+      <w:r>
+        <w:fldChar w:fldCharType="begin"/>
+      </w:r>
+      <w:r>
+        <w:instrText xml:space="preserve"> SEQ Figure \* ARABIC </w:instrText>
+      </w:r>
+      <w:r>
+        <w:fldChar w:fldCharType="separate"/>
+      </w:r>
+      <w:r>
+        <w:rPr>
+          <w:noProof/>
+        </w:rPr>
+        <w:t>3</w:t>
+      </w:r>
+      <w:r>
+        <w:rPr>
+          <w:noProof/>
+        </w:rPr>
+        <w:fldChar w:fldCharType="end"/>
+      </w:r>
       <w:r>
         <w:t xml:space="preserve"> - Modell Audiosystem Armbereich</w:t>
       </w:r>
@@ -7903,22 +7936,29 @@
       <w:r>
         <w:t xml:space="preserve">Figure </w:t>
       </w:r>
-      <w:fldSimple w:instr=" SEQ Figure \* ARABIC ">
-        <w:r>
-          <w:rPr>
-            <w:noProof/>
-          </w:rPr>
-          <w:t>5</w:t>
-        </w:r>
-      </w:fldSimple>
-      <w:r>
-        <w:t xml:space="preserve"> - </w:t>
-      </w:r>
-      <w:r>
-        <w:t>Modell Audiosystem</w:t>
-      </w:r>
-      <w:r>
-        <w:t xml:space="preserve"> Kollisionsbereiche der Ausrichtungen</w:t>
+      <w:r>
+        <w:fldChar w:fldCharType="begin"/>
+      </w:r>
+      <w:r>
+        <w:instrText xml:space="preserve"> SEQ Figure \* ARABIC </w:instrText>
+      </w:r>
+      <w:r>
+        <w:fldChar w:fldCharType="separate"/>
+      </w:r>
+      <w:r>
+        <w:rPr>
+          <w:noProof/>
+        </w:rPr>
+        <w:t>5</w:t>
+      </w:r>
+      <w:r>
+        <w:rPr>
+          <w:noProof/>
+        </w:rPr>
+        <w:fldChar w:fldCharType="end"/>
+      </w:r>
+      <w:r>
+        <w:t xml:space="preserve"> - Modell Audiosystem Kollisionsbereiche der Ausrichtungen</w:t>
       </w:r>
     </w:p>
     <w:p>
@@ -7929,13 +7969,7 @@
         <w:t>Innerhalb der zwei Ausrichtungen werden je fünf verschiedene Kamerapositionen simulativ getestet.</w:t>
       </w:r>
       <w:r>
-        <w:t xml:space="preserve"> Bezugspunkt der Positionierung ist die </w:t>
-      </w:r>
-      <w:r>
-        <w:t>jeweil</w:t>
-      </w:r>
-      <w:r>
-        <w:t xml:space="preserve">ige Gerüstecke oben </w:t>
+        <w:t xml:space="preserve"> Bezugspunkt der Positionierung ist die jeweilige Gerüstecke oben </w:t>
       </w:r>
       <w:r>
         <w:lastRenderedPageBreak/>
@@ -8030,14 +8064,27 @@
       <w:r>
         <w:t xml:space="preserve">Figure </w:t>
       </w:r>
-      <w:fldSimple w:instr=" SEQ Figure \* ARABIC ">
-        <w:r>
-          <w:rPr>
-            <w:noProof/>
-          </w:rPr>
-          <w:t>6</w:t>
-        </w:r>
-      </w:fldSimple>
+      <w:r>
+        <w:fldChar w:fldCharType="begin"/>
+      </w:r>
+      <w:r>
+        <w:instrText xml:space="preserve"> SEQ Figure \* ARABIC </w:instrText>
+      </w:r>
+      <w:r>
+        <w:fldChar w:fldCharType="separate"/>
+      </w:r>
+      <w:r>
+        <w:rPr>
+          <w:noProof/>
+        </w:rPr>
+        <w:t>6</w:t>
+      </w:r>
+      <w:r>
+        <w:rPr>
+          <w:noProof/>
+        </w:rPr>
+        <w:fldChar w:fldCharType="end"/>
+      </w:r>
       <w:r>
         <w:t xml:space="preserve"> - Modell Audiosystem Schnittansicht der Kamera Positionen Ausrichtung </w:t>
       </w:r>
@@ -8116,14 +8163,27 @@
       <w:r>
         <w:t xml:space="preserve">Figure </w:t>
       </w:r>
-      <w:fldSimple w:instr=" SEQ Figure \* ARABIC ">
-        <w:r>
-          <w:rPr>
-            <w:noProof/>
-          </w:rPr>
-          <w:t>7</w:t>
-        </w:r>
-      </w:fldSimple>
+      <w:r>
+        <w:fldChar w:fldCharType="begin"/>
+      </w:r>
+      <w:r>
+        <w:instrText xml:space="preserve"> SEQ Figure \* ARABIC </w:instrText>
+      </w:r>
+      <w:r>
+        <w:fldChar w:fldCharType="separate"/>
+      </w:r>
+      <w:r>
+        <w:rPr>
+          <w:noProof/>
+        </w:rPr>
+        <w:t>7</w:t>
+      </w:r>
+      <w:r>
+        <w:rPr>
+          <w:noProof/>
+        </w:rPr>
+        <w:fldChar w:fldCharType="end"/>
+      </w:r>
       <w:r>
         <w:t xml:space="preserve"> - Modell Audiosystem Schnittansicht der Kamera Positionen</w:t>
       </w:r>
@@ -8208,10 +8268,7 @@
     </w:p>
     <w:p>
       <w:r>
-        <w:t>45°</w:t>
-      </w:r>
-      <w:r>
-        <w:t xml:space="preserve"> Ausrichtung, Standzone 160 x 100 cm</w:t>
+        <w:t>45° Ausrichtung, Standzone 160 x 100 cm</w:t>
       </w:r>
     </w:p>
     <w:tbl>
@@ -8628,10 +8685,7 @@
           </w:tcPr>
           <w:p>
             <w:r>
-              <w:t>2</w:t>
-            </w:r>
-            <w:r>
-              <w:t>00</w:t>
+              <w:t>200</w:t>
             </w:r>
           </w:p>
         </w:tc>
@@ -8683,10 +8737,7 @@
           </w:tcPr>
           <w:p>
             <w:r>
-              <w:t>2</w:t>
-            </w:r>
-            <w:r>
-              <w:t>00</w:t>
+              <w:t>200</w:t>
             </w:r>
           </w:p>
         </w:tc>
@@ -8738,10 +8789,7 @@
           </w:tcPr>
           <w:p>
             <w:r>
-              <w:t>2</w:t>
-            </w:r>
-            <w:r>
-              <w:t>00</w:t>
+              <w:t>200</w:t>
             </w:r>
           </w:p>
         </w:tc>
@@ -8751,10 +8799,7 @@
           </w:tcPr>
           <w:p>
             <w:r>
-              <w:t>2</w:t>
-            </w:r>
-            <w:r>
-              <w:t>7</w:t>
+              <w:t>27</w:t>
             </w:r>
           </w:p>
         </w:tc>
@@ -8848,10 +8893,7 @@
           </w:tcPr>
           <w:p>
             <w:r>
-              <w:t>1</w:t>
-            </w:r>
-            <w:r>
-              <w:t>00</w:t>
+              <w:t>100</w:t>
             </w:r>
           </w:p>
         </w:tc>
@@ -8871,10 +8913,7 @@
           </w:tcPr>
           <w:p>
             <w:r>
-              <w:t>1</w:t>
-            </w:r>
-            <w:r>
-              <w:t>27</w:t>
+              <w:t>127</w:t>
             </w:r>
           </w:p>
         </w:tc>
@@ -8894,13 +8933,7 @@
     <w:p>
       <w:r>
         <w:lastRenderedPageBreak/>
-        <w:t xml:space="preserve">45° Ausrichtung, Standzone </w:t>
-      </w:r>
-      <w:r>
-        <w:t>25</w:t>
-      </w:r>
-      <w:r>
-        <w:t>0 x 100 cm</w:t>
+        <w:t>45° Ausrichtung, Standzone 250 x 100 cm</w:t>
       </w:r>
     </w:p>
     <w:tbl>
@@ -8975,10 +9008,7 @@
           </w:tcPr>
           <w:p>
             <w:r>
-              <w:t>2</w:t>
-            </w:r>
-            <w:r>
-              <w:t>70</w:t>
+              <w:t>270</w:t>
             </w:r>
           </w:p>
         </w:tc>
@@ -8998,10 +9028,7 @@
           </w:tcPr>
           <w:p>
             <w:r>
-              <w:t>2</w:t>
-            </w:r>
-            <w:r>
-              <w:t>3</w:t>
+              <w:t>23</w:t>
             </w:r>
           </w:p>
         </w:tc>
@@ -9038,76 +9065,1221 @@
         <w:pStyle w:val="Grundtext"/>
       </w:pPr>
       <w:r>
+        <w:t>Mit der 45° Ausrichtung ist mindestens ein Sichtfeld von 70</w:t>
+      </w:r>
+      <w:r>
+        <w:t>°</w:t>
+      </w:r>
+      <w:r>
+        <w:t xml:space="preserve"> x 45° notwendig</w:t>
+      </w:r>
+      <w:r>
+        <w:t>, wenn es Die Eckposition werden soll. Bei der 90° Ausrichtung wären es 84° x 51°. Für eine Von-Vorne-Sicht mit der Höhe 170 cm, wären es 75° x 51° bzw. 92° x 60°.</w:t>
+      </w:r>
+      <w:r>
+        <w:t xml:space="preserve"> Zusammengefasst lässt sich sagen das für die meisten und die relevanten Positionen ein Sichtfeld von rund 95° x 60° ausreicht. Bei </w:t>
+      </w:r>
+      <w:r>
+        <w:t xml:space="preserve">der Wahl einer </w:t>
+      </w:r>
+      <w:r>
+        <w:t xml:space="preserve">Kamera mit kleineren Sichtfeld, sollten die wegfallenden Positionierungsmöglichkeiten </w:t>
+      </w:r>
+      <w:r>
+        <w:t>berücksichtigt</w:t>
+      </w:r>
+      <w:r>
+        <w:t xml:space="preserve"> werden.</w:t>
+      </w:r>
+      <w:r>
+        <w:t xml:space="preserve"> Alternative könnte ließe sich die Standzone verkleinern (beeinflusst besonders das hFOV) oder die berücksichtigte Personengröße reduzieren </w:t>
+      </w:r>
+      <w:r>
+        <w:t xml:space="preserve">(beeinflusst besonders das </w:t>
+      </w:r>
+      <w:r>
+        <w:t>v</w:t>
+      </w:r>
+      <w:r>
+        <w:t>FOV)</w:t>
+      </w:r>
+      <w:r>
+        <w:t xml:space="preserve">. </w:t>
+      </w:r>
+    </w:p>
+    <w:p>
+      <w:pPr>
+        <w:pStyle w:val="berschrift3"/>
+      </w:pPr>
+      <w:bookmarkStart w:id="35" w:name="_Toc228557175"/>
+      <w:r>
+        <w:t xml:space="preserve">Projektanforderungen </w:t>
+      </w:r>
+      <w:r>
+        <w:t>an die Recheneinheit</w:t>
+      </w:r>
+      <w:bookmarkEnd w:id="35"/>
+    </w:p>
+    <w:p>
+      <w:pPr>
+        <w:pStyle w:val="Grundtext"/>
+        <w:numPr>
+          <w:ilvl w:val="0"/>
+          <w:numId w:val="31"/>
+        </w:numPr>
+      </w:pPr>
+      <w:r>
+        <w:t xml:space="preserve">Preis im </w:t>
+      </w:r>
+      <w:r>
+        <w:t>Projektbudget</w:t>
+      </w:r>
+    </w:p>
+    <w:p>
+      <w:pPr>
+        <w:pStyle w:val="Grundtext"/>
+        <w:numPr>
+          <w:ilvl w:val="0"/>
+          <w:numId w:val="31"/>
+        </w:numPr>
+      </w:pPr>
+      <w:r>
+        <w:t>Positionierung, idealerweise Befestigung am Gerüst möglich</w:t>
+      </w:r>
+    </w:p>
+    <w:p>
+      <w:pPr>
+        <w:pStyle w:val="Grundtext"/>
+        <w:numPr>
+          <w:ilvl w:val="0"/>
+          <w:numId w:val="31"/>
+        </w:numPr>
+      </w:pPr>
+      <w:r>
+        <w:t>Schnittstelle für eine Kamera</w:t>
+      </w:r>
+    </w:p>
+    <w:p>
+      <w:pPr>
+        <w:pStyle w:val="Grundtext"/>
+        <w:numPr>
+          <w:ilvl w:val="0"/>
+          <w:numId w:val="31"/>
+        </w:numPr>
+      </w:pPr>
+      <w:r>
+        <w:t xml:space="preserve">Bildschim Anschluss für grafisches User-Feedback </w:t>
+      </w:r>
+    </w:p>
+    <w:p>
+      <w:pPr>
+        <w:pStyle w:val="Grundtext"/>
+        <w:numPr>
+          <w:ilvl w:val="0"/>
+          <w:numId w:val="31"/>
+        </w:numPr>
+      </w:pPr>
+      <w:r>
+        <w:t>Netzwerkfeig</w:t>
+      </w:r>
+    </w:p>
+    <w:p>
+      <w:pPr>
+        <w:pStyle w:val="Grundtext"/>
+        <w:numPr>
+          <w:ilvl w:val="0"/>
+          <w:numId w:val="31"/>
+        </w:numPr>
+      </w:pPr>
+      <w:r>
+        <w:t xml:space="preserve">Echtzeitfeig   </w:t>
+      </w:r>
+    </w:p>
+    <w:p>
+      <w:pPr>
+        <w:pStyle w:val="berschrift3"/>
+      </w:pPr>
+      <w:bookmarkStart w:id="36" w:name="_Toc228557176"/>
+      <w:r>
+        <w:t xml:space="preserve">Projektanforderungen </w:t>
+      </w:r>
+      <w:r>
+        <w:t>an die Programmumgebung</w:t>
+      </w:r>
+      <w:bookmarkEnd w:id="36"/>
+      <w:r>
+        <w:t xml:space="preserve"> </w:t>
+      </w:r>
+    </w:p>
+    <w:p>
+      <w:pPr>
+        <w:pStyle w:val="Grundtext"/>
+        <w:numPr>
+          <w:ilvl w:val="0"/>
+          <w:numId w:val="31"/>
+        </w:numPr>
+      </w:pPr>
+      <w:r>
+        <w:t>Preis im Projektbudget, idealerweise kostenfrei</w:t>
+      </w:r>
+    </w:p>
+    <w:p>
+      <w:pPr>
+        <w:pStyle w:val="Grundtext"/>
+        <w:numPr>
+          <w:ilvl w:val="0"/>
+          <w:numId w:val="31"/>
+        </w:numPr>
+      </w:pPr>
+      <w:r>
+        <w:t>Unterstützt Video-/Bildverarbeitung</w:t>
+      </w:r>
+    </w:p>
+    <w:p>
+      <w:pPr>
+        <w:pStyle w:val="Grundtext"/>
+        <w:numPr>
+          <w:ilvl w:val="0"/>
+          <w:numId w:val="31"/>
+        </w:numPr>
+      </w:pPr>
+      <w:r>
+        <w:t>Echtzeitfeig</w:t>
+      </w:r>
+    </w:p>
+    <w:p>
+      <w:pPr>
+        <w:pStyle w:val="Grundtext"/>
+        <w:numPr>
+          <w:ilvl w:val="0"/>
+          <w:numId w:val="31"/>
+        </w:numPr>
+      </w:pPr>
+      <w:r>
+        <w:t xml:space="preserve">Möglichst mehrere Anbindungen an, </w:t>
+      </w:r>
+      <w:r>
+        <w:t>passende</w:t>
+      </w:r>
+      <w:r>
+        <w:t xml:space="preserve"> fertige Bildverarbeitungs- bzw. Gestenerkennungsverfahren </w:t>
+      </w:r>
+    </w:p>
+    <w:p>
+      <w:pPr>
+        <w:pStyle w:val="Grundtext"/>
+        <w:numPr>
+          <w:ilvl w:val="0"/>
+          <w:numId w:val="31"/>
+        </w:numPr>
+      </w:pPr>
+      <w:r>
+        <w:t>Möglichst gut dokumentiert durch ähnliche Gestenerkennungsprojekte.</w:t>
+      </w:r>
+    </w:p>
+    <w:p>
+      <w:pPr>
+        <w:pStyle w:val="berschrift2"/>
+      </w:pPr>
+      <w:bookmarkStart w:id="37" w:name="_Toc228557177"/>
+      <w:r>
+        <w:lastRenderedPageBreak/>
+        <w:t>Wahl</w:t>
+      </w:r>
+      <w:r>
+        <w:t xml:space="preserve"> und Kombinationen</w:t>
+      </w:r>
+      <w:r>
+        <w:t xml:space="preserve"> aus ähnlichen Projekten </w:t>
+      </w:r>
+    </w:p>
+    <w:p>
+      <w:r>
+        <w:rPr>
+          <w:lang w:val="en-US"/>
+        </w:rPr>
+        <w:t xml:space="preserve">Das Projekt </w:t>
+      </w:r>
+      <w:r>
+        <w:rPr>
+          <w:lang w:val="en-US"/>
+        </w:rPr>
+        <w:t>“</w:t>
+      </w:r>
+      <w:r>
+        <w:rPr>
+          <w:lang w:val="en-US"/>
+        </w:rPr>
+        <w:t>Gesture Controlled Robotic Arm Using Kinect (Simulink Support For Kinect) and Arduino</w:t>
+      </w:r>
+      <w:r>
+        <w:rPr>
+          <w:lang w:val="en-US"/>
+        </w:rPr>
+        <w:t>” [</w:t>
+      </w:r>
+      <w:hyperlink w:anchor="Baranitharan_2026" w:history="1">
+        <w:r>
+          <w:rPr>
+            <w:rStyle w:val="Hyperlink"/>
+            <w:lang w:val="en-US"/>
+          </w:rPr>
+          <w:t>Baranitharan_2026</w:t>
+        </w:r>
+      </w:hyperlink>
+      <w:r>
+        <w:rPr>
+          <w:lang w:val="en-US"/>
+        </w:rPr>
+        <w:t xml:space="preserve">] lasst sich auf der MATLAB community Webseite finden. </w:t>
+      </w:r>
+      <w:r>
+        <w:t>In diesem Projekt</w:t>
+      </w:r>
+      <w:r>
+        <w:t xml:space="preserve"> </w:t>
+      </w:r>
+      <w:r>
+        <w:t>werden</w:t>
+      </w:r>
+      <w:r>
+        <w:t xml:space="preserve"> </w:t>
+      </w:r>
+      <w:r>
+        <w:t xml:space="preserve">an verschiedenes Gelangen </w:t>
+      </w:r>
+      <w:r>
+        <w:t>des menschlichen Arms, die Winkel b</w:t>
+      </w:r>
+      <w:r>
+        <w:t>ildlich erfasst und ausgewertet</w:t>
+      </w:r>
+      <w:r>
+        <w:t>.</w:t>
+      </w:r>
+      <w:r>
+        <w:t xml:space="preserve"> </w:t>
+      </w:r>
+      <w:r>
+        <w:t>Das kommt der hier geplanten Gestensteuerung sehr nahe. Es wird die Kombination aus</w:t>
+      </w:r>
+      <w:r>
+        <w:t>:</w:t>
+      </w:r>
+      <w:r>
+        <w:t xml:space="preserve"> </w:t>
+      </w:r>
+    </w:p>
+    <w:p/>
+    <w:p>
+      <w:pPr>
+        <w:pStyle w:val="Listenabsatz"/>
+        <w:numPr>
+          <w:ilvl w:val="0"/>
+          <w:numId w:val="35"/>
+        </w:numPr>
+      </w:pPr>
+      <w:r>
+        <w:t xml:space="preserve"> </w:t>
+      </w:r>
+      <w:r>
+        <w:tab/>
+        <w:t xml:space="preserve">- </w:t>
+      </w:r>
+      <w:r>
+        <w:t>Microsoft Kinect</w:t>
+      </w:r>
+      <w:r>
+        <w:t xml:space="preserve"> V1</w:t>
+      </w:r>
+      <w:r>
+        <w:t xml:space="preserve"> – als Kamera</w:t>
+      </w:r>
+      <w:r>
+        <w:t>, horizontal und stationär</w:t>
+      </w:r>
+      <w:r>
+        <w:t xml:space="preserve"> </w:t>
+      </w:r>
+    </w:p>
+    <w:p>
+      <w:r>
+        <w:t xml:space="preserve"> </w:t>
+      </w:r>
+      <w:r>
+        <w:tab/>
+      </w:r>
+      <w:r>
+        <w:t xml:space="preserve">- </w:t>
+      </w:r>
+      <w:r>
+        <w:t xml:space="preserve">MATLAB Simulink </w:t>
+      </w:r>
+      <w:r>
+        <w:t xml:space="preserve">– </w:t>
+      </w:r>
+      <w:r>
+        <w:t>für die Gestenerkennung</w:t>
+      </w:r>
+      <w:r>
+        <w:t xml:space="preserve"> </w:t>
+      </w:r>
+      <w:r>
+        <w:t xml:space="preserve"> </w:t>
+      </w:r>
+    </w:p>
+    <w:p>
+      <w:pPr>
+        <w:ind w:firstLine="708"/>
+      </w:pPr>
+      <w:r>
+        <w:t xml:space="preserve">- </w:t>
+      </w:r>
+      <w:r>
+        <w:t>Windows</w:t>
+      </w:r>
+      <w:r>
+        <w:t xml:space="preserve"> 7</w:t>
+      </w:r>
+      <w:r>
+        <w:t xml:space="preserve"> Notebook</w:t>
+      </w:r>
+    </w:p>
+    <w:p>
+      <w:pPr>
+        <w:ind w:firstLine="708"/>
+      </w:pPr>
+      <w:r>
+        <w:t>- Arduino</w:t>
+      </w:r>
+      <w:r>
+        <w:t xml:space="preserve"> – für die Robotersteuerung</w:t>
+      </w:r>
+    </w:p>
+    <w:p>
+      <w:pPr>
+        <w:ind w:firstLine="708"/>
+      </w:pPr>
+    </w:p>
+    <w:p>
+      <w:r>
+        <w:rPr>
+          <w:lang w:val="en-US"/>
+        </w:rPr>
+        <w:t xml:space="preserve">genutzt. </w:t>
+      </w:r>
+      <w:r>
+        <w:t xml:space="preserve">Der Arduino, steuert einen Roboterarm, das ist </w:t>
+      </w:r>
+      <w:r>
+        <w:t>für</w:t>
+      </w:r>
+      <w:r>
+        <w:t xml:space="preserve"> diese</w:t>
+      </w:r>
+      <w:r>
+        <w:t xml:space="preserve"> Masterarbeit </w:t>
+      </w:r>
+      <w:r>
+        <w:t xml:space="preserve">uninteressant. </w:t>
+      </w:r>
+      <w:r>
+        <w:t xml:space="preserve">Es wird beschrieben, dass die </w:t>
+      </w:r>
+      <w:hyperlink r:id="rId29" w:history="1">
+        <w:r>
+          <w:rPr>
+            <w:rStyle w:val="Hyperlink"/>
+          </w:rPr>
+          <w:t>Asus Xtion Pro Tiefenkamera</w:t>
+        </w:r>
+      </w:hyperlink>
+      <w:r>
+        <w:t xml:space="preserve"> ebenfalls mit den verwendeten Simulink Paketen kompatibel ist. </w:t>
+      </w:r>
+      <w:r>
+        <w:t xml:space="preserve">Das Projekt ist dokumentiert und Open Sause. </w:t>
+      </w:r>
+    </w:p>
+    <w:p/>
+    <w:p>
+      <w:r>
+        <w:t xml:space="preserve">Der </w:t>
+      </w:r>
+      <w:r>
+        <w:t>Kinect</w:t>
+      </w:r>
+      <w:r>
+        <w:t xml:space="preserve"> </w:t>
+      </w:r>
+      <w:r>
+        <w:t>Sensor</w:t>
+      </w:r>
+      <w:r>
+        <w:t xml:space="preserve"> </w:t>
+      </w:r>
+      <w:r>
+        <w:t xml:space="preserve">und der Asus Xtion Pro </w:t>
+      </w:r>
+      <w:r>
+        <w:t>Sensor</w:t>
+      </w:r>
+      <w:r>
+        <w:t xml:space="preserve"> </w:t>
+      </w:r>
+      <w:r>
+        <w:t>sind</w:t>
+      </w:r>
+      <w:r>
+        <w:t xml:space="preserve"> eine 3D</w:t>
+      </w:r>
+      <w:r>
+        <w:t>-</w:t>
+      </w:r>
+      <w:r>
+        <w:t>Kamera</w:t>
+      </w:r>
+      <w:r>
+        <w:t xml:space="preserve">. Die Kinect gibt es </w:t>
+      </w:r>
+      <w:r>
+        <w:t>in zwei Versionen</w:t>
+      </w:r>
+      <w:r>
+        <w:t>.</w:t>
+      </w:r>
+      <w:r>
+        <w:t xml:space="preserve"> Die technischen Daten </w:t>
+      </w:r>
+      <w:r>
+        <w:t xml:space="preserve">der Sensoren </w:t>
+      </w:r>
+      <w:r>
+        <w:t>sind wie folgt:</w:t>
+      </w:r>
+    </w:p>
+    <w:p/>
+    <w:tbl>
+      <w:tblPr>
+        <w:tblStyle w:val="Tabellenraster"/>
+        <w:tblW w:w="0" w:type="auto"/>
+        <w:tblLook w:val="04A0" w:firstRow="1" w:lastRow="0" w:firstColumn="1" w:lastColumn="0" w:noHBand="0" w:noVBand="1"/>
+      </w:tblPr>
+      <w:tblGrid>
+        <w:gridCol w:w="2405"/>
+        <w:gridCol w:w="2268"/>
+        <w:gridCol w:w="1843"/>
+        <w:gridCol w:w="1978"/>
+      </w:tblGrid>
+      <w:tr>
+        <w:tc>
+          <w:tcPr>
+            <w:tcW w:w="2405" w:type="dxa"/>
+          </w:tcPr>
+          <w:p>
+            <w:r>
+              <w:t>Modell</w:t>
+            </w:r>
+          </w:p>
+        </w:tc>
+        <w:tc>
+          <w:tcPr>
+            <w:tcW w:w="2268" w:type="dxa"/>
+          </w:tcPr>
+          <w:p>
+            <w:r>
+              <w:t>Kinect V1</w:t>
+            </w:r>
+          </w:p>
+        </w:tc>
+        <w:tc>
+          <w:tcPr>
+            <w:tcW w:w="1843" w:type="dxa"/>
+          </w:tcPr>
+          <w:p>
+            <w:r>
+              <w:t>Kinect V2</w:t>
+            </w:r>
+          </w:p>
+        </w:tc>
+        <w:tc>
+          <w:tcPr>
+            <w:tcW w:w="1978" w:type="dxa"/>
+          </w:tcPr>
+          <w:p>
+            <w:r>
+              <w:t>Asus Xtion Pro</w:t>
+            </w:r>
+          </w:p>
+        </w:tc>
+      </w:tr>
+      <w:tr>
+        <w:tc>
+          <w:tcPr>
+            <w:tcW w:w="2405" w:type="dxa"/>
+          </w:tcPr>
+          <w:p>
+            <w:r>
+              <w:t>Farbbildauflösung [Pixel]</w:t>
+            </w:r>
+          </w:p>
+        </w:tc>
+        <w:tc>
+          <w:tcPr>
+            <w:tcW w:w="2268" w:type="dxa"/>
+          </w:tcPr>
+          <w:p>
+            <w:r>
+              <w:t>640 x 480 (VGA)</w:t>
+            </w:r>
+          </w:p>
+        </w:tc>
+        <w:tc>
+          <w:tcPr>
+            <w:tcW w:w="1843" w:type="dxa"/>
+          </w:tcPr>
+          <w:p>
+            <w:r>
+              <w:t>1920 x 1080 (</w:t>
+            </w:r>
+            <w:r>
+              <w:t>Full HD</w:t>
+            </w:r>
+            <w:r>
+              <w:t>)</w:t>
+            </w:r>
+          </w:p>
+        </w:tc>
+        <w:tc>
+          <w:tcPr>
+            <w:tcW w:w="1978" w:type="dxa"/>
+          </w:tcPr>
+          <w:p>
+            <w:r>
+              <w:t>1280 x 1024 (SXGA)</w:t>
+            </w:r>
+          </w:p>
+        </w:tc>
+      </w:tr>
+      <w:tr>
+        <w:tc>
+          <w:tcPr>
+            <w:tcW w:w="2405" w:type="dxa"/>
+          </w:tcPr>
+          <w:p>
+            <w:r>
+              <w:t>Tiefenbildauflösung [Pixel]</w:t>
+            </w:r>
+          </w:p>
+        </w:tc>
+        <w:tc>
+          <w:tcPr>
+            <w:tcW w:w="2268" w:type="dxa"/>
+          </w:tcPr>
+          <w:p>
+            <w:r>
+              <w:t>320 x 240 (QVGA)</w:t>
+            </w:r>
+          </w:p>
+        </w:tc>
+        <w:tc>
+          <w:tcPr>
+            <w:tcW w:w="1843" w:type="dxa"/>
+          </w:tcPr>
+          <w:p>
+            <w:r>
+              <w:t>512 x 424</w:t>
+            </w:r>
+          </w:p>
+        </w:tc>
+        <w:tc>
+          <w:tcPr>
+            <w:tcW w:w="1978" w:type="dxa"/>
+          </w:tcPr>
+          <w:p>
+            <w:pPr>
+              <w:rPr>
+                <w:lang w:val="en-US"/>
+              </w:rPr>
+            </w:pPr>
+            <w:r>
+              <w:rPr>
+                <w:lang w:val="en-US"/>
+              </w:rPr>
+              <w:t>640x480</w:t>
+            </w:r>
+            <w:r>
+              <w:rPr>
+                <w:lang w:val="en-US"/>
+              </w:rPr>
+              <w:t xml:space="preserve"> </w:t>
+            </w:r>
+            <w:r>
+              <w:rPr>
+                <w:lang w:val="en-US"/>
+              </w:rPr>
+              <w:t>(</w:t>
+            </w:r>
+            <w:r>
+              <w:rPr>
+                <w:lang w:val="en-US"/>
+              </w:rPr>
+              <w:t>VGA</w:t>
+            </w:r>
+            <w:r>
+              <w:rPr>
+                <w:lang w:val="en-US"/>
+              </w:rPr>
+              <w:t xml:space="preserve">), </w:t>
+            </w:r>
+            <w:r>
+              <w:rPr>
+                <w:lang w:val="en-US"/>
+              </w:rPr>
+              <w:t>320x240</w:t>
+            </w:r>
+            <w:r>
+              <w:rPr>
+                <w:lang w:val="en-US"/>
+              </w:rPr>
+              <w:t xml:space="preserve"> (</w:t>
+            </w:r>
+            <w:r>
+              <w:rPr>
+                <w:lang w:val="en-US"/>
+              </w:rPr>
+              <w:t>QVGA</w:t>
+            </w:r>
+            <w:r>
+              <w:rPr>
+                <w:lang w:val="en-US"/>
+              </w:rPr>
+              <w:t>)</w:t>
+            </w:r>
+          </w:p>
+        </w:tc>
+      </w:tr>
+      <w:tr>
+        <w:tc>
+          <w:tcPr>
+            <w:tcW w:w="2405" w:type="dxa"/>
+          </w:tcPr>
+          <w:p>
+            <w:r>
+              <w:t>Farbbildsichtfeld [deg]</w:t>
+            </w:r>
+          </w:p>
+        </w:tc>
+        <w:tc>
+          <w:tcPr>
+            <w:tcW w:w="2268" w:type="dxa"/>
+          </w:tcPr>
+          <w:p>
+            <w:r>
+              <w:t>62 x 48,6</w:t>
+            </w:r>
+          </w:p>
+        </w:tc>
+        <w:tc>
+          <w:tcPr>
+            <w:tcW w:w="1843" w:type="dxa"/>
+          </w:tcPr>
+          <w:p>
+            <w:r>
+              <w:t>84,1 x 53,8</w:t>
+            </w:r>
+          </w:p>
+        </w:tc>
+        <w:tc>
+          <w:tcPr>
+            <w:tcW w:w="1978" w:type="dxa"/>
+          </w:tcPr>
+          <w:p>
+            <w:r>
+              <w:t>58 x 45</w:t>
+            </w:r>
+          </w:p>
+        </w:tc>
+      </w:tr>
+      <w:tr>
+        <w:tc>
+          <w:tcPr>
+            <w:tcW w:w="2405" w:type="dxa"/>
+          </w:tcPr>
+          <w:p>
+            <w:r>
+              <w:t>Tiefen</w:t>
+            </w:r>
+            <w:r>
+              <w:t>bild</w:t>
+            </w:r>
+            <w:r>
+              <w:t>sichtfeld [deg]</w:t>
+            </w:r>
+          </w:p>
+        </w:tc>
+        <w:tc>
+          <w:tcPr>
+            <w:tcW w:w="2268" w:type="dxa"/>
+          </w:tcPr>
+          <w:p>
+            <w:r>
+              <w:t>58,5 x 46,6</w:t>
+            </w:r>
+          </w:p>
+        </w:tc>
+        <w:tc>
+          <w:tcPr>
+            <w:tcW w:w="1843" w:type="dxa"/>
+          </w:tcPr>
+          <w:p>
+            <w:r>
+              <w:t>70,6 x 60</w:t>
+            </w:r>
+          </w:p>
+        </w:tc>
+        <w:tc>
+          <w:tcPr>
+            <w:tcW w:w="1978" w:type="dxa"/>
+          </w:tcPr>
+          <w:p>
+            <w:r>
+              <w:t>58 x 45</w:t>
+            </w:r>
+          </w:p>
+        </w:tc>
+      </w:tr>
+      <w:tr>
+        <w:tc>
+          <w:tcPr>
+            <w:tcW w:w="2405" w:type="dxa"/>
+          </w:tcPr>
+          <w:p>
+            <w:r>
+              <w:t>Bildwiederholungsrate [FPS]</w:t>
+            </w:r>
+          </w:p>
+        </w:tc>
+        <w:tc>
+          <w:tcPr>
+            <w:tcW w:w="2268" w:type="dxa"/>
+          </w:tcPr>
+          <w:p>
+            <w:r>
+              <w:t>30</w:t>
+            </w:r>
+          </w:p>
+        </w:tc>
+        <w:tc>
+          <w:tcPr>
+            <w:tcW w:w="1843" w:type="dxa"/>
+          </w:tcPr>
+          <w:p>
+            <w:r>
+              <w:t>30</w:t>
+            </w:r>
+          </w:p>
+        </w:tc>
+        <w:tc>
+          <w:tcPr>
+            <w:tcW w:w="1978" w:type="dxa"/>
+          </w:tcPr>
+          <w:p>
+            <w:r>
+              <w:t xml:space="preserve">30 (VGA), </w:t>
+            </w:r>
+            <w:r>
+              <w:br/>
+              <w:t>60 (QVGA)</w:t>
+            </w:r>
+          </w:p>
+        </w:tc>
+      </w:tr>
+    </w:tbl>
+    <w:p>
+      <w:pPr>
+        <w:rPr>
+          <w:sz w:val="20"/>
+          <w:szCs w:val="20"/>
+        </w:rPr>
+      </w:pPr>
+      <w:r>
+        <w:rPr>
+          <w:sz w:val="20"/>
+          <w:szCs w:val="20"/>
+        </w:rPr>
+        <w:t xml:space="preserve">Daten der Kinect Sensoren: </w:t>
+      </w:r>
+      <w:hyperlink r:id="rId30" w:history="1">
+        <w:r>
+          <w:rPr>
+            <w:rStyle w:val="Hyperlink"/>
+            <w:sz w:val="20"/>
+            <w:szCs w:val="20"/>
+          </w:rPr>
+          <w:t>https://smeenk.com/kinect-field-of-view-comparison/?utm_source=chatgpt.com</w:t>
+        </w:r>
+      </w:hyperlink>
+    </w:p>
+    <w:p>
+      <w:pPr>
+        <w:rPr>
+          <w:sz w:val="20"/>
+          <w:szCs w:val="20"/>
+        </w:rPr>
+      </w:pPr>
+      <w:r>
+        <w:rPr>
+          <w:sz w:val="20"/>
+          <w:szCs w:val="20"/>
+        </w:rPr>
+        <w:t xml:space="preserve">Datan des Asus Xtion Pro: </w:t>
+      </w:r>
+      <w:hyperlink r:id="rId31" w:history="1">
+        <w:r>
+          <w:rPr>
+            <w:rStyle w:val="Hyperlink"/>
+            <w:sz w:val="20"/>
+            <w:szCs w:val="20"/>
+          </w:rPr>
+          <w:t>https://wiki.hshl.de/wiki/index.php/Asus_Xtion_Pro_Tiefenkamera_mit_Matlab/Simulink</w:t>
+        </w:r>
+      </w:hyperlink>
+    </w:p>
+    <w:p>
+      <w:pPr>
+        <w:rPr>
+          <w:sz w:val="20"/>
+          <w:szCs w:val="20"/>
+        </w:rPr>
+      </w:pPr>
+      <w:r>
+        <w:rPr>
+          <w:sz w:val="20"/>
+          <w:szCs w:val="20"/>
+        </w:rPr>
+        <w:t xml:space="preserve">Alle Standards für Bildformate: </w:t>
+      </w:r>
+      <w:hyperlink r:id="rId32" w:history="1">
+        <w:r>
+          <w:rPr>
+            <w:rStyle w:val="Hyperlink"/>
+            <w:sz w:val="20"/>
+            <w:szCs w:val="20"/>
+          </w:rPr>
+          <w:t>https://www.touchandscreen.de/bildschirmaufloesungen</w:t>
+        </w:r>
+      </w:hyperlink>
+    </w:p>
+    <w:p/>
+    <w:p>
+      <w:r>
+        <w:t xml:space="preserve">Diese Sensoren haben ein Sichtfeld welches kleiner ist als für dieses Projekt gewünscht ist, ihre Verwendung würde also mit Kompromissen einhergehen. </w:t>
+      </w:r>
+    </w:p>
+    <w:p/>
+    <w:p>
+      <w:r>
+        <w:t xml:space="preserve">Es ist zu bemerken, dass eine VGA-Farbbildauflösung in </w:t>
+      </w:r>
+      <w:r>
+        <w:t>A. Baranitharan</w:t>
+      </w:r>
+      <w:r>
+        <w:t>‘s Projekt ausreichend war, um Arm und Hand Abwicklungen (in alle drei Dimensionen) zuverlässig zu erkennen. Jedoch wurden auch zusätzliche Tiefeninformationen erfasst</w:t>
+      </w:r>
+    </w:p>
+    <w:p/>
+    <w:p/>
+    <w:p>
+      <w:r>
+        <w:t>Das Projekt “</w:t>
+      </w:r>
+      <w:r>
+        <w:t>Vision Robotic Arm Gesture Recognition</w:t>
+      </w:r>
+      <w:r>
+        <w:t xml:space="preserve">“ </w:t>
+      </w:r>
+      <w:r>
+        <w:t>[</w:t>
+      </w:r>
+      <w:hyperlink w:anchor="Candeloro_2022" w:history="1">
+        <w:r>
+          <w:rPr>
+            <w:rStyle w:val="Hyperlink"/>
+          </w:rPr>
+          <w:t>Candeloro_2022</w:t>
+        </w:r>
+      </w:hyperlink>
+      <w:hyperlink w:anchor="Fabrizi_2022" w:history="1"/>
+      <w:r>
+        <w:t>] ist</w:t>
+      </w:r>
+      <w:r>
+        <w:t xml:space="preserve"> ein Semester Projekt der “</w:t>
+      </w:r>
+      <w:r>
+        <w:t>University</w:t>
+      </w:r>
+      <w:r>
+        <w:t xml:space="preserve"> </w:t>
+      </w:r>
+      <w:r>
+        <w:t>of Modena and Reggio Emilia (UNIMORE)</w:t>
+      </w:r>
+      <w:r>
+        <w:t>“</w:t>
+      </w:r>
+      <w:r>
+        <w:t xml:space="preserve">. Hier werden Ellenbogenwinkel, Schulterwinkel also Körperausrichtung und </w:t>
+      </w:r>
+      <w:r>
+        <w:t>Handöffnungsgrad</w:t>
+      </w:r>
+      <w:r>
+        <w:t xml:space="preserve"> bildlich erkannt und ausgewertet. Das kommt den Zielen der </w:t>
+      </w:r>
+      <w:r>
+        <w:lastRenderedPageBreak/>
+        <w:t xml:space="preserve">Gestenerkennung </w:t>
+      </w:r>
+      <w:r>
+        <w:t>dieser Masterarbeit</w:t>
+      </w:r>
+      <w:r>
+        <w:t xml:space="preserve"> nahe.</w:t>
+      </w:r>
+      <w:r>
+        <w:t xml:space="preserve"> In </w:t>
+      </w:r>
+      <w:r>
+        <w:t>Candeloro’s Projekt wird folgende Komponenten genutzt:</w:t>
+      </w:r>
+    </w:p>
+    <w:p/>
+    <w:p>
+      <w:pPr>
+        <w:pStyle w:val="Listenabsatz"/>
+        <w:numPr>
+          <w:ilvl w:val="0"/>
+          <w:numId w:val="31"/>
+        </w:numPr>
+      </w:pPr>
+      <w:hyperlink r:id="rId33" w:history="1">
+        <w:r>
+          <w:rPr>
+            <w:rStyle w:val="Hyperlink"/>
+          </w:rPr>
+          <w:t>MediaPipe</w:t>
+        </w:r>
+      </w:hyperlink>
+      <w:r>
+        <w:t xml:space="preserve"> und </w:t>
+      </w:r>
+      <w:hyperlink r:id="rId34" w:history="1">
+        <w:r>
+          <w:rPr>
+            <w:rStyle w:val="Hyperlink"/>
+          </w:rPr>
+          <w:t>OpenCV</w:t>
+        </w:r>
+      </w:hyperlink>
+      <w:r>
+        <w:t xml:space="preserve"> in Python 3 – für die Gestenerkennung </w:t>
+      </w:r>
+    </w:p>
+    <w:p>
+      <w:pPr>
+        <w:pStyle w:val="Listenabsatz"/>
+        <w:numPr>
+          <w:ilvl w:val="0"/>
+          <w:numId w:val="31"/>
+        </w:numPr>
+      </w:pPr>
+      <w:r>
+        <w:t>ROS in Python 3 und Gazebo – als Kommunikationsprotokoll</w:t>
+      </w:r>
+    </w:p>
+    <w:p>
+      <w:pPr>
+        <w:pStyle w:val="Listenabsatz"/>
+        <w:numPr>
+          <w:ilvl w:val="0"/>
+          <w:numId w:val="31"/>
+        </w:numPr>
+      </w:pPr>
+      <w:r>
+        <w:t xml:space="preserve">Gazebo – zur Robotersimulation </w:t>
+      </w:r>
+    </w:p>
+    <w:p>
+      <w:pPr>
+        <w:pStyle w:val="Listenabsatz"/>
+        <w:numPr>
+          <w:ilvl w:val="0"/>
+          <w:numId w:val="31"/>
+        </w:numPr>
+      </w:pPr>
+      <w:r>
+        <w:t xml:space="preserve">undefinierte 2D-Webcam </w:t>
+      </w:r>
+      <w:r>
+        <w:t xml:space="preserve">– horizontal und stationär </w:t>
+      </w:r>
+    </w:p>
+    <w:p>
+      <w:pPr>
+        <w:pStyle w:val="Listenabsatz"/>
+        <w:numPr>
+          <w:ilvl w:val="0"/>
+          <w:numId w:val="31"/>
+        </w:numPr>
+      </w:pPr>
+      <w:r>
+        <w:t>Linux Ubuntu Computer</w:t>
+      </w:r>
+    </w:p>
+    <w:p/>
+    <w:p>
+      <w:r>
+        <w:t xml:space="preserve">Das Projekt ist ausführlich dokumentiert und Open Source auf </w:t>
+      </w:r>
+      <w:hyperlink r:id="rId35" w:history="1">
+        <w:r>
+          <w:rPr>
+            <w:rStyle w:val="Hyperlink"/>
+          </w:rPr>
+          <w:t>GitHub</w:t>
+        </w:r>
+      </w:hyperlink>
+      <w:r>
+        <w:t xml:space="preserve"> zu finden</w:t>
+      </w:r>
+      <w:r>
+        <w:t>.</w:t>
+      </w:r>
+    </w:p>
+    <w:p/>
+    <w:p/>
+    <w:p>
+      <w:r>
+        <w:t xml:space="preserve">Das “Sports2D“ Programm von </w:t>
+      </w:r>
+      <w:r>
+        <w:t>D</w:t>
+      </w:r>
+      <w:r>
+        <w:t>a</w:t>
+      </w:r>
+      <w:r>
+        <w:t>vid Pagnon</w:t>
+      </w:r>
+      <w:r>
+        <w:t xml:space="preserve"> [</w:t>
+      </w:r>
+      <w:hyperlink w:anchor="Pagnon_2026" w:history="1">
+        <w:r>
+          <w:rPr>
+            <w:rStyle w:val="Hyperlink"/>
+          </w:rPr>
+          <w:t>Pagnon_2026</w:t>
+        </w:r>
+      </w:hyperlink>
+      <w:r>
+        <w:t>]</w:t>
+      </w:r>
+      <w:r>
+        <w:t xml:space="preserve"> erkennt sämtliche Gelenkwinkel von mehreren Menschen. Das Eingangsmaterial kann ein Video oder Livestream sein. Es kommt ohne grafische Bedienoberfläche (auf Englisch: </w:t>
+      </w:r>
+      <w:r>
+        <w:t>graphical user interface</w:t>
+      </w:r>
+      <w:r>
+        <w:t xml:space="preserve">, kurz: GUI) daher und ist mit den drei gängigen Betriebssystemen: Windows, Linux und Mac OS kompatibel. Es basiert auf </w:t>
+      </w:r>
+      <w:hyperlink r:id="rId36" w:history="1">
+        <w:r>
+          <w:rPr>
+            <w:rStyle w:val="Hyperlink"/>
+          </w:rPr>
+          <w:t>O</w:t>
+        </w:r>
+        <w:r>
+          <w:rPr>
+            <w:rStyle w:val="Hyperlink"/>
+          </w:rPr>
+          <w:t>pen</w:t>
+        </w:r>
+        <w:r>
+          <w:rPr>
+            <w:rStyle w:val="Hyperlink"/>
+          </w:rPr>
+          <w:t>P</w:t>
+        </w:r>
+        <w:r>
+          <w:rPr>
+            <w:rStyle w:val="Hyperlink"/>
+          </w:rPr>
+          <w:t>ose</w:t>
+        </w:r>
+      </w:hyperlink>
+      <w:r>
+        <w:t xml:space="preserve"> in </w:t>
+      </w:r>
+      <w:r>
+        <w:t>P</w:t>
+      </w:r>
+      <w:r>
+        <w:t>ython 3</w:t>
+      </w:r>
+    </w:p>
+    <w:p/>
+    <w:p>
+      <w:r>
+        <w:t>…</w:t>
+      </w:r>
+    </w:p>
+    <w:p/>
+    <w:p>
+      <w:r>
         <w:t xml:space="preserve">Das </w:t>
       </w:r>
       <w:r>
-        <w:t>Mit der 45° Ausrichtung ist mindestens ein Sichtfeld von 70</w:t>
-      </w:r>
-      <w:r>
-        <w:t>°</w:t>
-      </w:r>
-      <w:r>
-        <w:t xml:space="preserve"> x 45° notwendig</w:t>
-      </w:r>
-      <w:r>
-        <w:t>, wenn es Die Eckposition werden soll. Bei der 90° Ausrichtung wären es 84° x 51°. Für eine Von-Vorne-Sicht mit der Höhe 170 cm, wären es 75° x 51° bzw. 92° x 60°.</w:t>
-      </w:r>
-      <w:r>
-        <w:t xml:space="preserve"> Zusammengefasst lässt sich sagen das für die meisten und die relevanten Positionen ein Sichtfeld von rund 95° x 60° ausreicht. Bei </w:t>
-      </w:r>
-      <w:r>
-        <w:t xml:space="preserve">der Wahl einer </w:t>
-      </w:r>
-      <w:r>
-        <w:t xml:space="preserve">Kamera mit </w:t>
-      </w:r>
-      <w:r>
-        <w:t>kleineren</w:t>
-      </w:r>
-      <w:r>
-        <w:t xml:space="preserve"> Sichtfeld, sollten die wegfallenden Positionierungsmöglichkeiten </w:t>
-      </w:r>
-      <w:r>
-        <w:t>berücksichtigt</w:t>
-      </w:r>
-      <w:r>
-        <w:t xml:space="preserve"> werden.</w:t>
-      </w:r>
-    </w:p>
-    <w:p>
-      <w:pPr>
-        <w:pStyle w:val="berschrift3"/>
-      </w:pPr>
-      <w:bookmarkStart w:id="35" w:name="_Toc228557175"/>
-      <w:r>
-        <w:t xml:space="preserve">Projektanforderungen </w:t>
-      </w:r>
-      <w:r>
-        <w:t>an die Recheneinheit</w:t>
-      </w:r>
-      <w:bookmarkEnd w:id="35"/>
-    </w:p>
-    <w:p>
-      <w:pPr>
-        <w:pStyle w:val="berschrift3"/>
-      </w:pPr>
-      <w:bookmarkStart w:id="36" w:name="_Toc228557176"/>
-      <w:r>
-        <w:t xml:space="preserve">Projektanforderungen </w:t>
-      </w:r>
-      <w:r>
-        <w:t>an die Programmumgebung</w:t>
-      </w:r>
-      <w:bookmarkEnd w:id="36"/>
-      <w:r>
-        <w:t xml:space="preserve"> </w:t>
-      </w:r>
-    </w:p>
+        <w:t>Programm</w:t>
+      </w:r>
+      <w:r>
+        <w:t xml:space="preserve"> ist ausführlich dokumentiert und Open Source auf </w:t>
+      </w:r>
+      <w:hyperlink r:id="rId37" w:history="1">
+        <w:r>
+          <w:rPr>
+            <w:rStyle w:val="Hyperlink"/>
+          </w:rPr>
+          <w:t>GitH</w:t>
+        </w:r>
+        <w:r>
+          <w:rPr>
+            <w:rStyle w:val="Hyperlink"/>
+          </w:rPr>
+          <w:t>u</w:t>
+        </w:r>
+        <w:r>
+          <w:rPr>
+            <w:rStyle w:val="Hyperlink"/>
+          </w:rPr>
+          <w:t>b</w:t>
+        </w:r>
+      </w:hyperlink>
+      <w:r>
+        <w:t xml:space="preserve"> zu finden.</w:t>
+      </w:r>
+    </w:p>
+    <w:p/>
     <w:p>
       <w:pPr>
         <w:pStyle w:val="berschrift2"/>
       </w:pPr>
-      <w:bookmarkStart w:id="37" w:name="_Toc228557177"/>
       <w:r>
         <w:t>Wahl der Hardware und Software</w:t>
       </w:r>
@@ -9221,6 +10393,9 @@
       </w:r>
       <w:r>
         <w:t xml:space="preserve"> dient.</w:t>
+      </w:r>
+      <w:r>
+        <w:t xml:space="preserve"> </w:t>
       </w:r>
     </w:p>
     <w:p>
@@ -13151,7 +14326,7 @@
                     </pic:cNvPicPr>
                   </pic:nvPicPr>
                   <pic:blipFill>
-                    <a:blip r:embed="rId29" cstate="print"/>
+                    <a:blip r:embed="rId38" cstate="print"/>
                     <a:srcRect/>
                     <a:stretch>
                       <a:fillRect/>
@@ -14430,7 +15605,7 @@
                     </pic:cNvPicPr>
                   </pic:nvPicPr>
                   <pic:blipFill>
-                    <a:blip r:embed="rId30" cstate="print"/>
+                    <a:blip r:embed="rId39" cstate="print"/>
                     <a:srcRect/>
                     <a:stretch>
                       <a:fillRect/>
@@ -15195,7 +16370,7 @@
         </w:rPr>
         <w:t xml:space="preserve">(aktuelle Fassung liegt i.d.R. auf </w:t>
       </w:r>
-      <w:hyperlink r:id="rId31" w:history="1">
+      <w:hyperlink r:id="rId40" w:history="1">
         <w:r>
           <w:rPr>
             <w:rStyle w:val="Hyperlink"/>
@@ -16623,7 +17798,7 @@
         </w:rPr>
         <w:t xml:space="preserve">– Online im Internet: </w:t>
       </w:r>
-      <w:hyperlink r:id="rId32" w:history="1">
+      <w:hyperlink r:id="rId41" w:history="1">
         <w:r>
           <w:rPr>
             <w:rStyle w:val="Hyperlink"/>
@@ -16673,7 +17848,7 @@
       <w:r>
         <w:t xml:space="preserve">nline im Internet: </w:t>
       </w:r>
-      <w:hyperlink r:id="rId33" w:history="1">
+      <w:hyperlink r:id="rId42" w:history="1">
         <w:r>
           <w:rPr>
             <w:rStyle w:val="Hyperlink"/>
@@ -16731,7 +17906,7 @@
         </w:rPr>
         <w:t xml:space="preserve">m Internet: </w:t>
       </w:r>
-      <w:hyperlink r:id="rId34" w:history="1">
+      <w:hyperlink r:id="rId43" w:history="1">
         <w:r>
           <w:rPr>
             <w:rStyle w:val="Hyperlink"/>
@@ -16807,7 +17982,7 @@
         </w:rPr>
         <w:t xml:space="preserve">: </w:t>
       </w:r>
-      <w:hyperlink r:id="rId35" w:history="1">
+      <w:hyperlink r:id="rId44" w:history="1">
         <w:r>
           <w:rPr>
             <w:rStyle w:val="Hyperlink"/>
@@ -16846,9 +18021,21 @@
         <w:rPr>
           <w:lang w:val="en-US"/>
         </w:rPr>
-        <w:t xml:space="preserve"> - Online im Internet: </w:t>
-      </w:r>
-      <w:hyperlink r:id="rId36" w:history="1">
+        <w:t xml:space="preserve"> </w:t>
+      </w:r>
+      <w:r>
+        <w:rPr>
+          <w:lang w:val="en-US"/>
+        </w:rPr>
+        <w:t>–</w:t>
+      </w:r>
+      <w:r>
+        <w:rPr>
+          <w:lang w:val="en-US"/>
+        </w:rPr>
+        <w:t xml:space="preserve"> Online im Internet: </w:t>
+      </w:r>
+      <w:hyperlink r:id="rId45" w:history="1">
         <w:r>
           <w:rPr>
             <w:rStyle w:val="Hyperlink"/>
@@ -16864,6 +18051,282 @@
         <w:t xml:space="preserve"> (Stand: 20.06.26)</w:t>
       </w:r>
     </w:p>
+    <w:p>
+      <w:pPr>
+        <w:pStyle w:val="Literatureintrag"/>
+        <w:jc w:val="both"/>
+        <w:rPr>
+          <w:lang w:val="en-US"/>
+        </w:rPr>
+      </w:pPr>
+    </w:p>
+    <w:p>
+      <w:pPr>
+        <w:pStyle w:val="Literatureintrag"/>
+        <w:jc w:val="both"/>
+        <w:rPr>
+          <w:lang w:val="en-US"/>
+        </w:rPr>
+      </w:pPr>
+      <w:bookmarkStart w:id="187" w:name="Baranitharan_2026"/>
+      <w:r>
+        <w:rPr>
+          <w:lang w:val="en-US"/>
+        </w:rPr>
+        <w:t xml:space="preserve">Baranitharan </w:t>
+      </w:r>
+      <w:r>
+        <w:rPr>
+          <w:lang w:val="en-US"/>
+        </w:rPr>
+        <w:t xml:space="preserve">A. </w:t>
+      </w:r>
+      <w:r>
+        <w:rPr>
+          <w:lang w:val="en-US"/>
+        </w:rPr>
+        <w:t>(2026)</w:t>
+      </w:r>
+      <w:r>
+        <w:rPr>
+          <w:lang w:val="en-US"/>
+        </w:rPr>
+        <w:t>:</w:t>
+      </w:r>
+      <w:r>
+        <w:rPr>
+          <w:lang w:val="en-US"/>
+        </w:rPr>
+        <w:t> Gesture Controlled Robotic Arm Using Kinect (Simulink Support For Kinect) and Arduino </w:t>
+      </w:r>
+      <w:r>
+        <w:rPr>
+          <w:lang w:val="en-US"/>
+        </w:rPr>
+        <w:t xml:space="preserve">– Online im Internet: </w:t>
+      </w:r>
+      <w:hyperlink r:id="rId46" w:history="1">
+        <w:r>
+          <w:rPr>
+            <w:rStyle w:val="Hyperlink"/>
+            <w:lang w:val="en-US"/>
+          </w:rPr>
+          <w:t>https://de.mathworks.com/matlabcentral/fileexchange/58189-gesture-controlled-robotic-arm-using-kinect-simulink-support-for-kinect-and-arduino</w:t>
+        </w:r>
+      </w:hyperlink>
+      <w:r>
+        <w:rPr>
+          <w:lang w:val="en-US"/>
+        </w:rPr>
+        <w:t xml:space="preserve"> (Stand:</w:t>
+      </w:r>
+      <w:r>
+        <w:rPr>
+          <w:lang w:val="en-US"/>
+        </w:rPr>
+        <w:t xml:space="preserve"> 28. </w:t>
+      </w:r>
+      <w:r>
+        <w:rPr>
+          <w:lang w:val="en-US"/>
+        </w:rPr>
+        <w:t>Juni</w:t>
+      </w:r>
+      <w:r>
+        <w:rPr>
+          <w:lang w:val="en-US"/>
+        </w:rPr>
+        <w:t xml:space="preserve"> 2026</w:t>
+      </w:r>
+      <w:r>
+        <w:rPr>
+          <w:lang w:val="en-US"/>
+        </w:rPr>
+        <w:t>)</w:t>
+      </w:r>
+      <w:bookmarkEnd w:id="187"/>
+    </w:p>
+    <w:p>
+      <w:pPr>
+        <w:pStyle w:val="Literatureintrag"/>
+        <w:jc w:val="both"/>
+        <w:rPr>
+          <w:lang w:val="en-US"/>
+        </w:rPr>
+      </w:pPr>
+    </w:p>
+    <w:p>
+      <w:pPr>
+        <w:pStyle w:val="Literatureintrag"/>
+        <w:jc w:val="both"/>
+      </w:pPr>
+      <w:bookmarkStart w:id="188" w:name="Candeloro_2022"/>
+      <w:bookmarkEnd w:id="188"/>
+      <w:r>
+        <w:rPr>
+          <w:lang w:val="en-US"/>
+        </w:rPr>
+        <w:t>Candeloro E.,</w:t>
+      </w:r>
+      <w:r>
+        <w:rPr>
+          <w:lang w:val="en-US"/>
+        </w:rPr>
+        <w:t xml:space="preserve"> </w:t>
+      </w:r>
+      <w:r>
+        <w:rPr>
+          <w:lang w:val="en-US"/>
+        </w:rPr>
+        <w:t>Rosati G.,</w:t>
+      </w:r>
+      <w:r>
+        <w:rPr>
+          <w:lang w:val="en-US"/>
+        </w:rPr>
+        <w:t xml:space="preserve"> </w:t>
+      </w:r>
+      <w:r>
+        <w:rPr>
+          <w:lang w:val="en-US"/>
+        </w:rPr>
+        <w:t>Bianchi E.,</w:t>
+      </w:r>
+      <w:r>
+        <w:rPr>
+          <w:lang w:val="en-US"/>
+        </w:rPr>
+        <w:t xml:space="preserve"> </w:t>
+      </w:r>
+      <w:r>
+        <w:rPr>
+          <w:lang w:val="en-US"/>
+        </w:rPr>
+        <w:t>Fabrizi</w:t>
+      </w:r>
+      <w:r>
+        <w:rPr>
+          <w:lang w:val="en-US"/>
+        </w:rPr>
+        <w:t xml:space="preserve"> B., </w:t>
+      </w:r>
+      <w:r>
+        <w:rPr>
+          <w:lang w:val="en-US"/>
+        </w:rPr>
+        <w:t>University of Modena and Reggio Emilia (UNIMORE)</w:t>
+      </w:r>
+      <w:r>
+        <w:rPr>
+          <w:lang w:val="en-US"/>
+        </w:rPr>
+        <w:t xml:space="preserve"> </w:t>
+      </w:r>
+      <w:r>
+        <w:rPr>
+          <w:lang w:val="en-US"/>
+        </w:rPr>
+        <w:t>(</w:t>
+      </w:r>
+      <w:r>
+        <w:rPr>
+          <w:lang w:val="en-US"/>
+        </w:rPr>
+        <w:t>202</w:t>
+      </w:r>
+      <w:r>
+        <w:rPr>
+          <w:lang w:val="en-US"/>
+        </w:rPr>
+        <w:t>2</w:t>
+      </w:r>
+      <w:r>
+        <w:rPr>
+          <w:lang w:val="en-US"/>
+        </w:rPr>
+        <w:t xml:space="preserve">): </w:t>
+      </w:r>
+      <w:r>
+        <w:rPr>
+          <w:lang w:val="en-US"/>
+        </w:rPr>
+        <w:t>Vision Robotic Arm Gesture Recognition</w:t>
+      </w:r>
+      <w:r>
+        <w:rPr>
+          <w:lang w:val="en-US"/>
+        </w:rPr>
+        <w:t xml:space="preserve"> </w:t>
+      </w:r>
+      <w:r>
+        <w:rPr>
+          <w:lang w:val="en-US"/>
+        </w:rPr>
+        <w:t>– Online im Internet:</w:t>
+      </w:r>
+      <w:r>
+        <w:rPr>
+          <w:lang w:val="en-US"/>
+        </w:rPr>
+        <w:t xml:space="preserve"> </w:t>
+      </w:r>
+      <w:hyperlink r:id="rId47" w:history="1">
+        <w:r>
+          <w:rPr>
+            <w:rStyle w:val="Hyperlink"/>
+            <w:lang w:val="en-US"/>
+          </w:rPr>
+          <w:t>https://github.com/dusty-nv/jetson-inference/blob/master/docs/jetpack-setup-2.md</w:t>
+        </w:r>
+      </w:hyperlink>
+      <w:r>
+        <w:rPr>
+          <w:lang w:val="en-US"/>
+        </w:rPr>
+        <w:t xml:space="preserve"> (Stand: 28. Juni 2026)</w:t>
+      </w:r>
+    </w:p>
+    <w:p>
+      <w:pPr>
+        <w:pStyle w:val="Literatureintrag"/>
+        <w:jc w:val="both"/>
+        <w:rPr>
+          <w:lang w:val="en-US"/>
+        </w:rPr>
+      </w:pPr>
+    </w:p>
+    <w:p>
+      <w:pPr>
+        <w:pStyle w:val="Literatureintrag"/>
+        <w:ind w:left="0" w:firstLine="0"/>
+        <w:jc w:val="both"/>
+      </w:pPr>
+      <w:bookmarkStart w:id="189" w:name="Pagnon_2026"/>
+      <w:bookmarkEnd w:id="189"/>
+      <w:r>
+        <w:t>Pagnon</w:t>
+      </w:r>
+      <w:r>
+        <w:t xml:space="preserve"> D.</w:t>
+      </w:r>
+      <w:r>
+        <w:t xml:space="preserve"> (2026): Sports2D – Online im </w:t>
+      </w:r>
+      <w:r>
+        <w:t xml:space="preserve">Internet: </w:t>
+      </w:r>
+      <w:hyperlink r:id="rId48" w:history="1">
+        <w:r>
+          <w:rPr>
+            <w:rStyle w:val="Hyperlink"/>
+          </w:rPr>
+          <w:t>https://github.com/davidpagnon/Sports2D/tree/main</w:t>
+        </w:r>
+      </w:hyperlink>
+      <w:r>
+        <w:t xml:space="preserve"> (Stand: 28. Juni 2026)</w:t>
+      </w:r>
+    </w:p>
     <w:bookmarkEnd w:id="184"/>
     <w:bookmarkEnd w:id="186"/>
     <w:p>
@@ -16937,8 +18400,8 @@
       </w:r>
     </w:p>
     <w:sectPr>
-      <w:headerReference w:type="default" r:id="rId37"/>
-      <w:headerReference w:type="first" r:id="rId38"/>
+      <w:headerReference w:type="default" r:id="rId49"/>
+      <w:headerReference w:type="first" r:id="rId50"/>
       <w:pgSz w:w="11906" w:h="16838" w:code="9"/>
       <w:pgMar w:top="1701" w:right="1701" w:bottom="1134" w:left="1701" w:header="720" w:footer="720" w:gutter="0"/>
       <w:pgNumType w:start="1"/>
@@ -17146,7 +18609,13 @@
       </w:r>
       <w:r>
         <w:tab/>
-        <w:t xml:space="preserve">Einfache Anführungszeichen kennzeichnen Begriffe. </w:t>
+        <w:t xml:space="preserve">Einfache </w:t>
+      </w:r>
+      <w:r>
+        <w:t>Anführungszeichen</w:t>
+      </w:r>
+      <w:r>
+        <w:t xml:space="preserve"> kennzeichnen Begriffe. </w:t>
       </w:r>
     </w:p>
   </w:footnote>
@@ -17579,7 +19048,7 @@
           <w:color w:val="000000" w:themeColor="text1"/>
           <w:u w:val="none"/>
         </w:rPr>
-        <w:t>13</w:t>
+        <w:t>15</w:t>
       </w:r>
       <w:r>
         <w:rPr>
@@ -18459,6 +19928,155 @@
     </w:lvl>
   </w:abstractNum>
   <w:abstractNum w:abstractNumId="14" w15:restartNumberingAfterBreak="0">
+    <w:nsid w:val="34E15023"/>
+    <w:multiLevelType w:val="multilevel"/>
+    <w:tmpl w:val="4E187150"/>
+    <w:lvl w:ilvl="0">
+      <w:start w:val="1"/>
+      <w:numFmt w:val="bullet"/>
+      <w:lvlText w:val=""/>
+      <w:lvlJc w:val="left"/>
+      <w:pPr>
+        <w:tabs>
+          <w:tab w:val="num" w:pos="720"/>
+        </w:tabs>
+        <w:ind w:left="720" w:hanging="360"/>
+      </w:pPr>
+      <w:rPr>
+        <w:rFonts w:ascii="Symbol" w:hAnsi="Symbol" w:hint="default"/>
+        <w:sz w:val="20"/>
+      </w:rPr>
+    </w:lvl>
+    <w:lvl w:ilvl="1" w:tentative="1">
+      <w:start w:val="1"/>
+      <w:numFmt w:val="bullet"/>
+      <w:lvlText w:val="o"/>
+      <w:lvlJc w:val="left"/>
+      <w:pPr>
+        <w:tabs>
+          <w:tab w:val="num" w:pos="1440"/>
+        </w:tabs>
+        <w:ind w:left="1440" w:hanging="360"/>
+      </w:pPr>
+      <w:rPr>
+        <w:rFonts w:ascii="Courier New" w:hAnsi="Courier New" w:hint="default"/>
+        <w:sz w:val="20"/>
+      </w:rPr>
+    </w:lvl>
+    <w:lvl w:ilvl="2" w:tentative="1">
+      <w:start w:val="1"/>
+      <w:numFmt w:val="bullet"/>
+      <w:lvlText w:val=""/>
+      <w:lvlJc w:val="left"/>
+      <w:pPr>
+        <w:tabs>
+          <w:tab w:val="num" w:pos="2160"/>
+        </w:tabs>
+        <w:ind w:left="2160" w:hanging="360"/>
+      </w:pPr>
+      <w:rPr>
+        <w:rFonts w:ascii="Wingdings" w:hAnsi="Wingdings" w:hint="default"/>
+        <w:sz w:val="20"/>
+      </w:rPr>
+    </w:lvl>
+    <w:lvl w:ilvl="3" w:tentative="1">
+      <w:start w:val="1"/>
+      <w:numFmt w:val="bullet"/>
+      <w:lvlText w:val=""/>
+      <w:lvlJc w:val="left"/>
+      <w:pPr>
+        <w:tabs>
+          <w:tab w:val="num" w:pos="2880"/>
+        </w:tabs>
+        <w:ind w:left="2880" w:hanging="360"/>
+      </w:pPr>
+      <w:rPr>
+        <w:rFonts w:ascii="Wingdings" w:hAnsi="Wingdings" w:hint="default"/>
+        <w:sz w:val="20"/>
+      </w:rPr>
+    </w:lvl>
+    <w:lvl w:ilvl="4" w:tentative="1">
+      <w:start w:val="1"/>
+      <w:numFmt w:val="bullet"/>
+      <w:lvlText w:val=""/>
+      <w:lvlJc w:val="left"/>
+      <w:pPr>
+        <w:tabs>
+          <w:tab w:val="num" w:pos="3600"/>
+        </w:tabs>
+        <w:ind w:left="3600" w:hanging="360"/>
+      </w:pPr>
+      <w:rPr>
+        <w:rFonts w:ascii="Wingdings" w:hAnsi="Wingdings" w:hint="default"/>
+        <w:sz w:val="20"/>
+      </w:rPr>
+    </w:lvl>
+    <w:lvl w:ilvl="5" w:tentative="1">
+      <w:start w:val="1"/>
+      <w:numFmt w:val="bullet"/>
+      <w:lvlText w:val=""/>
+      <w:lvlJc w:val="left"/>
+      <w:pPr>
+        <w:tabs>
+          <w:tab w:val="num" w:pos="4320"/>
+        </w:tabs>
+        <w:ind w:left="4320" w:hanging="360"/>
+      </w:pPr>
+      <w:rPr>
+        <w:rFonts w:ascii="Wingdings" w:hAnsi="Wingdings" w:hint="default"/>
+        <w:sz w:val="20"/>
+      </w:rPr>
+    </w:lvl>
+    <w:lvl w:ilvl="6" w:tentative="1">
+      <w:start w:val="1"/>
+      <w:numFmt w:val="bullet"/>
+      <w:lvlText w:val=""/>
+      <w:lvlJc w:val="left"/>
+      <w:pPr>
+        <w:tabs>
+          <w:tab w:val="num" w:pos="5040"/>
+        </w:tabs>
+        <w:ind w:left="5040" w:hanging="360"/>
+      </w:pPr>
+      <w:rPr>
+        <w:rFonts w:ascii="Wingdings" w:hAnsi="Wingdings" w:hint="default"/>
+        <w:sz w:val="20"/>
+      </w:rPr>
+    </w:lvl>
+    <w:lvl w:ilvl="7" w:tentative="1">
+      <w:start w:val="1"/>
+      <w:numFmt w:val="bullet"/>
+      <w:lvlText w:val=""/>
+      <w:lvlJc w:val="left"/>
+      <w:pPr>
+        <w:tabs>
+          <w:tab w:val="num" w:pos="5760"/>
+        </w:tabs>
+        <w:ind w:left="5760" w:hanging="360"/>
+      </w:pPr>
+      <w:rPr>
+        <w:rFonts w:ascii="Wingdings" w:hAnsi="Wingdings" w:hint="default"/>
+        <w:sz w:val="20"/>
+      </w:rPr>
+    </w:lvl>
+    <w:lvl w:ilvl="8" w:tentative="1">
+      <w:start w:val="1"/>
+      <w:numFmt w:val="bullet"/>
+      <w:lvlText w:val=""/>
+      <w:lvlJc w:val="left"/>
+      <w:pPr>
+        <w:tabs>
+          <w:tab w:val="num" w:pos="6480"/>
+        </w:tabs>
+        <w:ind w:left="6480" w:hanging="360"/>
+      </w:pPr>
+      <w:rPr>
+        <w:rFonts w:ascii="Wingdings" w:hAnsi="Wingdings" w:hint="default"/>
+        <w:sz w:val="20"/>
+      </w:rPr>
+    </w:lvl>
+  </w:abstractNum>
+  <w:abstractNum w:abstractNumId="15" w15:restartNumberingAfterBreak="0">
     <w:nsid w:val="380C5B20"/>
     <w:multiLevelType w:val="multilevel"/>
     <w:tmpl w:val="61A8BE06"/>
@@ -18580,7 +20198,7 @@
       </w:rPr>
     </w:lvl>
   </w:abstractNum>
-  <w:abstractNum w:abstractNumId="15" w15:restartNumberingAfterBreak="0">
+  <w:abstractNum w:abstractNumId="16" w15:restartNumberingAfterBreak="0">
     <w:nsid w:val="40703B6E"/>
     <w:multiLevelType w:val="singleLevel"/>
     <w:tmpl w:val="A802028E"/>
@@ -18595,7 +20213,7 @@
       </w:pPr>
     </w:lvl>
   </w:abstractNum>
-  <w:abstractNum w:abstractNumId="16" w15:restartNumberingAfterBreak="0">
+  <w:abstractNum w:abstractNumId="17" w15:restartNumberingAfterBreak="0">
     <w:nsid w:val="4F052F77"/>
     <w:multiLevelType w:val="singleLevel"/>
     <w:tmpl w:val="6B867132"/>
@@ -18605,7 +20223,120 @@
       <w:lvlJc w:val="left"/>
     </w:lvl>
   </w:abstractNum>
-  <w:abstractNum w:abstractNumId="17" w15:restartNumberingAfterBreak="0">
+  <w:abstractNum w:abstractNumId="18" w15:restartNumberingAfterBreak="0">
+    <w:nsid w:val="50A800B4"/>
+    <w:multiLevelType w:val="hybridMultilevel"/>
+    <w:tmpl w:val="6D980154"/>
+    <w:lvl w:ilvl="0" w:tplc="6198A3A4">
+      <w:start w:val="6"/>
+      <w:numFmt w:val="bullet"/>
+      <w:lvlText w:val=""/>
+      <w:lvlJc w:val="left"/>
+      <w:pPr>
+        <w:ind w:left="720" w:hanging="360"/>
+      </w:pPr>
+      <w:rPr>
+        <w:rFonts w:ascii="Times New Roman" w:eastAsia="Times New Roman" w:hAnsi="Times New Roman" w:cs="Times New Roman" w:hint="default"/>
+      </w:rPr>
+    </w:lvl>
+    <w:lvl w:ilvl="1" w:tplc="04070003" w:tentative="1">
+      <w:start w:val="1"/>
+      <w:numFmt w:val="bullet"/>
+      <w:lvlText w:val="o"/>
+      <w:lvlJc w:val="left"/>
+      <w:pPr>
+        <w:ind w:left="1440" w:hanging="360"/>
+      </w:pPr>
+      <w:rPr>
+        <w:rFonts w:ascii="Courier New" w:hAnsi="Courier New" w:cs="Courier New" w:hint="default"/>
+      </w:rPr>
+    </w:lvl>
+    <w:lvl w:ilvl="2" w:tplc="04070005" w:tentative="1">
+      <w:start w:val="1"/>
+      <w:numFmt w:val="bullet"/>
+      <w:lvlText w:val=""/>
+      <w:lvlJc w:val="left"/>
+      <w:pPr>
+        <w:ind w:left="2160" w:hanging="360"/>
+      </w:pPr>
+      <w:rPr>
+        <w:rFonts w:ascii="Wingdings" w:hAnsi="Wingdings" w:hint="default"/>
+      </w:rPr>
+    </w:lvl>
+    <w:lvl w:ilvl="3" w:tplc="04070001" w:tentative="1">
+      <w:start w:val="1"/>
+      <w:numFmt w:val="bullet"/>
+      <w:lvlText w:val=""/>
+      <w:lvlJc w:val="left"/>
+      <w:pPr>
+        <w:ind w:left="2880" w:hanging="360"/>
+      </w:pPr>
+      <w:rPr>
+        <w:rFonts w:ascii="Symbol" w:hAnsi="Symbol" w:hint="default"/>
+      </w:rPr>
+    </w:lvl>
+    <w:lvl w:ilvl="4" w:tplc="04070003" w:tentative="1">
+      <w:start w:val="1"/>
+      <w:numFmt w:val="bullet"/>
+      <w:lvlText w:val="o"/>
+      <w:lvlJc w:val="left"/>
+      <w:pPr>
+        <w:ind w:left="3600" w:hanging="360"/>
+      </w:pPr>
+      <w:rPr>
+        <w:rFonts w:ascii="Courier New" w:hAnsi="Courier New" w:cs="Courier New" w:hint="default"/>
+      </w:rPr>
+    </w:lvl>
+    <w:lvl w:ilvl="5" w:tplc="04070005" w:tentative="1">
+      <w:start w:val="1"/>
+      <w:numFmt w:val="bullet"/>
+      <w:lvlText w:val=""/>
+      <w:lvlJc w:val="left"/>
+      <w:pPr>
+        <w:ind w:left="4320" w:hanging="360"/>
+      </w:pPr>
+      <w:rPr>
+        <w:rFonts w:ascii="Wingdings" w:hAnsi="Wingdings" w:hint="default"/>
+      </w:rPr>
+    </w:lvl>
+    <w:lvl w:ilvl="6" w:tplc="04070001" w:tentative="1">
+      <w:start w:val="1"/>
+      <w:numFmt w:val="bullet"/>
+      <w:lvlText w:val=""/>
+      <w:lvlJc w:val="left"/>
+      <w:pPr>
+        <w:ind w:left="5040" w:hanging="360"/>
+      </w:pPr>
+      <w:rPr>
+        <w:rFonts w:ascii="Symbol" w:hAnsi="Symbol" w:hint="default"/>
+      </w:rPr>
+    </w:lvl>
+    <w:lvl w:ilvl="7" w:tplc="04070003" w:tentative="1">
+      <w:start w:val="1"/>
+      <w:numFmt w:val="bullet"/>
+      <w:lvlText w:val="o"/>
+      <w:lvlJc w:val="left"/>
+      <w:pPr>
+        <w:ind w:left="5760" w:hanging="360"/>
+      </w:pPr>
+      <w:rPr>
+        <w:rFonts w:ascii="Courier New" w:hAnsi="Courier New" w:cs="Courier New" w:hint="default"/>
+      </w:rPr>
+    </w:lvl>
+    <w:lvl w:ilvl="8" w:tplc="04070005" w:tentative="1">
+      <w:start w:val="1"/>
+      <w:numFmt w:val="bullet"/>
+      <w:lvlText w:val=""/>
+      <w:lvlJc w:val="left"/>
+      <w:pPr>
+        <w:ind w:left="6480" w:hanging="360"/>
+      </w:pPr>
+      <w:rPr>
+        <w:rFonts w:ascii="Wingdings" w:hAnsi="Wingdings" w:hint="default"/>
+      </w:rPr>
+    </w:lvl>
+  </w:abstractNum>
+  <w:abstractNum w:abstractNumId="19" w15:restartNumberingAfterBreak="0">
     <w:nsid w:val="51126AF6"/>
     <w:multiLevelType w:val="singleLevel"/>
     <w:tmpl w:val="04070001"/>
@@ -18625,7 +20356,7 @@
       </w:rPr>
     </w:lvl>
   </w:abstractNum>
-  <w:abstractNum w:abstractNumId="18" w15:restartNumberingAfterBreak="0">
+  <w:abstractNum w:abstractNumId="20" w15:restartNumberingAfterBreak="0">
     <w:nsid w:val="527650A4"/>
     <w:multiLevelType w:val="hybridMultilevel"/>
     <w:tmpl w:val="D6586816"/>
@@ -18766,7 +20497,7 @@
       </w:rPr>
     </w:lvl>
   </w:abstractNum>
-  <w:abstractNum w:abstractNumId="19" w15:restartNumberingAfterBreak="0">
+  <w:abstractNum w:abstractNumId="21" w15:restartNumberingAfterBreak="0">
     <w:nsid w:val="5AEA1BC7"/>
     <w:multiLevelType w:val="hybridMultilevel"/>
     <w:tmpl w:val="A1EA287C"/>
@@ -18906,7 +20637,7 @@
       </w:rPr>
     </w:lvl>
   </w:abstractNum>
-  <w:abstractNum w:abstractNumId="20" w15:restartNumberingAfterBreak="0">
+  <w:abstractNum w:abstractNumId="22" w15:restartNumberingAfterBreak="0">
     <w:nsid w:val="61EA2143"/>
     <w:multiLevelType w:val="multilevel"/>
     <w:tmpl w:val="A060ED46"/>
@@ -19046,7 +20777,120 @@
       </w:rPr>
     </w:lvl>
   </w:abstractNum>
-  <w:abstractNum w:abstractNumId="21" w15:restartNumberingAfterBreak="0">
+  <w:abstractNum w:abstractNumId="23" w15:restartNumberingAfterBreak="0">
+    <w:nsid w:val="63E47C40"/>
+    <w:multiLevelType w:val="hybridMultilevel"/>
+    <w:tmpl w:val="5DB680C0"/>
+    <w:lvl w:ilvl="0" w:tplc="5C2A33FA">
+      <w:start w:val="6"/>
+      <w:numFmt w:val="bullet"/>
+      <w:lvlText w:val=""/>
+      <w:lvlJc w:val="left"/>
+      <w:pPr>
+        <w:ind w:left="420" w:hanging="360"/>
+      </w:pPr>
+      <w:rPr>
+        <w:rFonts w:ascii="Times New Roman" w:eastAsia="Times New Roman" w:hAnsi="Times New Roman" w:cs="Times New Roman" w:hint="default"/>
+      </w:rPr>
+    </w:lvl>
+    <w:lvl w:ilvl="1" w:tplc="04070003" w:tentative="1">
+      <w:start w:val="1"/>
+      <w:numFmt w:val="bullet"/>
+      <w:lvlText w:val="o"/>
+      <w:lvlJc w:val="left"/>
+      <w:pPr>
+        <w:ind w:left="1140" w:hanging="360"/>
+      </w:pPr>
+      <w:rPr>
+        <w:rFonts w:ascii="Courier New" w:hAnsi="Courier New" w:cs="Courier New" w:hint="default"/>
+      </w:rPr>
+    </w:lvl>
+    <w:lvl w:ilvl="2" w:tplc="04070005" w:tentative="1">
+      <w:start w:val="1"/>
+      <w:numFmt w:val="bullet"/>
+      <w:lvlText w:val=""/>
+      <w:lvlJc w:val="left"/>
+      <w:pPr>
+        <w:ind w:left="1860" w:hanging="360"/>
+      </w:pPr>
+      <w:rPr>
+        <w:rFonts w:ascii="Wingdings" w:hAnsi="Wingdings" w:hint="default"/>
+      </w:rPr>
+    </w:lvl>
+    <w:lvl w:ilvl="3" w:tplc="04070001" w:tentative="1">
+      <w:start w:val="1"/>
+      <w:numFmt w:val="bullet"/>
+      <w:lvlText w:val=""/>
+      <w:lvlJc w:val="left"/>
+      <w:pPr>
+        <w:ind w:left="2580" w:hanging="360"/>
+      </w:pPr>
+      <w:rPr>
+        <w:rFonts w:ascii="Symbol" w:hAnsi="Symbol" w:hint="default"/>
+      </w:rPr>
+    </w:lvl>
+    <w:lvl w:ilvl="4" w:tplc="04070003" w:tentative="1">
+      <w:start w:val="1"/>
+      <w:numFmt w:val="bullet"/>
+      <w:lvlText w:val="o"/>
+      <w:lvlJc w:val="left"/>
+      <w:pPr>
+        <w:ind w:left="3300" w:hanging="360"/>
+      </w:pPr>
+      <w:rPr>
+        <w:rFonts w:ascii="Courier New" w:hAnsi="Courier New" w:cs="Courier New" w:hint="default"/>
+      </w:rPr>
+    </w:lvl>
+    <w:lvl w:ilvl="5" w:tplc="04070005" w:tentative="1">
+      <w:start w:val="1"/>
+      <w:numFmt w:val="bullet"/>
+      <w:lvlText w:val=""/>
+      <w:lvlJc w:val="left"/>
+      <w:pPr>
+        <w:ind w:left="4020" w:hanging="360"/>
+      </w:pPr>
+      <w:rPr>
+        <w:rFonts w:ascii="Wingdings" w:hAnsi="Wingdings" w:hint="default"/>
+      </w:rPr>
+    </w:lvl>
+    <w:lvl w:ilvl="6" w:tplc="04070001" w:tentative="1">
+      <w:start w:val="1"/>
+      <w:numFmt w:val="bullet"/>
+      <w:lvlText w:val=""/>
+      <w:lvlJc w:val="left"/>
+      <w:pPr>
+        <w:ind w:left="4740" w:hanging="360"/>
+      </w:pPr>
+      <w:rPr>
+        <w:rFonts w:ascii="Symbol" w:hAnsi="Symbol" w:hint="default"/>
+      </w:rPr>
+    </w:lvl>
+    <w:lvl w:ilvl="7" w:tplc="04070003" w:tentative="1">
+      <w:start w:val="1"/>
+      <w:numFmt w:val="bullet"/>
+      <w:lvlText w:val="o"/>
+      <w:lvlJc w:val="left"/>
+      <w:pPr>
+        <w:ind w:left="5460" w:hanging="360"/>
+      </w:pPr>
+      <w:rPr>
+        <w:rFonts w:ascii="Courier New" w:hAnsi="Courier New" w:cs="Courier New" w:hint="default"/>
+      </w:rPr>
+    </w:lvl>
+    <w:lvl w:ilvl="8" w:tplc="04070005" w:tentative="1">
+      <w:start w:val="1"/>
+      <w:numFmt w:val="bullet"/>
+      <w:lvlText w:val=""/>
+      <w:lvlJc w:val="left"/>
+      <w:pPr>
+        <w:ind w:left="6180" w:hanging="360"/>
+      </w:pPr>
+      <w:rPr>
+        <w:rFonts w:ascii="Wingdings" w:hAnsi="Wingdings" w:hint="default"/>
+      </w:rPr>
+    </w:lvl>
+  </w:abstractNum>
+  <w:abstractNum w:abstractNumId="24" w15:restartNumberingAfterBreak="0">
     <w:nsid w:val="64817330"/>
     <w:multiLevelType w:val="singleLevel"/>
     <w:tmpl w:val="A802028E"/>
@@ -19061,7 +20905,7 @@
       </w:pPr>
     </w:lvl>
   </w:abstractNum>
-  <w:abstractNum w:abstractNumId="22" w15:restartNumberingAfterBreak="0">
+  <w:abstractNum w:abstractNumId="25" w15:restartNumberingAfterBreak="0">
     <w:nsid w:val="6A77240B"/>
     <w:multiLevelType w:val="singleLevel"/>
     <w:tmpl w:val="A802028E"/>
@@ -19076,7 +20920,7 @@
       </w:pPr>
     </w:lvl>
   </w:abstractNum>
-  <w:abstractNum w:abstractNumId="23" w15:restartNumberingAfterBreak="0">
+  <w:abstractNum w:abstractNumId="26" w15:restartNumberingAfterBreak="0">
     <w:nsid w:val="6EAC076F"/>
     <w:multiLevelType w:val="singleLevel"/>
     <w:tmpl w:val="A802028E"/>
@@ -19091,7 +20935,7 @@
       </w:pPr>
     </w:lvl>
   </w:abstractNum>
-  <w:abstractNum w:abstractNumId="24" w15:restartNumberingAfterBreak="0">
+  <w:abstractNum w:abstractNumId="27" w15:restartNumberingAfterBreak="0">
     <w:nsid w:val="7278413B"/>
     <w:multiLevelType w:val="singleLevel"/>
     <w:tmpl w:val="A802028E"/>
@@ -19106,7 +20950,7 @@
       </w:pPr>
     </w:lvl>
   </w:abstractNum>
-  <w:abstractNum w:abstractNumId="25" w15:restartNumberingAfterBreak="0">
+  <w:abstractNum w:abstractNumId="28" w15:restartNumberingAfterBreak="0">
     <w:nsid w:val="764334D6"/>
     <w:multiLevelType w:val="multilevel"/>
     <w:tmpl w:val="4962B31C"/>
@@ -19246,7 +21090,7 @@
       </w:rPr>
     </w:lvl>
   </w:abstractNum>
-  <w:abstractNum w:abstractNumId="26" w15:restartNumberingAfterBreak="0">
+  <w:abstractNum w:abstractNumId="29" w15:restartNumberingAfterBreak="0">
     <w:nsid w:val="77816A02"/>
     <w:multiLevelType w:val="singleLevel"/>
     <w:tmpl w:val="37A8B15C"/>
@@ -19256,7 +21100,7 @@
       <w:lvlJc w:val="left"/>
     </w:lvl>
   </w:abstractNum>
-  <w:abstractNum w:abstractNumId="27" w15:restartNumberingAfterBreak="0">
+  <w:abstractNum w:abstractNumId="30" w15:restartNumberingAfterBreak="0">
     <w:nsid w:val="794E02B9"/>
     <w:multiLevelType w:val="hybridMultilevel"/>
     <w:tmpl w:val="81C014C0"/>
@@ -19377,7 +21221,7 @@
     <w:abstractNumId w:val="5"/>
   </w:num>
   <w:num w:numId="6" w16cid:durableId="628242571">
-    <w:abstractNumId w:val="17"/>
+    <w:abstractNumId w:val="19"/>
   </w:num>
   <w:num w:numId="7" w16cid:durableId="582646734">
     <w:abstractNumId w:val="9"/>
@@ -19386,7 +21230,7 @@
     <w:abstractNumId w:val="2"/>
   </w:num>
   <w:num w:numId="9" w16cid:durableId="1613390816">
-    <w:abstractNumId w:val="20"/>
+    <w:abstractNumId w:val="22"/>
   </w:num>
   <w:num w:numId="10" w16cid:durableId="452287993">
     <w:abstractNumId w:val="1"/>
@@ -19408,10 +21252,10 @@
     </w:lvlOverride>
   </w:num>
   <w:num w:numId="11" w16cid:durableId="1631931747">
-    <w:abstractNumId w:val="18"/>
+    <w:abstractNumId w:val="20"/>
   </w:num>
   <w:num w:numId="12" w16cid:durableId="1523206813">
-    <w:abstractNumId w:val="25"/>
+    <w:abstractNumId w:val="28"/>
   </w:num>
   <w:num w:numId="13" w16cid:durableId="348606159">
     <w:abstractNumId w:val="3"/>
@@ -19450,7 +21294,7 @@
     </w:lvlOverride>
   </w:num>
   <w:num w:numId="15" w16cid:durableId="1660693243">
-    <w:abstractNumId w:val="26"/>
+    <w:abstractNumId w:val="29"/>
     <w:lvlOverride w:ilvl="0">
       <w:lvl w:ilvl="0">
         <w:start w:val="1"/>
@@ -19468,7 +21312,7 @@
     </w:lvlOverride>
   </w:num>
   <w:num w:numId="16" w16cid:durableId="1945456854">
-    <w:abstractNumId w:val="16"/>
+    <w:abstractNumId w:val="17"/>
     <w:lvlOverride w:ilvl="0">
       <w:lvl w:ilvl="0">
         <w:start w:val="1"/>
@@ -19486,34 +21330,34 @@
     </w:lvlOverride>
   </w:num>
   <w:num w:numId="17" w16cid:durableId="243994392">
-    <w:abstractNumId w:val="23"/>
+    <w:abstractNumId w:val="26"/>
   </w:num>
   <w:num w:numId="18" w16cid:durableId="38166899">
     <w:abstractNumId w:val="10"/>
   </w:num>
   <w:num w:numId="19" w16cid:durableId="1127704012">
-    <w:abstractNumId w:val="21"/>
+    <w:abstractNumId w:val="24"/>
   </w:num>
   <w:num w:numId="20" w16cid:durableId="1900360885">
-    <w:abstractNumId w:val="15"/>
+    <w:abstractNumId w:val="16"/>
   </w:num>
   <w:num w:numId="21" w16cid:durableId="1051342329">
     <w:abstractNumId w:val="6"/>
   </w:num>
   <w:num w:numId="22" w16cid:durableId="415202503">
-    <w:abstractNumId w:val="22"/>
+    <w:abstractNumId w:val="25"/>
   </w:num>
   <w:num w:numId="23" w16cid:durableId="1749501247">
-    <w:abstractNumId w:val="24"/>
+    <w:abstractNumId w:val="27"/>
   </w:num>
   <w:num w:numId="24" w16cid:durableId="1994604197">
-    <w:abstractNumId w:val="14"/>
+    <w:abstractNumId w:val="15"/>
   </w:num>
   <w:num w:numId="25" w16cid:durableId="942570112">
     <w:abstractNumId w:val="12"/>
   </w:num>
   <w:num w:numId="26" w16cid:durableId="1866477436">
-    <w:abstractNumId w:val="19"/>
+    <w:abstractNumId w:val="21"/>
   </w:num>
   <w:num w:numId="27" w16cid:durableId="683941177">
     <w:abstractNumId w:val="12"/>
@@ -19525,13 +21369,22 @@
     <w:abstractNumId w:val="12"/>
   </w:num>
   <w:num w:numId="30" w16cid:durableId="1417630888">
-    <w:abstractNumId w:val="27"/>
+    <w:abstractNumId w:val="30"/>
   </w:num>
   <w:num w:numId="31" w16cid:durableId="1989432135">
     <w:abstractNumId w:val="4"/>
   </w:num>
   <w:num w:numId="32" w16cid:durableId="873809129">
     <w:abstractNumId w:val="8"/>
+  </w:num>
+  <w:num w:numId="33" w16cid:durableId="1006443209">
+    <w:abstractNumId w:val="14"/>
+  </w:num>
+  <w:num w:numId="34" w16cid:durableId="664943961">
+    <w:abstractNumId w:val="18"/>
+  </w:num>
+  <w:num w:numId="35" w16cid:durableId="558369289">
+    <w:abstractNumId w:val="23"/>
   </w:num>
 </w:numbering>
 </file>
@@ -19919,7 +21772,7 @@
   <w:style w:type="paragraph" w:default="1" w:styleId="Standard">
     <w:name w:val="Normal"/>
     <w:qFormat/>
-    <w:rsid w:val="00D16BF9"/>
+    <w:rsid w:val="00A46F32"/>
     <w:rPr>
       <w:sz w:val="24"/>
       <w:szCs w:val="24"/>
@@ -20084,7 +21937,6 @@
   <w:style w:type="character" w:default="1" w:styleId="Absatz-Standardschriftart">
     <w:name w:val="Default Paragraph Font"/>
     <w:uiPriority w:val="1"/>
-    <w:semiHidden/>
     <w:unhideWhenUsed/>
   </w:style>
   <w:style w:type="table" w:default="1" w:styleId="NormaleTabelle">

--- a/Kamerabasierte Gestenerkennung zur Steuerung eines virtuellen Orchesters (Masterarbeit Wegener).docx
+++ b/Kamerabasierte Gestenerkennung zur Steuerung eines virtuellen Orchesters (Masterarbeit Wegener).docx
@@ -11,10 +11,10 @@
           <w:noProof/>
         </w:rPr>
         <w:drawing>
-          <wp:inline distT="0" distB="0" distL="0" distR="0" wp14:anchorId="632E9629" wp14:editId="0D439E01">
+          <wp:inline distT="0" distB="0" distL="0" distR="0" wp14:anchorId="632E9629" wp14:editId="3E097AEA">
             <wp:extent cx="4105275" cy="956288"/>
             <wp:effectExtent l="0" t="0" r="0" b="0"/>
-            <wp:docPr id="1" name="Grafik 1" descr="Ein Bild, das Text enthält.&#10;&#10;Automatisch generierte Beschreibung"/>
+            <wp:docPr id="1" name="Grafik 1" descr="BHT - Berliner Hochschule für Technik"/>
             <wp:cNvGraphicFramePr>
               <a:graphicFrameLocks xmlns:a="http://schemas.openxmlformats.org/drawingml/2006/main" noChangeAspect="1"/>
             </wp:cNvGraphicFramePr>
@@ -22,7 +22,7 @@
               <a:graphicData uri="http://schemas.openxmlformats.org/drawingml/2006/picture">
                 <pic:pic xmlns:pic="http://schemas.openxmlformats.org/drawingml/2006/picture">
                   <pic:nvPicPr>
-                    <pic:cNvPr id="1" name="Grafik 1" descr="Ein Bild, das Text enthält.&#10;&#10;Automatisch generierte Beschreibung"/>
+                    <pic:cNvPr id="1" name="Grafik 1" descr="BHT - Berliner Hochschule für Technik"/>
                     <pic:cNvPicPr/>
                   </pic:nvPicPr>
                   <pic:blipFill>
@@ -373,7 +373,10 @@
         <w:t xml:space="preserve">. </w:t>
       </w:r>
       <w:r>
-        <w:t>Dezember</w:t>
+        <w:t>Now</w:t>
+      </w:r>
+      <w:r>
+        <w:t>ember</w:t>
       </w:r>
       <w:r>
         <w:t xml:space="preserve"> </w:t>
@@ -880,6 +883,47 @@
       <w:pPr>
         <w:pStyle w:val="GrundtextEinrckung"/>
         <w:ind w:left="0" w:firstLine="0"/>
+      </w:pPr>
+    </w:p>
+    <w:p>
+      <w:pPr>
+        <w:rPr>
+          <w:szCs w:val="20"/>
+        </w:rPr>
+      </w:pPr>
+      <w:r>
+        <w:br w:type="page"/>
+      </w:r>
+    </w:p>
+    <w:p>
+      <w:pPr>
+        <w:rPr>
+          <w:sz w:val="28"/>
+          <w:szCs w:val="28"/>
+        </w:rPr>
+      </w:pPr>
+      <w:bookmarkStart w:id="0" w:name="Bedinug_des_Dokuments"/>
+      <w:bookmarkEnd w:id="0"/>
+      <w:r>
+        <w:rPr>
+          <w:sz w:val="28"/>
+          <w:szCs w:val="28"/>
+        </w:rPr>
+        <w:lastRenderedPageBreak/>
+        <w:t xml:space="preserve">Bedienung dieses Dokuments   </w:t>
+      </w:r>
+    </w:p>
+    <w:p>
+      <w:r>
+        <w:t xml:space="preserve">  </w:t>
+      </w:r>
+    </w:p>
+    <w:p>
+      <w:pPr>
+        <w:jc w:val="both"/>
+        <w:rPr>
+          <w:szCs w:val="20"/>
+        </w:rPr>
         <w:sectPr>
           <w:type w:val="continuous"/>
           <w:pgSz w:w="11906" w:h="16838" w:code="9"/>
@@ -889,6 +933,151 @@
           <w:docGrid w:linePitch="360"/>
         </w:sectPr>
       </w:pPr>
+      <w:r>
+        <w:t xml:space="preserve">In der </w:t>
+      </w:r>
+      <w:r>
+        <w:t xml:space="preserve">digitalen </w:t>
+      </w:r>
+      <w:r>
+        <w:t xml:space="preserve">PDF dieses Dokuments gibt es </w:t>
+      </w:r>
+      <w:hyperlink w:anchor="Bedinug_des_Dokuments" w:history="1">
+        <w:r>
+          <w:rPr>
+            <w:rStyle w:val="Hyperlink"/>
+          </w:rPr>
+          <w:t>Q</w:t>
+        </w:r>
+        <w:r>
+          <w:rPr>
+            <w:rStyle w:val="Hyperlink"/>
+          </w:rPr>
+          <w:t>u</w:t>
+        </w:r>
+        <w:r>
+          <w:rPr>
+            <w:rStyle w:val="Hyperlink"/>
+          </w:rPr>
+          <w:t>er</w:t>
+        </w:r>
+        <w:r>
+          <w:rPr>
+            <w:rStyle w:val="Hyperlink"/>
+          </w:rPr>
+          <w:t>v</w:t>
+        </w:r>
+        <w:r>
+          <w:rPr>
+            <w:rStyle w:val="Hyperlink"/>
+          </w:rPr>
+          <w:t>e</w:t>
+        </w:r>
+        <w:r>
+          <w:rPr>
+            <w:rStyle w:val="Hyperlink"/>
+          </w:rPr>
+          <w:t>r</w:t>
+        </w:r>
+        <w:r>
+          <w:rPr>
+            <w:rStyle w:val="Hyperlink"/>
+          </w:rPr>
+          <w:t>w</w:t>
+        </w:r>
+        <w:r>
+          <w:rPr>
+            <w:rStyle w:val="Hyperlink"/>
+          </w:rPr>
+          <w:t>eise</w:t>
+        </w:r>
+      </w:hyperlink>
+      <w:r>
+        <w:t xml:space="preserve"> </w:t>
+      </w:r>
+      <w:r>
+        <w:t xml:space="preserve">und </w:t>
+      </w:r>
+      <w:hyperlink r:id="rId11" w:history="1">
+        <w:r>
+          <w:rPr>
+            <w:rStyle w:val="IntensiverVerweis"/>
+          </w:rPr>
+          <w:t>Verlin</w:t>
+        </w:r>
+        <w:r>
+          <w:rPr>
+            <w:rStyle w:val="IntensiverVerweis"/>
+          </w:rPr>
+          <w:t>k</w:t>
+        </w:r>
+        <w:r>
+          <w:rPr>
+            <w:rStyle w:val="IntensiverVerweis"/>
+          </w:rPr>
+          <w:t>unge</w:t>
+        </w:r>
+        <w:r>
+          <w:rPr>
+            <w:rStyle w:val="IntensiverVerweis"/>
+          </w:rPr>
+          <w:t>n</w:t>
+        </w:r>
+      </w:hyperlink>
+      <w:r>
+        <w:t xml:space="preserve"> diese lassen sich </w:t>
+      </w:r>
+      <w:r>
+        <w:t>gängigerweise</w:t>
+      </w:r>
+      <w:r>
+        <w:t xml:space="preserve"> mit </w:t>
+      </w:r>
+      <w:r>
+        <w:rPr>
+          <w:rStyle w:val="UntertitelZchn"/>
+        </w:rPr>
+        <w:t>strg + Linksklick</w:t>
+      </w:r>
+      <w:r>
+        <w:rPr>
+          <w:rStyle w:val="UntertitelZchn"/>
+        </w:rPr>
+        <w:t xml:space="preserve"> </w:t>
+      </w:r>
+      <w:r>
+        <w:t>öffnen</w:t>
+      </w:r>
+      <w:r>
+        <w:t xml:space="preserve">. Entsprechende </w:t>
+      </w:r>
+      <w:r>
+        <w:t xml:space="preserve">Wörter und Zeichen sind in der Regel </w:t>
+      </w:r>
+      <w:r>
+        <w:t>hervorgehoben, wie es im Satz zuvor demonstriert wurde</w:t>
+      </w:r>
+      <w:r>
+        <w:t xml:space="preserve">. Die Ausnahme </w:t>
+      </w:r>
+      <w:r>
+        <w:t>bilden die</w:t>
+      </w:r>
+      <w:r>
+        <w:t xml:space="preserve"> Überschriften im </w:t>
+      </w:r>
+      <w:r>
+        <w:t>Inhaltsverzeichnis</w:t>
+      </w:r>
+      <w:r>
+        <w:t>, welche zu den entsprechenden Kapiteln führen und die Zeiten Zahlen oben rechts, welche immer zum Inhaltsverzeichnis führen</w:t>
+      </w:r>
+      <w:r>
+        <w:t>.</w:t>
+      </w:r>
+      <w:r>
+        <w:t xml:space="preserve">  Bei Erstnennungen von Programmnamen oder spezieller Hardware, ist der Name zu einer Webseite des Produckts verlinkt.</w:t>
+      </w:r>
     </w:p>
     <w:sdt>
       <w:sdtPr>
@@ -911,8 +1100,8 @@
         </w:rPr>
       </w:sdtEndPr>
       <w:sdtContent>
-        <w:bookmarkStart w:id="0" w:name="Inhamtsverzeichnes" w:displacedByCustomXml="prev"/>
-        <w:bookmarkEnd w:id="0" w:displacedByCustomXml="prev"/>
+        <w:bookmarkStart w:id="1" w:name="Inhamtsverzeichnes" w:displacedByCustomXml="prev"/>
+        <w:bookmarkEnd w:id="1" w:displacedByCustomXml="prev"/>
         <w:p>
           <w:pPr>
             <w:pStyle w:val="Inhaltsverzeichnisberschrift"/>
@@ -940,7 +1129,7 @@
           <w:r>
             <w:fldChar w:fldCharType="separate"/>
           </w:r>
-          <w:hyperlink w:anchor="_Toc228557164" w:history="1">
+          <w:hyperlink w:anchor="_Toc228970616" w:history="1">
             <w:r>
               <w:rPr>
                 <w:rStyle w:val="Hyperlink"/>
@@ -963,7 +1152,7 @@
               <w:rPr>
                 <w:webHidden/>
               </w:rPr>
-              <w:instrText xml:space="preserve"> PAGEREF _Toc228557164 \h </w:instrText>
+              <w:instrText xml:space="preserve"> PAGEREF _Toc228970616 \h </w:instrText>
             </w:r>
             <w:r>
               <w:rPr>
@@ -1000,7 +1189,7 @@
               <w14:ligatures w14:val="standardContextual"/>
             </w:rPr>
           </w:pPr>
-          <w:hyperlink w:anchor="_Toc228557165" w:history="1">
+          <w:hyperlink w:anchor="_Toc228970617" w:history="1">
             <w:r>
               <w:rPr>
                 <w:rStyle w:val="Hyperlink"/>
@@ -1023,7 +1212,7 @@
               <w:rPr>
                 <w:webHidden/>
               </w:rPr>
-              <w:instrText xml:space="preserve"> PAGEREF _Toc228557165 \h </w:instrText>
+              <w:instrText xml:space="preserve"> PAGEREF _Toc228970617 \h </w:instrText>
             </w:r>
             <w:r>
               <w:rPr>
@@ -1060,7 +1249,7 @@
               <w14:ligatures w14:val="standardContextual"/>
             </w:rPr>
           </w:pPr>
-          <w:hyperlink w:anchor="_Toc228557166" w:history="1">
+          <w:hyperlink w:anchor="_Toc228970618" w:history="1">
             <w:r>
               <w:rPr>
                 <w:rStyle w:val="Hyperlink"/>
@@ -1083,7 +1272,7 @@
               <w:rPr>
                 <w:webHidden/>
               </w:rPr>
-              <w:instrText xml:space="preserve"> PAGEREF _Toc228557166 \h </w:instrText>
+              <w:instrText xml:space="preserve"> PAGEREF _Toc228970618 \h </w:instrText>
             </w:r>
             <w:r>
               <w:rPr>
@@ -1120,7 +1309,7 @@
               <w14:ligatures w14:val="standardContextual"/>
             </w:rPr>
           </w:pPr>
-          <w:hyperlink w:anchor="_Toc228557167" w:history="1">
+          <w:hyperlink w:anchor="_Toc228970619" w:history="1">
             <w:r>
               <w:rPr>
                 <w:rStyle w:val="Hyperlink"/>
@@ -1143,7 +1332,7 @@
               <w:rPr>
                 <w:webHidden/>
               </w:rPr>
-              <w:instrText xml:space="preserve"> PAGEREF _Toc228557167 \h </w:instrText>
+              <w:instrText xml:space="preserve"> PAGEREF _Toc228970619 \h </w:instrText>
             </w:r>
             <w:r>
               <w:rPr>
@@ -1180,7 +1369,7 @@
               <w14:ligatures w14:val="standardContextual"/>
             </w:rPr>
           </w:pPr>
-          <w:hyperlink w:anchor="_Toc228557168" w:history="1">
+          <w:hyperlink w:anchor="_Toc228970620" w:history="1">
             <w:r>
               <w:rPr>
                 <w:rStyle w:val="Hyperlink"/>
@@ -1218,7 +1407,7 @@
               <w:rPr>
                 <w:webHidden/>
               </w:rPr>
-              <w:instrText xml:space="preserve"> PAGEREF _Toc228557168 \h </w:instrText>
+              <w:instrText xml:space="preserve"> PAGEREF _Toc228970620 \h </w:instrText>
             </w:r>
             <w:r>
               <w:rPr>
@@ -1255,7 +1444,7 @@
               <w14:ligatures w14:val="standardContextual"/>
             </w:rPr>
           </w:pPr>
-          <w:hyperlink w:anchor="_Toc228557169" w:history="1">
+          <w:hyperlink w:anchor="_Toc228970621" w:history="1">
             <w:r>
               <w:rPr>
                 <w:rStyle w:val="Hyperlink"/>
@@ -1293,7 +1482,7 @@
               <w:rPr>
                 <w:webHidden/>
               </w:rPr>
-              <w:instrText xml:space="preserve"> PAGEREF _Toc228557169 \h </w:instrText>
+              <w:instrText xml:space="preserve"> PAGEREF _Toc228970621 \h </w:instrText>
             </w:r>
             <w:r>
               <w:rPr>
@@ -1330,7 +1519,7 @@
               <w14:ligatures w14:val="standardContextual"/>
             </w:rPr>
           </w:pPr>
-          <w:hyperlink w:anchor="_Toc228557170" w:history="1">
+          <w:hyperlink w:anchor="_Toc228970622" w:history="1">
             <w:r>
               <w:rPr>
                 <w:rStyle w:val="Hyperlink"/>
@@ -1368,7 +1557,7 @@
               <w:rPr>
                 <w:webHidden/>
               </w:rPr>
-              <w:instrText xml:space="preserve"> PAGEREF _Toc228557170 \h </w:instrText>
+              <w:instrText xml:space="preserve"> PAGEREF _Toc228970622 \h </w:instrText>
             </w:r>
             <w:r>
               <w:rPr>
@@ -1405,7 +1594,7 @@
               <w14:ligatures w14:val="standardContextual"/>
             </w:rPr>
           </w:pPr>
-          <w:hyperlink w:anchor="_Toc228557171" w:history="1">
+          <w:hyperlink w:anchor="_Toc228970623" w:history="1">
             <w:r>
               <w:rPr>
                 <w:rStyle w:val="Hyperlink"/>
@@ -1443,7 +1632,7 @@
               <w:rPr>
                 <w:webHidden/>
               </w:rPr>
-              <w:instrText xml:space="preserve"> PAGEREF _Toc228557171 \h </w:instrText>
+              <w:instrText xml:space="preserve"> PAGEREF _Toc228970623 \h </w:instrText>
             </w:r>
             <w:r>
               <w:rPr>
@@ -1480,7 +1669,7 @@
               <w14:ligatures w14:val="standardContextual"/>
             </w:rPr>
           </w:pPr>
-          <w:hyperlink w:anchor="_Toc228557172" w:history="1">
+          <w:hyperlink w:anchor="_Toc228970624" w:history="1">
             <w:r>
               <w:rPr>
                 <w:rStyle w:val="Hyperlink"/>
@@ -1518,7 +1707,7 @@
               <w:rPr>
                 <w:webHidden/>
               </w:rPr>
-              <w:instrText xml:space="preserve"> PAGEREF _Toc228557172 \h </w:instrText>
+              <w:instrText xml:space="preserve"> PAGEREF _Toc228970624 \h </w:instrText>
             </w:r>
             <w:r>
               <w:rPr>
@@ -1555,7 +1744,7 @@
               <w14:ligatures w14:val="standardContextual"/>
             </w:rPr>
           </w:pPr>
-          <w:hyperlink w:anchor="_Toc228557173" w:history="1">
+          <w:hyperlink w:anchor="_Toc228970625" w:history="1">
             <w:r>
               <w:rPr>
                 <w:rStyle w:val="Hyperlink"/>
@@ -1593,7 +1782,7 @@
               <w:rPr>
                 <w:webHidden/>
               </w:rPr>
-              <w:instrText xml:space="preserve"> PAGEREF _Toc228557173 \h </w:instrText>
+              <w:instrText xml:space="preserve"> PAGEREF _Toc228970625 \h </w:instrText>
             </w:r>
             <w:r>
               <w:rPr>
@@ -1632,7 +1821,7 @@
               <w14:ligatures w14:val="standardContextual"/>
             </w:rPr>
           </w:pPr>
-          <w:hyperlink w:anchor="_Toc228557174" w:history="1">
+          <w:hyperlink w:anchor="_Toc228970626" w:history="1">
             <w:r>
               <w:rPr>
                 <w:rStyle w:val="Hyperlink"/>
@@ -1669,7 +1858,7 @@
               <w:rPr>
                 <w:webHidden/>
               </w:rPr>
-              <w:instrText xml:space="preserve"> PAGEREF _Toc228557174 \h </w:instrText>
+              <w:instrText xml:space="preserve"> PAGEREF _Toc228970626 \h </w:instrText>
             </w:r>
             <w:r>
               <w:rPr>
@@ -1708,7 +1897,7 @@
               <w14:ligatures w14:val="standardContextual"/>
             </w:rPr>
           </w:pPr>
-          <w:hyperlink w:anchor="_Toc228557175" w:history="1">
+          <w:hyperlink w:anchor="_Toc228970627" w:history="1">
             <w:r>
               <w:rPr>
                 <w:rStyle w:val="Hyperlink"/>
@@ -1745,7 +1934,7 @@
               <w:rPr>
                 <w:webHidden/>
               </w:rPr>
-              <w:instrText xml:space="preserve"> PAGEREF _Toc228557175 \h </w:instrText>
+              <w:instrText xml:space="preserve"> PAGEREF _Toc228970627 \h </w:instrText>
             </w:r>
             <w:r>
               <w:rPr>
@@ -1762,7 +1951,7 @@
               <w:rPr>
                 <w:webHidden/>
               </w:rPr>
-              <w:t>7</w:t>
+              <w:t>13</w:t>
             </w:r>
             <w:r>
               <w:rPr>
@@ -1784,7 +1973,7 @@
               <w14:ligatures w14:val="standardContextual"/>
             </w:rPr>
           </w:pPr>
-          <w:hyperlink w:anchor="_Toc228557176" w:history="1">
+          <w:hyperlink w:anchor="_Toc228970628" w:history="1">
             <w:r>
               <w:rPr>
                 <w:rStyle w:val="Hyperlink"/>
@@ -1803,7 +1992,43 @@
               <w:rPr>
                 <w:rStyle w:val="Hyperlink"/>
               </w:rPr>
-              <w:t>Projektanforderungen an die Programmumgebung</w:t>
+              <w:t>Projek</w:t>
+            </w:r>
+            <w:r>
+              <w:rPr>
+                <w:rStyle w:val="Hyperlink"/>
+              </w:rPr>
+              <w:t>t</w:t>
+            </w:r>
+            <w:r>
+              <w:rPr>
+                <w:rStyle w:val="Hyperlink"/>
+              </w:rPr>
+              <w:t>a</w:t>
+            </w:r>
+            <w:r>
+              <w:rPr>
+                <w:rStyle w:val="Hyperlink"/>
+              </w:rPr>
+              <w:t>n</w:t>
+            </w:r>
+            <w:r>
+              <w:rPr>
+                <w:rStyle w:val="Hyperlink"/>
+              </w:rPr>
+              <w:t>f</w:t>
+            </w:r>
+            <w:r>
+              <w:rPr>
+                <w:rStyle w:val="Hyperlink"/>
+              </w:rPr>
+              <w:t>o</w:t>
+            </w:r>
+            <w:r>
+              <w:rPr>
+                <w:rStyle w:val="Hyperlink"/>
+              </w:rPr>
+              <w:t>rderungen an die Programmumgebung</w:t>
             </w:r>
             <w:r>
               <w:rPr>
@@ -1821,7 +2046,7 @@
               <w:rPr>
                 <w:webHidden/>
               </w:rPr>
-              <w:instrText xml:space="preserve"> PAGEREF _Toc228557176 \h </w:instrText>
+              <w:instrText xml:space="preserve"> PAGEREF _Toc228970628 \h </w:instrText>
             </w:r>
             <w:r>
               <w:rPr>
@@ -1838,7 +2063,7 @@
               <w:rPr>
                 <w:webHidden/>
               </w:rPr>
-              <w:t>7</w:t>
+              <w:t>13</w:t>
             </w:r>
             <w:r>
               <w:rPr>
@@ -1858,7 +2083,7 @@
               <w14:ligatures w14:val="standardContextual"/>
             </w:rPr>
           </w:pPr>
-          <w:hyperlink w:anchor="_Toc228557177" w:history="1">
+          <w:hyperlink w:anchor="_Toc228970629" w:history="1">
             <w:r>
               <w:rPr>
                 <w:rStyle w:val="Hyperlink"/>
@@ -1878,6 +2103,81 @@
               <w:rPr>
                 <w:rStyle w:val="Hyperlink"/>
               </w:rPr>
+              <w:t>Wahl und Kombinationen aus ähnlichen Projekten</w:t>
+            </w:r>
+            <w:r>
+              <w:rPr>
+                <w:webHidden/>
+              </w:rPr>
+              <w:tab/>
+            </w:r>
+            <w:r>
+              <w:rPr>
+                <w:webHidden/>
+              </w:rPr>
+              <w:fldChar w:fldCharType="begin"/>
+            </w:r>
+            <w:r>
+              <w:rPr>
+                <w:webHidden/>
+              </w:rPr>
+              <w:instrText xml:space="preserve"> PAGEREF _Toc228970629 \h </w:instrText>
+            </w:r>
+            <w:r>
+              <w:rPr>
+                <w:webHidden/>
+              </w:rPr>
+            </w:r>
+            <w:r>
+              <w:rPr>
+                <w:webHidden/>
+              </w:rPr>
+              <w:fldChar w:fldCharType="separate"/>
+            </w:r>
+            <w:r>
+              <w:rPr>
+                <w:webHidden/>
+              </w:rPr>
+              <w:t>14</w:t>
+            </w:r>
+            <w:r>
+              <w:rPr>
+                <w:webHidden/>
+              </w:rPr>
+              <w:fldChar w:fldCharType="end"/>
+            </w:r>
+          </w:hyperlink>
+        </w:p>
+        <w:p>
+          <w:pPr>
+            <w:pStyle w:val="Verzeichnis2"/>
+            <w:rPr>
+              <w:rFonts w:asciiTheme="minorHAnsi" w:eastAsiaTheme="minorEastAsia" w:hAnsiTheme="minorHAnsi" w:cstheme="minorBidi"/>
+              <w:kern w:val="2"/>
+              <w:szCs w:val="24"/>
+              <w14:ligatures w14:val="standardContextual"/>
+            </w:rPr>
+          </w:pPr>
+          <w:hyperlink w:anchor="_Toc228970630" w:history="1">
+            <w:r>
+              <w:rPr>
+                <w:rStyle w:val="Hyperlink"/>
+              </w:rPr>
+              <w:t>5.3</w:t>
+            </w:r>
+            <w:r>
+              <w:rPr>
+                <w:rFonts w:asciiTheme="minorHAnsi" w:eastAsiaTheme="minorEastAsia" w:hAnsiTheme="minorHAnsi" w:cstheme="minorBidi"/>
+                <w:kern w:val="2"/>
+                <w:szCs w:val="24"/>
+                <w14:ligatures w14:val="standardContextual"/>
+              </w:rPr>
+              <w:tab/>
+            </w:r>
+            <w:r>
+              <w:rPr>
+                <w:rStyle w:val="Hyperlink"/>
+              </w:rPr>
               <w:t>Wahl der Hardware und Software</w:t>
             </w:r>
             <w:r>
@@ -1896,7 +2196,7 @@
               <w:rPr>
                 <w:webHidden/>
               </w:rPr>
-              <w:instrText xml:space="preserve"> PAGEREF _Toc228557177 \h </w:instrText>
+              <w:instrText xml:space="preserve"> PAGEREF _Toc228970630 \h </w:instrText>
             </w:r>
             <w:r>
               <w:rPr>
@@ -1913,7 +2213,7 @@
               <w:rPr>
                 <w:webHidden/>
               </w:rPr>
-              <w:t>7</w:t>
+              <w:t>15</w:t>
             </w:r>
             <w:r>
               <w:rPr>
@@ -1933,7 +2233,7 @@
               <w14:ligatures w14:val="standardContextual"/>
             </w:rPr>
           </w:pPr>
-          <w:hyperlink w:anchor="_Toc228557178" w:history="1">
+          <w:hyperlink w:anchor="_Toc228970631" w:history="1">
             <w:r>
               <w:rPr>
                 <w:rStyle w:val="Hyperlink"/>
@@ -1971,7 +2271,7 @@
               <w:rPr>
                 <w:webHidden/>
               </w:rPr>
-              <w:instrText xml:space="preserve"> PAGEREF _Toc228557178 \h </w:instrText>
+              <w:instrText xml:space="preserve"> PAGEREF _Toc228970631 \h </w:instrText>
             </w:r>
             <w:r>
               <w:rPr>
@@ -1988,7 +2288,7 @@
               <w:rPr>
                 <w:webHidden/>
               </w:rPr>
-              <w:t>8</w:t>
+              <w:t>16</w:t>
             </w:r>
             <w:r>
               <w:rPr>
@@ -2008,7 +2308,7 @@
               <w14:ligatures w14:val="standardContextual"/>
             </w:rPr>
           </w:pPr>
-          <w:hyperlink w:anchor="_Toc228557179" w:history="1">
+          <w:hyperlink w:anchor="_Toc228970632" w:history="1">
             <w:r>
               <w:rPr>
                 <w:rStyle w:val="Hyperlink"/>
@@ -2046,7 +2346,7 @@
               <w:rPr>
                 <w:webHidden/>
               </w:rPr>
-              <w:instrText xml:space="preserve"> PAGEREF _Toc228557179 \h </w:instrText>
+              <w:instrText xml:space="preserve"> PAGEREF _Toc228970632 \h </w:instrText>
             </w:r>
             <w:r>
               <w:rPr>
@@ -2063,7 +2363,7 @@
               <w:rPr>
                 <w:webHidden/>
               </w:rPr>
-              <w:t>9</w:t>
+              <w:t>17</w:t>
             </w:r>
             <w:r>
               <w:rPr>
@@ -2083,7 +2383,7 @@
               <w14:ligatures w14:val="standardContextual"/>
             </w:rPr>
           </w:pPr>
-          <w:hyperlink w:anchor="_Toc228557180" w:history="1">
+          <w:hyperlink w:anchor="_Toc228970633" w:history="1">
             <w:r>
               <w:rPr>
                 <w:rStyle w:val="Hyperlink"/>
@@ -2121,7 +2421,7 @@
               <w:rPr>
                 <w:webHidden/>
               </w:rPr>
-              <w:instrText xml:space="preserve"> PAGEREF _Toc228557180 \h </w:instrText>
+              <w:instrText xml:space="preserve"> PAGEREF _Toc228970633 \h </w:instrText>
             </w:r>
             <w:r>
               <w:rPr>
@@ -2138,7 +2438,7 @@
               <w:rPr>
                 <w:webHidden/>
               </w:rPr>
-              <w:t>11</w:t>
+              <w:t>19</w:t>
             </w:r>
             <w:r>
               <w:rPr>
@@ -2158,7 +2458,7 @@
               <w14:ligatures w14:val="standardContextual"/>
             </w:rPr>
           </w:pPr>
-          <w:hyperlink w:anchor="_Toc228557181" w:history="1">
+          <w:hyperlink w:anchor="_Toc228970634" w:history="1">
             <w:r>
               <w:rPr>
                 <w:rStyle w:val="Hyperlink"/>
@@ -2196,7 +2496,7 @@
               <w:rPr>
                 <w:webHidden/>
               </w:rPr>
-              <w:instrText xml:space="preserve"> PAGEREF _Toc228557181 \h </w:instrText>
+              <w:instrText xml:space="preserve"> PAGEREF _Toc228970634 \h </w:instrText>
             </w:r>
             <w:r>
               <w:rPr>
@@ -2213,7 +2513,7 @@
               <w:rPr>
                 <w:webHidden/>
               </w:rPr>
-              <w:t>11</w:t>
+              <w:t>19</w:t>
             </w:r>
             <w:r>
               <w:rPr>
@@ -2233,7 +2533,7 @@
               <w14:ligatures w14:val="standardContextual"/>
             </w:rPr>
           </w:pPr>
-          <w:hyperlink w:anchor="_Toc228557182" w:history="1">
+          <w:hyperlink w:anchor="_Toc228970635" w:history="1">
             <w:r>
               <w:rPr>
                 <w:rStyle w:val="Hyperlink"/>
@@ -2271,7 +2571,7 @@
               <w:rPr>
                 <w:webHidden/>
               </w:rPr>
-              <w:instrText xml:space="preserve"> PAGEREF _Toc228557182 \h </w:instrText>
+              <w:instrText xml:space="preserve"> PAGEREF _Toc228970635 \h </w:instrText>
             </w:r>
             <w:r>
               <w:rPr>
@@ -2288,7 +2588,7 @@
               <w:rPr>
                 <w:webHidden/>
               </w:rPr>
-              <w:t>14</w:t>
+              <w:t>22</w:t>
             </w:r>
             <w:r>
               <w:rPr>
@@ -2308,7 +2608,7 @@
               <w14:ligatures w14:val="standardContextual"/>
             </w:rPr>
           </w:pPr>
-          <w:hyperlink w:anchor="_Toc228557183" w:history="1">
+          <w:hyperlink w:anchor="_Toc228970636" w:history="1">
             <w:r>
               <w:rPr>
                 <w:rStyle w:val="Hyperlink"/>
@@ -2346,7 +2646,7 @@
               <w:rPr>
                 <w:webHidden/>
               </w:rPr>
-              <w:instrText xml:space="preserve"> PAGEREF _Toc228557183 \h </w:instrText>
+              <w:instrText xml:space="preserve"> PAGEREF _Toc228970636 \h </w:instrText>
             </w:r>
             <w:r>
               <w:rPr>
@@ -2363,7 +2663,7 @@
               <w:rPr>
                 <w:webHidden/>
               </w:rPr>
-              <w:t>15</w:t>
+              <w:t>23</w:t>
             </w:r>
             <w:r>
               <w:rPr>
@@ -2383,7 +2683,7 @@
               <w14:ligatures w14:val="standardContextual"/>
             </w:rPr>
           </w:pPr>
-          <w:hyperlink w:anchor="_Toc228557184" w:history="1">
+          <w:hyperlink w:anchor="_Toc228970637" w:history="1">
             <w:r>
               <w:rPr>
                 <w:rStyle w:val="Hyperlink"/>
@@ -2421,7 +2721,7 @@
               <w:rPr>
                 <w:webHidden/>
               </w:rPr>
-              <w:instrText xml:space="preserve"> PAGEREF _Toc228557184 \h </w:instrText>
+              <w:instrText xml:space="preserve"> PAGEREF _Toc228970637 \h </w:instrText>
             </w:r>
             <w:r>
               <w:rPr>
@@ -2438,7 +2738,7 @@
               <w:rPr>
                 <w:webHidden/>
               </w:rPr>
-              <w:t>17</w:t>
+              <w:t>25</w:t>
             </w:r>
             <w:r>
               <w:rPr>
@@ -2458,7 +2758,7 @@
               <w14:ligatures w14:val="standardContextual"/>
             </w:rPr>
           </w:pPr>
-          <w:hyperlink w:anchor="_Toc228557185" w:history="1">
+          <w:hyperlink w:anchor="_Toc228970638" w:history="1">
             <w:r>
               <w:rPr>
                 <w:rStyle w:val="Hyperlink"/>
@@ -2496,7 +2796,7 @@
               <w:rPr>
                 <w:webHidden/>
               </w:rPr>
-              <w:instrText xml:space="preserve"> PAGEREF _Toc228557185 \h </w:instrText>
+              <w:instrText xml:space="preserve"> PAGEREF _Toc228970638 \h </w:instrText>
             </w:r>
             <w:r>
               <w:rPr>
@@ -2513,7 +2813,7 @@
               <w:rPr>
                 <w:webHidden/>
               </w:rPr>
-              <w:t>18</w:t>
+              <w:t>26</w:t>
             </w:r>
             <w:r>
               <w:rPr>
@@ -2533,7 +2833,7 @@
               <w14:ligatures w14:val="standardContextual"/>
             </w:rPr>
           </w:pPr>
-          <w:hyperlink w:anchor="_Toc228557186" w:history="1">
+          <w:hyperlink w:anchor="_Toc228970639" w:history="1">
             <w:r>
               <w:rPr>
                 <w:rStyle w:val="Hyperlink"/>
@@ -2571,7 +2871,7 @@
               <w:rPr>
                 <w:webHidden/>
               </w:rPr>
-              <w:instrText xml:space="preserve"> PAGEREF _Toc228557186 \h </w:instrText>
+              <w:instrText xml:space="preserve"> PAGEREF _Toc228970639 \h </w:instrText>
             </w:r>
             <w:r>
               <w:rPr>
@@ -2588,7 +2888,7 @@
               <w:rPr>
                 <w:webHidden/>
               </w:rPr>
-              <w:t>18</w:t>
+              <w:t>26</w:t>
             </w:r>
             <w:r>
               <w:rPr>
@@ -2608,7 +2908,7 @@
               <w14:ligatures w14:val="standardContextual"/>
             </w:rPr>
           </w:pPr>
-          <w:hyperlink w:anchor="_Toc228557187" w:history="1">
+          <w:hyperlink w:anchor="_Toc228970640" w:history="1">
             <w:r>
               <w:rPr>
                 <w:rStyle w:val="Hyperlink"/>
@@ -2646,7 +2946,7 @@
               <w:rPr>
                 <w:webHidden/>
               </w:rPr>
-              <w:instrText xml:space="preserve"> PAGEREF _Toc228557187 \h </w:instrText>
+              <w:instrText xml:space="preserve"> PAGEREF _Toc228970640 \h </w:instrText>
             </w:r>
             <w:r>
               <w:rPr>
@@ -2663,7 +2963,7 @@
               <w:rPr>
                 <w:webHidden/>
               </w:rPr>
-              <w:t>18</w:t>
+              <w:t>26</w:t>
             </w:r>
             <w:r>
               <w:rPr>
@@ -2685,7 +2985,7 @@
               <w14:ligatures w14:val="standardContextual"/>
             </w:rPr>
           </w:pPr>
-          <w:hyperlink w:anchor="_Toc228557188" w:history="1">
+          <w:hyperlink w:anchor="_Toc228970641" w:history="1">
             <w:r>
               <w:rPr>
                 <w:rStyle w:val="Hyperlink"/>
@@ -2722,7 +3022,7 @@
               <w:rPr>
                 <w:webHidden/>
               </w:rPr>
-              <w:instrText xml:space="preserve"> PAGEREF _Toc228557188 \h </w:instrText>
+              <w:instrText xml:space="preserve"> PAGEREF _Toc228970641 \h </w:instrText>
             </w:r>
             <w:r>
               <w:rPr>
@@ -2739,7 +3039,7 @@
               <w:rPr>
                 <w:webHidden/>
               </w:rPr>
-              <w:t>18</w:t>
+              <w:t>26</w:t>
             </w:r>
             <w:r>
               <w:rPr>
@@ -2761,7 +3061,7 @@
               <w14:ligatures w14:val="standardContextual"/>
             </w:rPr>
           </w:pPr>
-          <w:hyperlink w:anchor="_Toc228557189" w:history="1">
+          <w:hyperlink w:anchor="_Toc228970642" w:history="1">
             <w:r>
               <w:rPr>
                 <w:rStyle w:val="Hyperlink"/>
@@ -2798,7 +3098,7 @@
               <w:rPr>
                 <w:webHidden/>
               </w:rPr>
-              <w:instrText xml:space="preserve"> PAGEREF _Toc228557189 \h </w:instrText>
+              <w:instrText xml:space="preserve"> PAGEREF _Toc228970642 \h </w:instrText>
             </w:r>
             <w:r>
               <w:rPr>
@@ -2815,7 +3115,7 @@
               <w:rPr>
                 <w:webHidden/>
               </w:rPr>
-              <w:t>19</w:t>
+              <w:t>27</w:t>
             </w:r>
             <w:r>
               <w:rPr>
@@ -2837,7 +3137,7 @@
               <w14:ligatures w14:val="standardContextual"/>
             </w:rPr>
           </w:pPr>
-          <w:hyperlink w:anchor="_Toc228557190" w:history="1">
+          <w:hyperlink w:anchor="_Toc228970643" w:history="1">
             <w:r>
               <w:rPr>
                 <w:rStyle w:val="Hyperlink"/>
@@ -2874,7 +3174,7 @@
               <w:rPr>
                 <w:webHidden/>
               </w:rPr>
-              <w:instrText xml:space="preserve"> PAGEREF _Toc228557190 \h </w:instrText>
+              <w:instrText xml:space="preserve"> PAGEREF _Toc228970643 \h </w:instrText>
             </w:r>
             <w:r>
               <w:rPr>
@@ -2891,7 +3191,7 @@
               <w:rPr>
                 <w:webHidden/>
               </w:rPr>
-              <w:t>20</w:t>
+              <w:t>28</w:t>
             </w:r>
             <w:r>
               <w:rPr>
@@ -2911,7 +3211,7 @@
               <w14:ligatures w14:val="standardContextual"/>
             </w:rPr>
           </w:pPr>
-          <w:hyperlink w:anchor="_Toc228557191" w:history="1">
+          <w:hyperlink w:anchor="_Toc228970644" w:history="1">
             <w:r>
               <w:rPr>
                 <w:rStyle w:val="Hyperlink"/>
@@ -2949,7 +3249,7 @@
               <w:rPr>
                 <w:webHidden/>
               </w:rPr>
-              <w:instrText xml:space="preserve"> PAGEREF _Toc228557191 \h </w:instrText>
+              <w:instrText xml:space="preserve"> PAGEREF _Toc228970644 \h </w:instrText>
             </w:r>
             <w:r>
               <w:rPr>
@@ -2966,7 +3266,7 @@
               <w:rPr>
                 <w:webHidden/>
               </w:rPr>
-              <w:t>21</w:t>
+              <w:t>29</w:t>
             </w:r>
             <w:r>
               <w:rPr>
@@ -2986,7 +3286,7 @@
               <w14:ligatures w14:val="standardContextual"/>
             </w:rPr>
           </w:pPr>
-          <w:hyperlink w:anchor="_Toc228557192" w:history="1">
+          <w:hyperlink w:anchor="_Toc228970645" w:history="1">
             <w:r>
               <w:rPr>
                 <w:rStyle w:val="Hyperlink"/>
@@ -3024,7 +3324,7 @@
               <w:rPr>
                 <w:webHidden/>
               </w:rPr>
-              <w:instrText xml:space="preserve"> PAGEREF _Toc228557192 \h </w:instrText>
+              <w:instrText xml:space="preserve"> PAGEREF _Toc228970645 \h </w:instrText>
             </w:r>
             <w:r>
               <w:rPr>
@@ -3041,7 +3341,7 @@
               <w:rPr>
                 <w:webHidden/>
               </w:rPr>
-              <w:t>22</w:t>
+              <w:t>30</w:t>
             </w:r>
             <w:r>
               <w:rPr>
@@ -3061,7 +3361,7 @@
               <w14:ligatures w14:val="standardContextual"/>
             </w:rPr>
           </w:pPr>
-          <w:hyperlink w:anchor="_Toc228557193" w:history="1">
+          <w:hyperlink w:anchor="_Toc228970646" w:history="1">
             <w:r>
               <w:rPr>
                 <w:rStyle w:val="Hyperlink"/>
@@ -3099,7 +3399,7 @@
               <w:rPr>
                 <w:webHidden/>
               </w:rPr>
-              <w:instrText xml:space="preserve"> PAGEREF _Toc228557193 \h </w:instrText>
+              <w:instrText xml:space="preserve"> PAGEREF _Toc228970646 \h </w:instrText>
             </w:r>
             <w:r>
               <w:rPr>
@@ -3116,7 +3416,7 @@
               <w:rPr>
                 <w:webHidden/>
               </w:rPr>
-              <w:t>23</w:t>
+              <w:t>31</w:t>
             </w:r>
             <w:r>
               <w:rPr>
@@ -3138,7 +3438,7 @@
               <w14:ligatures w14:val="standardContextual"/>
             </w:rPr>
           </w:pPr>
-          <w:hyperlink w:anchor="_Toc228557194" w:history="1">
+          <w:hyperlink w:anchor="_Toc228970647" w:history="1">
             <w:r>
               <w:rPr>
                 <w:rStyle w:val="Hyperlink"/>
@@ -3175,7 +3475,7 @@
               <w:rPr>
                 <w:webHidden/>
               </w:rPr>
-              <w:instrText xml:space="preserve"> PAGEREF _Toc228557194 \h </w:instrText>
+              <w:instrText xml:space="preserve"> PAGEREF _Toc228970647 \h </w:instrText>
             </w:r>
             <w:r>
               <w:rPr>
@@ -3192,7 +3492,7 @@
               <w:rPr>
                 <w:webHidden/>
               </w:rPr>
-              <w:t>23</w:t>
+              <w:t>31</w:t>
             </w:r>
             <w:r>
               <w:rPr>
@@ -3214,7 +3514,7 @@
               <w14:ligatures w14:val="standardContextual"/>
             </w:rPr>
           </w:pPr>
-          <w:hyperlink w:anchor="_Toc228557195" w:history="1">
+          <w:hyperlink w:anchor="_Toc228970648" w:history="1">
             <w:r>
               <w:rPr>
                 <w:rStyle w:val="Hyperlink"/>
@@ -3251,7 +3551,7 @@
               <w:rPr>
                 <w:webHidden/>
               </w:rPr>
-              <w:instrText xml:space="preserve"> PAGEREF _Toc228557195 \h </w:instrText>
+              <w:instrText xml:space="preserve"> PAGEREF _Toc228970648 \h </w:instrText>
             </w:r>
             <w:r>
               <w:rPr>
@@ -3268,7 +3568,7 @@
               <w:rPr>
                 <w:webHidden/>
               </w:rPr>
-              <w:t>23</w:t>
+              <w:t>31</w:t>
             </w:r>
             <w:r>
               <w:rPr>
@@ -4428,25 +4728,25 @@
         </w:numPr>
         <w:ind w:left="851" w:hanging="851"/>
       </w:pPr>
-      <w:bookmarkStart w:id="1" w:name="Abkürzungsverzeichnis"/>
-      <w:bookmarkStart w:id="2" w:name="_Toc395354957"/>
-      <w:bookmarkStart w:id="3" w:name="_Toc532290619"/>
-      <w:bookmarkStart w:id="4" w:name="_Toc532295852"/>
-      <w:bookmarkStart w:id="5" w:name="_Toc226907251"/>
-      <w:bookmarkStart w:id="6" w:name="_Toc228557164"/>
+      <w:bookmarkStart w:id="2" w:name="Abkürzungsverzeichnis"/>
+      <w:bookmarkStart w:id="3" w:name="_Toc395354957"/>
+      <w:bookmarkStart w:id="4" w:name="_Toc532290619"/>
+      <w:bookmarkStart w:id="5" w:name="_Toc532295852"/>
+      <w:bookmarkStart w:id="6" w:name="_Toc226907251"/>
+      <w:bookmarkStart w:id="7" w:name="_Toc228970616"/>
       <w:r>
         <w:lastRenderedPageBreak/>
         <w:t>Verzeichnis der Abkürzung</w:t>
       </w:r>
-      <w:bookmarkEnd w:id="1"/>
       <w:bookmarkEnd w:id="2"/>
+      <w:bookmarkEnd w:id="3"/>
       <w:r>
         <w:t>en und Akronyme</w:t>
       </w:r>
-      <w:bookmarkEnd w:id="3"/>
       <w:bookmarkEnd w:id="4"/>
       <w:bookmarkEnd w:id="5"/>
       <w:bookmarkEnd w:id="6"/>
+      <w:bookmarkEnd w:id="7"/>
     </w:p>
     <w:p>
       <w:pPr>
@@ -4578,7 +4878,7 @@
       <w:pPr>
         <w:pStyle w:val="GrundtextEinrckung"/>
       </w:pPr>
-      <w:bookmarkStart w:id="7" w:name="TabellenVerzGESAMT"/>
+      <w:bookmarkStart w:id="8" w:name="TabellenVerzGESAMT"/>
       <w:r>
         <w:t>o. V.</w:t>
       </w:r>
@@ -4655,21 +4955,21 @@
         </w:numPr>
         <w:ind w:left="851" w:hanging="851"/>
       </w:pPr>
-      <w:bookmarkStart w:id="8" w:name="_Toc395354960"/>
-      <w:bookmarkStart w:id="9" w:name="_Toc532290620"/>
-      <w:bookmarkStart w:id="10" w:name="_Toc532295853"/>
-      <w:bookmarkStart w:id="11" w:name="_Toc226907252"/>
-      <w:bookmarkStart w:id="12" w:name="_Toc228557165"/>
-      <w:bookmarkEnd w:id="7"/>
+      <w:bookmarkStart w:id="9" w:name="_Toc395354960"/>
+      <w:bookmarkStart w:id="10" w:name="_Toc532290620"/>
+      <w:bookmarkStart w:id="11" w:name="_Toc532295853"/>
+      <w:bookmarkStart w:id="12" w:name="_Toc226907252"/>
+      <w:bookmarkStart w:id="13" w:name="_Toc228970617"/>
+      <w:bookmarkEnd w:id="8"/>
       <w:r>
         <w:lastRenderedPageBreak/>
         <w:t>Symbolverzeichnis</w:t>
       </w:r>
-      <w:bookmarkEnd w:id="8"/>
       <w:bookmarkEnd w:id="9"/>
       <w:bookmarkEnd w:id="10"/>
       <w:bookmarkEnd w:id="11"/>
       <w:bookmarkEnd w:id="12"/>
+      <w:bookmarkEnd w:id="13"/>
     </w:p>
     <w:p>
       <w:pPr>
@@ -4776,20 +5076,20 @@
         </w:numPr>
         <w:ind w:left="851" w:hanging="851"/>
       </w:pPr>
-      <w:bookmarkStart w:id="13" w:name="_Toc395354958"/>
-      <w:bookmarkStart w:id="14" w:name="_Toc532290621"/>
-      <w:bookmarkStart w:id="15" w:name="_Toc532295854"/>
-      <w:bookmarkStart w:id="16" w:name="_Toc226907253"/>
-      <w:bookmarkStart w:id="17" w:name="_Toc228557166"/>
+      <w:bookmarkStart w:id="14" w:name="_Toc395354958"/>
+      <w:bookmarkStart w:id="15" w:name="_Toc532290621"/>
+      <w:bookmarkStart w:id="16" w:name="_Toc532295854"/>
+      <w:bookmarkStart w:id="17" w:name="_Toc226907253"/>
+      <w:bookmarkStart w:id="18" w:name="_Toc228970618"/>
       <w:r>
         <w:lastRenderedPageBreak/>
         <w:t>Abbildungsverzeichnis</w:t>
       </w:r>
-      <w:bookmarkEnd w:id="13"/>
       <w:bookmarkEnd w:id="14"/>
       <w:bookmarkEnd w:id="15"/>
       <w:bookmarkEnd w:id="16"/>
       <w:bookmarkEnd w:id="17"/>
+      <w:bookmarkEnd w:id="18"/>
     </w:p>
     <w:p>
       <w:pPr>
@@ -4934,20 +5234,20 @@
         </w:numPr>
         <w:ind w:left="851" w:hanging="851"/>
       </w:pPr>
-      <w:bookmarkStart w:id="18" w:name="_Toc395354959"/>
-      <w:bookmarkStart w:id="19" w:name="_Toc532290622"/>
-      <w:bookmarkStart w:id="20" w:name="_Toc532295855"/>
-      <w:bookmarkStart w:id="21" w:name="_Toc226907254"/>
-      <w:bookmarkStart w:id="22" w:name="_Toc228557167"/>
+      <w:bookmarkStart w:id="19" w:name="_Toc395354959"/>
+      <w:bookmarkStart w:id="20" w:name="_Toc532290622"/>
+      <w:bookmarkStart w:id="21" w:name="_Toc532295855"/>
+      <w:bookmarkStart w:id="22" w:name="_Toc226907254"/>
+      <w:bookmarkStart w:id="23" w:name="_Toc228970619"/>
       <w:r>
         <w:lastRenderedPageBreak/>
         <w:t>Tabellenverzeichnis</w:t>
       </w:r>
-      <w:bookmarkEnd w:id="18"/>
       <w:bookmarkEnd w:id="19"/>
       <w:bookmarkEnd w:id="20"/>
       <w:bookmarkEnd w:id="21"/>
       <w:bookmarkEnd w:id="22"/>
+      <w:bookmarkEnd w:id="23"/>
     </w:p>
     <w:p>
       <w:pPr>
@@ -5116,8 +5416,8 @@
           <w:u w:val="single"/>
         </w:rPr>
         <w:sectPr>
-          <w:headerReference w:type="default" r:id="rId11"/>
-          <w:headerReference w:type="first" r:id="rId12"/>
+          <w:headerReference w:type="default" r:id="rId12"/>
+          <w:headerReference w:type="first" r:id="rId13"/>
           <w:type w:val="continuous"/>
           <w:pgSz w:w="11907" w:h="16840" w:code="9"/>
           <w:pgMar w:top="1701" w:right="1701" w:bottom="1134" w:left="1701" w:header="720" w:footer="720" w:gutter="0"/>
@@ -5131,8 +5431,8 @@
       <w:pPr>
         <w:pStyle w:val="berschrift1"/>
       </w:pPr>
-      <w:bookmarkStart w:id="23" w:name="_Toc228557168"/>
       <w:bookmarkStart w:id="24" w:name="_Toc226907255"/>
+      <w:bookmarkStart w:id="25" w:name="_Toc228970620"/>
       <w:r>
         <w:lastRenderedPageBreak/>
         <w:t>Einsortierung zu Themenbereichen</w:t>
@@ -5140,7 +5440,7 @@
       <w:r>
         <w:t xml:space="preserve"> und Begriffsklärung</w:t>
       </w:r>
-      <w:bookmarkEnd w:id="23"/>
+      <w:bookmarkEnd w:id="25"/>
     </w:p>
     <w:p>
       <w:pPr>
@@ -5416,9 +5716,9 @@
       <w:pPr>
         <w:pStyle w:val="berschrift1"/>
       </w:pPr>
-      <w:bookmarkStart w:id="25" w:name="_KI_gestützte_Gestenerkennung"/>
-      <w:bookmarkStart w:id="26" w:name="_Toc228557169"/>
-      <w:bookmarkEnd w:id="25"/>
+      <w:bookmarkStart w:id="26" w:name="_KI_gestützte_Gestenerkennung"/>
+      <w:bookmarkStart w:id="27" w:name="_Toc228970621"/>
+      <w:bookmarkEnd w:id="26"/>
       <w:r>
         <w:lastRenderedPageBreak/>
         <w:t>KI</w:t>
@@ -5426,7 +5726,7 @@
       <w:r>
         <w:t xml:space="preserve"> gestützte Gestenerkennung</w:t>
       </w:r>
-      <w:bookmarkEnd w:id="26"/>
+      <w:bookmarkEnd w:id="27"/>
     </w:p>
     <w:p>
       <w:pPr>
@@ -5664,12 +5964,12 @@
       <w:pPr>
         <w:pStyle w:val="berschrift1"/>
       </w:pPr>
-      <w:bookmarkStart w:id="27" w:name="_Toc228557170"/>
+      <w:bookmarkStart w:id="28" w:name="_Toc228970622"/>
       <w:r>
         <w:lastRenderedPageBreak/>
         <w:t>verschiedene Ansätze der Bildverarbeitung/Gesternerkennung</w:t>
       </w:r>
-      <w:bookmarkEnd w:id="27"/>
+      <w:bookmarkEnd w:id="28"/>
     </w:p>
     <w:p>
       <w:pPr>
@@ -6134,14 +6434,14 @@
       <w:pPr>
         <w:pStyle w:val="berschrift1"/>
       </w:pPr>
-      <w:bookmarkStart w:id="28" w:name="_Wahl_der_Gestenerkennungsverfahren"/>
-      <w:bookmarkStart w:id="29" w:name="_Toc228557171"/>
-      <w:bookmarkEnd w:id="28"/>
+      <w:bookmarkStart w:id="29" w:name="_Wahl_der_Gestenerkennungsverfahren"/>
+      <w:bookmarkStart w:id="30" w:name="_Toc228970623"/>
+      <w:bookmarkEnd w:id="29"/>
       <w:r>
         <w:lastRenderedPageBreak/>
         <w:t>Wahl der Gestenerkennungsverfahren</w:t>
       </w:r>
-      <w:bookmarkEnd w:id="29"/>
+      <w:bookmarkEnd w:id="30"/>
       <w:r>
         <w:t xml:space="preserve"> </w:t>
       </w:r>
@@ -6168,12 +6468,12 @@
       <w:pPr>
         <w:pStyle w:val="berschrift1"/>
       </w:pPr>
-      <w:bookmarkStart w:id="30" w:name="_Toc228557172"/>
+      <w:bookmarkStart w:id="31" w:name="_Toc228970624"/>
       <w:r>
         <w:lastRenderedPageBreak/>
         <w:t>Hardware und Software</w:t>
       </w:r>
-      <w:bookmarkEnd w:id="30"/>
+      <w:bookmarkEnd w:id="31"/>
     </w:p>
     <w:p>
       <w:pPr>
@@ -6187,11 +6487,11 @@
       <w:pPr>
         <w:pStyle w:val="berschrift2"/>
       </w:pPr>
-      <w:bookmarkStart w:id="31" w:name="_Toc228557173"/>
+      <w:bookmarkStart w:id="32" w:name="_Toc228970625"/>
       <w:r>
         <w:t>Anforderungen</w:t>
       </w:r>
-      <w:bookmarkEnd w:id="31"/>
+      <w:bookmarkEnd w:id="32"/>
     </w:p>
     <w:p>
       <w:pPr>
@@ -6223,7 +6523,7 @@
       <w:r>
         <w:t xml:space="preserve">Soll zum Beispiel eine 3D-Kamera wie die </w:t>
       </w:r>
-      <w:hyperlink r:id="rId13" w:history="1">
+      <w:hyperlink r:id="rId14" w:history="1">
         <w:r>
           <w:rPr>
             <w:rStyle w:val="Hyperlink"/>
@@ -6242,7 +6542,7 @@
       <w:r>
         <w:t xml:space="preserve">Soll eine bestimmte Software eingesetzt werden, beispielsweise </w:t>
       </w:r>
-      <w:hyperlink r:id="rId14" w:history="1">
+      <w:hyperlink r:id="rId15" w:history="1">
         <w:r>
           <w:rPr>
             <w:rStyle w:val="Hyperlink"/>
@@ -6258,14 +6558,14 @@
       <w:pPr>
         <w:pStyle w:val="berschrift3"/>
       </w:pPr>
-      <w:bookmarkStart w:id="32" w:name="_Toc228557174"/>
+      <w:bookmarkStart w:id="33" w:name="_Toc228970626"/>
       <w:r>
         <w:t>Projekta</w:t>
       </w:r>
       <w:r>
         <w:t>nforderungen an die Kamera</w:t>
       </w:r>
-      <w:bookmarkEnd w:id="32"/>
+      <w:bookmarkEnd w:id="33"/>
     </w:p>
     <w:p>
       <w:pPr>
@@ -6465,12 +6765,24 @@
       <w:r>
         <w:t xml:space="preserve"> feststeht ist der genaue Abstand zwischen Kamera und Standzone noch unbekannt. Ein </w:t>
       </w:r>
-      <w:hyperlink r:id="rId15" w:history="1">
+      <w:hyperlink r:id="rId16" w:history="1">
         <w:r>
           <w:rPr>
             <w:rStyle w:val="Hyperlink"/>
           </w:rPr>
-          <w:t>3D-Model</w:t>
+          <w:t>3D-</w:t>
+        </w:r>
+        <w:r>
+          <w:rPr>
+            <w:rStyle w:val="Hyperlink"/>
+          </w:rPr>
+          <w:t>M</w:t>
+        </w:r>
+        <w:r>
+          <w:rPr>
+            <w:rStyle w:val="Hyperlink"/>
+          </w:rPr>
+          <w:t>odel</w:t>
         </w:r>
       </w:hyperlink>
       <w:r>
@@ -6491,7 +6803,7 @@
       <w:r>
         <w:t xml:space="preserve"> von </w:t>
       </w:r>
-      <w:hyperlink r:id="rId16" w:history="1">
+      <w:hyperlink r:id="rId17" w:history="1">
         <w:r>
           <w:rPr>
             <w:rStyle w:val="Hyperlink"/>
@@ -6573,10 +6885,10 @@
           <w:noProof/>
         </w:rPr>
         <w:drawing>
-          <wp:inline distT="0" distB="0" distL="0" distR="0" wp14:anchorId="3F5D9131" wp14:editId="0E9B4A96">
+          <wp:inline distT="0" distB="0" distL="0" distR="0" wp14:anchorId="3F5D9131" wp14:editId="23E20C10">
             <wp:extent cx="2619375" cy="1851150"/>
             <wp:effectExtent l="0" t="0" r="0" b="0"/>
-            <wp:docPr id="1791997099" name="Grafik 3"/>
+            <wp:docPr id="1791997099" name="Grafik 3" descr="Medell des 3D-Audiosystems"/>
             <wp:cNvGraphicFramePr>
               <a:graphicFrameLocks xmlns:a="http://schemas.openxmlformats.org/drawingml/2006/main" noChangeAspect="1"/>
             </wp:cNvGraphicFramePr>
@@ -6584,13 +6896,13 @@
               <a:graphicData uri="http://schemas.openxmlformats.org/drawingml/2006/picture">
                 <pic:pic xmlns:pic="http://schemas.openxmlformats.org/drawingml/2006/picture">
                   <pic:nvPicPr>
-                    <pic:cNvPr id="0" name="Picture 4"/>
+                    <pic:cNvPr id="1791997099" name="Grafik 3" descr="Medell des 3D-Audiosystems"/>
                     <pic:cNvPicPr>
                       <a:picLocks noChangeAspect="1" noChangeArrowheads="1"/>
                     </pic:cNvPicPr>
                   </pic:nvPicPr>
                   <pic:blipFill>
-                    <a:blip r:embed="rId17" cstate="print">
+                    <a:blip r:embed="rId18" cstate="print">
                       <a:extLst>
                         <a:ext uri="{28A0092B-C50C-407E-A947-70E740481C1C}">
                           <a14:useLocalDpi xmlns:a14="http://schemas.microsoft.com/office/drawing/2010/main" val="0"/>
@@ -6643,7 +6955,7 @@
                     </pic:cNvPicPr>
                   </pic:nvPicPr>
                   <pic:blipFill>
-                    <a:blip r:embed="rId18" cstate="print">
+                    <a:blip r:embed="rId19" cstate="print">
                       <a:extLst>
                         <a:ext uri="{28A0092B-C50C-407E-A947-70E740481C1C}">
                           <a14:useLocalDpi xmlns:a14="http://schemas.microsoft.com/office/drawing/2010/main" val="0"/>
@@ -6745,7 +7057,7 @@
                     </pic:cNvPicPr>
                   </pic:nvPicPr>
                   <pic:blipFill rotWithShape="1">
-                    <a:blip r:embed="rId19" cstate="print">
+                    <a:blip r:embed="rId20" cstate="print">
                       <a:extLst>
                         <a:ext uri="{28A0092B-C50C-407E-A947-70E740481C1C}">
                           <a14:useLocalDpi xmlns:a14="http://schemas.microsoft.com/office/drawing/2010/main" val="0"/>
@@ -6803,7 +7115,7 @@
                     </pic:cNvPicPr>
                   </pic:nvPicPr>
                   <pic:blipFill>
-                    <a:blip r:embed="rId20" cstate="print">
+                    <a:blip r:embed="rId21" cstate="print">
                       <a:extLst>
                         <a:ext uri="{28A0092B-C50C-407E-A947-70E740481C1C}">
                           <a14:useLocalDpi xmlns:a14="http://schemas.microsoft.com/office/drawing/2010/main" val="0"/>
@@ -6840,7 +7152,7 @@
         <w:pStyle w:val="Beschriftung"/>
         <w:jc w:val="both"/>
       </w:pPr>
-      <w:bookmarkStart w:id="33" w:name="_Ref228563113"/>
+      <w:bookmarkStart w:id="34" w:name="_Ref228563113"/>
       <w:r>
         <w:t xml:space="preserve">Figure </w:t>
       </w:r>
@@ -6868,12 +7180,12 @@
       <w:r>
         <w:t xml:space="preserve"> </w:t>
       </w:r>
-      <w:bookmarkStart w:id="34" w:name="_Ref228563199"/>
+      <w:bookmarkStart w:id="35" w:name="_Ref228563199"/>
       <w:r>
         <w:t>- Modell Audiosystem mit Aktionsbereich</w:t>
       </w:r>
-      <w:bookmarkEnd w:id="33"/>
       <w:bookmarkEnd w:id="34"/>
+      <w:bookmarkEnd w:id="35"/>
     </w:p>
     <w:p>
       <w:pPr>
@@ -7353,7 +7665,7 @@
                     </pic:cNvPicPr>
                   </pic:nvPicPr>
                   <pic:blipFill rotWithShape="1">
-                    <a:blip r:embed="rId21" cstate="print">
+                    <a:blip r:embed="rId22" cstate="print">
                       <a:extLst>
                         <a:ext uri="{28A0092B-C50C-407E-A947-70E740481C1C}">
                           <a14:useLocalDpi xmlns:a14="http://schemas.microsoft.com/office/drawing/2010/main" val="0"/>
@@ -7411,7 +7723,7 @@
                     </pic:cNvPicPr>
                   </pic:nvPicPr>
                   <pic:blipFill rotWithShape="1">
-                    <a:blip r:embed="rId22" cstate="print">
+                    <a:blip r:embed="rId23" cstate="print">
                       <a:extLst>
                         <a:ext uri="{28A0092B-C50C-407E-A947-70E740481C1C}">
                           <a14:useLocalDpi xmlns:a14="http://schemas.microsoft.com/office/drawing/2010/main" val="0"/>
@@ -7641,7 +7953,7 @@
                     </pic:cNvPicPr>
                   </pic:nvPicPr>
                   <pic:blipFill rotWithShape="1">
-                    <a:blip r:embed="rId23" cstate="print">
+                    <a:blip r:embed="rId24" cstate="print">
                       <a:extLst>
                         <a:ext uri="{28A0092B-C50C-407E-A947-70E740481C1C}">
                           <a14:useLocalDpi xmlns:a14="http://schemas.microsoft.com/office/drawing/2010/main" val="0"/>
@@ -7699,7 +8011,7 @@
                     </pic:cNvPicPr>
                   </pic:nvPicPr>
                   <pic:blipFill rotWithShape="1">
-                    <a:blip r:embed="rId24" cstate="print">
+                    <a:blip r:embed="rId25" cstate="print">
                       <a:extLst>
                         <a:ext uri="{28A0092B-C50C-407E-A947-70E740481C1C}">
                           <a14:useLocalDpi xmlns:a14="http://schemas.microsoft.com/office/drawing/2010/main" val="0"/>
@@ -7834,7 +8146,7 @@
                     </pic:cNvPicPr>
                   </pic:nvPicPr>
                   <pic:blipFill rotWithShape="1">
-                    <a:blip r:embed="rId25" cstate="print">
+                    <a:blip r:embed="rId26" cstate="print">
                       <a:extLst>
                         <a:ext uri="{28A0092B-C50C-407E-A947-70E740481C1C}">
                           <a14:useLocalDpi xmlns:a14="http://schemas.microsoft.com/office/drawing/2010/main" val="0"/>
@@ -7892,7 +8204,7 @@
                     </pic:cNvPicPr>
                   </pic:nvPicPr>
                   <pic:blipFill rotWithShape="1">
-                    <a:blip r:embed="rId26" cstate="print">
+                    <a:blip r:embed="rId27" cstate="print">
                       <a:extLst>
                         <a:ext uri="{28A0092B-C50C-407E-A947-70E740481C1C}">
                           <a14:useLocalDpi xmlns:a14="http://schemas.microsoft.com/office/drawing/2010/main" val="0"/>
@@ -8019,105 +8331,6 @@
                 <pic:pic xmlns:pic="http://schemas.openxmlformats.org/drawingml/2006/picture">
                   <pic:nvPicPr>
                     <pic:cNvPr id="0" name="Picture 16"/>
-                    <pic:cNvPicPr>
-                      <a:picLocks noChangeAspect="1" noChangeArrowheads="1"/>
-                    </pic:cNvPicPr>
-                  </pic:nvPicPr>
-                  <pic:blipFill>
-                    <a:blip r:embed="rId27" cstate="print">
-                      <a:extLst>
-                        <a:ext uri="{28A0092B-C50C-407E-A947-70E740481C1C}">
-                          <a14:useLocalDpi xmlns:a14="http://schemas.microsoft.com/office/drawing/2010/main" val="0"/>
-                        </a:ext>
-                      </a:extLst>
-                    </a:blip>
-                    <a:srcRect/>
-                    <a:stretch>
-                      <a:fillRect/>
-                    </a:stretch>
-                  </pic:blipFill>
-                  <pic:spPr bwMode="auto">
-                    <a:xfrm>
-                      <a:off x="0" y="0"/>
-                      <a:ext cx="5391150" cy="3811270"/>
-                    </a:xfrm>
-                    <a:prstGeom prst="rect">
-                      <a:avLst/>
-                    </a:prstGeom>
-                    <a:noFill/>
-                    <a:ln>
-                      <a:noFill/>
-                    </a:ln>
-                  </pic:spPr>
-                </pic:pic>
-              </a:graphicData>
-            </a:graphic>
-          </wp:inline>
-        </w:drawing>
-      </w:r>
-    </w:p>
-    <w:p>
-      <w:pPr>
-        <w:pStyle w:val="Beschriftung"/>
-        <w:jc w:val="both"/>
-      </w:pPr>
-      <w:r>
-        <w:t xml:space="preserve">Figure </w:t>
-      </w:r>
-      <w:r>
-        <w:fldChar w:fldCharType="begin"/>
-      </w:r>
-      <w:r>
-        <w:instrText xml:space="preserve"> SEQ Figure \* ARABIC </w:instrText>
-      </w:r>
-      <w:r>
-        <w:fldChar w:fldCharType="separate"/>
-      </w:r>
-      <w:r>
-        <w:rPr>
-          <w:noProof/>
-        </w:rPr>
-        <w:t>6</w:t>
-      </w:r>
-      <w:r>
-        <w:rPr>
-          <w:noProof/>
-        </w:rPr>
-        <w:fldChar w:fldCharType="end"/>
-      </w:r>
-      <w:r>
-        <w:t xml:space="preserve"> - Modell Audiosystem Schnittansicht der Kamera Positionen Ausrichtung </w:t>
-      </w:r>
-      <w:r>
-        <w:t>45</w:t>
-      </w:r>
-      <w:r>
-        <w:t>°</w:t>
-      </w:r>
-    </w:p>
-    <w:p>
-      <w:pPr>
-        <w:pStyle w:val="Beschriftung"/>
-        <w:jc w:val="both"/>
-      </w:pPr>
-      <w:r>
-        <w:rPr>
-          <w:noProof/>
-        </w:rPr>
-        <w:lastRenderedPageBreak/>
-        <w:drawing>
-          <wp:inline distT="0" distB="0" distL="0" distR="0" wp14:anchorId="5E4F744A" wp14:editId="739CB741">
-            <wp:extent cx="5391150" cy="3811270"/>
-            <wp:effectExtent l="0" t="0" r="0" b="0"/>
-            <wp:docPr id="1938599147" name="Grafik 12"/>
-            <wp:cNvGraphicFramePr>
-              <a:graphicFrameLocks xmlns:a="http://schemas.openxmlformats.org/drawingml/2006/main" noChangeAspect="1"/>
-            </wp:cNvGraphicFramePr>
-            <a:graphic xmlns:a="http://schemas.openxmlformats.org/drawingml/2006/main">
-              <a:graphicData uri="http://schemas.openxmlformats.org/drawingml/2006/picture">
-                <pic:pic xmlns:pic="http://schemas.openxmlformats.org/drawingml/2006/picture">
-                  <pic:nvPicPr>
-                    <pic:cNvPr id="0" name="Picture 12"/>
                     <pic:cNvPicPr>
                       <a:picLocks noChangeAspect="1" noChangeArrowheads="1"/>
                     </pic:cNvPicPr>
@@ -8176,6 +8389,105 @@
         <w:rPr>
           <w:noProof/>
         </w:rPr>
+        <w:t>6</w:t>
+      </w:r>
+      <w:r>
+        <w:rPr>
+          <w:noProof/>
+        </w:rPr>
+        <w:fldChar w:fldCharType="end"/>
+      </w:r>
+      <w:r>
+        <w:t xml:space="preserve"> - Modell Audiosystem Schnittansicht der Kamera Positionen Ausrichtung </w:t>
+      </w:r>
+      <w:r>
+        <w:t>45</w:t>
+      </w:r>
+      <w:r>
+        <w:t>°</w:t>
+      </w:r>
+    </w:p>
+    <w:p>
+      <w:pPr>
+        <w:pStyle w:val="Beschriftung"/>
+        <w:jc w:val="both"/>
+      </w:pPr>
+      <w:r>
+        <w:rPr>
+          <w:noProof/>
+        </w:rPr>
+        <w:lastRenderedPageBreak/>
+        <w:drawing>
+          <wp:inline distT="0" distB="0" distL="0" distR="0" wp14:anchorId="5E4F744A" wp14:editId="739CB741">
+            <wp:extent cx="5391150" cy="3811270"/>
+            <wp:effectExtent l="0" t="0" r="0" b="0"/>
+            <wp:docPr id="1938599147" name="Grafik 12"/>
+            <wp:cNvGraphicFramePr>
+              <a:graphicFrameLocks xmlns:a="http://schemas.openxmlformats.org/drawingml/2006/main" noChangeAspect="1"/>
+            </wp:cNvGraphicFramePr>
+            <a:graphic xmlns:a="http://schemas.openxmlformats.org/drawingml/2006/main">
+              <a:graphicData uri="http://schemas.openxmlformats.org/drawingml/2006/picture">
+                <pic:pic xmlns:pic="http://schemas.openxmlformats.org/drawingml/2006/picture">
+                  <pic:nvPicPr>
+                    <pic:cNvPr id="0" name="Picture 12"/>
+                    <pic:cNvPicPr>
+                      <a:picLocks noChangeAspect="1" noChangeArrowheads="1"/>
+                    </pic:cNvPicPr>
+                  </pic:nvPicPr>
+                  <pic:blipFill>
+                    <a:blip r:embed="rId29" cstate="print">
+                      <a:extLst>
+                        <a:ext uri="{28A0092B-C50C-407E-A947-70E740481C1C}">
+                          <a14:useLocalDpi xmlns:a14="http://schemas.microsoft.com/office/drawing/2010/main" val="0"/>
+                        </a:ext>
+                      </a:extLst>
+                    </a:blip>
+                    <a:srcRect/>
+                    <a:stretch>
+                      <a:fillRect/>
+                    </a:stretch>
+                  </pic:blipFill>
+                  <pic:spPr bwMode="auto">
+                    <a:xfrm>
+                      <a:off x="0" y="0"/>
+                      <a:ext cx="5391150" cy="3811270"/>
+                    </a:xfrm>
+                    <a:prstGeom prst="rect">
+                      <a:avLst/>
+                    </a:prstGeom>
+                    <a:noFill/>
+                    <a:ln>
+                      <a:noFill/>
+                    </a:ln>
+                  </pic:spPr>
+                </pic:pic>
+              </a:graphicData>
+            </a:graphic>
+          </wp:inline>
+        </w:drawing>
+      </w:r>
+    </w:p>
+    <w:p>
+      <w:pPr>
+        <w:pStyle w:val="Beschriftung"/>
+        <w:jc w:val="both"/>
+      </w:pPr>
+      <w:r>
+        <w:t xml:space="preserve">Figure </w:t>
+      </w:r>
+      <w:r>
+        <w:fldChar w:fldCharType="begin"/>
+      </w:r>
+      <w:r>
+        <w:instrText xml:space="preserve"> SEQ Figure \* ARABIC </w:instrText>
+      </w:r>
+      <w:r>
+        <w:fldChar w:fldCharType="separate"/>
+      </w:r>
+      <w:r>
+        <w:rPr>
+          <w:noProof/>
+        </w:rPr>
         <w:t>7</w:t>
       </w:r>
       <w:r>
@@ -9092,33 +9404,21 @@
         <w:t xml:space="preserve"> werden.</w:t>
       </w:r>
       <w:r>
-        <w:t xml:space="preserve"> Alternative könnte ließe sich die Standzone verkleinern (beeinflusst besonders das hFOV) oder die berücksichtigte Personengröße reduzieren </w:t>
-      </w:r>
-      <w:r>
-        <w:t xml:space="preserve">(beeinflusst besonders das </w:t>
-      </w:r>
-      <w:r>
-        <w:t>v</w:t>
-      </w:r>
-      <w:r>
-        <w:t>FOV)</w:t>
-      </w:r>
-      <w:r>
-        <w:t xml:space="preserve">. </w:t>
+        <w:t xml:space="preserve"> Alternative könnte ließe sich die Standzone verkleinern (beeinflusst besonders das hFOV) oder die berücksichtigte Personengröße reduzieren (beeinflusst besonders das vFOV). </w:t>
       </w:r>
     </w:p>
     <w:p>
       <w:pPr>
         <w:pStyle w:val="berschrift3"/>
       </w:pPr>
-      <w:bookmarkStart w:id="35" w:name="_Toc228557175"/>
+      <w:bookmarkStart w:id="36" w:name="_Toc228970627"/>
       <w:r>
         <w:t xml:space="preserve">Projektanforderungen </w:t>
       </w:r>
       <w:r>
         <w:t>an die Recheneinheit</w:t>
       </w:r>
-      <w:bookmarkEnd w:id="35"/>
+      <w:bookmarkEnd w:id="36"/>
     </w:p>
     <w:p>
       <w:pPr>
@@ -9129,10 +9429,7 @@
         </w:numPr>
       </w:pPr>
       <w:r>
-        <w:t xml:space="preserve">Preis im </w:t>
-      </w:r>
-      <w:r>
-        <w:t>Projektbudget</w:t>
+        <w:t>Preis im Projektbudget</w:t>
       </w:r>
     </w:p>
     <w:p>
@@ -9199,14 +9496,14 @@
       <w:pPr>
         <w:pStyle w:val="berschrift3"/>
       </w:pPr>
-      <w:bookmarkStart w:id="36" w:name="_Toc228557176"/>
+      <w:bookmarkStart w:id="37" w:name="_Toc228970628"/>
       <w:r>
         <w:t xml:space="preserve">Projektanforderungen </w:t>
       </w:r>
       <w:r>
         <w:t>an die Programmumgebung</w:t>
       </w:r>
-      <w:bookmarkEnd w:id="36"/>
+      <w:bookmarkEnd w:id="37"/>
       <w:r>
         <w:t xml:space="preserve"> </w:t>
       </w:r>
@@ -9256,13 +9553,7 @@
         </w:numPr>
       </w:pPr>
       <w:r>
-        <w:t xml:space="preserve">Möglichst mehrere Anbindungen an, </w:t>
-      </w:r>
-      <w:r>
-        <w:t>passende</w:t>
-      </w:r>
-      <w:r>
-        <w:t xml:space="preserve"> fertige Bildverarbeitungs- bzw. Gestenerkennungsverfahren </w:t>
+        <w:t xml:space="preserve">Möglichst mehrere Anbindungen an, passende fertige Bildverarbeitungs- bzw. Gestenerkennungsverfahren </w:t>
       </w:r>
     </w:p>
     <w:p>
@@ -9281,7 +9572,7 @@
       <w:pPr>
         <w:pStyle w:val="berschrift2"/>
       </w:pPr>
-      <w:bookmarkStart w:id="37" w:name="_Toc228557177"/>
+      <w:bookmarkStart w:id="38" w:name="_Toc228970629"/>
       <w:r>
         <w:lastRenderedPageBreak/>
         <w:t>Wahl</w:t>
@@ -9290,33 +9581,38 @@
         <w:t xml:space="preserve"> und Kombinationen</w:t>
       </w:r>
       <w:r>
-        <w:t xml:space="preserve"> aus ähnlichen Projekten </w:t>
-      </w:r>
-    </w:p>
-    <w:p>
-      <w:r>
+        <w:t xml:space="preserve"> aus ähnlichen Projekten</w:t>
+      </w:r>
+      <w:bookmarkEnd w:id="38"/>
+      <w:r>
+        <w:t xml:space="preserve"> </w:t>
+      </w:r>
+    </w:p>
+    <w:p>
+      <w:pPr>
+        <w:jc w:val="both"/>
         <w:rPr>
           <w:lang w:val="en-US"/>
         </w:rPr>
-        <w:t xml:space="preserve">Das Projekt </w:t>
-      </w:r>
-      <w:r>
-        <w:rPr>
+      </w:pPr>
+      <w:r>
+        <w:rPr>
+          <w:rStyle w:val="Buchtitel"/>
           <w:lang w:val="en-US"/>
         </w:rPr>
-        <w:t>“</w:t>
+        <w:t>Gesture Controlled Robotic Arm Using Kinect (Simulink Support For Kinect) and Arduino</w:t>
       </w:r>
       <w:r>
         <w:rPr>
           <w:lang w:val="en-US"/>
         </w:rPr>
-        <w:t>Gesture Controlled Robotic Arm Using Kinect (Simulink Support For Kinect) and Arduino</w:t>
+        <w:t xml:space="preserve"> </w:t>
       </w:r>
       <w:r>
         <w:rPr>
           <w:lang w:val="en-US"/>
         </w:rPr>
-        <w:t>” [</w:t>
+        <w:t>[</w:t>
       </w:r>
       <w:hyperlink w:anchor="Baranitharan_2026" w:history="1">
         <w:r>
@@ -9324,15 +9620,45 @@
             <w:rStyle w:val="Hyperlink"/>
             <w:lang w:val="en-US"/>
           </w:rPr>
-          <w:t>Baranitharan_2026</w:t>
+          <w:t>Bara</w:t>
+        </w:r>
+        <w:r>
+          <w:rPr>
+            <w:rStyle w:val="Hyperlink"/>
+            <w:lang w:val="en-US"/>
+          </w:rPr>
+          <w:t>n</w:t>
+        </w:r>
+        <w:r>
+          <w:rPr>
+            <w:rStyle w:val="Hyperlink"/>
+            <w:lang w:val="en-US"/>
+          </w:rPr>
+          <w:t>itharan_2026</w:t>
         </w:r>
       </w:hyperlink>
       <w:r>
         <w:rPr>
           <w:lang w:val="en-US"/>
         </w:rPr>
-        <w:t xml:space="preserve">] lasst sich auf der MATLAB community Webseite finden. </w:t>
-      </w:r>
+        <w:t xml:space="preserve">] </w:t>
+      </w:r>
+    </w:p>
+    <w:p>
+      <w:pPr>
+        <w:jc w:val="both"/>
+        <w:rPr>
+          <w:lang w:val="en-US"/>
+        </w:rPr>
+      </w:pPr>
+    </w:p>
+    <w:p>
+      <w:pPr>
+        <w:jc w:val="both"/>
+        <w:rPr>
+          <w:lang w:val="en-US"/>
+        </w:rPr>
+      </w:pPr>
       <w:r>
         <w:t>In diesem Projekt</w:t>
       </w:r>
@@ -9346,7 +9672,19 @@
         <w:t xml:space="preserve"> </w:t>
       </w:r>
       <w:r>
-        <w:t xml:space="preserve">an verschiedenes Gelangen </w:t>
+        <w:t>an verschiedenes Gel</w:t>
+      </w:r>
+      <w:r>
+        <w:t>ä</w:t>
+      </w:r>
+      <w:r>
+        <w:t>n</w:t>
+      </w:r>
+      <w:r>
+        <w:t>k</w:t>
+      </w:r>
+      <w:r>
+        <w:t xml:space="preserve">en </w:t>
       </w:r>
       <w:r>
         <w:t>des menschlichen Arms, die Winkel b</w:t>
@@ -9463,9 +9801,6 @@
     </w:p>
     <w:p>
       <w:r>
-        <w:rPr>
-          <w:lang w:val="en-US"/>
-        </w:rPr>
         <w:t xml:space="preserve">genutzt. </w:t>
       </w:r>
       <w:r>
@@ -9486,10 +9821,10 @@
       <w:r>
         <w:t xml:space="preserve">Es wird beschrieben, dass die </w:t>
       </w:r>
-      <w:hyperlink r:id="rId29" w:history="1">
+      <w:hyperlink r:id="rId30" w:history="1">
         <w:r>
           <w:rPr>
-            <w:rStyle w:val="Hyperlink"/>
+            <w:rStyle w:val="IntensiverVerweis"/>
           </w:rPr>
           <w:t>Asus Xtion Pro Tiefenkamera</w:t>
         </w:r>
@@ -9507,19 +9842,13 @@
         <w:t xml:space="preserve">Der </w:t>
       </w:r>
       <w:r>
-        <w:t>Kinect</w:t>
-      </w:r>
-      <w:r>
-        <w:t xml:space="preserve"> </w:t>
+        <w:t xml:space="preserve">Kinect </w:t>
       </w:r>
       <w:r>
         <w:t>Sensor</w:t>
       </w:r>
       <w:r>
-        <w:t xml:space="preserve"> </w:t>
-      </w:r>
-      <w:r>
-        <w:t xml:space="preserve">und der Asus Xtion Pro </w:t>
+        <w:t xml:space="preserve"> und der Asus Xtion Pro </w:t>
       </w:r>
       <w:r>
         <w:t>Sensor</w:t>
@@ -9706,13 +10035,7 @@
               <w:rPr>
                 <w:lang w:val="en-US"/>
               </w:rPr>
-              <w:t>640x480</w:t>
-            </w:r>
-            <w:r>
-              <w:rPr>
-                <w:lang w:val="en-US"/>
-              </w:rPr>
-              <w:t xml:space="preserve"> </w:t>
+              <w:t xml:space="preserve">640x480 </w:t>
             </w:r>
             <w:r>
               <w:rPr>
@@ -9808,13 +10131,7 @@
           </w:tcPr>
           <w:p>
             <w:r>
-              <w:t>Tiefen</w:t>
-            </w:r>
-            <w:r>
-              <w:t>bild</w:t>
-            </w:r>
-            <w:r>
-              <w:t>sichtfeld [deg]</w:t>
+              <w:t>Tiefenbildsichtfeld [deg]</w:t>
             </w:r>
           </w:p>
         </w:tc>
@@ -9901,21 +10218,24 @@
         <w:rPr>
           <w:sz w:val="20"/>
           <w:szCs w:val="20"/>
+          <w:lang w:val="en-US"/>
         </w:rPr>
       </w:pPr>
       <w:r>
         <w:rPr>
           <w:sz w:val="20"/>
           <w:szCs w:val="20"/>
+          <w:lang w:val="en-US"/>
         </w:rPr>
         <w:t xml:space="preserve">Daten der Kinect Sensoren: </w:t>
       </w:r>
-      <w:hyperlink r:id="rId30" w:history="1">
+      <w:hyperlink r:id="rId31" w:history="1">
         <w:r>
           <w:rPr>
-            <w:rStyle w:val="Hyperlink"/>
+            <w:rStyle w:val="IntensiverVerweis"/>
             <w:sz w:val="20"/>
             <w:szCs w:val="20"/>
+            <w:lang w:val="en-US"/>
           </w:rPr>
           <w:t>https://smeenk.com/kinect-field-of-view-comparison/?utm_source=chatgpt.com</w:t>
         </w:r>
@@ -9935,10 +10255,10 @@
         </w:rPr>
         <w:t xml:space="preserve">Datan des Asus Xtion Pro: </w:t>
       </w:r>
-      <w:hyperlink r:id="rId31" w:history="1">
+      <w:hyperlink r:id="rId32" w:history="1">
         <w:r>
           <w:rPr>
-            <w:rStyle w:val="Hyperlink"/>
+            <w:rStyle w:val="IntensiverVerweis"/>
             <w:sz w:val="20"/>
             <w:szCs w:val="20"/>
           </w:rPr>
@@ -9960,10 +10280,10 @@
         </w:rPr>
         <w:t xml:space="preserve">Alle Standards für Bildformate: </w:t>
       </w:r>
-      <w:hyperlink r:id="rId32" w:history="1">
+      <w:hyperlink r:id="rId33" w:history="1">
         <w:r>
           <w:rPr>
-            <w:rStyle w:val="Hyperlink"/>
+            <w:rStyle w:val="IntensiverVerweis"/>
             <w:sz w:val="20"/>
             <w:szCs w:val="20"/>
           </w:rPr>
@@ -9980,57 +10300,131 @@
     <w:p/>
     <w:p>
       <w:r>
-        <w:t xml:space="preserve">Es ist zu bemerken, dass eine VGA-Farbbildauflösung in </w:t>
-      </w:r>
-      <w:r>
-        <w:t>A. Baranitharan</w:t>
-      </w:r>
-      <w:r>
-        <w:t>‘s Projekt ausreichend war, um Arm und Hand Abwicklungen (in alle drei Dimensionen) zuverlässig zu erkennen. Jedoch wurden auch zusätzliche Tiefeninformationen erfasst</w:t>
+        <w:t>Es ist zu bemerken, dass eine VGA-Farbbildauflösung in A. Baranitharan‘s Projekt ausreichend war, um Arm und Hand Abwicklungen (in alle drei Dimensionen) zuverlässig zu erkennen. Jedoch wurden auch zusätzliche Tiefeninformationen erfasst</w:t>
+      </w:r>
+      <w:r>
+        <w:t>.</w:t>
+      </w:r>
+    </w:p>
+    <w:p/>
+    <w:p>
+      <w:r>
+        <w:t xml:space="preserve">Das Projekt </w:t>
+      </w:r>
+      <w:r>
+        <w:t xml:space="preserve">lässt sich </w:t>
+      </w:r>
+      <w:r>
+        <w:t xml:space="preserve">dokumentiert und Open Sauce </w:t>
+      </w:r>
+      <w:r>
+        <w:t>auf der</w:t>
+      </w:r>
+      <w:r>
+        <w:t xml:space="preserve"> MATLAB Community</w:t>
+      </w:r>
+      <w:hyperlink r:id="rId34" w:history="1">
+        <w:r>
+          <w:rPr>
+            <w:rStyle w:val="IntensiverVerweis"/>
+          </w:rPr>
+          <w:t xml:space="preserve"> </w:t>
+        </w:r>
+        <w:r>
+          <w:rPr>
+            <w:rStyle w:val="IntensiverVerweis"/>
+          </w:rPr>
+          <w:t>We</w:t>
+        </w:r>
+        <w:r>
+          <w:rPr>
+            <w:rStyle w:val="IntensiverVerweis"/>
+          </w:rPr>
+          <w:t>b</w:t>
+        </w:r>
+        <w:r>
+          <w:rPr>
+            <w:rStyle w:val="IntensiverVerweis"/>
+          </w:rPr>
+          <w:t>seite</w:t>
+        </w:r>
+      </w:hyperlink>
+      <w:r>
+        <w:t xml:space="preserve"> finden.</w:t>
       </w:r>
     </w:p>
     <w:p/>
     <w:p/>
     <w:p>
-      <w:r>
-        <w:t>Das Projekt “</w:t>
-      </w:r>
-      <w:r>
+      <w:pPr>
+        <w:jc w:val="both"/>
+        <w:rPr>
+          <w:lang w:val="en-US"/>
+        </w:rPr>
+      </w:pPr>
+      <w:r>
+        <w:rPr>
+          <w:rStyle w:val="Buchtitel"/>
+          <w:lang w:val="en-US"/>
+        </w:rPr>
+        <w:lastRenderedPageBreak/>
         <w:t>Vision Robotic Arm Gesture Recognition</w:t>
       </w:r>
       <w:r>
-        <w:t xml:space="preserve">“ </w:t>
-      </w:r>
-      <w:r>
+        <w:rPr>
+          <w:lang w:val="en-US"/>
+        </w:rPr>
+        <w:t xml:space="preserve"> </w:t>
+      </w:r>
+      <w:r>
+        <w:rPr>
+          <w:lang w:val="en-US"/>
+        </w:rPr>
         <w:t>[</w:t>
       </w:r>
       <w:hyperlink w:anchor="Candeloro_2022" w:history="1">
         <w:r>
           <w:rPr>
             <w:rStyle w:val="Hyperlink"/>
+            <w:lang w:val="en-US"/>
           </w:rPr>
           <w:t>Candeloro_2022</w:t>
         </w:r>
       </w:hyperlink>
       <w:hyperlink w:anchor="Fabrizi_2022" w:history="1"/>
       <w:r>
-        <w:t>] ist</w:t>
-      </w:r>
-      <w:r>
-        <w:t xml:space="preserve"> ein Semester Projekt der “</w:t>
-      </w:r>
-      <w:r>
-        <w:t>University</w:t>
-      </w:r>
-      <w:r>
-        <w:t xml:space="preserve"> </w:t>
-      </w:r>
-      <w:r>
-        <w:t>of Modena and Reggio Emilia (UNIMORE)</w:t>
-      </w:r>
-      <w:r>
-        <w:t>“</w:t>
-      </w:r>
+        <w:rPr>
+          <w:lang w:val="en-US"/>
+        </w:rPr>
+        <w:t>]</w:t>
+      </w:r>
+    </w:p>
+    <w:p>
+      <w:pPr>
+        <w:jc w:val="both"/>
+        <w:rPr>
+          <w:lang w:val="en-US"/>
+        </w:rPr>
+      </w:pPr>
+    </w:p>
+    <w:p>
+      <w:pPr>
+        <w:jc w:val="both"/>
+      </w:pPr>
+      <w:r>
+        <w:t xml:space="preserve">Das </w:t>
+      </w:r>
+      <w:r>
+        <w:t xml:space="preserve">Semester Projekt der </w:t>
+      </w:r>
+      <w:hyperlink r:id="rId35" w:history="1">
+        <w:r>
+          <w:rPr>
+            <w:rStyle w:val="IntensiverVerweis"/>
+          </w:rPr>
+          <w:t>University of Modena and Reggio Emilia</w:t>
+        </w:r>
+      </w:hyperlink>
       <w:r>
         <w:t xml:space="preserve">. Hier werden Ellenbogenwinkel, Schulterwinkel also Körperausrichtung und </w:t>
       </w:r>
@@ -10038,11 +10432,7 @@
         <w:t>Handöffnungsgrad</w:t>
       </w:r>
       <w:r>
-        <w:t xml:space="preserve"> bildlich erkannt und ausgewertet. Das kommt den Zielen der </w:t>
-      </w:r>
-      <w:r>
-        <w:lastRenderedPageBreak/>
-        <w:t xml:space="preserve">Gestenerkennung </w:t>
+        <w:t xml:space="preserve"> bildlich erkannt und ausgewertet. Das kommt den Zielen der Gestenerkennung </w:t>
       </w:r>
       <w:r>
         <w:t>dieser Masterarbeit</w:t>
@@ -10066,10 +10456,10 @@
           <w:numId w:val="31"/>
         </w:numPr>
       </w:pPr>
-      <w:hyperlink r:id="rId33" w:history="1">
+      <w:hyperlink r:id="rId36" w:history="1">
         <w:r>
           <w:rPr>
-            <w:rStyle w:val="Hyperlink"/>
+            <w:rStyle w:val="IntensiverVerweis"/>
           </w:rPr>
           <w:t>MediaPipe</w:t>
         </w:r>
@@ -10077,16 +10467,22 @@
       <w:r>
         <w:t xml:space="preserve"> und </w:t>
       </w:r>
-      <w:hyperlink r:id="rId34" w:history="1">
+      <w:hyperlink r:id="rId37" w:history="1">
         <w:r>
           <w:rPr>
-            <w:rStyle w:val="Hyperlink"/>
+            <w:rStyle w:val="IntensiverVerweis"/>
           </w:rPr>
           <w:t>OpenCV</w:t>
         </w:r>
       </w:hyperlink>
       <w:r>
-        <w:t xml:space="preserve"> in Python 3 – für die Gestenerkennung </w:t>
+        <w:t xml:space="preserve"> in Python 3 – für die </w:t>
+      </w:r>
+      <w:r>
+        <w:t>Bildverarveitung</w:t>
+      </w:r>
+      <w:r>
+        <w:t xml:space="preserve"> </w:t>
       </w:r>
     </w:p>
     <w:p>
@@ -10145,38 +10541,26 @@
       <w:r>
         <w:t xml:space="preserve">Das Projekt ist ausführlich dokumentiert und Open Source auf </w:t>
       </w:r>
-      <w:hyperlink r:id="rId35" w:history="1">
+      <w:hyperlink r:id="rId38" w:history="1">
         <w:r>
           <w:rPr>
-            <w:rStyle w:val="Hyperlink"/>
+            <w:rStyle w:val="IntensiverVerweis"/>
           </w:rPr>
           <w:t>GitHub</w:t>
         </w:r>
       </w:hyperlink>
       <w:r>
-        <w:t xml:space="preserve"> zu finden</w:t>
-      </w:r>
-      <w:r>
-        <w:t>.</w:t>
+        <w:t xml:space="preserve"> zu finden.</w:t>
       </w:r>
     </w:p>
     <w:p/>
     <w:p/>
     <w:p>
-      <w:r>
-        <w:t xml:space="preserve">Das “Sports2D“ Programm von </w:t>
-      </w:r>
-      <w:r>
-        <w:t>D</w:t>
-      </w:r>
-      <w:r>
-        <w:t>a</w:t>
-      </w:r>
-      <w:r>
-        <w:t>vid Pagnon</w:t>
-      </w:r>
-      <w:r>
-        <w:t xml:space="preserve"> [</w:t>
+      <w:pPr>
+        <w:jc w:val="both"/>
+      </w:pPr>
+      <w:r>
+        <w:t>[</w:t>
       </w:r>
       <w:hyperlink w:anchor="Pagnon_2026" w:history="1">
         <w:r>
@@ -10187,10 +10571,34 @@
         </w:r>
       </w:hyperlink>
       <w:r>
-        <w:t>]</w:t>
-      </w:r>
-      <w:r>
-        <w:t xml:space="preserve"> erkennt sämtliche Gelenkwinkel von mehreren Menschen. Das Eingangsmaterial kann ein Video oder Livestream sein. Es kommt ohne grafische Bedienoberfläche (auf Englisch: </w:t>
+        <w:t xml:space="preserve">] </w:t>
+      </w:r>
+      <w:r>
+        <w:t xml:space="preserve">Das </w:t>
+      </w:r>
+      <w:r>
+        <w:rPr>
+          <w:rStyle w:val="Buchtitel"/>
+        </w:rPr>
+        <w:t>Sports2D</w:t>
+      </w:r>
+      <w:r>
+        <w:t xml:space="preserve"> Programm von </w:t>
+      </w:r>
+      <w:r>
+        <w:t>David Pagnon</w:t>
+      </w:r>
+      <w:r>
+        <w:t xml:space="preserve"> </w:t>
+      </w:r>
+      <w:r>
+        <w:t>erkennt sämtliche Gelenkwinkel von mehreren Menschen</w:t>
+      </w:r>
+      <w:r>
+        <w:t xml:space="preserve"> im Bild</w:t>
+      </w:r>
+      <w:r>
+        <w:t xml:space="preserve">. Das Eingangsmaterial kann ein Video oder Livestream sein. Es kommt ohne grafische Bedienoberfläche (auf Englisch: </w:t>
       </w:r>
       <w:r>
         <w:t>graphical user interface</w:t>
@@ -10198,34 +10606,40 @@
       <w:r>
         <w:t xml:space="preserve">, kurz: GUI) daher und ist mit den drei gängigen Betriebssystemen: Windows, Linux und Mac OS kompatibel. Es basiert auf </w:t>
       </w:r>
-      <w:hyperlink r:id="rId36" w:history="1">
+      <w:hyperlink r:id="rId39" w:history="1">
         <w:r>
           <w:rPr>
-            <w:rStyle w:val="Hyperlink"/>
+            <w:rStyle w:val="IntensiverVerweis"/>
           </w:rPr>
           <w:t>O</w:t>
         </w:r>
         <w:r>
           <w:rPr>
-            <w:rStyle w:val="Hyperlink"/>
+            <w:rStyle w:val="IntensiverVerweis"/>
           </w:rPr>
           <w:t>pen</w:t>
         </w:r>
         <w:r>
           <w:rPr>
-            <w:rStyle w:val="Hyperlink"/>
+            <w:rStyle w:val="IntensiverVerweis"/>
           </w:rPr>
           <w:t>P</w:t>
         </w:r>
         <w:r>
           <w:rPr>
-            <w:rStyle w:val="Hyperlink"/>
+            <w:rStyle w:val="IntensiverVerweis"/>
           </w:rPr>
           <w:t>ose</w:t>
         </w:r>
       </w:hyperlink>
       <w:r>
-        <w:t xml:space="preserve"> in </w:t>
+        <w:t xml:space="preserve"> </w:t>
+      </w:r>
+      <w:r>
+        <w:t>und ist in</w:t>
+      </w:r>
+      <w:r>
+        <w:t xml:space="preserve"> </w:t>
       </w:r>
       <w:r>
         <w:t>P</w:t>
@@ -10233,68 +10647,928 @@
       <w:r>
         <w:t>ython 3</w:t>
       </w:r>
-    </w:p>
-    <w:p/>
-    <w:p>
-      <w:r>
-        <w:t>…</w:t>
-      </w:r>
-    </w:p>
-    <w:p/>
-    <w:p>
-      <w:r>
-        <w:t xml:space="preserve">Das </w:t>
-      </w:r>
-      <w:r>
-        <w:t>Programm</w:t>
+      <w:r>
+        <w:t xml:space="preserve"> geschrieben. Die Winkelerkennung ist rein zweidimensional, tiefe wird nicht berücksichtigt. Es bietet, neben der Winkelanalyse noch weitere Funktionen für Videokonvertierung, Datenanalyse und Simulationen. Auch gibt es eine Anbindung für ein System welchen mehrere Kameras also Livestreams unterstützt, das löst das Problem mit der fehlenden Tiefenerkennung. </w:t>
+      </w:r>
+      <w:r>
+        <w:t>Das Programm</w:t>
+      </w:r>
+      <w:r>
+        <w:t xml:space="preserve"> wird bis heute gewartet,</w:t>
       </w:r>
       <w:r>
         <w:t xml:space="preserve"> ist ausführlich dokumentiert und Open Source auf </w:t>
       </w:r>
-      <w:hyperlink r:id="rId37" w:history="1">
+      <w:hyperlink r:id="rId40" w:history="1">
+        <w:r>
+          <w:rPr>
+            <w:rStyle w:val="IntensiverVerweis"/>
+          </w:rPr>
+          <w:t>GitHub</w:t>
+        </w:r>
+      </w:hyperlink>
+      <w:r>
+        <w:t xml:space="preserve"> zu finden.</w:t>
+      </w:r>
+      <w:r>
+        <w:t xml:space="preserve"> </w:t>
+      </w:r>
+    </w:p>
+    <w:p>
+      <w:pPr>
+        <w:jc w:val="both"/>
+      </w:pPr>
+    </w:p>
+    <w:p>
+      <w:pPr>
+        <w:jc w:val="both"/>
+      </w:pPr>
+    </w:p>
+    <w:p>
+      <w:pPr>
+        <w:jc w:val="both"/>
+      </w:pPr>
+      <w:r>
+        <w:rPr>
+          <w:rStyle w:val="Buchtitel"/>
+        </w:rPr>
+        <w:t>GestureBot Vision System</w:t>
+      </w:r>
+      <w:r>
+        <w:t xml:space="preserve"> </w:t>
+      </w:r>
+      <w:r>
+        <w:t>[</w:t>
+      </w:r>
+      <w:hyperlink w:anchor="Mehta_2025" w:history="1">
         <w:r>
           <w:rPr>
             <w:rStyle w:val="Hyperlink"/>
           </w:rPr>
-          <w:t>GitH</w:t>
+          <w:t>Mehta_2025</w:t>
         </w:r>
+      </w:hyperlink>
+      <w:r>
+        <w:t xml:space="preserve">] </w:t>
+      </w:r>
+    </w:p>
+    <w:p>
+      <w:pPr>
+        <w:jc w:val="both"/>
+      </w:pPr>
+    </w:p>
+    <w:p>
+      <w:pPr>
+        <w:jc w:val="both"/>
+      </w:pPr>
+      <w:r>
+        <w:t>I</w:t>
+      </w:r>
+      <w:r>
+        <w:t xml:space="preserve">st ein Projekt in dem ein Roboter </w:t>
+      </w:r>
+      <w:r>
+        <w:t xml:space="preserve">menschliche </w:t>
+      </w:r>
+      <w:r>
+        <w:t xml:space="preserve">Körperpositionen, Handgesten und Gegenstände erkennt und sich mit den ersten beiden </w:t>
+      </w:r>
+      <w:r>
+        <w:t>a</w:t>
+      </w:r>
+      <w:r>
+        <w:t>uch steuern lässt. Genutz</w:t>
+      </w:r>
+      <w:r>
+        <w:t>t</w:t>
+      </w:r>
+      <w:r>
+        <w:t xml:space="preserve"> w</w:t>
+      </w:r>
+      <w:r>
+        <w:t>erden</w:t>
+      </w:r>
+      <w:r>
+        <w:t xml:space="preserve"> </w:t>
+      </w:r>
+      <w:r>
+        <w:t xml:space="preserve">u.a. </w:t>
+      </w:r>
+      <w:r>
+        <w:t xml:space="preserve">folgende </w:t>
+      </w:r>
+      <w:r>
+        <w:t>Komponenten</w:t>
+      </w:r>
+      <w:r>
+        <w:t>:</w:t>
+      </w:r>
+    </w:p>
+    <w:p>
+      <w:pPr>
+        <w:jc w:val="both"/>
+      </w:pPr>
+    </w:p>
+    <w:p>
+      <w:pPr>
+        <w:pStyle w:val="Listenabsatz"/>
+        <w:numPr>
+          <w:ilvl w:val="0"/>
+          <w:numId w:val="31"/>
+        </w:numPr>
+        <w:jc w:val="both"/>
+      </w:pPr>
+      <w:r>
+        <w:t>Raspberry Pi 5</w:t>
+      </w:r>
+      <w:r>
+        <w:t xml:space="preserve"> 8 GB mit Ubuntu 24.</w:t>
+      </w:r>
+      <w:r>
+        <w:t>04 LTS (Nobel)</w:t>
+      </w:r>
+      <w:r>
+        <w:t xml:space="preserve"> für </w:t>
+      </w:r>
+      <w:r>
+        <w:t>Raspberry Pi</w:t>
+      </w:r>
+    </w:p>
+    <w:p>
+      <w:pPr>
+        <w:pStyle w:val="Listenabsatz"/>
+        <w:numPr>
+          <w:ilvl w:val="0"/>
+          <w:numId w:val="31"/>
+        </w:numPr>
+        <w:jc w:val="both"/>
+        <w:rPr>
+          <w:lang w:val="en-US"/>
+        </w:rPr>
+      </w:pPr>
+      <w:r>
+        <w:rPr>
+          <w:lang w:val="en-US"/>
+        </w:rPr>
+        <w:t xml:space="preserve">Raspberry Pi Camera Module 3 </w:t>
+      </w:r>
+      <w:r>
+        <w:rPr>
+          <w:lang w:val="en-US"/>
+        </w:rPr>
+        <w:t>(</w:t>
+      </w:r>
+      <w:r>
+        <w:rPr>
+          <w:lang w:val="en-US"/>
+        </w:rPr>
+        <w:t>IMX708, 640×480 @ 30 FPS)</w:t>
+      </w:r>
+    </w:p>
+    <w:p>
+      <w:pPr>
+        <w:pStyle w:val="Listenabsatz"/>
+        <w:numPr>
+          <w:ilvl w:val="0"/>
+          <w:numId w:val="31"/>
+        </w:numPr>
+        <w:jc w:val="both"/>
+      </w:pPr>
+      <w:r>
+        <w:t xml:space="preserve">ROS 2 – zur </w:t>
+      </w:r>
+      <w:r>
+        <w:t>Roboter</w:t>
+      </w:r>
+      <w:r>
+        <w:t>steuerung also Kommunikation und Navigation</w:t>
+      </w:r>
+    </w:p>
+    <w:p>
+      <w:pPr>
+        <w:pStyle w:val="Listenabsatz"/>
+        <w:numPr>
+          <w:ilvl w:val="0"/>
+          <w:numId w:val="31"/>
+        </w:numPr>
+        <w:jc w:val="both"/>
+      </w:pPr>
+      <w:r>
+        <w:t>MediaPipe</w:t>
+      </w:r>
+      <w:r>
+        <w:t xml:space="preserve"> und</w:t>
+      </w:r>
+      <w:r>
+        <w:t xml:space="preserve"> OpenCV</w:t>
+      </w:r>
+      <w:r>
+        <w:t xml:space="preserve"> in Python 3 – für die Bildverarbeitung</w:t>
+      </w:r>
+    </w:p>
+    <w:p>
+      <w:pPr>
+        <w:jc w:val="both"/>
+      </w:pPr>
+    </w:p>
+    <w:p>
+      <w:pPr>
+        <w:jc w:val="both"/>
+      </w:pPr>
+      <w:r>
+        <w:t xml:space="preserve">Hervorzuheben ist die ausführliche Dokumentation des Performens. Diese ist für alle drei Detektirungsarten getestet. U.a. mit verschiedenen Datentypen, Bildraten und Grafischer Auswertung. Das folgende Zitat ist interessant für diese Masterarbeit: </w:t>
+      </w:r>
+    </w:p>
+    <w:p>
+      <w:pPr>
+        <w:pStyle w:val="Zitat"/>
+      </w:pPr>
+      <w:r>
+        <w:rPr>
+          <w:lang w:val="en-US"/>
+        </w:rPr>
+        <w:t>At the heart of our system lies Google's MediaPipe Pose Landmarker, which provides real-time detection of 33 body landmarks covering the entire human skeleton – from head to toe. Running on a Raspberry Pi 5 with 8GB RAM and a Pi Camera Module 3, we achieve stable 3-7 FPS pose detection at 640x480 resolution.</w:t>
+      </w:r>
+      <w:r>
+        <w:rPr>
+          <w:lang w:val="en-US"/>
+        </w:rPr>
+        <w:br/>
+      </w:r>
+      <w:r>
+        <w:rPr>
+          <w:i w:val="0"/>
+          <w:iCs w:val="0"/>
+        </w:rPr>
+        <w:t>[</w:t>
+      </w:r>
+      <w:hyperlink w:anchor="Mehta_2025" w:history="1">
+        <w:r>
+          <w:rPr>
+            <w:rStyle w:val="Hyperlink"/>
+            <w:i w:val="0"/>
+            <w:iCs w:val="0"/>
+          </w:rPr>
+          <w:t>Mehta_2025</w:t>
+        </w:r>
+      </w:hyperlink>
+      <w:r>
+        <w:rPr>
+          <w:i w:val="0"/>
+          <w:iCs w:val="0"/>
+        </w:rPr>
+        <w:t>,</w:t>
+      </w:r>
+      <w:r>
+        <w:rPr>
+          <w:i w:val="0"/>
+          <w:iCs w:val="0"/>
+        </w:rPr>
+        <w:t xml:space="preserve"> </w:t>
+      </w:r>
+      <w:hyperlink r:id="rId41" w:history="1">
+        <w:r>
+          <w:rPr>
+            <w:rStyle w:val="IntensiverVerweis"/>
+            <w:i w:val="0"/>
+            <w:iCs w:val="0"/>
+          </w:rPr>
+          <w:t>Link 1</w:t>
+        </w:r>
+      </w:hyperlink>
+      <w:r>
+        <w:rPr>
+          <w:i w:val="0"/>
+          <w:iCs w:val="0"/>
+        </w:rPr>
+        <w:t>]</w:t>
+      </w:r>
+    </w:p>
+    <w:p>
+      <w:pPr>
+        <w:jc w:val="both"/>
+      </w:pPr>
+      <w:r>
+        <w:lastRenderedPageBreak/>
+        <w:t xml:space="preserve">In dem Projekt </w:t>
+      </w:r>
+      <w:r>
+        <w:t>wurde</w:t>
+      </w:r>
+      <w:r>
+        <w:t xml:space="preserve"> also </w:t>
+      </w:r>
+      <w:r>
+        <w:t xml:space="preserve">eine Erkennung der Körperposition mit MediaPipe auf einem Raspberry Pi 5 erfolgreich betreiben. Damit ließ sich VGA-Bild </w:t>
+      </w:r>
+      <w:r>
+        <w:t>(640</w:t>
+      </w:r>
+      <w:r>
+        <w:t xml:space="preserve"> </w:t>
+      </w:r>
+      <w:r>
+        <w:t>x</w:t>
+      </w:r>
+      <w:r>
+        <w:t xml:space="preserve"> </w:t>
+      </w:r>
+      <w:r>
+        <w:t>480</w:t>
+      </w:r>
+      <w:r>
+        <w:t>p) mit 3 - 7 FPS Verarbeitung. Für die Gestensteuerung dieser Arbeit wurde noch keine untere FPS-Grenze festgelegt, es ist instinktiv davon auszugehen das alles oberhalb von 10 FPS als “flüssige“ steuerbar war genommen wird und auch für die Erkennung schneller dynamischer Gesten ausreichen sollte. Es ist zu erwarten, dass rein technisch auch eine Steuerung mit 3 FPS möglich ist, vorausgesetzt es werden nur statischer Körperzustände grundsätzlich ausgewertet. Allerdings könnte das Benutzererlebnis unter zu wenig FPS leiden.</w:t>
+      </w:r>
+    </w:p>
+    <w:p>
+      <w:pPr>
+        <w:jc w:val="both"/>
+      </w:pPr>
+    </w:p>
+    <w:p>
+      <w:pPr>
+        <w:jc w:val="both"/>
+      </w:pPr>
+      <w:r>
+        <w:t xml:space="preserve">Das Projekt ist Open Sauce und ausführlich dokumentiert und </w:t>
+      </w:r>
+      <w:r>
+        <w:t xml:space="preserve">bebildert </w:t>
+      </w:r>
+      <w:r>
+        <w:t xml:space="preserve">auf </w:t>
+      </w:r>
+      <w:hyperlink r:id="rId42" w:history="1">
+        <w:r>
+          <w:rPr>
+            <w:rStyle w:val="IntensiverVerweis"/>
+          </w:rPr>
+          <w:t>GitHab</w:t>
+        </w:r>
+      </w:hyperlink>
+      <w:r>
+        <w:t>.</w:t>
+      </w:r>
+    </w:p>
+    <w:p>
+      <w:pPr>
+        <w:jc w:val="both"/>
+      </w:pPr>
+    </w:p>
+    <w:p>
+      <w:pPr>
+        <w:jc w:val="both"/>
+      </w:pPr>
+    </w:p>
+    <w:p>
+      <w:pPr>
+        <w:jc w:val="both"/>
+        <w:rPr>
+          <w:rStyle w:val="Buchtitel"/>
+          <w:b w:val="0"/>
+          <w:bCs w:val="0"/>
+          <w:i w:val="0"/>
+          <w:iCs w:val="0"/>
+          <w:lang w:val="en-US"/>
+        </w:rPr>
+      </w:pPr>
+      <w:r>
+        <w:rPr>
+          <w:rStyle w:val="Buchtitel"/>
+          <w:lang w:val="en-US"/>
+        </w:rPr>
+        <w:t>Control PIPER Arm with Hand Gestures</w:t>
+      </w:r>
+      <w:r>
+        <w:rPr>
+          <w:rStyle w:val="Buchtitel"/>
+          <w:lang w:val="en-US"/>
+        </w:rPr>
+        <w:t xml:space="preserve"> </w:t>
+      </w:r>
+      <w:r>
+        <w:rPr>
+          <w:rStyle w:val="Buchtitel"/>
+          <w:b w:val="0"/>
+          <w:bCs w:val="0"/>
+          <w:i w:val="0"/>
+          <w:iCs w:val="0"/>
+          <w:lang w:val="en-US"/>
+        </w:rPr>
+        <w:t>[</w:t>
+      </w:r>
+      <w:hyperlink w:anchor="AgileX_Robotics_2025" w:history="1">
+        <w:r>
+          <w:rPr>
+            <w:rStyle w:val="Hyperlink"/>
+            <w:spacing w:val="5"/>
+            <w:lang w:val="en-US"/>
+          </w:rPr>
+          <w:t>AgileX_Robotics_2025</w:t>
+        </w:r>
+      </w:hyperlink>
+      <w:r>
+        <w:rPr>
+          <w:rStyle w:val="Buchtitel"/>
+          <w:b w:val="0"/>
+          <w:bCs w:val="0"/>
+          <w:i w:val="0"/>
+          <w:iCs w:val="0"/>
+          <w:lang w:val="en-US"/>
+        </w:rPr>
+        <w:t>]</w:t>
+      </w:r>
+    </w:p>
+    <w:p>
+      <w:pPr>
+        <w:jc w:val="both"/>
+        <w:rPr>
+          <w:b/>
+          <w:bCs/>
+          <w:i/>
+          <w:iCs/>
+          <w:spacing w:val="5"/>
+          <w:lang w:val="en-US"/>
+        </w:rPr>
+      </w:pPr>
+    </w:p>
+    <w:p>
+      <w:pPr>
+        <w:jc w:val="both"/>
+      </w:pPr>
+      <w:r>
+        <w:t xml:space="preserve">Das </w:t>
+      </w:r>
+      <w:r>
+        <w:t>Projekt</w:t>
+      </w:r>
+      <w:r>
+        <w:t xml:space="preserve"> der</w:t>
+      </w:r>
+      <w:r>
+        <w:t xml:space="preserve"> Organisation</w:t>
+      </w:r>
+      <w:r>
+        <w:t xml:space="preserve"> </w:t>
+      </w:r>
+      <w:hyperlink r:id="rId43" w:history="1">
+        <w:r>
+          <w:rPr>
+            <w:rStyle w:val="IntensiverVerweis"/>
+          </w:rPr>
+          <w:t>AgileX Robotics</w:t>
+        </w:r>
+      </w:hyperlink>
+      <w:r>
+        <w:t xml:space="preserve">, ist </w:t>
+      </w:r>
+      <w:r>
+        <w:t>zur Ste</w:t>
+      </w:r>
+      <w:r>
+        <w:t>u</w:t>
+      </w:r>
+      <w:r>
+        <w:t>erung eine</w:t>
+      </w:r>
+      <w:r>
+        <w:t>s Roboterarms mittels Handgesten. Es werden u.a. folgende Komponenten genutzt:</w:t>
+      </w:r>
+    </w:p>
+    <w:p>
+      <w:pPr>
+        <w:jc w:val="both"/>
+      </w:pPr>
+    </w:p>
+    <w:p>
+      <w:pPr>
+        <w:pStyle w:val="Listenabsatz"/>
+        <w:numPr>
+          <w:ilvl w:val="0"/>
+          <w:numId w:val="31"/>
+        </w:numPr>
+        <w:jc w:val="both"/>
+      </w:pPr>
+      <w:r>
+        <w:t>undefinierter Ubuntu Computer</w:t>
+      </w:r>
+    </w:p>
+    <w:p>
+      <w:pPr>
+        <w:pStyle w:val="Listenabsatz"/>
+        <w:numPr>
+          <w:ilvl w:val="0"/>
+          <w:numId w:val="31"/>
+        </w:numPr>
+        <w:jc w:val="both"/>
+        <w:rPr>
+          <w:lang w:val="en-US"/>
+        </w:rPr>
+      </w:pPr>
+      <w:hyperlink r:id="rId44" w:history="1">
+        <w:r>
+          <w:rPr>
+            <w:rStyle w:val="IntensiverVerweis"/>
+            <w:lang w:val="en-US"/>
+          </w:rPr>
+          <w:t>Intel RealSense D435</w:t>
+        </w:r>
+      </w:hyperlink>
+      <w:r>
+        <w:rPr>
+          <w:rStyle w:val="IntensiverVerweis"/>
+          <w:lang w:val="en-US"/>
+        </w:rPr>
+        <w:t xml:space="preserve"> </w:t>
+      </w:r>
+      <w:r>
+        <w:rPr>
+          <w:lang w:val="en-US"/>
+        </w:rPr>
+        <w:t xml:space="preserve">(640×480 @ 30fps with aligned depth/RGB) </w:t>
+      </w:r>
+      <w:r>
+        <w:rPr>
+          <w:lang w:val="en-US"/>
+        </w:rPr>
+        <w:t>– Kamera</w:t>
+      </w:r>
+      <w:r>
+        <w:rPr>
+          <w:lang w:val="en-US"/>
+        </w:rPr>
+        <w:t xml:space="preserve"> </w:t>
+      </w:r>
+    </w:p>
+    <w:p>
+      <w:pPr>
+        <w:pStyle w:val="Listenabsatz"/>
+        <w:numPr>
+          <w:ilvl w:val="0"/>
+          <w:numId w:val="31"/>
+        </w:numPr>
+        <w:jc w:val="both"/>
+        <w:rPr>
+          <w:lang w:val="en-US"/>
+        </w:rPr>
+      </w:pPr>
+      <w:hyperlink r:id="rId45" w:history="1">
+        <w:r>
+          <w:rPr>
+            <w:rStyle w:val="IntensiverVerweis"/>
+            <w:lang w:val="en-US"/>
+          </w:rPr>
+          <w:t>Orbbec Petrel</w:t>
+        </w:r>
+      </w:hyperlink>
+      <w:r>
+        <w:rPr>
+          <w:lang w:val="en-US"/>
+        </w:rPr>
+        <w:t xml:space="preserve"> (640×400 @ 30fps with aligned depth/RGB)</w:t>
+      </w:r>
+      <w:r>
+        <w:rPr>
+          <w:lang w:val="en-US"/>
+        </w:rPr>
+        <w:t xml:space="preserve"> – Kamera </w:t>
+      </w:r>
+    </w:p>
+    <w:p>
+      <w:pPr>
+        <w:pStyle w:val="Listenabsatz"/>
+        <w:numPr>
+          <w:ilvl w:val="0"/>
+          <w:numId w:val="31"/>
+        </w:numPr>
+        <w:jc w:val="both"/>
+      </w:pPr>
+      <w:r>
+        <w:t>ROS – zur Robotersteuerung</w:t>
+      </w:r>
+    </w:p>
+    <w:p>
+      <w:pPr>
+        <w:pStyle w:val="Listenabsatz"/>
+        <w:numPr>
+          <w:ilvl w:val="0"/>
+          <w:numId w:val="31"/>
+        </w:numPr>
+        <w:jc w:val="both"/>
+      </w:pPr>
+      <w:r>
+        <w:t>Mediapipe in Python – zur Gestenerkennung</w:t>
+      </w:r>
+    </w:p>
+    <w:p>
+      <w:pPr>
+        <w:jc w:val="both"/>
+      </w:pPr>
+    </w:p>
+    <w:p>
+      <w:pPr>
+        <w:jc w:val="both"/>
+      </w:pPr>
+      <w:r>
+        <w:t xml:space="preserve">Hier wurde </w:t>
+      </w:r>
+      <w:r>
+        <w:t xml:space="preserve">eine der genannten </w:t>
+      </w:r>
+      <w:r>
+        <w:t>Tiefenkamera</w:t>
+      </w:r>
+      <w:r>
+        <w:t>/</w:t>
+      </w:r>
+      <w:r>
+        <w:t xml:space="preserve">3D-Kamera in der Kombination mit MediaPipe verwendet. Die Bildauflösung </w:t>
+      </w:r>
+      <w:r>
+        <w:t>der Kameras</w:t>
+      </w:r>
+      <w:r>
+        <w:t xml:space="preserve"> ist in der </w:t>
+      </w:r>
+      <w:hyperlink r:id="rId46" w:history="1">
+        <w:r>
+          <w:rPr>
+            <w:rStyle w:val="IntensiverVerweis"/>
+          </w:rPr>
+          <w:t>Projektdokumentation</w:t>
+        </w:r>
+      </w:hyperlink>
+      <w:r>
+        <w:t xml:space="preserve"> geringer als auf de</w:t>
+      </w:r>
+      <w:r>
+        <w:t>n</w:t>
+      </w:r>
+      <w:r>
+        <w:t xml:space="preserve"> Herstellerseite</w:t>
+      </w:r>
+      <w:r>
+        <w:t>n, denn</w:t>
+      </w:r>
+      <w:r>
+        <w:t xml:space="preserve"> diese </w:t>
+      </w:r>
+      <w:r>
+        <w:t xml:space="preserve">können </w:t>
+      </w:r>
+      <w:r>
+        <w:t>heruntergeregelt werden.</w:t>
+      </w:r>
+    </w:p>
+    <w:p>
+      <w:pPr>
+        <w:jc w:val="both"/>
+      </w:pPr>
+    </w:p>
+    <w:p>
+      <w:pPr>
+        <w:jc w:val="both"/>
+      </w:pPr>
+      <w:r>
+        <w:t>Die Kombination aus MediaPipe und einer 3D-Kamera ist für dieses Masterarbeit denkbar.</w:t>
+      </w:r>
+    </w:p>
+    <w:p>
+      <w:pPr>
+        <w:jc w:val="both"/>
+      </w:pPr>
+    </w:p>
+    <w:p>
+      <w:pPr>
+        <w:jc w:val="both"/>
+      </w:pPr>
+      <w:r>
+        <w:t xml:space="preserve">Das Projekt ist Open Sorce auf </w:t>
+      </w:r>
+      <w:hyperlink r:id="rId47" w:history="1">
+        <w:r>
+          <w:rPr>
+            <w:rStyle w:val="IntensiverVerweis"/>
+          </w:rPr>
+          <w:t>GitHub</w:t>
+        </w:r>
+      </w:hyperlink>
+      <w:r>
+        <w:t>.</w:t>
+      </w:r>
+    </w:p>
+    <w:p>
+      <w:pPr>
+        <w:jc w:val="both"/>
+      </w:pPr>
+    </w:p>
+    <w:p>
+      <w:pPr>
+        <w:jc w:val="both"/>
+      </w:pPr>
+      <w:r>
+        <w:t>Jetson Projekte:</w:t>
+      </w:r>
+    </w:p>
+    <w:p>
+      <w:pPr>
+        <w:jc w:val="both"/>
+      </w:pPr>
+      <w:hyperlink r:id="rId48" w:history="1">
         <w:r>
           <w:rPr>
             <w:rStyle w:val="Hyperlink"/>
           </w:rPr>
-          <w:t>u</w:t>
+          <w:t>https://github.com/Pol-Zeimet/Gestenerkennung_auf_Skelettdaten_mit_CNN</w:t>
         </w:r>
+      </w:hyperlink>
+    </w:p>
+    <w:p>
+      <w:pPr>
+        <w:jc w:val="both"/>
+      </w:pPr>
+      <w:hyperlink r:id="rId49" w:history="1">
         <w:r>
           <w:rPr>
             <w:rStyle w:val="Hyperlink"/>
           </w:rPr>
-          <w:t>b</w:t>
+          <w:t>https://www.youtube.com/watch?v=35EolvaJ2MI&amp;t=164s</w:t>
         </w:r>
       </w:hyperlink>
-      <w:r>
-        <w:t xml:space="preserve"> zu finden.</w:t>
-      </w:r>
-    </w:p>
-    <w:p/>
+    </w:p>
+    <w:p>
+      <w:pPr>
+        <w:jc w:val="both"/>
+      </w:pPr>
+      <w:hyperlink r:id="rId50" w:history="1">
+        <w:r>
+          <w:rPr>
+            <w:rStyle w:val="Hyperlink"/>
+          </w:rPr>
+          <w:t>https://developer.nvidia.com/embedded/community/jetson-projects/ros_finger_controlled_robot_arm?utm_source=chatgpt.com</w:t>
+        </w:r>
+      </w:hyperlink>
+    </w:p>
+    <w:p>
+      <w:pPr>
+        <w:jc w:val="both"/>
+      </w:pPr>
+      <w:hyperlink r:id="rId51" w:history="1">
+        <w:r>
+          <w:rPr>
+            <w:rStyle w:val="Hyperlink"/>
+          </w:rPr>
+          <w:t>https://www.youtube.com/watch?v=wM9CMnbKWvc</w:t>
+        </w:r>
+      </w:hyperlink>
+    </w:p>
+    <w:p>
+      <w:pPr>
+        <w:jc w:val="both"/>
+      </w:pPr>
+    </w:p>
+    <w:p>
+      <w:pPr>
+        <w:jc w:val="both"/>
+      </w:pPr>
+      <w:r>
+        <w:t>raspbery pi projekte:</w:t>
+      </w:r>
+    </w:p>
+    <w:p>
+      <w:pPr>
+        <w:jc w:val="both"/>
+      </w:pPr>
+      <w:r>
+        <w:t>….</w:t>
+      </w:r>
+    </w:p>
+    <w:p>
+      <w:pPr>
+        <w:jc w:val="both"/>
+      </w:pPr>
+    </w:p>
+    <w:p>
+      <w:pPr>
+        <w:jc w:val="both"/>
+      </w:pPr>
+    </w:p>
+    <w:p>
+      <w:pPr>
+        <w:jc w:val="both"/>
+      </w:pPr>
+    </w:p>
+    <w:p>
+      <w:pPr>
+        <w:jc w:val="both"/>
+      </w:pPr>
+    </w:p>
+    <w:p>
+      <w:pPr>
+        <w:jc w:val="both"/>
+      </w:pPr>
+      <w:r>
+        <w:t xml:space="preserve">Weitere Projekte mit Python 3 und Gestenerkennung oder Körperwinkelmessung KI gestützter Bildverarbeitung, mit einer 2D-Webcam und Systemübergreifender </w:t>
+      </w:r>
+      <w:r>
+        <w:lastRenderedPageBreak/>
+        <w:t>Kompatibilität, z.B. durch Webbrowserapplikation. Auch dokumentiert und Open Sauce auf GitHub:</w:t>
+      </w:r>
+    </w:p>
+    <w:p>
+      <w:pPr>
+        <w:jc w:val="both"/>
+      </w:pPr>
+    </w:p>
+    <w:p>
+      <w:pPr>
+        <w:ind w:firstLine="708"/>
+        <w:jc w:val="both"/>
+      </w:pPr>
+      <w:r>
+        <w:t>“</w:t>
+      </w:r>
+      <w:r>
+        <w:t>Posture Detection Project</w:t>
+      </w:r>
+      <w:r>
+        <w:t xml:space="preserve">” von </w:t>
+      </w:r>
+      <w:r>
+        <w:t>Zain Iqbal</w:t>
+      </w:r>
+      <w:r>
+        <w:t xml:space="preserve"> – Echtzeit Haltungswinkel</w:t>
+      </w:r>
+      <w:r>
+        <w:t>analyse</w:t>
+      </w:r>
+    </w:p>
+    <w:p>
+      <w:pPr>
+        <w:ind w:left="708"/>
+        <w:jc w:val="both"/>
+        <w:rPr>
+          <w:rStyle w:val="IntensiverVerweis"/>
+          <w:lang w:val="en-US"/>
+        </w:rPr>
+      </w:pPr>
+      <w:hyperlink r:id="rId52" w:history="1">
+        <w:r>
+          <w:rPr>
+            <w:rStyle w:val="IntensiverVerweis"/>
+            <w:lang w:val="en-US"/>
+          </w:rPr>
+          <w:t>https://git.hubp.de/zainibaloch/Posture-Detection-Project/tree/main</w:t>
+        </w:r>
+      </w:hyperlink>
+    </w:p>
+    <w:p>
+      <w:pPr>
+        <w:ind w:firstLine="708"/>
+        <w:jc w:val="both"/>
+        <w:rPr>
+          <w:lang w:val="en-US"/>
+        </w:rPr>
+      </w:pPr>
+    </w:p>
+    <w:p>
+      <w:pPr>
+        <w:ind w:firstLine="708"/>
+        <w:jc w:val="both"/>
+        <w:rPr>
+          <w:lang w:val="en-US"/>
+        </w:rPr>
+      </w:pPr>
+    </w:p>
+    <w:p>
+      <w:pPr>
+        <w:jc w:val="both"/>
+        <w:rPr>
+          <w:lang w:val="en-US"/>
+        </w:rPr>
+      </w:pPr>
+    </w:p>
     <w:p>
       <w:pPr>
         <w:pStyle w:val="berschrift2"/>
       </w:pPr>
+      <w:bookmarkStart w:id="39" w:name="_Toc228970630"/>
       <w:r>
         <w:t>Wahl der Hardware und Software</w:t>
       </w:r>
-      <w:bookmarkEnd w:id="37"/>
+      <w:bookmarkEnd w:id="39"/>
     </w:p>
     <w:p>
       <w:pPr>
         <w:pStyle w:val="berschrift1"/>
       </w:pPr>
-      <w:bookmarkStart w:id="38" w:name="_Toc228557178"/>
+      <w:bookmarkStart w:id="40" w:name="_Toc228970631"/>
       <w:r>
         <w:lastRenderedPageBreak/>
         <w:t>Armwinkel schätzen</w:t>
       </w:r>
-      <w:bookmarkEnd w:id="38"/>
+      <w:bookmarkEnd w:id="40"/>
     </w:p>
     <w:p>
       <w:pPr>
@@ -10402,7 +11676,7 @@
       <w:pPr>
         <w:pStyle w:val="berschrift1"/>
       </w:pPr>
-      <w:bookmarkStart w:id="39" w:name="_Toc228557179"/>
+      <w:bookmarkStart w:id="41" w:name="_Toc228970632"/>
       <w:r>
         <w:lastRenderedPageBreak/>
         <w:t>Anfertigung</w:t>
@@ -10411,7 +11685,7 @@
         <w:t xml:space="preserve"> der Arbeit</w:t>
       </w:r>
       <w:bookmarkEnd w:id="24"/>
-      <w:bookmarkEnd w:id="39"/>
+      <w:bookmarkEnd w:id="41"/>
     </w:p>
     <w:p>
       <w:pPr>
@@ -10954,37 +12228,37 @@
         <w:pStyle w:val="berschrift1"/>
         <w:spacing w:after="0"/>
       </w:pPr>
-      <w:bookmarkStart w:id="40" w:name="_Ref532289901"/>
-      <w:bookmarkStart w:id="41" w:name="_Toc532290624"/>
-      <w:bookmarkStart w:id="42" w:name="_Toc532295857"/>
-      <w:bookmarkStart w:id="43" w:name="_Toc226907256"/>
-      <w:bookmarkStart w:id="44" w:name="_Toc228557180"/>
+      <w:bookmarkStart w:id="42" w:name="_Ref532289901"/>
+      <w:bookmarkStart w:id="43" w:name="_Toc532290624"/>
+      <w:bookmarkStart w:id="44" w:name="_Toc532295857"/>
+      <w:bookmarkStart w:id="45" w:name="_Toc226907256"/>
+      <w:bookmarkStart w:id="46" w:name="_Toc228970633"/>
       <w:r>
         <w:lastRenderedPageBreak/>
         <w:t>Anforderungen an wissenschaftliche Arbeiten</w:t>
       </w:r>
-      <w:bookmarkEnd w:id="40"/>
-      <w:bookmarkEnd w:id="41"/>
       <w:bookmarkEnd w:id="42"/>
       <w:bookmarkEnd w:id="43"/>
       <w:bookmarkEnd w:id="44"/>
+      <w:bookmarkEnd w:id="45"/>
+      <w:bookmarkEnd w:id="46"/>
     </w:p>
     <w:p>
       <w:pPr>
         <w:pStyle w:val="berschrift2"/>
         <w:spacing w:before="0"/>
       </w:pPr>
-      <w:bookmarkStart w:id="45" w:name="_Toc532290625"/>
-      <w:bookmarkStart w:id="46" w:name="_Toc532295858"/>
-      <w:bookmarkStart w:id="47" w:name="_Toc226907257"/>
-      <w:bookmarkStart w:id="48" w:name="_Toc228557181"/>
+      <w:bookmarkStart w:id="47" w:name="_Toc532290625"/>
+      <w:bookmarkStart w:id="48" w:name="_Toc532295858"/>
+      <w:bookmarkStart w:id="49" w:name="_Toc226907257"/>
+      <w:bookmarkStart w:id="50" w:name="_Toc228970634"/>
       <w:r>
         <w:t>Aufbau wissenschaftlicher Arbeiten</w:t>
       </w:r>
-      <w:bookmarkEnd w:id="45"/>
-      <w:bookmarkEnd w:id="46"/>
       <w:bookmarkEnd w:id="47"/>
       <w:bookmarkEnd w:id="48"/>
+      <w:bookmarkEnd w:id="49"/>
+      <w:bookmarkEnd w:id="50"/>
     </w:p>
     <w:p>
       <w:pPr>
@@ -11551,8 +12825,8 @@
         <w:softHyphen/>
         <w:t>dung von Symbolen im Text ist folgendes zu beachten (</w:t>
       </w:r>
-      <w:bookmarkStart w:id="49" w:name="Indirektes_Zitat2"/>
-      <w:bookmarkEnd w:id="49"/>
+      <w:bookmarkStart w:id="51" w:name="Indirektes_Zitat2"/>
+      <w:bookmarkEnd w:id="51"/>
       <w:r>
         <w:t>vgl. Beutelspacher (1999), S. 21 ff.):</w:t>
       </w:r>
@@ -12097,19 +13371,19 @@
       <w:pPr>
         <w:pStyle w:val="berschrift2"/>
       </w:pPr>
-      <w:bookmarkStart w:id="50" w:name="_Ref532194113"/>
-      <w:bookmarkStart w:id="51" w:name="_Toc532290626"/>
-      <w:bookmarkStart w:id="52" w:name="_Toc532295859"/>
-      <w:bookmarkStart w:id="53" w:name="_Toc226907258"/>
-      <w:bookmarkStart w:id="54" w:name="_Toc228557182"/>
+      <w:bookmarkStart w:id="52" w:name="_Ref532194113"/>
+      <w:bookmarkStart w:id="53" w:name="_Toc532290626"/>
+      <w:bookmarkStart w:id="54" w:name="_Toc532295859"/>
+      <w:bookmarkStart w:id="55" w:name="_Toc226907258"/>
+      <w:bookmarkStart w:id="56" w:name="_Toc228970635"/>
       <w:r>
         <w:t>Begriffsverwendung</w:t>
       </w:r>
-      <w:bookmarkEnd w:id="50"/>
-      <w:bookmarkEnd w:id="51"/>
       <w:bookmarkEnd w:id="52"/>
       <w:bookmarkEnd w:id="53"/>
       <w:bookmarkEnd w:id="54"/>
+      <w:bookmarkEnd w:id="55"/>
+      <w:bookmarkEnd w:id="56"/>
     </w:p>
     <w:p>
       <w:pPr>
@@ -12139,8 +13413,8 @@
         <w:softHyphen/>
         <w:t xml:space="preserve">tigen </w:t>
       </w:r>
-      <w:bookmarkStart w:id="55" w:name="Indirektes_Zitat"/>
-      <w:bookmarkEnd w:id="55"/>
+      <w:bookmarkStart w:id="57" w:name="Indirektes_Zitat"/>
+      <w:bookmarkEnd w:id="57"/>
       <w:r>
         <w:t>(vgl. Zschocke (1995), S. 145 ff.):</w:t>
       </w:r>
@@ -12304,17 +13578,17 @@
       <w:pPr>
         <w:pStyle w:val="berschrift2"/>
       </w:pPr>
-      <w:bookmarkStart w:id="56" w:name="_Toc532290627"/>
-      <w:bookmarkStart w:id="57" w:name="_Toc532295860"/>
-      <w:bookmarkStart w:id="58" w:name="_Toc226907259"/>
-      <w:bookmarkStart w:id="59" w:name="_Toc228557183"/>
+      <w:bookmarkStart w:id="58" w:name="_Toc532290627"/>
+      <w:bookmarkStart w:id="59" w:name="_Toc532295860"/>
+      <w:bookmarkStart w:id="60" w:name="_Toc226907259"/>
+      <w:bookmarkStart w:id="61" w:name="_Toc228970636"/>
       <w:r>
         <w:t>Literaturverwendung</w:t>
       </w:r>
-      <w:bookmarkEnd w:id="56"/>
-      <w:bookmarkEnd w:id="57"/>
       <w:bookmarkEnd w:id="58"/>
       <w:bookmarkEnd w:id="59"/>
+      <w:bookmarkEnd w:id="60"/>
+      <w:bookmarkEnd w:id="61"/>
     </w:p>
     <w:p>
       <w:pPr>
@@ -12585,20 +13859,20 @@
       <w:pPr>
         <w:pStyle w:val="berschrift2"/>
       </w:pPr>
-      <w:bookmarkStart w:id="60" w:name="_Ref532289788"/>
-      <w:bookmarkStart w:id="61" w:name="_Toc532290628"/>
-      <w:bookmarkStart w:id="62" w:name="_Toc532295861"/>
-      <w:bookmarkStart w:id="63" w:name="_Toc226907260"/>
-      <w:bookmarkStart w:id="64" w:name="_Toc228557184"/>
+      <w:bookmarkStart w:id="62" w:name="_Ref532289788"/>
+      <w:bookmarkStart w:id="63" w:name="_Toc532290628"/>
+      <w:bookmarkStart w:id="64" w:name="_Toc532295861"/>
+      <w:bookmarkStart w:id="65" w:name="_Toc226907260"/>
+      <w:bookmarkStart w:id="66" w:name="_Toc228970637"/>
       <w:r>
         <w:lastRenderedPageBreak/>
         <w:t>Stil</w:t>
       </w:r>
-      <w:bookmarkEnd w:id="60"/>
-      <w:bookmarkEnd w:id="61"/>
       <w:bookmarkEnd w:id="62"/>
       <w:bookmarkEnd w:id="63"/>
       <w:bookmarkEnd w:id="64"/>
+      <w:bookmarkEnd w:id="65"/>
+      <w:bookmarkEnd w:id="66"/>
     </w:p>
     <w:p>
       <w:pPr>
@@ -12744,38 +14018,36 @@
         <w:pStyle w:val="berschrift1"/>
         <w:spacing w:after="0"/>
       </w:pPr>
-      <w:bookmarkStart w:id="65" w:name="_Toc532295862"/>
-      <w:bookmarkStart w:id="66" w:name="_Ref532463255"/>
-      <w:bookmarkStart w:id="67" w:name="_Toc226907261"/>
-      <w:bookmarkStart w:id="68" w:name="_Toc228557185"/>
+      <w:bookmarkStart w:id="67" w:name="_Toc532295862"/>
+      <w:bookmarkStart w:id="68" w:name="_Ref532463255"/>
+      <w:bookmarkStart w:id="69" w:name="_Toc226907261"/>
+      <w:bookmarkStart w:id="70" w:name="_Toc228970638"/>
       <w:r>
         <w:lastRenderedPageBreak/>
         <w:t>Formatierung wissenschaftlicher Arbeiten</w:t>
       </w:r>
-      <w:bookmarkEnd w:id="65"/>
-      <w:bookmarkEnd w:id="66"/>
       <w:bookmarkEnd w:id="67"/>
       <w:bookmarkEnd w:id="68"/>
+      <w:bookmarkEnd w:id="69"/>
+      <w:bookmarkEnd w:id="70"/>
     </w:p>
     <w:p>
       <w:pPr>
         <w:pStyle w:val="berschrift2"/>
         <w:spacing w:before="0"/>
       </w:pPr>
-      <w:bookmarkStart w:id="69" w:name="_Toc395354963"/>
-      <w:bookmarkStart w:id="70" w:name="_Toc531875764"/>
-      <w:bookmarkStart w:id="71" w:name="_Toc531875845"/>
-      <w:bookmarkStart w:id="72" w:name="_Toc531876896"/>
-      <w:bookmarkStart w:id="73" w:name="_Toc531878875"/>
-      <w:bookmarkStart w:id="74" w:name="_Toc532290630"/>
-      <w:bookmarkStart w:id="75" w:name="_Toc532295863"/>
-      <w:bookmarkStart w:id="76" w:name="_Toc226907262"/>
-      <w:bookmarkStart w:id="77" w:name="_Toc228557186"/>
+      <w:bookmarkStart w:id="71" w:name="_Toc395354963"/>
+      <w:bookmarkStart w:id="72" w:name="_Toc531875764"/>
+      <w:bookmarkStart w:id="73" w:name="_Toc531875845"/>
+      <w:bookmarkStart w:id="74" w:name="_Toc531876896"/>
+      <w:bookmarkStart w:id="75" w:name="_Toc531878875"/>
+      <w:bookmarkStart w:id="76" w:name="_Toc532290630"/>
+      <w:bookmarkStart w:id="77" w:name="_Toc532295863"/>
+      <w:bookmarkStart w:id="78" w:name="_Toc226907262"/>
+      <w:bookmarkStart w:id="79" w:name="_Toc228970639"/>
       <w:r>
         <w:t>Allgemeine Hinweise zur Formatierung</w:t>
       </w:r>
-      <w:bookmarkEnd w:id="69"/>
-      <w:bookmarkEnd w:id="70"/>
       <w:bookmarkEnd w:id="71"/>
       <w:bookmarkEnd w:id="72"/>
       <w:bookmarkEnd w:id="73"/>
@@ -12783,6 +14055,8 @@
       <w:bookmarkEnd w:id="75"/>
       <w:bookmarkEnd w:id="76"/>
       <w:bookmarkEnd w:id="77"/>
+      <w:bookmarkEnd w:id="78"/>
+      <w:bookmarkEnd w:id="79"/>
       <w:r>
         <w:t xml:space="preserve"> </w:t>
       </w:r>
@@ -12839,20 +14113,18 @@
         <w:pStyle w:val="berschrift2"/>
         <w:spacing w:after="0"/>
       </w:pPr>
-      <w:bookmarkStart w:id="78" w:name="_Toc395354964"/>
-      <w:bookmarkStart w:id="79" w:name="_Toc531875765"/>
-      <w:bookmarkStart w:id="80" w:name="_Toc531875846"/>
-      <w:bookmarkStart w:id="81" w:name="_Toc531876897"/>
-      <w:bookmarkStart w:id="82" w:name="_Toc531878876"/>
-      <w:bookmarkStart w:id="83" w:name="_Toc532290631"/>
-      <w:bookmarkStart w:id="84" w:name="_Toc532295864"/>
-      <w:bookmarkStart w:id="85" w:name="_Toc226907263"/>
-      <w:bookmarkStart w:id="86" w:name="_Toc228557187"/>
+      <w:bookmarkStart w:id="80" w:name="_Toc395354964"/>
+      <w:bookmarkStart w:id="81" w:name="_Toc531875765"/>
+      <w:bookmarkStart w:id="82" w:name="_Toc531875846"/>
+      <w:bookmarkStart w:id="83" w:name="_Toc531876897"/>
+      <w:bookmarkStart w:id="84" w:name="_Toc531878876"/>
+      <w:bookmarkStart w:id="85" w:name="_Toc532290631"/>
+      <w:bookmarkStart w:id="86" w:name="_Toc532295864"/>
+      <w:bookmarkStart w:id="87" w:name="_Toc226907263"/>
+      <w:bookmarkStart w:id="88" w:name="_Toc228970640"/>
       <w:r>
         <w:t>Übersicht der Formatvorlagen</w:t>
       </w:r>
-      <w:bookmarkEnd w:id="78"/>
-      <w:bookmarkEnd w:id="79"/>
       <w:bookmarkEnd w:id="80"/>
       <w:bookmarkEnd w:id="81"/>
       <w:bookmarkEnd w:id="82"/>
@@ -12860,6 +14132,8 @@
       <w:bookmarkEnd w:id="84"/>
       <w:bookmarkEnd w:id="85"/>
       <w:bookmarkEnd w:id="86"/>
+      <w:bookmarkEnd w:id="87"/>
+      <w:bookmarkEnd w:id="88"/>
       <w:r>
         <w:t xml:space="preserve"> </w:t>
       </w:r>
@@ -12869,30 +14143,30 @@
         <w:pStyle w:val="berschrift3"/>
         <w:spacing w:before="0"/>
       </w:pPr>
-      <w:bookmarkStart w:id="87" w:name="_Toc395354965"/>
-      <w:bookmarkStart w:id="88" w:name="_Toc531875766"/>
-      <w:bookmarkStart w:id="89" w:name="_Toc531875847"/>
-      <w:bookmarkStart w:id="90" w:name="_Toc531876898"/>
-      <w:bookmarkStart w:id="91" w:name="_Toc531878877"/>
-      <w:bookmarkStart w:id="92" w:name="_Toc532290632"/>
-      <w:bookmarkStart w:id="93" w:name="_Toc532295865"/>
-      <w:bookmarkStart w:id="94" w:name="_Toc226907264"/>
-      <w:bookmarkStart w:id="95" w:name="_Toc228557188"/>
+      <w:bookmarkStart w:id="89" w:name="_Toc395354965"/>
+      <w:bookmarkStart w:id="90" w:name="_Toc531875766"/>
+      <w:bookmarkStart w:id="91" w:name="_Toc531875847"/>
+      <w:bookmarkStart w:id="92" w:name="_Toc531876898"/>
+      <w:bookmarkStart w:id="93" w:name="_Toc531878877"/>
+      <w:bookmarkStart w:id="94" w:name="_Toc532290632"/>
+      <w:bookmarkStart w:id="95" w:name="_Toc532295865"/>
+      <w:bookmarkStart w:id="96" w:name="_Toc226907264"/>
+      <w:bookmarkStart w:id="97" w:name="_Toc228970641"/>
       <w:r>
         <w:t xml:space="preserve">Grundtext und </w:t>
       </w:r>
-      <w:bookmarkEnd w:id="87"/>
-      <w:bookmarkEnd w:id="88"/>
       <w:bookmarkEnd w:id="89"/>
       <w:bookmarkEnd w:id="90"/>
       <w:bookmarkEnd w:id="91"/>
       <w:bookmarkEnd w:id="92"/>
-      <w:r>
-        <w:t>Grundzeichen</w:t>
-      </w:r>
       <w:bookmarkEnd w:id="93"/>
       <w:bookmarkEnd w:id="94"/>
+      <w:r>
+        <w:t>Grundzeichen</w:t>
+      </w:r>
       <w:bookmarkEnd w:id="95"/>
+      <w:bookmarkEnd w:id="96"/>
+      <w:bookmarkEnd w:id="97"/>
       <w:r>
         <w:t xml:space="preserve"> </w:t>
       </w:r>
@@ -13068,20 +14342,18 @@
       <w:pPr>
         <w:pStyle w:val="berschrift3"/>
       </w:pPr>
-      <w:bookmarkStart w:id="96" w:name="_Toc395354967"/>
-      <w:bookmarkStart w:id="97" w:name="_Toc531875768"/>
-      <w:bookmarkStart w:id="98" w:name="_Toc531875849"/>
-      <w:bookmarkStart w:id="99" w:name="_Toc531876900"/>
-      <w:bookmarkStart w:id="100" w:name="_Toc531878879"/>
-      <w:bookmarkStart w:id="101" w:name="_Toc532290634"/>
-      <w:bookmarkStart w:id="102" w:name="_Toc532295866"/>
-      <w:bookmarkStart w:id="103" w:name="_Toc226907265"/>
-      <w:bookmarkStart w:id="104" w:name="_Toc228557189"/>
+      <w:bookmarkStart w:id="98" w:name="_Toc395354967"/>
+      <w:bookmarkStart w:id="99" w:name="_Toc531875768"/>
+      <w:bookmarkStart w:id="100" w:name="_Toc531875849"/>
+      <w:bookmarkStart w:id="101" w:name="_Toc531876900"/>
+      <w:bookmarkStart w:id="102" w:name="_Toc531878879"/>
+      <w:bookmarkStart w:id="103" w:name="_Toc532290634"/>
+      <w:bookmarkStart w:id="104" w:name="_Toc532295866"/>
+      <w:bookmarkStart w:id="105" w:name="_Toc226907265"/>
+      <w:bookmarkStart w:id="106" w:name="_Toc228970642"/>
       <w:r>
         <w:t>Überschriften</w:t>
       </w:r>
-      <w:bookmarkEnd w:id="96"/>
-      <w:bookmarkEnd w:id="97"/>
       <w:bookmarkEnd w:id="98"/>
       <w:bookmarkEnd w:id="99"/>
       <w:bookmarkEnd w:id="100"/>
@@ -13089,6 +14361,8 @@
       <w:bookmarkEnd w:id="102"/>
       <w:bookmarkEnd w:id="103"/>
       <w:bookmarkEnd w:id="104"/>
+      <w:bookmarkEnd w:id="105"/>
+      <w:bookmarkEnd w:id="106"/>
     </w:p>
     <w:p>
       <w:pPr>
@@ -13212,21 +14486,19 @@
         <w:pageBreakBefore/>
         <w:spacing w:before="0"/>
       </w:pPr>
-      <w:bookmarkStart w:id="105" w:name="_Toc395354968"/>
-      <w:bookmarkStart w:id="106" w:name="_Toc531875769"/>
-      <w:bookmarkStart w:id="107" w:name="_Toc531875850"/>
-      <w:bookmarkStart w:id="108" w:name="_Toc531876902"/>
-      <w:bookmarkStart w:id="109" w:name="_Toc531878880"/>
-      <w:bookmarkStart w:id="110" w:name="_Toc532290635"/>
-      <w:bookmarkStart w:id="111" w:name="_Toc532295867"/>
-      <w:bookmarkStart w:id="112" w:name="_Toc226907266"/>
-      <w:bookmarkStart w:id="113" w:name="_Toc228557190"/>
+      <w:bookmarkStart w:id="107" w:name="_Toc395354968"/>
+      <w:bookmarkStart w:id="108" w:name="_Toc531875769"/>
+      <w:bookmarkStart w:id="109" w:name="_Toc531875850"/>
+      <w:bookmarkStart w:id="110" w:name="_Toc531876902"/>
+      <w:bookmarkStart w:id="111" w:name="_Toc531878880"/>
+      <w:bookmarkStart w:id="112" w:name="_Toc532290635"/>
+      <w:bookmarkStart w:id="113" w:name="_Toc532295867"/>
+      <w:bookmarkStart w:id="114" w:name="_Toc226907266"/>
+      <w:bookmarkStart w:id="115" w:name="_Toc228970643"/>
       <w:r>
         <w:lastRenderedPageBreak/>
         <w:t>Auflistung aller Formatvorlagen</w:t>
       </w:r>
-      <w:bookmarkEnd w:id="105"/>
-      <w:bookmarkEnd w:id="106"/>
       <w:bookmarkEnd w:id="107"/>
       <w:bookmarkEnd w:id="108"/>
       <w:bookmarkEnd w:id="109"/>
@@ -13234,6 +14506,8 @@
       <w:bookmarkEnd w:id="111"/>
       <w:bookmarkEnd w:id="112"/>
       <w:bookmarkEnd w:id="113"/>
+      <w:bookmarkEnd w:id="114"/>
+      <w:bookmarkEnd w:id="115"/>
     </w:p>
     <w:p>
       <w:pPr>
@@ -14041,26 +15315,26 @@
       <w:pPr>
         <w:pStyle w:val="berschrift2"/>
       </w:pPr>
-      <w:bookmarkStart w:id="114" w:name="_Toc531875770"/>
-      <w:bookmarkStart w:id="115" w:name="_Toc531875851"/>
-      <w:bookmarkStart w:id="116" w:name="_Toc531876903"/>
-      <w:bookmarkStart w:id="117" w:name="_Toc531878881"/>
-      <w:bookmarkStart w:id="118" w:name="_Toc532290636"/>
-      <w:bookmarkStart w:id="119" w:name="_Toc532295868"/>
-      <w:bookmarkStart w:id="120" w:name="_Toc226907267"/>
-      <w:bookmarkStart w:id="121" w:name="_Toc228557191"/>
+      <w:bookmarkStart w:id="116" w:name="_Toc531875770"/>
+      <w:bookmarkStart w:id="117" w:name="_Toc531875851"/>
+      <w:bookmarkStart w:id="118" w:name="_Toc531876903"/>
+      <w:bookmarkStart w:id="119" w:name="_Toc531878881"/>
+      <w:bookmarkStart w:id="120" w:name="_Toc532290636"/>
+      <w:bookmarkStart w:id="121" w:name="_Toc532295868"/>
+      <w:bookmarkStart w:id="122" w:name="_Toc226907267"/>
+      <w:bookmarkStart w:id="123" w:name="_Toc228970644"/>
       <w:r>
         <w:lastRenderedPageBreak/>
         <w:t>Abbildungen und Tabellen</w:t>
       </w:r>
-      <w:bookmarkEnd w:id="114"/>
-      <w:bookmarkEnd w:id="115"/>
       <w:bookmarkEnd w:id="116"/>
       <w:bookmarkEnd w:id="117"/>
       <w:bookmarkEnd w:id="118"/>
       <w:bookmarkEnd w:id="119"/>
       <w:bookmarkEnd w:id="120"/>
       <w:bookmarkEnd w:id="121"/>
+      <w:bookmarkEnd w:id="122"/>
+      <w:bookmarkEnd w:id="123"/>
     </w:p>
     <w:p>
       <w:pPr>
@@ -14326,7 +15600,7 @@
                     </pic:cNvPicPr>
                   </pic:nvPicPr>
                   <pic:blipFill>
-                    <a:blip r:embed="rId38" cstate="print"/>
+                    <a:blip r:embed="rId53" cstate="print"/>
                     <a:srcRect/>
                     <a:stretch>
                       <a:fillRect/>
@@ -14367,10 +15641,10 @@
       <w:pPr>
         <w:pStyle w:val="Abbildungstitel"/>
       </w:pPr>
-      <w:bookmarkStart w:id="122" w:name="_Ref531870166"/>
-      <w:bookmarkStart w:id="123" w:name="_Toc531879347"/>
-      <w:bookmarkStart w:id="124" w:name="_Toc532290735"/>
-      <w:bookmarkStart w:id="125" w:name="_Toc532813468"/>
+      <w:bookmarkStart w:id="124" w:name="_Ref531870166"/>
+      <w:bookmarkStart w:id="125" w:name="_Toc531879347"/>
+      <w:bookmarkStart w:id="126" w:name="_Toc532290735"/>
+      <w:bookmarkStart w:id="127" w:name="_Toc532813468"/>
       <w:r>
         <w:rPr>
           <w:b/>
@@ -14443,7 +15717,7 @@
         </w:rPr>
         <w:fldChar w:fldCharType="end"/>
       </w:r>
-      <w:bookmarkEnd w:id="122"/>
+      <w:bookmarkEnd w:id="124"/>
       <w:r>
         <w:rPr>
           <w:rStyle w:val="Grundzfett"/>
@@ -14453,9 +15727,9 @@
       <w:r>
         <w:t xml:space="preserve"> Ein Beispiel für eine Abbildung mit fiktiver Quelle</w:t>
       </w:r>
-      <w:bookmarkEnd w:id="123"/>
-      <w:bookmarkEnd w:id="124"/>
       <w:bookmarkEnd w:id="125"/>
+      <w:bookmarkEnd w:id="126"/>
+      <w:bookmarkEnd w:id="127"/>
     </w:p>
     <w:p>
       <w:pPr>
@@ -14547,10 +15821,10 @@
       <w:pPr>
         <w:pStyle w:val="Tabellentitel"/>
       </w:pPr>
-      <w:bookmarkStart w:id="126" w:name="_Ref531869008"/>
-      <w:bookmarkStart w:id="127" w:name="_Toc531879864"/>
-      <w:bookmarkStart w:id="128" w:name="_Toc532290802"/>
-      <w:bookmarkStart w:id="129" w:name="_Toc532813481"/>
+      <w:bookmarkStart w:id="128" w:name="_Ref531869008"/>
+      <w:bookmarkStart w:id="129" w:name="_Toc531879864"/>
+      <w:bookmarkStart w:id="130" w:name="_Toc532290802"/>
+      <w:bookmarkStart w:id="131" w:name="_Toc532813481"/>
       <w:r>
         <w:rPr>
           <w:rStyle w:val="Grundzfett"/>
@@ -14623,7 +15897,7 @@
         </w:rPr>
         <w:fldChar w:fldCharType="end"/>
       </w:r>
-      <w:bookmarkEnd w:id="126"/>
+      <w:bookmarkEnd w:id="128"/>
       <w:r>
         <w:rPr>
           <w:rStyle w:val="Grundzfett"/>
@@ -14633,9 +15907,9 @@
       <w:r>
         <w:t xml:space="preserve"> Quellenangaben bei Abbildungen</w:t>
       </w:r>
-      <w:bookmarkEnd w:id="127"/>
-      <w:bookmarkEnd w:id="128"/>
       <w:bookmarkEnd w:id="129"/>
+      <w:bookmarkEnd w:id="130"/>
+      <w:bookmarkEnd w:id="131"/>
     </w:p>
     <w:tbl>
       <w:tblPr>
@@ -14833,21 +16107,19 @@
       <w:pPr>
         <w:pStyle w:val="berschrift2"/>
       </w:pPr>
-      <w:bookmarkStart w:id="130" w:name="_Toc531875771"/>
-      <w:bookmarkStart w:id="131" w:name="_Toc531875852"/>
-      <w:bookmarkStart w:id="132" w:name="_Toc531876904"/>
-      <w:bookmarkStart w:id="133" w:name="_Toc531878882"/>
-      <w:bookmarkStart w:id="134" w:name="_Ref532266772"/>
-      <w:bookmarkStart w:id="135" w:name="_Ref532279093"/>
-      <w:bookmarkStart w:id="136" w:name="_Toc532290637"/>
-      <w:bookmarkStart w:id="137" w:name="_Toc532295869"/>
-      <w:bookmarkStart w:id="138" w:name="_Toc226907268"/>
-      <w:bookmarkStart w:id="139" w:name="_Toc228557192"/>
+      <w:bookmarkStart w:id="132" w:name="_Toc531875771"/>
+      <w:bookmarkStart w:id="133" w:name="_Toc531875852"/>
+      <w:bookmarkStart w:id="134" w:name="_Toc531876904"/>
+      <w:bookmarkStart w:id="135" w:name="_Toc531878882"/>
+      <w:bookmarkStart w:id="136" w:name="_Ref532266772"/>
+      <w:bookmarkStart w:id="137" w:name="_Ref532279093"/>
+      <w:bookmarkStart w:id="138" w:name="_Toc532290637"/>
+      <w:bookmarkStart w:id="139" w:name="_Toc532295869"/>
+      <w:bookmarkStart w:id="140" w:name="_Toc226907268"/>
+      <w:bookmarkStart w:id="141" w:name="_Toc228970645"/>
       <w:r>
         <w:t>Fußnoten und Zitate</w:t>
       </w:r>
-      <w:bookmarkEnd w:id="130"/>
-      <w:bookmarkEnd w:id="131"/>
       <w:bookmarkEnd w:id="132"/>
       <w:bookmarkEnd w:id="133"/>
       <w:bookmarkEnd w:id="134"/>
@@ -14856,6 +16128,8 @@
       <w:bookmarkEnd w:id="137"/>
       <w:bookmarkEnd w:id="138"/>
       <w:bookmarkEnd w:id="139"/>
+      <w:bookmarkEnd w:id="140"/>
+      <w:bookmarkEnd w:id="141"/>
     </w:p>
     <w:p>
       <w:pPr>
@@ -14965,10 +16239,10 @@
           <w:b/>
         </w:rPr>
       </w:pPr>
-      <w:bookmarkStart w:id="140" w:name="_Ref532269192"/>
-      <w:bookmarkStart w:id="141" w:name="_Toc531879865"/>
-      <w:bookmarkStart w:id="142" w:name="_Toc532290803"/>
-      <w:bookmarkStart w:id="143" w:name="_Toc532813482"/>
+      <w:bookmarkStart w:id="142" w:name="_Ref532269192"/>
+      <w:bookmarkStart w:id="143" w:name="_Toc531879865"/>
+      <w:bookmarkStart w:id="144" w:name="_Toc532290803"/>
+      <w:bookmarkStart w:id="145" w:name="_Toc532813482"/>
       <w:r>
         <w:rPr>
           <w:b/>
@@ -15041,7 +16315,7 @@
         </w:rPr>
         <w:fldChar w:fldCharType="end"/>
       </w:r>
-      <w:bookmarkEnd w:id="140"/>
+      <w:bookmarkEnd w:id="142"/>
       <w:r>
         <w:rPr>
           <w:rStyle w:val="Grundzfett"/>
@@ -15061,9 +16335,9 @@
         </w:rPr>
         <w:t>Beispiele für Zitate im Haupttext</w:t>
       </w:r>
-      <w:bookmarkEnd w:id="141"/>
-      <w:bookmarkEnd w:id="142"/>
       <w:bookmarkEnd w:id="143"/>
+      <w:bookmarkEnd w:id="144"/>
+      <w:bookmarkEnd w:id="145"/>
     </w:p>
     <w:tbl>
       <w:tblPr>
@@ -15310,23 +16584,21 @@
         <w:pStyle w:val="berschrift2"/>
         <w:spacing w:after="0"/>
       </w:pPr>
-      <w:bookmarkStart w:id="144" w:name="_Toc395354974"/>
-      <w:bookmarkStart w:id="145" w:name="_Toc531875772"/>
-      <w:bookmarkStart w:id="146" w:name="_Toc531875853"/>
-      <w:bookmarkStart w:id="147" w:name="_Toc531876905"/>
-      <w:bookmarkStart w:id="148" w:name="_Toc531878883"/>
-      <w:bookmarkStart w:id="149" w:name="_Toc532290638"/>
-      <w:bookmarkStart w:id="150" w:name="_Toc532295870"/>
-      <w:bookmarkStart w:id="151" w:name="_Toc226907269"/>
-      <w:bookmarkStart w:id="152" w:name="_Toc228557193"/>
+      <w:bookmarkStart w:id="146" w:name="_Toc395354974"/>
+      <w:bookmarkStart w:id="147" w:name="_Toc531875772"/>
+      <w:bookmarkStart w:id="148" w:name="_Toc531875853"/>
+      <w:bookmarkStart w:id="149" w:name="_Toc531876905"/>
+      <w:bookmarkStart w:id="150" w:name="_Toc531878883"/>
+      <w:bookmarkStart w:id="151" w:name="_Toc532290638"/>
+      <w:bookmarkStart w:id="152" w:name="_Toc532295870"/>
+      <w:bookmarkStart w:id="153" w:name="_Toc226907269"/>
+      <w:bookmarkStart w:id="154" w:name="_Toc228970646"/>
       <w:r>
         <w:t xml:space="preserve">Allgemeine Hinweise zur Benutzung von </w:t>
       </w:r>
       <w:r>
         <w:t>MS-Word</w:t>
       </w:r>
-      <w:bookmarkEnd w:id="144"/>
-      <w:bookmarkEnd w:id="145"/>
       <w:bookmarkEnd w:id="146"/>
       <w:bookmarkEnd w:id="147"/>
       <w:bookmarkEnd w:id="148"/>
@@ -15334,26 +16606,26 @@
       <w:bookmarkEnd w:id="150"/>
       <w:bookmarkEnd w:id="151"/>
       <w:bookmarkEnd w:id="152"/>
+      <w:bookmarkEnd w:id="153"/>
+      <w:bookmarkEnd w:id="154"/>
     </w:p>
     <w:p>
       <w:pPr>
         <w:pStyle w:val="berschrift3"/>
         <w:spacing w:before="0"/>
       </w:pPr>
-      <w:bookmarkStart w:id="153" w:name="_Toc395354976"/>
-      <w:bookmarkStart w:id="154" w:name="_Toc531875773"/>
-      <w:bookmarkStart w:id="155" w:name="_Toc531875854"/>
-      <w:bookmarkStart w:id="156" w:name="_Toc531876906"/>
-      <w:bookmarkStart w:id="157" w:name="_Toc531878884"/>
-      <w:bookmarkStart w:id="158" w:name="_Toc532290639"/>
-      <w:bookmarkStart w:id="159" w:name="_Toc532295871"/>
-      <w:bookmarkStart w:id="160" w:name="_Toc226907270"/>
-      <w:bookmarkStart w:id="161" w:name="_Toc228557194"/>
+      <w:bookmarkStart w:id="155" w:name="_Toc395354976"/>
+      <w:bookmarkStart w:id="156" w:name="_Toc531875773"/>
+      <w:bookmarkStart w:id="157" w:name="_Toc531875854"/>
+      <w:bookmarkStart w:id="158" w:name="_Toc531876906"/>
+      <w:bookmarkStart w:id="159" w:name="_Toc531878884"/>
+      <w:bookmarkStart w:id="160" w:name="_Toc532290639"/>
+      <w:bookmarkStart w:id="161" w:name="_Toc532295871"/>
+      <w:bookmarkStart w:id="162" w:name="_Toc226907270"/>
+      <w:bookmarkStart w:id="163" w:name="_Toc228970647"/>
       <w:r>
         <w:t>Querverweise</w:t>
       </w:r>
-      <w:bookmarkEnd w:id="153"/>
-      <w:bookmarkEnd w:id="154"/>
       <w:bookmarkEnd w:id="155"/>
       <w:bookmarkEnd w:id="156"/>
       <w:bookmarkEnd w:id="157"/>
@@ -15361,6 +16633,8 @@
       <w:bookmarkEnd w:id="159"/>
       <w:bookmarkEnd w:id="160"/>
       <w:bookmarkEnd w:id="161"/>
+      <w:bookmarkEnd w:id="162"/>
+      <w:bookmarkEnd w:id="163"/>
     </w:p>
     <w:p>
       <w:pPr>
@@ -15444,20 +16718,18 @@
       <w:pPr>
         <w:pStyle w:val="berschrift3"/>
       </w:pPr>
-      <w:bookmarkStart w:id="162" w:name="_Toc395354977"/>
-      <w:bookmarkStart w:id="163" w:name="_Toc531875774"/>
-      <w:bookmarkStart w:id="164" w:name="_Toc531875855"/>
-      <w:bookmarkStart w:id="165" w:name="_Toc531876907"/>
-      <w:bookmarkStart w:id="166" w:name="_Toc531878885"/>
-      <w:bookmarkStart w:id="167" w:name="_Toc532290640"/>
-      <w:bookmarkStart w:id="168" w:name="_Toc532295872"/>
-      <w:bookmarkStart w:id="169" w:name="_Toc226907271"/>
-      <w:bookmarkStart w:id="170" w:name="_Toc228557195"/>
+      <w:bookmarkStart w:id="164" w:name="_Toc395354977"/>
+      <w:bookmarkStart w:id="165" w:name="_Toc531875774"/>
+      <w:bookmarkStart w:id="166" w:name="_Toc531875855"/>
+      <w:bookmarkStart w:id="167" w:name="_Toc531876907"/>
+      <w:bookmarkStart w:id="168" w:name="_Toc531878885"/>
+      <w:bookmarkStart w:id="169" w:name="_Toc532290640"/>
+      <w:bookmarkStart w:id="170" w:name="_Toc532295872"/>
+      <w:bookmarkStart w:id="171" w:name="_Toc226907271"/>
+      <w:bookmarkStart w:id="172" w:name="_Toc228970648"/>
       <w:r>
         <w:t>Ausdrucke</w:t>
       </w:r>
-      <w:bookmarkEnd w:id="162"/>
-      <w:bookmarkEnd w:id="163"/>
       <w:bookmarkEnd w:id="164"/>
       <w:bookmarkEnd w:id="165"/>
       <w:bookmarkEnd w:id="166"/>
@@ -15465,6 +16737,8 @@
       <w:bookmarkEnd w:id="168"/>
       <w:bookmarkEnd w:id="169"/>
       <w:bookmarkEnd w:id="170"/>
+      <w:bookmarkEnd w:id="171"/>
+      <w:bookmarkEnd w:id="172"/>
     </w:p>
     <w:p>
       <w:pPr>
@@ -15508,19 +16782,19 @@
         </w:numPr>
         <w:ind w:left="851" w:hanging="851"/>
       </w:pPr>
-      <w:bookmarkStart w:id="171" w:name="_Toc395354982"/>
+      <w:bookmarkStart w:id="173" w:name="_Toc395354982"/>
       <w:r>
         <w:lastRenderedPageBreak/>
         <w:t>Anhang</w:t>
       </w:r>
-      <w:bookmarkEnd w:id="171"/>
+      <w:bookmarkEnd w:id="173"/>
     </w:p>
     <w:p>
       <w:pPr>
         <w:pStyle w:val="berschrift8"/>
         <w:spacing w:before="0"/>
       </w:pPr>
-      <w:bookmarkStart w:id="172" w:name="_Toc226907272"/>
+      <w:bookmarkStart w:id="174" w:name="_Toc226907272"/>
       <w:r>
         <w:rPr>
           <w:rStyle w:val="Grundzenglisch"/>
@@ -15528,7 +16802,7 @@
         </w:rPr>
         <w:t>Formatierung des Anhangs</w:t>
       </w:r>
-      <w:bookmarkEnd w:id="172"/>
+      <w:bookmarkEnd w:id="174"/>
     </w:p>
     <w:p>
       <w:pPr>
@@ -15605,7 +16879,7 @@
                     </pic:cNvPicPr>
                   </pic:nvPicPr>
                   <pic:blipFill>
-                    <a:blip r:embed="rId39" cstate="print"/>
+                    <a:blip r:embed="rId54" cstate="print"/>
                     <a:srcRect/>
                     <a:stretch>
                       <a:fillRect/>
@@ -15638,8 +16912,8 @@
       <w:pPr>
         <w:pStyle w:val="Abbildungstitel"/>
       </w:pPr>
-      <w:bookmarkStart w:id="173" w:name="_Toc532290736"/>
-      <w:bookmarkStart w:id="174" w:name="_Toc532813469"/>
+      <w:bookmarkStart w:id="175" w:name="_Toc532290736"/>
+      <w:bookmarkStart w:id="176" w:name="_Toc532813469"/>
       <w:r>
         <w:rPr>
           <w:rStyle w:val="Grundzfett"/>
@@ -15725,7 +16999,7 @@
         </w:rPr>
         <w:t>Atom-</w:t>
       </w:r>
-      <w:bookmarkEnd w:id="173"/>
+      <w:bookmarkEnd w:id="175"/>
       <w:r>
         <w:rPr>
           <w:rStyle w:val="Grundzfett"/>
@@ -15733,7 +17007,7 @@
         </w:rPr>
         <w:t>Modell</w:t>
       </w:r>
-      <w:bookmarkEnd w:id="174"/>
+      <w:bookmarkEnd w:id="176"/>
     </w:p>
     <w:p>
       <w:pPr>
@@ -15803,11 +17077,11 @@
       <w:pPr>
         <w:pStyle w:val="berschrift8"/>
       </w:pPr>
-      <w:bookmarkStart w:id="175" w:name="_Toc226907273"/>
+      <w:bookmarkStart w:id="177" w:name="_Toc226907273"/>
       <w:r>
         <w:t>Kategorien von Äußerungen in wissenschaftlichen Arbeiten</w:t>
       </w:r>
-      <w:bookmarkEnd w:id="175"/>
+      <w:bookmarkEnd w:id="177"/>
     </w:p>
     <w:p>
       <w:pPr>
@@ -15931,16 +17205,16 @@
         </w:numPr>
         <w:ind w:left="851" w:hanging="851"/>
       </w:pPr>
-      <w:bookmarkStart w:id="176" w:name="Literaturverzeichnis"/>
-      <w:bookmarkStart w:id="177" w:name="_Toc395354983"/>
-      <w:bookmarkStart w:id="178" w:name="_Toc226907274"/>
+      <w:bookmarkStart w:id="178" w:name="Literaturverzeichnis"/>
+      <w:bookmarkStart w:id="179" w:name="_Toc395354983"/>
+      <w:bookmarkStart w:id="180" w:name="_Toc226907274"/>
       <w:r>
         <w:lastRenderedPageBreak/>
         <w:t>Literaturverzeichnis</w:t>
       </w:r>
-      <w:bookmarkEnd w:id="176"/>
-      <w:bookmarkEnd w:id="177"/>
       <w:bookmarkEnd w:id="178"/>
+      <w:bookmarkEnd w:id="179"/>
+      <w:bookmarkEnd w:id="180"/>
     </w:p>
     <w:p>
       <w:pPr>
@@ -16001,8 +17275,8 @@
       <w:r>
         <w:t xml:space="preserve"> und die Schlüsselwörter normal gedruckt. Angaben in geschweiften Klammern können entfallen.</w:t>
       </w:r>
-      <w:bookmarkStart w:id="179" w:name="AllgemeineFormLiteraturverz"/>
-      <w:bookmarkEnd w:id="179"/>
+      <w:bookmarkStart w:id="181" w:name="AllgemeineFormLiteraturverz"/>
+      <w:bookmarkEnd w:id="181"/>
     </w:p>
     <w:p>
       <w:pPr>
@@ -16066,8 +17340,8 @@
       <w:pPr>
         <w:pStyle w:val="Zwberschr1"/>
       </w:pPr>
-      <w:bookmarkStart w:id="180" w:name="Zwischenueberschrift"/>
-      <w:bookmarkEnd w:id="180"/>
+      <w:bookmarkStart w:id="182" w:name="Zwischenueberschrift"/>
+      <w:bookmarkEnd w:id="182"/>
       <w:r>
         <w:t>Zitieren einer Monographie</w:t>
       </w:r>
@@ -16370,7 +17644,7 @@
         </w:rPr>
         <w:t xml:space="preserve">(aktuelle Fassung liegt i.d.R. auf </w:t>
       </w:r>
-      <w:hyperlink r:id="rId40" w:history="1">
+      <w:hyperlink r:id="rId55" w:history="1">
         <w:r>
           <w:rPr>
             <w:rStyle w:val="Hyperlink"/>
@@ -17668,7 +18942,7 @@
           <w:lang w:val="en-US"/>
         </w:rPr>
       </w:pPr>
-      <w:bookmarkStart w:id="181" w:name="_Toc226907275"/>
+      <w:bookmarkStart w:id="183" w:name="_Toc226907275"/>
       <w:r>
         <w:rPr>
           <w:lang w:val="en-US"/>
@@ -17676,7 +18950,7 @@
         <w:lastRenderedPageBreak/>
         <w:t>Literaturverzeichnis (Quellen)</w:t>
       </w:r>
-      <w:bookmarkEnd w:id="181"/>
+      <w:bookmarkEnd w:id="183"/>
     </w:p>
     <w:p>
       <w:pPr>
@@ -17686,7 +18960,7 @@
           <w:lang w:val="en-US"/>
         </w:rPr>
       </w:pPr>
-      <w:bookmarkStart w:id="182" w:name="Zhou_2023"/>
+      <w:bookmarkStart w:id="184" w:name="Zhou_2023"/>
       <w:r>
         <w:rPr>
           <w:lang w:val="en-US"/>
@@ -17798,7 +19072,7 @@
         </w:rPr>
         <w:t xml:space="preserve">– Online im Internet: </w:t>
       </w:r>
-      <w:hyperlink r:id="rId41" w:history="1">
+      <w:hyperlink r:id="rId56" w:history="1">
         <w:r>
           <w:rPr>
             <w:rStyle w:val="Hyperlink"/>
@@ -17814,7 +19088,7 @@
         <w:t xml:space="preserve"> (Stand: 12.06.2026)</w:t>
       </w:r>
     </w:p>
-    <w:bookmarkEnd w:id="182"/>
+    <w:bookmarkEnd w:id="184"/>
     <w:p>
       <w:pPr>
         <w:pStyle w:val="Literatureintrag"/>
@@ -17829,7 +19103,7 @@
         <w:pStyle w:val="Literatureintrag"/>
         <w:jc w:val="both"/>
       </w:pPr>
-      <w:bookmarkStart w:id="183" w:name="wiki_gestik"/>
+      <w:bookmarkStart w:id="185" w:name="wiki_gestik"/>
       <w:r>
         <w:t>Wikipedia</w:t>
       </w:r>
@@ -17848,7 +19122,7 @@
       <w:r>
         <w:t xml:space="preserve">nline im Internet: </w:t>
       </w:r>
-      <w:hyperlink r:id="rId42" w:history="1">
+      <w:hyperlink r:id="rId57" w:history="1">
         <w:r>
           <w:rPr>
             <w:rStyle w:val="Hyperlink"/>
@@ -17865,7 +19139,7 @@
       <w:r>
         <w:t>12.06.2026)</w:t>
       </w:r>
-      <w:bookmarkEnd w:id="183"/>
+      <w:bookmarkEnd w:id="185"/>
     </w:p>
     <w:p>
       <w:pPr>
@@ -17881,7 +19155,7 @@
           <w:lang w:val="en-US"/>
         </w:rPr>
       </w:pPr>
-      <w:bookmarkStart w:id="184" w:name="wiki_SL"/>
+      <w:bookmarkStart w:id="186" w:name="wiki_SL"/>
       <w:r>
         <w:rPr>
           <w:lang w:val="en-US"/>
@@ -17906,7 +19180,7 @@
         </w:rPr>
         <w:t xml:space="preserve">m Internet: </w:t>
       </w:r>
-      <w:hyperlink r:id="rId43" w:history="1">
+      <w:hyperlink r:id="rId58" w:history="1">
         <w:r>
           <w:rPr>
             <w:rStyle w:val="Hyperlink"/>
@@ -17939,7 +19213,7 @@
           <w:lang w:val="en-US"/>
         </w:rPr>
       </w:pPr>
-      <w:bookmarkStart w:id="185" w:name="Oudah_2020"/>
+      <w:bookmarkStart w:id="187" w:name="Oudah_2020"/>
       <w:r>
         <w:rPr>
           <w:lang w:val="en-US"/>
@@ -17982,7 +19256,7 @@
         </w:rPr>
         <w:t xml:space="preserve">: </w:t>
       </w:r>
-      <w:hyperlink r:id="rId44" w:history="1">
+      <w:hyperlink r:id="rId59" w:history="1">
         <w:r>
           <w:rPr>
             <w:rStyle w:val="Hyperlink"/>
@@ -17991,7 +19265,7 @@
           <w:t>https://www.mdpi.com/2313-433X/6/8/73</w:t>
         </w:r>
       </w:hyperlink>
-      <w:bookmarkEnd w:id="185"/>
+      <w:bookmarkEnd w:id="187"/>
     </w:p>
     <w:p>
       <w:pPr>
@@ -18010,7 +19284,7 @@
           <w:lang w:val="en-US"/>
         </w:rPr>
       </w:pPr>
-      <w:bookmarkStart w:id="186" w:name="Nickel_2007"/>
+      <w:bookmarkStart w:id="188" w:name="Nickel_2007"/>
       <w:r>
         <w:rPr>
           <w:lang w:val="en-US"/>
@@ -18035,7 +19309,7 @@
         </w:rPr>
         <w:t xml:space="preserve"> Online im Internet: </w:t>
       </w:r>
-      <w:hyperlink r:id="rId45" w:history="1">
+      <w:hyperlink r:id="rId60" w:history="1">
         <w:r>
           <w:rPr>
             <w:rStyle w:val="Hyperlink"/>
@@ -18068,7 +19342,7 @@
           <w:lang w:val="en-US"/>
         </w:rPr>
       </w:pPr>
-      <w:bookmarkStart w:id="187" w:name="Baranitharan_2026"/>
+      <w:bookmarkStart w:id="189" w:name="Baranitharan_2026"/>
       <w:r>
         <w:rPr>
           <w:lang w:val="en-US"/>
@@ -18105,13 +19379,27 @@
         </w:rPr>
         <w:t xml:space="preserve">– Online im Internet: </w:t>
       </w:r>
-      <w:hyperlink r:id="rId46" w:history="1">
+      <w:hyperlink r:id="rId61" w:history="1">
         <w:r>
           <w:rPr>
             <w:rStyle w:val="Hyperlink"/>
             <w:lang w:val="en-US"/>
           </w:rPr>
-          <w:t>https://de.mathworks.com/matlabcentral/fileexchange/58189-gesture-controlled-robotic-arm-using-kinect-simulink-support-for-kinect-and-arduino</w:t>
+          <w:t>https://de.m</w:t>
+        </w:r>
+        <w:r>
+          <w:rPr>
+            <w:rStyle w:val="Hyperlink"/>
+            <w:lang w:val="en-US"/>
+          </w:rPr>
+          <w:t>a</w:t>
+        </w:r>
+        <w:r>
+          <w:rPr>
+            <w:rStyle w:val="Hyperlink"/>
+            <w:lang w:val="en-US"/>
+          </w:rPr>
+          <w:t>thworks.com/matlabcentral/fileexchange/58189-gesture-controlled-robotic-arm-using-kinect-simulink-support-for-kinect-and-arduino</w:t>
         </w:r>
       </w:hyperlink>
       <w:r>
@@ -18144,7 +19432,7 @@
         </w:rPr>
         <w:t>)</w:t>
       </w:r>
-      <w:bookmarkEnd w:id="187"/>
+      <w:bookmarkEnd w:id="189"/>
     </w:p>
     <w:p>
       <w:pPr>
@@ -18160,8 +19448,8 @@
         <w:pStyle w:val="Literatureintrag"/>
         <w:jc w:val="both"/>
       </w:pPr>
-      <w:bookmarkStart w:id="188" w:name="Candeloro_2022"/>
-      <w:bookmarkEnd w:id="188"/>
+      <w:bookmarkStart w:id="190" w:name="Candeloro_2022"/>
+      <w:bookmarkEnd w:id="190"/>
       <w:r>
         <w:rPr>
           <w:lang w:val="en-US"/>
@@ -18214,63 +19502,51 @@
         <w:rPr>
           <w:lang w:val="en-US"/>
         </w:rPr>
-        <w:t>University of Modena and Reggio Emilia (UNIMORE)</w:t>
+        <w:t xml:space="preserve">University of Modena and Reggio Emilia (UNIMORE) </w:t>
       </w:r>
       <w:r>
         <w:rPr>
           <w:lang w:val="en-US"/>
         </w:rPr>
+        <w:t>(</w:t>
+      </w:r>
+      <w:r>
+        <w:rPr>
+          <w:lang w:val="en-US"/>
+        </w:rPr>
+        <w:t>202</w:t>
+      </w:r>
+      <w:r>
+        <w:rPr>
+          <w:lang w:val="en-US"/>
+        </w:rPr>
+        <w:t>2</w:t>
+      </w:r>
+      <w:r>
+        <w:rPr>
+          <w:lang w:val="en-US"/>
+        </w:rPr>
+        <w:t>): Vision Robotic Arm Gesture Recognition</w:t>
+      </w:r>
+      <w:r>
+        <w:rPr>
+          <w:lang w:val="en-US"/>
+        </w:rPr>
         <w:t xml:space="preserve"> </w:t>
       </w:r>
       <w:r>
         <w:rPr>
           <w:lang w:val="en-US"/>
         </w:rPr>
-        <w:t>(</w:t>
+        <w:t>– Online im Internet:</w:t>
       </w:r>
       <w:r>
         <w:rPr>
           <w:lang w:val="en-US"/>
         </w:rPr>
-        <w:t>202</w:t>
-      </w:r>
-      <w:r>
-        <w:rPr>
-          <w:lang w:val="en-US"/>
-        </w:rPr>
-        <w:t>2</w:t>
-      </w:r>
-      <w:r>
-        <w:rPr>
-          <w:lang w:val="en-US"/>
-        </w:rPr>
-        <w:t xml:space="preserve">): </w:t>
-      </w:r>
-      <w:r>
-        <w:rPr>
-          <w:lang w:val="en-US"/>
-        </w:rPr>
-        <w:t>Vision Robotic Arm Gesture Recognition</w:t>
-      </w:r>
-      <w:r>
-        <w:rPr>
-          <w:lang w:val="en-US"/>
-        </w:rPr>
         <w:t xml:space="preserve"> </w:t>
       </w:r>
-      <w:r>
-        <w:rPr>
-          <w:lang w:val="en-US"/>
-        </w:rPr>
-        <w:t>– Online im Internet:</w:t>
-      </w:r>
-      <w:r>
-        <w:rPr>
-          <w:lang w:val="en-US"/>
-        </w:rPr>
-        <w:t xml:space="preserve"> </w:t>
-      </w:r>
-      <w:hyperlink r:id="rId47" w:history="1">
+      <w:hyperlink r:id="rId62" w:history="1">
         <w:r>
           <w:rPr>
             <w:rStyle w:val="Hyperlink"/>
@@ -18283,31 +19559,27 @@
         <w:rPr>
           <w:lang w:val="en-US"/>
         </w:rPr>
-        <w:t xml:space="preserve"> (Stand: 28. Juni 2026)</w:t>
+        <w:t xml:space="preserve"> (Stand: 28. </w:t>
+      </w:r>
+      <w:r>
+        <w:t>Juni 2026)</w:t>
       </w:r>
     </w:p>
     <w:p>
       <w:pPr>
         <w:pStyle w:val="Literatureintrag"/>
         <w:jc w:val="both"/>
-        <w:rPr>
-          <w:lang w:val="en-US"/>
-        </w:rPr>
       </w:pPr>
     </w:p>
     <w:p>
       <w:pPr>
         <w:pStyle w:val="Literatureintrag"/>
-        <w:ind w:left="0" w:firstLine="0"/>
         <w:jc w:val="both"/>
       </w:pPr>
-      <w:bookmarkStart w:id="189" w:name="Pagnon_2026"/>
-      <w:bookmarkEnd w:id="189"/>
-      <w:r>
-        <w:t>Pagnon</w:t>
-      </w:r>
-      <w:r>
-        <w:t xml:space="preserve"> D.</w:t>
+      <w:bookmarkStart w:id="191" w:name="Pagnon_2026"/>
+      <w:bookmarkEnd w:id="191"/>
+      <w:r>
+        <w:t>Pagnon D.</w:t>
       </w:r>
       <w:r>
         <w:t xml:space="preserve"> (2026): Sports2D – Online im </w:t>
@@ -18315,7 +19587,7 @@
       <w:r>
         <w:t xml:space="preserve">Internet: </w:t>
       </w:r>
-      <w:hyperlink r:id="rId48" w:history="1">
+      <w:hyperlink r:id="rId63" w:history="1">
         <w:r>
           <w:rPr>
             <w:rStyle w:val="Hyperlink"/>
@@ -18327,8 +19599,149 @@
         <w:t xml:space="preserve"> (Stand: 28. Juni 2026)</w:t>
       </w:r>
     </w:p>
-    <w:bookmarkEnd w:id="184"/>
+    <w:p>
+      <w:pPr>
+        <w:pStyle w:val="Literatureintrag"/>
+        <w:jc w:val="both"/>
+      </w:pPr>
+    </w:p>
+    <w:p>
+      <w:pPr>
+        <w:jc w:val="both"/>
+      </w:pPr>
+      <w:r>
+        <w:t>Mehta</w:t>
+      </w:r>
+      <w:r>
+        <w:t xml:space="preserve"> V. (2025): </w:t>
+      </w:r>
+      <w:r>
+        <w:t>GestureBot Vision System</w:t>
+      </w:r>
+      <w:r>
+        <w:t xml:space="preserve"> – Online im Internet: </w:t>
+      </w:r>
+      <w:r>
+        <w:t>Link</w:t>
+      </w:r>
+      <w:r>
+        <w:t xml:space="preserve"> </w:t>
+      </w:r>
+      <w:r>
+        <w:t>1</w:t>
+      </w:r>
+      <w:r>
+        <w:t>:</w:t>
+      </w:r>
+    </w:p>
+    <w:p>
+      <w:pPr>
+        <w:ind w:left="708"/>
+        <w:jc w:val="both"/>
+      </w:pPr>
+      <w:hyperlink r:id="rId64" w:history="1">
+        <w:r>
+          <w:rPr>
+            <w:rStyle w:val="Hyperlink"/>
+          </w:rPr>
+          <w:t>https://hackaday.io/project/203704-gesturebot-ros2-computer-vision-mobile-platform</w:t>
+        </w:r>
+      </w:hyperlink>
+      <w:r>
+        <w:t xml:space="preserve">, Link 2: </w:t>
+      </w:r>
+      <w:hyperlink r:id="rId65" w:history="1">
+        <w:r>
+          <w:rPr>
+            <w:rStyle w:val="Hyperlink"/>
+          </w:rPr>
+          <w:t>https://github.com/mvipin/gesturebot/tree/main</w:t>
+        </w:r>
+      </w:hyperlink>
+      <w:r>
+        <w:t xml:space="preserve"> (Stand: 29.Juni 2026)</w:t>
+      </w:r>
+    </w:p>
+    <w:p>
+      <w:pPr>
+        <w:pStyle w:val="Literatureintrag"/>
+        <w:jc w:val="both"/>
+      </w:pPr>
+    </w:p>
+    <w:p>
+      <w:pPr>
+        <w:pStyle w:val="Literatureintrag"/>
+        <w:jc w:val="both"/>
+        <w:rPr>
+          <w:lang w:val="en-US"/>
+        </w:rPr>
+      </w:pPr>
+      <w:bookmarkStart w:id="192" w:name="AgileX_Robotics_2025"/>
+      <w:bookmarkEnd w:id="192"/>
+      <w:r>
+        <w:rPr>
+          <w:lang w:val="en-US"/>
+        </w:rPr>
+        <w:t>AgileX Robotics</w:t>
+      </w:r>
+      <w:r>
+        <w:rPr>
+          <w:lang w:val="en-US"/>
+        </w:rPr>
+        <w:t xml:space="preserve"> (2025): </w:t>
+      </w:r>
+      <w:r>
+        <w:rPr>
+          <w:lang w:val="en-US"/>
+        </w:rPr>
+        <w:t>Control PIPER Arm with Hand Gestures</w:t>
+      </w:r>
+      <w:r>
+        <w:rPr>
+          <w:lang w:val="en-US"/>
+        </w:rPr>
+        <w:t xml:space="preserve"> – Online im Internet: </w:t>
+      </w:r>
+      <w:hyperlink r:id="rId66" w:history="1">
+        <w:r>
+          <w:rPr>
+            <w:rStyle w:val="Hyperlink"/>
+            <w:lang w:val="en-US"/>
+          </w:rPr>
+          <w:t>https://www.hackster.io/agilexrobotics/control-piper-arm-with-hand-gestures-7c2779</w:t>
+        </w:r>
+      </w:hyperlink>
+      <w:r>
+        <w:rPr>
+          <w:lang w:val="en-US"/>
+        </w:rPr>
+        <w:t xml:space="preserve"> (Stand: 29. Juni 2026)</w:t>
+      </w:r>
+    </w:p>
+    <w:p>
+      <w:pPr>
+        <w:pStyle w:val="Literatureintrag"/>
+        <w:ind w:left="0" w:firstLine="0"/>
+        <w:jc w:val="both"/>
+        <w:rPr>
+          <w:lang w:val="en-US"/>
+        </w:rPr>
+      </w:pPr>
+    </w:p>
+    <w:p>
+      <w:pPr>
+        <w:pStyle w:val="Literatureintrag"/>
+        <w:ind w:left="0" w:firstLine="0"/>
+        <w:jc w:val="both"/>
+        <w:rPr>
+          <w:lang w:val="en-US"/>
+        </w:rPr>
+      </w:pPr>
+      <w:bookmarkStart w:id="193" w:name="Mehta_2025"/>
+      <w:bookmarkEnd w:id="193"/>
+    </w:p>
     <w:bookmarkEnd w:id="186"/>
+    <w:bookmarkEnd w:id="188"/>
     <w:p>
       <w:pPr>
         <w:pStyle w:val="Grundtextwieberschr1"/>
@@ -18400,8 +19813,8 @@
       </w:r>
     </w:p>
     <w:sectPr>
-      <w:headerReference w:type="default" r:id="rId49"/>
-      <w:headerReference w:type="first" r:id="rId50"/>
+      <w:headerReference w:type="default" r:id="rId67"/>
+      <w:headerReference w:type="first" r:id="rId68"/>
       <w:pgSz w:w="11906" w:h="16838" w:code="9"/>
       <w:pgMar w:top="1701" w:right="1701" w:bottom="1134" w:left="1701" w:header="720" w:footer="720" w:gutter="0"/>
       <w:pgNumType w:start="1"/>
@@ -18918,49 +20331,59 @@
         <w:color w:val="000000" w:themeColor="text1"/>
       </w:rPr>
     </w:pPr>
-    <w:hyperlink w:anchor="Inhamtsverzeichnes" w:history="1">
-      <w:r>
-        <w:rPr>
-          <w:rStyle w:val="Hyperlink"/>
-          <w:color w:val="000000" w:themeColor="text1"/>
-          <w:u w:val="none"/>
-        </w:rPr>
-        <w:fldChar w:fldCharType="begin"/>
-      </w:r>
-      <w:r>
-        <w:rPr>
-          <w:rStyle w:val="Hyperlink"/>
-          <w:color w:val="000000" w:themeColor="text1"/>
-          <w:u w:val="none"/>
-        </w:rPr>
-        <w:instrText xml:space="preserve"> PAGE </w:instrText>
-      </w:r>
-      <w:r>
-        <w:rPr>
-          <w:rStyle w:val="Hyperlink"/>
-          <w:color w:val="000000" w:themeColor="text1"/>
-          <w:u w:val="none"/>
-        </w:rPr>
-        <w:fldChar w:fldCharType="separate"/>
-      </w:r>
-      <w:r>
-        <w:rPr>
-          <w:rStyle w:val="Hyperlink"/>
-          <w:noProof/>
-          <w:color w:val="000000" w:themeColor="text1"/>
-          <w:u w:val="none"/>
-        </w:rPr>
-        <w:t>VI</w:t>
-      </w:r>
-      <w:r>
-        <w:rPr>
-          <w:rStyle w:val="Hyperlink"/>
-          <w:color w:val="000000" w:themeColor="text1"/>
-          <w:u w:val="none"/>
-        </w:rPr>
-        <w:fldChar w:fldCharType="end"/>
-      </w:r>
-    </w:hyperlink>
+    <w:r>
+      <w:fldChar w:fldCharType="begin"/>
+    </w:r>
+    <w:r>
+      <w:instrText>HYPERLINK \l "Inhamtsverzeichnes"</w:instrText>
+    </w:r>
+    <w:r>
+      <w:fldChar w:fldCharType="separate"/>
+    </w:r>
+    <w:r>
+      <w:rPr>
+        <w:rStyle w:val="Hyperlink"/>
+        <w:color w:val="000000" w:themeColor="text1"/>
+        <w:u w:val="none"/>
+      </w:rPr>
+      <w:fldChar w:fldCharType="begin"/>
+    </w:r>
+    <w:r>
+      <w:rPr>
+        <w:rStyle w:val="Hyperlink"/>
+        <w:color w:val="000000" w:themeColor="text1"/>
+        <w:u w:val="none"/>
+      </w:rPr>
+      <w:instrText xml:space="preserve"> PAGE </w:instrText>
+    </w:r>
+    <w:r>
+      <w:rPr>
+        <w:rStyle w:val="Hyperlink"/>
+        <w:color w:val="000000" w:themeColor="text1"/>
+        <w:u w:val="none"/>
+      </w:rPr>
+      <w:fldChar w:fldCharType="separate"/>
+    </w:r>
+    <w:r>
+      <w:rPr>
+        <w:rStyle w:val="Hyperlink"/>
+        <w:noProof/>
+        <w:color w:val="000000" w:themeColor="text1"/>
+        <w:u w:val="none"/>
+      </w:rPr>
+      <w:t>VI</w:t>
+    </w:r>
+    <w:r>
+      <w:rPr>
+        <w:rStyle w:val="Hyperlink"/>
+        <w:color w:val="000000" w:themeColor="text1"/>
+        <w:u w:val="none"/>
+      </w:rPr>
+      <w:fldChar w:fldCharType="end"/>
+    </w:r>
+    <w:r>
+      <w:fldChar w:fldCharType="end"/>
+    </w:r>
   </w:p>
 </w:hdr>
 </file>
@@ -19016,49 +20439,59 @@
         <w:color w:val="000000" w:themeColor="text1"/>
       </w:rPr>
     </w:pPr>
-    <w:hyperlink w:anchor="Inhamtsverzeichnes" w:history="1">
-      <w:r>
-        <w:rPr>
-          <w:rStyle w:val="Hyperlink"/>
-          <w:color w:val="000000" w:themeColor="text1"/>
-          <w:u w:val="none"/>
-        </w:rPr>
-        <w:fldChar w:fldCharType="begin"/>
-      </w:r>
-      <w:r>
-        <w:rPr>
-          <w:rStyle w:val="Hyperlink"/>
-          <w:color w:val="000000" w:themeColor="text1"/>
-          <w:u w:val="none"/>
-        </w:rPr>
-        <w:instrText xml:space="preserve"> PAGE </w:instrText>
-      </w:r>
-      <w:r>
-        <w:rPr>
-          <w:rStyle w:val="Hyperlink"/>
-          <w:color w:val="000000" w:themeColor="text1"/>
-          <w:u w:val="none"/>
-        </w:rPr>
-        <w:fldChar w:fldCharType="separate"/>
-      </w:r>
-      <w:r>
-        <w:rPr>
-          <w:rStyle w:val="Hyperlink"/>
-          <w:noProof/>
-          <w:color w:val="000000" w:themeColor="text1"/>
-          <w:u w:val="none"/>
-        </w:rPr>
-        <w:t>15</w:t>
-      </w:r>
-      <w:r>
-        <w:rPr>
-          <w:rStyle w:val="Hyperlink"/>
-          <w:color w:val="000000" w:themeColor="text1"/>
-          <w:u w:val="none"/>
-        </w:rPr>
-        <w:fldChar w:fldCharType="end"/>
-      </w:r>
-    </w:hyperlink>
+    <w:r>
+      <w:fldChar w:fldCharType="begin"/>
+    </w:r>
+    <w:r>
+      <w:instrText>HYPERLINK \l "Inhamtsverzeichnes"</w:instrText>
+    </w:r>
+    <w:r>
+      <w:fldChar w:fldCharType="separate"/>
+    </w:r>
+    <w:r>
+      <w:rPr>
+        <w:rStyle w:val="Hyperlink"/>
+        <w:color w:val="000000" w:themeColor="text1"/>
+        <w:u w:val="none"/>
+      </w:rPr>
+      <w:fldChar w:fldCharType="begin"/>
+    </w:r>
+    <w:r>
+      <w:rPr>
+        <w:rStyle w:val="Hyperlink"/>
+        <w:color w:val="000000" w:themeColor="text1"/>
+        <w:u w:val="none"/>
+      </w:rPr>
+      <w:instrText xml:space="preserve"> PAGE </w:instrText>
+    </w:r>
+    <w:r>
+      <w:rPr>
+        <w:rStyle w:val="Hyperlink"/>
+        <w:color w:val="000000" w:themeColor="text1"/>
+        <w:u w:val="none"/>
+      </w:rPr>
+      <w:fldChar w:fldCharType="separate"/>
+    </w:r>
+    <w:r>
+      <w:rPr>
+        <w:rStyle w:val="Hyperlink"/>
+        <w:noProof/>
+        <w:color w:val="000000" w:themeColor="text1"/>
+        <w:u w:val="none"/>
+      </w:rPr>
+      <w:t>18</w:t>
+    </w:r>
+    <w:r>
+      <w:rPr>
+        <w:rStyle w:val="Hyperlink"/>
+        <w:color w:val="000000" w:themeColor="text1"/>
+        <w:u w:val="none"/>
+      </w:rPr>
+      <w:fldChar w:fldCharType="end"/>
+    </w:r>
+    <w:r>
+      <w:fldChar w:fldCharType="end"/>
+    </w:r>
   </w:p>
 </w:hdr>
 </file>
@@ -21772,7 +23205,7 @@
   <w:style w:type="paragraph" w:default="1" w:styleId="Standard">
     <w:name w:val="Normal"/>
     <w:qFormat/>
-    <w:rsid w:val="00A46F32"/>
+    <w:rsid w:val="009E5557"/>
     <w:rPr>
       <w:sz w:val="24"/>
       <w:szCs w:val="24"/>
@@ -22586,6 +24019,101 @@
       </w:tblBorders>
     </w:tblPr>
   </w:style>
+  <w:style w:type="paragraph" w:styleId="Untertitel">
+    <w:name w:val="Subtitle"/>
+    <w:basedOn w:val="Standard"/>
+    <w:next w:val="Standard"/>
+    <w:link w:val="UntertitelZchn"/>
+    <w:qFormat/>
+    <w:rsid w:val="00CD7714"/>
+    <w:pPr>
+      <w:numPr>
+        <w:ilvl w:val="1"/>
+      </w:numPr>
+      <w:spacing w:after="160"/>
+    </w:pPr>
+    <w:rPr>
+      <w:rFonts w:asciiTheme="minorHAnsi" w:eastAsiaTheme="minorEastAsia" w:hAnsiTheme="minorHAnsi" w:cstheme="minorBidi"/>
+      <w:color w:val="5A5A5A" w:themeColor="text1" w:themeTint="A5"/>
+      <w:spacing w:val="15"/>
+      <w:sz w:val="22"/>
+      <w:szCs w:val="22"/>
+    </w:rPr>
+  </w:style>
+  <w:style w:type="character" w:customStyle="1" w:styleId="UntertitelZchn">
+    <w:name w:val="Untertitel Zchn"/>
+    <w:basedOn w:val="Absatz-Standardschriftart"/>
+    <w:link w:val="Untertitel"/>
+    <w:rsid w:val="00CD7714"/>
+    <w:rPr>
+      <w:rFonts w:asciiTheme="minorHAnsi" w:eastAsiaTheme="minorEastAsia" w:hAnsiTheme="minorHAnsi" w:cstheme="minorBidi"/>
+      <w:color w:val="5A5A5A" w:themeColor="text1" w:themeTint="A5"/>
+      <w:spacing w:val="15"/>
+      <w:sz w:val="22"/>
+      <w:szCs w:val="22"/>
+    </w:rPr>
+  </w:style>
+  <w:style w:type="paragraph" w:styleId="Zitat">
+    <w:name w:val="Quote"/>
+    <w:basedOn w:val="Standard"/>
+    <w:next w:val="Standard"/>
+    <w:link w:val="ZitatZchn"/>
+    <w:uiPriority w:val="29"/>
+    <w:qFormat/>
+    <w:rsid w:val="00571E5A"/>
+    <w:pPr>
+      <w:spacing w:before="200" w:after="160"/>
+      <w:ind w:left="864" w:right="864"/>
+      <w:jc w:val="center"/>
+    </w:pPr>
+    <w:rPr>
+      <w:i/>
+      <w:iCs/>
+      <w:color w:val="404040" w:themeColor="text1" w:themeTint="BF"/>
+    </w:rPr>
+  </w:style>
+  <w:style w:type="character" w:customStyle="1" w:styleId="ZitatZchn">
+    <w:name w:val="Zitat Zchn"/>
+    <w:basedOn w:val="Absatz-Standardschriftart"/>
+    <w:link w:val="Zitat"/>
+    <w:uiPriority w:val="29"/>
+    <w:rsid w:val="00571E5A"/>
+    <w:rPr>
+      <w:i/>
+      <w:iCs/>
+      <w:color w:val="404040" w:themeColor="text1" w:themeTint="BF"/>
+      <w:sz w:val="24"/>
+      <w:szCs w:val="24"/>
+    </w:rPr>
+  </w:style>
+  <w:style w:type="character" w:styleId="Buchtitel">
+    <w:name w:val="Book Title"/>
+    <w:basedOn w:val="Absatz-Standardschriftart"/>
+    <w:uiPriority w:val="33"/>
+    <w:qFormat/>
+    <w:rsid w:val="007D1BBD"/>
+    <w:rPr>
+      <w:b/>
+      <w:bCs/>
+      <w:i/>
+      <w:iCs/>
+      <w:spacing w:val="5"/>
+    </w:rPr>
+  </w:style>
+  <w:style w:type="character" w:styleId="IntensiverVerweis">
+    <w:name w:val="Intense Reference"/>
+    <w:basedOn w:val="Absatz-Standardschriftart"/>
+    <w:uiPriority w:val="32"/>
+    <w:qFormat/>
+    <w:rsid w:val="007D1BBD"/>
+    <w:rPr>
+      <w:b/>
+      <w:bCs/>
+      <w:smallCaps/>
+      <w:color w:val="4F81BD" w:themeColor="accent1"/>
+      <w:spacing w:val="5"/>
+    </w:rPr>
+  </w:style>
 </w:styles>
 </file>
 

--- a/Kamerabasierte Gestenerkennung zur Steuerung eines virtuellen Orchesters (Masterarbeit Wegener).docx
+++ b/Kamerabasierte Gestenerkennung zur Steuerung eines virtuellen Orchesters (Masterarbeit Wegener).docx
@@ -162,12 +162,14 @@
           <w:lang w:val="en-US"/>
         </w:rPr>
       </w:pPr>
+      <w:proofErr w:type="spellStart"/>
       <w:r>
         <w:rPr>
           <w:lang w:val="en-US"/>
         </w:rPr>
         <w:t>Studiengang</w:t>
       </w:r>
+      <w:proofErr w:type="spellEnd"/>
       <w:r>
         <w:rPr>
           <w:lang w:val="en-US"/>
@@ -526,7 +528,23 @@
           <w:i/>
           <w:color w:val="FF0000"/>
         </w:rPr>
-        <w:t xml:space="preserve">Hinweise zur Verendung von MS-Word </w:t>
+        <w:t xml:space="preserve">Hinweise zur </w:t>
+      </w:r>
+      <w:proofErr w:type="spellStart"/>
+      <w:r>
+        <w:rPr>
+          <w:i/>
+          <w:color w:val="FF0000"/>
+        </w:rPr>
+        <w:t>Verendung</w:t>
+      </w:r>
+      <w:proofErr w:type="spellEnd"/>
+      <w:r>
+        <w:rPr>
+          <w:i/>
+          <w:color w:val="FF0000"/>
+        </w:rPr>
+        <w:t xml:space="preserve"> von MS-Word </w:t>
       </w:r>
       <w:r>
         <w:rPr>
@@ -769,7 +787,15 @@
         <w:sym w:font="Wingdings" w:char="F0E0"/>
       </w:r>
       <w:r>
-        <w:t xml:space="preserve"> „d. h.“ (wird erreicht mit „Umschalt“ + „Steuerung“ + „Leertaste“).</w:t>
+        <w:t xml:space="preserve"> „d. h.“ (wird erreicht mit „</w:t>
+      </w:r>
+      <w:proofErr w:type="spellStart"/>
+      <w:r>
+        <w:t>Umschalt</w:t>
+      </w:r>
+      <w:proofErr w:type="spellEnd"/>
+      <w:r>
+        <w:t>“ + „Steuerung“ + „Leertaste“).</w:t>
       </w:r>
     </w:p>
     <w:p>
@@ -947,49 +973,7 @@
           <w:rPr>
             <w:rStyle w:val="Hyperlink"/>
           </w:rPr>
-          <w:t>Q</w:t>
-        </w:r>
-        <w:r>
-          <w:rPr>
-            <w:rStyle w:val="Hyperlink"/>
-          </w:rPr>
-          <w:t>u</w:t>
-        </w:r>
-        <w:r>
-          <w:rPr>
-            <w:rStyle w:val="Hyperlink"/>
-          </w:rPr>
-          <w:t>er</w:t>
-        </w:r>
-        <w:r>
-          <w:rPr>
-            <w:rStyle w:val="Hyperlink"/>
-          </w:rPr>
-          <w:t>v</w:t>
-        </w:r>
-        <w:r>
-          <w:rPr>
-            <w:rStyle w:val="Hyperlink"/>
-          </w:rPr>
-          <w:t>e</w:t>
-        </w:r>
-        <w:r>
-          <w:rPr>
-            <w:rStyle w:val="Hyperlink"/>
-          </w:rPr>
-          <w:t>r</w:t>
-        </w:r>
-        <w:r>
-          <w:rPr>
-            <w:rStyle w:val="Hyperlink"/>
-          </w:rPr>
-          <w:t>w</w:t>
-        </w:r>
-        <w:r>
-          <w:rPr>
-            <w:rStyle w:val="Hyperlink"/>
-          </w:rPr>
-          <w:t>eise</w:t>
+          <w:t>Querverweise</w:t>
         </w:r>
       </w:hyperlink>
       <w:r>
@@ -1003,25 +987,7 @@
           <w:rPr>
             <w:rStyle w:val="IntensiverVerweis"/>
           </w:rPr>
-          <w:t>Verlin</w:t>
-        </w:r>
-        <w:r>
-          <w:rPr>
-            <w:rStyle w:val="IntensiverVerweis"/>
-          </w:rPr>
-          <w:t>k</w:t>
-        </w:r>
-        <w:r>
-          <w:rPr>
-            <w:rStyle w:val="IntensiverVerweis"/>
-          </w:rPr>
-          <w:t>unge</w:t>
-        </w:r>
-        <w:r>
-          <w:rPr>
-            <w:rStyle w:val="IntensiverVerweis"/>
-          </w:rPr>
-          <w:t>n</w:t>
+          <w:t>Verlinkungen</w:t>
         </w:r>
       </w:hyperlink>
       <w:r>
@@ -1033,11 +999,19 @@
       <w:r>
         <w:t xml:space="preserve"> mit </w:t>
       </w:r>
+      <w:proofErr w:type="spellStart"/>
       <w:r>
         <w:rPr>
           <w:rStyle w:val="UntertitelZchn"/>
         </w:rPr>
-        <w:t>strg + Linksklick</w:t>
+        <w:t>strg</w:t>
+      </w:r>
+      <w:proofErr w:type="spellEnd"/>
+      <w:r>
+        <w:rPr>
+          <w:rStyle w:val="UntertitelZchn"/>
+        </w:rPr>
+        <w:t xml:space="preserve"> + Linksklick</w:t>
       </w:r>
       <w:r>
         <w:rPr>
@@ -1129,7 +1103,7 @@
           <w:r>
             <w:fldChar w:fldCharType="separate"/>
           </w:r>
-          <w:hyperlink w:anchor="_Toc228970616" w:history="1">
+          <w:hyperlink w:anchor="_Toc229052667" w:history="1">
             <w:r>
               <w:rPr>
                 <w:rStyle w:val="Hyperlink"/>
@@ -1152,7 +1126,7 @@
               <w:rPr>
                 <w:webHidden/>
               </w:rPr>
-              <w:instrText xml:space="preserve"> PAGEREF _Toc228970616 \h </w:instrText>
+              <w:instrText xml:space="preserve"> PAGEREF _Toc229052667 \h </w:instrText>
             </w:r>
             <w:r>
               <w:rPr>
@@ -1189,7 +1163,7 @@
               <w14:ligatures w14:val="standardContextual"/>
             </w:rPr>
           </w:pPr>
-          <w:hyperlink w:anchor="_Toc228970617" w:history="1">
+          <w:hyperlink w:anchor="_Toc229052668" w:history="1">
             <w:r>
               <w:rPr>
                 <w:rStyle w:val="Hyperlink"/>
@@ -1212,7 +1186,7 @@
               <w:rPr>
                 <w:webHidden/>
               </w:rPr>
-              <w:instrText xml:space="preserve"> PAGEREF _Toc228970617 \h </w:instrText>
+              <w:instrText xml:space="preserve"> PAGEREF _Toc229052668 \h </w:instrText>
             </w:r>
             <w:r>
               <w:rPr>
@@ -1249,7 +1223,7 @@
               <w14:ligatures w14:val="standardContextual"/>
             </w:rPr>
           </w:pPr>
-          <w:hyperlink w:anchor="_Toc228970618" w:history="1">
+          <w:hyperlink w:anchor="_Toc229052669" w:history="1">
             <w:r>
               <w:rPr>
                 <w:rStyle w:val="Hyperlink"/>
@@ -1272,7 +1246,7 @@
               <w:rPr>
                 <w:webHidden/>
               </w:rPr>
-              <w:instrText xml:space="preserve"> PAGEREF _Toc228970618 \h </w:instrText>
+              <w:instrText xml:space="preserve"> PAGEREF _Toc229052669 \h </w:instrText>
             </w:r>
             <w:r>
               <w:rPr>
@@ -1309,7 +1283,7 @@
               <w14:ligatures w14:val="standardContextual"/>
             </w:rPr>
           </w:pPr>
-          <w:hyperlink w:anchor="_Toc228970619" w:history="1">
+          <w:hyperlink w:anchor="_Toc229052670" w:history="1">
             <w:r>
               <w:rPr>
                 <w:rStyle w:val="Hyperlink"/>
@@ -1332,7 +1306,7 @@
               <w:rPr>
                 <w:webHidden/>
               </w:rPr>
-              <w:instrText xml:space="preserve"> PAGEREF _Toc228970619 \h </w:instrText>
+              <w:instrText xml:space="preserve"> PAGEREF _Toc229052670 \h </w:instrText>
             </w:r>
             <w:r>
               <w:rPr>
@@ -1369,7 +1343,7 @@
               <w14:ligatures w14:val="standardContextual"/>
             </w:rPr>
           </w:pPr>
-          <w:hyperlink w:anchor="_Toc228970620" w:history="1">
+          <w:hyperlink w:anchor="_Toc229052671" w:history="1">
             <w:r>
               <w:rPr>
                 <w:rStyle w:val="Hyperlink"/>
@@ -1407,7 +1381,7 @@
               <w:rPr>
                 <w:webHidden/>
               </w:rPr>
-              <w:instrText xml:space="preserve"> PAGEREF _Toc228970620 \h </w:instrText>
+              <w:instrText xml:space="preserve"> PAGEREF _Toc229052671 \h </w:instrText>
             </w:r>
             <w:r>
               <w:rPr>
@@ -1444,7 +1418,7 @@
               <w14:ligatures w14:val="standardContextual"/>
             </w:rPr>
           </w:pPr>
-          <w:hyperlink w:anchor="_Toc228970621" w:history="1">
+          <w:hyperlink w:anchor="_Toc229052672" w:history="1">
             <w:r>
               <w:rPr>
                 <w:rStyle w:val="Hyperlink"/>
@@ -1482,7 +1456,7 @@
               <w:rPr>
                 <w:webHidden/>
               </w:rPr>
-              <w:instrText xml:space="preserve"> PAGEREF _Toc228970621 \h </w:instrText>
+              <w:instrText xml:space="preserve"> PAGEREF _Toc229052672 \h </w:instrText>
             </w:r>
             <w:r>
               <w:rPr>
@@ -1519,7 +1493,7 @@
               <w14:ligatures w14:val="standardContextual"/>
             </w:rPr>
           </w:pPr>
-          <w:hyperlink w:anchor="_Toc228970622" w:history="1">
+          <w:hyperlink w:anchor="_Toc229052673" w:history="1">
             <w:r>
               <w:rPr>
                 <w:rStyle w:val="Hyperlink"/>
@@ -1557,7 +1531,7 @@
               <w:rPr>
                 <w:webHidden/>
               </w:rPr>
-              <w:instrText xml:space="preserve"> PAGEREF _Toc228970622 \h </w:instrText>
+              <w:instrText xml:space="preserve"> PAGEREF _Toc229052673 \h </w:instrText>
             </w:r>
             <w:r>
               <w:rPr>
@@ -1594,7 +1568,7 @@
               <w14:ligatures w14:val="standardContextual"/>
             </w:rPr>
           </w:pPr>
-          <w:hyperlink w:anchor="_Toc228970623" w:history="1">
+          <w:hyperlink w:anchor="_Toc229052674" w:history="1">
             <w:r>
               <w:rPr>
                 <w:rStyle w:val="Hyperlink"/>
@@ -1632,7 +1606,7 @@
               <w:rPr>
                 <w:webHidden/>
               </w:rPr>
-              <w:instrText xml:space="preserve"> PAGEREF _Toc228970623 \h </w:instrText>
+              <w:instrText xml:space="preserve"> PAGEREF _Toc229052674 \h </w:instrText>
             </w:r>
             <w:r>
               <w:rPr>
@@ -1669,7 +1643,7 @@
               <w14:ligatures w14:val="standardContextual"/>
             </w:rPr>
           </w:pPr>
-          <w:hyperlink w:anchor="_Toc228970624" w:history="1">
+          <w:hyperlink w:anchor="_Toc229052675" w:history="1">
             <w:r>
               <w:rPr>
                 <w:rStyle w:val="Hyperlink"/>
@@ -1707,7 +1681,7 @@
               <w:rPr>
                 <w:webHidden/>
               </w:rPr>
-              <w:instrText xml:space="preserve"> PAGEREF _Toc228970624 \h </w:instrText>
+              <w:instrText xml:space="preserve"> PAGEREF _Toc229052675 \h </w:instrText>
             </w:r>
             <w:r>
               <w:rPr>
@@ -1744,7 +1718,7 @@
               <w14:ligatures w14:val="standardContextual"/>
             </w:rPr>
           </w:pPr>
-          <w:hyperlink w:anchor="_Toc228970625" w:history="1">
+          <w:hyperlink w:anchor="_Toc229052676" w:history="1">
             <w:r>
               <w:rPr>
                 <w:rStyle w:val="Hyperlink"/>
@@ -1782,7 +1756,7 @@
               <w:rPr>
                 <w:webHidden/>
               </w:rPr>
-              <w:instrText xml:space="preserve"> PAGEREF _Toc228970625 \h </w:instrText>
+              <w:instrText xml:space="preserve"> PAGEREF _Toc229052676 \h </w:instrText>
             </w:r>
             <w:r>
               <w:rPr>
@@ -1821,7 +1795,7 @@
               <w14:ligatures w14:val="standardContextual"/>
             </w:rPr>
           </w:pPr>
-          <w:hyperlink w:anchor="_Toc228970626" w:history="1">
+          <w:hyperlink w:anchor="_Toc229052677" w:history="1">
             <w:r>
               <w:rPr>
                 <w:rStyle w:val="Hyperlink"/>
@@ -1858,7 +1832,7 @@
               <w:rPr>
                 <w:webHidden/>
               </w:rPr>
-              <w:instrText xml:space="preserve"> PAGEREF _Toc228970626 \h </w:instrText>
+              <w:instrText xml:space="preserve"> PAGEREF _Toc229052677 \h </w:instrText>
             </w:r>
             <w:r>
               <w:rPr>
@@ -1897,7 +1871,7 @@
               <w14:ligatures w14:val="standardContextual"/>
             </w:rPr>
           </w:pPr>
-          <w:hyperlink w:anchor="_Toc228970627" w:history="1">
+          <w:hyperlink w:anchor="_Toc229052678" w:history="1">
             <w:r>
               <w:rPr>
                 <w:rStyle w:val="Hyperlink"/>
@@ -1934,7 +1908,7 @@
               <w:rPr>
                 <w:webHidden/>
               </w:rPr>
-              <w:instrText xml:space="preserve"> PAGEREF _Toc228970627 \h </w:instrText>
+              <w:instrText xml:space="preserve"> PAGEREF _Toc229052678 \h </w:instrText>
             </w:r>
             <w:r>
               <w:rPr>
@@ -1973,7 +1947,7 @@
               <w14:ligatures w14:val="standardContextual"/>
             </w:rPr>
           </w:pPr>
-          <w:hyperlink w:anchor="_Toc228970628" w:history="1">
+          <w:hyperlink w:anchor="_Toc229052679" w:history="1">
             <w:r>
               <w:rPr>
                 <w:rStyle w:val="Hyperlink"/>
@@ -1992,43 +1966,7 @@
               <w:rPr>
                 <w:rStyle w:val="Hyperlink"/>
               </w:rPr>
-              <w:t>Projek</w:t>
-            </w:r>
-            <w:r>
-              <w:rPr>
-                <w:rStyle w:val="Hyperlink"/>
-              </w:rPr>
-              <w:t>t</w:t>
-            </w:r>
-            <w:r>
-              <w:rPr>
-                <w:rStyle w:val="Hyperlink"/>
-              </w:rPr>
-              <w:t>a</w:t>
-            </w:r>
-            <w:r>
-              <w:rPr>
-                <w:rStyle w:val="Hyperlink"/>
-              </w:rPr>
-              <w:t>n</w:t>
-            </w:r>
-            <w:r>
-              <w:rPr>
-                <w:rStyle w:val="Hyperlink"/>
-              </w:rPr>
-              <w:t>f</w:t>
-            </w:r>
-            <w:r>
-              <w:rPr>
-                <w:rStyle w:val="Hyperlink"/>
-              </w:rPr>
-              <w:t>o</w:t>
-            </w:r>
-            <w:r>
-              <w:rPr>
-                <w:rStyle w:val="Hyperlink"/>
-              </w:rPr>
-              <w:t>rderungen an die Programmumgebung</w:t>
+              <w:t>Projektanforderungen an die Programmumgebung</w:t>
             </w:r>
             <w:r>
               <w:rPr>
@@ -2046,7 +1984,7 @@
               <w:rPr>
                 <w:webHidden/>
               </w:rPr>
-              <w:instrText xml:space="preserve"> PAGEREF _Toc228970628 \h </w:instrText>
+              <w:instrText xml:space="preserve"> PAGEREF _Toc229052679 \h </w:instrText>
             </w:r>
             <w:r>
               <w:rPr>
@@ -2083,7 +2021,7 @@
               <w14:ligatures w14:val="standardContextual"/>
             </w:rPr>
           </w:pPr>
-          <w:hyperlink w:anchor="_Toc228970629" w:history="1">
+          <w:hyperlink w:anchor="_Toc229052680" w:history="1">
             <w:r>
               <w:rPr>
                 <w:rStyle w:val="Hyperlink"/>
@@ -2121,7 +2059,7 @@
               <w:rPr>
                 <w:webHidden/>
               </w:rPr>
-              <w:instrText xml:space="preserve"> PAGEREF _Toc228970629 \h </w:instrText>
+              <w:instrText xml:space="preserve"> PAGEREF _Toc229052680 \h </w:instrText>
             </w:r>
             <w:r>
               <w:rPr>
@@ -2158,7 +2096,7 @@
               <w14:ligatures w14:val="standardContextual"/>
             </w:rPr>
           </w:pPr>
-          <w:hyperlink w:anchor="_Toc228970630" w:history="1">
+          <w:hyperlink w:anchor="_Toc229052681" w:history="1">
             <w:r>
               <w:rPr>
                 <w:rStyle w:val="Hyperlink"/>
@@ -2196,7 +2134,7 @@
               <w:rPr>
                 <w:webHidden/>
               </w:rPr>
-              <w:instrText xml:space="preserve"> PAGEREF _Toc228970630 \h </w:instrText>
+              <w:instrText xml:space="preserve"> PAGEREF _Toc229052681 \h </w:instrText>
             </w:r>
             <w:r>
               <w:rPr>
@@ -2213,7 +2151,7 @@
               <w:rPr>
                 <w:webHidden/>
               </w:rPr>
-              <w:t>15</w:t>
+              <w:t>17</w:t>
             </w:r>
             <w:r>
               <w:rPr>
@@ -2233,7 +2171,7 @@
               <w14:ligatures w14:val="standardContextual"/>
             </w:rPr>
           </w:pPr>
-          <w:hyperlink w:anchor="_Toc228970631" w:history="1">
+          <w:hyperlink w:anchor="_Toc229052682" w:history="1">
             <w:r>
               <w:rPr>
                 <w:rStyle w:val="Hyperlink"/>
@@ -2271,7 +2209,7 @@
               <w:rPr>
                 <w:webHidden/>
               </w:rPr>
-              <w:instrText xml:space="preserve"> PAGEREF _Toc228970631 \h </w:instrText>
+              <w:instrText xml:space="preserve"> PAGEREF _Toc229052682 \h </w:instrText>
             </w:r>
             <w:r>
               <w:rPr>
@@ -2288,7 +2226,7 @@
               <w:rPr>
                 <w:webHidden/>
               </w:rPr>
-              <w:t>16</w:t>
+              <w:t>18</w:t>
             </w:r>
             <w:r>
               <w:rPr>
@@ -2308,7 +2246,7 @@
               <w14:ligatures w14:val="standardContextual"/>
             </w:rPr>
           </w:pPr>
-          <w:hyperlink w:anchor="_Toc228970632" w:history="1">
+          <w:hyperlink w:anchor="_Toc229052683" w:history="1">
             <w:r>
               <w:rPr>
                 <w:rStyle w:val="Hyperlink"/>
@@ -2346,7 +2284,7 @@
               <w:rPr>
                 <w:webHidden/>
               </w:rPr>
-              <w:instrText xml:space="preserve"> PAGEREF _Toc228970632 \h </w:instrText>
+              <w:instrText xml:space="preserve"> PAGEREF _Toc229052683 \h </w:instrText>
             </w:r>
             <w:r>
               <w:rPr>
@@ -2363,7 +2301,7 @@
               <w:rPr>
                 <w:webHidden/>
               </w:rPr>
-              <w:t>17</w:t>
+              <w:t>19</w:t>
             </w:r>
             <w:r>
               <w:rPr>
@@ -2383,7 +2321,7 @@
               <w14:ligatures w14:val="standardContextual"/>
             </w:rPr>
           </w:pPr>
-          <w:hyperlink w:anchor="_Toc228970633" w:history="1">
+          <w:hyperlink w:anchor="_Toc229052684" w:history="1">
             <w:r>
               <w:rPr>
                 <w:rStyle w:val="Hyperlink"/>
@@ -2421,7 +2359,7 @@
               <w:rPr>
                 <w:webHidden/>
               </w:rPr>
-              <w:instrText xml:space="preserve"> PAGEREF _Toc228970633 \h </w:instrText>
+              <w:instrText xml:space="preserve"> PAGEREF _Toc229052684 \h </w:instrText>
             </w:r>
             <w:r>
               <w:rPr>
@@ -2438,7 +2376,7 @@
               <w:rPr>
                 <w:webHidden/>
               </w:rPr>
-              <w:t>19</w:t>
+              <w:t>21</w:t>
             </w:r>
             <w:r>
               <w:rPr>
@@ -2458,7 +2396,7 @@
               <w14:ligatures w14:val="standardContextual"/>
             </w:rPr>
           </w:pPr>
-          <w:hyperlink w:anchor="_Toc228970634" w:history="1">
+          <w:hyperlink w:anchor="_Toc229052685" w:history="1">
             <w:r>
               <w:rPr>
                 <w:rStyle w:val="Hyperlink"/>
@@ -2496,7 +2434,7 @@
               <w:rPr>
                 <w:webHidden/>
               </w:rPr>
-              <w:instrText xml:space="preserve"> PAGEREF _Toc228970634 \h </w:instrText>
+              <w:instrText xml:space="preserve"> PAGEREF _Toc229052685 \h </w:instrText>
             </w:r>
             <w:r>
               <w:rPr>
@@ -2513,7 +2451,7 @@
               <w:rPr>
                 <w:webHidden/>
               </w:rPr>
-              <w:t>19</w:t>
+              <w:t>21</w:t>
             </w:r>
             <w:r>
               <w:rPr>
@@ -2533,7 +2471,7 @@
               <w14:ligatures w14:val="standardContextual"/>
             </w:rPr>
           </w:pPr>
-          <w:hyperlink w:anchor="_Toc228970635" w:history="1">
+          <w:hyperlink w:anchor="_Toc229052686" w:history="1">
             <w:r>
               <w:rPr>
                 <w:rStyle w:val="Hyperlink"/>
@@ -2571,7 +2509,7 @@
               <w:rPr>
                 <w:webHidden/>
               </w:rPr>
-              <w:instrText xml:space="preserve"> PAGEREF _Toc228970635 \h </w:instrText>
+              <w:instrText xml:space="preserve"> PAGEREF _Toc229052686 \h </w:instrText>
             </w:r>
             <w:r>
               <w:rPr>
@@ -2588,7 +2526,7 @@
               <w:rPr>
                 <w:webHidden/>
               </w:rPr>
-              <w:t>22</w:t>
+              <w:t>24</w:t>
             </w:r>
             <w:r>
               <w:rPr>
@@ -2608,7 +2546,7 @@
               <w14:ligatures w14:val="standardContextual"/>
             </w:rPr>
           </w:pPr>
-          <w:hyperlink w:anchor="_Toc228970636" w:history="1">
+          <w:hyperlink w:anchor="_Toc229052687" w:history="1">
             <w:r>
               <w:rPr>
                 <w:rStyle w:val="Hyperlink"/>
@@ -2646,7 +2584,7 @@
               <w:rPr>
                 <w:webHidden/>
               </w:rPr>
-              <w:instrText xml:space="preserve"> PAGEREF _Toc228970636 \h </w:instrText>
+              <w:instrText xml:space="preserve"> PAGEREF _Toc229052687 \h </w:instrText>
             </w:r>
             <w:r>
               <w:rPr>
@@ -2663,7 +2601,7 @@
               <w:rPr>
                 <w:webHidden/>
               </w:rPr>
-              <w:t>23</w:t>
+              <w:t>25</w:t>
             </w:r>
             <w:r>
               <w:rPr>
@@ -2683,7 +2621,7 @@
               <w14:ligatures w14:val="standardContextual"/>
             </w:rPr>
           </w:pPr>
-          <w:hyperlink w:anchor="_Toc228970637" w:history="1">
+          <w:hyperlink w:anchor="_Toc229052688" w:history="1">
             <w:r>
               <w:rPr>
                 <w:rStyle w:val="Hyperlink"/>
@@ -2721,7 +2659,7 @@
               <w:rPr>
                 <w:webHidden/>
               </w:rPr>
-              <w:instrText xml:space="preserve"> PAGEREF _Toc228970637 \h </w:instrText>
+              <w:instrText xml:space="preserve"> PAGEREF _Toc229052688 \h </w:instrText>
             </w:r>
             <w:r>
               <w:rPr>
@@ -2738,7 +2676,7 @@
               <w:rPr>
                 <w:webHidden/>
               </w:rPr>
-              <w:t>25</w:t>
+              <w:t>27</w:t>
             </w:r>
             <w:r>
               <w:rPr>
@@ -2758,7 +2696,7 @@
               <w14:ligatures w14:val="standardContextual"/>
             </w:rPr>
           </w:pPr>
-          <w:hyperlink w:anchor="_Toc228970638" w:history="1">
+          <w:hyperlink w:anchor="_Toc229052689" w:history="1">
             <w:r>
               <w:rPr>
                 <w:rStyle w:val="Hyperlink"/>
@@ -2796,7 +2734,7 @@
               <w:rPr>
                 <w:webHidden/>
               </w:rPr>
-              <w:instrText xml:space="preserve"> PAGEREF _Toc228970638 \h </w:instrText>
+              <w:instrText xml:space="preserve"> PAGEREF _Toc229052689 \h </w:instrText>
             </w:r>
             <w:r>
               <w:rPr>
@@ -2813,7 +2751,7 @@
               <w:rPr>
                 <w:webHidden/>
               </w:rPr>
-              <w:t>26</w:t>
+              <w:t>28</w:t>
             </w:r>
             <w:r>
               <w:rPr>
@@ -2833,7 +2771,7 @@
               <w14:ligatures w14:val="standardContextual"/>
             </w:rPr>
           </w:pPr>
-          <w:hyperlink w:anchor="_Toc228970639" w:history="1">
+          <w:hyperlink w:anchor="_Toc229052690" w:history="1">
             <w:r>
               <w:rPr>
                 <w:rStyle w:val="Hyperlink"/>
@@ -2871,7 +2809,7 @@
               <w:rPr>
                 <w:webHidden/>
               </w:rPr>
-              <w:instrText xml:space="preserve"> PAGEREF _Toc228970639 \h </w:instrText>
+              <w:instrText xml:space="preserve"> PAGEREF _Toc229052690 \h </w:instrText>
             </w:r>
             <w:r>
               <w:rPr>
@@ -2888,7 +2826,7 @@
               <w:rPr>
                 <w:webHidden/>
               </w:rPr>
-              <w:t>26</w:t>
+              <w:t>28</w:t>
             </w:r>
             <w:r>
               <w:rPr>
@@ -2908,7 +2846,7 @@
               <w14:ligatures w14:val="standardContextual"/>
             </w:rPr>
           </w:pPr>
-          <w:hyperlink w:anchor="_Toc228970640" w:history="1">
+          <w:hyperlink w:anchor="_Toc229052691" w:history="1">
             <w:r>
               <w:rPr>
                 <w:rStyle w:val="Hyperlink"/>
@@ -2946,7 +2884,7 @@
               <w:rPr>
                 <w:webHidden/>
               </w:rPr>
-              <w:instrText xml:space="preserve"> PAGEREF _Toc228970640 \h </w:instrText>
+              <w:instrText xml:space="preserve"> PAGEREF _Toc229052691 \h </w:instrText>
             </w:r>
             <w:r>
               <w:rPr>
@@ -2963,7 +2901,7 @@
               <w:rPr>
                 <w:webHidden/>
               </w:rPr>
-              <w:t>26</w:t>
+              <w:t>28</w:t>
             </w:r>
             <w:r>
               <w:rPr>
@@ -2985,7 +2923,7 @@
               <w14:ligatures w14:val="standardContextual"/>
             </w:rPr>
           </w:pPr>
-          <w:hyperlink w:anchor="_Toc228970641" w:history="1">
+          <w:hyperlink w:anchor="_Toc229052692" w:history="1">
             <w:r>
               <w:rPr>
                 <w:rStyle w:val="Hyperlink"/>
@@ -3022,7 +2960,7 @@
               <w:rPr>
                 <w:webHidden/>
               </w:rPr>
-              <w:instrText xml:space="preserve"> PAGEREF _Toc228970641 \h </w:instrText>
+              <w:instrText xml:space="preserve"> PAGEREF _Toc229052692 \h </w:instrText>
             </w:r>
             <w:r>
               <w:rPr>
@@ -3039,7 +2977,7 @@
               <w:rPr>
                 <w:webHidden/>
               </w:rPr>
-              <w:t>26</w:t>
+              <w:t>28</w:t>
             </w:r>
             <w:r>
               <w:rPr>
@@ -3061,7 +2999,7 @@
               <w14:ligatures w14:val="standardContextual"/>
             </w:rPr>
           </w:pPr>
-          <w:hyperlink w:anchor="_Toc228970642" w:history="1">
+          <w:hyperlink w:anchor="_Toc229052693" w:history="1">
             <w:r>
               <w:rPr>
                 <w:rStyle w:val="Hyperlink"/>
@@ -3098,7 +3036,7 @@
               <w:rPr>
                 <w:webHidden/>
               </w:rPr>
-              <w:instrText xml:space="preserve"> PAGEREF _Toc228970642 \h </w:instrText>
+              <w:instrText xml:space="preserve"> PAGEREF _Toc229052693 \h </w:instrText>
             </w:r>
             <w:r>
               <w:rPr>
@@ -3115,7 +3053,7 @@
               <w:rPr>
                 <w:webHidden/>
               </w:rPr>
-              <w:t>27</w:t>
+              <w:t>29</w:t>
             </w:r>
             <w:r>
               <w:rPr>
@@ -3137,7 +3075,7 @@
               <w14:ligatures w14:val="standardContextual"/>
             </w:rPr>
           </w:pPr>
-          <w:hyperlink w:anchor="_Toc228970643" w:history="1">
+          <w:hyperlink w:anchor="_Toc229052694" w:history="1">
             <w:r>
               <w:rPr>
                 <w:rStyle w:val="Hyperlink"/>
@@ -3174,7 +3112,7 @@
               <w:rPr>
                 <w:webHidden/>
               </w:rPr>
-              <w:instrText xml:space="preserve"> PAGEREF _Toc228970643 \h </w:instrText>
+              <w:instrText xml:space="preserve"> PAGEREF _Toc229052694 \h </w:instrText>
             </w:r>
             <w:r>
               <w:rPr>
@@ -3191,7 +3129,7 @@
               <w:rPr>
                 <w:webHidden/>
               </w:rPr>
-              <w:t>28</w:t>
+              <w:t>30</w:t>
             </w:r>
             <w:r>
               <w:rPr>
@@ -3211,7 +3149,7 @@
               <w14:ligatures w14:val="standardContextual"/>
             </w:rPr>
           </w:pPr>
-          <w:hyperlink w:anchor="_Toc228970644" w:history="1">
+          <w:hyperlink w:anchor="_Toc229052695" w:history="1">
             <w:r>
               <w:rPr>
                 <w:rStyle w:val="Hyperlink"/>
@@ -3249,7 +3187,7 @@
               <w:rPr>
                 <w:webHidden/>
               </w:rPr>
-              <w:instrText xml:space="preserve"> PAGEREF _Toc228970644 \h </w:instrText>
+              <w:instrText xml:space="preserve"> PAGEREF _Toc229052695 \h </w:instrText>
             </w:r>
             <w:r>
               <w:rPr>
@@ -3266,7 +3204,7 @@
               <w:rPr>
                 <w:webHidden/>
               </w:rPr>
-              <w:t>29</w:t>
+              <w:t>31</w:t>
             </w:r>
             <w:r>
               <w:rPr>
@@ -3286,7 +3224,7 @@
               <w14:ligatures w14:val="standardContextual"/>
             </w:rPr>
           </w:pPr>
-          <w:hyperlink w:anchor="_Toc228970645" w:history="1">
+          <w:hyperlink w:anchor="_Toc229052696" w:history="1">
             <w:r>
               <w:rPr>
                 <w:rStyle w:val="Hyperlink"/>
@@ -3324,7 +3262,7 @@
               <w:rPr>
                 <w:webHidden/>
               </w:rPr>
-              <w:instrText xml:space="preserve"> PAGEREF _Toc228970645 \h </w:instrText>
+              <w:instrText xml:space="preserve"> PAGEREF _Toc229052696 \h </w:instrText>
             </w:r>
             <w:r>
               <w:rPr>
@@ -3341,7 +3279,7 @@
               <w:rPr>
                 <w:webHidden/>
               </w:rPr>
-              <w:t>30</w:t>
+              <w:t>32</w:t>
             </w:r>
             <w:r>
               <w:rPr>
@@ -3361,7 +3299,7 @@
               <w14:ligatures w14:val="standardContextual"/>
             </w:rPr>
           </w:pPr>
-          <w:hyperlink w:anchor="_Toc228970646" w:history="1">
+          <w:hyperlink w:anchor="_Toc229052697" w:history="1">
             <w:r>
               <w:rPr>
                 <w:rStyle w:val="Hyperlink"/>
@@ -3399,7 +3337,7 @@
               <w:rPr>
                 <w:webHidden/>
               </w:rPr>
-              <w:instrText xml:space="preserve"> PAGEREF _Toc228970646 \h </w:instrText>
+              <w:instrText xml:space="preserve"> PAGEREF _Toc229052697 \h </w:instrText>
             </w:r>
             <w:r>
               <w:rPr>
@@ -3416,7 +3354,7 @@
               <w:rPr>
                 <w:webHidden/>
               </w:rPr>
-              <w:t>31</w:t>
+              <w:t>33</w:t>
             </w:r>
             <w:r>
               <w:rPr>
@@ -3438,7 +3376,7 @@
               <w14:ligatures w14:val="standardContextual"/>
             </w:rPr>
           </w:pPr>
-          <w:hyperlink w:anchor="_Toc228970647" w:history="1">
+          <w:hyperlink w:anchor="_Toc229052698" w:history="1">
             <w:r>
               <w:rPr>
                 <w:rStyle w:val="Hyperlink"/>
@@ -3475,7 +3413,7 @@
               <w:rPr>
                 <w:webHidden/>
               </w:rPr>
-              <w:instrText xml:space="preserve"> PAGEREF _Toc228970647 \h </w:instrText>
+              <w:instrText xml:space="preserve"> PAGEREF _Toc229052698 \h </w:instrText>
             </w:r>
             <w:r>
               <w:rPr>
@@ -3492,7 +3430,7 @@
               <w:rPr>
                 <w:webHidden/>
               </w:rPr>
-              <w:t>31</w:t>
+              <w:t>33</w:t>
             </w:r>
             <w:r>
               <w:rPr>
@@ -3514,7 +3452,7 @@
               <w14:ligatures w14:val="standardContextual"/>
             </w:rPr>
           </w:pPr>
-          <w:hyperlink w:anchor="_Toc228970648" w:history="1">
+          <w:hyperlink w:anchor="_Toc229052699" w:history="1">
             <w:r>
               <w:rPr>
                 <w:rStyle w:val="Hyperlink"/>
@@ -3551,7 +3489,7 @@
               <w:rPr>
                 <w:webHidden/>
               </w:rPr>
-              <w:instrText xml:space="preserve"> PAGEREF _Toc228970648 \h </w:instrText>
+              <w:instrText xml:space="preserve"> PAGEREF _Toc229052699 \h </w:instrText>
             </w:r>
             <w:r>
               <w:rPr>
@@ -3568,7 +3506,7 @@
               <w:rPr>
                 <w:webHidden/>
               </w:rPr>
-              <w:t>31</w:t>
+              <w:t>33</w:t>
             </w:r>
             <w:r>
               <w:rPr>
@@ -4733,7 +4671,7 @@
       <w:bookmarkStart w:id="4" w:name="_Toc532290619"/>
       <w:bookmarkStart w:id="5" w:name="_Toc532295852"/>
       <w:bookmarkStart w:id="6" w:name="_Toc226907251"/>
-      <w:bookmarkStart w:id="7" w:name="_Toc228970616"/>
+      <w:bookmarkStart w:id="7" w:name="_Toc229052667"/>
       <w:r>
         <w:lastRenderedPageBreak/>
         <w:t>Verzeichnis der Abkürzung</w:t>
@@ -4782,13 +4720,31 @@
       <w:r>
         <w:tab/>
       </w:r>
+      <w:proofErr w:type="spellStart"/>
       <w:r>
         <w:rPr>
           <w:rStyle w:val="Grundzenglisch"/>
           <w:lang w:val="de-DE"/>
         </w:rPr>
-        <w:t>dots per inch</w:t>
-      </w:r>
+        <w:t>dots</w:t>
+      </w:r>
+      <w:proofErr w:type="spellEnd"/>
+      <w:r>
+        <w:rPr>
+          <w:rStyle w:val="Grundzenglisch"/>
+          <w:lang w:val="de-DE"/>
+        </w:rPr>
+        <w:t xml:space="preserve"> per </w:t>
+      </w:r>
+      <w:proofErr w:type="spellStart"/>
+      <w:r>
+        <w:rPr>
+          <w:rStyle w:val="Grundzenglisch"/>
+          <w:lang w:val="de-DE"/>
+        </w:rPr>
+        <w:t>inch</w:t>
+      </w:r>
+      <w:proofErr w:type="spellEnd"/>
     </w:p>
     <w:p>
       <w:pPr>
@@ -4818,9 +4774,11 @@
       <w:pPr>
         <w:pStyle w:val="GrundtextEinrckung"/>
       </w:pPr>
+      <w:proofErr w:type="spellStart"/>
       <w:r>
         <w:t>GoM</w:t>
       </w:r>
+      <w:proofErr w:type="spellEnd"/>
       <w:r>
         <w:tab/>
         <w:t>Grundsätze ordnungsmäßiger Modellierung</w:t>
@@ -4891,9 +4849,11 @@
       <w:pPr>
         <w:pStyle w:val="GrundtextEinrckung"/>
       </w:pPr>
+      <w:proofErr w:type="spellStart"/>
       <w:r>
         <w:t>pt</w:t>
       </w:r>
+      <w:proofErr w:type="spellEnd"/>
       <w:r>
         <w:tab/>
         <w:t>Point</w:t>
@@ -4959,7 +4919,7 @@
       <w:bookmarkStart w:id="10" w:name="_Toc532290620"/>
       <w:bookmarkStart w:id="11" w:name="_Toc532295853"/>
       <w:bookmarkStart w:id="12" w:name="_Toc226907252"/>
-      <w:bookmarkStart w:id="13" w:name="_Toc228970617"/>
+      <w:bookmarkStart w:id="13" w:name="_Toc229052668"/>
       <w:bookmarkEnd w:id="8"/>
       <w:r>
         <w:lastRenderedPageBreak/>
@@ -5029,6 +4989,7 @@
       <w:pPr>
         <w:pStyle w:val="GrundtextEinrckung"/>
       </w:pPr>
+      <w:proofErr w:type="spellStart"/>
       <w:r>
         <w:t>r</w:t>
       </w:r>
@@ -5038,6 +4999,7 @@
         </w:rPr>
         <w:t>s</w:t>
       </w:r>
+      <w:proofErr w:type="spellEnd"/>
       <w:r>
         <w:tab/>
         <w:t>Abstand der Stufe s in cm vom Seitenrand</w:t>
@@ -5080,7 +5042,7 @@
       <w:bookmarkStart w:id="15" w:name="_Toc532290621"/>
       <w:bookmarkStart w:id="16" w:name="_Toc532295854"/>
       <w:bookmarkStart w:id="17" w:name="_Toc226907253"/>
-      <w:bookmarkStart w:id="18" w:name="_Toc228970618"/>
+      <w:bookmarkStart w:id="18" w:name="_Toc229052669"/>
       <w:r>
         <w:lastRenderedPageBreak/>
         <w:t>Abbildungsverzeichnis</w:t>
@@ -5209,7 +5171,15 @@
         <w:sym w:font="Symbol" w:char="F0AE"/>
       </w:r>
       <w:r>
-        <w:t xml:space="preserve"> Format/Absatz/Textfluß] die Option [Seitenwechsel oberhalb] deaktiviert wird.</w:t>
+        <w:t xml:space="preserve"> Format/Absatz/</w:t>
+      </w:r>
+      <w:proofErr w:type="spellStart"/>
+      <w:r>
+        <w:t>Textfluß</w:t>
+      </w:r>
+      <w:proofErr w:type="spellEnd"/>
+      <w:r>
+        <w:t>] die Option [Seitenwechsel oberhalb] deaktiviert wird.</w:t>
       </w:r>
     </w:p>
     <w:p>
@@ -5238,7 +5208,7 @@
       <w:bookmarkStart w:id="20" w:name="_Toc532290622"/>
       <w:bookmarkStart w:id="21" w:name="_Toc532295855"/>
       <w:bookmarkStart w:id="22" w:name="_Toc226907254"/>
-      <w:bookmarkStart w:id="23" w:name="_Toc228970619"/>
+      <w:bookmarkStart w:id="23" w:name="_Toc229052670"/>
       <w:r>
         <w:lastRenderedPageBreak/>
         <w:t>Tabellenverzeichnis</w:t>
@@ -5431,8 +5401,8 @@
       <w:pPr>
         <w:pStyle w:val="berschrift1"/>
       </w:pPr>
-      <w:bookmarkStart w:id="24" w:name="_Toc226907255"/>
-      <w:bookmarkStart w:id="25" w:name="_Toc228970620"/>
+      <w:bookmarkStart w:id="24" w:name="_Toc229052671"/>
+      <w:bookmarkStart w:id="25" w:name="_Toc226907255"/>
       <w:r>
         <w:lastRenderedPageBreak/>
         <w:t>Einsortierung zu Themenbereichen</w:t>
@@ -5440,7 +5410,7 @@
       <w:r>
         <w:t xml:space="preserve"> und Begriffsklärung</w:t>
       </w:r>
-      <w:bookmarkEnd w:id="25"/>
+      <w:bookmarkEnd w:id="24"/>
     </w:p>
     <w:p>
       <w:pPr>
@@ -5467,14 +5437,32 @@
       <w:r>
         <w:t>Eine Geste ist eine Bewegung, welche der zwischenmenschlichen Kommunikation dient [</w:t>
       </w:r>
-      <w:hyperlink w:anchor="wiki_gestik" w:history="1">
-        <w:r>
-          <w:rPr>
-            <w:rStyle w:val="Hyperlink"/>
-          </w:rPr>
-          <w:t>wiki., Gestik</w:t>
-        </w:r>
-      </w:hyperlink>
+      <w:proofErr w:type="spellStart"/>
+      <w:r>
+        <w:fldChar w:fldCharType="begin"/>
+      </w:r>
+      <w:r>
+        <w:instrText>HYPERLINK \l "wiki_gestik"</w:instrText>
+      </w:r>
+      <w:r>
+        <w:fldChar w:fldCharType="separate"/>
+      </w:r>
+      <w:r>
+        <w:rPr>
+          <w:rStyle w:val="Hyperlink"/>
+        </w:rPr>
+        <w:t>wiki</w:t>
+      </w:r>
+      <w:proofErr w:type="spellEnd"/>
+      <w:r>
+        <w:rPr>
+          <w:rStyle w:val="Hyperlink"/>
+        </w:rPr>
+        <w:t>., Gestik</w:t>
+      </w:r>
+      <w:r>
+        <w:fldChar w:fldCharType="end"/>
+      </w:r>
       <w:r>
         <w:t>]</w:t>
       </w:r>
@@ -5544,7 +5532,55 @@
           <w:i/>
           <w:iCs/>
         </w:rPr>
-        <w:t>Human Pose-based Estimation, Tracking and Action Recognition with Deep Learning: A Survey</w:t>
+        <w:t>Human Pose-</w:t>
+      </w:r>
+      <w:proofErr w:type="spellStart"/>
+      <w:r>
+        <w:rPr>
+          <w:i/>
+          <w:iCs/>
+        </w:rPr>
+        <w:t>based</w:t>
+      </w:r>
+      <w:proofErr w:type="spellEnd"/>
+      <w:r>
+        <w:rPr>
+          <w:i/>
+          <w:iCs/>
+        </w:rPr>
+        <w:t xml:space="preserve"> </w:t>
+      </w:r>
+      <w:proofErr w:type="spellStart"/>
+      <w:r>
+        <w:rPr>
+          <w:i/>
+          <w:iCs/>
+        </w:rPr>
+        <w:t>Estimation</w:t>
+      </w:r>
+      <w:proofErr w:type="spellEnd"/>
+      <w:r>
+        <w:rPr>
+          <w:i/>
+          <w:iCs/>
+        </w:rPr>
+        <w:t xml:space="preserve">, Tracking and Action Recognition </w:t>
+      </w:r>
+      <w:proofErr w:type="spellStart"/>
+      <w:r>
+        <w:rPr>
+          <w:i/>
+          <w:iCs/>
+        </w:rPr>
+        <w:t>with</w:t>
+      </w:r>
+      <w:proofErr w:type="spellEnd"/>
+      <w:r>
+        <w:rPr>
+          <w:i/>
+          <w:iCs/>
+        </w:rPr>
+        <w:t xml:space="preserve"> Deep Learning: A Survey</w:t>
       </w:r>
       <w:r>
         <w:rPr>
@@ -5576,21 +5612,67 @@
       <w:r>
         <w:t xml:space="preserve"> drei Verfahren unterteilt: „</w:t>
       </w:r>
-      <w:r>
-        <w:t>pose estimation, pose tracking, and action recognition</w:t>
-      </w:r>
+      <w:proofErr w:type="spellStart"/>
+      <w:r>
+        <w:t>pose</w:t>
+      </w:r>
+      <w:proofErr w:type="spellEnd"/>
+      <w:r>
+        <w:t xml:space="preserve"> </w:t>
+      </w:r>
+      <w:proofErr w:type="spellStart"/>
+      <w:r>
+        <w:t>estimation</w:t>
+      </w:r>
+      <w:proofErr w:type="spellEnd"/>
+      <w:r>
+        <w:t xml:space="preserve">, </w:t>
+      </w:r>
+      <w:proofErr w:type="spellStart"/>
+      <w:r>
+        <w:t>pose</w:t>
+      </w:r>
+      <w:proofErr w:type="spellEnd"/>
+      <w:r>
+        <w:t xml:space="preserve"> </w:t>
+      </w:r>
+      <w:proofErr w:type="spellStart"/>
+      <w:r>
+        <w:t>tracking</w:t>
+      </w:r>
+      <w:proofErr w:type="spellEnd"/>
+      <w:r>
+        <w:t xml:space="preserve">, and </w:t>
+      </w:r>
+      <w:proofErr w:type="spellStart"/>
+      <w:r>
+        <w:t>action</w:t>
+      </w:r>
+      <w:proofErr w:type="spellEnd"/>
+      <w:r>
+        <w:t xml:space="preserve"> </w:t>
+      </w:r>
+      <w:proofErr w:type="spellStart"/>
+      <w:r>
+        <w:t>recognition</w:t>
+      </w:r>
+      <w:proofErr w:type="spellEnd"/>
       <w:r>
         <w:t xml:space="preserve">“ übersetzt bedeutet das: </w:t>
       </w:r>
+      <w:proofErr w:type="spellStart"/>
       <w:r>
         <w:t>Posenschätzung</w:t>
       </w:r>
+      <w:proofErr w:type="spellEnd"/>
       <w:r>
         <w:t xml:space="preserve"> (Körperpose), </w:t>
       </w:r>
+      <w:proofErr w:type="spellStart"/>
       <w:r>
         <w:t>Posenverfolgung</w:t>
       </w:r>
+      <w:proofErr w:type="spellEnd"/>
       <w:r>
         <w:t xml:space="preserve"> und </w:t>
       </w:r>
@@ -5616,7 +5698,15 @@
         <w:jc w:val="both"/>
       </w:pPr>
       <w:r>
-        <w:t>Pose Estimation bezieht sich auf die Bestimmung der Position menschlicher Gelenke in Bildern oder Bildsequenzen</w:t>
+        <w:t xml:space="preserve">Pose </w:t>
+      </w:r>
+      <w:proofErr w:type="spellStart"/>
+      <w:r>
+        <w:t>Estimation</w:t>
+      </w:r>
+      <w:proofErr w:type="spellEnd"/>
+      <w:r>
+        <w:t> bezieht sich auf die Bestimmung der Position menschlicher Gelenke in Bildern oder Bildsequenzen</w:t>
       </w:r>
     </w:p>
     <w:p>
@@ -5717,7 +5807,7 @@
         <w:pStyle w:val="berschrift1"/>
       </w:pPr>
       <w:bookmarkStart w:id="26" w:name="_KI_gestützte_Gestenerkennung"/>
-      <w:bookmarkStart w:id="27" w:name="_Toc228970621"/>
+      <w:bookmarkStart w:id="27" w:name="_Toc229052672"/>
       <w:bookmarkEnd w:id="26"/>
       <w:r>
         <w:lastRenderedPageBreak/>
@@ -5807,8 +5897,13 @@
       <w:r>
         <w:t>, das nennt sich dann „</w:t>
       </w:r>
-      <w:r>
-        <w:t>Supervised Learning</w:t>
+      <w:proofErr w:type="spellStart"/>
+      <w:r>
+        <w:t>Supervised</w:t>
+      </w:r>
+      <w:proofErr w:type="spellEnd"/>
+      <w:r>
+        <w:t xml:space="preserve"> Learning</w:t>
       </w:r>
       <w:r>
         <w:t>“</w:t>
@@ -5816,14 +5911,26 @@
       <w:r>
         <w:t xml:space="preserve"> [</w:t>
       </w:r>
-      <w:hyperlink w:anchor="wiki_SL" w:history="1">
-        <w:r>
-          <w:rPr>
-            <w:rStyle w:val="Hyperlink"/>
-          </w:rPr>
-          <w:t>wiki_SL</w:t>
-        </w:r>
-      </w:hyperlink>
+      <w:proofErr w:type="spellStart"/>
+      <w:r>
+        <w:fldChar w:fldCharType="begin"/>
+      </w:r>
+      <w:r>
+        <w:instrText>HYPERLINK \l "wiki_SL"</w:instrText>
+      </w:r>
+      <w:r>
+        <w:fldChar w:fldCharType="separate"/>
+      </w:r>
+      <w:r>
+        <w:rPr>
+          <w:rStyle w:val="Hyperlink"/>
+        </w:rPr>
+        <w:t>wiki_SL</w:t>
+      </w:r>
+      <w:proofErr w:type="spellEnd"/>
+      <w:r>
+        <w:fldChar w:fldCharType="end"/>
+      </w:r>
       <w:r>
         <w:t>].</w:t>
       </w:r>
@@ -5857,7 +5964,15 @@
         </w:numPr>
       </w:pPr>
       <w:r>
-        <w:t>indirekte (pose-based / mehrstufige)</w:t>
+        <w:t>indirekte (</w:t>
+      </w:r>
+      <w:proofErr w:type="spellStart"/>
+      <w:r>
+        <w:t>pose-based</w:t>
+      </w:r>
+      <w:proofErr w:type="spellEnd"/>
+      <w:r>
+        <w:t xml:space="preserve"> / mehrstufige)</w:t>
       </w:r>
       <w:r>
         <w:t xml:space="preserve">: </w:t>
@@ -5964,12 +6079,17 @@
       <w:pPr>
         <w:pStyle w:val="berschrift1"/>
       </w:pPr>
-      <w:bookmarkStart w:id="28" w:name="_Toc228970622"/>
+      <w:bookmarkStart w:id="28" w:name="_Toc229052673"/>
       <w:r>
         <w:lastRenderedPageBreak/>
-        <w:t>verschiedene Ansätze der Bildverarbeitung/Gesternerkennung</w:t>
+        <w:t>verschiedene Ansätze der Bildverarbeitung/</w:t>
+      </w:r>
+      <w:proofErr w:type="spellStart"/>
+      <w:r>
+        <w:t>Gesternerkennung</w:t>
       </w:r>
       <w:bookmarkEnd w:id="28"/>
+      <w:proofErr w:type="spellEnd"/>
     </w:p>
     <w:p>
       <w:pPr>
@@ -5990,14 +6110,27 @@
       <w:r>
         <w:t xml:space="preserve">von </w:t>
       </w:r>
-      <w:r>
-        <w:t>Oudah M., Al-Naji A.</w:t>
+      <w:proofErr w:type="spellStart"/>
+      <w:r>
+        <w:t>Oudah</w:t>
+      </w:r>
+      <w:proofErr w:type="spellEnd"/>
+      <w:r>
+        <w:t xml:space="preserve"> M., Al-Naji A.</w:t>
       </w:r>
       <w:r>
         <w:t xml:space="preserve"> und</w:t>
       </w:r>
       <w:r>
-        <w:t xml:space="preserve"> Chahl J.</w:t>
+        <w:t xml:space="preserve"> </w:t>
+      </w:r>
+      <w:proofErr w:type="spellStart"/>
+      <w:r>
+        <w:t>Chahl</w:t>
+      </w:r>
+      <w:proofErr w:type="spellEnd"/>
+      <w:r>
+        <w:t xml:space="preserve"> J.</w:t>
       </w:r>
       <w:r>
         <w:t xml:space="preserve"> [</w:t>
@@ -6142,14 +6275,27 @@
       <w:r>
         <w:t xml:space="preserve">-Verfahren“ soll die vorherige Gruppierung aus dem technischen Review von </w:t>
       </w:r>
-      <w:r>
-        <w:t>Oudah M., Al-Naji A.</w:t>
+      <w:proofErr w:type="spellStart"/>
+      <w:r>
+        <w:t>Oudah</w:t>
+      </w:r>
+      <w:proofErr w:type="spellEnd"/>
+      <w:r>
+        <w:t xml:space="preserve"> M., Al-Naji A.</w:t>
       </w:r>
       <w:r>
         <w:t xml:space="preserve"> und</w:t>
       </w:r>
       <w:r>
-        <w:t xml:space="preserve"> Chahl J.</w:t>
+        <w:t xml:space="preserve"> </w:t>
+      </w:r>
+      <w:proofErr w:type="spellStart"/>
+      <w:r>
+        <w:t>Chahl</w:t>
+      </w:r>
+      <w:proofErr w:type="spellEnd"/>
+      <w:r>
+        <w:t xml:space="preserve"> J.</w:t>
       </w:r>
       <w:r>
         <w:t xml:space="preserve"> erweitert werden.</w:t>
@@ -6435,7 +6581,7 @@
         <w:pStyle w:val="berschrift1"/>
       </w:pPr>
       <w:bookmarkStart w:id="29" w:name="_Wahl_der_Gestenerkennungsverfahren"/>
-      <w:bookmarkStart w:id="30" w:name="_Toc228970623"/>
+      <w:bookmarkStart w:id="30" w:name="_Toc229052674"/>
       <w:bookmarkEnd w:id="29"/>
       <w:r>
         <w:lastRenderedPageBreak/>
@@ -6468,7 +6614,7 @@
       <w:pPr>
         <w:pStyle w:val="berschrift1"/>
       </w:pPr>
-      <w:bookmarkStart w:id="31" w:name="_Toc228970624"/>
+      <w:bookmarkStart w:id="31" w:name="_Toc229052675"/>
       <w:r>
         <w:lastRenderedPageBreak/>
         <w:t>Hardware und Software</w:t>
@@ -6487,7 +6633,7 @@
       <w:pPr>
         <w:pStyle w:val="berschrift2"/>
       </w:pPr>
-      <w:bookmarkStart w:id="32" w:name="_Toc228970625"/>
+      <w:bookmarkStart w:id="32" w:name="_Toc229052676"/>
       <w:r>
         <w:t>Anforderungen</w:t>
       </w:r>
@@ -6558,7 +6704,7 @@
       <w:pPr>
         <w:pStyle w:val="berschrift3"/>
       </w:pPr>
-      <w:bookmarkStart w:id="33" w:name="_Toc228970626"/>
+      <w:bookmarkStart w:id="33" w:name="_Toc229052677"/>
       <w:r>
         <w:t>Projekta</w:t>
       </w:r>
@@ -6671,10 +6817,106 @@
         <w:t xml:space="preserve">Der Öffnungswinkel einer Kamera kann in zwei Dimensionen gemessen werden horizontal und vertikal. </w:t>
       </w:r>
       <w:r>
-        <w:t>In Englisch “horizontal field of view” und “vertical field of view” genannt, oder kurz “hFOV” und “vFOV”.</w:t>
-      </w:r>
-      <w:r>
-        <w:t xml:space="preserve"> Welcher hFOV und vFOV nötig ist hänkt von folgenden Faktoren ab:</w:t>
+        <w:t xml:space="preserve">In Englisch “horizontal </w:t>
+      </w:r>
+      <w:proofErr w:type="spellStart"/>
+      <w:r>
+        <w:t>field</w:t>
+      </w:r>
+      <w:proofErr w:type="spellEnd"/>
+      <w:r>
+        <w:t xml:space="preserve"> </w:t>
+      </w:r>
+      <w:proofErr w:type="spellStart"/>
+      <w:r>
+        <w:t>of</w:t>
+      </w:r>
+      <w:proofErr w:type="spellEnd"/>
+      <w:r>
+        <w:t xml:space="preserve"> </w:t>
+      </w:r>
+      <w:proofErr w:type="spellStart"/>
+      <w:r>
+        <w:t>view</w:t>
+      </w:r>
+      <w:proofErr w:type="spellEnd"/>
+      <w:r>
+        <w:t>” und “</w:t>
+      </w:r>
+      <w:proofErr w:type="spellStart"/>
+      <w:r>
+        <w:t>vertical</w:t>
+      </w:r>
+      <w:proofErr w:type="spellEnd"/>
+      <w:r>
+        <w:t xml:space="preserve"> </w:t>
+      </w:r>
+      <w:proofErr w:type="spellStart"/>
+      <w:r>
+        <w:t>field</w:t>
+      </w:r>
+      <w:proofErr w:type="spellEnd"/>
+      <w:r>
+        <w:t xml:space="preserve"> </w:t>
+      </w:r>
+      <w:proofErr w:type="spellStart"/>
+      <w:r>
+        <w:t>of</w:t>
+      </w:r>
+      <w:proofErr w:type="spellEnd"/>
+      <w:r>
+        <w:t xml:space="preserve"> </w:t>
+      </w:r>
+      <w:proofErr w:type="spellStart"/>
+      <w:r>
+        <w:t>view</w:t>
+      </w:r>
+      <w:proofErr w:type="spellEnd"/>
+      <w:r>
+        <w:t>” genannt, oder kurz “</w:t>
+      </w:r>
+      <w:proofErr w:type="spellStart"/>
+      <w:r>
+        <w:t>hFOV</w:t>
+      </w:r>
+      <w:proofErr w:type="spellEnd"/>
+      <w:r>
+        <w:t>” und “</w:t>
+      </w:r>
+      <w:proofErr w:type="spellStart"/>
+      <w:r>
+        <w:t>vFOV</w:t>
+      </w:r>
+      <w:proofErr w:type="spellEnd"/>
+      <w:r>
+        <w:t>”.</w:t>
+      </w:r>
+      <w:r>
+        <w:t xml:space="preserve"> Welcher </w:t>
+      </w:r>
+      <w:proofErr w:type="spellStart"/>
+      <w:r>
+        <w:t>hFOV</w:t>
+      </w:r>
+      <w:proofErr w:type="spellEnd"/>
+      <w:r>
+        <w:t xml:space="preserve"> und </w:t>
+      </w:r>
+      <w:proofErr w:type="spellStart"/>
+      <w:r>
+        <w:t>vFOV</w:t>
+      </w:r>
+      <w:proofErr w:type="spellEnd"/>
+      <w:r>
+        <w:t xml:space="preserve"> nötig ist </w:t>
+      </w:r>
+      <w:proofErr w:type="spellStart"/>
+      <w:r>
+        <w:t>hänkt</w:t>
+      </w:r>
+      <w:proofErr w:type="spellEnd"/>
+      <w:r>
+        <w:t xml:space="preserve"> von folgenden Faktoren ab:</w:t>
       </w:r>
     </w:p>
     <w:p>
@@ -6770,19 +7012,7 @@
           <w:rPr>
             <w:rStyle w:val="Hyperlink"/>
           </w:rPr>
-          <w:t>3D-</w:t>
-        </w:r>
-        <w:r>
-          <w:rPr>
-            <w:rStyle w:val="Hyperlink"/>
-          </w:rPr>
-          <w:t>M</w:t>
-        </w:r>
-        <w:r>
-          <w:rPr>
-            <w:rStyle w:val="Hyperlink"/>
-          </w:rPr>
-          <w:t>odel</w:t>
+          <w:t>3D-Model</w:t>
         </w:r>
       </w:hyperlink>
       <w:r>
@@ -6804,6 +7034,7 @@
         <w:t xml:space="preserve"> von </w:t>
       </w:r>
       <w:hyperlink r:id="rId17" w:history="1">
+        <w:proofErr w:type="spellStart"/>
         <w:r>
           <w:rPr>
             <w:rStyle w:val="Hyperlink"/>
@@ -6822,6 +7053,7 @@
           </w:rPr>
           <w:t>e</w:t>
         </w:r>
+        <w:proofErr w:type="spellEnd"/>
       </w:hyperlink>
       <w:r>
         <w:t xml:space="preserve"> erstellt, das ist eine 3D-Moddeling Browser Applikation.</w:t>
@@ -7533,7 +7765,21 @@
         <w:rPr>
           <w:color w:val="000000" w:themeColor="text1"/>
         </w:rPr>
-        <w:t xml:space="preserve"> Pyramide dargestellt, deren spitze die Position der Kameralinse repräsentiert. Es lässt sich erkennen, dass </w:t>
+        <w:t xml:space="preserve"> Pyramide dargestellt, deren </w:t>
+      </w:r>
+      <w:proofErr w:type="spellStart"/>
+      <w:r>
+        <w:rPr>
+          <w:color w:val="000000" w:themeColor="text1"/>
+        </w:rPr>
+        <w:t>spitze</w:t>
+      </w:r>
+      <w:proofErr w:type="spellEnd"/>
+      <w:r>
+        <w:rPr>
+          <w:color w:val="000000" w:themeColor="text1"/>
+        </w:rPr>
+        <w:t xml:space="preserve"> die Position der Kameralinse repräsentiert. Es lässt sich erkennen, dass </w:t>
       </w:r>
       <w:r>
         <w:rPr>
@@ -8558,7 +8804,15 @@
       </w:r>
       <w:r>
         <w:tab/>
-        <w:t xml:space="preserve">horizontaler Kamera Öffnungswinkel – hFOV </w:t>
+        <w:t xml:space="preserve">horizontaler Kamera Öffnungswinkel – </w:t>
+      </w:r>
+      <w:proofErr w:type="spellStart"/>
+      <w:r>
+        <w:t>hFOV</w:t>
+      </w:r>
+      <w:proofErr w:type="spellEnd"/>
+      <w:r>
+        <w:t xml:space="preserve"> </w:t>
       </w:r>
       <w:r>
         <w:br/>
@@ -8566,7 +8820,15 @@
       </w:r>
       <w:r>
         <w:tab/>
-        <w:t xml:space="preserve">vertikaler Kamera Öffnungswinkel – vFOV </w:t>
+        <w:t xml:space="preserve">vertikaler Kamera Öffnungswinkel – </w:t>
+      </w:r>
+      <w:proofErr w:type="spellStart"/>
+      <w:r>
+        <w:t>vFOV</w:t>
+      </w:r>
+      <w:proofErr w:type="spellEnd"/>
+      <w:r>
+        <w:t xml:space="preserve"> </w:t>
       </w:r>
     </w:p>
     <w:p>
@@ -8623,7 +8885,15 @@
           </w:tcPr>
           <w:p>
             <w:r>
-              <w:t>n [deg]</w:t>
+              <w:t>n [</w:t>
+            </w:r>
+            <w:proofErr w:type="spellStart"/>
+            <w:r>
+              <w:t>deg</w:t>
+            </w:r>
+            <w:proofErr w:type="spellEnd"/>
+            <w:r>
+              <w:t>]</w:t>
             </w:r>
           </w:p>
         </w:tc>
@@ -8633,7 +8903,15 @@
           </w:tcPr>
           <w:p>
             <w:r>
-              <w:t>h [deg]</w:t>
+              <w:t>h [</w:t>
+            </w:r>
+            <w:proofErr w:type="spellStart"/>
+            <w:r>
+              <w:t>deg</w:t>
+            </w:r>
+            <w:proofErr w:type="spellEnd"/>
+            <w:r>
+              <w:t>]</w:t>
             </w:r>
           </w:p>
         </w:tc>
@@ -8643,7 +8921,15 @@
           </w:tcPr>
           <w:p>
             <w:r>
-              <w:t>v [deg]</w:t>
+              <w:t>v [</w:t>
+            </w:r>
+            <w:proofErr w:type="spellStart"/>
+            <w:r>
+              <w:t>deg</w:t>
+            </w:r>
+            <w:proofErr w:type="spellEnd"/>
+            <w:r>
+              <w:t>]</w:t>
             </w:r>
           </w:p>
         </w:tc>
@@ -8955,7 +9241,15 @@
           </w:tcPr>
           <w:p>
             <w:r>
-              <w:t>n [deg]</w:t>
+              <w:t>n [</w:t>
+            </w:r>
+            <w:proofErr w:type="spellStart"/>
+            <w:r>
+              <w:t>deg</w:t>
+            </w:r>
+            <w:proofErr w:type="spellEnd"/>
+            <w:r>
+              <w:t>]</w:t>
             </w:r>
           </w:p>
         </w:tc>
@@ -8965,7 +9259,15 @@
           </w:tcPr>
           <w:p>
             <w:r>
-              <w:t>h [deg]</w:t>
+              <w:t>h [</w:t>
+            </w:r>
+            <w:proofErr w:type="spellStart"/>
+            <w:r>
+              <w:t>deg</w:t>
+            </w:r>
+            <w:proofErr w:type="spellEnd"/>
+            <w:r>
+              <w:t>]</w:t>
             </w:r>
           </w:p>
         </w:tc>
@@ -8975,7 +9277,15 @@
           </w:tcPr>
           <w:p>
             <w:r>
-              <w:t>v [deg]</w:t>
+              <w:t>v [</w:t>
+            </w:r>
+            <w:proofErr w:type="spellStart"/>
+            <w:r>
+              <w:t>deg</w:t>
+            </w:r>
+            <w:proofErr w:type="spellEnd"/>
+            <w:r>
+              <w:t>]</w:t>
             </w:r>
           </w:p>
         </w:tc>
@@ -9288,7 +9598,15 @@
           </w:tcPr>
           <w:p>
             <w:r>
-              <w:t>n [deg]</w:t>
+              <w:t>n [</w:t>
+            </w:r>
+            <w:proofErr w:type="spellStart"/>
+            <w:r>
+              <w:t>deg</w:t>
+            </w:r>
+            <w:proofErr w:type="spellEnd"/>
+            <w:r>
+              <w:t>]</w:t>
             </w:r>
           </w:p>
         </w:tc>
@@ -9298,7 +9616,15 @@
           </w:tcPr>
           <w:p>
             <w:r>
-              <w:t>h [deg]</w:t>
+              <w:t>h [</w:t>
+            </w:r>
+            <w:proofErr w:type="spellStart"/>
+            <w:r>
+              <w:t>deg</w:t>
+            </w:r>
+            <w:proofErr w:type="spellEnd"/>
+            <w:r>
+              <w:t>]</w:t>
             </w:r>
           </w:p>
         </w:tc>
@@ -9308,7 +9634,15 @@
           </w:tcPr>
           <w:p>
             <w:r>
-              <w:t>v [deg]</w:t>
+              <w:t>v [</w:t>
+            </w:r>
+            <w:proofErr w:type="spellStart"/>
+            <w:r>
+              <w:t>deg</w:t>
+            </w:r>
+            <w:proofErr w:type="spellEnd"/>
+            <w:r>
+              <w:t>]</w:t>
             </w:r>
           </w:p>
         </w:tc>
@@ -9404,14 +9738,30 @@
         <w:t xml:space="preserve"> werden.</w:t>
       </w:r>
       <w:r>
-        <w:t xml:space="preserve"> Alternative könnte ließe sich die Standzone verkleinern (beeinflusst besonders das hFOV) oder die berücksichtigte Personengröße reduzieren (beeinflusst besonders das vFOV). </w:t>
+        <w:t xml:space="preserve"> Alternative könnte ließe sich die Standzone verkleinern (beeinflusst besonders das </w:t>
+      </w:r>
+      <w:proofErr w:type="spellStart"/>
+      <w:r>
+        <w:t>hFOV</w:t>
+      </w:r>
+      <w:proofErr w:type="spellEnd"/>
+      <w:r>
+        <w:t xml:space="preserve">) oder die berücksichtigte Personengröße reduzieren (beeinflusst besonders das </w:t>
+      </w:r>
+      <w:proofErr w:type="spellStart"/>
+      <w:r>
+        <w:t>vFOV</w:t>
+      </w:r>
+      <w:proofErr w:type="spellEnd"/>
+      <w:r>
+        <w:t xml:space="preserve">). </w:t>
       </w:r>
     </w:p>
     <w:p>
       <w:pPr>
         <w:pStyle w:val="berschrift3"/>
       </w:pPr>
-      <w:bookmarkStart w:id="36" w:name="_Toc228970627"/>
+      <w:bookmarkStart w:id="36" w:name="_Toc229052678"/>
       <w:r>
         <w:t xml:space="preserve">Projektanforderungen </w:t>
       </w:r>
@@ -9496,7 +9846,7 @@
       <w:pPr>
         <w:pStyle w:val="berschrift3"/>
       </w:pPr>
-      <w:bookmarkStart w:id="37" w:name="_Toc228970628"/>
+      <w:bookmarkStart w:id="37" w:name="_Toc229052679"/>
       <w:r>
         <w:t xml:space="preserve">Projektanforderungen </w:t>
       </w:r>
@@ -9572,16 +9922,13 @@
       <w:pPr>
         <w:pStyle w:val="berschrift2"/>
       </w:pPr>
-      <w:bookmarkStart w:id="38" w:name="_Toc228970629"/>
+      <w:bookmarkStart w:id="38" w:name="_Toc229052680"/>
       <w:r>
         <w:lastRenderedPageBreak/>
-        <w:t>Wahl</w:t>
-      </w:r>
-      <w:r>
-        <w:t xml:space="preserve"> und Kombinationen</w:t>
-      </w:r>
-      <w:r>
-        <w:t xml:space="preserve"> aus ähnlichen Projekten</w:t>
+        <w:t>Hardware und Software in</w:t>
+      </w:r>
+      <w:r>
+        <w:t xml:space="preserve"> ähnlichen Projekten</w:t>
       </w:r>
       <w:bookmarkEnd w:id="38"/>
       <w:r>
@@ -9620,21 +9967,7 @@
             <w:rStyle w:val="Hyperlink"/>
             <w:lang w:val="en-US"/>
           </w:rPr>
-          <w:t>Bara</w:t>
-        </w:r>
-        <w:r>
-          <w:rPr>
-            <w:rStyle w:val="Hyperlink"/>
-            <w:lang w:val="en-US"/>
-          </w:rPr>
-          <w:t>n</w:t>
-        </w:r>
-        <w:r>
-          <w:rPr>
-            <w:rStyle w:val="Hyperlink"/>
-            <w:lang w:val="en-US"/>
-          </w:rPr>
-          <w:t>itharan_2026</w:t>
+          <w:t>Baranitharan_2026</w:t>
         </w:r>
       </w:hyperlink>
       <w:r>
@@ -9655,9 +9988,6 @@
     <w:p>
       <w:pPr>
         <w:jc w:val="both"/>
-        <w:rPr>
-          <w:lang w:val="en-US"/>
-        </w:rPr>
       </w:pPr>
       <w:r>
         <w:t>In diesem Projekt</w:t>
@@ -9672,7 +10002,11 @@
         <w:t xml:space="preserve"> </w:t>
       </w:r>
       <w:r>
-        <w:t>an verschiedenes Gel</w:t>
+        <w:t xml:space="preserve">an verschiedenes </w:t>
+      </w:r>
+      <w:proofErr w:type="spellStart"/>
+      <w:r>
+        <w:t>Gel</w:t>
       </w:r>
       <w:r>
         <w:t>ä</w:t>
@@ -9684,7 +10018,11 @@
         <w:t>k</w:t>
       </w:r>
       <w:r>
-        <w:t xml:space="preserve">en </w:t>
+        <w:t>en</w:t>
+      </w:r>
+      <w:proofErr w:type="spellEnd"/>
+      <w:r>
+        <w:t xml:space="preserve"> </w:t>
       </w:r>
       <w:r>
         <w:t>des menschlichen Arms, die Winkel b</w:t>
@@ -9826,7 +10164,21 @@
           <w:rPr>
             <w:rStyle w:val="IntensiverVerweis"/>
           </w:rPr>
-          <w:t>Asus Xtion Pro Tiefenkamera</w:t>
+          <w:t xml:space="preserve">Asus </w:t>
+        </w:r>
+        <w:proofErr w:type="spellStart"/>
+        <w:r>
+          <w:rPr>
+            <w:rStyle w:val="IntensiverVerweis"/>
+          </w:rPr>
+          <w:t>Xtion</w:t>
+        </w:r>
+        <w:proofErr w:type="spellEnd"/>
+        <w:r>
+          <w:rPr>
+            <w:rStyle w:val="IntensiverVerweis"/>
+          </w:rPr>
+          <w:t xml:space="preserve"> Pro Tiefenkamera</w:t>
         </w:r>
       </w:hyperlink>
       <w:r>
@@ -9848,7 +10200,15 @@
         <w:t>Sensor</w:t>
       </w:r>
       <w:r>
-        <w:t xml:space="preserve"> und der Asus Xtion Pro </w:t>
+        <w:t xml:space="preserve"> und der Asus </w:t>
+      </w:r>
+      <w:proofErr w:type="spellStart"/>
+      <w:r>
+        <w:t>Xtion</w:t>
+      </w:r>
+      <w:proofErr w:type="spellEnd"/>
+      <w:r>
+        <w:t xml:space="preserve"> Pro </w:t>
       </w:r>
       <w:r>
         <w:t>Sensor</w:t>
@@ -9937,7 +10297,15 @@
           </w:tcPr>
           <w:p>
             <w:r>
-              <w:t>Asus Xtion Pro</w:t>
+              <w:t xml:space="preserve">Asus </w:t>
+            </w:r>
+            <w:proofErr w:type="spellStart"/>
+            <w:r>
+              <w:t>Xtion</w:t>
+            </w:r>
+            <w:proofErr w:type="spellEnd"/>
+            <w:r>
+              <w:t xml:space="preserve"> Pro</w:t>
             </w:r>
           </w:p>
         </w:tc>
@@ -10089,7 +10457,15 @@
           </w:tcPr>
           <w:p>
             <w:r>
-              <w:t>Farbbildsichtfeld [deg]</w:t>
+              <w:t>Farbbildsichtfeld [</w:t>
+            </w:r>
+            <w:proofErr w:type="spellStart"/>
+            <w:r>
+              <w:t>deg</w:t>
+            </w:r>
+            <w:proofErr w:type="spellEnd"/>
+            <w:r>
+              <w:t>]</w:t>
             </w:r>
           </w:p>
         </w:tc>
@@ -10131,7 +10507,15 @@
           </w:tcPr>
           <w:p>
             <w:r>
-              <w:t>Tiefenbildsichtfeld [deg]</w:t>
+              <w:t>Tiefenbildsichtfeld [</w:t>
+            </w:r>
+            <w:proofErr w:type="spellStart"/>
+            <w:r>
+              <w:t>deg</w:t>
+            </w:r>
+            <w:proofErr w:type="spellEnd"/>
+            <w:r>
+              <w:t>]</w:t>
             </w:r>
           </w:p>
         </w:tc>
@@ -10221,13 +10605,41 @@
           <w:lang w:val="en-US"/>
         </w:rPr>
       </w:pPr>
+      <w:proofErr w:type="spellStart"/>
       <w:r>
         <w:rPr>
           <w:sz w:val="20"/>
           <w:szCs w:val="20"/>
           <w:lang w:val="en-US"/>
         </w:rPr>
-        <w:t xml:space="preserve">Daten der Kinect Sensoren: </w:t>
+        <w:t>Daten</w:t>
+      </w:r>
+      <w:proofErr w:type="spellEnd"/>
+      <w:r>
+        <w:rPr>
+          <w:sz w:val="20"/>
+          <w:szCs w:val="20"/>
+          <w:lang w:val="en-US"/>
+        </w:rPr>
+        <w:t xml:space="preserve"> der Kinect </w:t>
+      </w:r>
+      <w:proofErr w:type="spellStart"/>
+      <w:r>
+        <w:rPr>
+          <w:sz w:val="20"/>
+          <w:szCs w:val="20"/>
+          <w:lang w:val="en-US"/>
+        </w:rPr>
+        <w:t>Sensoren</w:t>
+      </w:r>
+      <w:proofErr w:type="spellEnd"/>
+      <w:r>
+        <w:rPr>
+          <w:sz w:val="20"/>
+          <w:szCs w:val="20"/>
+          <w:lang w:val="en-US"/>
+        </w:rPr>
+        <w:t xml:space="preserve">: </w:t>
       </w:r>
       <w:hyperlink r:id="rId31" w:history="1">
         <w:r>
@@ -10246,14 +10658,34 @@
         <w:rPr>
           <w:sz w:val="20"/>
           <w:szCs w:val="20"/>
+          <w:lang w:val="en-US"/>
         </w:rPr>
       </w:pPr>
       <w:r>
         <w:rPr>
           <w:sz w:val="20"/>
           <w:szCs w:val="20"/>
-        </w:rPr>
-        <w:t xml:space="preserve">Datan des Asus Xtion Pro: </w:t>
+          <w:lang w:val="en-US"/>
+        </w:rPr>
+        <w:t xml:space="preserve">Datan des Asus </w:t>
+      </w:r>
+      <w:proofErr w:type="spellStart"/>
+      <w:r>
+        <w:rPr>
+          <w:sz w:val="20"/>
+          <w:szCs w:val="20"/>
+          <w:lang w:val="en-US"/>
+        </w:rPr>
+        <w:t>Xtion</w:t>
+      </w:r>
+      <w:proofErr w:type="spellEnd"/>
+      <w:r>
+        <w:rPr>
+          <w:sz w:val="20"/>
+          <w:szCs w:val="20"/>
+          <w:lang w:val="en-US"/>
+        </w:rPr>
+        <w:t xml:space="preserve"> Pro: </w:t>
       </w:r>
       <w:hyperlink r:id="rId32" w:history="1">
         <w:r>
@@ -10261,6 +10693,7 @@
             <w:rStyle w:val="IntensiverVerweis"/>
             <w:sz w:val="20"/>
             <w:szCs w:val="20"/>
+            <w:lang w:val="en-US"/>
           </w:rPr>
           <w:t>https://wiki.hshl.de/wiki/index.php/Asus_Xtion_Pro_Tiefenkamera_mit_Matlab/Simulink</w:t>
         </w:r>
@@ -10300,7 +10733,15 @@
     <w:p/>
     <w:p>
       <w:r>
-        <w:t>Es ist zu bemerken, dass eine VGA-Farbbildauflösung in A. Baranitharan‘s Projekt ausreichend war, um Arm und Hand Abwicklungen (in alle drei Dimensionen) zuverlässig zu erkennen. Jedoch wurden auch zusätzliche Tiefeninformationen erfasst</w:t>
+        <w:t xml:space="preserve">Es ist zu bemerken, dass eine VGA-Farbbildauflösung in A. </w:t>
+      </w:r>
+      <w:proofErr w:type="spellStart"/>
+      <w:r>
+        <w:t>Baranitharan‘s</w:t>
+      </w:r>
+      <w:proofErr w:type="spellEnd"/>
+      <w:r>
+        <w:t xml:space="preserve"> Projekt ausreichend war, um Arm und Hand Abwicklungen (in alle drei Dimensionen) zuverlässig zu erkennen. Jedoch wurden auch zusätzliche Tiefeninformationen erfasst</w:t>
       </w:r>
       <w:r>
         <w:t>.</w:t>
@@ -10334,19 +10775,7 @@
           <w:rPr>
             <w:rStyle w:val="IntensiverVerweis"/>
           </w:rPr>
-          <w:t>We</w:t>
-        </w:r>
-        <w:r>
-          <w:rPr>
-            <w:rStyle w:val="IntensiverVerweis"/>
-          </w:rPr>
-          <w:t>b</w:t>
-        </w:r>
-        <w:r>
-          <w:rPr>
-            <w:rStyle w:val="IntensiverVerweis"/>
-          </w:rPr>
-          <w:t>seite</w:t>
+          <w:t>Webseite</w:t>
         </w:r>
       </w:hyperlink>
       <w:r>
@@ -10422,7 +10851,21 @@
           <w:rPr>
             <w:rStyle w:val="IntensiverVerweis"/>
           </w:rPr>
-          <w:t>University of Modena and Reggio Emilia</w:t>
+          <w:t xml:space="preserve">University </w:t>
+        </w:r>
+        <w:proofErr w:type="spellStart"/>
+        <w:r>
+          <w:rPr>
+            <w:rStyle w:val="IntensiverVerweis"/>
+          </w:rPr>
+          <w:t>of</w:t>
+        </w:r>
+        <w:proofErr w:type="spellEnd"/>
+        <w:r>
+          <w:rPr>
+            <w:rStyle w:val="IntensiverVerweis"/>
+          </w:rPr>
+          <w:t xml:space="preserve"> Modena and Reggio Emilia</w:t>
         </w:r>
       </w:hyperlink>
       <w:r>
@@ -10443,8 +10886,13 @@
       <w:r>
         <w:t xml:space="preserve"> In </w:t>
       </w:r>
-      <w:r>
-        <w:t>Candeloro’s Projekt wird folgende Komponenten genutzt:</w:t>
+      <w:proofErr w:type="spellStart"/>
+      <w:r>
+        <w:t>Candeloro’s</w:t>
+      </w:r>
+      <w:proofErr w:type="spellEnd"/>
+      <w:r>
+        <w:t xml:space="preserve"> Projekt wird folgende Komponenten genutzt:</w:t>
       </w:r>
     </w:p>
     <w:p/>
@@ -10457,23 +10905,27 @@
         </w:numPr>
       </w:pPr>
       <w:hyperlink r:id="rId36" w:history="1">
+        <w:proofErr w:type="spellStart"/>
         <w:r>
           <w:rPr>
             <w:rStyle w:val="IntensiverVerweis"/>
           </w:rPr>
           <w:t>MediaPipe</w:t>
         </w:r>
+        <w:proofErr w:type="spellEnd"/>
       </w:hyperlink>
       <w:r>
         <w:t xml:space="preserve"> und </w:t>
       </w:r>
       <w:hyperlink r:id="rId37" w:history="1">
+        <w:proofErr w:type="spellStart"/>
         <w:r>
           <w:rPr>
             <w:rStyle w:val="IntensiverVerweis"/>
           </w:rPr>
           <w:t>OpenCV</w:t>
         </w:r>
+        <w:proofErr w:type="spellEnd"/>
       </w:hyperlink>
       <w:r>
         <w:t xml:space="preserve"> in Python 3 – für die </w:t>
@@ -10494,7 +10946,15 @@
         </w:numPr>
       </w:pPr>
       <w:r>
-        <w:t>ROS in Python 3 und Gazebo – als Kommunikationsprotokoll</w:t>
+        <w:t xml:space="preserve">ROS in Python 3 und </w:t>
+      </w:r>
+      <w:proofErr w:type="spellStart"/>
+      <w:r>
+        <w:t>Gazebo</w:t>
+      </w:r>
+      <w:proofErr w:type="spellEnd"/>
+      <w:r>
+        <w:t xml:space="preserve"> – als Kommunikationsprotokoll</w:t>
       </w:r>
     </w:p>
     <w:p>
@@ -10505,8 +10965,13 @@
           <w:numId w:val="31"/>
         </w:numPr>
       </w:pPr>
-      <w:r>
-        <w:t xml:space="preserve">Gazebo – zur Robotersimulation </w:t>
+      <w:proofErr w:type="spellStart"/>
+      <w:r>
+        <w:t>Gazebo</w:t>
+      </w:r>
+      <w:proofErr w:type="spellEnd"/>
+      <w:r>
+        <w:t xml:space="preserve"> – zur Robotersimulation </w:t>
       </w:r>
     </w:p>
     <w:p>
@@ -10521,7 +10986,16 @@
         <w:t xml:space="preserve">undefinierte 2D-Webcam </w:t>
       </w:r>
       <w:r>
-        <w:t xml:space="preserve">– horizontal und stationär </w:t>
+        <w:t xml:space="preserve">– </w:t>
+      </w:r>
+      <w:r>
+        <w:t xml:space="preserve">Kamera ist </w:t>
+      </w:r>
+      <w:r>
+        <w:t xml:space="preserve">horizontal und stationär </w:t>
+      </w:r>
+      <w:r>
+        <w:t xml:space="preserve">positioniert </w:t>
       </w:r>
     </w:p>
     <w:p>
@@ -10600,13 +11074,27 @@
       <w:r>
         <w:t xml:space="preserve">. Das Eingangsmaterial kann ein Video oder Livestream sein. Es kommt ohne grafische Bedienoberfläche (auf Englisch: </w:t>
       </w:r>
-      <w:r>
-        <w:t>graphical user interface</w:t>
+      <w:proofErr w:type="spellStart"/>
+      <w:r>
+        <w:t>graphical</w:t>
+      </w:r>
+      <w:proofErr w:type="spellEnd"/>
+      <w:r>
+        <w:t xml:space="preserve"> </w:t>
+      </w:r>
+      <w:proofErr w:type="spellStart"/>
+      <w:r>
+        <w:t>user</w:t>
+      </w:r>
+      <w:proofErr w:type="spellEnd"/>
+      <w:r>
+        <w:t xml:space="preserve"> interface</w:t>
       </w:r>
       <w:r>
         <w:t xml:space="preserve">, kurz: GUI) daher und ist mit den drei gängigen Betriebssystemen: Windows, Linux und Mac OS kompatibel. Es basiert auf </w:t>
       </w:r>
       <w:hyperlink r:id="rId39" w:history="1">
+        <w:proofErr w:type="spellStart"/>
         <w:r>
           <w:rPr>
             <w:rStyle w:val="IntensiverVerweis"/>
@@ -10631,6 +11119,7 @@
           </w:rPr>
           <w:t>ose</w:t>
         </w:r>
+        <w:proofErr w:type="spellEnd"/>
       </w:hyperlink>
       <w:r>
         <w:t xml:space="preserve"> </w:t>
@@ -10688,11 +11177,19 @@
       <w:pPr>
         <w:jc w:val="both"/>
       </w:pPr>
+      <w:proofErr w:type="spellStart"/>
       <w:r>
         <w:rPr>
           <w:rStyle w:val="Buchtitel"/>
         </w:rPr>
-        <w:t>GestureBot Vision System</w:t>
+        <w:t>GestureBot</w:t>
+      </w:r>
+      <w:proofErr w:type="spellEnd"/>
+      <w:r>
+        <w:rPr>
+          <w:rStyle w:val="Buchtitel"/>
+        </w:rPr>
+        <w:t xml:space="preserve"> Vision System</w:t>
       </w:r>
       <w:r>
         <w:t xml:space="preserve"> </w:t>
@@ -10779,19 +11276,13 @@
         <w:jc w:val="both"/>
       </w:pPr>
       <w:r>
-        <w:t>Raspberry Pi 5</w:t>
-      </w:r>
-      <w:r>
-        <w:t xml:space="preserve"> 8 GB mit Ubuntu 24.</w:t>
+        <w:t>Raspberry Pi 5 8 GB mit Ubuntu 24.</w:t>
       </w:r>
       <w:r>
         <w:t>04 LTS (Nobel)</w:t>
       </w:r>
       <w:r>
-        <w:t xml:space="preserve"> für </w:t>
-      </w:r>
-      <w:r>
-        <w:t>Raspberry Pi</w:t>
+        <w:t xml:space="preserve"> für Raspberry Pi</w:t>
       </w:r>
     </w:p>
     <w:p>
@@ -10824,6 +11315,12 @@
         </w:rPr>
         <w:t>IMX708, 640×480 @ 30 FPS)</w:t>
       </w:r>
+      <w:r>
+        <w:rPr>
+          <w:lang w:val="en-US"/>
+        </w:rPr>
+        <w:t xml:space="preserve"> – Kamera </w:t>
+      </w:r>
     </w:p>
     <w:p>
       <w:pPr>
@@ -10835,13 +11332,7 @@
         <w:jc w:val="both"/>
       </w:pPr>
       <w:r>
-        <w:t xml:space="preserve">ROS 2 – zur </w:t>
-      </w:r>
-      <w:r>
-        <w:t>Roboter</w:t>
-      </w:r>
-      <w:r>
-        <w:t>steuerung also Kommunikation und Navigation</w:t>
+        <w:t>ROS 2 – zur Robotersteuerung also Kommunikation und Navigation</w:t>
       </w:r>
     </w:p>
     <w:p>
@@ -10853,15 +11344,22 @@
         </w:numPr>
         <w:jc w:val="both"/>
       </w:pPr>
+      <w:proofErr w:type="spellStart"/>
       <w:r>
         <w:t>MediaPipe</w:t>
       </w:r>
+      <w:proofErr w:type="spellEnd"/>
       <w:r>
         <w:t xml:space="preserve"> und</w:t>
       </w:r>
       <w:r>
-        <w:t xml:space="preserve"> OpenCV</w:t>
-      </w:r>
+        <w:t xml:space="preserve"> </w:t>
+      </w:r>
+      <w:proofErr w:type="spellStart"/>
+      <w:r>
+        <w:t>OpenCV</w:t>
+      </w:r>
+      <w:proofErr w:type="spellEnd"/>
       <w:r>
         <w:t xml:space="preserve"> in Python 3 – für die Bildverarbeitung</w:t>
       </w:r>
@@ -10874,9 +11372,102 @@
     <w:p>
       <w:pPr>
         <w:jc w:val="both"/>
-      </w:pPr>
-      <w:r>
-        <w:t xml:space="preserve">Hervorzuheben ist die ausführliche Dokumentation des Performens. Diese ist für alle drei Detektirungsarten getestet. U.a. mit verschiedenen Datentypen, Bildraten und Grafischer Auswertung. Das folgende Zitat ist interessant für diese Masterarbeit: </w:t>
+        <w:rPr>
+          <w:lang w:val="en-US"/>
+        </w:rPr>
+      </w:pPr>
+      <w:r>
+        <w:t xml:space="preserve">Hervorzuheben ist die ausführliche Dokumentation des Performens. Diese ist für alle drei Detektirungsarten getestet. U.a. mit verschiedenen Datentypen, Bildraten und Grafischer Auswertung. </w:t>
+      </w:r>
+      <w:r>
+        <w:rPr>
+          <w:lang w:val="en-US"/>
+        </w:rPr>
+        <w:t xml:space="preserve">Das </w:t>
+      </w:r>
+      <w:proofErr w:type="spellStart"/>
+      <w:r>
+        <w:rPr>
+          <w:lang w:val="en-US"/>
+        </w:rPr>
+        <w:t>folgende</w:t>
+      </w:r>
+      <w:proofErr w:type="spellEnd"/>
+      <w:r>
+        <w:rPr>
+          <w:lang w:val="en-US"/>
+        </w:rPr>
+        <w:t xml:space="preserve"> </w:t>
+      </w:r>
+      <w:proofErr w:type="spellStart"/>
+      <w:r>
+        <w:rPr>
+          <w:lang w:val="en-US"/>
+        </w:rPr>
+        <w:t>Zitat</w:t>
+      </w:r>
+      <w:proofErr w:type="spellEnd"/>
+      <w:r>
+        <w:rPr>
+          <w:lang w:val="en-US"/>
+        </w:rPr>
+        <w:t xml:space="preserve"> </w:t>
+      </w:r>
+      <w:proofErr w:type="spellStart"/>
+      <w:r>
+        <w:rPr>
+          <w:lang w:val="en-US"/>
+        </w:rPr>
+        <w:t>ist</w:t>
+      </w:r>
+      <w:proofErr w:type="spellEnd"/>
+      <w:r>
+        <w:rPr>
+          <w:lang w:val="en-US"/>
+        </w:rPr>
+        <w:t xml:space="preserve"> </w:t>
+      </w:r>
+      <w:proofErr w:type="spellStart"/>
+      <w:r>
+        <w:rPr>
+          <w:lang w:val="en-US"/>
+        </w:rPr>
+        <w:t>interessant</w:t>
+      </w:r>
+      <w:proofErr w:type="spellEnd"/>
+      <w:r>
+        <w:rPr>
+          <w:lang w:val="en-US"/>
+        </w:rPr>
+        <w:t xml:space="preserve"> für </w:t>
+      </w:r>
+      <w:proofErr w:type="spellStart"/>
+      <w:r>
+        <w:rPr>
+          <w:lang w:val="en-US"/>
+        </w:rPr>
+        <w:t>diese</w:t>
+      </w:r>
+      <w:proofErr w:type="spellEnd"/>
+      <w:r>
+        <w:rPr>
+          <w:lang w:val="en-US"/>
+        </w:rPr>
+        <w:t xml:space="preserve"> </w:t>
+      </w:r>
+      <w:proofErr w:type="spellStart"/>
+      <w:r>
+        <w:rPr>
+          <w:lang w:val="en-US"/>
+        </w:rPr>
+        <w:t>Masterarbeit</w:t>
+      </w:r>
+      <w:proofErr w:type="spellEnd"/>
+      <w:r>
+        <w:rPr>
+          <w:lang w:val="en-US"/>
+        </w:rPr>
+        <w:t xml:space="preserve">: </w:t>
       </w:r>
     </w:p>
     <w:p>
@@ -10887,7 +11478,35 @@
         <w:rPr>
           <w:lang w:val="en-US"/>
         </w:rPr>
-        <w:t>At the heart of our system lies Google's MediaPipe Pose Landmarker, which provides real-time detection of 33 body landmarks covering the entire human skeleton – from head to toe. Running on a Raspberry Pi 5 with 8GB RAM and a Pi Camera Module 3, we achieve stable 3-7 FPS pose detection at 640x480 resolution.</w:t>
+        <w:t xml:space="preserve">At the heart of our system lies Google's </w:t>
+      </w:r>
+      <w:proofErr w:type="spellStart"/>
+      <w:r>
+        <w:rPr>
+          <w:lang w:val="en-US"/>
+        </w:rPr>
+        <w:t>MediaPipe</w:t>
+      </w:r>
+      <w:proofErr w:type="spellEnd"/>
+      <w:r>
+        <w:rPr>
+          <w:lang w:val="en-US"/>
+        </w:rPr>
+        <w:t xml:space="preserve"> Pose </w:t>
+      </w:r>
+      <w:proofErr w:type="spellStart"/>
+      <w:r>
+        <w:rPr>
+          <w:lang w:val="en-US"/>
+        </w:rPr>
+        <w:t>Landmarker</w:t>
+      </w:r>
+      <w:proofErr w:type="spellEnd"/>
+      <w:r>
+        <w:rPr>
+          <w:lang w:val="en-US"/>
+        </w:rPr>
+        <w:t>, which provides real-time detection of 33 body landmarks covering the entire human skeleton – from head to toe. Running on a Raspberry Pi 5 with 8GB RAM and a Pi Camera Module 3, we achieve stable 3-7 FPS pose detection at 640x480 resolution.</w:t>
       </w:r>
       <w:r>
         <w:rPr>
@@ -10959,25 +11578,15 @@
         <w:t xml:space="preserve"> also </w:t>
       </w:r>
       <w:r>
-        <w:t xml:space="preserve">eine Erkennung der Körperposition mit MediaPipe auf einem Raspberry Pi 5 erfolgreich betreiben. Damit ließ sich VGA-Bild </w:t>
-      </w:r>
-      <w:r>
-        <w:t>(640</w:t>
-      </w:r>
-      <w:r>
-        <w:t xml:space="preserve"> </w:t>
-      </w:r>
-      <w:r>
-        <w:t>x</w:t>
-      </w:r>
-      <w:r>
-        <w:t xml:space="preserve"> </w:t>
-      </w:r>
-      <w:r>
-        <w:t>480</w:t>
-      </w:r>
-      <w:r>
-        <w:t>p) mit 3 - 7 FPS Verarbeitung. Für die Gestensteuerung dieser Arbeit wurde noch keine untere FPS-Grenze festgelegt, es ist instinktiv davon auszugehen das alles oberhalb von 10 FPS als “flüssige“ steuerbar war genommen wird und auch für die Erkennung schneller dynamischer Gesten ausreichen sollte. Es ist zu erwarten, dass rein technisch auch eine Steuerung mit 3 FPS möglich ist, vorausgesetzt es werden nur statischer Körperzustände grundsätzlich ausgewertet. Allerdings könnte das Benutzererlebnis unter zu wenig FPS leiden.</w:t>
+        <w:t xml:space="preserve">eine Erkennung der Körperposition mit </w:t>
+      </w:r>
+      <w:proofErr w:type="spellStart"/>
+      <w:r>
+        <w:t>MediaPipe</w:t>
+      </w:r>
+      <w:proofErr w:type="spellEnd"/>
+      <w:r>
+        <w:t xml:space="preserve"> auf einem Raspberry Pi 5 erfolgreich betreiben. Damit ließ sich VGA-Bild (640 x 480p) mit 3 - 7 FPS Verarbeitung. Für die Gestensteuerung dieser Arbeit wurde noch keine untere FPS-Grenze festgelegt, es ist instinktiv davon auszugehen das alles oberhalb von 10 FPS als “flüssige“ steuerbar war genommen wird und auch für die Erkennung schneller dynamischer Gesten ausreichen sollte. Es ist zu erwarten, dass rein technisch auch eine Steuerung mit 3 FPS möglich ist, vorausgesetzt es werden nur statischer Körperzustände grundsätzlich ausgewertet. Allerdings könnte das Benutzererlebnis unter zu wenig FPS leiden.</w:t>
       </w:r>
     </w:p>
     <w:p>
@@ -10990,21 +11599,17 @@
         <w:jc w:val="both"/>
       </w:pPr>
       <w:r>
-        <w:t xml:space="preserve">Das Projekt ist Open Sauce und ausführlich dokumentiert und </w:t>
-      </w:r>
-      <w:r>
-        <w:t xml:space="preserve">bebildert </w:t>
-      </w:r>
-      <w:r>
-        <w:t xml:space="preserve">auf </w:t>
-      </w:r>
-      <w:hyperlink r:id="rId42" w:history="1">
+        <w:t xml:space="preserve">Das Projekt ist Open Sauce und ausführlich dokumentiert und bebildert auf </w:t>
+      </w:r>
+      <w:hyperlink r:id="rId42" w:anchor="5-navigation-integration" w:history="1">
+        <w:proofErr w:type="spellStart"/>
         <w:r>
           <w:rPr>
             <w:rStyle w:val="IntensiverVerweis"/>
           </w:rPr>
           <w:t>GitHab</w:t>
         </w:r>
+        <w:proofErr w:type="spellEnd"/>
       </w:hyperlink>
       <w:r>
         <w:t>.</w:t>
@@ -11037,14 +11642,7 @@
           <w:rStyle w:val="Buchtitel"/>
           <w:lang w:val="en-US"/>
         </w:rPr>
-        <w:t>Control PIPER Arm with Hand Gestures</w:t>
-      </w:r>
-      <w:r>
-        <w:rPr>
-          <w:rStyle w:val="Buchtitel"/>
-          <w:lang w:val="en-US"/>
-        </w:rPr>
-        <w:t xml:space="preserve"> </w:t>
+        <w:t xml:space="preserve">Control PIPER Arm with Hand Gestures </w:t>
       </w:r>
       <w:r>
         <w:rPr>
@@ -11112,11 +11710,19 @@
         <w:t xml:space="preserve"> </w:t>
       </w:r>
       <w:hyperlink r:id="rId43" w:history="1">
+        <w:proofErr w:type="spellStart"/>
         <w:r>
           <w:rPr>
             <w:rStyle w:val="IntensiverVerweis"/>
           </w:rPr>
-          <w:t>AgileX Robotics</w:t>
+          <w:t>AgileX</w:t>
+        </w:r>
+        <w:proofErr w:type="spellEnd"/>
+        <w:r>
+          <w:rPr>
+            <w:rStyle w:val="IntensiverVerweis"/>
+          </w:rPr>
+          <w:t xml:space="preserve"> Robotics</w:t>
         </w:r>
       </w:hyperlink>
       <w:r>
@@ -11191,13 +11797,7 @@
         <w:rPr>
           <w:lang w:val="en-US"/>
         </w:rPr>
-        <w:t>– Kamera</w:t>
-      </w:r>
-      <w:r>
-        <w:rPr>
-          <w:lang w:val="en-US"/>
-        </w:rPr>
-        <w:t xml:space="preserve"> </w:t>
+        <w:t xml:space="preserve">– Kamera </w:t>
       </w:r>
     </w:p>
     <w:p>
@@ -11213,12 +11813,21 @@
         </w:rPr>
       </w:pPr>
       <w:hyperlink r:id="rId45" w:history="1">
+        <w:proofErr w:type="spellStart"/>
         <w:r>
           <w:rPr>
             <w:rStyle w:val="IntensiverVerweis"/>
             <w:lang w:val="en-US"/>
           </w:rPr>
-          <w:t>Orbbec Petrel</w:t>
+          <w:t>Orbbec</w:t>
+        </w:r>
+        <w:proofErr w:type="spellEnd"/>
+        <w:r>
+          <w:rPr>
+            <w:rStyle w:val="IntensiverVerweis"/>
+            <w:lang w:val="en-US"/>
+          </w:rPr>
+          <w:t xml:space="preserve"> Petrel</w:t>
         </w:r>
       </w:hyperlink>
       <w:r>
@@ -11282,7 +11891,15 @@
         <w:t>/</w:t>
       </w:r>
       <w:r>
-        <w:t xml:space="preserve">3D-Kamera in der Kombination mit MediaPipe verwendet. Die Bildauflösung </w:t>
+        <w:t xml:space="preserve">3D-Kamera in der Kombination mit </w:t>
+      </w:r>
+      <w:proofErr w:type="spellStart"/>
+      <w:r>
+        <w:t>MediaPipe</w:t>
+      </w:r>
+      <w:proofErr w:type="spellEnd"/>
+      <w:r>
+        <w:t xml:space="preserve"> verwendet. Die Bildauflösung </w:t>
       </w:r>
       <w:r>
         <w:t>der Kameras</w:t>
@@ -11290,7 +11907,7 @@
       <w:r>
         <w:t xml:space="preserve"> ist in der </w:t>
       </w:r>
-      <w:hyperlink r:id="rId46" w:history="1">
+      <w:hyperlink r:id="rId46" w:anchor="toc-installation-7" w:history="1">
         <w:r>
           <w:rPr>
             <w:rStyle w:val="IntensiverVerweis"/>
@@ -11330,7 +11947,15 @@
         <w:jc w:val="both"/>
       </w:pPr>
       <w:r>
-        <w:t>Die Kombination aus MediaPipe und einer 3D-Kamera ist für dieses Masterarbeit denkbar.</w:t>
+        <w:t xml:space="preserve">Die Kombination aus </w:t>
+      </w:r>
+      <w:proofErr w:type="spellStart"/>
+      <w:r>
+        <w:t>MediaPipe</w:t>
+      </w:r>
+      <w:proofErr w:type="spellEnd"/>
+      <w:r>
+        <w:t xml:space="preserve"> und einer 3D-Kamera ist für dieses Masterarbeit denkbar.</w:t>
       </w:r>
     </w:p>
     <w:p>
@@ -11366,6 +11991,972 @@
       <w:pPr>
         <w:jc w:val="both"/>
       </w:pPr>
+    </w:p>
+    <w:p>
+      <w:pPr>
+        <w:jc w:val="both"/>
+      </w:pPr>
+      <w:r>
+        <w:rPr>
+          <w:rStyle w:val="Buchtitel"/>
+        </w:rPr>
+        <w:t>Gestensteuerung eines Roboters auf dem Nvidia Jetson Nano</w:t>
+      </w:r>
+      <w:r>
+        <w:t xml:space="preserve"> </w:t>
+      </w:r>
+      <w:r>
+        <w:t>[</w:t>
+      </w:r>
+      <w:hyperlink w:anchor="Georg_2019" w:history="1">
+        <w:r>
+          <w:rPr>
+            <w:rStyle w:val="Hyperlink"/>
+          </w:rPr>
+          <w:t>Georg_2019</w:t>
+        </w:r>
+      </w:hyperlink>
+      <w:r>
+        <w:t>]</w:t>
+      </w:r>
+    </w:p>
+    <w:p>
+      <w:pPr>
+        <w:jc w:val="both"/>
+      </w:pPr>
+    </w:p>
+    <w:p>
+      <w:pPr>
+        <w:jc w:val="both"/>
+      </w:pPr>
+      <w:r>
+        <w:t xml:space="preserve">Es werden verschiedene Handgesten </w:t>
+      </w:r>
+      <w:r>
+        <w:t xml:space="preserve">bildlich </w:t>
+      </w:r>
+      <w:r>
+        <w:t>erkannt und eine eindimensionale Roboterbewegung mit einigen der Gesten gesteuert. Das Setup besteht u.a. aus:</w:t>
+      </w:r>
+    </w:p>
+    <w:p>
+      <w:pPr>
+        <w:jc w:val="both"/>
+      </w:pPr>
+    </w:p>
+    <w:p>
+      <w:pPr>
+        <w:pStyle w:val="Listenabsatz"/>
+        <w:numPr>
+          <w:ilvl w:val="0"/>
+          <w:numId w:val="31"/>
+        </w:numPr>
+        <w:jc w:val="both"/>
+      </w:pPr>
+      <w:hyperlink r:id="rId48" w:history="1">
+        <w:r>
+          <w:rPr>
+            <w:rStyle w:val="IntensiverVerweis"/>
+          </w:rPr>
+          <w:t xml:space="preserve">NVIDIA </w:t>
+        </w:r>
+        <w:r>
+          <w:rPr>
+            <w:rStyle w:val="IntensiverVerweis"/>
+          </w:rPr>
+          <w:t>Jetson Nano</w:t>
+        </w:r>
+      </w:hyperlink>
+      <w:r>
+        <w:t xml:space="preserve"> mit </w:t>
+      </w:r>
+      <w:hyperlink r:id="rId49" w:history="1">
+        <w:proofErr w:type="spellStart"/>
+        <w:r>
+          <w:rPr>
+            <w:rStyle w:val="IntensiverVerweis"/>
+          </w:rPr>
+          <w:t>JetPack</w:t>
+        </w:r>
+        <w:proofErr w:type="spellEnd"/>
+      </w:hyperlink>
+      <w:r>
+        <w:t xml:space="preserve"> als Betriebssystem </w:t>
+      </w:r>
+      <w:r>
+        <w:t>–</w:t>
+      </w:r>
+      <w:r>
+        <w:t xml:space="preserve"> </w:t>
+      </w:r>
+      <w:r>
+        <w:t xml:space="preserve">Recheneinheit </w:t>
+      </w:r>
+    </w:p>
+    <w:p>
+      <w:pPr>
+        <w:pStyle w:val="Listenabsatz"/>
+        <w:numPr>
+          <w:ilvl w:val="0"/>
+          <w:numId w:val="31"/>
+        </w:numPr>
+        <w:jc w:val="both"/>
+      </w:pPr>
+      <w:r>
+        <w:t xml:space="preserve">Android Smartphone mit </w:t>
+      </w:r>
+      <w:hyperlink r:id="rId50" w:history="1">
+        <w:r>
+          <w:rPr>
+            <w:rStyle w:val="IntensiverVerweis"/>
+          </w:rPr>
+          <w:t>IP Webcam</w:t>
+        </w:r>
+      </w:hyperlink>
+      <w:r>
+        <w:rPr>
+          <w:rStyle w:val="IntensiverVerweis"/>
+        </w:rPr>
+        <w:t xml:space="preserve"> </w:t>
+      </w:r>
+      <w:r>
+        <w:t xml:space="preserve">– Kamera </w:t>
+      </w:r>
+    </w:p>
+    <w:p>
+      <w:pPr>
+        <w:pStyle w:val="Listenabsatz"/>
+        <w:numPr>
+          <w:ilvl w:val="0"/>
+          <w:numId w:val="31"/>
+        </w:numPr>
+        <w:jc w:val="both"/>
+      </w:pPr>
+      <w:proofErr w:type="spellStart"/>
+      <w:r>
+        <w:t>OpenCV</w:t>
+      </w:r>
+      <w:proofErr w:type="spellEnd"/>
+      <w:r>
+        <w:t xml:space="preserve"> – für Bildverarbeitung </w:t>
+      </w:r>
+    </w:p>
+    <w:p>
+      <w:pPr>
+        <w:pStyle w:val="Listenabsatz"/>
+        <w:numPr>
+          <w:ilvl w:val="0"/>
+          <w:numId w:val="31"/>
+        </w:numPr>
+        <w:jc w:val="both"/>
+      </w:pPr>
+      <w:hyperlink r:id="rId51" w:history="1">
+        <w:r>
+          <w:rPr>
+            <w:rStyle w:val="IntensiverVerweis"/>
+          </w:rPr>
+          <w:t>NVIDIA CUDA</w:t>
+        </w:r>
+      </w:hyperlink>
+      <w:r>
+        <w:t xml:space="preserve"> – zur Hardwarebeschleunigung</w:t>
+      </w:r>
+    </w:p>
+    <w:p>
+      <w:pPr>
+        <w:pStyle w:val="Listenabsatz"/>
+        <w:numPr>
+          <w:ilvl w:val="0"/>
+          <w:numId w:val="31"/>
+        </w:numPr>
+        <w:jc w:val="both"/>
+        <w:rPr>
+          <w:lang w:val="en-US"/>
+        </w:rPr>
+      </w:pPr>
+      <w:hyperlink r:id="rId52" w:history="1">
+        <w:r>
+          <w:rPr>
+            <w:rStyle w:val="IntensiverVerweis"/>
+            <w:lang w:val="en-US"/>
+          </w:rPr>
+          <w:t>TSM: Temporal Shift Module for Efficient Video</w:t>
+        </w:r>
+      </w:hyperlink>
+      <w:r>
+        <w:rPr>
+          <w:lang w:val="en-US"/>
+        </w:rPr>
+        <w:t xml:space="preserve"> – für </w:t>
+      </w:r>
+      <w:proofErr w:type="spellStart"/>
+      <w:r>
+        <w:rPr>
+          <w:lang w:val="en-US"/>
+        </w:rPr>
+        <w:t>Recheneffizienz</w:t>
+      </w:r>
+      <w:proofErr w:type="spellEnd"/>
+    </w:p>
+    <w:p>
+      <w:pPr>
+        <w:jc w:val="both"/>
+        <w:rPr>
+          <w:lang w:val="en-US"/>
+        </w:rPr>
+      </w:pPr>
+    </w:p>
+    <w:p>
+      <w:pPr>
+        <w:jc w:val="both"/>
+      </w:pPr>
+      <w:r>
+        <w:t>Der Microcomputer J</w:t>
+      </w:r>
+      <w:r>
+        <w:t xml:space="preserve">etson Nano wird mit der NVIDIA eigenen Firmware Jetpack betrieben, diese basiert auf Linux. </w:t>
+      </w:r>
+      <w:proofErr w:type="spellStart"/>
+      <w:r>
+        <w:t>JetPack</w:t>
+      </w:r>
+      <w:proofErr w:type="spellEnd"/>
+      <w:r>
+        <w:t xml:space="preserve"> kommt mit eigenen Software Tools daher, welche die </w:t>
+      </w:r>
+      <w:r>
+        <w:t xml:space="preserve">Performance </w:t>
+      </w:r>
+      <w:r>
+        <w:t>verbessern</w:t>
+      </w:r>
+      <w:r>
+        <w:t xml:space="preserve"> und an das Eigene Ökosystem anpassen. Beispiele </w:t>
+      </w:r>
+      <w:r>
+        <w:lastRenderedPageBreak/>
+        <w:t xml:space="preserve">dafür sind: </w:t>
+      </w:r>
+      <w:r>
+        <w:t xml:space="preserve">CUDA, </w:t>
+      </w:r>
+      <w:hyperlink r:id="rId53" w:history="1">
+        <w:proofErr w:type="spellStart"/>
+        <w:r>
+          <w:rPr>
+            <w:rStyle w:val="Hyperlink"/>
+          </w:rPr>
+          <w:t>cuDNN</w:t>
+        </w:r>
+        <w:proofErr w:type="spellEnd"/>
+      </w:hyperlink>
+      <w:r>
+        <w:t xml:space="preserve">, </w:t>
+      </w:r>
+      <w:hyperlink r:id="rId54" w:history="1">
+        <w:proofErr w:type="spellStart"/>
+        <w:r>
+          <w:rPr>
+            <w:rStyle w:val="Hyperlink"/>
+          </w:rPr>
+          <w:t>TensorRT</w:t>
+        </w:r>
+        <w:proofErr w:type="spellEnd"/>
+      </w:hyperlink>
+      <w:r>
+        <w:t xml:space="preserve">, </w:t>
+      </w:r>
+      <w:hyperlink r:id="rId55" w:history="1">
+        <w:proofErr w:type="spellStart"/>
+        <w:r>
+          <w:rPr>
+            <w:rStyle w:val="Hyperlink"/>
+          </w:rPr>
+          <w:t>DeepStream</w:t>
+        </w:r>
+        <w:proofErr w:type="spellEnd"/>
+      </w:hyperlink>
+      <w:r>
+        <w:t xml:space="preserve"> und </w:t>
+      </w:r>
+      <w:hyperlink r:id="rId56" w:history="1">
+        <w:r>
+          <w:rPr>
+            <w:rStyle w:val="Hyperlink"/>
+          </w:rPr>
+          <w:t>Isaac ROS,</w:t>
+        </w:r>
+      </w:hyperlink>
+      <w:r>
+        <w:t xml:space="preserve"> welche insbesondere Berechnungen beschleunigen welche für KI-Anwendungen, Bildverarbeitung</w:t>
+      </w:r>
+      <w:r>
+        <w:t xml:space="preserve"> </w:t>
+      </w:r>
+      <w:r>
+        <w:t xml:space="preserve">und Robotersteuerung genutzt werden </w:t>
+      </w:r>
+      <w:r>
+        <w:t>[</w:t>
+      </w:r>
+      <w:proofErr w:type="spellStart"/>
+      <w:r>
+        <w:fldChar w:fldCharType="begin"/>
+      </w:r>
+      <w:r>
+        <w:instrText>HYPERLINK \l "NVIDIA_JetPack"</w:instrText>
+      </w:r>
+      <w:r>
+        <w:fldChar w:fldCharType="separate"/>
+      </w:r>
+      <w:r>
+        <w:rPr>
+          <w:rStyle w:val="Hyperlink"/>
+        </w:rPr>
+        <w:t>NVIDIA_JetPack</w:t>
+      </w:r>
+      <w:proofErr w:type="spellEnd"/>
+      <w:r>
+        <w:fldChar w:fldCharType="end"/>
+      </w:r>
+      <w:r>
+        <w:t>]</w:t>
+      </w:r>
+      <w:r>
+        <w:t>. Zudem wird in diesem Projekt TSM genutzt</w:t>
+      </w:r>
+      <w:r>
+        <w:t xml:space="preserve">, diese Python 3 Library bietet eine Recheneffiziente alternative zu einem </w:t>
+      </w:r>
+      <w:hyperlink r:id="rId57" w:history="1">
+        <w:r>
+          <w:rPr>
+            <w:rStyle w:val="IntensiverVerweis"/>
+          </w:rPr>
+          <w:t xml:space="preserve">3D </w:t>
+        </w:r>
+        <w:proofErr w:type="spellStart"/>
+        <w:r>
+          <w:rPr>
+            <w:rStyle w:val="IntensiverVerweis"/>
+          </w:rPr>
+          <w:t>Convolutional</w:t>
+        </w:r>
+        <w:proofErr w:type="spellEnd"/>
+        <w:r>
+          <w:rPr>
+            <w:rStyle w:val="IntensiverVerweis"/>
+          </w:rPr>
+          <w:t xml:space="preserve"> </w:t>
+        </w:r>
+        <w:proofErr w:type="spellStart"/>
+        <w:r>
+          <w:rPr>
+            <w:rStyle w:val="IntensiverVerweis"/>
+          </w:rPr>
+          <w:t>Neural</w:t>
+        </w:r>
+        <w:proofErr w:type="spellEnd"/>
+        <w:r>
+          <w:rPr>
+            <w:rStyle w:val="IntensiverVerweis"/>
+          </w:rPr>
+          <w:t xml:space="preserve"> Network</w:t>
+        </w:r>
+      </w:hyperlink>
+      <w:r>
+        <w:t xml:space="preserve"> (</w:t>
+      </w:r>
+      <w:r>
+        <w:t>3D-CNN</w:t>
+      </w:r>
+      <w:r>
+        <w:t xml:space="preserve">). Es verschiebt Informationen zwischen 2D-CNNs um ihnen einen Lerneffekt entlang der zeitlichen Achse zu geben, für was </w:t>
+      </w:r>
+      <w:r>
+        <w:t>andernfalls</w:t>
+      </w:r>
+      <w:r>
+        <w:t xml:space="preserve"> das rechenintensivere 3D-CNN genutzt werden würde</w:t>
+      </w:r>
+      <w:r>
+        <w:t xml:space="preserve"> [</w:t>
+      </w:r>
+      <w:hyperlink w:anchor="Lin_2019" w:history="1">
+        <w:r>
+          <w:rPr>
+            <w:rStyle w:val="Hyperlink"/>
+          </w:rPr>
+          <w:t>Lin_2019</w:t>
+        </w:r>
+      </w:hyperlink>
+      <w:r>
+        <w:t>]</w:t>
+      </w:r>
+      <w:r>
+        <w:t xml:space="preserve">. </w:t>
+      </w:r>
+    </w:p>
+    <w:p>
+      <w:pPr>
+        <w:jc w:val="both"/>
+      </w:pPr>
+    </w:p>
+    <w:p>
+      <w:pPr>
+        <w:jc w:val="both"/>
+      </w:pPr>
+      <w:r>
+        <w:t>Georg erreicht in seinem Projekt 13</w:t>
+      </w:r>
+      <w:r>
+        <w:t xml:space="preserve"> FPS in der Echtzeit Gestensteuerung. Die Nutzung eines NVIDIA </w:t>
+      </w:r>
+      <w:proofErr w:type="spellStart"/>
+      <w:r>
+        <w:t>Jetsons</w:t>
+      </w:r>
+      <w:proofErr w:type="spellEnd"/>
+      <w:r>
+        <w:t xml:space="preserve"> für diese Masterarbeit ist denkbar.</w:t>
+      </w:r>
+    </w:p>
+    <w:p>
+      <w:pPr>
+        <w:jc w:val="both"/>
+      </w:pPr>
+    </w:p>
+    <w:p>
+      <w:pPr>
+        <w:jc w:val="both"/>
+      </w:pPr>
+      <w:r>
+        <w:t xml:space="preserve">Dokumentiert ist Georgs Projekt auf </w:t>
+      </w:r>
+      <w:hyperlink r:id="rId58" w:history="1">
+        <w:r>
+          <w:rPr>
+            <w:rStyle w:val="IntensiverVerweis"/>
+          </w:rPr>
+          <w:t>blog.georgmill.de</w:t>
+        </w:r>
+      </w:hyperlink>
+      <w:r>
+        <w:t>.</w:t>
+      </w:r>
+    </w:p>
+    <w:p>
+      <w:pPr>
+        <w:jc w:val="both"/>
+      </w:pPr>
+    </w:p>
+    <w:p>
+      <w:pPr>
+        <w:jc w:val="both"/>
+      </w:pPr>
+    </w:p>
+    <w:p>
+      <w:pPr>
+        <w:jc w:val="both"/>
+      </w:pPr>
+      <w:r>
+        <w:rPr>
+          <w:rStyle w:val="Buchtitel"/>
+        </w:rPr>
+        <w:t xml:space="preserve">Echtzeit Bewegungsklassifizierung mithilfe von Zeitfaltungsnetzen auf Basis von Gelenkerkennung mit </w:t>
+      </w:r>
+      <w:proofErr w:type="spellStart"/>
+      <w:r>
+        <w:rPr>
+          <w:rStyle w:val="Buchtitel"/>
+        </w:rPr>
+        <w:t>Tf</w:t>
+      </w:r>
+      <w:proofErr w:type="spellEnd"/>
+      <w:r>
+        <w:rPr>
+          <w:rStyle w:val="Buchtitel"/>
+        </w:rPr>
+        <w:t>-Pose</w:t>
+      </w:r>
+      <w:r>
+        <w:t xml:space="preserve"> </w:t>
+      </w:r>
+      <w:r>
+        <w:t>[</w:t>
+      </w:r>
+      <w:hyperlink w:anchor="Zeimet_2021" w:history="1">
+        <w:r>
+          <w:rPr>
+            <w:rStyle w:val="Hyperlink"/>
+          </w:rPr>
+          <w:t>Zeimet_2021</w:t>
+        </w:r>
+      </w:hyperlink>
+      <w:r>
+        <w:t>]</w:t>
+      </w:r>
+    </w:p>
+    <w:p>
+      <w:pPr>
+        <w:jc w:val="both"/>
+      </w:pPr>
+    </w:p>
+    <w:p>
+      <w:pPr>
+        <w:jc w:val="both"/>
+      </w:pPr>
+      <w:r>
+        <w:t xml:space="preserve">Erkennt bildlich </w:t>
+      </w:r>
+      <w:r>
+        <w:t>Bewegungsmuster</w:t>
+      </w:r>
+      <w:r>
+        <w:t xml:space="preserve"> </w:t>
+      </w:r>
+      <w:r>
+        <w:t>mit Hilfe von</w:t>
+      </w:r>
+      <w:r>
+        <w:t xml:space="preserve"> Gelenkpunkte und einen KI-Klassifizierung. Genannt </w:t>
+      </w:r>
+      <w:r>
+        <w:t>wird</w:t>
+      </w:r>
+      <w:r>
+        <w:t xml:space="preserve"> </w:t>
+      </w:r>
+      <w:r>
+        <w:t xml:space="preserve">eine </w:t>
+      </w:r>
+      <w:r>
+        <w:t>Box</w:t>
+      </w:r>
+      <w:r>
+        <w:t>bewegung, welche aus der Folge der Positionen</w:t>
+      </w:r>
+      <w:r>
+        <w:t xml:space="preserve"> Deckung und Schlag</w:t>
+      </w:r>
+      <w:r>
+        <w:t xml:space="preserve"> entsteht</w:t>
+      </w:r>
+      <w:r>
+        <w:t xml:space="preserve">. </w:t>
+      </w:r>
+      <w:r>
+        <w:t>Für die</w:t>
+      </w:r>
+      <w:r>
+        <w:t xml:space="preserve"> Klassifizierung </w:t>
+      </w:r>
+      <w:r>
+        <w:t xml:space="preserve">werden </w:t>
+      </w:r>
+      <w:r>
+        <w:t>Position und Positionsänderung</w:t>
+      </w:r>
+      <w:r>
+        <w:t xml:space="preserve"> der </w:t>
+      </w:r>
+      <w:r>
+        <w:t>Gelenkspunkten</w:t>
+      </w:r>
+      <w:r>
+        <w:t xml:space="preserve"> ausgewertet</w:t>
+      </w:r>
+      <w:r>
+        <w:t>.</w:t>
+      </w:r>
+      <w:r>
+        <w:t xml:space="preserve"> Es kommt ein</w:t>
+      </w:r>
+      <w:r>
+        <w:t xml:space="preserve"> Zeitfaltungsnetz</w:t>
+      </w:r>
+      <w:r>
+        <w:t xml:space="preserve"> zum </w:t>
+      </w:r>
+      <w:r>
+        <w:t xml:space="preserve">Einsatz </w:t>
+      </w:r>
+      <w:r>
+        <w:t>also ein 3D-CNNs</w:t>
+      </w:r>
+      <w:r>
+        <w:t>, d</w:t>
+      </w:r>
+      <w:r>
+        <w:t>a Änderungen über Zeit ausgewertet werden</w:t>
+      </w:r>
+      <w:r>
+        <w:t>.</w:t>
+      </w:r>
+      <w:r>
+        <w:t xml:space="preserve"> Genutzt wir u.a. folgendes:</w:t>
+      </w:r>
+    </w:p>
+    <w:p>
+      <w:pPr>
+        <w:jc w:val="both"/>
+      </w:pPr>
+    </w:p>
+    <w:p>
+      <w:pPr>
+        <w:pStyle w:val="Listenabsatz"/>
+        <w:numPr>
+          <w:ilvl w:val="0"/>
+          <w:numId w:val="31"/>
+        </w:numPr>
+        <w:jc w:val="both"/>
+      </w:pPr>
+      <w:hyperlink r:id="rId59" w:history="1">
+        <w:r>
+          <w:rPr>
+            <w:rStyle w:val="Hyperlink"/>
+          </w:rPr>
+          <w:t>NVIDIA Jetson TX2</w:t>
+        </w:r>
+      </w:hyperlink>
+      <w:r>
+        <w:t xml:space="preserve"> mit </w:t>
+      </w:r>
+      <w:proofErr w:type="spellStart"/>
+      <w:r>
+        <w:t>Jatpack</w:t>
+      </w:r>
+      <w:proofErr w:type="spellEnd"/>
+      <w:r>
+        <w:t xml:space="preserve"> 4.2 – Recheneinheit </w:t>
+      </w:r>
+    </w:p>
+    <w:p>
+      <w:pPr>
+        <w:pStyle w:val="Listenabsatz"/>
+        <w:numPr>
+          <w:ilvl w:val="0"/>
+          <w:numId w:val="31"/>
+        </w:numPr>
+        <w:jc w:val="both"/>
+      </w:pPr>
+      <w:hyperlink r:id="rId60" w:history="1">
+        <w:r>
+          <w:rPr>
+            <w:rStyle w:val="Hyperlink"/>
+          </w:rPr>
+          <w:t xml:space="preserve">Intel </w:t>
+        </w:r>
+        <w:proofErr w:type="spellStart"/>
+        <w:r>
+          <w:rPr>
+            <w:rStyle w:val="Hyperlink"/>
+          </w:rPr>
+          <w:t>RealSense</w:t>
+        </w:r>
+        <w:proofErr w:type="spellEnd"/>
+      </w:hyperlink>
+      <w:r>
+        <w:t xml:space="preserve"> – 3D-Kamera</w:t>
+      </w:r>
+    </w:p>
+    <w:p>
+      <w:pPr>
+        <w:pStyle w:val="Listenabsatz"/>
+        <w:numPr>
+          <w:ilvl w:val="0"/>
+          <w:numId w:val="31"/>
+        </w:numPr>
+        <w:jc w:val="both"/>
+      </w:pPr>
+      <w:hyperlink r:id="rId61" w:history="1">
+        <w:proofErr w:type="spellStart"/>
+        <w:r>
+          <w:rPr>
+            <w:rStyle w:val="Hyperlink"/>
+          </w:rPr>
+          <w:t>tf</w:t>
+        </w:r>
+        <w:proofErr w:type="spellEnd"/>
+        <w:r>
+          <w:rPr>
+            <w:rStyle w:val="Hyperlink"/>
+          </w:rPr>
+          <w:t>-pose-</w:t>
+        </w:r>
+        <w:proofErr w:type="spellStart"/>
+        <w:r>
+          <w:rPr>
+            <w:rStyle w:val="Hyperlink"/>
+          </w:rPr>
+          <w:t>estimation</w:t>
+        </w:r>
+        <w:proofErr w:type="spellEnd"/>
+      </w:hyperlink>
+      <w:r>
+        <w:t xml:space="preserve"> </w:t>
+      </w:r>
+      <w:r>
+        <w:t>in Python 3</w:t>
+      </w:r>
+      <w:r>
+        <w:t xml:space="preserve">– zur </w:t>
+      </w:r>
+      <w:r>
+        <w:t xml:space="preserve">Erkennung der Gelenkspunkte </w:t>
+      </w:r>
+    </w:p>
+    <w:p>
+      <w:pPr>
+        <w:pStyle w:val="Listenabsatz"/>
+        <w:numPr>
+          <w:ilvl w:val="0"/>
+          <w:numId w:val="31"/>
+        </w:numPr>
+        <w:jc w:val="both"/>
+      </w:pPr>
+      <w:hyperlink r:id="rId62" w:history="1">
+        <w:proofErr w:type="spellStart"/>
+        <w:r>
+          <w:rPr>
+            <w:rStyle w:val="Hyperlink"/>
+          </w:rPr>
+          <w:t>TensorFlow</w:t>
+        </w:r>
+        <w:proofErr w:type="spellEnd"/>
+      </w:hyperlink>
+      <w:r>
+        <w:t xml:space="preserve"> und Keras</w:t>
+      </w:r>
+      <w:r>
+        <w:t xml:space="preserve"> </w:t>
+      </w:r>
+      <w:r>
+        <w:t xml:space="preserve">in Python 3 </w:t>
+      </w:r>
+      <w:r>
+        <w:t xml:space="preserve">– zur Klassifizierung </w:t>
+      </w:r>
+    </w:p>
+    <w:p>
+      <w:pPr>
+        <w:pStyle w:val="Listenabsatz"/>
+        <w:numPr>
+          <w:ilvl w:val="0"/>
+          <w:numId w:val="31"/>
+        </w:numPr>
+        <w:jc w:val="both"/>
+      </w:pPr>
+      <w:proofErr w:type="spellStart"/>
+      <w:r>
+        <w:t>TensorRT</w:t>
+      </w:r>
+      <w:proofErr w:type="spellEnd"/>
+      <w:r>
+        <w:t xml:space="preserve"> – zur Rechenoptimierung</w:t>
+      </w:r>
+    </w:p>
+    <w:p>
+      <w:pPr>
+        <w:jc w:val="both"/>
+      </w:pPr>
+    </w:p>
+    <w:p>
+      <w:pPr>
+        <w:jc w:val="both"/>
+      </w:pPr>
+      <w:r>
+        <w:t>Die</w:t>
+      </w:r>
+      <w:r>
+        <w:t xml:space="preserve"> Bewegungserkennung läuft in Echtzeit mit 7-8 FPS. </w:t>
+      </w:r>
+      <w:r>
+        <w:t xml:space="preserve">Das 3D-CNN </w:t>
+      </w:r>
+      <w:proofErr w:type="spellStart"/>
+      <w:r>
+        <w:t>Classifier</w:t>
+      </w:r>
+      <w:proofErr w:type="spellEnd"/>
+      <w:r>
+        <w:t xml:space="preserve"> wurde in </w:t>
+      </w:r>
+      <w:proofErr w:type="spellStart"/>
+      <w:r>
+        <w:t>TensorFlow</w:t>
+      </w:r>
+      <w:proofErr w:type="spellEnd"/>
+      <w:r>
+        <w:t xml:space="preserve"> mit derselben Bildrate trainiert, um die Erkennung für das Zielsystem zu Optimieren. </w:t>
+      </w:r>
+      <w:r>
+        <w:t>Die Integration des</w:t>
+      </w:r>
+      <w:r>
+        <w:t>,</w:t>
+      </w:r>
+      <w:r>
+        <w:t xml:space="preserve"> nicht genauer beschriebenen </w:t>
+      </w:r>
+      <w:proofErr w:type="spellStart"/>
+      <w:r>
+        <w:t>RealSense</w:t>
+      </w:r>
+      <w:proofErr w:type="spellEnd"/>
+      <w:r>
+        <w:t xml:space="preserve"> Tiefensensors</w:t>
+      </w:r>
+      <w:r>
+        <w:t>,</w:t>
+      </w:r>
+      <w:r>
+        <w:t xml:space="preserve"> </w:t>
+      </w:r>
+      <w:r>
+        <w:t>erforderte einen</w:t>
+      </w:r>
+      <w:r>
+        <w:t xml:space="preserve"> selbst</w:t>
+      </w:r>
+      <w:r>
+        <w:t xml:space="preserve"> </w:t>
+      </w:r>
+      <w:r>
+        <w:t>geschrieben</w:t>
+      </w:r>
+      <w:r>
+        <w:t xml:space="preserve">en Python Wrapper – also eine </w:t>
+      </w:r>
+      <w:r>
+        <w:t>Softwarebrücke vo</w:t>
+      </w:r>
+      <w:r>
+        <w:t>n</w:t>
+      </w:r>
+      <w:r>
+        <w:t xml:space="preserve"> Kamera Treiber zu Python</w:t>
+      </w:r>
+      <w:r>
+        <w:t>. Die vorhandenen Python</w:t>
+      </w:r>
+      <w:r>
+        <w:t xml:space="preserve"> </w:t>
+      </w:r>
+      <w:r>
+        <w:t>Treiber waren nicht mit der ARM</w:t>
+      </w:r>
+      <w:r>
+        <w:t>-</w:t>
+      </w:r>
+      <w:r>
+        <w:t>Architektur des Jetson TX2 Prozessors kompatibel.</w:t>
+      </w:r>
+    </w:p>
+    <w:p>
+      <w:pPr>
+        <w:jc w:val="both"/>
+      </w:pPr>
+    </w:p>
+    <w:p>
+      <w:pPr>
+        <w:jc w:val="both"/>
+      </w:pPr>
+      <w:r>
+        <w:t>Libraries, insbesondere Gerätetreiber sind Oft nicht in der Programmierspreche geschrieben, in der sie zum Einsatz kommen sollen. Um den Treiber dennoch einzusetzen</w:t>
+      </w:r>
+      <w:r>
+        <w:t>,</w:t>
+      </w:r>
+      <w:r>
+        <w:t xml:space="preserve"> </w:t>
+      </w:r>
+      <w:r>
+        <w:t xml:space="preserve">kann er in eine </w:t>
+      </w:r>
+      <w:proofErr w:type="spellStart"/>
+      <w:r>
+        <w:t>Shared</w:t>
+      </w:r>
+      <w:proofErr w:type="spellEnd"/>
+      <w:r>
+        <w:t xml:space="preserve"> Library (englisch für: geteilte Bibliothek) überführt werden, diese ist nicht mehr an die Programmiersprache gebunden. Gängige Dateiformate dafür sind DLL (</w:t>
+      </w:r>
+      <w:r>
+        <w:t>Dynamic Link Library</w:t>
+      </w:r>
+      <w:r>
+        <w:t>) unter Windows oder SO (</w:t>
+      </w:r>
+      <w:proofErr w:type="spellStart"/>
+      <w:r>
+        <w:t>Shared</w:t>
+      </w:r>
+      <w:proofErr w:type="spellEnd"/>
+      <w:r>
+        <w:t xml:space="preserve"> </w:t>
+      </w:r>
+      <w:proofErr w:type="spellStart"/>
+      <w:r>
+        <w:t>Object</w:t>
+      </w:r>
+      <w:proofErr w:type="spellEnd"/>
+      <w:r>
+        <w:t>) unter Linux. Wird Der Treibercode fertig kompiliert als Maschinencode in eine solche Datei gepackt, dann ist diese an eine bestimmte Prozessorarchitektur gebunden. Maschinencode für 32 Bit-Systeme, funktioniert nicht auf 64 Bit-Systemen, Code für ARM-Architekturen geht nicht auf x86-Architekturen.</w:t>
+      </w:r>
+      <w:r>
+        <w:t xml:space="preserve"> </w:t>
+      </w:r>
+    </w:p>
+    <w:p>
+      <w:pPr>
+        <w:jc w:val="both"/>
+      </w:pPr>
+    </w:p>
+    <w:p>
+      <w:pPr>
+        <w:jc w:val="both"/>
+      </w:pPr>
+      <w:r>
+        <w:t>Bei der Wahl der Komponenten für diese Arbeit sollte diese</w:t>
+      </w:r>
+      <w:r>
+        <w:t xml:space="preserve">, sogenannte </w:t>
+      </w:r>
+      <w:r>
+        <w:t>ABI-Kompatibilität (</w:t>
+      </w:r>
+      <w:proofErr w:type="spellStart"/>
+      <w:r>
+        <w:t>Application</w:t>
+      </w:r>
+      <w:proofErr w:type="spellEnd"/>
+      <w:r>
+        <w:t xml:space="preserve"> Binary Interface)</w:t>
+      </w:r>
+      <w:r>
+        <w:t xml:space="preserve"> berücksichtigt werden – also ob die </w:t>
+      </w:r>
+      <w:r>
+        <w:t xml:space="preserve">Schnittstelle </w:t>
+      </w:r>
+      <w:r>
+        <w:t xml:space="preserve">zwischen Anwendung binärem System passt. Darauf wäre insbesondere </w:t>
+      </w:r>
+      <w:r>
+        <w:lastRenderedPageBreak/>
+        <w:t xml:space="preserve">dann zu achten, falls speziellere Hardware wie 3D-Kameras zum Einsatz gebracht werden sollen. </w:t>
+      </w:r>
+    </w:p>
+    <w:p>
+      <w:pPr>
+        <w:jc w:val="both"/>
+      </w:pPr>
+    </w:p>
+    <w:p>
+      <w:pPr>
+        <w:jc w:val="both"/>
+      </w:pPr>
       <w:r>
         <w:t>Jetson Projekte:</w:t>
       </w:r>
@@ -11374,7 +12965,7 @@
       <w:pPr>
         <w:jc w:val="both"/>
       </w:pPr>
-      <w:hyperlink r:id="rId48" w:history="1">
+      <w:hyperlink r:id="rId63" w:history="1">
         <w:r>
           <w:rPr>
             <w:rStyle w:val="Hyperlink"/>
@@ -11387,7 +12978,7 @@
       <w:pPr>
         <w:jc w:val="both"/>
       </w:pPr>
-      <w:hyperlink r:id="rId49" w:history="1">
+      <w:hyperlink r:id="rId64" w:history="1">
         <w:r>
           <w:rPr>
             <w:rStyle w:val="Hyperlink"/>
@@ -11400,7 +12991,7 @@
       <w:pPr>
         <w:jc w:val="both"/>
       </w:pPr>
-      <w:hyperlink r:id="rId50" w:history="1">
+      <w:hyperlink r:id="rId65" w:history="1">
         <w:r>
           <w:rPr>
             <w:rStyle w:val="Hyperlink"/>
@@ -11413,7 +13004,7 @@
       <w:pPr>
         <w:jc w:val="both"/>
       </w:pPr>
-      <w:hyperlink r:id="rId51" w:history="1">
+      <w:hyperlink r:id="rId66" w:history="1">
         <w:r>
           <w:rPr>
             <w:rStyle w:val="Hyperlink"/>
@@ -11431,8 +13022,29 @@
       <w:pPr>
         <w:jc w:val="both"/>
       </w:pPr>
-      <w:r>
-        <w:t>raspbery pi projekte:</w:t>
+      <w:proofErr w:type="spellStart"/>
+      <w:r>
+        <w:t>raspbery</w:t>
+      </w:r>
+      <w:proofErr w:type="spellEnd"/>
+      <w:r>
+        <w:t xml:space="preserve"> </w:t>
+      </w:r>
+      <w:proofErr w:type="spellStart"/>
+      <w:r>
+        <w:t>pi</w:t>
+      </w:r>
+      <w:proofErr w:type="spellEnd"/>
+      <w:r>
+        <w:t xml:space="preserve"> </w:t>
+      </w:r>
+      <w:proofErr w:type="spellStart"/>
+      <w:r>
+        <w:t>projekte</w:t>
+      </w:r>
+      <w:proofErr w:type="spellEnd"/>
+      <w:r>
+        <w:t>:</w:t>
       </w:r>
     </w:p>
     <w:p>
@@ -11468,11 +13080,7 @@
         <w:jc w:val="both"/>
       </w:pPr>
       <w:r>
-        <w:t xml:space="preserve">Weitere Projekte mit Python 3 und Gestenerkennung oder Körperwinkelmessung KI gestützter Bildverarbeitung, mit einer 2D-Webcam und Systemübergreifender </w:t>
-      </w:r>
-      <w:r>
-        <w:lastRenderedPageBreak/>
-        <w:t>Kompatibilität, z.B. durch Webbrowserapplikation. Auch dokumentiert und Open Sauce auf GitHub:</w:t>
+        <w:t>Weitere Projekte mit Python 3 und Gestenerkennung oder Körperwinkelmessung KI gestützter Bildverarbeitung, mit einer 2D-Webcam und Systemübergreifender Kompatibilität, z.B. durch Webbrowserapplikation. Auch dokumentiert und Open Sauce auf GitHub:</w:t>
       </w:r>
     </w:p>
     <w:p>
@@ -11488,17 +13096,21 @@
       <w:r>
         <w:t>“</w:t>
       </w:r>
-      <w:r>
-        <w:t>Posture Detection Project</w:t>
-      </w:r>
-      <w:r>
-        <w:t xml:space="preserve">” von </w:t>
-      </w:r>
-      <w:r>
-        <w:t>Zain Iqbal</w:t>
-      </w:r>
-      <w:r>
-        <w:t xml:space="preserve"> – Echtzeit Haltungswinkel</w:t>
+      <w:proofErr w:type="spellStart"/>
+      <w:r>
+        <w:t>Posture</w:t>
+      </w:r>
+      <w:proofErr w:type="spellEnd"/>
+      <w:r>
+        <w:t xml:space="preserve"> </w:t>
+      </w:r>
+      <w:proofErr w:type="spellStart"/>
+      <w:r>
+        <w:t>Detection</w:t>
+      </w:r>
+      <w:proofErr w:type="spellEnd"/>
+      <w:r>
+        <w:t xml:space="preserve"> Project” von Zain Iqbal – Echtzeit Haltungswinkel</w:t>
       </w:r>
       <w:r>
         <w:t>analyse</w:t>
@@ -11513,7 +13125,7 @@
           <w:lang w:val="en-US"/>
         </w:rPr>
       </w:pPr>
-      <w:hyperlink r:id="rId52" w:history="1">
+      <w:hyperlink r:id="rId67" w:history="1">
         <w:r>
           <w:rPr>
             <w:rStyle w:val="IntensiverVerweis"/>
@@ -11553,7 +13165,7 @@
       <w:pPr>
         <w:pStyle w:val="berschrift2"/>
       </w:pPr>
-      <w:bookmarkStart w:id="39" w:name="_Toc228970630"/>
+      <w:bookmarkStart w:id="39" w:name="_Toc229052681"/>
       <w:r>
         <w:t>Wahl der Hardware und Software</w:t>
       </w:r>
@@ -11563,7 +13175,7 @@
       <w:pPr>
         <w:pStyle w:val="berschrift1"/>
       </w:pPr>
-      <w:bookmarkStart w:id="40" w:name="_Toc228970631"/>
+      <w:bookmarkStart w:id="40" w:name="_Toc229052682"/>
       <w:r>
         <w:lastRenderedPageBreak/>
         <w:t>Armwinkel schätzen</w:t>
@@ -11601,7 +13213,63 @@
         <w:pStyle w:val="Grundtext"/>
       </w:pPr>
       <w:r>
-        <w:t xml:space="preserve">Im Werk “Visual recognition of pointing gestures for human–robot interaction” von Kai Nickel </w:t>
+        <w:t xml:space="preserve">Im Werk “Visual </w:t>
+      </w:r>
+      <w:proofErr w:type="spellStart"/>
+      <w:r>
+        <w:t>recognition</w:t>
+      </w:r>
+      <w:proofErr w:type="spellEnd"/>
+      <w:r>
+        <w:t xml:space="preserve"> </w:t>
+      </w:r>
+      <w:proofErr w:type="spellStart"/>
+      <w:r>
+        <w:t>of</w:t>
+      </w:r>
+      <w:proofErr w:type="spellEnd"/>
+      <w:r>
+        <w:t xml:space="preserve"> </w:t>
+      </w:r>
+      <w:proofErr w:type="spellStart"/>
+      <w:r>
+        <w:t>pointing</w:t>
+      </w:r>
+      <w:proofErr w:type="spellEnd"/>
+      <w:r>
+        <w:t xml:space="preserve"> </w:t>
+      </w:r>
+      <w:proofErr w:type="spellStart"/>
+      <w:r>
+        <w:t>gestures</w:t>
+      </w:r>
+      <w:proofErr w:type="spellEnd"/>
+      <w:r>
+        <w:t xml:space="preserve"> </w:t>
+      </w:r>
+      <w:proofErr w:type="spellStart"/>
+      <w:r>
+        <w:t>for</w:t>
+      </w:r>
+      <w:proofErr w:type="spellEnd"/>
+      <w:r>
+        <w:t xml:space="preserve"> human–</w:t>
+      </w:r>
+      <w:proofErr w:type="spellStart"/>
+      <w:r>
+        <w:t>robot</w:t>
+      </w:r>
+      <w:proofErr w:type="spellEnd"/>
+      <w:r>
+        <w:t xml:space="preserve"> </w:t>
+      </w:r>
+      <w:proofErr w:type="spellStart"/>
+      <w:r>
+        <w:t>interaction</w:t>
+      </w:r>
+      <w:proofErr w:type="spellEnd"/>
+      <w:r>
+        <w:t xml:space="preserve">” von Kai Nickel </w:t>
       </w:r>
       <w:r>
         <w:t>und</w:t>
@@ -11676,7 +13344,7 @@
       <w:pPr>
         <w:pStyle w:val="berschrift1"/>
       </w:pPr>
-      <w:bookmarkStart w:id="41" w:name="_Toc228970632"/>
+      <w:bookmarkStart w:id="41" w:name="_Toc229052683"/>
       <w:r>
         <w:lastRenderedPageBreak/>
         <w:t>Anfertigung</w:t>
@@ -11684,7 +13352,7 @@
       <w:r>
         <w:t xml:space="preserve"> der Arbeit</w:t>
       </w:r>
-      <w:bookmarkEnd w:id="24"/>
+      <w:bookmarkEnd w:id="25"/>
       <w:bookmarkEnd w:id="41"/>
     </w:p>
     <w:p>
@@ -11954,7 +13622,15 @@
         <w:t xml:space="preserve">Betreuer im Laufe der Arbeitserstellung immer wieder abstimmen. Die Betreuungsintensität ist im Regelfall zu Beginn der Arbeit hoch und wird dann geringer. </w:t>
       </w:r>
       <w:r>
-        <w:t>Die Pflichtermine gem. Betreuungsplan sind vom Studierenden mindesten</w:t>
+        <w:t xml:space="preserve">Die </w:t>
+      </w:r>
+      <w:proofErr w:type="spellStart"/>
+      <w:r>
+        <w:t>Pflichtermine</w:t>
+      </w:r>
+      <w:proofErr w:type="spellEnd"/>
+      <w:r>
+        <w:t xml:space="preserve"> gem. Betreuungsplan sind vom Studierenden mindesten</w:t>
       </w:r>
       <w:r>
         <w:t>s in der geforderten Form gem. B</w:t>
@@ -12204,8 +13880,13 @@
       <w:r>
         <w:t xml:space="preserve">(1999), </w:t>
       </w:r>
-      <w:r>
-        <w:t xml:space="preserve">Disterer </w:t>
+      <w:proofErr w:type="spellStart"/>
+      <w:r>
+        <w:t>Disterer</w:t>
+      </w:r>
+      <w:proofErr w:type="spellEnd"/>
+      <w:r>
+        <w:t xml:space="preserve"> </w:t>
       </w:r>
       <w:r>
         <w:t>(</w:t>
@@ -12220,7 +13901,23 @@
         <w:t>aktuellen Ausgaben.</w:t>
       </w:r>
       <w:r>
-        <w:t xml:space="preserve"> Z.T. sind diese Quellen als pdf-Datei oder als e-book verfügbar.</w:t>
+        <w:t xml:space="preserve"> Z.T. sind diese Quellen als </w:t>
+      </w:r>
+      <w:proofErr w:type="spellStart"/>
+      <w:r>
+        <w:t>pdf</w:t>
+      </w:r>
+      <w:proofErr w:type="spellEnd"/>
+      <w:r>
+        <w:t xml:space="preserve">-Datei oder als </w:t>
+      </w:r>
+      <w:proofErr w:type="spellStart"/>
+      <w:r>
+        <w:t>e-book</w:t>
+      </w:r>
+      <w:proofErr w:type="spellEnd"/>
+      <w:r>
+        <w:t xml:space="preserve"> verfügbar.</w:t>
       </w:r>
     </w:p>
     <w:p>
@@ -12232,7 +13929,7 @@
       <w:bookmarkStart w:id="43" w:name="_Toc532290624"/>
       <w:bookmarkStart w:id="44" w:name="_Toc532295857"/>
       <w:bookmarkStart w:id="45" w:name="_Toc226907256"/>
-      <w:bookmarkStart w:id="46" w:name="_Toc228970633"/>
+      <w:bookmarkStart w:id="46" w:name="_Toc229052684"/>
       <w:r>
         <w:lastRenderedPageBreak/>
         <w:t>Anforderungen an wissenschaftliche Arbeiten</w:t>
@@ -12251,7 +13948,7 @@
       <w:bookmarkStart w:id="47" w:name="_Toc532290625"/>
       <w:bookmarkStart w:id="48" w:name="_Toc532295858"/>
       <w:bookmarkStart w:id="49" w:name="_Toc226907257"/>
-      <w:bookmarkStart w:id="50" w:name="_Toc228970634"/>
+      <w:bookmarkStart w:id="50" w:name="_Toc229052685"/>
       <w:r>
         <w:t>Aufbau wissenschaftlicher Arbeiten</w:t>
       </w:r>
@@ -12265,7 +13962,15 @@
         <w:pStyle w:val="Grundtext"/>
       </w:pPr>
       <w:r>
-        <w:t>Wissenschaftliche Arbeiten bestehen aus der Titelteil, dem Textteil und dem Anhangteil. Zu</w:t>
+        <w:t xml:space="preserve">Wissenschaftliche Arbeiten bestehen aus der Titelteil, dem Textteil und dem </w:t>
+      </w:r>
+      <w:proofErr w:type="spellStart"/>
+      <w:r>
+        <w:t>Anhangteil</w:t>
+      </w:r>
+      <w:proofErr w:type="spellEnd"/>
+      <w:r>
+        <w:t>. Zu</w:t>
       </w:r>
       <w:r>
         <w:t>m</w:t>
@@ -12297,9 +14002,11 @@
         <w:softHyphen/>
         <w:t xml:space="preserve">verzeichnis den </w:t>
       </w:r>
+      <w:proofErr w:type="spellStart"/>
       <w:r>
         <w:t>Anhangteil</w:t>
       </w:r>
+      <w:proofErr w:type="spellEnd"/>
       <w:r>
         <w:t>.</w:t>
       </w:r>
@@ -12307,7 +14014,15 @@
         <w:t xml:space="preserve"> Lose Anlagen, wie z. B. Pläne können die wissenschaftliche Arbeit ergänzen.</w:t>
       </w:r>
       <w:r>
-        <w:t xml:space="preserve"> Der Bedraf eines Abkürzungs-, Symbol-, Abbildungs- oder Tabel</w:t>
+        <w:t xml:space="preserve"> Der </w:t>
+      </w:r>
+      <w:proofErr w:type="spellStart"/>
+      <w:r>
+        <w:t>Bedraf</w:t>
+      </w:r>
+      <w:proofErr w:type="spellEnd"/>
+      <w:r>
+        <w:t xml:space="preserve"> eines Abkürzungs-, Symbol-, Abbildungs- oder Tabel</w:t>
       </w:r>
       <w:r>
         <w:softHyphen/>
@@ -12836,7 +14551,15 @@
         <w:pStyle w:val="GrundtextAufzhlung"/>
       </w:pPr>
       <w:r>
-        <w:t>Auf die Einführung von Symbolen ist zu verzichten, wenn ein Objekt in einem bestimmten Text nur ein Mal erscheint und auch nur kurz danach auf dieses Objekt zurückgegriffen wird.</w:t>
+        <w:t xml:space="preserve">Auf die Einführung von Symbolen ist zu verzichten, wenn ein Objekt in einem bestimmten Text nur </w:t>
+      </w:r>
+      <w:proofErr w:type="spellStart"/>
+      <w:r>
+        <w:t>ein Mal</w:t>
+      </w:r>
+      <w:proofErr w:type="spellEnd"/>
+      <w:r>
+        <w:t xml:space="preserve"> erscheint und auch nur kurz danach auf dieses Objekt zurückgegriffen wird.</w:t>
       </w:r>
     </w:p>
     <w:p>
@@ -13074,7 +14797,23 @@
         <w:t xml:space="preserve">oder dem Internet </w:t>
       </w:r>
       <w:r>
-        <w:t>reicht jedenfalls nicht aus! Weiteres Beispiel: „Die Balanced Scorecard enthält die vier Dimensionen: Prozesse, Mitarbeiter, Kunden und Finanzen […]“. Da sich der Autor das nicht gerade ausgedacht hat, muss bei dieser Behauptung ebenfalls zwingend auf die entsprechende Literatur verwiesen werden. Handelt es sich wie in diesem Beispiel um ein eindeutig zuordenbares Instrument muss der „Erschaffer“ benannt werden (in diesem Fall die Herren Norton und Kaplan). Grundsätzlich ist immer die „Quelle“ zu finden (und nicht irgendein „Zwischenhändler“).</w:t>
+        <w:t xml:space="preserve">reicht jedenfalls nicht aus! Weiteres Beispiel: „Die </w:t>
+      </w:r>
+      <w:proofErr w:type="spellStart"/>
+      <w:r>
+        <w:t>Balanced</w:t>
+      </w:r>
+      <w:proofErr w:type="spellEnd"/>
+      <w:r>
+        <w:t xml:space="preserve"> </w:t>
+      </w:r>
+      <w:proofErr w:type="spellStart"/>
+      <w:r>
+        <w:t>Scorecard</w:t>
+      </w:r>
+      <w:proofErr w:type="spellEnd"/>
+      <w:r>
+        <w:t xml:space="preserve"> enthält die vier Dimensionen: Prozesse, Mitarbeiter, Kunden und Finanzen […]“. Da sich der Autor das nicht gerade ausgedacht hat, muss bei dieser Behauptung ebenfalls zwingend auf die entsprechende Literatur verwiesen werden. Handelt es sich wie in diesem Beispiel um ein eindeutig zuordenbares Instrument muss der „Erschaffer“ benannt werden (in diesem Fall die Herren Norton und Kaplan). Grundsätzlich ist immer die „Quelle“ zu finden (und nicht irgendein „Zwischenhändler“).</w:t>
       </w:r>
     </w:p>
     <w:p>
@@ -13375,7 +15114,7 @@
       <w:bookmarkStart w:id="53" w:name="_Toc532290626"/>
       <w:bookmarkStart w:id="54" w:name="_Toc532295859"/>
       <w:bookmarkStart w:id="55" w:name="_Toc226907258"/>
-      <w:bookmarkStart w:id="56" w:name="_Toc228970635"/>
+      <w:bookmarkStart w:id="56" w:name="_Toc229052686"/>
       <w:r>
         <w:t>Begriffsverwendung</w:t>
       </w:r>
@@ -13503,7 +15242,15 @@
         <w:pStyle w:val="GrundtextAufzhlung"/>
       </w:pPr>
       <w:r>
-        <w:t>Ein Fachbegriff darf in einer Arbeit nur ein Mal definiert werden.</w:t>
+        <w:t xml:space="preserve">Ein Fachbegriff darf in einer Arbeit nur </w:t>
+      </w:r>
+      <w:proofErr w:type="spellStart"/>
+      <w:r>
+        <w:t>ein Mal</w:t>
+      </w:r>
+      <w:proofErr w:type="spellEnd"/>
+      <w:r>
+        <w:t xml:space="preserve"> definiert werden.</w:t>
       </w:r>
     </w:p>
     <w:p>
@@ -13581,7 +15328,7 @@
       <w:bookmarkStart w:id="58" w:name="_Toc532290627"/>
       <w:bookmarkStart w:id="59" w:name="_Toc532295860"/>
       <w:bookmarkStart w:id="60" w:name="_Toc226907259"/>
-      <w:bookmarkStart w:id="61" w:name="_Toc228970636"/>
+      <w:bookmarkStart w:id="61" w:name="_Toc229052687"/>
       <w:r>
         <w:t>Literaturverwendung</w:t>
       </w:r>
@@ -13676,7 +15423,15 @@
       </w:r>
       <w:r>
         <w:softHyphen/>
-        <w:t>dene Quellen herangezogen und gegeneinander abgegrenzt werden. Aussagen aus der Literatur dürfen nicht unreflektiert übernommen werden, sondern sind jeweils auf ihre Stichhaltigkeit zu prüfen. In der Literatur auftretende Widersprüche, Vagheiten o. ä. sind als solche kenntlich zu machen.</w:t>
+        <w:t xml:space="preserve">dene Quellen herangezogen und gegeneinander abgegrenzt werden. Aussagen aus der Literatur dürfen nicht unreflektiert übernommen werden, sondern sind jeweils auf ihre Stichhaltigkeit zu prüfen. In der Literatur auftretende Widersprüche, </w:t>
+      </w:r>
+      <w:proofErr w:type="spellStart"/>
+      <w:r>
+        <w:t>Vagheiten</w:t>
+      </w:r>
+      <w:proofErr w:type="spellEnd"/>
+      <w:r>
+        <w:t xml:space="preserve"> o. ä. sind als solche kenntlich zu machen.</w:t>
       </w:r>
     </w:p>
     <w:p>
@@ -13726,7 +15481,23 @@
         <w:t>eigene</w:t>
       </w:r>
       <w:r>
-        <w:t xml:space="preserve"> Leistung. Wenn die eigene Leistung in „copy and paste“ und Expertensuche im Internet besteht, reicht das für eine ausreichende Leistung nicht aus.</w:t>
+        <w:t xml:space="preserve"> Leistung. Wenn die eigene Leistung in „</w:t>
+      </w:r>
+      <w:proofErr w:type="spellStart"/>
+      <w:r>
+        <w:t>copy</w:t>
+      </w:r>
+      <w:proofErr w:type="spellEnd"/>
+      <w:r>
+        <w:t xml:space="preserve"> and </w:t>
+      </w:r>
+      <w:proofErr w:type="spellStart"/>
+      <w:r>
+        <w:t>paste</w:t>
+      </w:r>
+      <w:proofErr w:type="spellEnd"/>
+      <w:r>
+        <w:t>“ und Expertensuche im Internet besteht, reicht das für eine ausreichende Leistung nicht aus.</w:t>
       </w:r>
     </w:p>
     <w:p>
@@ -13752,7 +15523,15 @@
         <w:footnoteReference w:id="7"/>
       </w:r>
       <w:r>
-        <w:t xml:space="preserve"> aus der Quelle in die eigene Arbeit übernommen wird. Direkte Zitate sind durch dop-pelte Anführungszeichen gekennzeichnet, die Autoren werden ohne vorangehendes ‚vgl.‘ aufgeführt, z. B.: „Als </w:t>
+        <w:t xml:space="preserve"> aus der Quelle in die eigene Arbeit übernommen wird. Direkte Zitate sind durch dop-</w:t>
+      </w:r>
+      <w:proofErr w:type="spellStart"/>
+      <w:r>
+        <w:t>pelte</w:t>
+      </w:r>
+      <w:proofErr w:type="spellEnd"/>
+      <w:r>
+        <w:t xml:space="preserve"> Anführungszeichen gekennzeichnet, die Autoren werden ohne vorangehendes ‚vgl.‘ aufgeführt, z. B.: „Als </w:t>
       </w:r>
       <w:r>
         <w:rPr>
@@ -13761,7 +15540,15 @@
         <w:t>wörtliches (direktes) Zitat</w:t>
       </w:r>
       <w:r>
-        <w:t xml:space="preserve"> wird die unmittelbare und genaue Übernahme einer fremden Aussage bezeichnet.“, (Disterer (1998), S. 112; Her</w:t>
+        <w:t xml:space="preserve"> wird die unmittelbare und genaue Übernahme einer fremden Aussage bezeichnet.“, (</w:t>
+      </w:r>
+      <w:proofErr w:type="spellStart"/>
+      <w:r>
+        <w:t>Disterer</w:t>
+      </w:r>
+      <w:proofErr w:type="spellEnd"/>
+      <w:r>
+        <w:t xml:space="preserve"> (1998), S. 112; Her</w:t>
       </w:r>
       <w:r>
         <w:softHyphen/>
@@ -13863,7 +15650,7 @@
       <w:bookmarkStart w:id="63" w:name="_Toc532290628"/>
       <w:bookmarkStart w:id="64" w:name="_Toc532295861"/>
       <w:bookmarkStart w:id="65" w:name="_Toc226907260"/>
-      <w:bookmarkStart w:id="66" w:name="_Toc228970637"/>
+      <w:bookmarkStart w:id="66" w:name="_Toc229052688"/>
       <w:r>
         <w:lastRenderedPageBreak/>
         <w:t>Stil</w:t>
@@ -14021,7 +15808,7 @@
       <w:bookmarkStart w:id="67" w:name="_Toc532295862"/>
       <w:bookmarkStart w:id="68" w:name="_Ref532463255"/>
       <w:bookmarkStart w:id="69" w:name="_Toc226907261"/>
-      <w:bookmarkStart w:id="70" w:name="_Toc228970638"/>
+      <w:bookmarkStart w:id="70" w:name="_Toc229052689"/>
       <w:r>
         <w:lastRenderedPageBreak/>
         <w:t>Formatierung wissenschaftlicher Arbeiten</w:t>
@@ -14044,7 +15831,7 @@
       <w:bookmarkStart w:id="76" w:name="_Toc532290630"/>
       <w:bookmarkStart w:id="77" w:name="_Toc532295863"/>
       <w:bookmarkStart w:id="78" w:name="_Toc226907262"/>
-      <w:bookmarkStart w:id="79" w:name="_Toc228970639"/>
+      <w:bookmarkStart w:id="79" w:name="_Toc229052690"/>
       <w:r>
         <w:t>Allgemeine Hinweise zur Formatierung</w:t>
       </w:r>
@@ -14121,7 +15908,7 @@
       <w:bookmarkStart w:id="85" w:name="_Toc532290631"/>
       <w:bookmarkStart w:id="86" w:name="_Toc532295864"/>
       <w:bookmarkStart w:id="87" w:name="_Toc226907263"/>
-      <w:bookmarkStart w:id="88" w:name="_Toc228970640"/>
+      <w:bookmarkStart w:id="88" w:name="_Toc229052691"/>
       <w:r>
         <w:t>Übersicht der Formatvorlagen</w:t>
       </w:r>
@@ -14151,7 +15938,7 @@
       <w:bookmarkStart w:id="94" w:name="_Toc532290632"/>
       <w:bookmarkStart w:id="95" w:name="_Toc532295865"/>
       <w:bookmarkStart w:id="96" w:name="_Toc226907264"/>
-      <w:bookmarkStart w:id="97" w:name="_Toc228970641"/>
+      <w:bookmarkStart w:id="97" w:name="_Toc229052692"/>
       <w:r>
         <w:t xml:space="preserve">Grundtext und </w:t>
       </w:r>
@@ -14184,7 +15971,15 @@
       </w:r>
       <w:r>
         <w:softHyphen/>
-        <w:t>chen (Grundz.), zurück</w:t>
+        <w:t>chen (</w:t>
+      </w:r>
+      <w:proofErr w:type="spellStart"/>
+      <w:r>
+        <w:t>Grundz</w:t>
+      </w:r>
+      <w:proofErr w:type="spellEnd"/>
+      <w:r>
+        <w:t>.), zurück</w:t>
       </w:r>
       <w:r>
         <w:softHyphen/>
@@ -14247,11 +16042,27 @@
         <w:pStyle w:val="Grundtext"/>
       </w:pPr>
       <w:r>
-        <w:t>Mit ‚Grundz. (Sprache)‘ wird ein fremdsprachlicher Text gekennzeichnet. Sollte eine Überprüfung eines Abschnitts nicht erwünscht sein, so kann über die FV ‚Grund</w:t>
+        <w:t>Mit ‚</w:t>
+      </w:r>
+      <w:proofErr w:type="spellStart"/>
+      <w:r>
+        <w:t>Grundz</w:t>
+      </w:r>
+      <w:proofErr w:type="spellEnd"/>
+      <w:r>
+        <w:t>. (Sprache)‘ wird ein fremdsprachlicher Text gekennzeichnet. Sollte eine Überprüfung eines Abschnitts nicht erwünscht sein, so kann über die FV ‚</w:t>
+      </w:r>
+      <w:proofErr w:type="spellStart"/>
+      <w:r>
+        <w:t>Grund</w:t>
       </w:r>
       <w:r>
         <w:softHyphen/>
-        <w:t>z. (keine Überprüfung)‘ die Rechtschreibung ausgeschaltet werden.</w:t>
+        <w:t>z</w:t>
+      </w:r>
+      <w:proofErr w:type="spellEnd"/>
+      <w:r>
+        <w:t>. (keine Überprüfung)‘ die Rechtschreibung ausgeschaltet werden.</w:t>
       </w:r>
     </w:p>
     <w:p>
@@ -14262,7 +16073,15 @@
         </w:rPr>
       </w:pPr>
       <w:r>
-        <w:t xml:space="preserve">Mit der FV ‚Grundz. (Kapitälchen)‘ können die Namen von </w:t>
+        <w:t>Mit der FV ‚</w:t>
+      </w:r>
+      <w:proofErr w:type="spellStart"/>
+      <w:r>
+        <w:t>Grundz</w:t>
+      </w:r>
+      <w:proofErr w:type="spellEnd"/>
+      <w:r>
+        <w:t xml:space="preserve">. (Kapitälchen)‘ können die Namen von </w:t>
       </w:r>
       <w:r>
         <w:rPr>
@@ -14271,7 +16090,15 @@
         <w:t>Autoren</w:t>
       </w:r>
       <w:r>
-        <w:t xml:space="preserve"> im Fließtext hervorgehoben werden; über ‚Grundz. (Courrier)‘ kann </w:t>
+        <w:t xml:space="preserve"> im Fließtext hervorgehoben werden; über ‚</w:t>
+      </w:r>
+      <w:proofErr w:type="spellStart"/>
+      <w:r>
+        <w:t>Grundz</w:t>
+      </w:r>
+      <w:proofErr w:type="spellEnd"/>
+      <w:r>
+        <w:t xml:space="preserve">. (Courrier)‘ kann </w:t>
       </w:r>
       <w:r>
         <w:rPr>
@@ -14310,8 +16137,28 @@
       </w:r>
       <w:r>
         <w:tab/>
-        <w:t>Kunde.KdName, Bestellung.BestNr, Lieferant.LfNr</w:t>
-      </w:r>
+      </w:r>
+      <w:proofErr w:type="spellStart"/>
+      <w:r>
+        <w:t>Kunde.KdName</w:t>
+      </w:r>
+      <w:proofErr w:type="spellEnd"/>
+      <w:r>
+        <w:t xml:space="preserve">, </w:t>
+      </w:r>
+      <w:proofErr w:type="spellStart"/>
+      <w:r>
+        <w:t>Bestellung.BestNr</w:t>
+      </w:r>
+      <w:proofErr w:type="spellEnd"/>
+      <w:r>
+        <w:t xml:space="preserve">, </w:t>
+      </w:r>
+      <w:proofErr w:type="spellStart"/>
+      <w:r>
+        <w:t>Lieferant.LfNr</w:t>
+      </w:r>
+      <w:proofErr w:type="spellEnd"/>
     </w:p>
     <w:p>
       <w:pPr>
@@ -14335,7 +16182,46 @@
       </w:r>
       <w:r>
         <w:tab/>
-        <w:t>Bestellung.KdNr = Kunde.KdNr AND Bestellung.LfNr = Lieferant.LfNr AND Bestellung.Status = ‘OPEN’;</w:t>
+      </w:r>
+      <w:proofErr w:type="spellStart"/>
+      <w:r>
+        <w:t>Bestellung.KdNr</w:t>
+      </w:r>
+      <w:proofErr w:type="spellEnd"/>
+      <w:r>
+        <w:t xml:space="preserve"> = </w:t>
+      </w:r>
+      <w:proofErr w:type="spellStart"/>
+      <w:r>
+        <w:t>Kunde.KdNr</w:t>
+      </w:r>
+      <w:proofErr w:type="spellEnd"/>
+      <w:r>
+        <w:t xml:space="preserve"> AND </w:t>
+      </w:r>
+      <w:proofErr w:type="spellStart"/>
+      <w:r>
+        <w:t>Bestellung.LfNr</w:t>
+      </w:r>
+      <w:proofErr w:type="spellEnd"/>
+      <w:r>
+        <w:t xml:space="preserve"> = </w:t>
+      </w:r>
+      <w:proofErr w:type="spellStart"/>
+      <w:r>
+        <w:t>Lieferant.LfNr</w:t>
+      </w:r>
+      <w:proofErr w:type="spellEnd"/>
+      <w:r>
+        <w:t xml:space="preserve"> AND </w:t>
+      </w:r>
+      <w:proofErr w:type="spellStart"/>
+      <w:r>
+        <w:t>Bestellung.Status</w:t>
+      </w:r>
+      <w:proofErr w:type="spellEnd"/>
+      <w:r>
+        <w:t xml:space="preserve"> = ‘OPEN’;</w:t>
       </w:r>
     </w:p>
     <w:p>
@@ -14350,7 +16236,7 @@
       <w:bookmarkStart w:id="103" w:name="_Toc532290634"/>
       <w:bookmarkStart w:id="104" w:name="_Toc532295866"/>
       <w:bookmarkStart w:id="105" w:name="_Toc226907265"/>
-      <w:bookmarkStart w:id="106" w:name="_Toc228970642"/>
+      <w:bookmarkStart w:id="106" w:name="_Toc229052693"/>
       <w:r>
         <w:t>Überschriften</w:t>
       </w:r>
@@ -14399,7 +16285,23 @@
       </w:r>
       <w:r>
         <w:softHyphen/>
-        <w:t>stand zwischen ihnen auf Null zu setzen. Bildet eine Überschrift den Seitenbeginn, ist auf die gleiche Weise der Abstand vor der Überschrift auf Null einzustellen.</w:t>
+        <w:t xml:space="preserve">stand zwischen ihnen auf </w:t>
+      </w:r>
+      <w:proofErr w:type="spellStart"/>
+      <w:r>
+        <w:t>Null</w:t>
+      </w:r>
+      <w:proofErr w:type="spellEnd"/>
+      <w:r>
+        <w:t xml:space="preserve"> zu setzen. Bildet eine Überschrift den Seitenbeginn, ist auf die gleiche Weise der Abstand vor der Überschrift auf </w:t>
+      </w:r>
+      <w:proofErr w:type="spellStart"/>
+      <w:r>
+        <w:t>Null</w:t>
+      </w:r>
+      <w:proofErr w:type="spellEnd"/>
+      <w:r>
+        <w:t xml:space="preserve"> einzustellen.</w:t>
       </w:r>
     </w:p>
     <w:p>
@@ -14407,7 +16309,15 @@
         <w:pStyle w:val="Grundtext"/>
       </w:pPr>
       <w:r>
-        <w:t>Überschriften sollten in eine Zeile passen, damit Silbentrennungen vermieden werden können. Sollten Silbentrennungen in Ausnahmefällen erforderlich sein, ist sinngemäß zu trennen, also z. B. nicht Umweltin-formatik, sondern Umwelt-informatik.</w:t>
+        <w:t xml:space="preserve">Überschriften sollten in eine Zeile passen, damit Silbentrennungen vermieden werden können. Sollten Silbentrennungen in Ausnahmefällen erforderlich sein, ist sinngemäß zu trennen, also z. B. nicht </w:t>
+      </w:r>
+      <w:proofErr w:type="spellStart"/>
+      <w:r>
+        <w:t>Umweltin-formatik</w:t>
+      </w:r>
+      <w:proofErr w:type="spellEnd"/>
+      <w:r>
+        <w:t>, sondern Umwelt-informatik.</w:t>
       </w:r>
     </w:p>
     <w:p>
@@ -14494,7 +16404,7 @@
       <w:bookmarkStart w:id="112" w:name="_Toc532290635"/>
       <w:bookmarkStart w:id="113" w:name="_Toc532295867"/>
       <w:bookmarkStart w:id="114" w:name="_Toc226907266"/>
-      <w:bookmarkStart w:id="115" w:name="_Toc228970643"/>
+      <w:bookmarkStart w:id="115" w:name="_Toc229052694"/>
       <w:r>
         <w:lastRenderedPageBreak/>
         <w:t>Auflistung aller Formatvorlagen</w:t>
@@ -14562,7 +16472,31 @@
               <w:pStyle w:val="Anmerkungenklein"/>
             </w:pPr>
             <w:r>
-              <w:t>Schriftart Times New Roman, 10 pt, Deutsch (Deutschland), zentriert, Zeilenabstand einfach, Abstand vor 6 pt, Abstand nach 12 pt, Absatzkontrolle</w:t>
+              <w:t xml:space="preserve">Schriftart Times New Roman, 10 </w:t>
+            </w:r>
+            <w:proofErr w:type="spellStart"/>
+            <w:r>
+              <w:t>pt</w:t>
+            </w:r>
+            <w:proofErr w:type="spellEnd"/>
+            <w:r>
+              <w:t xml:space="preserve">, Deutsch (Deutschland), zentriert, Zeilenabstand einfach, Abstand vor 6 </w:t>
+            </w:r>
+            <w:proofErr w:type="spellStart"/>
+            <w:r>
+              <w:t>pt</w:t>
+            </w:r>
+            <w:proofErr w:type="spellEnd"/>
+            <w:r>
+              <w:t xml:space="preserve">, Abstand nach 12 </w:t>
+            </w:r>
+            <w:proofErr w:type="spellStart"/>
+            <w:r>
+              <w:t>pt</w:t>
+            </w:r>
+            <w:proofErr w:type="spellEnd"/>
+            <w:r>
+              <w:t>, Absatzkontrolle</w:t>
             </w:r>
           </w:p>
         </w:tc>
@@ -14590,11 +16524,27 @@
               <w:pStyle w:val="Anmerkungenklein"/>
             </w:pPr>
             <w:r>
-              <w:t>Schriftart Times New Roman, 10 pt, Deutsch (Deutschland), Einzug hän</w:t>
+              <w:t xml:space="preserve">Schriftart Times New Roman, 10 </w:t>
+            </w:r>
+            <w:proofErr w:type="spellStart"/>
+            <w:r>
+              <w:t>pt</w:t>
+            </w:r>
+            <w:proofErr w:type="spellEnd"/>
+            <w:r>
+              <w:t>, Deutsch (Deutschland), Einzug hän</w:t>
             </w:r>
             <w:r>
               <w:softHyphen/>
-              <w:t>gend 0,5 cm, Block, Zeilenabstand einfach, Absatzkontrolle, Tabstop 0,5 cm</w:t>
+              <w:t xml:space="preserve">gend 0,5 cm, Block, Zeilenabstand einfach, Absatzkontrolle, </w:t>
+            </w:r>
+            <w:proofErr w:type="spellStart"/>
+            <w:r>
+              <w:t>Tabstop</w:t>
+            </w:r>
+            <w:proofErr w:type="spellEnd"/>
+            <w:r>
+              <w:t xml:space="preserve"> 0,5 cm</w:t>
             </w:r>
           </w:p>
         </w:tc>
@@ -14636,9 +16586,11 @@
             <w:pPr>
               <w:pStyle w:val="Anmerkungenklein"/>
             </w:pPr>
+            <w:proofErr w:type="spellStart"/>
             <w:r>
               <w:t>GrafikQuelle</w:t>
             </w:r>
+            <w:proofErr w:type="spellEnd"/>
           </w:p>
         </w:tc>
         <w:tc>
@@ -14650,7 +16602,23 @@
               <w:pStyle w:val="Anmerkungenklein"/>
             </w:pPr>
             <w:r>
-              <w:t>Grundtext + Schriftgröße 10 pt, zentriert, Zeilenabstand einfach, Abstand vor 6 pt, Absätze nicht trennen</w:t>
+              <w:t xml:space="preserve">Grundtext + Schriftgröße 10 </w:t>
+            </w:r>
+            <w:proofErr w:type="spellStart"/>
+            <w:r>
+              <w:t>pt</w:t>
+            </w:r>
+            <w:proofErr w:type="spellEnd"/>
+            <w:r>
+              <w:t>, zentriert, Zeilenabstand einfach, Abstand vor 6 </w:t>
+            </w:r>
+            <w:proofErr w:type="spellStart"/>
+            <w:r>
+              <w:t>pt</w:t>
+            </w:r>
+            <w:proofErr w:type="spellEnd"/>
+            <w:r>
+              <w:t>, Absätze nicht trennen</w:t>
             </w:r>
           </w:p>
         </w:tc>
@@ -14678,7 +16646,31 @@
               <w:pStyle w:val="Anmerkungenklein"/>
             </w:pPr>
             <w:r>
-              <w:t>Schriftart Times New Roman, 12 pt, Deutsch (Deutschland), Block, Zeilenabstand mind. 18 pt, Abstand nach 12 pt, Absatzkontrolle</w:t>
+              <w:t xml:space="preserve">Schriftart Times New Roman, 12 </w:t>
+            </w:r>
+            <w:proofErr w:type="spellStart"/>
+            <w:r>
+              <w:t>pt</w:t>
+            </w:r>
+            <w:proofErr w:type="spellEnd"/>
+            <w:r>
+              <w:t xml:space="preserve">, Deutsch (Deutschland), Block, Zeilenabstand mind. 18 </w:t>
+            </w:r>
+            <w:proofErr w:type="spellStart"/>
+            <w:r>
+              <w:t>pt</w:t>
+            </w:r>
+            <w:proofErr w:type="spellEnd"/>
+            <w:r>
+              <w:t xml:space="preserve">, Abstand nach 12 </w:t>
+            </w:r>
+            <w:proofErr w:type="spellStart"/>
+            <w:r>
+              <w:t>pt</w:t>
+            </w:r>
+            <w:proofErr w:type="spellEnd"/>
+            <w:r>
+              <w:t>, Absatzkontrolle</w:t>
             </w:r>
           </w:p>
         </w:tc>
@@ -14706,7 +16698,15 @@
               <w:pStyle w:val="Anmerkungenklein"/>
             </w:pPr>
             <w:r>
-              <w:t>Grundtext + Einzug hängend 0,5 cm, Aufzählungszeichen, Tabstop 0,5 cm</w:t>
+              <w:t xml:space="preserve">Grundtext + Einzug hängend 0,5 cm, Aufzählungszeichen, </w:t>
+            </w:r>
+            <w:proofErr w:type="spellStart"/>
+            <w:r>
+              <w:t>Tabstop</w:t>
+            </w:r>
+            <w:proofErr w:type="spellEnd"/>
+            <w:r>
+              <w:t xml:space="preserve"> 0,5 cm</w:t>
             </w:r>
           </w:p>
         </w:tc>
@@ -14734,8 +16734,13 @@
               <w:pStyle w:val="Anmerkungenklein"/>
             </w:pPr>
             <w:r>
-              <w:t>Grundtext + Einzug hängend 3 cm, linksbündig, Zeilenabstand einfach, Abstand nach 0 pt</w:t>
-            </w:r>
+              <w:t>Grundtext + Einzug hängend 3 cm, linksbündig, Zeilenabstand einfach, Abstand nach 0 </w:t>
+            </w:r>
+            <w:proofErr w:type="spellStart"/>
+            <w:r>
+              <w:t>pt</w:t>
+            </w:r>
+            <w:proofErr w:type="spellEnd"/>
           </w:p>
         </w:tc>
       </w:tr>
@@ -14762,8 +16767,13 @@
               <w:pStyle w:val="Anmerkungenklein"/>
             </w:pPr>
             <w:r>
-              <w:t>Grundtext + Abstand vor 12 pt</w:t>
-            </w:r>
+              <w:t xml:space="preserve">Grundtext + Abstand vor 12 </w:t>
+            </w:r>
+            <w:proofErr w:type="spellStart"/>
+            <w:r>
+              <w:t>pt</w:t>
+            </w:r>
+            <w:proofErr w:type="spellEnd"/>
           </w:p>
         </w:tc>
       </w:tr>
@@ -14777,7 +16787,15 @@
               <w:pStyle w:val="Anmerkungenklein"/>
             </w:pPr>
             <w:r>
-              <w:t>Grundtext (Numerierung)</w:t>
+              <w:t>Grundtext (</w:t>
+            </w:r>
+            <w:proofErr w:type="spellStart"/>
+            <w:r>
+              <w:t>Numerierung</w:t>
+            </w:r>
+            <w:proofErr w:type="spellEnd"/>
+            <w:r>
+              <w:t>)</w:t>
             </w:r>
           </w:p>
         </w:tc>
@@ -14790,8 +16808,13 @@
               <w:pStyle w:val="Anmerkungenklein"/>
             </w:pPr>
             <w:r>
-              <w:t>Grundtext (Aufzählung) + Autonumerierung</w:t>
-            </w:r>
+              <w:t xml:space="preserve">Grundtext (Aufzählung) + </w:t>
+            </w:r>
+            <w:proofErr w:type="spellStart"/>
+            <w:r>
+              <w:t>Autonumerierung</w:t>
+            </w:r>
+            <w:proofErr w:type="spellEnd"/>
           </w:p>
         </w:tc>
       </w:tr>
@@ -14818,7 +16841,31 @@
               <w:pStyle w:val="Anmerkungenklein"/>
             </w:pPr>
             <w:r>
-              <w:t>Grundtext + Schriftart Courier New, 12 pt, Einzug hängend 2 cm, Abstand nach 0 pt, linksbündig, Tabstop bei 2 cm</w:t>
+              <w:t xml:space="preserve">Grundtext + Schriftart Courier New, 12 </w:t>
+            </w:r>
+            <w:proofErr w:type="spellStart"/>
+            <w:r>
+              <w:t>pt</w:t>
+            </w:r>
+            <w:proofErr w:type="spellEnd"/>
+            <w:r>
+              <w:t>, Einzug hängend 2 cm, Abstand nach 0 </w:t>
+            </w:r>
+            <w:proofErr w:type="spellStart"/>
+            <w:r>
+              <w:t>pt</w:t>
+            </w:r>
+            <w:proofErr w:type="spellEnd"/>
+            <w:r>
+              <w:t xml:space="preserve">, linksbündig, </w:t>
+            </w:r>
+            <w:proofErr w:type="spellStart"/>
+            <w:r>
+              <w:t>Tabstop</w:t>
+            </w:r>
+            <w:proofErr w:type="spellEnd"/>
+            <w:r>
+              <w:t xml:space="preserve"> bei 2 cm</w:t>
             </w:r>
           </w:p>
         </w:tc>
@@ -14846,8 +16893,13 @@
               <w:pStyle w:val="Anmerkungenklein"/>
             </w:pPr>
             <w:r>
-              <w:t>Grundtext (SQL) + Abstand nach 12 pt</w:t>
-            </w:r>
+              <w:t xml:space="preserve">Grundtext (SQL) + Abstand nach 12 </w:t>
+            </w:r>
+            <w:proofErr w:type="spellStart"/>
+            <w:r>
+              <w:t>pt</w:t>
+            </w:r>
+            <w:proofErr w:type="spellEnd"/>
           </w:p>
         </w:tc>
       </w:tr>
@@ -14874,7 +16926,23 @@
               <w:pStyle w:val="Anmerkungenklein"/>
             </w:pPr>
             <w:r>
-              <w:t>Schriftart Times New Roman, 12 pt, Deutsch (Deutschland), Einzug hängend 1,5 cm, linksbündig, Zeilenabstand mind. 16 pt, Absatzkontrolle</w:t>
+              <w:t xml:space="preserve">Schriftart Times New Roman, 12 </w:t>
+            </w:r>
+            <w:proofErr w:type="spellStart"/>
+            <w:r>
+              <w:t>pt</w:t>
+            </w:r>
+            <w:proofErr w:type="spellEnd"/>
+            <w:r>
+              <w:t xml:space="preserve">, Deutsch (Deutschland), Einzug hängend 1,5 cm, linksbündig, Zeilenabstand mind. 16 </w:t>
+            </w:r>
+            <w:proofErr w:type="spellStart"/>
+            <w:r>
+              <w:t>pt</w:t>
+            </w:r>
+            <w:proofErr w:type="spellEnd"/>
+            <w:r>
+              <w:t>, Absatzkontrolle</w:t>
             </w:r>
           </w:p>
         </w:tc>
@@ -14902,7 +16970,23 @@
               <w:pStyle w:val="Anmerkungenklein"/>
             </w:pPr>
             <w:r>
-              <w:t>Schriftart Times New Roman, 10 pt, Deutsch (Deutschland), zentriert, Zeilenabstand einfach, Abstand nach 6 pt, Absatzkontrolle</w:t>
+              <w:t xml:space="preserve">Schriftart Times New Roman, 10 </w:t>
+            </w:r>
+            <w:proofErr w:type="spellStart"/>
+            <w:r>
+              <w:t>pt</w:t>
+            </w:r>
+            <w:proofErr w:type="spellEnd"/>
+            <w:r>
+              <w:t xml:space="preserve">, Deutsch (Deutschland), zentriert, Zeilenabstand einfach, Abstand nach 6 </w:t>
+            </w:r>
+            <w:proofErr w:type="spellStart"/>
+            <w:r>
+              <w:t>pt</w:t>
+            </w:r>
+            <w:proofErr w:type="spellEnd"/>
+            <w:r>
+              <w:t>, Absatzkontrolle</w:t>
             </w:r>
           </w:p>
         </w:tc>
@@ -14930,7 +17014,31 @@
               <w:pStyle w:val="Anmerkungenklein"/>
             </w:pPr>
             <w:r>
-              <w:t>Schriftart Times New Roman, 10 pt, Deutsch (Deutschland), linksbündig, Zeilenabstand einfach, Abstand vor 2 pt, Abstand nach 2 pt, Absatzkontrolle</w:t>
+              <w:t xml:space="preserve">Schriftart Times New Roman, 10 </w:t>
+            </w:r>
+            <w:proofErr w:type="spellStart"/>
+            <w:r>
+              <w:t>pt</w:t>
+            </w:r>
+            <w:proofErr w:type="spellEnd"/>
+            <w:r>
+              <w:t xml:space="preserve">, Deutsch (Deutschland), linksbündig, Zeilenabstand einfach, Abstand vor 2 </w:t>
+            </w:r>
+            <w:proofErr w:type="spellStart"/>
+            <w:r>
+              <w:t>pt</w:t>
+            </w:r>
+            <w:proofErr w:type="spellEnd"/>
+            <w:r>
+              <w:t xml:space="preserve">, Abstand nach 2 </w:t>
+            </w:r>
+            <w:proofErr w:type="spellStart"/>
+            <w:r>
+              <w:t>pt</w:t>
+            </w:r>
+            <w:proofErr w:type="spellEnd"/>
+            <w:r>
+              <w:t>, Absatzkontrolle</w:t>
             </w:r>
           </w:p>
         </w:tc>
@@ -14958,13 +17066,53 @@
               <w:pStyle w:val="Anmerkungenklein"/>
             </w:pPr>
             <w:r>
-              <w:t>Schriftart Times New Roman, 14 pt, Deutsch (Deutschland), Einzug hängend 1,5 cm, linksbündig, Unterschneidung ab 14 pt, fett, Zeilenabstand genau 18 pt, Abstand nach 8 pt, Absatzkontrolle, Seitenwechsel oberhalb, Absätze nicht trennen, keine Silbentrennung, Autonu</w:t>
+              <w:t xml:space="preserve">Schriftart Times New Roman, 14 </w:t>
+            </w:r>
+            <w:proofErr w:type="spellStart"/>
+            <w:r>
+              <w:t>pt</w:t>
+            </w:r>
+            <w:proofErr w:type="spellEnd"/>
+            <w:r>
+              <w:t xml:space="preserve">, Deutsch (Deutschland), Einzug hängend 1,5 cm, linksbündig, Unterschneidung ab 14 </w:t>
+            </w:r>
+            <w:proofErr w:type="spellStart"/>
+            <w:r>
+              <w:t>pt</w:t>
+            </w:r>
+            <w:proofErr w:type="spellEnd"/>
+            <w:r>
+              <w:t>, fett, Zeilenabstand genau 18 </w:t>
+            </w:r>
+            <w:proofErr w:type="spellStart"/>
+            <w:r>
+              <w:t>pt</w:t>
+            </w:r>
+            <w:proofErr w:type="spellEnd"/>
+            <w:r>
+              <w:t>, Abstand nach 8 </w:t>
+            </w:r>
+            <w:proofErr w:type="spellStart"/>
+            <w:r>
+              <w:t>pt</w:t>
+            </w:r>
+            <w:proofErr w:type="spellEnd"/>
+            <w:r>
+              <w:t>, Absatzkontrolle, Seitenwechsel oberhalb, Absätze nicht trennen, keine Silbentrennung, Autonu</w:t>
             </w:r>
             <w:r>
               <w:t>m</w:t>
             </w:r>
             <w:r>
-              <w:t>merierung Gliederung Ebene 1 (Tabstop 1,5 cm)</w:t>
+              <w:t>merierung Gliederung Ebene 1 (</w:t>
+            </w:r>
+            <w:proofErr w:type="spellStart"/>
+            <w:r>
+              <w:t>Tabstop</w:t>
+            </w:r>
+            <w:proofErr w:type="spellEnd"/>
+            <w:r>
+              <w:t xml:space="preserve"> 1,5 cm)</w:t>
             </w:r>
           </w:p>
         </w:tc>
@@ -14992,7 +17140,23 @@
               <w:pStyle w:val="Anmerkungenklein"/>
             </w:pPr>
             <w:r>
-              <w:t>Überschrift 1 + Schriftart 12 pt, Abstand vor 30 pt, nicht Seitenwechsel oberhalb, Autonum</w:t>
+              <w:t xml:space="preserve">Überschrift 1 + Schriftart 12 </w:t>
+            </w:r>
+            <w:proofErr w:type="spellStart"/>
+            <w:r>
+              <w:t>pt</w:t>
+            </w:r>
+            <w:proofErr w:type="spellEnd"/>
+            <w:r>
+              <w:t xml:space="preserve">, Abstand vor 30 </w:t>
+            </w:r>
+            <w:proofErr w:type="spellStart"/>
+            <w:r>
+              <w:t>pt</w:t>
+            </w:r>
+            <w:proofErr w:type="spellEnd"/>
+            <w:r>
+              <w:t>, nicht Seitenwechsel oberhalb, Autonum</w:t>
             </w:r>
             <w:r>
               <w:t>m</w:t>
@@ -15128,7 +17292,15 @@
               <w:pStyle w:val="Anmerkungenklein"/>
             </w:pPr>
             <w:r>
-              <w:t>Überschrift 1 + Abstand nach 18 pt, keine Nu</w:t>
+              <w:t>Überschrift 1 + Abstand nach 18 </w:t>
+            </w:r>
+            <w:proofErr w:type="spellStart"/>
+            <w:r>
+              <w:t>pt</w:t>
+            </w:r>
+            <w:proofErr w:type="spellEnd"/>
+            <w:r>
+              <w:t>, keine Nu</w:t>
             </w:r>
             <w:r>
               <w:t>m</w:t>
@@ -15162,7 +17334,31 @@
               <w:pStyle w:val="Anmerkungenklein"/>
             </w:pPr>
             <w:r>
-              <w:t>Schriftart Times New Roman, 12 pt, Deutsch (Deutschland), linksbündig, Einzug hängend 0,5 cm, Zeilenabstand einfach, Abstand vor 6 pt, Absatzkontrolle, Absätze nicht trennen, Tabstop 15 cm rechtsbündig</w:t>
+              <w:t xml:space="preserve">Schriftart Times New Roman, 12 </w:t>
+            </w:r>
+            <w:proofErr w:type="spellStart"/>
+            <w:r>
+              <w:t>pt</w:t>
+            </w:r>
+            <w:proofErr w:type="spellEnd"/>
+            <w:r>
+              <w:t xml:space="preserve">, Deutsch (Deutschland), linksbündig, Einzug hängend 0,5 cm, Zeilenabstand einfach, Abstand vor 6 </w:t>
+            </w:r>
+            <w:proofErr w:type="spellStart"/>
+            <w:r>
+              <w:t>pt</w:t>
+            </w:r>
+            <w:proofErr w:type="spellEnd"/>
+            <w:r>
+              <w:t xml:space="preserve">, Absatzkontrolle, Absätze nicht trennen, </w:t>
+            </w:r>
+            <w:proofErr w:type="spellStart"/>
+            <w:r>
+              <w:t>Tabstop</w:t>
+            </w:r>
+            <w:proofErr w:type="spellEnd"/>
+            <w:r>
+              <w:t xml:space="preserve"> 15 cm rechtsbündig</w:t>
             </w:r>
           </w:p>
         </w:tc>
@@ -15190,7 +17386,31 @@
               <w:pStyle w:val="Anmerkungenklein"/>
             </w:pPr>
             <w:r>
-              <w:t>Verzeichnis 1 + Einzug links 0,5 cm, Einzug hängend 1 cm, Abstand vor 3 pt, Tabstop 1,69 cm, Tabstop 15 cm rechtsbündig</w:t>
+              <w:t>Verzeichnis 1 + Einzug links 0,5 cm, Einzug hängend 1 cm, Abstand vor 3 </w:t>
+            </w:r>
+            <w:proofErr w:type="spellStart"/>
+            <w:r>
+              <w:t>pt</w:t>
+            </w:r>
+            <w:proofErr w:type="spellEnd"/>
+            <w:r>
+              <w:t xml:space="preserve">, </w:t>
+            </w:r>
+            <w:proofErr w:type="spellStart"/>
+            <w:r>
+              <w:t>Tabstop</w:t>
+            </w:r>
+            <w:proofErr w:type="spellEnd"/>
+            <w:r>
+              <w:t xml:space="preserve"> 1,69 cm, </w:t>
+            </w:r>
+            <w:proofErr w:type="spellStart"/>
+            <w:r>
+              <w:t>Tabstop</w:t>
+            </w:r>
+            <w:proofErr w:type="spellEnd"/>
+            <w:r>
+              <w:t xml:space="preserve"> 15 cm rechtsbündig</w:t>
             </w:r>
           </w:p>
         </w:tc>
@@ -15221,7 +17441,31 @@
               <w:pStyle w:val="Anmerkungenklein"/>
             </w:pPr>
             <w:r>
-              <w:t>Verzeichnis 1 + Einzug links 1,5 cm, Einzug hängend 1,3 cm, Abstand vor 3 pt, Tabstop 1,3 cm rechtsbündig, Tabstop 15 cm rechtsbündig</w:t>
+              <w:t>Verzeichnis 1 + Einzug links 1,5 cm, Einzug hängend 1,3 cm, Abstand vor 3 </w:t>
+            </w:r>
+            <w:proofErr w:type="spellStart"/>
+            <w:r>
+              <w:t>pt</w:t>
+            </w:r>
+            <w:proofErr w:type="spellEnd"/>
+            <w:r>
+              <w:t xml:space="preserve">, </w:t>
+            </w:r>
+            <w:proofErr w:type="spellStart"/>
+            <w:r>
+              <w:t>Tabstop</w:t>
+            </w:r>
+            <w:proofErr w:type="spellEnd"/>
+            <w:r>
+              <w:t xml:space="preserve"> 1,3 cm rechtsbündig, </w:t>
+            </w:r>
+            <w:proofErr w:type="spellStart"/>
+            <w:r>
+              <w:t>Tabstop</w:t>
+            </w:r>
+            <w:proofErr w:type="spellEnd"/>
+            <w:r>
+              <w:t xml:space="preserve"> 15 cm rechtsbündig</w:t>
             </w:r>
           </w:p>
         </w:tc>
@@ -15249,7 +17493,31 @@
               <w:pStyle w:val="Anmerkungenklein"/>
             </w:pPr>
             <w:r>
-              <w:t>Verzeichnis 1 + Einzug links 2,8 cm, Einzug hängend 1,5 cm, Abstand vor 3 pt, Tabstop 1,5 cm rechtsbündig, Tabstop 15 cm rechtsbündig</w:t>
+              <w:t>Verzeichnis 1 + Einzug links 2,8 cm, Einzug hängend 1,5 cm, Abstand vor 3 </w:t>
+            </w:r>
+            <w:proofErr w:type="spellStart"/>
+            <w:r>
+              <w:t>pt</w:t>
+            </w:r>
+            <w:proofErr w:type="spellEnd"/>
+            <w:r>
+              <w:t xml:space="preserve">, </w:t>
+            </w:r>
+            <w:proofErr w:type="spellStart"/>
+            <w:r>
+              <w:t>Tabstop</w:t>
+            </w:r>
+            <w:proofErr w:type="spellEnd"/>
+            <w:r>
+              <w:t xml:space="preserve"> 1,5 cm rechtsbündig, </w:t>
+            </w:r>
+            <w:proofErr w:type="spellStart"/>
+            <w:r>
+              <w:t>Tabstop</w:t>
+            </w:r>
+            <w:proofErr w:type="spellEnd"/>
+            <w:r>
+              <w:t xml:space="preserve"> 15 cm rechtsbündig</w:t>
             </w:r>
           </w:p>
         </w:tc>
@@ -15277,7 +17545,15 @@
               <w:pStyle w:val="Anmerkungenklein"/>
             </w:pPr>
             <w:r>
-              <w:t xml:space="preserve">Verzeichnis 1 + Tabstop 0,5 cm </w:t>
+              <w:t xml:space="preserve">Verzeichnis 1 + </w:t>
+            </w:r>
+            <w:proofErr w:type="spellStart"/>
+            <w:r>
+              <w:t>Tabstop</w:t>
+            </w:r>
+            <w:proofErr w:type="spellEnd"/>
+            <w:r>
+              <w:t xml:space="preserve"> 0,5 cm </w:t>
             </w:r>
           </w:p>
         </w:tc>
@@ -15305,7 +17581,31 @@
               <w:pStyle w:val="Anmerkungenklein"/>
             </w:pPr>
             <w:r>
-              <w:t>Schriftart Times New Roman, 12 pt, kursiv, Deutsch (Deutschland), linksbündig, Zeilenabstand 1,5 Zeilen, Abstand vor 30 pt, Abstand nach 3 pt, Absatzkontrolle</w:t>
+              <w:t xml:space="preserve">Schriftart Times New Roman, 12 </w:t>
+            </w:r>
+            <w:proofErr w:type="spellStart"/>
+            <w:r>
+              <w:t>pt</w:t>
+            </w:r>
+            <w:proofErr w:type="spellEnd"/>
+            <w:r>
+              <w:t xml:space="preserve">, kursiv, Deutsch (Deutschland), linksbündig, Zeilenabstand 1,5 Zeilen, Abstand vor 30 </w:t>
+            </w:r>
+            <w:proofErr w:type="spellStart"/>
+            <w:r>
+              <w:t>pt</w:t>
+            </w:r>
+            <w:proofErr w:type="spellEnd"/>
+            <w:r>
+              <w:t>, Abstand nach 3 </w:t>
+            </w:r>
+            <w:proofErr w:type="spellStart"/>
+            <w:r>
+              <w:t>pt</w:t>
+            </w:r>
+            <w:proofErr w:type="spellEnd"/>
+            <w:r>
+              <w:t>, Absatzkontrolle</w:t>
             </w:r>
           </w:p>
         </w:tc>
@@ -15322,7 +17622,7 @@
       <w:bookmarkStart w:id="120" w:name="_Toc532290636"/>
       <w:bookmarkStart w:id="121" w:name="_Toc532295868"/>
       <w:bookmarkStart w:id="122" w:name="_Toc226907267"/>
-      <w:bookmarkStart w:id="123" w:name="_Toc228970644"/>
+      <w:bookmarkStart w:id="123" w:name="_Toc229052695"/>
       <w:r>
         <w:lastRenderedPageBreak/>
         <w:t>Abbildungen und Tabellen</w:t>
@@ -15357,7 +17657,23 @@
         <w:pStyle w:val="GrundtextAufzhlung"/>
       </w:pPr>
       <w:r>
-        <w:t>Die Schriftgröße ist 2 pt kleiner zu wählen als der Grundtext, hier also 10 pt.</w:t>
+        <w:t xml:space="preserve">Die Schriftgröße ist 2 </w:t>
+      </w:r>
+      <w:proofErr w:type="spellStart"/>
+      <w:r>
+        <w:t>pt</w:t>
+      </w:r>
+      <w:proofErr w:type="spellEnd"/>
+      <w:r>
+        <w:t xml:space="preserve"> kleiner zu wählen als der Grundtext, hier also 10 </w:t>
+      </w:r>
+      <w:proofErr w:type="spellStart"/>
+      <w:r>
+        <w:t>pt</w:t>
+      </w:r>
+      <w:proofErr w:type="spellEnd"/>
+      <w:r>
+        <w:t>.</w:t>
       </w:r>
     </w:p>
     <w:p>
@@ -15391,7 +17707,23 @@
       </w:r>
       <w:r>
         <w:softHyphen/>
-        <w:t>ansicht zu prüfen ist. Wird z. B. die Schriftart Times New Roman, 10 pt, nicht fett eingesetzt, entspricht dies einer Linienstärke von 0,5 pt.</w:t>
+        <w:t>ansicht zu prüfen ist. Wird z. B. die Schriftart Times New Roman, 10 </w:t>
+      </w:r>
+      <w:proofErr w:type="spellStart"/>
+      <w:r>
+        <w:t>pt</w:t>
+      </w:r>
+      <w:proofErr w:type="spellEnd"/>
+      <w:r>
+        <w:t>, nicht fett eingesetzt, entspricht dies einer Linienstärke von 0,5 </w:t>
+      </w:r>
+      <w:proofErr w:type="spellStart"/>
+      <w:r>
+        <w:t>pt</w:t>
+      </w:r>
+      <w:proofErr w:type="spellEnd"/>
+      <w:r>
+        <w:t>.</w:t>
       </w:r>
     </w:p>
     <w:p>
@@ -15541,7 +17873,15 @@
       </w:r>
       <w:r>
         <w:lastRenderedPageBreak/>
-        <w:t>Nummern von Abbildungen und Tabellen über die Formatvorlage ‚Grundz. (fett)‘ fett zu setzen.</w:t>
+        <w:t>Nummern von Abbildungen und Tabellen über die Formatvorlage ‚</w:t>
+      </w:r>
+      <w:proofErr w:type="spellStart"/>
+      <w:r>
+        <w:t>Grundz</w:t>
+      </w:r>
+      <w:proofErr w:type="spellEnd"/>
+      <w:r>
+        <w:t>. (fett)‘ fett zu setzen.</w:t>
       </w:r>
       <w:r>
         <w:rPr>
@@ -15600,7 +17940,7 @@
                     </pic:cNvPicPr>
                   </pic:nvPicPr>
                   <pic:blipFill>
-                    <a:blip r:embed="rId53" cstate="print"/>
+                    <a:blip r:embed="rId68" cstate="print"/>
                     <a:srcRect/>
                     <a:stretch>
                       <a:fillRect/>
@@ -15744,7 +18084,15 @@
       </w:r>
       <w:r>
         <w:softHyphen/>
-        <w:t>ren Darstellungen orientieren, ist die Quelle anzugeben (FV ‚GrafikQuelle‘). Die Quel</w:t>
+        <w:t>ren Darstellungen orientieren, ist die Quelle anzugeben (FV ‚</w:t>
+      </w:r>
+      <w:proofErr w:type="spellStart"/>
+      <w:r>
+        <w:t>GrafikQuelle</w:t>
+      </w:r>
+      <w:proofErr w:type="spellEnd"/>
+      <w:r>
+        <w:t>‘). Die Quel</w:t>
       </w:r>
       <w:r>
         <w:softHyphen/>
@@ -16116,7 +18464,7 @@
       <w:bookmarkStart w:id="138" w:name="_Toc532290637"/>
       <w:bookmarkStart w:id="139" w:name="_Toc532295869"/>
       <w:bookmarkStart w:id="140" w:name="_Toc226907268"/>
-      <w:bookmarkStart w:id="141" w:name="_Toc228970645"/>
+      <w:bookmarkStart w:id="141" w:name="_Toc229052696"/>
       <w:r>
         <w:t>Fußnoten und Zitate</w:t>
       </w:r>
@@ -16592,7 +18940,7 @@
       <w:bookmarkStart w:id="151" w:name="_Toc532290638"/>
       <w:bookmarkStart w:id="152" w:name="_Toc532295870"/>
       <w:bookmarkStart w:id="153" w:name="_Toc226907269"/>
-      <w:bookmarkStart w:id="154" w:name="_Toc228970646"/>
+      <w:bookmarkStart w:id="154" w:name="_Toc229052697"/>
       <w:r>
         <w:t xml:space="preserve">Allgemeine Hinweise zur Benutzung von </w:t>
       </w:r>
@@ -16622,7 +18970,7 @@
       <w:bookmarkStart w:id="160" w:name="_Toc532290639"/>
       <w:bookmarkStart w:id="161" w:name="_Toc532295871"/>
       <w:bookmarkStart w:id="162" w:name="_Toc226907270"/>
-      <w:bookmarkStart w:id="163" w:name="_Toc228970647"/>
+      <w:bookmarkStart w:id="163" w:name="_Toc229052698"/>
       <w:r>
         <w:t>Querverweise</w:t>
       </w:r>
@@ -16726,7 +19074,7 @@
       <w:bookmarkStart w:id="169" w:name="_Toc532290640"/>
       <w:bookmarkStart w:id="170" w:name="_Toc532295872"/>
       <w:bookmarkStart w:id="171" w:name="_Toc226907271"/>
-      <w:bookmarkStart w:id="172" w:name="_Toc228970648"/>
+      <w:bookmarkStart w:id="172" w:name="_Toc229052699"/>
       <w:r>
         <w:t>Ausdrucke</w:t>
       </w:r>
@@ -16822,6 +19170,7 @@
         <w:softHyphen/>
         <w:t xml:space="preserve">merierung werden Großbuchstaben (u. U. </w:t>
       </w:r>
+      <w:proofErr w:type="spellStart"/>
       <w:r>
         <w:rPr>
           <w:i/>
@@ -16849,6 +19198,7 @@
         </w:rPr>
         <w:t>Ziffer</w:t>
       </w:r>
+      <w:proofErr w:type="spellEnd"/>
       <w:r>
         <w:t>) verwendet.</w:t>
       </w:r>
@@ -16879,7 +19229,7 @@
                     </pic:cNvPicPr>
                   </pic:nvPicPr>
                   <pic:blipFill>
-                    <a:blip r:embed="rId54" cstate="print"/>
+                    <a:blip r:embed="rId69" cstate="print"/>
                     <a:srcRect/>
                     <a:stretch>
                       <a:fillRect/>
@@ -17049,7 +19399,15 @@
       </w:r>
       <w:r>
         <w:softHyphen/>
-        <w:t>staben in der Numerierung verwendet (unter [</w:t>
+        <w:t xml:space="preserve">staben in der </w:t>
+      </w:r>
+      <w:proofErr w:type="spellStart"/>
+      <w:r>
+        <w:t>Numerierung</w:t>
+      </w:r>
+      <w:proofErr w:type="spellEnd"/>
+      <w:r>
+        <w:t xml:space="preserve"> verwendet (unter [</w:t>
       </w:r>
       <w:r>
         <w:sym w:font="Symbol" w:char="F0AE"/>
@@ -17538,7 +19896,15 @@
         <w:pStyle w:val="Literatureintrag"/>
       </w:pPr>
       <w:r>
-        <w:t>Becker, J.; Rosemann, M. (1993): Logistik und CIM: Die effiziente Material- und Informationsflußgestaltung im Industrieunternehmen.</w:t>
+        <w:t xml:space="preserve">Becker, J.; Rosemann, M. (1993): Logistik und CIM: Die effiziente Material- und </w:t>
+      </w:r>
+      <w:proofErr w:type="spellStart"/>
+      <w:r>
+        <w:t>Informationsflußgestaltung</w:t>
+      </w:r>
+      <w:proofErr w:type="spellEnd"/>
+      <w:r>
+        <w:t xml:space="preserve"> im Industrieunternehmen.</w:t>
       </w:r>
       <w:r>
         <w:t> – </w:t>
@@ -17566,7 +19932,15 @@
         <w:pStyle w:val="Literatureintrag"/>
       </w:pPr>
       <w:r>
-        <w:t>Beutelspacher, A. (1999): Das ist o. B. d. A. trivial! – Tips und Tricks zur Formulierung mathematischer Gedanken.</w:t>
+        <w:t>Beutelspacher, A. (1999): Das ist o. B. d. A. trivial! – </w:t>
+      </w:r>
+      <w:proofErr w:type="spellStart"/>
+      <w:r>
+        <w:t>Tips</w:t>
+      </w:r>
+      <w:proofErr w:type="spellEnd"/>
+      <w:r>
+        <w:t xml:space="preserve"> und Tricks zur Formulierung mathematischer Gedanken.</w:t>
       </w:r>
       <w:r>
         <w:t> </w:t>
@@ -17582,8 +19956,13 @@
       <w:pPr>
         <w:pStyle w:val="Literatureintrag"/>
       </w:pPr>
-      <w:r>
-        <w:t>Disterer, G. (1998): Studienarbeiten schreiben: Diplom-, Seminar- und Hausarbeiten in</w:t>
+      <w:proofErr w:type="spellStart"/>
+      <w:r>
+        <w:t>Disterer</w:t>
+      </w:r>
+      <w:proofErr w:type="spellEnd"/>
+      <w:r>
+        <w:t>, G. (1998): Studienarbeiten schreiben: Diplom-, Seminar- und Hausarbeiten in</w:t>
       </w:r>
       <w:r>
         <w:t xml:space="preserve"> den Wirtschaftswissenschaften.</w:t>
@@ -17644,7 +20023,7 @@
         </w:rPr>
         <w:t xml:space="preserve">(aktuelle Fassung liegt i.d.R. auf </w:t>
       </w:r>
-      <w:hyperlink r:id="rId55" w:history="1">
+      <w:hyperlink r:id="rId70" w:history="1">
         <w:r>
           <w:rPr>
             <w:rStyle w:val="Hyperlink"/>
@@ -17690,8 +20069,13 @@
       <w:r>
         <w:t> – </w:t>
       </w:r>
-      <w:r>
-        <w:t>Vieweg+Teubner, Auflage 6, Wiesbaden.</w:t>
+      <w:proofErr w:type="spellStart"/>
+      <w:r>
+        <w:t>Vieweg+Teubner</w:t>
+      </w:r>
+      <w:proofErr w:type="spellEnd"/>
+      <w:r>
+        <w:t>, Auflage 6, Wiesbaden.</w:t>
       </w:r>
     </w:p>
     <w:p>
@@ -17717,7 +20101,21 @@
         <w:rPr>
           <w:lang w:val="en-US"/>
         </w:rPr>
-        <w:t>7. Aufl., München – Wien.</w:t>
+        <w:t xml:space="preserve">7. </w:t>
+      </w:r>
+      <w:proofErr w:type="spellStart"/>
+      <w:r>
+        <w:rPr>
+          <w:lang w:val="en-US"/>
+        </w:rPr>
+        <w:t>Aufl</w:t>
+      </w:r>
+      <w:proofErr w:type="spellEnd"/>
+      <w:r>
+        <w:rPr>
+          <w:lang w:val="en-US"/>
+        </w:rPr>
+        <w:t>., München – Wien.</w:t>
       </w:r>
     </w:p>
     <w:p>
@@ -17968,7 +20366,15 @@
         <w:pStyle w:val="Literatureintrag"/>
       </w:pPr>
       <w:r>
-        <w:t xml:space="preserve">Becker, J.; Rosemann, M.; Schütte, R. (1995): Grundsätze ordnungsmäßiger Modellierung (GoM). </w:t>
+        <w:t>Becker, J.; Rosemann, M.; Schütte, R. (1995): Grundsätze ordnungsmäßiger Modellierung (</w:t>
+      </w:r>
+      <w:proofErr w:type="spellStart"/>
+      <w:r>
+        <w:t>GoM</w:t>
+      </w:r>
+      <w:proofErr w:type="spellEnd"/>
+      <w:r>
+        <w:t xml:space="preserve">). </w:t>
       </w:r>
       <w:r>
         <w:t xml:space="preserve"> – In: </w:t>
@@ -18110,7 +20516,15 @@
         <w:t>Milde, H. (1995): Handelscontroll</w:t>
       </w:r>
       <w:r>
-        <w:t>ing auf Basis von Scannerdaten.</w:t>
+        <w:t xml:space="preserve">ing auf Basis von </w:t>
+      </w:r>
+      <w:proofErr w:type="spellStart"/>
+      <w:r>
+        <w:t>Scannerdaten</w:t>
+      </w:r>
+      <w:proofErr w:type="spellEnd"/>
+      <w:r>
+        <w:t>.</w:t>
       </w:r>
       <w:r>
         <w:rPr>
@@ -18249,7 +20663,15 @@
         <w:pStyle w:val="Literatureintrag"/>
       </w:pPr>
       <w:r>
-        <w:t>Rosemann, M. (1995): Erstellung und Integration von Prozeßmodellen –  Methoden</w:t>
+        <w:t xml:space="preserve">Rosemann, M. (1995): Erstellung und Integration von </w:t>
+      </w:r>
+      <w:proofErr w:type="spellStart"/>
+      <w:r>
+        <w:t>Prozeßmodellen</w:t>
+      </w:r>
+      <w:proofErr w:type="spellEnd"/>
+      <w:r>
+        <w:t> –  Methoden</w:t>
       </w:r>
       <w:r>
         <w:softHyphen/>
@@ -18827,6 +21249,7 @@
         </w:rPr>
         <w:t xml:space="preserve"> vom </w:t>
       </w:r>
+      <w:proofErr w:type="spellStart"/>
       <w:r>
         <w:rPr>
           <w:rStyle w:val="Grundzkursiv"/>
@@ -18860,6 +21283,7 @@
         </w:rPr>
         <w:t>Jahr</w:t>
       </w:r>
+      <w:proofErr w:type="spellEnd"/>
       <w:r>
         <w:rPr>
           <w:highlight w:val="yellow"/>
@@ -18907,7 +21331,15 @@
         <w:t>. – </w:t>
       </w:r>
       <w:r>
-        <w:t>In: Herald Tribune. Nr. 27-880 vom 4. </w:t>
+        <w:t xml:space="preserve">In: Herald </w:t>
+      </w:r>
+      <w:proofErr w:type="spellStart"/>
+      <w:r>
+        <w:t>Tribune</w:t>
+      </w:r>
+      <w:proofErr w:type="spellEnd"/>
+      <w:r>
+        <w:t>. Nr. 27-880 vom 4. </w:t>
       </w:r>
       <w:r>
         <w:rPr>
@@ -18943,12 +21375,34 @@
         </w:rPr>
       </w:pPr>
       <w:bookmarkStart w:id="183" w:name="_Toc226907275"/>
+      <w:proofErr w:type="spellStart"/>
       <w:r>
         <w:rPr>
           <w:lang w:val="en-US"/>
         </w:rPr>
         <w:lastRenderedPageBreak/>
-        <w:t>Literaturverzeichnis (Quellen)</w:t>
+        <w:t>Literaturverzeichnis</w:t>
+      </w:r>
+      <w:proofErr w:type="spellEnd"/>
+      <w:r>
+        <w:rPr>
+          <w:lang w:val="en-US"/>
+        </w:rPr>
+        <w:t xml:space="preserve"> (</w:t>
+      </w:r>
+      <w:proofErr w:type="spellStart"/>
+      <w:r>
+        <w:rPr>
+          <w:lang w:val="en-US"/>
+        </w:rPr>
+        <w:t>Quellen</w:t>
+      </w:r>
+      <w:proofErr w:type="spellEnd"/>
+      <w:r>
+        <w:rPr>
+          <w:lang w:val="en-US"/>
+        </w:rPr>
+        <w:t>)</w:t>
       </w:r>
       <w:bookmarkEnd w:id="183"/>
     </w:p>
@@ -19013,8 +21467,16 @@
         <w:rPr>
           <w:lang w:val="en-US"/>
         </w:rPr>
-        <w:t>, Gaol</w:t>
-      </w:r>
+        <w:t xml:space="preserve">, </w:t>
+      </w:r>
+      <w:proofErr w:type="spellStart"/>
+      <w:r>
+        <w:rPr>
+          <w:lang w:val="en-US"/>
+        </w:rPr>
+        <w:t>Gaol</w:t>
+      </w:r>
+      <w:proofErr w:type="spellEnd"/>
       <w:r>
         <w:rPr>
           <w:lang w:val="en-US"/>
@@ -19070,9 +21532,23 @@
         <w:rPr>
           <w:lang w:val="en-US"/>
         </w:rPr>
-        <w:t xml:space="preserve">– Online im Internet: </w:t>
-      </w:r>
-      <w:hyperlink r:id="rId56" w:history="1">
+        <w:t xml:space="preserve">– Online </w:t>
+      </w:r>
+      <w:proofErr w:type="spellStart"/>
+      <w:r>
+        <w:rPr>
+          <w:lang w:val="en-US"/>
+        </w:rPr>
+        <w:t>im</w:t>
+      </w:r>
+      <w:proofErr w:type="spellEnd"/>
+      <w:r>
+        <w:rPr>
+          <w:lang w:val="en-US"/>
+        </w:rPr>
+        <w:t xml:space="preserve"> Internet: </w:t>
+      </w:r>
+      <w:hyperlink r:id="rId71" w:history="1">
         <w:r>
           <w:rPr>
             <w:rStyle w:val="Hyperlink"/>
@@ -19122,7 +21598,7 @@
       <w:r>
         <w:t xml:space="preserve">nline im Internet: </w:t>
       </w:r>
-      <w:hyperlink r:id="rId57" w:history="1">
+      <w:hyperlink r:id="rId72" w:history="1">
         <w:r>
           <w:rPr>
             <w:rStyle w:val="Hyperlink"/>
@@ -19172,15 +21648,29 @@
         <w:rPr>
           <w:lang w:val="en-US"/>
         </w:rPr>
-        <w:t xml:space="preserve"> – Online i</w:t>
-      </w:r>
+        <w:t xml:space="preserve"> – Online </w:t>
+      </w:r>
+      <w:proofErr w:type="spellStart"/>
       <w:r>
         <w:rPr>
           <w:lang w:val="en-US"/>
         </w:rPr>
-        <w:t xml:space="preserve">m Internet: </w:t>
-      </w:r>
-      <w:hyperlink r:id="rId58" w:history="1">
+        <w:t>i</w:t>
+      </w:r>
+      <w:r>
+        <w:rPr>
+          <w:lang w:val="en-US"/>
+        </w:rPr>
+        <w:t>m</w:t>
+      </w:r>
+      <w:proofErr w:type="spellEnd"/>
+      <w:r>
+        <w:rPr>
+          <w:lang w:val="en-US"/>
+        </w:rPr>
+        <w:t xml:space="preserve"> Internet: </w:t>
+      </w:r>
+      <w:hyperlink r:id="rId73" w:history="1">
         <w:r>
           <w:rPr>
             <w:rStyle w:val="Hyperlink"/>
@@ -19214,28 +21704,44 @@
         </w:rPr>
       </w:pPr>
       <w:bookmarkStart w:id="187" w:name="Oudah_2020"/>
+      <w:proofErr w:type="spellStart"/>
       <w:r>
         <w:rPr>
           <w:lang w:val="en-US"/>
         </w:rPr>
-        <w:t>Oudah M., Al-Naji A.</w:t>
-      </w:r>
+        <w:t>Oudah</w:t>
+      </w:r>
+      <w:proofErr w:type="spellEnd"/>
       <w:r>
         <w:rPr>
           <w:lang w:val="en-US"/>
         </w:rPr>
+        <w:t xml:space="preserve"> M., Al-Naji A.</w:t>
+      </w:r>
+      <w:r>
+        <w:rPr>
+          <w:lang w:val="en-US"/>
+        </w:rPr>
         <w:t xml:space="preserve">, </w:t>
       </w:r>
+      <w:proofErr w:type="spellStart"/>
       <w:r>
         <w:rPr>
           <w:lang w:val="en-US"/>
         </w:rPr>
-        <w:t>Chahl J. (2020)</w:t>
-      </w:r>
+        <w:t>Chahl</w:t>
+      </w:r>
+      <w:proofErr w:type="spellEnd"/>
       <w:r>
         <w:rPr>
           <w:lang w:val="en-US"/>
         </w:rPr>
+        <w:t xml:space="preserve"> J. (2020)</w:t>
+      </w:r>
+      <w:r>
+        <w:rPr>
+          <w:lang w:val="en-US"/>
+        </w:rPr>
         <w:t>:</w:t>
       </w:r>
       <w:r>
@@ -19248,15 +21754,29 @@
         <w:rPr>
           <w:lang w:val="en-US"/>
         </w:rPr>
-        <w:t xml:space="preserve"> – Online im Internet</w:t>
-      </w:r>
+        <w:t xml:space="preserve"> – Online </w:t>
+      </w:r>
+      <w:proofErr w:type="spellStart"/>
       <w:r>
         <w:rPr>
           <w:lang w:val="en-US"/>
         </w:rPr>
+        <w:t>im</w:t>
+      </w:r>
+      <w:proofErr w:type="spellEnd"/>
+      <w:r>
+        <w:rPr>
+          <w:lang w:val="en-US"/>
+        </w:rPr>
+        <w:t xml:space="preserve"> Internet</w:t>
+      </w:r>
+      <w:r>
+        <w:rPr>
+          <w:lang w:val="en-US"/>
+        </w:rPr>
         <w:t xml:space="preserve">: </w:t>
       </w:r>
-      <w:hyperlink r:id="rId59" w:history="1">
+      <w:hyperlink r:id="rId74" w:history="1">
         <w:r>
           <w:rPr>
             <w:rStyle w:val="Hyperlink"/>
@@ -19289,12 +21809,26 @@
         <w:rPr>
           <w:lang w:val="en-US"/>
         </w:rPr>
-        <w:t>Nickel K., Stiefelhagen R. (2007): Visual recognition of pointing gestures for human–robot interaction</w:t>
-      </w:r>
+        <w:t xml:space="preserve">Nickel K., </w:t>
+      </w:r>
+      <w:proofErr w:type="spellStart"/>
       <w:r>
         <w:rPr>
           <w:lang w:val="en-US"/>
         </w:rPr>
+        <w:t>Stiefelhagen</w:t>
+      </w:r>
+      <w:proofErr w:type="spellEnd"/>
+      <w:r>
+        <w:rPr>
+          <w:lang w:val="en-US"/>
+        </w:rPr>
+        <w:t xml:space="preserve"> R. (2007): Visual recognition of pointing gestures for human–robot interaction</w:t>
+      </w:r>
+      <w:r>
+        <w:rPr>
+          <w:lang w:val="en-US"/>
+        </w:rPr>
         <w:t xml:space="preserve"> </w:t>
       </w:r>
       <w:r>
@@ -19307,9 +21841,23 @@
         <w:rPr>
           <w:lang w:val="en-US"/>
         </w:rPr>
-        <w:t xml:space="preserve"> Online im Internet: </w:t>
-      </w:r>
-      <w:hyperlink r:id="rId60" w:history="1">
+        <w:t xml:space="preserve"> Online </w:t>
+      </w:r>
+      <w:proofErr w:type="spellStart"/>
+      <w:r>
+        <w:rPr>
+          <w:lang w:val="en-US"/>
+        </w:rPr>
+        <w:t>im</w:t>
+      </w:r>
+      <w:proofErr w:type="spellEnd"/>
+      <w:r>
+        <w:rPr>
+          <w:lang w:val="en-US"/>
+        </w:rPr>
+        <w:t xml:space="preserve"> Internet: </w:t>
+      </w:r>
+      <w:hyperlink r:id="rId75" w:history="1">
         <w:r>
           <w:rPr>
             <w:rStyle w:val="Hyperlink"/>
@@ -19377,29 +21925,29 @@
         <w:rPr>
           <w:lang w:val="en-US"/>
         </w:rPr>
-        <w:t xml:space="preserve">– Online im Internet: </w:t>
-      </w:r>
-      <w:hyperlink r:id="rId61" w:history="1">
+        <w:t xml:space="preserve">– Online </w:t>
+      </w:r>
+      <w:proofErr w:type="spellStart"/>
+      <w:r>
+        <w:rPr>
+          <w:lang w:val="en-US"/>
+        </w:rPr>
+        <w:t>im</w:t>
+      </w:r>
+      <w:proofErr w:type="spellEnd"/>
+      <w:r>
+        <w:rPr>
+          <w:lang w:val="en-US"/>
+        </w:rPr>
+        <w:t xml:space="preserve"> Internet: </w:t>
+      </w:r>
+      <w:hyperlink r:id="rId76" w:history="1">
         <w:r>
           <w:rPr>
             <w:rStyle w:val="Hyperlink"/>
             <w:lang w:val="en-US"/>
           </w:rPr>
-          <w:t>https://de.m</w:t>
-        </w:r>
-        <w:r>
-          <w:rPr>
-            <w:rStyle w:val="Hyperlink"/>
-            <w:lang w:val="en-US"/>
-          </w:rPr>
-          <w:t>a</w:t>
-        </w:r>
-        <w:r>
-          <w:rPr>
-            <w:rStyle w:val="Hyperlink"/>
-            <w:lang w:val="en-US"/>
-          </w:rPr>
-          <w:t>thworks.com/matlabcentral/fileexchange/58189-gesture-controlled-robotic-arm-using-kinect-simulink-support-for-kinect-and-arduino</w:t>
+          <w:t>https://de.mathworks.com/matlabcentral/fileexchange/58189-gesture-controlled-robotic-arm-using-kinect-simulink-support-for-kinect-and-arduino</w:t>
         </w:r>
       </w:hyperlink>
       <w:r>
@@ -19538,15 +22086,29 @@
         <w:rPr>
           <w:lang w:val="en-US"/>
         </w:rPr>
-        <w:t>– Online im Internet:</w:t>
-      </w:r>
+        <w:t xml:space="preserve">– Online </w:t>
+      </w:r>
+      <w:proofErr w:type="spellStart"/>
       <w:r>
         <w:rPr>
           <w:lang w:val="en-US"/>
         </w:rPr>
+        <w:t>im</w:t>
+      </w:r>
+      <w:proofErr w:type="spellEnd"/>
+      <w:r>
+        <w:rPr>
+          <w:lang w:val="en-US"/>
+        </w:rPr>
+        <w:t xml:space="preserve"> Internet:</w:t>
+      </w:r>
+      <w:r>
+        <w:rPr>
+          <w:lang w:val="en-US"/>
+        </w:rPr>
         <w:t xml:space="preserve"> </w:t>
       </w:r>
-      <w:hyperlink r:id="rId62" w:history="1">
+      <w:hyperlink r:id="rId77" w:history="1">
         <w:r>
           <w:rPr>
             <w:rStyle w:val="Hyperlink"/>
@@ -19578,8 +22140,13 @@
       </w:pPr>
       <w:bookmarkStart w:id="191" w:name="Pagnon_2026"/>
       <w:bookmarkEnd w:id="191"/>
-      <w:r>
-        <w:t>Pagnon D.</w:t>
+      <w:proofErr w:type="spellStart"/>
+      <w:r>
+        <w:t>Pagnon</w:t>
+      </w:r>
+      <w:proofErr w:type="spellEnd"/>
+      <w:r>
+        <w:t xml:space="preserve"> D.</w:t>
       </w:r>
       <w:r>
         <w:t xml:space="preserve"> (2026): Sports2D – Online im </w:t>
@@ -19587,7 +22154,7 @@
       <w:r>
         <w:t xml:space="preserve">Internet: </w:t>
       </w:r>
-      <w:hyperlink r:id="rId63" w:history="1">
+      <w:hyperlink r:id="rId78" w:history="1">
         <w:r>
           <w:rPr>
             <w:rStyle w:val="Hyperlink"/>
@@ -19615,23 +22182,19 @@
       <w:r>
         <w:t xml:space="preserve"> V. (2025): </w:t>
       </w:r>
-      <w:r>
-        <w:t>GestureBot Vision System</w:t>
+      <w:proofErr w:type="spellStart"/>
+      <w:r>
+        <w:t>GestureBot</w:t>
+      </w:r>
+      <w:proofErr w:type="spellEnd"/>
+      <w:r>
+        <w:t xml:space="preserve"> Vision System</w:t>
       </w:r>
       <w:r>
         <w:t xml:space="preserve"> – Online im Internet: </w:t>
       </w:r>
       <w:r>
-        <w:t>Link</w:t>
-      </w:r>
-      <w:r>
-        <w:t xml:space="preserve"> </w:t>
-      </w:r>
-      <w:r>
-        <w:t>1</w:t>
-      </w:r>
-      <w:r>
-        <w:t>:</w:t>
+        <w:t>Link 1:</w:t>
       </w:r>
     </w:p>
     <w:p>
@@ -19639,7 +22202,7 @@
         <w:ind w:left="708"/>
         <w:jc w:val="both"/>
       </w:pPr>
-      <w:hyperlink r:id="rId64" w:history="1">
+      <w:hyperlink r:id="rId79" w:history="1">
         <w:r>
           <w:rPr>
             <w:rStyle w:val="Hyperlink"/>
@@ -19650,7 +22213,7 @@
       <w:r>
         <w:t xml:space="preserve">, Link 2: </w:t>
       </w:r>
-      <w:hyperlink r:id="rId65" w:history="1">
+      <w:hyperlink r:id="rId80" w:history="1">
         <w:r>
           <w:rPr>
             <w:rStyle w:val="Hyperlink"/>
@@ -19672,37 +22235,44 @@
       <w:pPr>
         <w:pStyle w:val="Literatureintrag"/>
         <w:jc w:val="both"/>
-        <w:rPr>
-          <w:lang w:val="en-US"/>
-        </w:rPr>
       </w:pPr>
       <w:bookmarkStart w:id="192" w:name="AgileX_Robotics_2025"/>
       <w:bookmarkEnd w:id="192"/>
+      <w:proofErr w:type="spellStart"/>
       <w:r>
         <w:rPr>
           <w:lang w:val="en-US"/>
         </w:rPr>
-        <w:t>AgileX Robotics</w:t>
-      </w:r>
+        <w:t>AgileX</w:t>
+      </w:r>
+      <w:proofErr w:type="spellEnd"/>
       <w:r>
         <w:rPr>
           <w:lang w:val="en-US"/>
         </w:rPr>
-        <w:t xml:space="preserve"> (2025): </w:t>
+        <w:t xml:space="preserve"> Robotics (2025): Control PIPER Arm with Hand Gestures</w:t>
       </w:r>
       <w:r>
         <w:rPr>
           <w:lang w:val="en-US"/>
         </w:rPr>
-        <w:t>Control PIPER Arm with Hand Gestures</w:t>
-      </w:r>
+        <w:t xml:space="preserve"> – Online </w:t>
+      </w:r>
+      <w:proofErr w:type="spellStart"/>
       <w:r>
         <w:rPr>
           <w:lang w:val="en-US"/>
         </w:rPr>
-        <w:t xml:space="preserve"> – Online im Internet: </w:t>
-      </w:r>
-      <w:hyperlink r:id="rId66" w:history="1">
+        <w:t>im</w:t>
+      </w:r>
+      <w:proofErr w:type="spellEnd"/>
+      <w:r>
+        <w:rPr>
+          <w:lang w:val="en-US"/>
+        </w:rPr>
+        <w:t xml:space="preserve"> Internet: </w:t>
+      </w:r>
+      <w:hyperlink r:id="rId81" w:history="1">
         <w:r>
           <w:rPr>
             <w:rStyle w:val="Hyperlink"/>
@@ -19715,7 +22285,10 @@
         <w:rPr>
           <w:lang w:val="en-US"/>
         </w:rPr>
-        <w:t xml:space="preserve"> (Stand: 29. Juni 2026)</w:t>
+        <w:t xml:space="preserve"> (Stand: 29. </w:t>
+      </w:r>
+      <w:r>
+        <w:t>Juni 2026)</w:t>
       </w:r>
     </w:p>
     <w:p>
@@ -19723,22 +22296,262 @@
         <w:pStyle w:val="Literatureintrag"/>
         <w:ind w:left="0" w:firstLine="0"/>
         <w:jc w:val="both"/>
+      </w:pPr>
+    </w:p>
+    <w:p>
+      <w:pPr>
+        <w:pStyle w:val="Literatureintrag"/>
+        <w:jc w:val="both"/>
+      </w:pPr>
+      <w:bookmarkStart w:id="193" w:name="Mehta_2025"/>
+      <w:bookmarkStart w:id="194" w:name="NVIDIA_JetPack"/>
+      <w:bookmarkEnd w:id="193"/>
+      <w:bookmarkEnd w:id="194"/>
+      <w:r>
+        <w:t xml:space="preserve">NVIDIA (2025): </w:t>
+      </w:r>
+      <w:proofErr w:type="spellStart"/>
+      <w:r>
+        <w:t>JetPack</w:t>
+      </w:r>
+      <w:proofErr w:type="spellEnd"/>
+      <w:r>
+        <w:t> – Online im Inte</w:t>
+      </w:r>
+      <w:r>
+        <w:t xml:space="preserve">rnet: </w:t>
+      </w:r>
+      <w:hyperlink r:id="rId82" w:history="1">
+        <w:r>
+          <w:rPr>
+            <w:rStyle w:val="Hyperlink"/>
+          </w:rPr>
+          <w:t>https://developer.nvidia.com/embedded/jetpack</w:t>
+        </w:r>
+      </w:hyperlink>
+      <w:r>
+        <w:t xml:space="preserve"> (Stand: 30. Juni 2026)</w:t>
+      </w:r>
+    </w:p>
+    <w:p>
+      <w:pPr>
+        <w:pStyle w:val="Literatureintrag"/>
+        <w:jc w:val="both"/>
+      </w:pPr>
+    </w:p>
+    <w:p>
+      <w:pPr>
+        <w:pStyle w:val="Literatureintrag"/>
+        <w:jc w:val="both"/>
         <w:rPr>
           <w:lang w:val="en-US"/>
         </w:rPr>
       </w:pPr>
+      <w:bookmarkStart w:id="195" w:name="Lin_2019"/>
+      <w:bookmarkEnd w:id="195"/>
+      <w:r>
+        <w:rPr>
+          <w:lang w:val="en-US"/>
+        </w:rPr>
+        <w:t>Lin J., Noel J., Ding Y., Li M., Price</w:t>
+      </w:r>
+      <w:r>
+        <w:rPr>
+          <w:lang w:val="en-US"/>
+        </w:rPr>
+        <w:t xml:space="preserve"> W., </w:t>
+      </w:r>
+      <w:r>
+        <w:rPr>
+          <w:lang w:val="en-US"/>
+        </w:rPr>
+        <w:t>Song</w:t>
+      </w:r>
+      <w:r>
+        <w:rPr>
+          <w:lang w:val="en-US"/>
+        </w:rPr>
+        <w:t xml:space="preserve"> (2019): </w:t>
+      </w:r>
+      <w:r>
+        <w:rPr>
+          <w:lang w:val="en-US"/>
+        </w:rPr>
+        <w:t>TSM: Temporal Shift Module for Efficient Video</w:t>
+      </w:r>
+      <w:r>
+        <w:rPr>
+          <w:lang w:val="en-US"/>
+        </w:rPr>
+        <w:t xml:space="preserve"> – Online </w:t>
+      </w:r>
+      <w:proofErr w:type="spellStart"/>
+      <w:r>
+        <w:rPr>
+          <w:lang w:val="en-US"/>
+        </w:rPr>
+        <w:t>im</w:t>
+      </w:r>
+      <w:proofErr w:type="spellEnd"/>
+      <w:r>
+        <w:rPr>
+          <w:lang w:val="en-US"/>
+        </w:rPr>
+        <w:t xml:space="preserve"> Internet: </w:t>
+      </w:r>
+      <w:hyperlink r:id="rId83" w:history="1">
+        <w:r>
+          <w:rPr>
+            <w:rStyle w:val="Hyperlink"/>
+            <w:lang w:val="en-US"/>
+          </w:rPr>
+          <w:t>https://github.com/mit-han-lab/temporal-shift-module</w:t>
+        </w:r>
+      </w:hyperlink>
+      <w:r>
+        <w:rPr>
+          <w:lang w:val="en-US"/>
+        </w:rPr>
+        <w:t xml:space="preserve"> (Stand: 30. Juni 2026)</w:t>
+      </w:r>
+    </w:p>
+    <w:p>
+      <w:pPr>
+        <w:pStyle w:val="Literatureintrag"/>
+        <w:jc w:val="both"/>
+        <w:rPr>
+          <w:lang w:val="en-US"/>
+        </w:rPr>
+      </w:pPr>
+    </w:p>
+    <w:p>
+      <w:pPr>
+        <w:pStyle w:val="Literatureintrag"/>
+        <w:jc w:val="both"/>
+      </w:pPr>
+      <w:bookmarkStart w:id="196" w:name="Georg_2019"/>
+      <w:bookmarkEnd w:id="196"/>
+      <w:r>
+        <w:t xml:space="preserve">Georg (2019): </w:t>
+      </w:r>
+      <w:r>
+        <w:t>G</w:t>
+      </w:r>
+      <w:r>
+        <w:t>estensteuerung</w:t>
+      </w:r>
+      <w:r>
+        <w:t xml:space="preserve"> </w:t>
+      </w:r>
+      <w:r>
+        <w:t>eines</w:t>
+      </w:r>
+      <w:r>
+        <w:t xml:space="preserve"> R</w:t>
+      </w:r>
+      <w:r>
+        <w:t>oboters</w:t>
+      </w:r>
+      <w:r>
+        <w:t xml:space="preserve"> </w:t>
+      </w:r>
+      <w:r>
+        <w:t>auf</w:t>
+      </w:r>
+      <w:r>
+        <w:t xml:space="preserve"> </w:t>
+      </w:r>
+      <w:r>
+        <w:t>dem</w:t>
+      </w:r>
+      <w:r>
+        <w:t xml:space="preserve"> N</w:t>
+      </w:r>
+      <w:r>
+        <w:t>vidia</w:t>
+      </w:r>
+      <w:r>
+        <w:t xml:space="preserve"> J</w:t>
+      </w:r>
+      <w:r>
+        <w:t>etson</w:t>
+      </w:r>
+      <w:r>
+        <w:t xml:space="preserve"> N</w:t>
+      </w:r>
+      <w:r>
+        <w:t>ano</w:t>
+      </w:r>
+      <w:r>
+        <w:t xml:space="preserve"> – Online im Internet: </w:t>
+      </w:r>
+      <w:hyperlink r:id="rId84" w:history="1">
+        <w:r>
+          <w:rPr>
+            <w:rStyle w:val="Hyperlink"/>
+          </w:rPr>
+          <w:t>https://blog.georgmill.de/2019/10/17/gestensteuerung-eines-roboters-auf-dem-nvidia-jetson-nano/</w:t>
+        </w:r>
+      </w:hyperlink>
+      <w:r>
+        <w:t xml:space="preserve"> (Stand: 30. Juni 2026)</w:t>
+      </w:r>
+    </w:p>
+    <w:p>
+      <w:pPr>
+        <w:pStyle w:val="Literatureintrag"/>
+        <w:jc w:val="both"/>
+      </w:pPr>
+    </w:p>
+    <w:p>
+      <w:pPr>
+        <w:pStyle w:val="Literatureintrag"/>
+        <w:jc w:val="both"/>
+      </w:pPr>
+      <w:bookmarkStart w:id="197" w:name="Zeimet_2021"/>
+      <w:bookmarkEnd w:id="197"/>
+      <w:r>
+        <w:t xml:space="preserve">Zeimet P. (2021): </w:t>
+      </w:r>
+      <w:r>
+        <w:t xml:space="preserve">Echtzeit Bewegungsklassifizierung mithilfe von Zeitfaltungsnetzen auf Basis von Gelenkerkennung mit </w:t>
+      </w:r>
+      <w:proofErr w:type="spellStart"/>
+      <w:r>
+        <w:t>Tf</w:t>
+      </w:r>
+      <w:proofErr w:type="spellEnd"/>
+      <w:r>
+        <w:t>-Pose</w:t>
+      </w:r>
+      <w:r>
+        <w:t xml:space="preserve"> – Online im Internet: </w:t>
+      </w:r>
+      <w:hyperlink r:id="rId85" w:history="1">
+        <w:r>
+          <w:rPr>
+            <w:rStyle w:val="Hyperlink"/>
+          </w:rPr>
+          <w:t>https://github.com/Pol-Zeimet/Gestenerkennung_auf_Skelettdaten_mit_CNN</w:t>
+        </w:r>
+      </w:hyperlink>
+      <w:r>
+        <w:t xml:space="preserve"> </w:t>
+      </w:r>
     </w:p>
     <w:p>
       <w:pPr>
         <w:pStyle w:val="Literatureintrag"/>
         <w:ind w:left="0" w:firstLine="0"/>
         <w:jc w:val="both"/>
-        <w:rPr>
-          <w:lang w:val="en-US"/>
-        </w:rPr>
-      </w:pPr>
-      <w:bookmarkStart w:id="193" w:name="Mehta_2025"/>
-      <w:bookmarkEnd w:id="193"/>
+      </w:pPr>
+    </w:p>
+    <w:p>
+      <w:pPr>
+        <w:pStyle w:val="Literatureintrag"/>
+        <w:ind w:left="0" w:firstLine="0"/>
+        <w:jc w:val="both"/>
+      </w:pPr>
     </w:p>
     <w:bookmarkEnd w:id="186"/>
     <w:bookmarkEnd w:id="188"/>
@@ -19813,8 +22626,8 @@
       </w:r>
     </w:p>
     <w:sectPr>
-      <w:headerReference w:type="default" r:id="rId67"/>
-      <w:headerReference w:type="first" r:id="rId68"/>
+      <w:headerReference w:type="default" r:id="rId86"/>
+      <w:headerReference w:type="first" r:id="rId87"/>
       <w:pgSz w:w="11906" w:h="16838" w:code="9"/>
       <w:pgMar w:top="1701" w:right="1701" w:bottom="1134" w:left="1701" w:header="720" w:footer="720" w:gutter="0"/>
       <w:pgNumType w:start="1"/>
@@ -20331,59 +23144,49 @@
         <w:color w:val="000000" w:themeColor="text1"/>
       </w:rPr>
     </w:pPr>
-    <w:r>
-      <w:fldChar w:fldCharType="begin"/>
-    </w:r>
-    <w:r>
-      <w:instrText>HYPERLINK \l "Inhamtsverzeichnes"</w:instrText>
-    </w:r>
-    <w:r>
-      <w:fldChar w:fldCharType="separate"/>
-    </w:r>
-    <w:r>
-      <w:rPr>
-        <w:rStyle w:val="Hyperlink"/>
-        <w:color w:val="000000" w:themeColor="text1"/>
-        <w:u w:val="none"/>
-      </w:rPr>
-      <w:fldChar w:fldCharType="begin"/>
-    </w:r>
-    <w:r>
-      <w:rPr>
-        <w:rStyle w:val="Hyperlink"/>
-        <w:color w:val="000000" w:themeColor="text1"/>
-        <w:u w:val="none"/>
-      </w:rPr>
-      <w:instrText xml:space="preserve"> PAGE </w:instrText>
-    </w:r>
-    <w:r>
-      <w:rPr>
-        <w:rStyle w:val="Hyperlink"/>
-        <w:color w:val="000000" w:themeColor="text1"/>
-        <w:u w:val="none"/>
-      </w:rPr>
-      <w:fldChar w:fldCharType="separate"/>
-    </w:r>
-    <w:r>
-      <w:rPr>
-        <w:rStyle w:val="Hyperlink"/>
-        <w:noProof/>
-        <w:color w:val="000000" w:themeColor="text1"/>
-        <w:u w:val="none"/>
-      </w:rPr>
-      <w:t>VI</w:t>
-    </w:r>
-    <w:r>
-      <w:rPr>
-        <w:rStyle w:val="Hyperlink"/>
-        <w:color w:val="000000" w:themeColor="text1"/>
-        <w:u w:val="none"/>
-      </w:rPr>
-      <w:fldChar w:fldCharType="end"/>
-    </w:r>
-    <w:r>
-      <w:fldChar w:fldCharType="end"/>
-    </w:r>
+    <w:hyperlink w:anchor="Inhamtsverzeichnes" w:history="1">
+      <w:r>
+        <w:rPr>
+          <w:rStyle w:val="Hyperlink"/>
+          <w:color w:val="000000" w:themeColor="text1"/>
+          <w:u w:val="none"/>
+        </w:rPr>
+        <w:fldChar w:fldCharType="begin"/>
+      </w:r>
+      <w:r>
+        <w:rPr>
+          <w:rStyle w:val="Hyperlink"/>
+          <w:color w:val="000000" w:themeColor="text1"/>
+          <w:u w:val="none"/>
+        </w:rPr>
+        <w:instrText xml:space="preserve"> PAGE </w:instrText>
+      </w:r>
+      <w:r>
+        <w:rPr>
+          <w:rStyle w:val="Hyperlink"/>
+          <w:color w:val="000000" w:themeColor="text1"/>
+          <w:u w:val="none"/>
+        </w:rPr>
+        <w:fldChar w:fldCharType="separate"/>
+      </w:r>
+      <w:r>
+        <w:rPr>
+          <w:rStyle w:val="Hyperlink"/>
+          <w:noProof/>
+          <w:color w:val="000000" w:themeColor="text1"/>
+          <w:u w:val="none"/>
+        </w:rPr>
+        <w:t>VI</w:t>
+      </w:r>
+      <w:r>
+        <w:rPr>
+          <w:rStyle w:val="Hyperlink"/>
+          <w:color w:val="000000" w:themeColor="text1"/>
+          <w:u w:val="none"/>
+        </w:rPr>
+        <w:fldChar w:fldCharType="end"/>
+      </w:r>
+    </w:hyperlink>
   </w:p>
 </w:hdr>
 </file>
@@ -20439,59 +23242,49 @@
         <w:color w:val="000000" w:themeColor="text1"/>
       </w:rPr>
     </w:pPr>
-    <w:r>
-      <w:fldChar w:fldCharType="begin"/>
-    </w:r>
-    <w:r>
-      <w:instrText>HYPERLINK \l "Inhamtsverzeichnes"</w:instrText>
-    </w:r>
-    <w:r>
-      <w:fldChar w:fldCharType="separate"/>
-    </w:r>
-    <w:r>
-      <w:rPr>
-        <w:rStyle w:val="Hyperlink"/>
-        <w:color w:val="000000" w:themeColor="text1"/>
-        <w:u w:val="none"/>
-      </w:rPr>
-      <w:fldChar w:fldCharType="begin"/>
-    </w:r>
-    <w:r>
-      <w:rPr>
-        <w:rStyle w:val="Hyperlink"/>
-        <w:color w:val="000000" w:themeColor="text1"/>
-        <w:u w:val="none"/>
-      </w:rPr>
-      <w:instrText xml:space="preserve"> PAGE </w:instrText>
-    </w:r>
-    <w:r>
-      <w:rPr>
-        <w:rStyle w:val="Hyperlink"/>
-        <w:color w:val="000000" w:themeColor="text1"/>
-        <w:u w:val="none"/>
-      </w:rPr>
-      <w:fldChar w:fldCharType="separate"/>
-    </w:r>
-    <w:r>
-      <w:rPr>
-        <w:rStyle w:val="Hyperlink"/>
-        <w:noProof/>
-        <w:color w:val="000000" w:themeColor="text1"/>
-        <w:u w:val="none"/>
-      </w:rPr>
-      <w:t>18</w:t>
-    </w:r>
-    <w:r>
-      <w:rPr>
-        <w:rStyle w:val="Hyperlink"/>
-        <w:color w:val="000000" w:themeColor="text1"/>
-        <w:u w:val="none"/>
-      </w:rPr>
-      <w:fldChar w:fldCharType="end"/>
-    </w:r>
-    <w:r>
-      <w:fldChar w:fldCharType="end"/>
-    </w:r>
+    <w:hyperlink w:anchor="Inhamtsverzeichnes" w:history="1">
+      <w:r>
+        <w:rPr>
+          <w:rStyle w:val="Hyperlink"/>
+          <w:color w:val="000000" w:themeColor="text1"/>
+          <w:u w:val="none"/>
+        </w:rPr>
+        <w:fldChar w:fldCharType="begin"/>
+      </w:r>
+      <w:r>
+        <w:rPr>
+          <w:rStyle w:val="Hyperlink"/>
+          <w:color w:val="000000" w:themeColor="text1"/>
+          <w:u w:val="none"/>
+        </w:rPr>
+        <w:instrText xml:space="preserve"> PAGE </w:instrText>
+      </w:r>
+      <w:r>
+        <w:rPr>
+          <w:rStyle w:val="Hyperlink"/>
+          <w:color w:val="000000" w:themeColor="text1"/>
+          <w:u w:val="none"/>
+        </w:rPr>
+        <w:fldChar w:fldCharType="separate"/>
+      </w:r>
+      <w:r>
+        <w:rPr>
+          <w:rStyle w:val="Hyperlink"/>
+          <w:noProof/>
+          <w:color w:val="000000" w:themeColor="text1"/>
+          <w:u w:val="none"/>
+        </w:rPr>
+        <w:t>18</w:t>
+      </w:r>
+      <w:r>
+        <w:rPr>
+          <w:rStyle w:val="Hyperlink"/>
+          <w:color w:val="000000" w:themeColor="text1"/>
+          <w:u w:val="none"/>
+        </w:rPr>
+        <w:fldChar w:fldCharType="end"/>
+      </w:r>
+    </w:hyperlink>
   </w:p>
 </w:hdr>
 </file>

--- a/Kamerabasierte Gestenerkennung zur Steuerung eines virtuellen Orchesters (Masterarbeit Wegener).docx
+++ b/Kamerabasierte Gestenerkennung zur Steuerung eines virtuellen Orchesters (Masterarbeit Wegener).docx
@@ -528,23 +528,7 @@
           <w:i/>
           <w:color w:val="FF0000"/>
         </w:rPr>
-        <w:t xml:space="preserve">Hinweise zur </w:t>
-      </w:r>
-      <w:proofErr w:type="spellStart"/>
-      <w:r>
-        <w:rPr>
-          <w:i/>
-          <w:color w:val="FF0000"/>
-        </w:rPr>
-        <w:t>Verendung</w:t>
-      </w:r>
-      <w:proofErr w:type="spellEnd"/>
-      <w:r>
-        <w:rPr>
-          <w:i/>
-          <w:color w:val="FF0000"/>
-        </w:rPr>
-        <w:t xml:space="preserve"> von MS-Word </w:t>
+        <w:t xml:space="preserve">Hinweise zur Verendung von MS-Word </w:t>
       </w:r>
       <w:r>
         <w:rPr>
@@ -812,7 +796,15 @@
         <w:t>Zahlen</w:t>
       </w:r>
       <w:r>
-        <w:t xml:space="preserve"> bis „zwölf“ werden im Regelfall ausgeschrieben wenn die Zahlen im Fließtext genannt werden.</w:t>
+        <w:t xml:space="preserve"> bis „zwölf“ werden im Regelfall </w:t>
+      </w:r>
+      <w:proofErr w:type="gramStart"/>
+      <w:r>
+        <w:t>ausgeschrieben</w:t>
+      </w:r>
+      <w:proofErr w:type="gramEnd"/>
+      <w:r>
+        <w:t xml:space="preserve"> wenn die Zahlen im Fließtext genannt werden.</w:t>
       </w:r>
     </w:p>
     <w:p>
@@ -1026,7 +1018,7 @@
         <w:t xml:space="preserve">. Entsprechende </w:t>
       </w:r>
       <w:r>
-        <w:t xml:space="preserve">Wörter und Zeichen sind in der Regel </w:t>
+        <w:t xml:space="preserve">Wörter und Zeichen sind </w:t>
       </w:r>
       <w:r>
         <w:t>hervorgehoben, wie es im Satz zuvor demonstriert wurde</w:t>
@@ -1044,13 +1036,37 @@
         <w:t>Inhaltsverzeichnis</w:t>
       </w:r>
       <w:r>
-        <w:t>, welche zu den entsprechenden Kapiteln führen und die Zeiten Zahlen oben rechts, welche immer zum Inhaltsverzeichnis führen</w:t>
+        <w:t xml:space="preserve">, welche zu den entsprechenden Kapiteln führen und die </w:t>
+      </w:r>
+      <w:r>
+        <w:t xml:space="preserve">Seitennummerierungen </w:t>
+      </w:r>
+      <w:r>
+        <w:t>oben rechts, welche immer zum Inhaltsverzeichnis führen</w:t>
       </w:r>
       <w:r>
         <w:t>.</w:t>
       </w:r>
       <w:r>
-        <w:t xml:space="preserve">  Bei Erstnennungen von Programmnamen oder spezieller Hardware, ist der Name zu einer Webseite des Produckts verlinkt.</w:t>
+        <w:t xml:space="preserve">  Bei Erstnennungen von Programmnamen</w:t>
+      </w:r>
+      <w:r>
+        <w:t>,</w:t>
+      </w:r>
+      <w:r>
+        <w:t xml:space="preserve"> spezieller Hardware</w:t>
+      </w:r>
+      <w:r>
+        <w:t xml:space="preserve"> oder manschen Begrifflichkeiten,</w:t>
+      </w:r>
+      <w:r>
+        <w:t xml:space="preserve"> ist der Name zu einer </w:t>
+      </w:r>
+      <w:r>
+        <w:t xml:space="preserve">diesbezüglichen </w:t>
+      </w:r>
+      <w:r>
+        <w:t>Webseite verlinkt.</w:t>
       </w:r>
     </w:p>
     <w:sdt>
@@ -2116,7 +2132,19 @@
               <w:rPr>
                 <w:rStyle w:val="Hyperlink"/>
               </w:rPr>
-              <w:t>Wahl der Hardware und Software</w:t>
+              <w:t>Wahl</w:t>
+            </w:r>
+            <w:r>
+              <w:rPr>
+                <w:rStyle w:val="Hyperlink"/>
+              </w:rPr>
+              <w:t xml:space="preserve"> </w:t>
+            </w:r>
+            <w:r>
+              <w:rPr>
+                <w:rStyle w:val="Hyperlink"/>
+              </w:rPr>
+              <w:t>der Hardware und Software</w:t>
             </w:r>
             <w:r>
               <w:rPr>
@@ -4762,6 +4790,7 @@
       <w:pPr>
         <w:pStyle w:val="GrundtextEinrckung"/>
       </w:pPr>
+      <w:proofErr w:type="gramStart"/>
       <w:r>
         <w:t>FV</w:t>
       </w:r>
@@ -4769,6 +4798,7 @@
         <w:tab/>
         <w:t>Formatvorlage</w:t>
       </w:r>
+      <w:proofErr w:type="gramEnd"/>
     </w:p>
     <w:p>
       <w:pPr>
@@ -6312,7 +6342,15 @@
         <w:t>Farbbasierte</w:t>
       </w:r>
       <w:r>
-        <w:t xml:space="preserve"> Verfahren nutzen Hautfarbe oder farbige Marker zur Segmentierung der Hand. Diese Ansätze sind vergleichsweise einfach umzusetzen und eignen sich gut für kontrollierte Umgebungen, reagieren jedoch empfindlich auf Beleuchtungsänderungen und auf Hintergründe mit ähnlichen Farbwerten</w:t>
+        <w:t xml:space="preserve"> Verfahren nutzen Hautfarbe oder farbige Marker zur Segmentierung der Hand. Diese Ansätze </w:t>
+      </w:r>
+      <w:proofErr w:type="gramStart"/>
+      <w:r>
+        <w:t>sind vergleichsweise</w:t>
+      </w:r>
+      <w:proofErr w:type="gramEnd"/>
+      <w:r>
+        <w:t xml:space="preserve"> einfach umzusetzen und eignen sich gut für kontrollierte Umgebungen, reagieren jedoch empfindlich auf Beleuchtungsänderungen und auf Hintergründe mit ähnlichen Farbwerten</w:t>
       </w:r>
       <w:r>
         <w:t>.</w:t>
@@ -7765,21 +7803,7 @@
         <w:rPr>
           <w:color w:val="000000" w:themeColor="text1"/>
         </w:rPr>
-        <w:t xml:space="preserve"> Pyramide dargestellt, deren </w:t>
-      </w:r>
-      <w:proofErr w:type="spellStart"/>
-      <w:r>
-        <w:rPr>
-          <w:color w:val="000000" w:themeColor="text1"/>
-        </w:rPr>
-        <w:t>spitze</w:t>
-      </w:r>
-      <w:proofErr w:type="spellEnd"/>
-      <w:r>
-        <w:rPr>
-          <w:color w:val="000000" w:themeColor="text1"/>
-        </w:rPr>
-        <w:t xml:space="preserve"> die Position der Kameralinse repräsentiert. Es lässt sich erkennen, dass </w:t>
+        <w:t xml:space="preserve"> Pyramide dargestellt, deren spitze die Position der Kameralinse repräsentiert. Es lässt sich erkennen, dass </w:t>
       </w:r>
       <w:r>
         <w:rPr>
@@ -9947,7 +9971,23 @@
           <w:rStyle w:val="Buchtitel"/>
           <w:lang w:val="en-US"/>
         </w:rPr>
-        <w:t>Gesture Controlled Robotic Arm Using Kinect (Simulink Support For Kinect) and Arduino</w:t>
+        <w:t xml:space="preserve">Gesture Controlled Robotic Arm Using Kinect (Simulink Support </w:t>
+      </w:r>
+      <w:proofErr w:type="gramStart"/>
+      <w:r>
+        <w:rPr>
+          <w:rStyle w:val="Buchtitel"/>
+          <w:lang w:val="en-US"/>
+        </w:rPr>
+        <w:t>For</w:t>
+      </w:r>
+      <w:proofErr w:type="gramEnd"/>
+      <w:r>
+        <w:rPr>
+          <w:rStyle w:val="Buchtitel"/>
+          <w:lang w:val="en-US"/>
+        </w:rPr>
+        <w:t xml:space="preserve"> Kinect) and Arduino</w:t>
       </w:r>
       <w:r>
         <w:rPr>
@@ -10923,7 +10963,19 @@
           <w:rPr>
             <w:rStyle w:val="IntensiverVerweis"/>
           </w:rPr>
-          <w:t>OpenCV</w:t>
+          <w:t>Op</w:t>
+        </w:r>
+        <w:r>
+          <w:rPr>
+            <w:rStyle w:val="IntensiverVerweis"/>
+          </w:rPr>
+          <w:t>e</w:t>
+        </w:r>
+        <w:r>
+          <w:rPr>
+            <w:rStyle w:val="IntensiverVerweis"/>
+          </w:rPr>
+          <w:t>nCV</w:t>
         </w:r>
         <w:proofErr w:type="spellEnd"/>
       </w:hyperlink>
@@ -12552,13 +12604,7 @@
         <w:t xml:space="preserve"> Klassifizierung </w:t>
       </w:r>
       <w:r>
-        <w:t xml:space="preserve">werden </w:t>
-      </w:r>
-      <w:r>
-        <w:t>Position und Positionsänderung</w:t>
-      </w:r>
-      <w:r>
-        <w:t xml:space="preserve"> der </w:t>
+        <w:t xml:space="preserve">werden Position und Positionsänderung der </w:t>
       </w:r>
       <w:r>
         <w:t>Gelenkspunkten</w:t>
@@ -12576,22 +12622,13 @@
         <w:t xml:space="preserve"> Zeitfaltungsnetz</w:t>
       </w:r>
       <w:r>
-        <w:t xml:space="preserve"> zum </w:t>
-      </w:r>
-      <w:r>
-        <w:t xml:space="preserve">Einsatz </w:t>
+        <w:t xml:space="preserve"> zum Einsatz </w:t>
       </w:r>
       <w:r>
         <w:t>also ein 3D-CNNs</w:t>
       </w:r>
       <w:r>
-        <w:t>, d</w:t>
-      </w:r>
-      <w:r>
-        <w:t>a Änderungen über Zeit ausgewertet werden</w:t>
-      </w:r>
-      <w:r>
-        <w:t>.</w:t>
+        <w:t>, da Änderungen über Zeit ausgewertet werden.</w:t>
       </w:r>
       <w:r>
         <w:t xml:space="preserve"> Genutzt wir u.a. folgendes:</w:t>
@@ -12689,7 +12726,13 @@
           <w:rPr>
             <w:rStyle w:val="Hyperlink"/>
           </w:rPr>
-          <w:t>estimation</w:t>
+          <w:t>e</w:t>
+        </w:r>
+        <w:r>
+          <w:rPr>
+            <w:rStyle w:val="Hyperlink"/>
+          </w:rPr>
+          <w:t>stimation</w:t>
         </w:r>
         <w:proofErr w:type="spellEnd"/>
       </w:hyperlink>
@@ -12755,6 +12798,12 @@
       <w:r>
         <w:t xml:space="preserve"> – zur Rechenoptimierung</w:t>
       </w:r>
+      <w:r>
+        <w:t>/</w:t>
+      </w:r>
+      <w:r>
+        <w:t>Inferenzbeschleunigung</w:t>
+      </w:r>
     </w:p>
     <w:p>
       <w:pPr>
@@ -12765,6 +12814,58 @@
       <w:pPr>
         <w:jc w:val="both"/>
       </w:pPr>
+      <w:proofErr w:type="spellStart"/>
+      <w:r>
+        <w:t>tf</w:t>
+      </w:r>
+      <w:proofErr w:type="spellEnd"/>
+      <w:r>
+        <w:t>-pose-</w:t>
+      </w:r>
+      <w:proofErr w:type="spellStart"/>
+      <w:r>
+        <w:t>estimation</w:t>
+      </w:r>
+      <w:proofErr w:type="spellEnd"/>
+      <w:r>
+        <w:t xml:space="preserve"> ist ein Nachbau der </w:t>
+      </w:r>
+      <w:proofErr w:type="spellStart"/>
+      <w:r>
+        <w:t>OpenPose</w:t>
+      </w:r>
+      <w:proofErr w:type="spellEnd"/>
+      <w:r>
+        <w:t xml:space="preserve"> Funktionalitäten </w:t>
+      </w:r>
+      <w:proofErr w:type="spellStart"/>
+      <w:r>
+        <w:t>basierent</w:t>
+      </w:r>
+      <w:proofErr w:type="spellEnd"/>
+      <w:r>
+        <w:t xml:space="preserve"> auf </w:t>
+      </w:r>
+      <w:proofErr w:type="spellStart"/>
+      <w:r>
+        <w:t>TensorFlow</w:t>
+      </w:r>
+      <w:proofErr w:type="spellEnd"/>
+      <w:r>
+        <w:t xml:space="preserve">. Die Echtzeitprozesse sollen hier auf </w:t>
+      </w:r>
+      <w:r>
+        <w:t>leistungsschwächeren</w:t>
+      </w:r>
+      <w:r>
+        <w:t xml:space="preserve"> </w:t>
+      </w:r>
+      <w:r>
+        <w:t>Embedded-Systemen</w:t>
+      </w:r>
+      <w:r>
+        <w:t xml:space="preserve"> besser Performen können. </w:t>
+      </w:r>
       <w:r>
         <w:t>Die</w:t>
       </w:r>
@@ -12791,6 +12892,28 @@
         <w:t xml:space="preserve"> mit derselben Bildrate trainiert, um die Erkennung für das Zielsystem zu Optimieren. </w:t>
       </w:r>
       <w:r>
+        <w:t xml:space="preserve">Weiterhin kommt übliche Rechenoptimierungssoftware der </w:t>
+      </w:r>
+      <w:proofErr w:type="spellStart"/>
+      <w:r>
+        <w:t>JetPack</w:t>
+      </w:r>
+      <w:proofErr w:type="spellEnd"/>
+      <w:r>
+        <w:t xml:space="preserve">-Umgebung zum Einsatz, </w:t>
+      </w:r>
+      <w:r>
+        <w:t xml:space="preserve">wie </w:t>
+      </w:r>
+      <w:proofErr w:type="spellStart"/>
+      <w:r>
+        <w:t>TensorRT</w:t>
+      </w:r>
+      <w:proofErr w:type="spellEnd"/>
+      <w:r>
+        <w:t xml:space="preserve">. </w:t>
+      </w:r>
+      <w:r>
         <w:t>Die Integration des</w:t>
       </w:r>
       <w:r>
@@ -12826,19 +12949,13 @@
         <w:t>geschrieben</w:t>
       </w:r>
       <w:r>
-        <w:t xml:space="preserve">en Python Wrapper – also eine </w:t>
-      </w:r>
-      <w:r>
-        <w:t>Softwarebrücke vo</w:t>
+        <w:t>en Python Wrapper – also eine Softwarebrücke vo</w:t>
       </w:r>
       <w:r>
         <w:t>n</w:t>
       </w:r>
       <w:r>
-        <w:t xml:space="preserve"> Kamera Treiber zu Python</w:t>
-      </w:r>
-      <w:r>
-        <w:t>. Die vorhandenen Python</w:t>
+        <w:t xml:space="preserve"> Kamera Treiber zu Python. Die vorhandenen Python</w:t>
       </w:r>
       <w:r>
         <w:t xml:space="preserve"> </w:t>
@@ -12935,17 +13052,7 @@
         <w:t xml:space="preserve"> Binary Interface)</w:t>
       </w:r>
       <w:r>
-        <w:t xml:space="preserve"> berücksichtigt werden – also ob die </w:t>
-      </w:r>
-      <w:r>
-        <w:t xml:space="preserve">Schnittstelle </w:t>
-      </w:r>
-      <w:r>
-        <w:t xml:space="preserve">zwischen Anwendung binärem System passt. Darauf wäre insbesondere </w:t>
-      </w:r>
-      <w:r>
-        <w:lastRenderedPageBreak/>
-        <w:t xml:space="preserve">dann zu achten, falls speziellere Hardware wie 3D-Kameras zum Einsatz gebracht werden sollen. </w:t>
+        <w:t xml:space="preserve"> berücksichtigt werden – also ob die Schnittstelle zwischen Anwendung binärem System passt. Darauf wäre insbesondere dann zu achten, falls speziellere Hardware wie 3D-Kameras zum Einsatz gebracht werden sollen. </w:t>
       </w:r>
     </w:p>
     <w:p>
@@ -12957,25 +13064,408 @@
       <w:pPr>
         <w:jc w:val="both"/>
       </w:pPr>
-      <w:r>
-        <w:t>Jetson Projekte:</w:t>
-      </w:r>
     </w:p>
     <w:p>
       <w:pPr>
         <w:jc w:val="both"/>
-      </w:pPr>
+        <w:rPr>
+          <w:lang w:val="en-US"/>
+        </w:rPr>
+      </w:pPr>
+      <w:r>
+        <w:rPr>
+          <w:rStyle w:val="Buchtitel"/>
+          <w:lang w:val="en-US"/>
+        </w:rPr>
+        <w:t>Robotic Arm Control</w:t>
+      </w:r>
+      <w:r>
+        <w:rPr>
+          <w:lang w:val="en-US"/>
+        </w:rPr>
+        <w:t xml:space="preserve"> </w:t>
+      </w:r>
+      <w:r>
+        <w:rPr>
+          <w:lang w:val="en-US"/>
+        </w:rPr>
+        <w:t>[</w:t>
+      </w:r>
+      <w:hyperlink w:anchor="Yeung_2025" w:history="1">
+        <w:r>
+          <w:rPr>
+            <w:rStyle w:val="Hyperlink"/>
+            <w:lang w:val="en-US"/>
+          </w:rPr>
+          <w:t>Yeung_2025</w:t>
+        </w:r>
+      </w:hyperlink>
+      <w:r>
+        <w:rPr>
+          <w:lang w:val="en-US"/>
+        </w:rPr>
+        <w:t>]</w:t>
+      </w:r>
+    </w:p>
+    <w:p>
+      <w:pPr>
+        <w:jc w:val="both"/>
+        <w:rPr>
+          <w:lang w:val="en-US"/>
+        </w:rPr>
+      </w:pPr>
+    </w:p>
+    <w:p>
+      <w:pPr>
+        <w:jc w:val="both"/>
+      </w:pPr>
+      <w:r>
+        <w:t>Ist ein Projekt, in d</w:t>
+      </w:r>
+      <w:r>
+        <w:t>em ein Arm-Roboter den menschlichen Arm nachahmt. Mehrere Armwinkel werden berechnet und auf den Roboter übersetzt. Auch die Greifgeste der Hand wird übersetzt. Es wird u.a. folgendes genutzt:</w:t>
+      </w:r>
+    </w:p>
+    <w:p>
+      <w:pPr>
+        <w:jc w:val="both"/>
+      </w:pPr>
+    </w:p>
+    <w:p>
+      <w:pPr>
+        <w:pStyle w:val="Listenabsatz"/>
+        <w:numPr>
+          <w:ilvl w:val="0"/>
+          <w:numId w:val="31"/>
+        </w:numPr>
+        <w:jc w:val="both"/>
+      </w:pPr>
+      <w:r>
+        <w:t>Raspberry Pi</w:t>
+      </w:r>
+      <w:r>
+        <w:t xml:space="preserve"> – als Recheneinheit</w:t>
+      </w:r>
+    </w:p>
+    <w:p>
+      <w:pPr>
+        <w:pStyle w:val="Listenabsatz"/>
+        <w:numPr>
+          <w:ilvl w:val="0"/>
+          <w:numId w:val="31"/>
+        </w:numPr>
+        <w:jc w:val="both"/>
+      </w:pPr>
+      <w:r>
+        <w:t>undefinierte Webcam</w:t>
+      </w:r>
+    </w:p>
+    <w:p>
+      <w:pPr>
+        <w:pStyle w:val="Listenabsatz"/>
+        <w:numPr>
+          <w:ilvl w:val="0"/>
+          <w:numId w:val="31"/>
+        </w:numPr>
+        <w:jc w:val="both"/>
+      </w:pPr>
+      <w:proofErr w:type="spellStart"/>
+      <w:r>
+        <w:t>MediaPipe</w:t>
+      </w:r>
+      <w:proofErr w:type="spellEnd"/>
+      <w:r>
+        <w:t xml:space="preserve"> – Positionserkennung und Handgestenerkennung</w:t>
+      </w:r>
+    </w:p>
+    <w:p>
+      <w:pPr>
+        <w:pStyle w:val="Listenabsatz"/>
+        <w:numPr>
+          <w:ilvl w:val="0"/>
+          <w:numId w:val="31"/>
+        </w:numPr>
+        <w:jc w:val="both"/>
+      </w:pPr>
+      <w:proofErr w:type="spellStart"/>
+      <w:r>
+        <w:t>Open</w:t>
+      </w:r>
+      <w:r>
+        <w:t>CV</w:t>
+      </w:r>
+      <w:proofErr w:type="spellEnd"/>
+      <w:r>
+        <w:t xml:space="preserve"> – Bildverarbeitung in </w:t>
+      </w:r>
+      <w:proofErr w:type="spellStart"/>
+      <w:r>
+        <w:t>MediaPipe</w:t>
+      </w:r>
+      <w:proofErr w:type="spellEnd"/>
+      <w:r>
+        <w:t xml:space="preserve"> </w:t>
+      </w:r>
+    </w:p>
+    <w:p>
+      <w:pPr>
+        <w:jc w:val="both"/>
+      </w:pPr>
+    </w:p>
+    <w:p>
+      <w:pPr>
+        <w:jc w:val="both"/>
+      </w:pPr>
+      <w:r>
+        <w:t xml:space="preserve">Das Projekt ist übersichtlich dokumentiert und kommt mit etwas über 300 Zeilen </w:t>
+      </w:r>
+      <w:r>
+        <w:t xml:space="preserve">Python </w:t>
+      </w:r>
+      <w:r>
+        <w:t>Code aus. Hier das grundliegende Vorgehen:</w:t>
+      </w:r>
+    </w:p>
+    <w:p>
+      <w:pPr>
+        <w:jc w:val="both"/>
+      </w:pPr>
+    </w:p>
+    <w:p>
+      <w:pPr>
+        <w:pStyle w:val="Listenabsatz"/>
+        <w:numPr>
+          <w:ilvl w:val="0"/>
+          <w:numId w:val="31"/>
+        </w:numPr>
+        <w:jc w:val="both"/>
+      </w:pPr>
+      <w:proofErr w:type="spellStart"/>
+      <w:r>
+        <w:t>PediaPipe</w:t>
+      </w:r>
+      <w:proofErr w:type="spellEnd"/>
+      <w:r>
+        <w:t xml:space="preserve"> Pose gibt die Merkmalspunkte des Menschen (in </w:t>
+      </w:r>
+      <w:proofErr w:type="spellStart"/>
+      <w:r>
+        <w:t>PediaPipe</w:t>
+      </w:r>
+      <w:proofErr w:type="spellEnd"/>
+      <w:r>
+        <w:t xml:space="preserve"> in Englisch: Landmarks), zu denen auch die Gelenkspunkte gehören. </w:t>
+      </w:r>
+    </w:p>
+    <w:p>
+      <w:pPr>
+        <w:pStyle w:val="Listenabsatz"/>
+        <w:numPr>
+          <w:ilvl w:val="0"/>
+          <w:numId w:val="31"/>
+        </w:numPr>
+        <w:jc w:val="both"/>
+      </w:pPr>
+      <w:r>
+        <w:t xml:space="preserve">Aus je drei Gelenkspunkten wird die Winkel für Handgelenk, Schulter und Elenbogen berechnet. </w:t>
+      </w:r>
+    </w:p>
+    <w:p>
+      <w:pPr>
+        <w:pStyle w:val="Listenabsatz"/>
+        <w:numPr>
+          <w:ilvl w:val="0"/>
+          <w:numId w:val="31"/>
+        </w:numPr>
+        <w:jc w:val="both"/>
+      </w:pPr>
+      <w:r>
+        <w:t xml:space="preserve">Mediapipe Hand gibt die Punkte für Handfläche und Finger </w:t>
+      </w:r>
+    </w:p>
+    <w:p>
+      <w:pPr>
+        <w:pStyle w:val="Listenabsatz"/>
+        <w:numPr>
+          <w:ilvl w:val="0"/>
+          <w:numId w:val="31"/>
+        </w:numPr>
+        <w:jc w:val="both"/>
+      </w:pPr>
+      <w:r>
+        <w:t>Aus der Distanz zwischen diesen Handmerkmalen wird entschieden, ob die Hand offen oder zu ist.</w:t>
+      </w:r>
+    </w:p>
+    <w:p>
+      <w:pPr>
+        <w:pStyle w:val="Listenabsatz"/>
+        <w:numPr>
+          <w:ilvl w:val="0"/>
+          <w:numId w:val="31"/>
+        </w:numPr>
+        <w:jc w:val="both"/>
+      </w:pPr>
+      <w:r>
+        <w:t>Die Winkelwerte werden geglättet, bevor sie auf den Roboterarm übertragen werden.</w:t>
+      </w:r>
+    </w:p>
+    <w:p>
+      <w:pPr>
+        <w:jc w:val="both"/>
+      </w:pPr>
+    </w:p>
+    <w:p>
+      <w:pPr>
+        <w:jc w:val="both"/>
+      </w:pPr>
+      <w:r>
+        <w:t>Dieses Vorgehen könnte in ähnlicher Form für dieser Masterarbeit genutzt werden. Die gute Übersichtlichkeit und die wenigen Codezeilen fallen positiv auf.</w:t>
+      </w:r>
+    </w:p>
+    <w:p>
+      <w:pPr>
+        <w:jc w:val="both"/>
+      </w:pPr>
+      <w:r>
+        <w:t>Allerdings gibt es keine Angaben zu</w:t>
+      </w:r>
+      <w:r>
+        <w:t xml:space="preserve">r </w:t>
+      </w:r>
+      <w:r>
+        <w:t>Performance</w:t>
+      </w:r>
+      <w:r>
+        <w:t xml:space="preserve"> </w:t>
+      </w:r>
+      <w:r>
+        <w:t>– wie viele FPS sind auf dem Raspberry Pi möglich. Aus dem Code geht hervor das es sich um eine Echtzeit Anwendung handelt, in welcher das gesamte Webcam Bild eingelesen wird.</w:t>
+      </w:r>
+    </w:p>
+    <w:p>
+      <w:pPr>
+        <w:jc w:val="both"/>
+      </w:pPr>
+    </w:p>
+    <w:p>
+      <w:pPr>
+        <w:jc w:val="both"/>
+      </w:pPr>
+      <w:r>
+        <w:t xml:space="preserve">Das Projekt ist Open Sauce auf </w:t>
+      </w:r>
       <w:hyperlink r:id="rId63" w:history="1">
         <w:r>
           <w:rPr>
             <w:rStyle w:val="Hyperlink"/>
           </w:rPr>
-          <w:t>https://github.com/Pol-Zeimet/Gestenerkennung_auf_Skelettdaten_mit_CNN</w:t>
+          <w:t>GitHub</w:t>
         </w:r>
       </w:hyperlink>
-    </w:p>
-    <w:p>
-      <w:pPr>
+      <w:r>
+        <w:t>.</w:t>
+      </w:r>
+    </w:p>
+    <w:p>
+      <w:pPr>
+        <w:jc w:val="both"/>
+      </w:pPr>
+    </w:p>
+    <w:p>
+      <w:pPr>
+        <w:jc w:val="both"/>
+      </w:pPr>
+    </w:p>
+    <w:p>
+      <w:pPr>
+        <w:jc w:val="both"/>
+        <w:rPr>
+          <w:lang w:val="en-US"/>
+        </w:rPr>
+      </w:pPr>
+      <w:r>
+        <w:rPr>
+          <w:lang w:val="en-US"/>
+        </w:rPr>
+        <w:t>Pose Estimation on Raspberry Pi</w:t>
+      </w:r>
+      <w:r>
+        <w:rPr>
+          <w:lang w:val="en-US"/>
+        </w:rPr>
+        <w:t xml:space="preserve"> </w:t>
+      </w:r>
+      <w:r>
+        <w:rPr>
+          <w:lang w:val="en-US"/>
+        </w:rPr>
+        <w:t>[</w:t>
+      </w:r>
+      <w:hyperlink w:anchor="Make2explore_2022_1" w:history="1">
+        <w:r>
+          <w:rPr>
+            <w:rStyle w:val="Hyperlink"/>
+            <w:lang w:val="en-US"/>
+          </w:rPr>
+          <w:t>Make2explore_2022_1</w:t>
+        </w:r>
+      </w:hyperlink>
+      <w:r>
+        <w:rPr>
+          <w:lang w:val="en-US"/>
+        </w:rPr>
+        <w:t xml:space="preserve">, </w:t>
+      </w:r>
+      <w:hyperlink w:anchor="Make2explore_2022_2" w:history="1">
+        <w:r>
+          <w:rPr>
+            <w:rStyle w:val="Hyperlink"/>
+            <w:lang w:val="en-US"/>
+          </w:rPr>
+          <w:t>Make2explore_2022_2</w:t>
+        </w:r>
+      </w:hyperlink>
+      <w:r>
+        <w:rPr>
+          <w:lang w:val="en-US"/>
+        </w:rPr>
+        <w:t xml:space="preserve">] </w:t>
+      </w:r>
+    </w:p>
+    <w:p>
+      <w:pPr>
+        <w:jc w:val="both"/>
+        <w:rPr>
+          <w:lang w:val="en-US"/>
+        </w:rPr>
+      </w:pPr>
+    </w:p>
+    <w:p>
+      <w:pPr>
+        <w:jc w:val="both"/>
+      </w:pPr>
+      <w:r>
+        <w:t xml:space="preserve">Erkennt 16 </w:t>
+      </w:r>
+      <w:r>
+        <w:t>Körperpunkte</w:t>
+      </w:r>
+      <w:r>
+        <w:t xml:space="preserve"> in Echtzeit mit folgendem Setup:</w:t>
+      </w:r>
+    </w:p>
+    <w:p>
+      <w:pPr>
+        <w:jc w:val="both"/>
+      </w:pPr>
+    </w:p>
+    <w:p>
+      <w:pPr>
+        <w:pStyle w:val="Listenabsatz"/>
+        <w:numPr>
+          <w:ilvl w:val="0"/>
+          <w:numId w:val="31"/>
+        </w:numPr>
         <w:jc w:val="both"/>
       </w:pPr>
       <w:hyperlink r:id="rId64" w:history="1">
@@ -12983,28 +13473,1102 @@
           <w:rPr>
             <w:rStyle w:val="Hyperlink"/>
           </w:rPr>
-          <w:t>https://www.youtube.com/watch?v=35EolvaJ2MI&amp;t=164s</w:t>
+          <w:t>Logitech C270 Webcam</w:t>
         </w:r>
       </w:hyperlink>
     </w:p>
     <w:p>
       <w:pPr>
+        <w:pStyle w:val="Listenabsatz"/>
+        <w:numPr>
+          <w:ilvl w:val="0"/>
+          <w:numId w:val="31"/>
+        </w:numPr>
         <w:jc w:val="both"/>
       </w:pPr>
+      <w:r>
+        <w:t xml:space="preserve">Raspberry </w:t>
+      </w:r>
+      <w:r>
+        <w:t xml:space="preserve">Pi 4 Medel B </w:t>
+      </w:r>
+      <w:r>
+        <w:t>–</w:t>
+      </w:r>
+      <w:r>
+        <w:t xml:space="preserve"> Reche</w:t>
+      </w:r>
+      <w:r>
+        <w:t>neinheit</w:t>
+      </w:r>
+    </w:p>
+    <w:p>
+      <w:pPr>
+        <w:pStyle w:val="Listenabsatz"/>
+        <w:numPr>
+          <w:ilvl w:val="0"/>
+          <w:numId w:val="31"/>
+        </w:numPr>
+        <w:jc w:val="both"/>
+      </w:pPr>
+      <w:proofErr w:type="spellStart"/>
+      <w:r>
+        <w:t>OpenCV</w:t>
+      </w:r>
+      <w:proofErr w:type="spellEnd"/>
+      <w:r>
+        <w:t xml:space="preserve"> 4 in C++ – zur Bildverarbeitung </w:t>
+      </w:r>
+    </w:p>
+    <w:p>
+      <w:pPr>
+        <w:pStyle w:val="Listenabsatz"/>
+        <w:numPr>
+          <w:ilvl w:val="0"/>
+          <w:numId w:val="31"/>
+        </w:numPr>
+        <w:jc w:val="both"/>
+      </w:pPr>
       <w:hyperlink r:id="rId65" w:history="1">
+        <w:proofErr w:type="spellStart"/>
         <w:r>
           <w:rPr>
             <w:rStyle w:val="Hyperlink"/>
           </w:rPr>
-          <w:t>https://developer.nvidia.com/embedded/community/jetson-projects/ros_finger_controlled_robot_arm?utm_source=chatgpt.com</w:t>
+          <w:t>TensorFlow</w:t>
+        </w:r>
+        <w:proofErr w:type="spellEnd"/>
+        <w:r>
+          <w:rPr>
+            <w:rStyle w:val="Hyperlink"/>
+          </w:rPr>
+          <w:t xml:space="preserve"> Lite</w:t>
         </w:r>
       </w:hyperlink>
+      <w:r>
+        <w:t xml:space="preserve"> in C++ – zum Erkennen der Körperpunkte</w:t>
+      </w:r>
     </w:p>
     <w:p>
       <w:pPr>
         <w:jc w:val="both"/>
       </w:pPr>
+    </w:p>
+    <w:p>
+      <w:pPr>
+        <w:jc w:val="both"/>
+      </w:pPr>
+      <w:r>
+        <w:lastRenderedPageBreak/>
+        <w:t xml:space="preserve">Die Erkennung der Körperpunkte läuft mit 9,4 </w:t>
+      </w:r>
+      <w:r>
+        <w:t>FPS,</w:t>
+      </w:r>
+      <w:r>
+        <w:t xml:space="preserve"> wenn auf dem </w:t>
+      </w:r>
+      <w:r>
+        <w:t xml:space="preserve">Raspberry </w:t>
+      </w:r>
+      <w:r>
+        <w:t xml:space="preserve">Pi ein 64-Bit-System genutzt wird. </w:t>
+      </w:r>
+    </w:p>
+    <w:p>
+      <w:pPr>
+        <w:jc w:val="both"/>
+      </w:pPr>
+    </w:p>
+    <w:p>
+      <w:pPr>
+        <w:jc w:val="both"/>
+      </w:pPr>
+      <w:r>
+        <w:t>I</w:t>
+      </w:r>
+      <w:r>
+        <w:t xml:space="preserve">nteressant </w:t>
+      </w:r>
+      <w:r>
+        <w:t xml:space="preserve">für diese Masterarbeit ist, dass eine KI gestützte Körpererkennung auf einem </w:t>
+      </w:r>
+      <w:r>
+        <w:t>Raspberry</w:t>
+      </w:r>
+      <w:r>
+        <w:t xml:space="preserve"> Pi mit 9,4 FPS laugen kann. Die Verwendung von C++ und einem Lite KI-Software ist wahrscheinlich förderlich für die Performance.</w:t>
+      </w:r>
+    </w:p>
+    <w:p>
+      <w:pPr>
+        <w:jc w:val="both"/>
+      </w:pPr>
+    </w:p>
+    <w:p>
+      <w:pPr>
+        <w:jc w:val="both"/>
+      </w:pPr>
+      <w:r>
+        <w:t>Das Projekt ist</w:t>
+      </w:r>
+      <w:r>
+        <w:t xml:space="preserve"> Open Sauce auf </w:t>
+      </w:r>
       <w:hyperlink r:id="rId66" w:history="1">
+        <w:r>
+          <w:rPr>
+            <w:rStyle w:val="Hyperlink"/>
+          </w:rPr>
+          <w:t>Git</w:t>
+        </w:r>
+        <w:r>
+          <w:rPr>
+            <w:rStyle w:val="Hyperlink"/>
+          </w:rPr>
+          <w:t>H</w:t>
+        </w:r>
+        <w:r>
+          <w:rPr>
+            <w:rStyle w:val="Hyperlink"/>
+          </w:rPr>
+          <w:t>ub</w:t>
+        </w:r>
+      </w:hyperlink>
+      <w:r>
+        <w:t>,</w:t>
+      </w:r>
+      <w:r>
+        <w:t xml:space="preserve"> aber wenig dokumentiert.</w:t>
+      </w:r>
+    </w:p>
+    <w:p>
+      <w:pPr>
+        <w:jc w:val="both"/>
+      </w:pPr>
+    </w:p>
+    <w:p>
+      <w:pPr>
+        <w:jc w:val="both"/>
+      </w:pPr>
+    </w:p>
+    <w:p>
+      <w:pPr>
+        <w:jc w:val="both"/>
+        <w:rPr>
+          <w:lang w:val="en-US"/>
+        </w:rPr>
+      </w:pPr>
+      <w:r>
+        <w:rPr>
+          <w:lang w:val="en-US"/>
+        </w:rPr>
+        <w:t>Mimic Robot</w:t>
+      </w:r>
+      <w:r>
+        <w:rPr>
+          <w:lang w:val="en-US"/>
+        </w:rPr>
+        <w:t xml:space="preserve"> - </w:t>
+      </w:r>
+      <w:r>
+        <w:rPr>
+          <w:lang w:val="en-US"/>
+        </w:rPr>
+        <w:t>ECE5725 Spring 2019 Final Project</w:t>
+      </w:r>
+      <w:r>
+        <w:rPr>
+          <w:lang w:val="en-US"/>
+        </w:rPr>
+        <w:t xml:space="preserve"> - </w:t>
+      </w:r>
+      <w:r>
+        <w:rPr>
+          <w:lang w:val="en-US"/>
+        </w:rPr>
+        <w:t>Mark Li (mkl53) and Serena Krech (sk2282)</w:t>
+      </w:r>
+      <w:r>
+        <w:rPr>
+          <w:lang w:val="en-US"/>
+        </w:rPr>
+        <w:t xml:space="preserve"> </w:t>
+      </w:r>
+      <w:r>
+        <w:rPr>
+          <w:lang w:val="en-US"/>
+        </w:rPr>
+        <w:t>[</w:t>
+      </w:r>
+      <w:hyperlink w:anchor="Lin_2019" w:history="1">
+        <w:r>
+          <w:rPr>
+            <w:rStyle w:val="Hyperlink"/>
+            <w:lang w:val="en-US"/>
+          </w:rPr>
+          <w:t>Lin_2019</w:t>
+        </w:r>
+      </w:hyperlink>
+      <w:r>
+        <w:rPr>
+          <w:lang w:val="en-US"/>
+        </w:rPr>
+        <w:t>]</w:t>
+      </w:r>
+    </w:p>
+    <w:p>
+      <w:pPr>
+        <w:jc w:val="both"/>
+        <w:rPr>
+          <w:lang w:val="en-US"/>
+        </w:rPr>
+      </w:pPr>
+    </w:p>
+    <w:p>
+      <w:pPr>
+        <w:jc w:val="both"/>
+      </w:pPr>
+      <w:r>
+        <w:t>Es w</w:t>
+      </w:r>
+      <w:r>
+        <w:t>e</w:t>
+      </w:r>
+      <w:r>
+        <w:t>rden</w:t>
+      </w:r>
+      <w:r>
+        <w:t xml:space="preserve"> zweidimensionale B</w:t>
+      </w:r>
+      <w:r>
+        <w:t>ewegungen v</w:t>
+      </w:r>
+      <w:r>
+        <w:t xml:space="preserve">on beiden Armen mittels </w:t>
+      </w:r>
+      <w:r>
+        <w:t>k</w:t>
+      </w:r>
+      <w:r>
+        <w:t xml:space="preserve">lassischer Bildverarbeitung erkannt und in Echtzeit auf einen Roboter übertragen. Genutzt wir unter anderem: </w:t>
+      </w:r>
+    </w:p>
+    <w:p>
+      <w:pPr>
+        <w:jc w:val="both"/>
+      </w:pPr>
+    </w:p>
+    <w:p>
+      <w:pPr>
+        <w:pStyle w:val="Listenabsatz"/>
+        <w:numPr>
+          <w:ilvl w:val="0"/>
+          <w:numId w:val="31"/>
+        </w:numPr>
+        <w:jc w:val="both"/>
+      </w:pPr>
+      <w:r>
+        <w:t>Raspberry Pi</w:t>
+      </w:r>
+      <w:r>
+        <w:t xml:space="preserve"> – als Recheneinheit </w:t>
+      </w:r>
+      <w:r>
+        <w:t xml:space="preserve"> </w:t>
+      </w:r>
+    </w:p>
+    <w:p>
+      <w:pPr>
+        <w:pStyle w:val="Listenabsatz"/>
+        <w:numPr>
+          <w:ilvl w:val="0"/>
+          <w:numId w:val="31"/>
+        </w:numPr>
+        <w:jc w:val="both"/>
+      </w:pPr>
+      <w:r>
+        <w:t>Pi Cam – Kamera</w:t>
+      </w:r>
+    </w:p>
+    <w:p>
+      <w:pPr>
+        <w:pStyle w:val="Listenabsatz"/>
+        <w:numPr>
+          <w:ilvl w:val="0"/>
+          <w:numId w:val="31"/>
+        </w:numPr>
+        <w:jc w:val="both"/>
+      </w:pPr>
+      <w:proofErr w:type="spellStart"/>
+      <w:r>
+        <w:t>OpenCV</w:t>
+      </w:r>
+      <w:proofErr w:type="spellEnd"/>
+      <w:r>
+        <w:t xml:space="preserve"> in Python – Bildverarbeitung </w:t>
+      </w:r>
+    </w:p>
+    <w:p>
+      <w:pPr>
+        <w:pStyle w:val="Listenabsatz"/>
+        <w:numPr>
+          <w:ilvl w:val="0"/>
+          <w:numId w:val="31"/>
+        </w:numPr>
+        <w:jc w:val="both"/>
+      </w:pPr>
+      <w:hyperlink r:id="rId67" w:history="1">
+        <w:proofErr w:type="spellStart"/>
+        <w:r>
+          <w:rPr>
+            <w:rStyle w:val="Hyperlink"/>
+          </w:rPr>
+          <w:t>m</w:t>
+        </w:r>
+        <w:r>
+          <w:rPr>
+            <w:rStyle w:val="Hyperlink"/>
+          </w:rPr>
+          <w:t>ulti</w:t>
+        </w:r>
+        <w:r>
+          <w:rPr>
+            <w:rStyle w:val="Hyperlink"/>
+          </w:rPr>
+          <w:t>p</w:t>
+        </w:r>
+        <w:r>
+          <w:rPr>
+            <w:rStyle w:val="Hyperlink"/>
+          </w:rPr>
+          <w:t>rocessing</w:t>
+        </w:r>
+        <w:proofErr w:type="spellEnd"/>
+      </w:hyperlink>
+      <w:r>
+        <w:t xml:space="preserve"> in Python</w:t>
+      </w:r>
+      <w:r>
+        <w:t xml:space="preserve"> –</w:t>
+      </w:r>
+      <w:r>
+        <w:t xml:space="preserve"> Rechenoptimierung</w:t>
+      </w:r>
+      <w:r>
+        <w:t xml:space="preserve"> </w:t>
+      </w:r>
+    </w:p>
+    <w:p>
+      <w:pPr>
+        <w:pStyle w:val="Listenabsatz"/>
+        <w:numPr>
+          <w:ilvl w:val="0"/>
+          <w:numId w:val="31"/>
+        </w:numPr>
+        <w:jc w:val="both"/>
+      </w:pPr>
+      <w:hyperlink r:id="rId68" w:history="1">
+        <w:proofErr w:type="spellStart"/>
+        <w:r>
+          <w:rPr>
+            <w:rStyle w:val="Hyperlink"/>
+          </w:rPr>
+          <w:t>Cython</w:t>
+        </w:r>
+        <w:proofErr w:type="spellEnd"/>
+      </w:hyperlink>
+      <w:r>
+        <w:t xml:space="preserve"> in Python – </w:t>
+      </w:r>
+      <w:r>
+        <w:t>Rechenoptimierung</w:t>
+      </w:r>
+      <w:r>
+        <w:t xml:space="preserve"> </w:t>
+      </w:r>
+    </w:p>
+    <w:p>
+      <w:pPr>
+        <w:jc w:val="both"/>
+      </w:pPr>
+    </w:p>
+    <w:p>
+      <w:pPr>
+        <w:jc w:val="both"/>
+      </w:pPr>
+      <w:r>
+        <w:t xml:space="preserve">Die Erkennung der Armbewegungen folgt aus der Erkennung von fünf Körperpunkten: Hand und Elenbogen, für links und rechts sowie einem Brustmittelpunkt. Der Körper wird durch Farbkontrast erkannt. Es wurde ein weises Laken als Hintergrund verwendet. Zusätzlich wurden Kopf und Hände erkannt, dazu wird im </w:t>
+      </w:r>
+      <w:hyperlink r:id="rId69" w:history="1">
+        <w:r>
+          <w:rPr>
+            <w:rStyle w:val="Hyperlink"/>
+          </w:rPr>
+          <w:t>YUV</w:t>
+        </w:r>
+        <w:r>
+          <w:rPr>
+            <w:rStyle w:val="Hyperlink"/>
+          </w:rPr>
+          <w:t>-Farbbereich</w:t>
+        </w:r>
+      </w:hyperlink>
+      <w:r>
+        <w:t xml:space="preserve"> (eine alternative zum RGB-Farbbereich) nach Hautfarben gesucht. Mittels Geometrie werden aus den verschiedenen Zonen die besagten fünf Punkte berechnet. Die Erkennung funktionierte zuverlässig mit den 30 FPS, welche die Pi Cam liefert.</w:t>
+      </w:r>
+    </w:p>
+    <w:p>
+      <w:pPr>
+        <w:jc w:val="both"/>
+      </w:pPr>
+    </w:p>
+    <w:p>
+      <w:pPr>
+        <w:jc w:val="both"/>
+      </w:pPr>
+      <w:r>
+        <w:t xml:space="preserve">Interessant für diese Masterarbeit ist, die hohe Performance mit diesem Klassischen Bildverarbeitung Ansatz. Vergleichbare FPS-Werte wurden in KI gestützter </w:t>
+      </w:r>
+      <w:r>
+        <w:t xml:space="preserve">Projekte </w:t>
+      </w:r>
+      <w:r>
+        <w:t>bislang nicht gefunden, welche diese ebenfalls einen Microcomputer als Recheneinheit nutzten.</w:t>
+      </w:r>
+    </w:p>
+    <w:p>
+      <w:pPr>
+        <w:jc w:val="both"/>
+      </w:pPr>
+    </w:p>
+    <w:p>
+      <w:pPr>
+        <w:jc w:val="both"/>
+      </w:pPr>
+      <w:r>
+        <w:t xml:space="preserve">Das Projekt ist ausführlich dokumentiert, mit samt Code </w:t>
+      </w:r>
+      <w:r>
+        <w:t xml:space="preserve">im </w:t>
+      </w:r>
+      <w:hyperlink r:id="rId70" w:history="1">
+        <w:r>
+          <w:rPr>
+            <w:rStyle w:val="Hyperlink"/>
+          </w:rPr>
+          <w:t>Internet</w:t>
+        </w:r>
+      </w:hyperlink>
+      <w:r>
+        <w:t xml:space="preserve"> zu finden</w:t>
+      </w:r>
+      <w:r>
+        <w:t>.</w:t>
+      </w:r>
+    </w:p>
+    <w:p>
+      <w:pPr>
+        <w:jc w:val="both"/>
+      </w:pPr>
+    </w:p>
+    <w:p>
+      <w:pPr>
+        <w:jc w:val="both"/>
+      </w:pPr>
+    </w:p>
+    <w:p>
+      <w:pPr>
+        <w:jc w:val="both"/>
+        <w:rPr>
+          <w:lang w:val="en-US"/>
+        </w:rPr>
+      </w:pPr>
+      <w:r>
+        <w:rPr>
+          <w:lang w:val="en-US"/>
+        </w:rPr>
+        <w:t>Vision-based arm gesture recognition for a long-range human–robot interaction</w:t>
+      </w:r>
+      <w:r>
+        <w:rPr>
+          <w:lang w:val="en-US"/>
+        </w:rPr>
+        <w:t xml:space="preserve"> [</w:t>
+      </w:r>
+      <w:hyperlink w:anchor="Kim_2010" w:history="1">
+        <w:r>
+          <w:rPr>
+            <w:rStyle w:val="Hyperlink"/>
+            <w:lang w:val="en-US"/>
+          </w:rPr>
+          <w:t>Kim_2010</w:t>
+        </w:r>
+      </w:hyperlink>
+      <w:r>
+        <w:rPr>
+          <w:lang w:val="en-US"/>
+        </w:rPr>
+        <w:t>]</w:t>
+      </w:r>
+    </w:p>
+    <w:p>
+      <w:pPr>
+        <w:jc w:val="both"/>
+        <w:rPr>
+          <w:lang w:val="en-US"/>
+        </w:rPr>
+      </w:pPr>
+    </w:p>
+    <w:p>
+      <w:pPr>
+        <w:jc w:val="both"/>
+      </w:pPr>
+      <w:r>
+        <w:t>Das Paper beschreibt ein P</w:t>
+      </w:r>
+      <w:r>
+        <w:t xml:space="preserve">rojekt in welchen klassische Bildverarbeitung zur Gestenerkennung genutzt wird. Erkannt werden fünf verschiedene Gesten, teilweise sind diese dynamisch. Für die Erkennung wird ein 320 x 240 Pixel großes Livebild einer undefinierten 2D-Kamera verarbeitet. </w:t>
+      </w:r>
+      <w:r>
+        <w:t xml:space="preserve">Die Person befindet sich ca. in 5 Meter Entfernung. </w:t>
+      </w:r>
+      <w:r>
+        <w:t xml:space="preserve">Die fünf Gesten werden zu über 97 % richtig erkannt. </w:t>
+      </w:r>
+      <w:r>
+        <w:t>Dafür werden die folgenden Merkmale durch klassische Bildverarbeitung erkannt:</w:t>
+      </w:r>
+    </w:p>
+    <w:p>
+      <w:pPr>
+        <w:jc w:val="both"/>
+      </w:pPr>
+    </w:p>
+    <w:p>
+      <w:pPr>
+        <w:pStyle w:val="Listenabsatz"/>
+        <w:numPr>
+          <w:ilvl w:val="0"/>
+          <w:numId w:val="31"/>
+        </w:numPr>
+        <w:jc w:val="both"/>
+      </w:pPr>
+      <w:r>
+        <w:t>Position der Person</w:t>
+      </w:r>
+      <w:r>
+        <w:t xml:space="preserve"> – mit </w:t>
+      </w:r>
+      <w:hyperlink r:id="rId71" w:history="1">
+        <w:r>
+          <w:rPr>
+            <w:rStyle w:val="Hyperlink"/>
+          </w:rPr>
+          <w:t>Mean-shift Tracking</w:t>
+        </w:r>
+      </w:hyperlink>
+      <w:r>
+        <w:t xml:space="preserve"> </w:t>
+      </w:r>
+    </w:p>
+    <w:p>
+      <w:pPr>
+        <w:pStyle w:val="Listenabsatz"/>
+        <w:numPr>
+          <w:ilvl w:val="0"/>
+          <w:numId w:val="31"/>
+        </w:numPr>
+        <w:jc w:val="both"/>
+      </w:pPr>
+      <w:r>
+        <w:lastRenderedPageBreak/>
+        <w:t>Gesichtslage</w:t>
+      </w:r>
+      <w:r>
+        <w:t xml:space="preserve"> – mit Gesichtserkennung für nah und fern</w:t>
+      </w:r>
+    </w:p>
+    <w:p>
+      <w:pPr>
+        <w:pStyle w:val="Listenabsatz"/>
+        <w:numPr>
+          <w:ilvl w:val="0"/>
+          <w:numId w:val="31"/>
+        </w:numPr>
+        <w:jc w:val="both"/>
+      </w:pPr>
+      <w:r>
+        <w:t>Omega-Form</w:t>
+      </w:r>
+      <w:r>
+        <w:t xml:space="preserve"> – typisch menschliche Formen werden abgeglichen </w:t>
+      </w:r>
+    </w:p>
+    <w:p>
+      <w:pPr>
+        <w:pStyle w:val="Listenabsatz"/>
+        <w:numPr>
+          <w:ilvl w:val="0"/>
+          <w:numId w:val="31"/>
+        </w:numPr>
+        <w:jc w:val="both"/>
+      </w:pPr>
+      <w:r>
+        <w:t>Bewegungsmuster der Arme</w:t>
+      </w:r>
+      <w:r>
+        <w:t xml:space="preserve"> – </w:t>
+      </w:r>
+      <w:hyperlink r:id="rId72" w:history="1">
+        <w:r>
+          <w:rPr>
+            <w:rStyle w:val="Hyperlink"/>
+          </w:rPr>
+          <w:t>Background Subtraktion</w:t>
+        </w:r>
+      </w:hyperlink>
+      <w:r>
+        <w:t xml:space="preserve"> </w:t>
+      </w:r>
+    </w:p>
+    <w:p>
+      <w:pPr>
+        <w:pStyle w:val="Listenabsatz"/>
+        <w:numPr>
+          <w:ilvl w:val="0"/>
+          <w:numId w:val="31"/>
+        </w:numPr>
+        <w:jc w:val="both"/>
+      </w:pPr>
+      <w:r>
+        <w:t>Form der Armblöcke</w:t>
+      </w:r>
+      <w:r>
+        <w:t xml:space="preserve"> – Abgleich mit Formvorlagen </w:t>
+      </w:r>
+    </w:p>
+    <w:p>
+      <w:pPr>
+        <w:jc w:val="both"/>
+      </w:pPr>
+    </w:p>
+    <w:p>
+      <w:pPr>
+        <w:jc w:val="both"/>
+      </w:pPr>
+      <w:r>
+        <w:t xml:space="preserve">Für diese Masterarbeit ist es relevant, dass hier eine niedrige Bildauflösung ausreichend war um einen Die Bewegungen einer 5 Meter entfernten Person zu Klassifizieren. Weiterhin beschreibt das Paper ein etwas </w:t>
+      </w:r>
+      <w:r>
+        <w:t>k</w:t>
+      </w:r>
+      <w:r>
+        <w:t xml:space="preserve">omplexeres Fortgehen mittels </w:t>
+      </w:r>
+      <w:r>
+        <w:t>k</w:t>
+      </w:r>
+      <w:r>
+        <w:t>lassischer Bildverarbeitung und ohne die Hilfe von Requisiten.</w:t>
+      </w:r>
+      <w:r>
+        <w:t xml:space="preserve"> Mit komplex ist gemeint das hier Mehrere klassische Verfahren zielführend kombiniert werden. Die Nutzung von Klassischer Bildverarbeitung ist für diese Masterarbeit denkbar. </w:t>
+      </w:r>
+    </w:p>
+    <w:p>
+      <w:pPr>
+        <w:jc w:val="both"/>
+      </w:pPr>
+    </w:p>
+    <w:p>
+      <w:pPr>
+        <w:jc w:val="both"/>
+      </w:pPr>
+    </w:p>
+    <w:p>
+      <w:pPr>
+        <w:jc w:val="both"/>
+      </w:pPr>
+      <w:r>
+        <w:t>Weitere Projekte mit klassischer Bildverarbeitung:</w:t>
+      </w:r>
+    </w:p>
+    <w:p>
+      <w:pPr>
+        <w:jc w:val="both"/>
+      </w:pPr>
+    </w:p>
+    <w:p>
+      <w:pPr>
+        <w:jc w:val="both"/>
+      </w:pPr>
+      <w:r>
+        <w:tab/>
+        <w:t>Computermaussteuerung mit Handgesten</w:t>
+      </w:r>
+    </w:p>
+    <w:p>
+      <w:pPr>
+        <w:jc w:val="both"/>
+      </w:pPr>
+      <w:r>
+        <w:tab/>
+      </w:r>
+      <w:hyperlink r:id="rId73" w:history="1">
+        <w:r>
+          <w:rPr>
+            <w:rStyle w:val="Hyperlink"/>
+          </w:rPr>
+          <w:t>https://gog</w:t>
+        </w:r>
+        <w:r>
+          <w:rPr>
+            <w:rStyle w:val="Hyperlink"/>
+          </w:rPr>
+          <w:t>u</w:t>
+        </w:r>
+        <w:r>
+          <w:rPr>
+            <w:rStyle w:val="Hyperlink"/>
+          </w:rPr>
+          <w:t>lilango.com/software/hand-gesture-recognition-p1</w:t>
+        </w:r>
+      </w:hyperlink>
+    </w:p>
+    <w:p>
+      <w:pPr>
+        <w:jc w:val="both"/>
+      </w:pPr>
+      <w:r>
+        <w:tab/>
+      </w:r>
+    </w:p>
+    <w:p>
+      <w:pPr>
+        <w:ind w:left="708"/>
+        <w:jc w:val="both"/>
+      </w:pPr>
+      <w:r>
+        <w:t>Robotersteuerung mit Handbewegungen</w:t>
+      </w:r>
+    </w:p>
+    <w:p>
+      <w:pPr>
+        <w:ind w:left="708"/>
+        <w:jc w:val="both"/>
+      </w:pPr>
+      <w:hyperlink r:id="rId74" w:history="1">
+        <w:r>
+          <w:rPr>
+            <w:rStyle w:val="Hyperlink"/>
+          </w:rPr>
+          <w:t>https://www.electromaker.io/project/view/gesture-controlled-robotic-arm-using-arduino-and-opencv</w:t>
+        </w:r>
+      </w:hyperlink>
+    </w:p>
+    <w:p>
+      <w:pPr>
+        <w:jc w:val="both"/>
+      </w:pPr>
+    </w:p>
+    <w:p>
+      <w:pPr>
+        <w:jc w:val="both"/>
+      </w:pPr>
+    </w:p>
+    <w:p>
+      <w:pPr>
+        <w:jc w:val="both"/>
+      </w:pPr>
+    </w:p>
+    <w:p>
+      <w:pPr>
+        <w:jc w:val="both"/>
+      </w:pPr>
+      <w:r>
+        <w:t xml:space="preserve">Weitere KI gestützte Bildverarbeitung Projekte auf einem </w:t>
+      </w:r>
+      <w:r>
+        <w:t xml:space="preserve">Raspberry </w:t>
+      </w:r>
+      <w:r>
+        <w:t>Pi</w:t>
+      </w:r>
+      <w:r>
+        <w:t>:</w:t>
+      </w:r>
+    </w:p>
+    <w:p>
+      <w:pPr>
+        <w:jc w:val="both"/>
+      </w:pPr>
+      <w:r>
+        <w:tab/>
+      </w:r>
+    </w:p>
+    <w:p>
+      <w:pPr>
+        <w:jc w:val="both"/>
+      </w:pPr>
+      <w:r>
+        <w:tab/>
+        <w:t>Körperpunkte erkennen</w:t>
+      </w:r>
+    </w:p>
+    <w:p>
+      <w:pPr>
+        <w:jc w:val="both"/>
+      </w:pPr>
+      <w:r>
+        <w:tab/>
+      </w:r>
+      <w:hyperlink r:id="rId75" w:history="1">
+        <w:r>
+          <w:rPr>
+            <w:rStyle w:val="Hyperlink"/>
+          </w:rPr>
+          <w:t>https://www.youtube.com/watch?v=yuZMygsc7-s</w:t>
+        </w:r>
+      </w:hyperlink>
+    </w:p>
+    <w:p>
+      <w:pPr>
+        <w:ind w:firstLine="708"/>
+        <w:jc w:val="both"/>
+      </w:pPr>
+      <w:hyperlink r:id="rId76" w:history="1">
+        <w:r>
+          <w:rPr>
+            <w:rStyle w:val="Hyperlink"/>
+          </w:rPr>
+          <w:t>https://github.com/freedomwebtech/mediapipe_pose</w:t>
+        </w:r>
+      </w:hyperlink>
+    </w:p>
+    <w:p>
+      <w:pPr>
+        <w:ind w:firstLine="708"/>
+        <w:jc w:val="both"/>
+      </w:pPr>
+    </w:p>
+    <w:p>
+      <w:pPr>
+        <w:ind w:firstLine="708"/>
+        <w:jc w:val="both"/>
+      </w:pPr>
+    </w:p>
+    <w:p>
+      <w:pPr>
+        <w:jc w:val="both"/>
+      </w:pPr>
+    </w:p>
+    <w:p>
+      <w:pPr>
+        <w:jc w:val="both"/>
+      </w:pPr>
+    </w:p>
+    <w:p>
+      <w:pPr>
+        <w:jc w:val="both"/>
+      </w:pPr>
+      <w:r>
+        <w:t>….</w:t>
+      </w:r>
+    </w:p>
+    <w:p>
+      <w:pPr>
+        <w:jc w:val="both"/>
+      </w:pPr>
+    </w:p>
+    <w:p>
+      <w:pPr>
+        <w:jc w:val="both"/>
+      </w:pPr>
+    </w:p>
+    <w:p>
+      <w:pPr>
+        <w:jc w:val="both"/>
+      </w:pPr>
+      <w:r>
+        <w:t xml:space="preserve">Wertere Projekte mit einem Jetson und KI gestützter </w:t>
+      </w:r>
+      <w:r>
+        <w:t xml:space="preserve">Echtzeit </w:t>
+      </w:r>
+      <w:r>
+        <w:t>Bildverarbeitung in Python:</w:t>
+      </w:r>
+    </w:p>
+    <w:p>
+      <w:pPr>
+        <w:jc w:val="both"/>
+      </w:pPr>
+    </w:p>
+    <w:p>
+      <w:pPr>
+        <w:jc w:val="both"/>
+      </w:pPr>
+      <w:r>
+        <w:tab/>
+      </w:r>
+      <w:proofErr w:type="spellStart"/>
+      <w:r>
+        <w:rPr>
+          <w:rStyle w:val="Buchtitel"/>
+        </w:rPr>
+        <w:t>trt_pose</w:t>
+      </w:r>
+      <w:proofErr w:type="spellEnd"/>
+      <w:r>
+        <w:t xml:space="preserve">  </w:t>
+      </w:r>
+    </w:p>
+    <w:p>
+      <w:pPr>
+        <w:pStyle w:val="Listenabsatz"/>
+        <w:jc w:val="both"/>
+      </w:pPr>
+      <w:r>
+        <w:t>S</w:t>
+      </w:r>
+      <w:r>
+        <w:t>chätzung</w:t>
+      </w:r>
+      <w:r>
+        <w:t xml:space="preserve"> der Körperhaltung mit Gelenk- und Schlüsselpunkte</w:t>
+      </w:r>
+    </w:p>
+    <w:p>
+      <w:pPr>
+        <w:ind w:firstLine="708"/>
+        <w:jc w:val="both"/>
+      </w:pPr>
+      <w:hyperlink r:id="rId77" w:history="1">
+        <w:r>
+          <w:rPr>
+            <w:rStyle w:val="Hyperlink"/>
+          </w:rPr>
+          <w:t>https://github.com/NVIDIA-AI-IOT/trt_pose</w:t>
+        </w:r>
+      </w:hyperlink>
+    </w:p>
+    <w:p>
+      <w:pPr>
+        <w:ind w:firstLine="708"/>
+        <w:jc w:val="both"/>
+      </w:pPr>
+    </w:p>
+    <w:p>
+      <w:pPr>
+        <w:ind w:firstLine="708"/>
+        <w:jc w:val="both"/>
+        <w:rPr>
+          <w:rStyle w:val="Buchtitel"/>
+        </w:rPr>
+      </w:pPr>
+      <w:r>
+        <w:rPr>
+          <w:rStyle w:val="Buchtitel"/>
+        </w:rPr>
+        <w:t xml:space="preserve">Fingers </w:t>
+      </w:r>
+      <w:proofErr w:type="spellStart"/>
+      <w:r>
+        <w:rPr>
+          <w:rStyle w:val="Buchtitel"/>
+        </w:rPr>
+        <w:t>Gesture</w:t>
+      </w:r>
+      <w:proofErr w:type="spellEnd"/>
+      <w:r>
+        <w:rPr>
+          <w:rStyle w:val="Buchtitel"/>
+        </w:rPr>
+        <w:t xml:space="preserve"> Robot Control</w:t>
+      </w:r>
+      <w:r>
+        <w:rPr>
+          <w:rStyle w:val="Buchtitel"/>
+        </w:rPr>
+        <w:t xml:space="preserve">  </w:t>
+      </w:r>
+    </w:p>
+    <w:p>
+      <w:pPr>
+        <w:ind w:firstLine="708"/>
+        <w:jc w:val="both"/>
+      </w:pPr>
+      <w:r>
+        <w:t>Zwei-Fingergesten</w:t>
+      </w:r>
+      <w:r>
+        <w:t xml:space="preserve"> Steuern einen Roboter</w:t>
+      </w:r>
+    </w:p>
+    <w:p>
+      <w:pPr>
+        <w:ind w:left="708"/>
+        <w:jc w:val="both"/>
+      </w:pPr>
+      <w:hyperlink r:id="rId78" w:history="1">
+        <w:r>
+          <w:rPr>
+            <w:rStyle w:val="Hyperlink"/>
+          </w:rPr>
+          <w:t>https://developer.nvidia.com/embedded/community/jetson-projects/ros_finger_controlled_robot_arm</w:t>
+        </w:r>
+      </w:hyperlink>
+    </w:p>
+    <w:p>
+      <w:pPr>
+        <w:ind w:firstLine="708"/>
+        <w:jc w:val="both"/>
+      </w:pPr>
+    </w:p>
+    <w:p>
+      <w:pPr>
+        <w:ind w:firstLine="708"/>
+        <w:jc w:val="both"/>
+        <w:rPr>
+          <w:rStyle w:val="Buchtitel"/>
+          <w:lang w:val="en-US"/>
+        </w:rPr>
+      </w:pPr>
+      <w:r>
+        <w:rPr>
+          <w:rStyle w:val="Buchtitel"/>
+          <w:lang w:val="en-US"/>
+        </w:rPr>
+        <w:t>Hand Gesture Recognition on Jetson Nano</w:t>
+      </w:r>
+    </w:p>
+    <w:p>
+      <w:pPr>
+        <w:ind w:firstLine="708"/>
+        <w:jc w:val="both"/>
+      </w:pPr>
+      <w:r>
+        <w:t xml:space="preserve">Erkennung und </w:t>
+      </w:r>
+      <w:proofErr w:type="spellStart"/>
+      <w:r>
+        <w:t>benennung</w:t>
+      </w:r>
+      <w:proofErr w:type="spellEnd"/>
+      <w:r>
+        <w:t xml:space="preserve"> verschiedener H</w:t>
+      </w:r>
+      <w:r>
+        <w:t>andgesten</w:t>
+      </w:r>
+    </w:p>
+    <w:p>
+      <w:pPr>
+        <w:ind w:firstLine="708"/>
+        <w:jc w:val="both"/>
+      </w:pPr>
+      <w:hyperlink r:id="rId79" w:history="1">
         <w:r>
           <w:rPr>
             <w:rStyle w:val="Hyperlink"/>
@@ -13015,84 +14579,50 @@
     </w:p>
     <w:p>
       <w:pPr>
-        <w:jc w:val="both"/>
-      </w:pPr>
-    </w:p>
-    <w:p>
-      <w:pPr>
-        <w:jc w:val="both"/>
-      </w:pPr>
-      <w:proofErr w:type="spellStart"/>
-      <w:r>
-        <w:t>raspbery</w:t>
-      </w:r>
-      <w:proofErr w:type="spellEnd"/>
-      <w:r>
-        <w:t xml:space="preserve"> </w:t>
-      </w:r>
-      <w:proofErr w:type="spellStart"/>
-      <w:r>
-        <w:t>pi</w:t>
-      </w:r>
-      <w:proofErr w:type="spellEnd"/>
-      <w:r>
-        <w:t xml:space="preserve"> </w:t>
-      </w:r>
-      <w:proofErr w:type="spellStart"/>
-      <w:r>
-        <w:t>projekte</w:t>
-      </w:r>
-      <w:proofErr w:type="spellEnd"/>
-      <w:r>
-        <w:t>:</w:t>
-      </w:r>
-    </w:p>
-    <w:p>
-      <w:pPr>
-        <w:jc w:val="both"/>
-      </w:pPr>
-      <w:r>
-        <w:t>….</w:t>
-      </w:r>
-    </w:p>
-    <w:p>
-      <w:pPr>
-        <w:jc w:val="both"/>
-      </w:pPr>
-    </w:p>
-    <w:p>
-      <w:pPr>
-        <w:jc w:val="both"/>
-      </w:pPr>
-    </w:p>
-    <w:p>
-      <w:pPr>
-        <w:jc w:val="both"/>
-      </w:pPr>
-    </w:p>
-    <w:p>
-      <w:pPr>
-        <w:jc w:val="both"/>
-      </w:pPr>
-    </w:p>
-    <w:p>
-      <w:pPr>
-        <w:jc w:val="both"/>
-      </w:pPr>
-      <w:r>
-        <w:t>Weitere Projekte mit Python 3 und Gestenerkennung oder Körperwinkelmessung KI gestützter Bildverarbeitung, mit einer 2D-Webcam und Systemübergreifender Kompatibilität, z.B. durch Webbrowserapplikation. Auch dokumentiert und Open Sauce auf GitHub:</w:t>
-      </w:r>
-    </w:p>
-    <w:p>
-      <w:pPr>
-        <w:jc w:val="both"/>
-      </w:pPr>
-    </w:p>
-    <w:p>
-      <w:pPr>
         <w:ind w:firstLine="708"/>
         <w:jc w:val="both"/>
       </w:pPr>
+    </w:p>
+    <w:p>
+      <w:pPr>
+        <w:ind w:firstLine="708"/>
+        <w:jc w:val="both"/>
+      </w:pPr>
+    </w:p>
+    <w:p>
+      <w:pPr>
+        <w:ind w:firstLine="708"/>
+        <w:jc w:val="both"/>
+      </w:pPr>
+    </w:p>
+    <w:p>
+      <w:pPr>
+        <w:jc w:val="both"/>
+      </w:pPr>
+    </w:p>
+    <w:p>
+      <w:pPr>
+        <w:jc w:val="both"/>
+      </w:pPr>
+    </w:p>
+    <w:p>
+      <w:pPr>
+        <w:jc w:val="both"/>
+      </w:pPr>
+      <w:r>
+        <w:t>Weitere Projekte mit Python 3 und Gestenerkennung oder Körperwinkelmessung KI gestützter Bildverarbeitung, mit einer 2D-Webcam und Systemübergreifender Kompatibilität, z.B. durch Webbrowserapplikation. Auch dokumentiert und Open Sauce auf GitHub:</w:t>
+      </w:r>
+    </w:p>
+    <w:p>
+      <w:pPr>
+        <w:jc w:val="both"/>
+      </w:pPr>
+    </w:p>
+    <w:p>
+      <w:pPr>
+        <w:ind w:firstLine="708"/>
+        <w:jc w:val="both"/>
+      </w:pPr>
       <w:r>
         <w:t>“</w:t>
       </w:r>
@@ -13125,7 +14655,7 @@
           <w:lang w:val="en-US"/>
         </w:rPr>
       </w:pPr>
-      <w:hyperlink r:id="rId67" w:history="1">
+      <w:hyperlink r:id="rId80" w:history="1">
         <w:r>
           <w:rPr>
             <w:rStyle w:val="IntensiverVerweis"/>
@@ -13445,11 +14975,16 @@
         <w:t>Der</w:t>
       </w:r>
       <w:r>
-        <w:t>/ die</w:t>
+        <w:t xml:space="preserve">/ </w:t>
+      </w:r>
+      <w:proofErr w:type="gramStart"/>
+      <w:r>
+        <w:t>die</w:t>
       </w:r>
       <w:r>
         <w:t xml:space="preserve"> Student</w:t>
       </w:r>
+      <w:proofErr w:type="gramEnd"/>
       <w:r>
         <w:t>/ in</w:t>
       </w:r>
@@ -13574,7 +15109,15 @@
         <w:t>Inhalt</w:t>
       </w:r>
       <w:r>
-        <w:t xml:space="preserve"> (was ist die „Erkenntnis“?, wie gut wird die Thematik herausgearbeitet?), </w:t>
+        <w:t xml:space="preserve"> (was ist die „Erkenntnis</w:t>
+      </w:r>
+      <w:proofErr w:type="gramStart"/>
+      <w:r>
+        <w:t>“?,</w:t>
+      </w:r>
+      <w:proofErr w:type="gramEnd"/>
+      <w:r>
+        <w:t xml:space="preserve"> wie gut wird die Thematik herausgearbeitet?), </w:t>
       </w:r>
       <w:r>
         <w:rPr>
@@ -13592,7 +15135,23 @@
         <w:t>Arbeitsweise</w:t>
       </w:r>
       <w:r>
-        <w:t xml:space="preserve"> (wie wird die vorhandene Literatur verwertet?, wie ist der Schreibstil?,) und </w:t>
+        <w:t xml:space="preserve"> (wie wird die vorhandene Literatur </w:t>
+      </w:r>
+      <w:proofErr w:type="gramStart"/>
+      <w:r>
+        <w:t>verwertet?,</w:t>
+      </w:r>
+      <w:proofErr w:type="gramEnd"/>
+      <w:r>
+        <w:t xml:space="preserve"> wie ist der </w:t>
+      </w:r>
+      <w:proofErr w:type="gramStart"/>
+      <w:r>
+        <w:t>Schreibstil?,</w:t>
+      </w:r>
+      <w:proofErr w:type="gramEnd"/>
+      <w:r>
+        <w:t xml:space="preserve">) und </w:t>
       </w:r>
       <w:r>
         <w:rPr>
@@ -13604,11 +15163,16 @@
         <w:t xml:space="preserve"> (wie ist der „Aufbau“?) der Arbeit haben. Es ist daher von hoher Bedeutung, dass sich </w:t>
       </w:r>
       <w:r>
-        <w:t xml:space="preserve">der/die </w:t>
+        <w:t>der/</w:t>
+      </w:r>
+      <w:proofErr w:type="gramStart"/>
+      <w:r>
+        <w:t xml:space="preserve">die </w:t>
       </w:r>
       <w:r>
         <w:t>Student</w:t>
       </w:r>
+      <w:proofErr w:type="gramEnd"/>
       <w:r>
         <w:t>*in</w:t>
       </w:r>
@@ -14163,7 +15727,15 @@
         <w:t>einem</w:t>
       </w:r>
       <w:r>
-        <w:t xml:space="preserve"> Gliederungspunkt). Eine Gliederung muss konsistent sein. Keine Artikel, keine Sätze. Kurze und knappe Überschriften. Eine gute Gliederung zu erarbeiten kostet Zeit. Die Gliederung ist die „Visitenkarte“ der Arbeit. Nehmen Sie sich Zeit. Auf jeder eröffneten Glie</w:t>
+        <w:t xml:space="preserve"> Gliederungspunkt). Eine Gliederung muss konsistent sein. Keine Artikel, keine Sätze. Kurze und knappe Überschriften. Eine gute Gliederung zu </w:t>
+      </w:r>
+      <w:proofErr w:type="gramStart"/>
+      <w:r>
+        <w:t>erarbeiten</w:t>
+      </w:r>
+      <w:proofErr w:type="gramEnd"/>
+      <w:r>
+        <w:t xml:space="preserve"> kostet Zeit. Die Gliederung ist die „Visitenkarte“ der Arbeit. Nehmen Sie sich Zeit. Auf jeder eröffneten Glie</w:t>
       </w:r>
       <w:r>
         <w:softHyphen/>
@@ -14501,7 +16073,15 @@
         <w:footnoteReference w:id="3"/>
       </w:r>
       <w:r>
-        <w:t xml:space="preserve"> An Satzanfängen und in Überschriften ist statt der Abkürzungen der ausgeschrie</w:t>
+        <w:t xml:space="preserve"> An Satzanfängen und in Überschriften </w:t>
+      </w:r>
+      <w:proofErr w:type="gramStart"/>
+      <w:r>
+        <w:t>ist</w:t>
+      </w:r>
+      <w:proofErr w:type="gramEnd"/>
+      <w:r>
+        <w:t xml:space="preserve"> statt der Abkürzungen der ausgeschrie</w:t>
       </w:r>
       <w:r>
         <w:softHyphen/>
@@ -14551,15 +16131,7 @@
         <w:pStyle w:val="GrundtextAufzhlung"/>
       </w:pPr>
       <w:r>
-        <w:t xml:space="preserve">Auf die Einführung von Symbolen ist zu verzichten, wenn ein Objekt in einem bestimmten Text nur </w:t>
-      </w:r>
-      <w:proofErr w:type="spellStart"/>
-      <w:r>
-        <w:t>ein Mal</w:t>
-      </w:r>
-      <w:proofErr w:type="spellEnd"/>
-      <w:r>
-        <w:t xml:space="preserve"> erscheint und auch nur kurz danach auf dieses Objekt zurückgegriffen wird.</w:t>
+        <w:t>Auf die Einführung von Symbolen ist zu verzichten, wenn ein Objekt in einem bestimmten Text nur ein Mal erscheint und auch nur kurz danach auf dieses Objekt zurückgegriffen wird.</w:t>
       </w:r>
     </w:p>
     <w:p>
@@ -14666,7 +16238,15 @@
       </w:r>
       <w:r>
         <w:softHyphen/>
-        <w:t>schieben‘ –insbesondere wenn der Definition eine umfangreiche Bedeutungs</w:t>
+        <w:t>schieben‘ –</w:t>
+      </w:r>
+      <w:proofErr w:type="gramStart"/>
+      <w:r>
+        <w:t>insbesondere</w:t>
+      </w:r>
+      <w:proofErr w:type="gramEnd"/>
+      <w:r>
+        <w:t xml:space="preserve"> wenn der Definition eine umfangreiche Bedeutungs</w:t>
       </w:r>
       <w:r>
         <w:softHyphen/>
@@ -14767,7 +16347,15 @@
         <w:t>ss</w:t>
       </w:r>
       <w:r>
-        <w:t xml:space="preserve">. Alle Aussagen sind zu erläutern, zu begründen oder zu belegen. Beispielsweise ist es nicht „erlaubt“ Behauptungen aufzustellen die der Autor nicht selbst belegen kann. Beispiel: „Eine zunehmende </w:t>
+        <w:t xml:space="preserve">. Alle Aussagen sind zu erläutern, zu begründen oder zu belegen. Beispielsweise ist es nicht „erlaubt“ Behauptungen </w:t>
+      </w:r>
+      <w:proofErr w:type="gramStart"/>
+      <w:r>
+        <w:t>aufzustellen</w:t>
+      </w:r>
+      <w:proofErr w:type="gramEnd"/>
+      <w:r>
+        <w:t xml:space="preserve"> die der Autor nicht selbst belegen kann. Beispiel: „Eine zunehmende </w:t>
       </w:r>
       <w:r>
         <w:t>Urbani</w:t>
@@ -15242,15 +16830,7 @@
         <w:pStyle w:val="GrundtextAufzhlung"/>
       </w:pPr>
       <w:r>
-        <w:t xml:space="preserve">Ein Fachbegriff darf in einer Arbeit nur </w:t>
-      </w:r>
-      <w:proofErr w:type="spellStart"/>
-      <w:r>
-        <w:t>ein Mal</w:t>
-      </w:r>
-      <w:proofErr w:type="spellEnd"/>
-      <w:r>
-        <w:t xml:space="preserve"> definiert werden.</w:t>
+        <w:t>Ein Fachbegriff darf in einer Arbeit nur ein Mal definiert werden.</w:t>
       </w:r>
     </w:p>
     <w:p>
@@ -15402,7 +16982,15 @@
       </w:pPr>
       <w:r>
         <w:lastRenderedPageBreak/>
-        <w:t xml:space="preserve">Generell gilt, dass einerseits jeweils die aktuellste Information zu verwenden ist, also z. B. die neueste Auflage eines Buches. Andererseits sind stets die Originalquellen zu zitieren. Wird z. B. in einem Buch zu Datenmodellen das Entity-Relationship-Modell erläutert und auf einen Aufsatz von </w:t>
+        <w:t xml:space="preserve">Generell gilt, dass einerseits jeweils die </w:t>
+      </w:r>
+      <w:proofErr w:type="gramStart"/>
+      <w:r>
+        <w:t>aktuellste</w:t>
+      </w:r>
+      <w:proofErr w:type="gramEnd"/>
+      <w:r>
+        <w:t xml:space="preserve"> Information zu verwenden ist, also z. B. die neueste Auflage eines Buches. Andererseits sind stets die Originalquellen zu zitieren. Wird z. B. in einem Buch zu Datenmodellen das Entity-Relationship-Modell erläutert und auf einen Aufsatz von </w:t>
       </w:r>
       <w:r>
         <w:rPr>
@@ -15752,11 +17340,35 @@
       </w:r>
       <w:r>
         <w:softHyphen/>
-        <w:t>fassers [....]“ sind folglich sparsam einzusetzen. Lassen sich ausdrückliche Stellung</w:t>
+        <w:t xml:space="preserve">fassers </w:t>
+      </w:r>
+      <w:proofErr w:type="gramStart"/>
+      <w:r>
+        <w:t>[....</w:t>
+      </w:r>
+      <w:proofErr w:type="gramEnd"/>
+      <w:r>
+        <w:t>]“ sind folglich sparsam einzusetzen. Lassen sich ausdrückliche Stellung</w:t>
       </w:r>
       <w:r>
         <w:softHyphen/>
-        <w:t>nahmen in Einzelfällen nicht vermeiden, ist statt der ‚Ich‘- oder ‚Wir‘-Form („[...] Ich bin der Meinung [....]“, „[...] Wir widersprechen der Auffassung [....]“ o. ä.) eine Passiv-Konstruktion für die Formulierung zu verwenden, z. B. „[...] Es ist festzuhalten/zu berück</w:t>
+        <w:t xml:space="preserve">nahmen in Einzelfällen nicht vermeiden, ist statt der ‚Ich‘- oder ‚Wir‘-Form („[...] Ich bin der Meinung </w:t>
+      </w:r>
+      <w:proofErr w:type="gramStart"/>
+      <w:r>
+        <w:t>[....</w:t>
+      </w:r>
+      <w:proofErr w:type="gramEnd"/>
+      <w:r>
+        <w:t xml:space="preserve">]“, „[...] Wir widersprechen der Auffassung </w:t>
+      </w:r>
+      <w:proofErr w:type="gramStart"/>
+      <w:r>
+        <w:t>[....</w:t>
+      </w:r>
+      <w:proofErr w:type="gramEnd"/>
+      <w:r>
+        <w:t>]“ o. ä.) eine Passiv-Konstruktion für die Formulierung zu verwenden, z. B. „[...] Es ist festzuhalten/zu berück</w:t>
       </w:r>
       <w:r>
         <w:softHyphen/>
@@ -15776,7 +17388,23 @@
       </w:r>
       <w:r>
         <w:softHyphen/>
-        <w:t>fügen [....]“, „[...] Dieser Auffassung ist entgegenzuhalten [....]“.</w:t>
+        <w:t xml:space="preserve">fügen </w:t>
+      </w:r>
+      <w:proofErr w:type="gramStart"/>
+      <w:r>
+        <w:t>[....</w:t>
+      </w:r>
+      <w:proofErr w:type="gramEnd"/>
+      <w:r>
+        <w:t xml:space="preserve">]“, „[...] Dieser Auffassung ist entgegenzuhalten </w:t>
+      </w:r>
+      <w:proofErr w:type="gramStart"/>
+      <w:r>
+        <w:t>[....</w:t>
+      </w:r>
+      <w:proofErr w:type="gramEnd"/>
+      <w:r>
+        <w:t>]“.</w:t>
       </w:r>
       <w:r>
         <w:rPr>
@@ -16164,12 +17792,17 @@
       <w:pPr>
         <w:pStyle w:val="GrundtextSQL"/>
       </w:pPr>
+      <w:proofErr w:type="gramStart"/>
       <w:r>
         <w:t>FROM</w:t>
       </w:r>
       <w:r>
         <w:tab/>
-        <w:t>Kunde, Bestellung, Lieferant</w:t>
+        <w:t>Kunde</w:t>
+      </w:r>
+      <w:proofErr w:type="gramEnd"/>
+      <w:r>
+        <w:t>, Bestellung, Lieferant</w:t>
       </w:r>
     </w:p>
     <w:p>
@@ -16285,23 +17918,7 @@
       </w:r>
       <w:r>
         <w:softHyphen/>
-        <w:t xml:space="preserve">stand zwischen ihnen auf </w:t>
-      </w:r>
-      <w:proofErr w:type="spellStart"/>
-      <w:r>
-        <w:t>Null</w:t>
-      </w:r>
-      <w:proofErr w:type="spellEnd"/>
-      <w:r>
-        <w:t xml:space="preserve"> zu setzen. Bildet eine Überschrift den Seitenbeginn, ist auf die gleiche Weise der Abstand vor der Überschrift auf </w:t>
-      </w:r>
-      <w:proofErr w:type="spellStart"/>
-      <w:r>
-        <w:t>Null</w:t>
-      </w:r>
-      <w:proofErr w:type="spellEnd"/>
-      <w:r>
-        <w:t xml:space="preserve"> einzustellen.</w:t>
+        <w:t>stand zwischen ihnen auf Null zu setzen. Bildet eine Überschrift den Seitenbeginn, ist auf die gleiche Weise der Abstand vor der Überschrift auf Null einzustellen.</w:t>
       </w:r>
     </w:p>
     <w:p>
@@ -17940,7 +19557,7 @@
                     </pic:cNvPicPr>
                   </pic:nvPicPr>
                   <pic:blipFill>
-                    <a:blip r:embed="rId68" cstate="print"/>
+                    <a:blip r:embed="rId81" cstate="print"/>
                     <a:srcRect/>
                     <a:stretch>
                       <a:fillRect/>
@@ -19229,7 +20846,7 @@
                     </pic:cNvPicPr>
                   </pic:nvPicPr>
                   <pic:blipFill>
-                    <a:blip r:embed="rId69" cstate="print"/>
+                    <a:blip r:embed="rId82" cstate="print"/>
                     <a:srcRect/>
                     <a:stretch>
                       <a:fillRect/>
@@ -19368,20 +20985,36 @@
           <w:rStyle w:val="Grundzfett"/>
           <w:b w:val="0"/>
         </w:rPr>
-        <w:t>Tabellen und Abbildungen des Anhangs werden wie im Haupttext nu</w:t>
-      </w:r>
+        <w:t xml:space="preserve">Tabellen und Abbildungen des Anhangs </w:t>
+      </w:r>
+      <w:proofErr w:type="gramStart"/>
       <w:r>
         <w:rPr>
           <w:rStyle w:val="Grundzfett"/>
           <w:b w:val="0"/>
         </w:rPr>
-        <w:t>m</w:t>
-      </w:r>
+        <w:t>werden</w:t>
+      </w:r>
+      <w:proofErr w:type="gramEnd"/>
       <w:r>
         <w:rPr>
           <w:rStyle w:val="Grundzfett"/>
           <w:b w:val="0"/>
         </w:rPr>
+        <w:t xml:space="preserve"> wie im Haupttext nu</w:t>
+      </w:r>
+      <w:r>
+        <w:rPr>
+          <w:rStyle w:val="Grundzfett"/>
+          <w:b w:val="0"/>
+        </w:rPr>
+        <w:t>m</w:t>
+      </w:r>
+      <w:r>
+        <w:rPr>
+          <w:rStyle w:val="Grundzfett"/>
+          <w:b w:val="0"/>
+        </w:rPr>
         <w:t xml:space="preserve">meriert, jedoch ist unter </w:t>
       </w:r>
       <w:r>
@@ -19472,7 +21105,15 @@
       </w:r>
       <w:r>
         <w:softHyphen/>
-        <w:t>deckt. Konjunktionen wie ‚weil‘, ‚deshal</w:t>
+        <w:t xml:space="preserve">deckt. Konjunktionen wie </w:t>
+      </w:r>
+      <w:proofErr w:type="gramStart"/>
+      <w:r>
+        <w:t>‚</w:t>
+      </w:r>
+      <w:proofErr w:type="gramEnd"/>
+      <w:r>
+        <w:t>weil‘, ‚deshal</w:t>
       </w:r>
       <w:r>
         <w:t>b‘, ‚dadurch‘ verdeutlichen, dass</w:t>
@@ -19543,7 +21184,14 @@
       </w:r>
       <w:r>
         <w:br/>
-        <w:t>Mindestens zwei Gegenstände oder Vorgänge werden gegenübergestellt, um Ge</w:t>
+      </w:r>
+      <w:proofErr w:type="gramStart"/>
+      <w:r>
+        <w:t>Mindestens</w:t>
+      </w:r>
+      <w:proofErr w:type="gramEnd"/>
+      <w:r>
+        <w:t xml:space="preserve"> zwei Gegenstände oder Vorgänge werden gegenübergestellt, um Ge</w:t>
       </w:r>
       <w:r>
         <w:softHyphen/>
@@ -19653,7 +21301,15 @@
         <w:pStyle w:val="Grundtext"/>
       </w:pPr>
       <w:r>
-        <w:t>Das Literaturverzeichnis ist alphabetisch nach den Autorennamen sortiert. Hat ein Autor mehrere Monographien, Zeitschriften oder Sammelbeiträge in einem Jahr publiziert, so werden die Quellen mit dem Jahr und einem Buchstaben ge</w:t>
+        <w:t xml:space="preserve">Das Literaturverzeichnis ist alphabetisch nach den Autorennamen sortiert. Hat ein Autor mehrere </w:t>
+      </w:r>
+      <w:proofErr w:type="gramStart"/>
+      <w:r>
+        <w:t>Monographien</w:t>
+      </w:r>
+      <w:proofErr w:type="gramEnd"/>
+      <w:r>
+        <w:t>, Zeitschriften oder Sammelbeiträge in einem Jahr publiziert, so werden die Quellen mit dem Jahr und einem Buchstaben ge</w:t>
       </w:r>
       <w:r>
         <w:softHyphen/>
@@ -19701,15 +21357,28 @@
       <w:bookmarkStart w:id="182" w:name="Zwischenueberschrift"/>
       <w:bookmarkEnd w:id="182"/>
       <w:r>
-        <w:t>Zitieren einer Monographie</w:t>
-      </w:r>
+        <w:t xml:space="preserve">Zitieren einer </w:t>
+      </w:r>
+      <w:proofErr w:type="gramStart"/>
+      <w:r>
+        <w:t>Monographie</w:t>
+      </w:r>
+      <w:proofErr w:type="gramEnd"/>
     </w:p>
     <w:p>
       <w:pPr>
         <w:pStyle w:val="Grundtext"/>
       </w:pPr>
       <w:r>
-        <w:t>Der Titel einer Monographie ist jeweils vollständig, mit Untertitel, aufzuführen.</w:t>
+        <w:t xml:space="preserve">Der Titel einer </w:t>
+      </w:r>
+      <w:proofErr w:type="gramStart"/>
+      <w:r>
+        <w:t>Monographie</w:t>
+      </w:r>
+      <w:proofErr w:type="gramEnd"/>
+      <w:r>
+        <w:t xml:space="preserve"> ist jeweils vollständig, mit Untertitel, aufzuführen.</w:t>
       </w:r>
     </w:p>
     <w:p>
@@ -19861,19 +21530,34 @@
         <w:rPr>
           <w:highlight w:val="yellow"/>
         </w:rPr>
-        <w:t>{Verlag,}</w:t>
+        <w:t>{Verlag</w:t>
+      </w:r>
+      <w:proofErr w:type="gramStart"/>
+      <w:r>
+        <w:rPr>
+          <w:highlight w:val="yellow"/>
+        </w:rPr>
+        <w:t>,}</w:t>
       </w:r>
       <w:r>
         <w:rPr>
           <w:rStyle w:val="Grundzkursiv"/>
           <w:highlight w:val="yellow"/>
         </w:rPr>
-        <w:t>Erscheinungsort(e)</w:t>
-      </w:r>
-      <w:r>
-        <w:rPr>
+        <w:t>Erscheinungsort</w:t>
+      </w:r>
+      <w:proofErr w:type="gramEnd"/>
+      <w:r>
+        <w:rPr>
+          <w:rStyle w:val="Grundzkursiv"/>
           <w:highlight w:val="yellow"/>
         </w:rPr>
+        <w:t>(e)</w:t>
+      </w:r>
+      <w:r>
+        <w:rPr>
+          <w:highlight w:val="yellow"/>
+        </w:rPr>
         <w:t>.</w:t>
       </w:r>
     </w:p>
@@ -20023,7 +21707,7 @@
         </w:rPr>
         <w:t xml:space="preserve">(aktuelle Fassung liegt i.d.R. auf </w:t>
       </w:r>
-      <w:hyperlink r:id="rId70" w:history="1">
+      <w:hyperlink r:id="rId83" w:history="1">
         <w:r>
           <w:rPr>
             <w:rStyle w:val="Hyperlink"/>
@@ -20671,11 +22355,19 @@
       </w:r>
       <w:proofErr w:type="spellEnd"/>
       <w:r>
-        <w:t> –  Methoden</w:t>
+        <w:t> </w:t>
+      </w:r>
+      <w:proofErr w:type="gramStart"/>
+      <w:r>
+        <w:t>–  Methoden</w:t>
       </w:r>
       <w:r>
         <w:softHyphen/>
-        <w:t>spezifische Gestaltungsempfehlungen für die Informationsmodellierung. Dissertation, Westfälische-Wilhelms-Universität</w:t>
+        <w:t>spezifische</w:t>
+      </w:r>
+      <w:proofErr w:type="gramEnd"/>
+      <w:r>
+        <w:t xml:space="preserve"> Gestaltungsempfehlungen für die Informationsmodellierung. Dissertation, Westfälische-Wilhelms-Universität</w:t>
       </w:r>
       <w:r>
         <w:t>,</w:t>
@@ -20915,7 +22607,21 @@
         <w:rPr>
           <w:lang w:val="en-US"/>
         </w:rPr>
-        <w:t>Kargermann, H. (1996): Accounting as an Management Tool.</w:t>
+        <w:t xml:space="preserve">Kargermann, H. (1996): Accounting as </w:t>
+      </w:r>
+      <w:proofErr w:type="gramStart"/>
+      <w:r>
+        <w:rPr>
+          <w:lang w:val="en-US"/>
+        </w:rPr>
+        <w:t>an</w:t>
+      </w:r>
+      <w:proofErr w:type="gramEnd"/>
+      <w:r>
+        <w:rPr>
+          <w:lang w:val="en-US"/>
+        </w:rPr>
+        <w:t xml:space="preserve"> Management Tool.</w:t>
       </w:r>
       <w:r>
         <w:rPr>
@@ -21250,6 +22956,7 @@
         <w:t xml:space="preserve"> vom </w:t>
       </w:r>
       <w:proofErr w:type="spellStart"/>
+      <w:proofErr w:type="gramStart"/>
       <w:r>
         <w:rPr>
           <w:rStyle w:val="Grundzkursiv"/>
@@ -21284,6 +22991,7 @@
         <w:t>Jahr</w:t>
       </w:r>
       <w:proofErr w:type="spellEnd"/>
+      <w:proofErr w:type="gramEnd"/>
       <w:r>
         <w:rPr>
           <w:highlight w:val="yellow"/>
@@ -21548,7 +23256,7 @@
         </w:rPr>
         <w:t xml:space="preserve"> Internet: </w:t>
       </w:r>
-      <w:hyperlink r:id="rId71" w:history="1">
+      <w:hyperlink r:id="rId84" w:history="1">
         <w:r>
           <w:rPr>
             <w:rStyle w:val="Hyperlink"/>
@@ -21598,7 +23306,7 @@
       <w:r>
         <w:t xml:space="preserve">nline im Internet: </w:t>
       </w:r>
-      <w:hyperlink r:id="rId72" w:history="1">
+      <w:hyperlink r:id="rId85" w:history="1">
         <w:r>
           <w:rPr>
             <w:rStyle w:val="Hyperlink"/>
@@ -21670,7 +23378,7 @@
         </w:rPr>
         <w:t xml:space="preserve"> Internet: </w:t>
       </w:r>
-      <w:hyperlink r:id="rId73" w:history="1">
+      <w:hyperlink r:id="rId86" w:history="1">
         <w:r>
           <w:rPr>
             <w:rStyle w:val="Hyperlink"/>
@@ -21776,7 +23484,7 @@
         </w:rPr>
         <w:t xml:space="preserve">: </w:t>
       </w:r>
-      <w:hyperlink r:id="rId74" w:history="1">
+      <w:hyperlink r:id="rId87" w:history="1">
         <w:r>
           <w:rPr>
             <w:rStyle w:val="Hyperlink"/>
@@ -21857,7 +23565,7 @@
         </w:rPr>
         <w:t xml:space="preserve"> Internet: </w:t>
       </w:r>
-      <w:hyperlink r:id="rId75" w:history="1">
+      <w:hyperlink r:id="rId88" w:history="1">
         <w:r>
           <w:rPr>
             <w:rStyle w:val="Hyperlink"/>
@@ -21919,7 +23627,21 @@
         <w:rPr>
           <w:lang w:val="en-US"/>
         </w:rPr>
-        <w:t> Gesture Controlled Robotic Arm Using Kinect (Simulink Support For Kinect) and Arduino </w:t>
+        <w:t xml:space="preserve"> Gesture Controlled Robotic Arm Using Kinect (Simulink Support </w:t>
+      </w:r>
+      <w:proofErr w:type="gramStart"/>
+      <w:r>
+        <w:rPr>
+          <w:lang w:val="en-US"/>
+        </w:rPr>
+        <w:t>For</w:t>
+      </w:r>
+      <w:proofErr w:type="gramEnd"/>
+      <w:r>
+        <w:rPr>
+          <w:lang w:val="en-US"/>
+        </w:rPr>
+        <w:t xml:space="preserve"> Kinect) and Arduino </w:t>
       </w:r>
       <w:r>
         <w:rPr>
@@ -21941,7 +23663,7 @@
         </w:rPr>
         <w:t xml:space="preserve"> Internet: </w:t>
       </w:r>
-      <w:hyperlink r:id="rId76" w:history="1">
+      <w:hyperlink r:id="rId89" w:history="1">
         <w:r>
           <w:rPr>
             <w:rStyle w:val="Hyperlink"/>
@@ -22108,7 +23830,7 @@
         </w:rPr>
         <w:t xml:space="preserve"> </w:t>
       </w:r>
-      <w:hyperlink r:id="rId77" w:history="1">
+      <w:hyperlink r:id="rId90" w:history="1">
         <w:r>
           <w:rPr>
             <w:rStyle w:val="Hyperlink"/>
@@ -22154,7 +23876,7 @@
       <w:r>
         <w:t xml:space="preserve">Internet: </w:t>
       </w:r>
-      <w:hyperlink r:id="rId78" w:history="1">
+      <w:hyperlink r:id="rId91" w:history="1">
         <w:r>
           <w:rPr>
             <w:rStyle w:val="Hyperlink"/>
@@ -22202,7 +23924,7 @@
         <w:ind w:left="708"/>
         <w:jc w:val="both"/>
       </w:pPr>
-      <w:hyperlink r:id="rId79" w:history="1">
+      <w:hyperlink r:id="rId92" w:history="1">
         <w:r>
           <w:rPr>
             <w:rStyle w:val="Hyperlink"/>
@@ -22213,7 +23935,7 @@
       <w:r>
         <w:t xml:space="preserve">, Link 2: </w:t>
       </w:r>
-      <w:hyperlink r:id="rId80" w:history="1">
+      <w:hyperlink r:id="rId93" w:history="1">
         <w:r>
           <w:rPr>
             <w:rStyle w:val="Hyperlink"/>
@@ -22272,7 +23994,7 @@
         </w:rPr>
         <w:t xml:space="preserve"> Internet: </w:t>
       </w:r>
-      <w:hyperlink r:id="rId81" w:history="1">
+      <w:hyperlink r:id="rId94" w:history="1">
         <w:r>
           <w:rPr>
             <w:rStyle w:val="Hyperlink"/>
@@ -22321,7 +24043,7 @@
       <w:r>
         <w:t xml:space="preserve">rnet: </w:t>
       </w:r>
-      <w:hyperlink r:id="rId82" w:history="1">
+      <w:hyperlink r:id="rId95" w:history="1">
         <w:r>
           <w:rPr>
             <w:rStyle w:val="Hyperlink"/>
@@ -22399,7 +24121,7 @@
         </w:rPr>
         <w:t xml:space="preserve"> Internet: </w:t>
       </w:r>
-      <w:hyperlink r:id="rId83" w:history="1">
+      <w:hyperlink r:id="rId96" w:history="1">
         <w:r>
           <w:rPr>
             <w:rStyle w:val="Hyperlink"/>
@@ -22485,7 +24207,7 @@
       <w:r>
         <w:t xml:space="preserve"> – Online im Internet: </w:t>
       </w:r>
-      <w:hyperlink r:id="rId84" w:history="1">
+      <w:hyperlink r:id="rId97" w:history="1">
         <w:r>
           <w:rPr>
             <w:rStyle w:val="Hyperlink"/>
@@ -22527,7 +24249,7 @@
       <w:r>
         <w:t xml:space="preserve"> – Online im Internet: </w:t>
       </w:r>
-      <w:hyperlink r:id="rId85" w:history="1">
+      <w:hyperlink r:id="rId98" w:history="1">
         <w:r>
           <w:rPr>
             <w:rStyle w:val="Hyperlink"/>
@@ -22536,21 +24258,417 @@
         </w:r>
       </w:hyperlink>
       <w:r>
+        <w:t xml:space="preserve"> (Stand: 30. Juni 2026)</w:t>
+      </w:r>
+      <w:r>
         <w:t xml:space="preserve"> </w:t>
       </w:r>
     </w:p>
     <w:p>
       <w:pPr>
         <w:pStyle w:val="Literatureintrag"/>
-        <w:ind w:left="0" w:firstLine="0"/>
         <w:jc w:val="both"/>
       </w:pPr>
     </w:p>
     <w:p>
       <w:pPr>
         <w:pStyle w:val="Literatureintrag"/>
-        <w:ind w:left="0" w:firstLine="0"/>
         <w:jc w:val="both"/>
+        <w:rPr>
+          <w:lang w:val="en-US"/>
+        </w:rPr>
+      </w:pPr>
+      <w:bookmarkStart w:id="198" w:name="Yeung_2025"/>
+      <w:bookmarkEnd w:id="198"/>
+      <w:r>
+        <w:rPr>
+          <w:lang w:val="en-US"/>
+        </w:rPr>
+        <w:t>Yeung R. (2025):</w:t>
+      </w:r>
+      <w:r>
+        <w:rPr>
+          <w:lang w:val="en-US"/>
+        </w:rPr>
+        <w:t xml:space="preserve"> </w:t>
+      </w:r>
+      <w:r>
+        <w:rPr>
+          <w:lang w:val="en-US"/>
+        </w:rPr>
+        <w:t xml:space="preserve">Robotic Arm Control – Online </w:t>
+      </w:r>
+      <w:proofErr w:type="spellStart"/>
+      <w:r>
+        <w:rPr>
+          <w:lang w:val="en-US"/>
+        </w:rPr>
+        <w:t>im</w:t>
+      </w:r>
+      <w:proofErr w:type="spellEnd"/>
+      <w:r>
+        <w:rPr>
+          <w:lang w:val="en-US"/>
+        </w:rPr>
+        <w:t xml:space="preserve"> Internet: </w:t>
+      </w:r>
+      <w:hyperlink r:id="rId99" w:history="1">
+        <w:r>
+          <w:rPr>
+            <w:rStyle w:val="Hyperlink"/>
+            <w:lang w:val="en-US"/>
+          </w:rPr>
+          <w:t>https://github.com/keyframesfound/robotic-arm</w:t>
+        </w:r>
+      </w:hyperlink>
+      <w:r>
+        <w:rPr>
+          <w:lang w:val="en-US"/>
+        </w:rPr>
+        <w:t xml:space="preserve"> (Stand: 01. Juli 2026)</w:t>
+      </w:r>
+      <w:r>
+        <w:rPr>
+          <w:lang w:val="en-US"/>
+        </w:rPr>
+        <w:t xml:space="preserve"> </w:t>
+      </w:r>
+    </w:p>
+    <w:p>
+      <w:pPr>
+        <w:pStyle w:val="Literatureintrag"/>
+        <w:jc w:val="both"/>
+        <w:rPr>
+          <w:lang w:val="en-US"/>
+        </w:rPr>
+      </w:pPr>
+    </w:p>
+    <w:p>
+      <w:pPr>
+        <w:pStyle w:val="Literatureintrag"/>
+        <w:jc w:val="both"/>
+        <w:rPr>
+          <w:lang w:val="en-US"/>
+        </w:rPr>
+      </w:pPr>
+      <w:bookmarkStart w:id="199" w:name="Make2explore_2022_1"/>
+      <w:bookmarkEnd w:id="199"/>
+      <w:r>
+        <w:rPr>
+          <w:lang w:val="en-US"/>
+        </w:rPr>
+        <w:t>make2explore</w:t>
+      </w:r>
+      <w:r>
+        <w:rPr>
+          <w:lang w:val="en-US"/>
+        </w:rPr>
+        <w:t xml:space="preserve"> (2022): </w:t>
+      </w:r>
+      <w:r>
+        <w:rPr>
+          <w:lang w:val="en-US"/>
+        </w:rPr>
+        <w:t>Pose Estimation on Raspberry Pi</w:t>
+      </w:r>
+      <w:r>
+        <w:rPr>
+          <w:lang w:val="en-US"/>
+        </w:rPr>
+        <w:t xml:space="preserve"> </w:t>
+      </w:r>
+      <w:r>
+        <w:rPr>
+          <w:lang w:val="en-US"/>
+        </w:rPr>
+        <w:t xml:space="preserve">– Online </w:t>
+      </w:r>
+      <w:proofErr w:type="spellStart"/>
+      <w:r>
+        <w:rPr>
+          <w:lang w:val="en-US"/>
+        </w:rPr>
+        <w:t>im</w:t>
+      </w:r>
+      <w:proofErr w:type="spellEnd"/>
+      <w:r>
+        <w:rPr>
+          <w:lang w:val="en-US"/>
+        </w:rPr>
+        <w:t xml:space="preserve"> Internet: </w:t>
+      </w:r>
+      <w:hyperlink r:id="rId100" w:history="1">
+        <w:r>
+          <w:rPr>
+            <w:rStyle w:val="Hyperlink"/>
+            <w:lang w:val="en-US"/>
+          </w:rPr>
+          <w:t>https://www.youtube.com/watch?v=X5MT-_1nXuc</w:t>
+        </w:r>
+      </w:hyperlink>
+      <w:r>
+        <w:rPr>
+          <w:lang w:val="en-US"/>
+        </w:rPr>
+        <w:t xml:space="preserve"> (Stand: 01. Juli 2026)</w:t>
+      </w:r>
+    </w:p>
+    <w:p>
+      <w:pPr>
+        <w:pStyle w:val="Literatureintrag"/>
+        <w:jc w:val="both"/>
+        <w:rPr>
+          <w:lang w:val="en-US"/>
+        </w:rPr>
+      </w:pPr>
+    </w:p>
+    <w:p>
+      <w:pPr>
+        <w:pStyle w:val="Literatureintrag"/>
+        <w:jc w:val="both"/>
+        <w:rPr>
+          <w:lang w:val="en-US"/>
+        </w:rPr>
+      </w:pPr>
+      <w:bookmarkStart w:id="200" w:name="Make2explore_2022_2"/>
+      <w:bookmarkEnd w:id="200"/>
+      <w:r>
+        <w:rPr>
+          <w:lang w:val="en-US"/>
+        </w:rPr>
+        <w:t>make2explore</w:t>
+      </w:r>
+      <w:r>
+        <w:rPr>
+          <w:lang w:val="en-US"/>
+        </w:rPr>
+        <w:t xml:space="preserve"> (2022): </w:t>
+      </w:r>
+      <w:r>
+        <w:rPr>
+          <w:lang w:val="en-US"/>
+        </w:rPr>
+        <w:t>TensorFlow_Lite_Pose_RPi_64-bits</w:t>
+      </w:r>
+      <w:r>
+        <w:rPr>
+          <w:lang w:val="en-US"/>
+        </w:rPr>
+        <w:t xml:space="preserve"> – Online </w:t>
+      </w:r>
+      <w:proofErr w:type="spellStart"/>
+      <w:r>
+        <w:rPr>
+          <w:lang w:val="en-US"/>
+        </w:rPr>
+        <w:t>im</w:t>
+      </w:r>
+      <w:proofErr w:type="spellEnd"/>
+      <w:r>
+        <w:rPr>
+          <w:lang w:val="en-US"/>
+        </w:rPr>
+        <w:t xml:space="preserve"> Internet: </w:t>
+      </w:r>
+      <w:hyperlink r:id="rId101" w:history="1">
+        <w:r>
+          <w:rPr>
+            <w:rStyle w:val="Hyperlink"/>
+            <w:lang w:val="en-US"/>
+          </w:rPr>
+          <w:t>https://github.com/make2explore/RaspberryPi-Pose-Estimation/tree/main/SourceCode/TensorFlow_Lite_Pose_RPi_64-bits</w:t>
+        </w:r>
+      </w:hyperlink>
+      <w:r>
+        <w:rPr>
+          <w:lang w:val="en-US"/>
+        </w:rPr>
+        <w:t xml:space="preserve"> (Stand:01. Juli 2026)</w:t>
+      </w:r>
+    </w:p>
+    <w:p>
+      <w:pPr>
+        <w:pStyle w:val="Literatureintrag"/>
+        <w:jc w:val="both"/>
+        <w:rPr>
+          <w:lang w:val="en-US"/>
+        </w:rPr>
+      </w:pPr>
+    </w:p>
+    <w:p>
+      <w:pPr>
+        <w:pStyle w:val="Literatureintrag"/>
+        <w:jc w:val="both"/>
+        <w:rPr>
+          <w:lang w:val="en-US"/>
+        </w:rPr>
+      </w:pPr>
+      <w:bookmarkStart w:id="201" w:name="Mark_2019"/>
+      <w:bookmarkEnd w:id="201"/>
+      <w:r>
+        <w:rPr>
+          <w:lang w:val="en-US"/>
+        </w:rPr>
+        <w:t xml:space="preserve">Mark Li M., Krech S. (2019): Mimic Robot - ECE5725 Spring 2019 Final Project - Mark Li (mkl53) and Serena Krech (sk2282) – Online </w:t>
+      </w:r>
+      <w:proofErr w:type="spellStart"/>
+      <w:r>
+        <w:rPr>
+          <w:lang w:val="en-US"/>
+        </w:rPr>
+        <w:t>im</w:t>
+      </w:r>
+      <w:proofErr w:type="spellEnd"/>
+      <w:r>
+        <w:rPr>
+          <w:lang w:val="en-US"/>
+        </w:rPr>
+        <w:t xml:space="preserve"> Internet: </w:t>
+      </w:r>
+      <w:hyperlink r:id="rId102" w:history="1">
+        <w:r>
+          <w:rPr>
+            <w:rStyle w:val="Hyperlink"/>
+            <w:lang w:val="en-US"/>
+          </w:rPr>
+          <w:t>https://courses.ece.cornell.edu/ece5990/ECE5725_Spring2019_Projects/mkl53_sk2282/index.html</w:t>
+        </w:r>
+      </w:hyperlink>
+      <w:r>
+        <w:rPr>
+          <w:lang w:val="en-US"/>
+        </w:rPr>
+        <w:t xml:space="preserve"> (Stand: 01. Juli 2026)</w:t>
+      </w:r>
+    </w:p>
+    <w:p>
+      <w:pPr>
+        <w:pStyle w:val="Literatureintrag"/>
+        <w:jc w:val="both"/>
+        <w:rPr>
+          <w:lang w:val="en-US"/>
+        </w:rPr>
+      </w:pPr>
+    </w:p>
+    <w:p>
+      <w:pPr>
+        <w:pStyle w:val="Literatureintrag"/>
+        <w:jc w:val="both"/>
+        <w:rPr>
+          <w:lang w:val="en-US"/>
+        </w:rPr>
+      </w:pPr>
+      <w:bookmarkStart w:id="202" w:name="Kim_2010"/>
+      <w:bookmarkEnd w:id="202"/>
+      <w:r>
+        <w:rPr>
+          <w:lang w:val="en-US"/>
+        </w:rPr>
+        <w:t xml:space="preserve">Kim D., Lee J. Yoon H. (2010): </w:t>
+      </w:r>
+      <w:r>
+        <w:rPr>
+          <w:lang w:val="en-US"/>
+        </w:rPr>
+        <w:t>Vision-based arm gesture recognition for a long-range human–robot interaction</w:t>
+      </w:r>
+      <w:r>
+        <w:rPr>
+          <w:lang w:val="en-US"/>
+        </w:rPr>
+        <w:t xml:space="preserve"> – Online </w:t>
+      </w:r>
+      <w:proofErr w:type="spellStart"/>
+      <w:r>
+        <w:rPr>
+          <w:lang w:val="en-US"/>
+        </w:rPr>
+        <w:t>im</w:t>
+      </w:r>
+      <w:proofErr w:type="spellEnd"/>
+      <w:r>
+        <w:rPr>
+          <w:lang w:val="en-US"/>
+        </w:rPr>
+        <w:t xml:space="preserve"> Internet: </w:t>
+      </w:r>
+      <w:hyperlink r:id="rId103" w:history="1">
+        <w:r>
+          <w:rPr>
+            <w:rStyle w:val="Hyperlink"/>
+            <w:lang w:val="en-US"/>
+          </w:rPr>
+          <w:t>https://www.researchgate.net/publication/225646443_Vision-based_arm_gesture_recognition_for_a_long-range_human-robot_interaction</w:t>
+        </w:r>
+      </w:hyperlink>
+      <w:r>
+        <w:rPr>
+          <w:lang w:val="en-US"/>
+        </w:rPr>
+        <w:t xml:space="preserve"> (Stand: 01. Juli 2026)</w:t>
+      </w:r>
+    </w:p>
+    <w:p>
+      <w:pPr>
+        <w:pStyle w:val="Literatureintrag"/>
+        <w:jc w:val="both"/>
+        <w:rPr>
+          <w:lang w:val="en-US"/>
+        </w:rPr>
+      </w:pPr>
+    </w:p>
+    <w:p>
+      <w:pPr>
+        <w:pStyle w:val="Literatureintrag"/>
+        <w:jc w:val="both"/>
+        <w:rPr>
+          <w:lang w:val="en-US"/>
+        </w:rPr>
+      </w:pPr>
+    </w:p>
+    <w:p>
+      <w:pPr>
+        <w:pStyle w:val="Literatureintrag"/>
+        <w:jc w:val="both"/>
+        <w:rPr>
+          <w:lang w:val="en-US"/>
+        </w:rPr>
+      </w:pPr>
+    </w:p>
+    <w:p>
+      <w:pPr>
+        <w:pStyle w:val="Literatureintrag"/>
+        <w:jc w:val="both"/>
+        <w:rPr>
+          <w:lang w:val="en-US"/>
+        </w:rPr>
+      </w:pPr>
+    </w:p>
+    <w:p>
+      <w:pPr>
+        <w:pStyle w:val="Literatureintrag"/>
+        <w:jc w:val="both"/>
+        <w:rPr>
+          <w:lang w:val="en-US"/>
+        </w:rPr>
+      </w:pPr>
+    </w:p>
+    <w:p>
+      <w:pPr>
+        <w:pStyle w:val="Literatureintrag"/>
+        <w:jc w:val="both"/>
+        <w:rPr>
+          <w:lang w:val="en-US"/>
+        </w:rPr>
+      </w:pPr>
+    </w:p>
+    <w:p>
+      <w:pPr>
+        <w:pStyle w:val="Literatureintrag"/>
+        <w:jc w:val="both"/>
+        <w:rPr>
+          <w:lang w:val="en-US"/>
+        </w:rPr>
       </w:pPr>
     </w:p>
     <w:bookmarkEnd w:id="186"/>
@@ -22626,8 +24744,8 @@
       </w:r>
     </w:p>
     <w:sectPr>
-      <w:headerReference w:type="default" r:id="rId86"/>
-      <w:headerReference w:type="first" r:id="rId87"/>
+      <w:headerReference w:type="default" r:id="rId104"/>
+      <w:headerReference w:type="first" r:id="rId105"/>
       <w:pgSz w:w="11906" w:h="16838" w:code="9"/>
       <w:pgMar w:top="1701" w:right="1701" w:bottom="1134" w:left="1701" w:header="720" w:footer="720" w:gutter="0"/>
       <w:pgNumType w:start="1"/>
@@ -22895,7 +25013,15 @@
         <w:footnoteRef/>
       </w:r>
       <w:r>
-        <w:t xml:space="preserve"> Wobei es natürlich beim Professor </w:t>
+        <w:t xml:space="preserve"> Wobei es </w:t>
+      </w:r>
+      <w:proofErr w:type="gramStart"/>
+      <w:r>
+        <w:t>natürlich beim</w:t>
+      </w:r>
+      <w:proofErr w:type="gramEnd"/>
+      <w:r>
+        <w:t xml:space="preserve"> Professor </w:t>
       </w:r>
       <w:r>
         <w:rPr>
@@ -23016,7 +25142,15 @@
       </w:r>
       <w:r>
         <w:tab/>
-        <w:t>Bei einer Verkürzung der Schreibweise (‚Schriftart und -größe‘ statt ‚Schriftart und Schriftgröße‘) ist ein geschützter Trennstrich ([Shift]+[Strg]+[-]) zu verwenden. So erfolgt auch bei einem anderen Zeilenumbruch eine korrekte Trennung und der Bindestrich steht nicht vereinzelt am rechten Rand.</w:t>
+        <w:t>Bei einer Verkürzung der Schreibweise (‚Schriftart und -größe‘ statt ‚Schriftart und Schriftgröße‘) ist ein geschützter Trennstrich ([Shift]+[Strg]</w:t>
+      </w:r>
+      <w:proofErr w:type="gramStart"/>
+      <w:r>
+        <w:t>+[</w:t>
+      </w:r>
+      <w:proofErr w:type="gramEnd"/>
+      <w:r>
+        <w:t>-]) zu verwenden. So erfolgt auch bei einem anderen Zeilenumbruch eine korrekte Trennung und der Bindestrich steht nicht vereinzelt am rechten Rand.</w:t>
       </w:r>
     </w:p>
   </w:footnote>
@@ -23274,7 +25408,7 @@
           <w:color w:val="000000" w:themeColor="text1"/>
           <w:u w:val="none"/>
         </w:rPr>
-        <w:t>18</w:t>
+        <w:t>20</w:t>
       </w:r>
       <w:r>
         <w:rPr>
@@ -25998,7 +28132,7 @@
   <w:style w:type="paragraph" w:default="1" w:styleId="Standard">
     <w:name w:val="Normal"/>
     <w:qFormat/>
-    <w:rsid w:val="009E5557"/>
+    <w:rsid w:val="007436A6"/>
     <w:rPr>
       <w:sz w:val="24"/>
       <w:szCs w:val="24"/>
